--- a/sessions/session_03_quest_for_knowledge.docx
+++ b/sessions/session_03_quest_for_knowledge.docx
@@ -255,86 +255,13 @@
     <w:p>
       <w:pPr>
         <w:keepNext/>
-        <w:spacing w:before="400" w:after="120"/>
-        <w:pBdr>
-          <w:bottom w:val="single" w:sz="6" w:space="4" w:color="B8860B"/>
-        </w:pBdr>
-      </w:pPr>
-      <w:r>
-        <w:rPr>
-          <w:rFonts w:ascii="Georgia" w:hAnsi="Georgia" w:cs="Georgia"/>
-          <w:b/>
-          <w:color w:val="B8860B"/>
-          <w:sz w:val="32"/>
-        </w:rPr>
-        <w:t>Part One: A Morning of Marvels</w:t>
-      </w:r>
-    </w:p>
-    <w:p>
-      <w:pPr>
-        <w:spacing w:before="120" w:after="200"/>
-      </w:pPr>
-      <w:r>
-        <w:rPr>
-          <w:rFonts w:ascii="Georgia" w:hAnsi="Georgia" w:cs="Georgia"/>
-          <w:b w:val="0"/>
-          <w:i/>
-          <w:color w:val="222222"/>
-          <w:sz w:val="21"/>
-        </w:rPr>
-        <w:t>The heroes woke on their first morning at Ravenstone Laboratory, in a tower where magic and science share every shelf.</w:t>
-      </w:r>
-    </w:p>
-    <w:p>
-      <w:pPr>
-        <w:pBdr>
-          <w:left w:val="single" w:sz="18" w:space="12" w:color="B8860B"/>
-        </w:pBdr>
-        <w:shd w:val="clear" w:color="auto" w:fill="FBF6EA"/>
-        <w:spacing w:before="30" w:after="70"/>
-        <w:ind w:left="340" w:right="340"/>
-      </w:pPr>
-      <w:r>
-        <w:rPr>
-          <w:rFonts w:ascii="Georgia" w:hAnsi="Georgia" w:cs="Georgia"/>
-          <w:b w:val="0"/>
-          <w:i w:val="0"/>
-          <w:color w:val="222222"/>
-          <w:sz w:val="21"/>
-        </w:rPr>
-        <w:t xml:space="preserve">Morning sun filters through the high, arched windows of </w:t>
-      </w:r>
-      <w:r>
-        <w:rPr>
-          <w:rFonts w:ascii="Georgia" w:hAnsi="Georgia" w:cs="Georgia"/>
-          <w:b/>
-          <w:i w:val="0"/>
-          <w:color w:val="222222"/>
-          <w:sz w:val="21"/>
-        </w:rPr>
-        <w:t>Ravenstone Laboratory</w:t>
-      </w:r>
-      <w:r>
-        <w:rPr>
-          <w:rFonts w:ascii="Georgia" w:hAnsi="Georgia" w:cs="Georgia"/>
-          <w:b w:val="0"/>
-          <w:i w:val="0"/>
-          <w:color w:val="222222"/>
-          <w:sz w:val="21"/>
-        </w:rPr>
-        <w:t>, laying golden beams across tables cluttered with strange instruments and arcane diagrams. Soft, multicolored lights drift through the air, each one a captured mote of magical essence. Shelves climb the walls, crowded with ancient tomes, glowing crystals, and devices of intricate gears and shimmering runes. Small automatons scurry between the tables carrying tools, and somewhere below, one of the laboratory's remarkable creatures is snoring.</w:t>
-      </w:r>
-    </w:p>
-    <w:p>
-      <w:pPr>
-        <w:keepNext/>
         <w:spacing w:before="120" w:after="40"/>
         <w:jc w:val="center"/>
       </w:pPr>
       <w:r>
         <w:drawing>
           <wp:inline xmlns:a="http://schemas.openxmlformats.org/drawingml/2006/main" xmlns:pic="http://schemas.openxmlformats.org/drawingml/2006/picture">
-            <wp:extent cx="3840480" cy="3840480"/>
+            <wp:extent cx="2651760" cy="2651760"/>
             <wp:docPr id="1" name="Picture 1"/>
             <wp:cNvGraphicFramePr>
               <a:graphicFrameLocks noChangeAspect="1"/>
@@ -355,7 +282,7 @@
                   <pic:spPr>
                     <a:xfrm>
                       <a:off x="0" y="0"/>
-                      <a:ext cx="3840480" cy="3840480"/>
+                      <a:ext cx="2651760" cy="2651760"/>
                     </a:xfrm>
                     <a:prstGeom prst="rect"/>
                   </pic:spPr>
@@ -379,6 +306,79 @@
           <w:sz w:val="18"/>
         </w:rPr>
         <w:t>Ravenstone Laboratory in the morning light.</w:t>
+      </w:r>
+    </w:p>
+    <w:p>
+      <w:pPr>
+        <w:keepNext/>
+        <w:spacing w:before="400" w:after="120"/>
+        <w:pBdr>
+          <w:bottom w:val="single" w:sz="6" w:space="4" w:color="B8860B"/>
+        </w:pBdr>
+      </w:pPr>
+      <w:r>
+        <w:rPr>
+          <w:rFonts w:ascii="Georgia" w:hAnsi="Georgia" w:cs="Georgia"/>
+          <w:b/>
+          <w:color w:val="B8860B"/>
+          <w:sz w:val="32"/>
+        </w:rPr>
+        <w:t>Part One: A Morning of Marvels</w:t>
+      </w:r>
+    </w:p>
+    <w:p>
+      <w:pPr>
+        <w:spacing w:before="120" w:after="200"/>
+      </w:pPr>
+      <w:r>
+        <w:rPr>
+          <w:rFonts w:ascii="Georgia" w:hAnsi="Georgia" w:cs="Georgia"/>
+          <w:b w:val="0"/>
+          <w:i/>
+          <w:color w:val="222222"/>
+          <w:sz w:val="21"/>
+        </w:rPr>
+        <w:t>The heroes woke on their first morning at Ravenstone Laboratory, in a tower where magic and science share every shelf.</w:t>
+      </w:r>
+    </w:p>
+    <w:p>
+      <w:pPr>
+        <w:pBdr>
+          <w:left w:val="single" w:sz="18" w:space="12" w:color="B8860B"/>
+        </w:pBdr>
+        <w:shd w:val="clear" w:color="auto" w:fill="FBF6EA"/>
+        <w:spacing w:before="30" w:after="70"/>
+        <w:ind w:left="340" w:right="340"/>
+      </w:pPr>
+      <w:r>
+        <w:rPr>
+          <w:rFonts w:ascii="Georgia" w:hAnsi="Georgia" w:cs="Georgia"/>
+          <w:b w:val="0"/>
+          <w:i w:val="0"/>
+          <w:color w:val="222222"/>
+          <w:sz w:val="21"/>
+        </w:rPr>
+        <w:t xml:space="preserve">Morning sun filters through the high, arched windows of </w:t>
+      </w:r>
+      <w:r>
+        <w:rPr>
+          <w:rFonts w:ascii="Georgia" w:hAnsi="Georgia" w:cs="Georgia"/>
+          <w:b/>
+          <w:i w:val="0"/>
+          <w:color w:val="222222"/>
+          <w:sz w:val="21"/>
+        </w:rPr>
+        <w:t>Ravenstone Laboratory</w:t>
+      </w:r>
+      <w:r>
+        <w:rPr>
+          <w:rFonts w:ascii="Georgia" w:hAnsi="Georgia" w:cs="Georgia"/>
+          <w:b w:val="0"/>
+          <w:i w:val="0"/>
+          <w:color w:val="222222"/>
+          <w:sz w:val="21"/>
+        </w:rPr>
+        <w:t>, laying golden beams across tables cluttered with strange instruments and arcane diagrams. Soft, multicolored lights drift through the air, each one a captured mote of magical essence. Shelves climb the walls, crowded with ancient tomes, glowing crystals, and devices of intricate gears and shimmering runes. Small automatons scurry between the tables carrying tools, and somewhere below, one of the laboratory's remarkable creatures is snoring.</w:t>
       </w:r>
     </w:p>
     <w:p>
@@ -1784,126 +1784,6 @@
     </w:p>
     <w:p>
       <w:pPr>
-        <w:pBdr>
-          <w:left w:val="single" w:sz="18" w:space="12" w:color="5B2A86"/>
-        </w:pBdr>
-        <w:shd w:val="clear" w:color="auto" w:fill="F4F0FA"/>
-        <w:spacing w:before="30" w:after="70"/>
-        <w:ind w:left="340" w:right="340"/>
-      </w:pPr>
-      <w:r>
-        <w:rPr>
-          <w:rFonts w:ascii="Georgia" w:hAnsi="Georgia" w:cs="Georgia"/>
-          <w:b w:val="0"/>
-          <w:i w:val="0"/>
-          <w:color w:val="222222"/>
-          <w:sz w:val="19"/>
-        </w:rPr>
-        <w:t>▶ Wisdom (Perception) DC 14 to notice the unnatural silence; Intelligence (Arcana) DC 15 to sense necrotic planar energy soaked into the shadows.</w:t>
-      </w:r>
-    </w:p>
-    <w:p>
-      <w:pPr>
-        <w:pBdr>
-          <w:left w:val="single" w:sz="18" w:space="12" w:color="B8860B"/>
-        </w:pBdr>
-        <w:shd w:val="clear" w:color="auto" w:fill="FBF6EA"/>
-        <w:spacing w:before="30" w:after="70"/>
-        <w:ind w:left="340" w:right="340"/>
-      </w:pPr>
-      <w:r>
-        <w:rPr>
-          <w:rFonts w:ascii="Georgia" w:hAnsi="Georgia" w:cs="Georgia"/>
-          <w:b/>
-          <w:i w:val="0"/>
-          <w:color w:val="222222"/>
-          <w:sz w:val="21"/>
-        </w:rPr>
-        <w:t>Ursa</w:t>
-      </w:r>
-      <w:r>
-        <w:rPr>
-          <w:rFonts w:ascii="Georgia" w:hAnsi="Georgia" w:cs="Georgia"/>
-          <w:b w:val="0"/>
-          <w:i w:val="0"/>
-          <w:color w:val="222222"/>
-          <w:sz w:val="21"/>
-        </w:rPr>
-        <w:t>, whispering, his breath misting: “This does not feel right. Something is here. The forest itself feels sick.”</w:t>
-      </w:r>
-    </w:p>
-    <w:p>
-      <w:pPr>
-        <w:pBdr>
-          <w:left w:val="single" w:sz="18" w:space="12" w:color="B8860B"/>
-        </w:pBdr>
-        <w:shd w:val="clear" w:color="auto" w:fill="FBF6EA"/>
-        <w:spacing w:before="30" w:after="70"/>
-        <w:ind w:left="340" w:right="340"/>
-      </w:pPr>
-      <w:r>
-        <w:rPr>
-          <w:rFonts w:ascii="Georgia" w:hAnsi="Georgia" w:cs="Georgia"/>
-          <w:b w:val="0"/>
-          <w:i w:val="0"/>
-          <w:color w:val="222222"/>
-          <w:sz w:val="21"/>
-        </w:rPr>
-        <w:t xml:space="preserve">The mist thickens until the party can see barely twenty feet. The temperature plummets. A hollow laughter echoes through the trees, vibrating up through the ground, and from the swirling shadows two glowing eyes open. A twisted, flickering shape gathers itself out of dark purple flame: a </w:t>
-      </w:r>
-      <w:r>
-        <w:rPr>
-          <w:rFonts w:ascii="Georgia" w:hAnsi="Georgia" w:cs="Georgia"/>
-          <w:b/>
-          <w:i w:val="0"/>
-          <w:color w:val="222222"/>
-          <w:sz w:val="21"/>
-        </w:rPr>
-        <w:t>Shadowflame</w:t>
-      </w:r>
-      <w:r>
-        <w:rPr>
-          <w:rFonts w:ascii="Georgia" w:hAnsi="Georgia" w:cs="Georgia"/>
-          <w:b w:val="0"/>
-          <w:i w:val="0"/>
-          <w:color w:val="222222"/>
-          <w:sz w:val="21"/>
-        </w:rPr>
-        <w:t>, its jagged mouth curled into a grin, wisps of shadow trailing from its limbs like ghostly fire.</w:t>
-      </w:r>
-    </w:p>
-    <w:p>
-      <w:pPr>
-        <w:pBdr>
-          <w:left w:val="single" w:sz="18" w:space="12" w:color="B8860B"/>
-        </w:pBdr>
-        <w:shd w:val="clear" w:color="auto" w:fill="FBF6EA"/>
-        <w:spacing w:before="30" w:after="70"/>
-        <w:ind w:left="340" w:right="340"/>
-      </w:pPr>
-      <w:r>
-        <w:rPr>
-          <w:rFonts w:ascii="Georgia" w:hAnsi="Georgia" w:cs="Georgia"/>
-          <w:b/>
-          <w:i w:val="0"/>
-          <w:color w:val="222222"/>
-          <w:sz w:val="21"/>
-        </w:rPr>
-        <w:t>Shadowflame</w:t>
-      </w:r>
-      <w:r>
-        <w:rPr>
-          <w:rFonts w:ascii="Georgia" w:hAnsi="Georgia" w:cs="Georgia"/>
-          <w:b w:val="0"/>
-          <w:i w:val="0"/>
-          <w:color w:val="222222"/>
-          <w:sz w:val="21"/>
-        </w:rPr>
-        <w:t>, in a whispery, disembodied voice: “Your fears are tasty... let me see them... let me taste them!”</w:t>
-      </w:r>
-    </w:p>
-    <w:p>
-      <w:pPr>
         <w:keepNext/>
         <w:spacing w:before="120" w:after="40"/>
         <w:jc w:val="center"/>
@@ -1911,7 +1791,7 @@
       <w:r>
         <w:drawing>
           <wp:inline xmlns:a="http://schemas.openxmlformats.org/drawingml/2006/main" xmlns:pic="http://schemas.openxmlformats.org/drawingml/2006/picture">
-            <wp:extent cx="3840480" cy="3840480"/>
+            <wp:extent cx="3108960" cy="3108960"/>
             <wp:docPr id="7" name="Picture 7"/>
             <wp:cNvGraphicFramePr>
               <a:graphicFrameLocks noChangeAspect="1"/>
@@ -1932,7 +1812,7 @@
                   <pic:spPr>
                     <a:xfrm>
                       <a:off x="0" y="0"/>
-                      <a:ext cx="3840480" cy="3840480"/>
+                      <a:ext cx="3108960" cy="3108960"/>
                     </a:xfrm>
                     <a:prstGeom prst="rect"/>
                   </pic:spPr>
@@ -1955,7 +1835,7 @@
           <w:color w:val="888888"/>
           <w:sz w:val="18"/>
         </w:rPr>
-        <w:t>The Shadowflame splits into a hall of grinning illusions.</w:t>
+        <w:t>The path into Brambleshadow Thicket, where the birds stop singing.</w:t>
       </w:r>
     </w:p>
     <w:p>
@@ -1975,27 +1855,7 @@
           <w:color w:val="222222"/>
           <w:sz w:val="19"/>
         </w:rPr>
-        <w:t xml:space="preserve">▶ </w:t>
-      </w:r>
-      <w:r>
-        <w:rPr>
-          <w:rFonts w:ascii="Georgia" w:hAnsi="Georgia" w:cs="Georgia"/>
-          <w:b/>
-          <w:i w:val="0"/>
-          <w:color w:val="222222"/>
-          <w:sz w:val="19"/>
-        </w:rPr>
-        <w:t>The fight.</w:t>
-      </w:r>
-      <w:r>
-        <w:rPr>
-          <w:rFonts w:ascii="Georgia" w:hAnsi="Georgia" w:cs="Georgia"/>
-          <w:b w:val="0"/>
-          <w:i w:val="0"/>
-          <w:color w:val="222222"/>
-          <w:sz w:val="19"/>
-        </w:rPr>
-        <w:t xml:space="preserve"> Shadowflame, CR 4 (appendix). It splits into three identical illusions; Intelligence (Arcana) or Wisdom (Perception) DC 18 to pick the real one. Terror Wave in a 15 foot cone (Wisdom DC 14 or frightened); Shadowmeld to teleport through the mist.</w:t>
+        <w:t>▶ Wisdom (Perception) DC 14 to notice the unnatural silence; Intelligence (Arcana) DC 15 to sense necrotic planar energy soaked into the shadows.</w:t>
       </w:r>
     </w:p>
     <w:p>
@@ -2010,12 +1870,22 @@
       <w:r>
         <w:rPr>
           <w:rFonts w:ascii="Georgia" w:hAnsi="Georgia" w:cs="Georgia"/>
+          <w:b/>
+          <w:i w:val="0"/>
+          <w:color w:val="222222"/>
+          <w:sz w:val="21"/>
+        </w:rPr>
+        <w:t>Ursa</w:t>
+      </w:r>
+      <w:r>
+        <w:rPr>
+          <w:rFonts w:ascii="Georgia" w:hAnsi="Georgia" w:cs="Georgia"/>
           <w:b w:val="0"/>
           <w:i w:val="0"/>
           <w:color w:val="222222"/>
           <w:sz w:val="21"/>
         </w:rPr>
-        <w:t>The clearing becomes a hall of dark mirrors. Four grinning shadows circle the party, moving as one, and blades pass through two of them before Lilly starts calling out which flame casts no light. Stabby is frightened for exactly one round, which he later denies. Floraburst's very first act as a companion is to snap a Razor Leaf through an illusion, and her second is to hit the real one. When the Shadowflame finally comes apart with a bone-chilling screech, the mist unravels with it.</w:t>
+        <w:t>, whispering, his breath misting: “This does not feel right. Something is here. The forest itself feels sick.”</w:t>
       </w:r>
     </w:p>
     <w:p>
@@ -2035,7 +1905,7 @@
           <w:color w:val="222222"/>
           <w:sz w:val="21"/>
         </w:rPr>
-        <w:t xml:space="preserve">Where it fell, a </w:t>
+        <w:t xml:space="preserve">The mist thickens until the party can see barely twenty feet. The temperature plummets. A hollow laughter echoes through the trees, vibrating up through the ground, and from the swirling shadows two glowing eyes open. A twisted, flickering shape gathers itself out of dark purple flame: a </w:t>
       </w:r>
       <w:r>
         <w:rPr>
@@ -2045,7 +1915,7 @@
           <w:color w:val="222222"/>
           <w:sz w:val="21"/>
         </w:rPr>
-        <w:t>Dark Mote</w:t>
+        <w:t>Shadowflame</w:t>
       </w:r>
       <w:r>
         <w:rPr>
@@ -2055,7 +1925,7 @@
           <w:color w:val="222222"/>
           <w:sz w:val="21"/>
         </w:rPr>
-        <w:t xml:space="preserve"> lingers, swirling with shadowy energy, pulsing faintly before it fades into the cold air. It does not feel like the others.</w:t>
+        <w:t>, its jagged mouth curled into a grin, wisps of shadow trailing from its limbs like ghostly fire.</w:t>
       </w:r>
     </w:p>
     <w:p>
@@ -2075,7 +1945,7 @@
           <w:color w:val="222222"/>
           <w:sz w:val="21"/>
         </w:rPr>
-        <w:t>Ursa</w:t>
+        <w:t>Shadowflame</w:t>
       </w:r>
       <w:r>
         <w:rPr>
@@ -2085,337 +1955,7 @@
           <w:color w:val="222222"/>
           <w:sz w:val="21"/>
         </w:rPr>
-        <w:t xml:space="preserve">, shivering: “These motes... it is like each one is a piece of something much bigger.” </w:t>
-      </w:r>
-      <w:r>
-        <w:rPr>
-          <w:rFonts w:ascii="Georgia" w:hAnsi="Georgia" w:cs="Georgia"/>
-          <w:b/>
-          <w:i w:val="0"/>
-          <w:color w:val="222222"/>
-          <w:sz w:val="21"/>
-        </w:rPr>
-        <w:t>Lilly</w:t>
-      </w:r>
-      <w:r>
-        <w:rPr>
-          <w:rFonts w:ascii="Georgia" w:hAnsi="Georgia" w:cs="Georgia"/>
-          <w:b w:val="0"/>
-          <w:i w:val="0"/>
-          <w:color w:val="222222"/>
-          <w:sz w:val="21"/>
-        </w:rPr>
-        <w:t xml:space="preserve">, watching the Essence Sphere stir faintly in response: “Then we keep collecting the pieces. For the world, and for Pikachu.” </w:t>
-      </w:r>
-      <w:r>
-        <w:rPr>
-          <w:rFonts w:ascii="Georgia" w:hAnsi="Georgia" w:cs="Georgia"/>
-          <w:b/>
-          <w:i w:val="0"/>
-          <w:color w:val="222222"/>
-          <w:sz w:val="21"/>
-        </w:rPr>
-        <w:t>Stabby</w:t>
-      </w:r>
-      <w:r>
-        <w:rPr>
-          <w:rFonts w:ascii="Georgia" w:hAnsi="Georgia" w:cs="Georgia"/>
-          <w:b w:val="0"/>
-          <w:i w:val="0"/>
-          <w:color w:val="222222"/>
-          <w:sz w:val="21"/>
-        </w:rPr>
-        <w:t>, grinning: “More shadows, more fights! We are going to need sharper swords!”</w:t>
-      </w:r>
-    </w:p>
-    <w:p>
-      <w:pPr>
-        <w:keepNext/>
-        <w:spacing w:before="220" w:after="60"/>
-      </w:pPr>
-      <w:r>
-        <w:rPr>
-          <w:rFonts w:ascii="Georgia" w:hAnsi="Georgia" w:cs="Georgia"/>
-          <w:b/>
-          <w:color w:val="A0522D"/>
-          <w:sz w:val="26"/>
-        </w:rPr>
-        <w:t>Whisperwind Meadow</w:t>
-      </w:r>
-    </w:p>
-    <w:p>
-      <w:pPr>
-        <w:pBdr>
-          <w:left w:val="single" w:sz="18" w:space="12" w:color="B8860B"/>
-        </w:pBdr>
-        <w:shd w:val="clear" w:color="auto" w:fill="FBF6EA"/>
-        <w:spacing w:before="30" w:after="70"/>
-        <w:ind w:left="340" w:right="340"/>
-      </w:pPr>
-      <w:r>
-        <w:rPr>
-          <w:rFonts w:ascii="Georgia" w:hAnsi="Georgia" w:cs="Georgia"/>
-          <w:b w:val="0"/>
-          <w:i w:val="0"/>
-          <w:color w:val="222222"/>
-          <w:sz w:val="21"/>
-        </w:rPr>
-        <w:t xml:space="preserve">Beyond the thicket the land opens into </w:t>
-      </w:r>
-      <w:r>
-        <w:rPr>
-          <w:rFonts w:ascii="Georgia" w:hAnsi="Georgia" w:cs="Georgia"/>
-          <w:b/>
-          <w:i w:val="0"/>
-          <w:color w:val="222222"/>
-          <w:sz w:val="21"/>
-        </w:rPr>
-        <w:t>Whisperwind Meadow</w:t>
-      </w:r>
-      <w:r>
-        <w:rPr>
-          <w:rFonts w:ascii="Georgia" w:hAnsi="Georgia" w:cs="Georgia"/>
-          <w:b w:val="0"/>
-          <w:i w:val="0"/>
-          <w:color w:val="222222"/>
-          <w:sz w:val="21"/>
-        </w:rPr>
-        <w:t>, and for one golden afternoon the road is kind. The grass runs in long silver waves, and the wind moving through it truly does whisper, half-words in no language anyone knows, as if the air itself is talking in its sleep. The veil is thin here; everyone can feel it, a hum behind the breastbone. But nothing wicked wanders through today. Floraburst dozes on Ursa's pack with her bud turned to the sun, and the Guardians let the meadow's strange lullaby carry them south.</w:t>
-      </w:r>
-    </w:p>
-    <w:p>
-      <w:pPr>
-        <w:keepNext/>
-        <w:spacing w:before="220" w:after="60"/>
-      </w:pPr>
-      <w:r>
-        <w:rPr>
-          <w:rFonts w:ascii="Georgia" w:hAnsi="Georgia" w:cs="Georgia"/>
-          <w:b/>
-          <w:color w:val="A0522D"/>
-          <w:sz w:val="26"/>
-        </w:rPr>
-        <w:t>The Talking Beasts of the Mistwood Path</w:t>
-      </w:r>
-    </w:p>
-    <w:p>
-      <w:pPr>
-        <w:pBdr>
-          <w:left w:val="single" w:sz="18" w:space="12" w:color="B8860B"/>
-        </w:pBdr>
-        <w:shd w:val="clear" w:color="auto" w:fill="FBF6EA"/>
-        <w:spacing w:before="30" w:after="70"/>
-        <w:ind w:left="340" w:right="340"/>
-      </w:pPr>
-      <w:r>
-        <w:rPr>
-          <w:rFonts w:ascii="Georgia" w:hAnsi="Georgia" w:cs="Georgia"/>
-          <w:b w:val="0"/>
-          <w:i w:val="0"/>
-          <w:color w:val="222222"/>
-          <w:sz w:val="21"/>
-        </w:rPr>
-        <w:t xml:space="preserve">Where the meadow meets the old forest, the trail dives into the </w:t>
-      </w:r>
-      <w:r>
-        <w:rPr>
-          <w:rFonts w:ascii="Georgia" w:hAnsi="Georgia" w:cs="Georgia"/>
-          <w:b/>
-          <w:i w:val="0"/>
-          <w:color w:val="222222"/>
-          <w:sz w:val="21"/>
-        </w:rPr>
-        <w:t>Mistwood Path</w:t>
-      </w:r>
-      <w:r>
-        <w:rPr>
-          <w:rFonts w:ascii="Georgia" w:hAnsi="Georgia" w:cs="Georgia"/>
-          <w:b w:val="0"/>
-          <w:i w:val="0"/>
-          <w:color w:val="222222"/>
-          <w:sz w:val="21"/>
-        </w:rPr>
-        <w:t>, and the fog comes back with a grudge. Twisted trees knit out the sun, the mist curls around ankles, and every footstep lands muffled, as if the forest is holding a pillow over the sound.</w:t>
-      </w:r>
-    </w:p>
-    <w:p>
-      <w:pPr>
-        <w:pBdr>
-          <w:left w:val="single" w:sz="18" w:space="12" w:color="5B2A86"/>
-        </w:pBdr>
-        <w:shd w:val="clear" w:color="auto" w:fill="F4F0FA"/>
-        <w:spacing w:before="30" w:after="70"/>
-        <w:ind w:left="340" w:right="340"/>
-      </w:pPr>
-      <w:r>
-        <w:rPr>
-          <w:rFonts w:ascii="Georgia" w:hAnsi="Georgia" w:cs="Georgia"/>
-          <w:b w:val="0"/>
-          <w:i w:val="0"/>
-          <w:color w:val="222222"/>
-          <w:sz w:val="19"/>
-        </w:rPr>
-        <w:t>▶ Wisdom (Perception) DC 15: shapes flickering in the fog, pacing the party. Wisdom (Survival) DC 14: padded tracks that stop abruptly, mid-stride. Intelligence (Arcana) DC 16: planar distortion is warping the creatures here, granting them abilities they should not have.</w:t>
-      </w:r>
-    </w:p>
-    <w:p>
-      <w:pPr>
-        <w:pBdr>
-          <w:left w:val="single" w:sz="18" w:space="12" w:color="B8860B"/>
-        </w:pBdr>
-        <w:shd w:val="clear" w:color="auto" w:fill="FBF6EA"/>
-        <w:spacing w:before="30" w:after="70"/>
-        <w:ind w:left="340" w:right="340"/>
-      </w:pPr>
-      <w:r>
-        <w:rPr>
-          <w:rFonts w:ascii="Georgia" w:hAnsi="Georgia" w:cs="Georgia"/>
-          <w:b/>
-          <w:i w:val="0"/>
-          <w:color w:val="222222"/>
-          <w:sz w:val="21"/>
-        </w:rPr>
-        <w:t>Ursa</w:t>
-      </w:r>
-      <w:r>
-        <w:rPr>
-          <w:rFonts w:ascii="Georgia" w:hAnsi="Georgia" w:cs="Georgia"/>
-          <w:b w:val="0"/>
-          <w:i w:val="0"/>
-          <w:color w:val="222222"/>
-          <w:sz w:val="21"/>
-        </w:rPr>
-        <w:t>, crouched over the tracks: “They just... stop. These creatures are moving in ways they should not be.”</w:t>
-      </w:r>
-    </w:p>
-    <w:p>
-      <w:pPr>
-        <w:pBdr>
-          <w:left w:val="single" w:sz="18" w:space="12" w:color="B8860B"/>
-        </w:pBdr>
-        <w:shd w:val="clear" w:color="auto" w:fill="FBF6EA"/>
-        <w:spacing w:before="30" w:after="70"/>
-        <w:ind w:left="340" w:right="340"/>
-      </w:pPr>
-      <w:r>
-        <w:rPr>
-          <w:rFonts w:ascii="Georgia" w:hAnsi="Georgia" w:cs="Georgia"/>
-          <w:b w:val="0"/>
-          <w:i w:val="0"/>
-          <w:color w:val="222222"/>
-          <w:sz w:val="21"/>
-        </w:rPr>
-        <w:t xml:space="preserve">A low growl rolls out of the fog, then a sharp whip-crack. Two </w:t>
-      </w:r>
-      <w:r>
-        <w:rPr>
-          <w:rFonts w:ascii="Georgia" w:hAnsi="Georgia" w:cs="Georgia"/>
-          <w:b/>
-          <w:i w:val="0"/>
-          <w:color w:val="222222"/>
-          <w:sz w:val="21"/>
-        </w:rPr>
-        <w:t>Displacer Beasts</w:t>
-      </w:r>
-      <w:r>
-        <w:rPr>
-          <w:rFonts w:ascii="Georgia" w:hAnsi="Georgia" w:cs="Georgia"/>
-          <w:b w:val="0"/>
-          <w:i w:val="0"/>
-          <w:color w:val="222222"/>
-          <w:sz w:val="21"/>
-        </w:rPr>
-        <w:t xml:space="preserve"> flow out of the white: sleek, six-legged, black as spilled ink, long barbed tentacles lashing over their shoulders. Their outlines shimmer and slide, each one standing a step to the left of wherever it actually is. And then comes the thing that makes the party's blood run colder than the fog. The beasts </w:t>
-      </w:r>
-      <w:r>
-        <w:rPr>
-          <w:rFonts w:ascii="Georgia" w:hAnsi="Georgia" w:cs="Georgia"/>
-          <w:b w:val="0"/>
-          <w:i/>
-          <w:color w:val="222222"/>
-          <w:sz w:val="21"/>
-        </w:rPr>
-        <w:t>speak</w:t>
-      </w:r>
-      <w:r>
-        <w:rPr>
-          <w:rFonts w:ascii="Georgia" w:hAnsi="Georgia" w:cs="Georgia"/>
-          <w:b w:val="0"/>
-          <w:i w:val="0"/>
-          <w:color w:val="222222"/>
-          <w:sz w:val="21"/>
-        </w:rPr>
-        <w:t>.</w:t>
-      </w:r>
-    </w:p>
-    <w:p>
-      <w:pPr>
-        <w:pBdr>
-          <w:left w:val="single" w:sz="18" w:space="12" w:color="B8860B"/>
-        </w:pBdr>
-        <w:shd w:val="clear" w:color="auto" w:fill="FBF6EA"/>
-        <w:spacing w:before="30" w:after="70"/>
-        <w:ind w:left="340" w:right="340"/>
-      </w:pPr>
-      <w:r>
-        <w:rPr>
-          <w:rFonts w:ascii="Georgia" w:hAnsi="Georgia" w:cs="Georgia"/>
-          <w:b/>
-          <w:i w:val="0"/>
-          <w:color w:val="222222"/>
-          <w:sz w:val="21"/>
-        </w:rPr>
-        <w:t>First beast</w:t>
-      </w:r>
-      <w:r>
-        <w:rPr>
-          <w:rFonts w:ascii="Georgia" w:hAnsi="Georgia" w:cs="Georgia"/>
-          <w:b w:val="0"/>
-          <w:i w:val="0"/>
-          <w:color w:val="222222"/>
-          <w:sz w:val="21"/>
-        </w:rPr>
-        <w:t xml:space="preserve">, flickering in and out of sight: “Fresh prey... too easy.” </w:t>
-      </w:r>
-      <w:r>
-        <w:rPr>
-          <w:rFonts w:ascii="Georgia" w:hAnsi="Georgia" w:cs="Georgia"/>
-          <w:b/>
-          <w:i w:val="0"/>
-          <w:color w:val="222222"/>
-          <w:sz w:val="21"/>
-        </w:rPr>
-        <w:t>Second beast</w:t>
-      </w:r>
-      <w:r>
-        <w:rPr>
-          <w:rFonts w:ascii="Georgia" w:hAnsi="Georgia" w:cs="Georgia"/>
-          <w:b w:val="0"/>
-          <w:i w:val="0"/>
-          <w:color w:val="222222"/>
-          <w:sz w:val="21"/>
-        </w:rPr>
-        <w:t>, tentacles lashing: “They will never see it coming.”</w:t>
-      </w:r>
-    </w:p>
-    <w:p>
-      <w:pPr>
-        <w:pBdr>
-          <w:left w:val="single" w:sz="18" w:space="12" w:color="B8860B"/>
-        </w:pBdr>
-        <w:shd w:val="clear" w:color="auto" w:fill="FBF6EA"/>
-        <w:spacing w:before="30" w:after="70"/>
-        <w:ind w:left="340" w:right="340"/>
-      </w:pPr>
-      <w:r>
-        <w:rPr>
-          <w:rFonts w:ascii="Georgia" w:hAnsi="Georgia" w:cs="Georgia"/>
-          <w:b w:val="0"/>
-          <w:i w:val="0"/>
-          <w:color w:val="222222"/>
-          <w:sz w:val="21"/>
-        </w:rPr>
-        <w:t>Displacer beasts do not talk. Everyone knows displacer beasts do not talk. The fog suddenly feels less like weather and more like a doorway someone left open.</w:t>
+        <w:t>, in a whispery, disembodied voice: “Your fears are tasty... let me see them... let me taste them!”</w:t>
       </w:r>
     </w:p>
     <w:p>
@@ -2471,7 +2011,7 @@
           <w:color w:val="888888"/>
           <w:sz w:val="18"/>
         </w:rPr>
-        <w:t>The talking Displacer Beasts flow out of the Mistwood fog.</w:t>
+        <w:t>The Shadowflame splits into a hall of grinning illusions.</w:t>
       </w:r>
     </w:p>
     <w:p>
@@ -2511,7 +2051,7 @@
           <w:color w:val="222222"/>
           <w:sz w:val="19"/>
         </w:rPr>
-        <w:t xml:space="preserve"> Two displacer beasts (appendix). Displacement: attacks against each beast have disadvantage until it takes damage. Ursa's Faerie Fire stripped the trick away, and Stabby deflected a tentacle mid-swing to turn the tide.</w:t>
+        <w:t xml:space="preserve"> Shadowflame, CR 4 (appendix). It splits into three identical illusions; Intelligence (Arcana) or Wisdom (Perception) DC 18 to pick the real one. Terror Wave in a 15 foot cone (Wisdom DC 14 or frightened); Shadowmeld to teleport through the mist.</w:t>
       </w:r>
     </w:p>
     <w:p>
@@ -2531,27 +2071,7 @@
           <w:color w:val="222222"/>
           <w:sz w:val="21"/>
         </w:rPr>
-        <w:t>When the beasts finally fall, their bodies shimmer and dissolve into wisps of mist, leaving only faint outlines on the ground. And beneath where they fell, strange runes lie etched into the forest floor, pulsing with a dark planar light.</w:t>
-      </w:r>
-    </w:p>
-    <w:p>
-      <w:pPr>
-        <w:pBdr>
-          <w:left w:val="single" w:sz="18" w:space="12" w:color="5B2A86"/>
-        </w:pBdr>
-        <w:shd w:val="clear" w:color="auto" w:fill="F4F0FA"/>
-        <w:spacing w:before="30" w:after="70"/>
-        <w:ind w:left="340" w:right="340"/>
-      </w:pPr>
-      <w:r>
-        <w:rPr>
-          <w:rFonts w:ascii="Georgia" w:hAnsi="Georgia" w:cs="Georgia"/>
-          <w:b w:val="0"/>
-          <w:i w:val="0"/>
-          <w:color w:val="222222"/>
-          <w:sz w:val="19"/>
-        </w:rPr>
-        <w:t>▶ Intelligence (Arcana) DC 15: the runes are tears in the fabric of reality, seams where creatures from other planes seep into this one.</w:t>
+        <w:t>The clearing becomes a hall of dark mirrors. Four grinning shadows circle the party, moving as one, and blades pass through two of them before Lilly starts calling out which flame casts no light. Stabby is frightened for exactly one round, which he later denies. Floraburst's very first act as a companion is to snap a Razor Leaf through an illusion, and her second is to hit the real one. When the Shadowflame finally comes apart with a bone-chilling screech, the mist unravels with it.</w:t>
       </w:r>
     </w:p>
     <w:p>
@@ -2566,12 +2086,22 @@
       <w:r>
         <w:rPr>
           <w:rFonts w:ascii="Georgia" w:hAnsi="Georgia" w:cs="Georgia"/>
+          <w:b w:val="0"/>
+          <w:i w:val="0"/>
+          <w:color w:val="222222"/>
+          <w:sz w:val="21"/>
+        </w:rPr>
+        <w:t xml:space="preserve">Where it fell, a </w:t>
+      </w:r>
+      <w:r>
+        <w:rPr>
+          <w:rFonts w:ascii="Georgia" w:hAnsi="Georgia" w:cs="Georgia"/>
           <w:b/>
           <w:i w:val="0"/>
           <w:color w:val="222222"/>
           <w:sz w:val="21"/>
         </w:rPr>
-        <w:t>Lilly</w:t>
+        <w:t>Dark Mote</w:t>
       </w:r>
       <w:r>
         <w:rPr>
@@ -2581,62 +2111,7 @@
           <w:color w:val="222222"/>
           <w:sz w:val="21"/>
         </w:rPr>
-        <w:t xml:space="preserve">, tracing the air above the runes: “These symbols are like cracks in a mirror. The boundaries between the planes are breaking down.” </w:t>
-      </w:r>
-      <w:r>
-        <w:rPr>
-          <w:rFonts w:ascii="Georgia" w:hAnsi="Georgia" w:cs="Georgia"/>
-          <w:b/>
-          <w:i w:val="0"/>
-          <w:color w:val="222222"/>
-          <w:sz w:val="21"/>
-        </w:rPr>
-        <w:t>Ursa:</w:t>
-      </w:r>
-      <w:r>
-        <w:rPr>
-          <w:rFonts w:ascii="Georgia" w:hAnsi="Georgia" w:cs="Georgia"/>
-          <w:b w:val="0"/>
-          <w:i w:val="0"/>
-          <w:color w:val="222222"/>
-          <w:sz w:val="21"/>
-        </w:rPr>
-        <w:t xml:space="preserve"> “Then worse things than talking cats are going to come through.” </w:t>
-      </w:r>
-      <w:r>
-        <w:rPr>
-          <w:rFonts w:ascii="Georgia" w:hAnsi="Georgia" w:cs="Georgia"/>
-          <w:b/>
-          <w:i w:val="0"/>
-          <w:color w:val="222222"/>
-          <w:sz w:val="21"/>
-        </w:rPr>
-        <w:t>Stabby:</w:t>
-      </w:r>
-      <w:r>
-        <w:rPr>
-          <w:rFonts w:ascii="Georgia" w:hAnsi="Georgia" w:cs="Georgia"/>
-          <w:b w:val="0"/>
-          <w:i w:val="0"/>
-          <w:color w:val="222222"/>
-          <w:sz w:val="21"/>
-        </w:rPr>
-        <w:t xml:space="preserve"> “Good thing we are here to stop them!”</w:t>
-      </w:r>
-    </w:p>
-    <w:p>
-      <w:pPr>
-        <w:keepNext/>
-        <w:spacing w:before="220" w:after="60"/>
-      </w:pPr>
-      <w:r>
-        <w:rPr>
-          <w:rFonts w:ascii="Georgia" w:hAnsi="Georgia" w:cs="Georgia"/>
-          <w:b/>
-          <w:color w:val="A0522D"/>
-          <w:sz w:val="26"/>
-        </w:rPr>
-        <w:t>The Shroomyte Grove</w:t>
+        <w:t xml:space="preserve"> lingers, swirling with shadowy energy, pulsing faintly before it fades into the cold air. It does not feel like the others.</w:t>
       </w:r>
     </w:p>
     <w:p>
@@ -2651,12 +2126,22 @@
       <w:r>
         <w:rPr>
           <w:rFonts w:ascii="Georgia" w:hAnsi="Georgia" w:cs="Georgia"/>
+          <w:b/>
+          <w:i w:val="0"/>
+          <w:color w:val="222222"/>
+          <w:sz w:val="21"/>
+        </w:rPr>
+        <w:t>Ursa</w:t>
+      </w:r>
+      <w:r>
+        <w:rPr>
+          <w:rFonts w:ascii="Georgia" w:hAnsi="Georgia" w:cs="Georgia"/>
           <w:b w:val="0"/>
           <w:i w:val="0"/>
           <w:color w:val="222222"/>
           <w:sz w:val="21"/>
         </w:rPr>
-        <w:t xml:space="preserve">The path climbs into the </w:t>
+        <w:t xml:space="preserve">, shivering: “These motes... it is like each one is a piece of something much bigger.” </w:t>
       </w:r>
       <w:r>
         <w:rPr>
@@ -2666,7 +2151,7 @@
           <w:color w:val="222222"/>
           <w:sz w:val="21"/>
         </w:rPr>
-        <w:t>Ironroot Hills</w:t>
+        <w:t>Lilly</w:t>
       </w:r>
       <w:r>
         <w:rPr>
@@ -2676,27 +2161,42 @@
           <w:color w:val="222222"/>
           <w:sz w:val="21"/>
         </w:rPr>
-        <w:t>, named for the iron-hard roots that twist through the earth like veins of metal. The higher the party climbs, the stranger the hills grow: bulbous mushrooms sprout between the rocks, their caps glowing with eerie blue-green light, until the whole hillside shines like a dream having a dream.</w:t>
-      </w:r>
-    </w:p>
-    <w:p>
-      <w:pPr>
-        <w:pBdr>
-          <w:left w:val="single" w:sz="18" w:space="12" w:color="5B2A86"/>
-        </w:pBdr>
-        <w:shd w:val="clear" w:color="auto" w:fill="F4F0FA"/>
-        <w:spacing w:before="30" w:after="70"/>
-        <w:ind w:left="340" w:right="340"/>
-      </w:pPr>
+        <w:t xml:space="preserve">, watching the Essence Sphere stir faintly in response: “Then we keep collecting the pieces. For the world, and for Pikachu.” </w:t>
+      </w:r>
+      <w:r>
+        <w:rPr>
+          <w:rFonts w:ascii="Georgia" w:hAnsi="Georgia" w:cs="Georgia"/>
+          <w:b/>
+          <w:i w:val="0"/>
+          <w:color w:val="222222"/>
+          <w:sz w:val="21"/>
+        </w:rPr>
+        <w:t>Stabby</w:t>
+      </w:r>
       <w:r>
         <w:rPr>
           <w:rFonts w:ascii="Georgia" w:hAnsi="Georgia" w:cs="Georgia"/>
           <w:b w:val="0"/>
           <w:i w:val="0"/>
           <w:color w:val="222222"/>
-          <w:sz w:val="19"/>
-        </w:rPr>
-        <w:t>▶ Wisdom (Perception) DC 14: the ground pulses faintly; the roots shift. Intelligence (Arcana) DC 15: the mushrooms are suffused with Feywild energy, reacting to the party's presence.</w:t>
+          <w:sz w:val="21"/>
+        </w:rPr>
+        <w:t>, grinning: “More shadows, more fights! We are going to need sharper swords!”</w:t>
+      </w:r>
+    </w:p>
+    <w:p>
+      <w:pPr>
+        <w:keepNext/>
+        <w:spacing w:before="220" w:after="60"/>
+      </w:pPr>
+      <w:r>
+        <w:rPr>
+          <w:rFonts w:ascii="Georgia" w:hAnsi="Georgia" w:cs="Georgia"/>
+          <w:b/>
+          <w:color w:val="A0522D"/>
+          <w:sz w:val="26"/>
+        </w:rPr>
+        <w:t>Whisperwind Meadow</w:t>
       </w:r>
     </w:p>
     <w:p>
@@ -2711,12 +2211,22 @@
       <w:r>
         <w:rPr>
           <w:rFonts w:ascii="Georgia" w:hAnsi="Georgia" w:cs="Georgia"/>
+          <w:b w:val="0"/>
+          <w:i w:val="0"/>
+          <w:color w:val="222222"/>
+          <w:sz w:val="21"/>
+        </w:rPr>
+        <w:t xml:space="preserve">Beyond the thicket the land opens into </w:t>
+      </w:r>
+      <w:r>
+        <w:rPr>
+          <w:rFonts w:ascii="Georgia" w:hAnsi="Georgia" w:cs="Georgia"/>
           <w:b/>
           <w:i w:val="0"/>
           <w:color w:val="222222"/>
           <w:sz w:val="21"/>
         </w:rPr>
-        <w:t>Lilly</w:t>
+        <w:t>Whisperwind Meadow</w:t>
       </w:r>
       <w:r>
         <w:rPr>
@@ -2726,97 +2236,7 @@
           <w:color w:val="222222"/>
           <w:sz w:val="21"/>
         </w:rPr>
-        <w:t xml:space="preserve">, adjusting her goggles: “These mushrooms are not just glowing. They are responding to us. Be ready for anything.” </w:t>
-      </w:r>
-      <w:r>
-        <w:rPr>
-          <w:rFonts w:ascii="Georgia" w:hAnsi="Georgia" w:cs="Georgia"/>
-          <w:b/>
-          <w:i w:val="0"/>
-          <w:color w:val="222222"/>
-          <w:sz w:val="21"/>
-        </w:rPr>
-        <w:t>Stabby</w:t>
-      </w:r>
-      <w:r>
-        <w:rPr>
-          <w:rFonts w:ascii="Georgia" w:hAnsi="Georgia" w:cs="Georgia"/>
-          <w:b w:val="0"/>
-          <w:i w:val="0"/>
-          <w:color w:val="222222"/>
-          <w:sz w:val="21"/>
-        </w:rPr>
-        <w:t>, twirling his sword: “Living mushrooms? Bet they are not ready for a good stabbing.”</w:t>
-      </w:r>
-    </w:p>
-    <w:p>
-      <w:pPr>
-        <w:pBdr>
-          <w:left w:val="single" w:sz="18" w:space="12" w:color="B8860B"/>
-        </w:pBdr>
-        <w:shd w:val="clear" w:color="auto" w:fill="FBF6EA"/>
-        <w:spacing w:before="30" w:after="70"/>
-        <w:ind w:left="340" w:right="340"/>
-      </w:pPr>
-      <w:r>
-        <w:rPr>
-          <w:rFonts w:ascii="Georgia" w:hAnsi="Georgia" w:cs="Georgia"/>
-          <w:b w:val="0"/>
-          <w:i w:val="0"/>
-          <w:color w:val="222222"/>
-          <w:sz w:val="21"/>
-        </w:rPr>
-        <w:t xml:space="preserve">The moment the party steps into a clearing ringed with glowing caps, the ground shudders. With a series of wet, tearing sounds, four </w:t>
-      </w:r>
-      <w:r>
-        <w:rPr>
-          <w:rFonts w:ascii="Georgia" w:hAnsi="Georgia" w:cs="Georgia"/>
-          <w:b/>
-          <w:i w:val="0"/>
-          <w:color w:val="222222"/>
-          <w:sz w:val="21"/>
-        </w:rPr>
-        <w:t>Shroomytes</w:t>
-      </w:r>
-      <w:r>
-        <w:rPr>
-          <w:rFonts w:ascii="Georgia" w:hAnsi="Georgia" w:cs="Georgia"/>
-          <w:b w:val="0"/>
-          <w:i w:val="0"/>
-          <w:color w:val="222222"/>
-          <w:sz w:val="21"/>
-        </w:rPr>
-        <w:t xml:space="preserve"> pull themselves free of the soil, squat fungal bodies pulsing with inner light, tendrils of mycelium writhing like grasping fingers. A melodic hum rises from them, beautiful and menacing at once.</w:t>
-      </w:r>
-    </w:p>
-    <w:p>
-      <w:pPr>
-        <w:pBdr>
-          <w:left w:val="single" w:sz="18" w:space="12" w:color="B8860B"/>
-        </w:pBdr>
-        <w:shd w:val="clear" w:color="auto" w:fill="FBF6EA"/>
-        <w:spacing w:before="30" w:after="70"/>
-        <w:ind w:left="340" w:right="340"/>
-      </w:pPr>
-      <w:r>
-        <w:rPr>
-          <w:rFonts w:ascii="Georgia" w:hAnsi="Georgia" w:cs="Georgia"/>
-          <w:b/>
-          <w:i w:val="0"/>
-          <w:color w:val="222222"/>
-          <w:sz w:val="21"/>
-        </w:rPr>
-        <w:t>Shroomyte</w:t>
-      </w:r>
-      <w:r>
-        <w:rPr>
-          <w:rFonts w:ascii="Georgia" w:hAnsi="Georgia" w:cs="Georgia"/>
-          <w:b w:val="0"/>
-          <w:i w:val="0"/>
-          <w:color w:val="222222"/>
-          <w:sz w:val="21"/>
-        </w:rPr>
-        <w:t>, in a vibrating, musical tone: “Intruders... the grove... must be protected!”</w:t>
+        <w:t>, and for one golden afternoon the road is kind. The grass runs in long silver waves, and the wind moving through it truly does whisper, half-words in no language anyone knows, as if the air itself is talking in its sleep. The veil is thin here; everyone can feel it, a hum behind the breastbone. But nothing wicked wanders through today. Floraburst dozes on Ursa's pack with her bud turned to the sun, and the Guardians let the meadow's strange lullaby carry them south.</w:t>
       </w:r>
     </w:p>
     <w:p>
@@ -2828,7 +2248,7 @@
       <w:r>
         <w:drawing>
           <wp:inline xmlns:a="http://schemas.openxmlformats.org/drawingml/2006/main" xmlns:pic="http://schemas.openxmlformats.org/drawingml/2006/picture">
-            <wp:extent cx="3840480" cy="3840480"/>
+            <wp:extent cx="2743200" cy="2743200"/>
             <wp:docPr id="9" name="Picture 9"/>
             <wp:cNvGraphicFramePr>
               <a:graphicFrameLocks noChangeAspect="1"/>
@@ -2849,7 +2269,7 @@
                   <pic:spPr>
                     <a:xfrm>
                       <a:off x="0" y="0"/>
-                      <a:ext cx="3840480" cy="3840480"/>
+                      <a:ext cx="2743200" cy="2743200"/>
                     </a:xfrm>
                     <a:prstGeom prst="rect"/>
                   </pic:spPr>
@@ -2872,7 +2292,62 @@
           <w:color w:val="888888"/>
           <w:sz w:val="18"/>
         </w:rPr>
-        <w:t>The Shroomytes rise from the glowing grove of the Ironroot Hills.</w:t>
+        <w:t>One golden afternoon of kindness: Whisperwind Meadow.</w:t>
+      </w:r>
+    </w:p>
+    <w:p>
+      <w:pPr>
+        <w:keepNext/>
+        <w:spacing w:before="220" w:after="60"/>
+      </w:pPr>
+      <w:r>
+        <w:rPr>
+          <w:rFonts w:ascii="Georgia" w:hAnsi="Georgia" w:cs="Georgia"/>
+          <w:b/>
+          <w:color w:val="A0522D"/>
+          <w:sz w:val="26"/>
+        </w:rPr>
+        <w:t>The Talking Beasts of the Mistwood Path</w:t>
+      </w:r>
+    </w:p>
+    <w:p>
+      <w:pPr>
+        <w:pBdr>
+          <w:left w:val="single" w:sz="18" w:space="12" w:color="B8860B"/>
+        </w:pBdr>
+        <w:shd w:val="clear" w:color="auto" w:fill="FBF6EA"/>
+        <w:spacing w:before="30" w:after="70"/>
+        <w:ind w:left="340" w:right="340"/>
+      </w:pPr>
+      <w:r>
+        <w:rPr>
+          <w:rFonts w:ascii="Georgia" w:hAnsi="Georgia" w:cs="Georgia"/>
+          <w:b w:val="0"/>
+          <w:i w:val="0"/>
+          <w:color w:val="222222"/>
+          <w:sz w:val="21"/>
+        </w:rPr>
+        <w:t xml:space="preserve">Where the meadow meets the old forest, the trail dives into the </w:t>
+      </w:r>
+      <w:r>
+        <w:rPr>
+          <w:rFonts w:ascii="Georgia" w:hAnsi="Georgia" w:cs="Georgia"/>
+          <w:b/>
+          <w:i w:val="0"/>
+          <w:color w:val="222222"/>
+          <w:sz w:val="21"/>
+        </w:rPr>
+        <w:t>Mistwood Path</w:t>
+      </w:r>
+      <w:r>
+        <w:rPr>
+          <w:rFonts w:ascii="Georgia" w:hAnsi="Georgia" w:cs="Georgia"/>
+          <w:b w:val="0"/>
+          <w:i w:val="0"/>
+          <w:color w:val="222222"/>
+          <w:sz w:val="21"/>
+        </w:rPr>
+        <w:t>, and the fog comes back with a grudge. Twisted trees knit out the sun, the mist curls around ankles, and every footstep lands muffled, as if the forest is holding a pillow over the sound.</w:t>
       </w:r>
     </w:p>
     <w:p>
@@ -2892,27 +2367,7 @@
           <w:color w:val="222222"/>
           <w:sz w:val="19"/>
         </w:rPr>
-        <w:t xml:space="preserve">▶ </w:t>
-      </w:r>
-      <w:r>
-        <w:rPr>
-          <w:rFonts w:ascii="Georgia" w:hAnsi="Georgia" w:cs="Georgia"/>
-          <w:b/>
-          <w:i w:val="0"/>
-          <w:color w:val="222222"/>
-          <w:sz w:val="19"/>
-        </w:rPr>
-        <w:t>The fight.</w:t>
-      </w:r>
-      <w:r>
-        <w:rPr>
-          <w:rFonts w:ascii="Georgia" w:hAnsi="Georgia" w:cs="Georgia"/>
-          <w:b w:val="0"/>
-          <w:i w:val="0"/>
-          <w:color w:val="222222"/>
-          <w:sz w:val="19"/>
-        </w:rPr>
-        <w:t xml:space="preserve"> Four Shroomytes, CR 2 each (appendix). Spore Blasts from range, Mycelium Tendrils to entangle, difficult terrain everywhere. Lilly's fire found their weakness; Stabby simply refused to be caught.</w:t>
+        <w:t>▶ Wisdom (Perception) DC 15: shapes flickering in the fog, pacing the party. Wisdom (Survival) DC 14: padded tracks that stop abruptly, mid-stride. Intelligence (Arcana) DC 16: planar distortion is warping the creatures here, granting them abilities they should not have.</w:t>
       </w:r>
     </w:p>
     <w:p>
@@ -2927,32 +2382,22 @@
       <w:r>
         <w:rPr>
           <w:rFonts w:ascii="Georgia" w:hAnsi="Georgia" w:cs="Georgia"/>
+          <w:b/>
+          <w:i w:val="0"/>
+          <w:color w:val="222222"/>
+          <w:sz w:val="21"/>
+        </w:rPr>
+        <w:t>Ursa</w:t>
+      </w:r>
+      <w:r>
+        <w:rPr>
+          <w:rFonts w:ascii="Georgia" w:hAnsi="Georgia" w:cs="Georgia"/>
           <w:b w:val="0"/>
           <w:i w:val="0"/>
           <w:color w:val="222222"/>
           <w:sz w:val="21"/>
         </w:rPr>
-        <w:t xml:space="preserve">It is a strange, glowing battle among the toadstools, and when the last Shroomyte folds gently back into the earth, the air fills with drifting, luminous spores, falling like warm snow. In the center of the clearing hovers a </w:t>
-      </w:r>
-      <w:r>
-        <w:rPr>
-          <w:rFonts w:ascii="Georgia" w:hAnsi="Georgia" w:cs="Georgia"/>
-          <w:b/>
-          <w:i w:val="0"/>
-          <w:color w:val="222222"/>
-          <w:sz w:val="21"/>
-        </w:rPr>
-        <w:t>Fungal Mote</w:t>
-      </w:r>
-      <w:r>
-        <w:rPr>
-          <w:rFonts w:ascii="Georgia" w:hAnsi="Georgia" w:cs="Georgia"/>
-          <w:b w:val="0"/>
-          <w:i w:val="0"/>
-          <w:color w:val="222222"/>
-          <w:sz w:val="21"/>
-        </w:rPr>
-        <w:t>, pulsing with otherworldly light.</w:t>
+        <w:t>, crouched over the tracks: “They just... stop. These creatures are moving in ways they should not be.”</w:t>
       </w:r>
     </w:p>
     <w:p>
@@ -2967,12 +2412,22 @@
       <w:r>
         <w:rPr>
           <w:rFonts w:ascii="Georgia" w:hAnsi="Georgia" w:cs="Georgia"/>
+          <w:b w:val="0"/>
+          <w:i w:val="0"/>
+          <w:color w:val="222222"/>
+          <w:sz w:val="21"/>
+        </w:rPr>
+        <w:t xml:space="preserve">A low growl rolls out of the fog, then a sharp whip-crack. Two </w:t>
+      </w:r>
+      <w:r>
+        <w:rPr>
+          <w:rFonts w:ascii="Georgia" w:hAnsi="Georgia" w:cs="Georgia"/>
           <w:b/>
           <w:i w:val="0"/>
           <w:color w:val="222222"/>
           <w:sz w:val="21"/>
         </w:rPr>
-        <w:t>Ursa</w:t>
+        <w:t>Displacer Beasts</w:t>
       </w:r>
       <w:r>
         <w:rPr>
@@ -2982,31 +2437,8 @@
           <w:color w:val="222222"/>
           <w:sz w:val="21"/>
         </w:rPr>
-        <w:t>, reaching toward it, its glow reflected in his eyes: “This one feels like the Feywild, bleeding into our world.” The Essence Sphere in Lilly's pack hums in quiet agreement. The collection grows, and so does the mystery.</w:t>
-      </w:r>
-    </w:p>
-    <w:p>
-      <w:pPr>
-        <w:keepNext/>
-        <w:spacing w:before="400" w:after="120"/>
-        <w:pBdr>
-          <w:bottom w:val="single" w:sz="6" w:space="4" w:color="B8860B"/>
-        </w:pBdr>
-      </w:pPr>
-      <w:r>
-        <w:rPr>
-          <w:rFonts w:ascii="Georgia" w:hAnsi="Georgia" w:cs="Georgia"/>
-          <w:b/>
-          <w:color w:val="B8860B"/>
-          <w:sz w:val="32"/>
-        </w:rPr>
-        <w:t>Part Four: Stormwatch Cliffs</w:t>
-      </w:r>
-    </w:p>
-    <w:p>
-      <w:pPr>
-        <w:spacing w:before="120" w:after="200"/>
-      </w:pPr>
+        <w:t xml:space="preserve"> flow out of the white: sleek, six-legged, black as spilled ink, long barbed tentacles lashing over their shoulders. Their outlines shimmer and slide, each one standing a step to the left of wherever it actually is. And then comes the thing that makes the party's blood run colder than the fog. The beasts </w:t>
+      </w:r>
       <w:r>
         <w:rPr>
           <w:rFonts w:ascii="Georgia" w:hAnsi="Georgia" w:cs="Georgia"/>
@@ -3015,7 +2447,17 @@
           <w:color w:val="222222"/>
           <w:sz w:val="21"/>
         </w:rPr>
-        <w:t>By the time the hills gave way to open sky, the party could hear the sea, and the storm that lived above it.</w:t>
+        <w:t>speak</w:t>
+      </w:r>
+      <w:r>
+        <w:rPr>
+          <w:rFonts w:ascii="Georgia" w:hAnsi="Georgia" w:cs="Georgia"/>
+          <w:b w:val="0"/>
+          <w:i w:val="0"/>
+          <w:color w:val="222222"/>
+          <w:sz w:val="21"/>
+        </w:rPr>
+        <w:t>.</w:t>
       </w:r>
     </w:p>
     <w:p>
@@ -3035,7 +2477,7 @@
           <w:color w:val="222222"/>
           <w:sz w:val="21"/>
         </w:rPr>
-        <w:t>Stormwatch Cliffs</w:t>
+        <w:t>First beast</w:t>
       </w:r>
       <w:r>
         <w:rPr>
@@ -3045,22 +2487,27 @@
           <w:color w:val="222222"/>
           <w:sz w:val="21"/>
         </w:rPr>
-        <w:t xml:space="preserve"> rise at the edge of the world: jagged stone ramparts above crashing waves, crowned with black clouds that flicker and grumble with lightning that never quite rests. The air crackles against the skin, tasting of salt and thunder. Etched into the rocks along the clifftop, strange runes glow with a pale blue light, brightening with every distant strike.</w:t>
-      </w:r>
-    </w:p>
-    <w:p>
-      <w:pPr>
-        <w:keepNext/>
-        <w:spacing w:before="220" w:after="60"/>
-      </w:pPr>
+        <w:t xml:space="preserve">, flickering in and out of sight: “Fresh prey... too easy.” </w:t>
+      </w:r>
       <w:r>
         <w:rPr>
           <w:rFonts w:ascii="Georgia" w:hAnsi="Georgia" w:cs="Georgia"/>
           <w:b/>
-          <w:color w:val="A0522D"/>
-          <w:sz w:val="26"/>
-        </w:rPr>
-        <w:t>The Cliff Path</w:t>
+          <w:i w:val="0"/>
+          <w:color w:val="222222"/>
+          <w:sz w:val="21"/>
+        </w:rPr>
+        <w:t>Second beast</w:t>
+      </w:r>
+      <w:r>
+        <w:rPr>
+          <w:rFonts w:ascii="Georgia" w:hAnsi="Georgia" w:cs="Georgia"/>
+          <w:b w:val="0"/>
+          <w:i w:val="0"/>
+          <w:color w:val="222222"/>
+          <w:sz w:val="21"/>
+        </w:rPr>
+        <w:t>, tentacles lashing: “They will never see it coming.”</w:t>
       </w:r>
     </w:p>
     <w:p>
@@ -3080,232 +2527,7 @@
           <w:color w:val="222222"/>
           <w:sz w:val="21"/>
         </w:rPr>
-        <w:t>The only way forward is a narrow path snaking along the cliff's edge, with sheer drops to the hungry ocean below. The wind shoves like a rude giant. Stone crumbles where stone should hold. The Guardians rope together, watch each other's feet, and inch along the ledge while the storm booms overhead.</w:t>
-      </w:r>
-    </w:p>
-    <w:p>
-      <w:pPr>
-        <w:pBdr>
-          <w:left w:val="single" w:sz="18" w:space="12" w:color="5B2A86"/>
-        </w:pBdr>
-        <w:shd w:val="clear" w:color="auto" w:fill="F4F0FA"/>
-        <w:spacing w:before="30" w:after="70"/>
-        <w:ind w:left="340" w:right="340"/>
-      </w:pPr>
-      <w:r>
-        <w:rPr>
-          <w:rFonts w:ascii="Georgia" w:hAnsi="Georgia" w:cs="Georgia"/>
-          <w:b w:val="0"/>
-          <w:i w:val="0"/>
-          <w:color w:val="222222"/>
-          <w:sz w:val="19"/>
-        </w:rPr>
-        <w:t>▶ Skill challenge: Dexterity (Acrobatics) DC 14 on the narrow ledge; Wisdom (Perception) DC 15 to spot the crumbling section before it fell; Intelligence (Arcana) DC 15 to recognize the runes as an ancient magical defense, knowledge that pays off at the monolith. Falls dealt bruises (1d6 to 2d6), not tragedies.</w:t>
-      </w:r>
-    </w:p>
-    <w:p>
-      <w:pPr>
-        <w:keepNext/>
-        <w:spacing w:before="220" w:after="60"/>
-      </w:pPr>
-      <w:r>
-        <w:rPr>
-          <w:rFonts w:ascii="Georgia" w:hAnsi="Georgia" w:cs="Georgia"/>
-          <w:b/>
-          <w:color w:val="A0522D"/>
-          <w:sz w:val="26"/>
-        </w:rPr>
-        <w:t>The Monolith of Four Elements</w:t>
-      </w:r>
-    </w:p>
-    <w:p>
-      <w:pPr>
-        <w:pBdr>
-          <w:left w:val="single" w:sz="18" w:space="12" w:color="B8860B"/>
-        </w:pBdr>
-        <w:shd w:val="clear" w:color="auto" w:fill="FBF6EA"/>
-        <w:spacing w:before="30" w:after="70"/>
-        <w:ind w:left="340" w:right="340"/>
-      </w:pPr>
-      <w:r>
-        <w:rPr>
-          <w:rFonts w:ascii="Georgia" w:hAnsi="Georgia" w:cs="Georgia"/>
-          <w:b w:val="0"/>
-          <w:i w:val="0"/>
-          <w:color w:val="222222"/>
-          <w:sz w:val="21"/>
-        </w:rPr>
-        <w:t xml:space="preserve">Past the worst of the ledge, the path opens onto a circular stone platform carved into the cliffside. At its center stands a </w:t>
-      </w:r>
-      <w:r>
-        <w:rPr>
-          <w:rFonts w:ascii="Georgia" w:hAnsi="Georgia" w:cs="Georgia"/>
-          <w:b/>
-          <w:i w:val="0"/>
-          <w:color w:val="222222"/>
-          <w:sz w:val="21"/>
-        </w:rPr>
-        <w:t>monolith</w:t>
-      </w:r>
-      <w:r>
-        <w:rPr>
-          <w:rFonts w:ascii="Georgia" w:hAnsi="Georgia" w:cs="Georgia"/>
-          <w:b w:val="0"/>
-          <w:i w:val="0"/>
-          <w:color w:val="222222"/>
-          <w:sz w:val="21"/>
-        </w:rPr>
-        <w:t xml:space="preserve">, etched with the same runes as the cliffs, a lightning rod jutting from its peak. Every few minutes the storm reaches down and strikes the rod, and the whole platform glows. Around the monolith stand four smaller pedestals, each crowned with a rotating stone ring of symbols: </w:t>
-      </w:r>
-      <w:r>
-        <w:rPr>
-          <w:rFonts w:ascii="Georgia" w:hAnsi="Georgia" w:cs="Georgia"/>
-          <w:b/>
-          <w:i w:val="0"/>
-          <w:color w:val="222222"/>
-          <w:sz w:val="21"/>
-        </w:rPr>
-        <w:t>Air</w:t>
-      </w:r>
-      <w:r>
-        <w:rPr>
-          <w:rFonts w:ascii="Georgia" w:hAnsi="Georgia" w:cs="Georgia"/>
-          <w:b w:val="0"/>
-          <w:i w:val="0"/>
-          <w:color w:val="222222"/>
-          <w:sz w:val="21"/>
-        </w:rPr>
-        <w:t xml:space="preserve">, </w:t>
-      </w:r>
-      <w:r>
-        <w:rPr>
-          <w:rFonts w:ascii="Georgia" w:hAnsi="Georgia" w:cs="Georgia"/>
-          <w:b/>
-          <w:i w:val="0"/>
-          <w:color w:val="222222"/>
-          <w:sz w:val="21"/>
-        </w:rPr>
-        <w:t>Water</w:t>
-      </w:r>
-      <w:r>
-        <w:rPr>
-          <w:rFonts w:ascii="Georgia" w:hAnsi="Georgia" w:cs="Georgia"/>
-          <w:b w:val="0"/>
-          <w:i w:val="0"/>
-          <w:color w:val="222222"/>
-          <w:sz w:val="21"/>
-        </w:rPr>
-        <w:t xml:space="preserve">, </w:t>
-      </w:r>
-      <w:r>
-        <w:rPr>
-          <w:rFonts w:ascii="Georgia" w:hAnsi="Georgia" w:cs="Georgia"/>
-          <w:b/>
-          <w:i w:val="0"/>
-          <w:color w:val="222222"/>
-          <w:sz w:val="21"/>
-        </w:rPr>
-        <w:t>Earth</w:t>
-      </w:r>
-      <w:r>
-        <w:rPr>
-          <w:rFonts w:ascii="Georgia" w:hAnsi="Georgia" w:cs="Georgia"/>
-          <w:b w:val="0"/>
-          <w:i w:val="0"/>
-          <w:color w:val="222222"/>
-          <w:sz w:val="21"/>
-        </w:rPr>
-        <w:t xml:space="preserve">, and </w:t>
-      </w:r>
-      <w:r>
-        <w:rPr>
-          <w:rFonts w:ascii="Georgia" w:hAnsi="Georgia" w:cs="Georgia"/>
-          <w:b/>
-          <w:i w:val="0"/>
-          <w:color w:val="222222"/>
-          <w:sz w:val="21"/>
-        </w:rPr>
-        <w:t>Fire</w:t>
-      </w:r>
-      <w:r>
-        <w:rPr>
-          <w:rFonts w:ascii="Georgia" w:hAnsi="Georgia" w:cs="Georgia"/>
-          <w:b w:val="0"/>
-          <w:i w:val="0"/>
-          <w:color w:val="222222"/>
-          <w:sz w:val="21"/>
-        </w:rPr>
-        <w:t>.</w:t>
-      </w:r>
-    </w:p>
-    <w:p>
-      <w:pPr>
-        <w:pBdr>
-          <w:left w:val="single" w:sz="18" w:space="12" w:color="B8860B"/>
-        </w:pBdr>
-        <w:shd w:val="clear" w:color="auto" w:fill="FBF6EA"/>
-        <w:spacing w:before="30" w:after="70"/>
-        <w:ind w:left="340" w:right="340"/>
-      </w:pPr>
-      <w:r>
-        <w:rPr>
-          <w:rFonts w:ascii="Georgia" w:hAnsi="Georgia" w:cs="Georgia"/>
-          <w:b w:val="0"/>
-          <w:i w:val="0"/>
-          <w:color w:val="222222"/>
-          <w:sz w:val="21"/>
-        </w:rPr>
-        <w:t xml:space="preserve">Etched into the monolith's base, half-worn by centuries of storms, four phrases: </w:t>
-      </w:r>
-      <w:r>
-        <w:rPr>
-          <w:rFonts w:ascii="Georgia" w:hAnsi="Georgia" w:cs="Georgia"/>
-          <w:b w:val="0"/>
-          <w:i/>
-          <w:color w:val="222222"/>
-          <w:sz w:val="21"/>
-        </w:rPr>
-        <w:t>The winds whisper first. The tide rises after. Stone stands firm next. Flame seals the fate.</w:t>
-      </w:r>
-    </w:p>
-    <w:p>
-      <w:pPr>
-        <w:pBdr>
-          <w:left w:val="single" w:sz="18" w:space="12" w:color="5B2A86"/>
-        </w:pBdr>
-        <w:shd w:val="clear" w:color="auto" w:fill="F4F0FA"/>
-        <w:spacing w:before="30" w:after="70"/>
-        <w:ind w:left="340" w:right="340"/>
-      </w:pPr>
-      <w:r>
-        <w:rPr>
-          <w:rFonts w:ascii="Georgia" w:hAnsi="Georgia" w:cs="Georgia"/>
-          <w:b w:val="0"/>
-          <w:i w:val="0"/>
-          <w:color w:val="222222"/>
-          <w:sz w:val="19"/>
-        </w:rPr>
-        <w:t>▶ The puzzle: align the pedestals Air, then Water, then Earth, then Fire, timed to a lightning strike. Intelligence (Investigation) or Wisdom (Insight) DC 15 to read the sequence from the clues; a wrong alignment discharged 2d6 lightning. The party solved it on the storm's next breath.</w:t>
-      </w:r>
-    </w:p>
-    <w:p>
-      <w:pPr>
-        <w:pBdr>
-          <w:left w:val="single" w:sz="18" w:space="12" w:color="B8860B"/>
-        </w:pBdr>
-        <w:shd w:val="clear" w:color="auto" w:fill="FBF6EA"/>
-        <w:spacing w:before="30" w:after="70"/>
-        <w:ind w:left="340" w:right="340"/>
-      </w:pPr>
-      <w:r>
-        <w:rPr>
-          <w:rFonts w:ascii="Georgia" w:hAnsi="Georgia" w:cs="Georgia"/>
-          <w:b w:val="0"/>
-          <w:i w:val="0"/>
-          <w:color w:val="222222"/>
-          <w:sz w:val="21"/>
-        </w:rPr>
-        <w:t>Stone rings grind into place: wind, tide, stone, flame. The storm inhales. Lightning hammers the rod, and this time the monolith drinks it, humming louder and louder until a beam of pure light lances up into the clouds and blooms into a shimmering curtain of energy above the platform.</w:t>
+        <w:t>Displacer beasts do not talk. Everyone knows displacer beasts do not talk. The fog suddenly feels less like weather and more like a doorway someone left open.</w:t>
       </w:r>
     </w:p>
     <w:p>
@@ -3361,22 +2583,47 @@
           <w:color w:val="888888"/>
           <w:sz w:val="18"/>
         </w:rPr>
-        <w:t>The Dark Figure looms over the monoliths of the Stormwatch Cliffs.</w:t>
+        <w:t>The talking Displacer Beasts flow out of the Mistwood fog.</w:t>
       </w:r>
     </w:p>
     <w:p>
       <w:pPr>
-        <w:keepNext/>
-        <w:spacing w:before="220" w:after="60"/>
-      </w:pPr>
+        <w:pBdr>
+          <w:left w:val="single" w:sz="18" w:space="12" w:color="5B2A86"/>
+        </w:pBdr>
+        <w:shd w:val="clear" w:color="auto" w:fill="F4F0FA"/>
+        <w:spacing w:before="30" w:after="70"/>
+        <w:ind w:left="340" w:right="340"/>
+      </w:pPr>
+      <w:r>
+        <w:rPr>
+          <w:rFonts w:ascii="Georgia" w:hAnsi="Georgia" w:cs="Georgia"/>
+          <w:b w:val="0"/>
+          <w:i w:val="0"/>
+          <w:color w:val="222222"/>
+          <w:sz w:val="19"/>
+        </w:rPr>
+        <w:t xml:space="preserve">▶ </w:t>
+      </w:r>
       <w:r>
         <w:rPr>
           <w:rFonts w:ascii="Georgia" w:hAnsi="Georgia" w:cs="Georgia"/>
           <w:b/>
-          <w:color w:val="A0522D"/>
-          <w:sz w:val="26"/>
-        </w:rPr>
-        <w:t>The Dark Figure</w:t>
+          <w:i w:val="0"/>
+          <w:color w:val="222222"/>
+          <w:sz w:val="19"/>
+        </w:rPr>
+        <w:t>The fight.</w:t>
+      </w:r>
+      <w:r>
+        <w:rPr>
+          <w:rFonts w:ascii="Georgia" w:hAnsi="Georgia" w:cs="Georgia"/>
+          <w:b w:val="0"/>
+          <w:i w:val="0"/>
+          <w:color w:val="222222"/>
+          <w:sz w:val="19"/>
+        </w:rPr>
+        <w:t xml:space="preserve"> Two displacer beasts (appendix). Displacement: attacks against each beast have disadvantage until it takes damage. Ursa's Faerie Fire stripped the trick away, and Stabby deflected a tentacle mid-swing to turn the tide.</w:t>
       </w:r>
     </w:p>
     <w:p>
@@ -3396,7 +2643,27 @@
           <w:color w:val="222222"/>
           <w:sz w:val="21"/>
         </w:rPr>
-        <w:t>Within the curtain of light, a vision takes shape: a towering figure cloaked in darkness, its face hidden, its presence pressing down on the platform like a cold hand. The storm itself seems to lean away from it. When it speaks, the voice does not come through the air. It arrives directly inside their minds.</w:t>
+        <w:t>When the beasts finally fall, their bodies shimmer and dissolve into wisps of mist, leaving only faint outlines on the ground. And beneath where they fell, strange runes lie etched into the forest floor, pulsing with a dark planar light.</w:t>
+      </w:r>
+    </w:p>
+    <w:p>
+      <w:pPr>
+        <w:pBdr>
+          <w:left w:val="single" w:sz="18" w:space="12" w:color="5B2A86"/>
+        </w:pBdr>
+        <w:shd w:val="clear" w:color="auto" w:fill="F4F0FA"/>
+        <w:spacing w:before="30" w:after="70"/>
+        <w:ind w:left="340" w:right="340"/>
+      </w:pPr>
+      <w:r>
+        <w:rPr>
+          <w:rFonts w:ascii="Georgia" w:hAnsi="Georgia" w:cs="Georgia"/>
+          <w:b w:val="0"/>
+          <w:i w:val="0"/>
+          <w:color w:val="222222"/>
+          <w:sz w:val="19"/>
+        </w:rPr>
+        <w:t>▶ Intelligence (Arcana) DC 15: the runes are tears in the fabric of reality, seams where creatures from other planes seep into this one.</w:t>
       </w:r>
     </w:p>
     <w:p>
@@ -3416,7 +2683,7 @@
           <w:color w:val="222222"/>
           <w:sz w:val="21"/>
         </w:rPr>
-        <w:t>The dark figure:</w:t>
+        <w:t>Lilly</w:t>
       </w:r>
       <w:r>
         <w:rPr>
@@ -3426,7 +2693,62 @@
           <w:color w:val="222222"/>
           <w:sz w:val="21"/>
         </w:rPr>
-        <w:t xml:space="preserve"> “You meddle with forces beyond your comprehension. The boundaries between realms are mine to shatter and shape. The goddess's light fades, and chaos will reign. The motes you gather are but embers of a dying flame. You cannot stop the unraveling.”</w:t>
+        <w:t xml:space="preserve">, tracing the air above the runes: “These symbols are like cracks in a mirror. The boundaries between the planes are breaking down.” </w:t>
+      </w:r>
+      <w:r>
+        <w:rPr>
+          <w:rFonts w:ascii="Georgia" w:hAnsi="Georgia" w:cs="Georgia"/>
+          <w:b/>
+          <w:i w:val="0"/>
+          <w:color w:val="222222"/>
+          <w:sz w:val="21"/>
+        </w:rPr>
+        <w:t>Ursa:</w:t>
+      </w:r>
+      <w:r>
+        <w:rPr>
+          <w:rFonts w:ascii="Georgia" w:hAnsi="Georgia" w:cs="Georgia"/>
+          <w:b w:val="0"/>
+          <w:i w:val="0"/>
+          <w:color w:val="222222"/>
+          <w:sz w:val="21"/>
+        </w:rPr>
+        <w:t xml:space="preserve"> “Then worse things than talking cats are going to come through.” </w:t>
+      </w:r>
+      <w:r>
+        <w:rPr>
+          <w:rFonts w:ascii="Georgia" w:hAnsi="Georgia" w:cs="Georgia"/>
+          <w:b/>
+          <w:i w:val="0"/>
+          <w:color w:val="222222"/>
+          <w:sz w:val="21"/>
+        </w:rPr>
+        <w:t>Stabby:</w:t>
+      </w:r>
+      <w:r>
+        <w:rPr>
+          <w:rFonts w:ascii="Georgia" w:hAnsi="Georgia" w:cs="Georgia"/>
+          <w:b w:val="0"/>
+          <w:i w:val="0"/>
+          <w:color w:val="222222"/>
+          <w:sz w:val="21"/>
+        </w:rPr>
+        <w:t xml:space="preserve"> “Good thing we are here to stop them!”</w:t>
+      </w:r>
+    </w:p>
+    <w:p>
+      <w:pPr>
+        <w:keepNext/>
+        <w:spacing w:before="220" w:after="60"/>
+      </w:pPr>
+      <w:r>
+        <w:rPr>
+          <w:rFonts w:ascii="Georgia" w:hAnsi="Georgia" w:cs="Georgia"/>
+          <w:b/>
+          <w:color w:val="A0522D"/>
+          <w:sz w:val="26"/>
+        </w:rPr>
+        <w:t>The Shroomyte Grove</w:t>
       </w:r>
     </w:p>
     <w:p>
@@ -3446,7 +2768,7 @@
           <w:color w:val="222222"/>
           <w:sz w:val="21"/>
         </w:rPr>
-        <w:t xml:space="preserve">The vision collapses into darkness, and the light curtain blows out like a candle. Where it stood, something small falls to the stone with a crystalline chime: a </w:t>
+        <w:t xml:space="preserve">The path climbs into the </w:t>
       </w:r>
       <w:r>
         <w:rPr>
@@ -3456,7 +2778,7 @@
           <w:color w:val="222222"/>
           <w:sz w:val="21"/>
         </w:rPr>
-        <w:t>Dark Fragment</w:t>
+        <w:t>Ironroot Hills</w:t>
       </w:r>
       <w:r>
         <w:rPr>
@@ -3466,260 +2788,7 @@
           <w:color w:val="222222"/>
           <w:sz w:val="21"/>
         </w:rPr>
-        <w:t>, a shard of crystallized energy swirling with elemental chaos, cold to the touch and heavier than it looks.</w:t>
-      </w:r>
-    </w:p>
-    <w:p>
-      <w:pPr>
-        <w:pBdr>
-          <w:left w:val="single" w:sz="18" w:space="12" w:color="5B2A86"/>
-        </w:pBdr>
-        <w:shd w:val="clear" w:color="auto" w:fill="F4F0FA"/>
-        <w:spacing w:before="30" w:after="70"/>
-        <w:ind w:left="340" w:right="340"/>
-      </w:pPr>
-      <w:r>
-        <w:rPr>
-          <w:rFonts w:ascii="Georgia" w:hAnsi="Georgia" w:cs="Georgia"/>
-          <w:b w:val="0"/>
-          <w:i w:val="0"/>
-          <w:color w:val="222222"/>
-          <w:sz w:val="19"/>
-        </w:rPr>
-        <w:t>▶ Intelligence (Arcana) DC 15: the fragment is a remnant of the same power corrupting the planar boundaries, tied directly to the weakening of Elaria. The party keeps it, carefully wrapped.</w:t>
-      </w:r>
-    </w:p>
-    <w:p>
-      <w:pPr>
-        <w:pBdr>
-          <w:left w:val="single" w:sz="18" w:space="12" w:color="B8860B"/>
-        </w:pBdr>
-        <w:shd w:val="clear" w:color="auto" w:fill="FBF6EA"/>
-        <w:spacing w:before="30" w:after="70"/>
-        <w:ind w:left="340" w:right="340"/>
-      </w:pPr>
-      <w:r>
-        <w:rPr>
-          <w:rFonts w:ascii="Georgia" w:hAnsi="Georgia" w:cs="Georgia"/>
-          <w:b w:val="0"/>
-          <w:i w:val="0"/>
-          <w:color w:val="222222"/>
-          <w:sz w:val="21"/>
-        </w:rPr>
-        <w:t xml:space="preserve">Until this moment, the breaking of the world might have been an accident: a storm, a sickness, a slow unlucky fraying. No longer. Someone stood in that light and called the boundaries </w:t>
-      </w:r>
-      <w:r>
-        <w:rPr>
-          <w:rFonts w:ascii="Georgia" w:hAnsi="Georgia" w:cs="Georgia"/>
-          <w:b w:val="0"/>
-          <w:i/>
-          <w:color w:val="222222"/>
-          <w:sz w:val="21"/>
-        </w:rPr>
-        <w:t>mine</w:t>
-      </w:r>
-      <w:r>
-        <w:rPr>
-          <w:rFonts w:ascii="Georgia" w:hAnsi="Georgia" w:cs="Georgia"/>
-          <w:b w:val="0"/>
-          <w:i w:val="0"/>
-          <w:color w:val="222222"/>
-          <w:sz w:val="21"/>
-        </w:rPr>
-        <w:t>. Someone is doing this on purpose.</w:t>
-      </w:r>
-    </w:p>
-    <w:p>
-      <w:pPr>
-        <w:pBdr>
-          <w:left w:val="single" w:sz="18" w:space="12" w:color="B8860B"/>
-        </w:pBdr>
-        <w:shd w:val="clear" w:color="auto" w:fill="FBF6EA"/>
-        <w:spacing w:before="30" w:after="70"/>
-        <w:ind w:left="340" w:right="340"/>
-      </w:pPr>
-      <w:r>
-        <w:rPr>
-          <w:rFonts w:ascii="Georgia" w:hAnsi="Georgia" w:cs="Georgia"/>
-          <w:b/>
-          <w:i w:val="0"/>
-          <w:color w:val="222222"/>
-          <w:sz w:val="21"/>
-        </w:rPr>
-        <w:t>Ursa:</w:t>
-      </w:r>
-      <w:r>
-        <w:rPr>
-          <w:rFonts w:ascii="Georgia" w:hAnsi="Georgia" w:cs="Georgia"/>
-          <w:b w:val="0"/>
-          <w:i w:val="0"/>
-          <w:color w:val="222222"/>
-          <w:sz w:val="21"/>
-        </w:rPr>
-        <w:t xml:space="preserve"> “That figure... they want to unravel everything. We have to stop them.” </w:t>
-      </w:r>
-      <w:r>
-        <w:rPr>
-          <w:rFonts w:ascii="Georgia" w:hAnsi="Georgia" w:cs="Georgia"/>
-          <w:b/>
-          <w:i w:val="0"/>
-          <w:color w:val="222222"/>
-          <w:sz w:val="21"/>
-        </w:rPr>
-        <w:t>Lilly:</w:t>
-      </w:r>
-      <w:r>
-        <w:rPr>
-          <w:rFonts w:ascii="Georgia" w:hAnsi="Georgia" w:cs="Georgia"/>
-          <w:b w:val="0"/>
-          <w:i w:val="0"/>
-          <w:color w:val="222222"/>
-          <w:sz w:val="21"/>
-        </w:rPr>
-        <w:t xml:space="preserve"> “The Artificer's Guild might be our best chance to figure this out, and to bring Pikachu back.” </w:t>
-      </w:r>
-      <w:r>
-        <w:rPr>
-          <w:rFonts w:ascii="Georgia" w:hAnsi="Georgia" w:cs="Georgia"/>
-          <w:b/>
-          <w:i w:val="0"/>
-          <w:color w:val="222222"/>
-          <w:sz w:val="21"/>
-        </w:rPr>
-        <w:t>Stabby:</w:t>
-      </w:r>
-      <w:r>
-        <w:rPr>
-          <w:rFonts w:ascii="Georgia" w:hAnsi="Georgia" w:cs="Georgia"/>
-          <w:b w:val="0"/>
-          <w:i w:val="0"/>
-          <w:color w:val="222222"/>
-          <w:sz w:val="21"/>
-        </w:rPr>
-        <w:t xml:space="preserve"> “Whoever they are, they are going to get a taste of my blade!”</w:t>
-      </w:r>
-    </w:p>
-    <w:p>
-      <w:pPr>
-        <w:keepNext/>
-        <w:spacing w:before="400" w:after="120"/>
-        <w:pBdr>
-          <w:bottom w:val="single" w:sz="6" w:space="4" w:color="B8860B"/>
-        </w:pBdr>
-      </w:pPr>
-      <w:r>
-        <w:rPr>
-          <w:rFonts w:ascii="Georgia" w:hAnsi="Georgia" w:cs="Georgia"/>
-          <w:b/>
-          <w:color w:val="B8860B"/>
-          <w:sz w:val="32"/>
-        </w:rPr>
-        <w:t>Part Five: The Lights of Havenmoor</w:t>
-      </w:r>
-    </w:p>
-    <w:p>
-      <w:pPr>
-        <w:spacing w:before="120" w:after="200"/>
-      </w:pPr>
-      <w:r>
-        <w:rPr>
-          <w:rFonts w:ascii="Georgia" w:hAnsi="Georgia" w:cs="Georgia"/>
-          <w:b w:val="0"/>
-          <w:i/>
-          <w:color w:val="222222"/>
-          <w:sz w:val="21"/>
-        </w:rPr>
-        <w:t>The storm broke behind them, and the path wound down from the cliffs toward the glow of a town that smelled like cookies.</w:t>
-      </w:r>
-    </w:p>
-    <w:p>
-      <w:pPr>
-        <w:pBdr>
-          <w:left w:val="single" w:sz="18" w:space="12" w:color="B8860B"/>
-        </w:pBdr>
-        <w:shd w:val="clear" w:color="auto" w:fill="FBF6EA"/>
-        <w:spacing w:before="30" w:after="70"/>
-        <w:ind w:left="340" w:right="340"/>
-      </w:pPr>
-      <w:r>
-        <w:rPr>
-          <w:rFonts w:ascii="Georgia" w:hAnsi="Georgia" w:cs="Georgia"/>
-          <w:b w:val="0"/>
-          <w:i w:val="0"/>
-          <w:color w:val="222222"/>
-          <w:sz w:val="21"/>
-        </w:rPr>
-        <w:t>As the party descends, the roar of the sea softens, and new sounds drift up to meet them: distant laughter, jingling bells, a thread of festive music. The path becomes a cobblestone road flanked by frost-dusted pines, and the cold air fills with the mingled scents of sea salt, pine needles, cinnamon, nutmeg, and fresh-baked cookies.</w:t>
-      </w:r>
-    </w:p>
-    <w:p>
-      <w:pPr>
-        <w:pBdr>
-          <w:left w:val="single" w:sz="18" w:space="12" w:color="B8860B"/>
-        </w:pBdr>
-        <w:shd w:val="clear" w:color="auto" w:fill="FBF6EA"/>
-        <w:spacing w:before="30" w:after="70"/>
-        <w:ind w:left="340" w:right="340"/>
-      </w:pPr>
-      <w:r>
-        <w:rPr>
-          <w:rFonts w:ascii="Georgia" w:hAnsi="Georgia" w:cs="Georgia"/>
-          <w:b w:val="0"/>
-          <w:i w:val="0"/>
-          <w:color w:val="222222"/>
-          <w:sz w:val="21"/>
-        </w:rPr>
-        <w:t xml:space="preserve">Ahead at dusk lies </w:t>
-      </w:r>
-      <w:r>
-        <w:rPr>
-          <w:rFonts w:ascii="Georgia" w:hAnsi="Georgia" w:cs="Georgia"/>
-          <w:b/>
-          <w:i w:val="0"/>
-          <w:color w:val="222222"/>
-          <w:sz w:val="21"/>
-        </w:rPr>
-        <w:t>Havenmoor</w:t>
-      </w:r>
-      <w:r>
-        <w:rPr>
-          <w:rFonts w:ascii="Georgia" w:hAnsi="Georgia" w:cs="Georgia"/>
-          <w:b w:val="0"/>
-          <w:i w:val="0"/>
-          <w:color w:val="222222"/>
-          <w:sz w:val="21"/>
-        </w:rPr>
-        <w:t xml:space="preserve">, a coastal town sprung whole from a holiday fairytale. Stone and timber houses wear wreaths and garlands and twinkling lights. Red ribbons wrap the lamp posts, snow dusts the rooftops, and warm hearth-glow spills out of every window onto the cobbles. In the town square towers the </w:t>
-      </w:r>
-      <w:r>
-        <w:rPr>
-          <w:rFonts w:ascii="Georgia" w:hAnsi="Georgia" w:cs="Georgia"/>
-          <w:b/>
-          <w:i w:val="0"/>
-          <w:color w:val="222222"/>
-          <w:sz w:val="21"/>
-        </w:rPr>
-        <w:t>Great Pine of Havenmoor</w:t>
-      </w:r>
-      <w:r>
-        <w:rPr>
-          <w:rFonts w:ascii="Georgia" w:hAnsi="Georgia" w:cs="Georgia"/>
-          <w:b w:val="0"/>
-          <w:i w:val="0"/>
-          <w:color w:val="222222"/>
-          <w:sz w:val="21"/>
-        </w:rPr>
-        <w:t xml:space="preserve">, its branches heavy with glass baubles and shimmering ribbons, enchanted lights flickering among the boughs, a golden star burning at its top. Children pelt each other with snowballs beneath it. A painted signpost reads: </w:t>
-      </w:r>
-      <w:r>
-        <w:rPr>
-          <w:rFonts w:ascii="Georgia" w:hAnsi="Georgia" w:cs="Georgia"/>
-          <w:b w:val="0"/>
-          <w:i/>
-          <w:color w:val="222222"/>
-          <w:sz w:val="21"/>
-        </w:rPr>
-        <w:t>Welcome to Havenmoor! May your hearts be warm and your spirits bright!</w:t>
+        <w:t>, named for the iron-hard roots that twist through the earth like veins of metal. The higher the party climbs, the stranger the hills grow: bulbous mushrooms sprout between the rocks, their caps glowing with eerie blue-green light, until the whole hillside shines like a dream having a dream.</w:t>
       </w:r>
     </w:p>
     <w:p>
@@ -3731,7 +2800,7 @@
       <w:r>
         <w:drawing>
           <wp:inline xmlns:a="http://schemas.openxmlformats.org/drawingml/2006/main" xmlns:pic="http://schemas.openxmlformats.org/drawingml/2006/picture">
-            <wp:extent cx="3840480" cy="3840480"/>
+            <wp:extent cx="2377440" cy="2377440"/>
             <wp:docPr id="11" name="Picture 11"/>
             <wp:cNvGraphicFramePr>
               <a:graphicFrameLocks noChangeAspect="1"/>
@@ -3745,6 +2814,1105 @@
                   </pic:nvPicPr>
                   <pic:blipFill>
                     <a:blip r:embed="rId20"/>
+                    <a:stretch>
+                      <a:fillRect/>
+                    </a:stretch>
+                  </pic:blipFill>
+                  <pic:spPr>
+                    <a:xfrm>
+                      <a:off x="0" y="0"/>
+                      <a:ext cx="2377440" cy="2377440"/>
+                    </a:xfrm>
+                    <a:prstGeom prst="rect"/>
+                  </pic:spPr>
+                </pic:pic>
+              </a:graphicData>
+            </a:graphic>
+          </wp:inline>
+        </w:drawing>
+      </w:r>
+    </w:p>
+    <w:p>
+      <w:pPr>
+        <w:spacing w:after="140"/>
+        <w:jc w:val="center"/>
+      </w:pPr>
+      <w:r>
+        <w:rPr>
+          <w:rFonts w:ascii="Georgia" w:hAnsi="Georgia" w:cs="Georgia"/>
+          <w:i/>
+          <w:color w:val="888888"/>
+          <w:sz w:val="18"/>
+        </w:rPr>
+        <w:t>The approach into the Ironroot Hills, every rise crowned with glowing caps.</w:t>
+      </w:r>
+    </w:p>
+    <w:p>
+      <w:pPr>
+        <w:pBdr>
+          <w:left w:val="single" w:sz="18" w:space="12" w:color="5B2A86"/>
+        </w:pBdr>
+        <w:shd w:val="clear" w:color="auto" w:fill="F4F0FA"/>
+        <w:spacing w:before="30" w:after="70"/>
+        <w:ind w:left="340" w:right="340"/>
+      </w:pPr>
+      <w:r>
+        <w:rPr>
+          <w:rFonts w:ascii="Georgia" w:hAnsi="Georgia" w:cs="Georgia"/>
+          <w:b w:val="0"/>
+          <w:i w:val="0"/>
+          <w:color w:val="222222"/>
+          <w:sz w:val="19"/>
+        </w:rPr>
+        <w:t>▶ Wisdom (Perception) DC 14: the ground pulses faintly; the roots shift. Intelligence (Arcana) DC 15: the mushrooms are suffused with Feywild energy, reacting to the party's presence.</w:t>
+      </w:r>
+    </w:p>
+    <w:p>
+      <w:pPr>
+        <w:pBdr>
+          <w:left w:val="single" w:sz="18" w:space="12" w:color="B8860B"/>
+        </w:pBdr>
+        <w:shd w:val="clear" w:color="auto" w:fill="FBF6EA"/>
+        <w:spacing w:before="30" w:after="70"/>
+        <w:ind w:left="340" w:right="340"/>
+      </w:pPr>
+      <w:r>
+        <w:rPr>
+          <w:rFonts w:ascii="Georgia" w:hAnsi="Georgia" w:cs="Georgia"/>
+          <w:b/>
+          <w:i w:val="0"/>
+          <w:color w:val="222222"/>
+          <w:sz w:val="21"/>
+        </w:rPr>
+        <w:t>Lilly</w:t>
+      </w:r>
+      <w:r>
+        <w:rPr>
+          <w:rFonts w:ascii="Georgia" w:hAnsi="Georgia" w:cs="Georgia"/>
+          <w:b w:val="0"/>
+          <w:i w:val="0"/>
+          <w:color w:val="222222"/>
+          <w:sz w:val="21"/>
+        </w:rPr>
+        <w:t xml:space="preserve">, adjusting her goggles: “These mushrooms are not just glowing. They are responding to us. Be ready for anything.” </w:t>
+      </w:r>
+      <w:r>
+        <w:rPr>
+          <w:rFonts w:ascii="Georgia" w:hAnsi="Georgia" w:cs="Georgia"/>
+          <w:b/>
+          <w:i w:val="0"/>
+          <w:color w:val="222222"/>
+          <w:sz w:val="21"/>
+        </w:rPr>
+        <w:t>Stabby</w:t>
+      </w:r>
+      <w:r>
+        <w:rPr>
+          <w:rFonts w:ascii="Georgia" w:hAnsi="Georgia" w:cs="Georgia"/>
+          <w:b w:val="0"/>
+          <w:i w:val="0"/>
+          <w:color w:val="222222"/>
+          <w:sz w:val="21"/>
+        </w:rPr>
+        <w:t>, twirling his sword: “Living mushrooms? Bet they are not ready for a good stabbing.”</w:t>
+      </w:r>
+    </w:p>
+    <w:p>
+      <w:pPr>
+        <w:pBdr>
+          <w:left w:val="single" w:sz="18" w:space="12" w:color="B8860B"/>
+        </w:pBdr>
+        <w:shd w:val="clear" w:color="auto" w:fill="FBF6EA"/>
+        <w:spacing w:before="30" w:after="70"/>
+        <w:ind w:left="340" w:right="340"/>
+      </w:pPr>
+      <w:r>
+        <w:rPr>
+          <w:rFonts w:ascii="Georgia" w:hAnsi="Georgia" w:cs="Georgia"/>
+          <w:b w:val="0"/>
+          <w:i w:val="0"/>
+          <w:color w:val="222222"/>
+          <w:sz w:val="21"/>
+        </w:rPr>
+        <w:t xml:space="preserve">The moment the party steps into a clearing ringed with glowing caps, the ground shudders. With a series of wet, tearing sounds, four </w:t>
+      </w:r>
+      <w:r>
+        <w:rPr>
+          <w:rFonts w:ascii="Georgia" w:hAnsi="Georgia" w:cs="Georgia"/>
+          <w:b/>
+          <w:i w:val="0"/>
+          <w:color w:val="222222"/>
+          <w:sz w:val="21"/>
+        </w:rPr>
+        <w:t>Shroomytes</w:t>
+      </w:r>
+      <w:r>
+        <w:rPr>
+          <w:rFonts w:ascii="Georgia" w:hAnsi="Georgia" w:cs="Georgia"/>
+          <w:b w:val="0"/>
+          <w:i w:val="0"/>
+          <w:color w:val="222222"/>
+          <w:sz w:val="21"/>
+        </w:rPr>
+        <w:t xml:space="preserve"> pull themselves free of the soil, squat fungal bodies pulsing with inner light, tendrils of mycelium writhing like grasping fingers. A melodic hum rises from them, beautiful and menacing at once.</w:t>
+      </w:r>
+    </w:p>
+    <w:p>
+      <w:pPr>
+        <w:pBdr>
+          <w:left w:val="single" w:sz="18" w:space="12" w:color="B8860B"/>
+        </w:pBdr>
+        <w:shd w:val="clear" w:color="auto" w:fill="FBF6EA"/>
+        <w:spacing w:before="30" w:after="70"/>
+        <w:ind w:left="340" w:right="340"/>
+      </w:pPr>
+      <w:r>
+        <w:rPr>
+          <w:rFonts w:ascii="Georgia" w:hAnsi="Georgia" w:cs="Georgia"/>
+          <w:b/>
+          <w:i w:val="0"/>
+          <w:color w:val="222222"/>
+          <w:sz w:val="21"/>
+        </w:rPr>
+        <w:t>Shroomyte</w:t>
+      </w:r>
+      <w:r>
+        <w:rPr>
+          <w:rFonts w:ascii="Georgia" w:hAnsi="Georgia" w:cs="Georgia"/>
+          <w:b w:val="0"/>
+          <w:i w:val="0"/>
+          <w:color w:val="222222"/>
+          <w:sz w:val="21"/>
+        </w:rPr>
+        <w:t>, in a vibrating, musical tone: “Intruders... the grove... must be protected!”</w:t>
+      </w:r>
+    </w:p>
+    <w:p>
+      <w:pPr>
+        <w:keepNext/>
+        <w:spacing w:before="120" w:after="40"/>
+        <w:jc w:val="center"/>
+      </w:pPr>
+      <w:r>
+        <w:drawing>
+          <wp:inline xmlns:a="http://schemas.openxmlformats.org/drawingml/2006/main" xmlns:pic="http://schemas.openxmlformats.org/drawingml/2006/picture">
+            <wp:extent cx="3474720" cy="3474720"/>
+            <wp:docPr id="12" name="Picture 12"/>
+            <wp:cNvGraphicFramePr>
+              <a:graphicFrameLocks noChangeAspect="1"/>
+            </wp:cNvGraphicFramePr>
+            <a:graphic>
+              <a:graphicData uri="http://schemas.openxmlformats.org/drawingml/2006/picture">
+                <pic:pic>
+                  <pic:nvPicPr>
+                    <pic:cNvPr id="0" name="image.jpg"/>
+                    <pic:cNvPicPr/>
+                  </pic:nvPicPr>
+                  <pic:blipFill>
+                    <a:blip r:embed="rId21"/>
+                    <a:stretch>
+                      <a:fillRect/>
+                    </a:stretch>
+                  </pic:blipFill>
+                  <pic:spPr>
+                    <a:xfrm>
+                      <a:off x="0" y="0"/>
+                      <a:ext cx="3474720" cy="3474720"/>
+                    </a:xfrm>
+                    <a:prstGeom prst="rect"/>
+                  </pic:spPr>
+                </pic:pic>
+              </a:graphicData>
+            </a:graphic>
+          </wp:inline>
+        </w:drawing>
+      </w:r>
+    </w:p>
+    <w:p>
+      <w:pPr>
+        <w:spacing w:after="140"/>
+        <w:jc w:val="center"/>
+      </w:pPr>
+      <w:r>
+        <w:rPr>
+          <w:rFonts w:ascii="Georgia" w:hAnsi="Georgia" w:cs="Georgia"/>
+          <w:i/>
+          <w:color w:val="888888"/>
+          <w:sz w:val="18"/>
+        </w:rPr>
+        <w:t>The Shroomytes rise from the glowing grove of the Ironroot Hills.</w:t>
+      </w:r>
+    </w:p>
+    <w:p>
+      <w:pPr>
+        <w:pBdr>
+          <w:left w:val="single" w:sz="18" w:space="12" w:color="5B2A86"/>
+        </w:pBdr>
+        <w:shd w:val="clear" w:color="auto" w:fill="F4F0FA"/>
+        <w:spacing w:before="30" w:after="70"/>
+        <w:ind w:left="340" w:right="340"/>
+      </w:pPr>
+      <w:r>
+        <w:rPr>
+          <w:rFonts w:ascii="Georgia" w:hAnsi="Georgia" w:cs="Georgia"/>
+          <w:b w:val="0"/>
+          <w:i w:val="0"/>
+          <w:color w:val="222222"/>
+          <w:sz w:val="19"/>
+        </w:rPr>
+        <w:t xml:space="preserve">▶ </w:t>
+      </w:r>
+      <w:r>
+        <w:rPr>
+          <w:rFonts w:ascii="Georgia" w:hAnsi="Georgia" w:cs="Georgia"/>
+          <w:b/>
+          <w:i w:val="0"/>
+          <w:color w:val="222222"/>
+          <w:sz w:val="19"/>
+        </w:rPr>
+        <w:t>The fight.</w:t>
+      </w:r>
+      <w:r>
+        <w:rPr>
+          <w:rFonts w:ascii="Georgia" w:hAnsi="Georgia" w:cs="Georgia"/>
+          <w:b w:val="0"/>
+          <w:i w:val="0"/>
+          <w:color w:val="222222"/>
+          <w:sz w:val="19"/>
+        </w:rPr>
+        <w:t xml:space="preserve"> Four Shroomytes, CR 2 each (appendix). Spore Blasts from range, Mycelium Tendrils to entangle, difficult terrain everywhere. Lilly's fire found their weakness; Stabby simply refused to be caught.</w:t>
+      </w:r>
+    </w:p>
+    <w:p>
+      <w:pPr>
+        <w:pBdr>
+          <w:left w:val="single" w:sz="18" w:space="12" w:color="B8860B"/>
+        </w:pBdr>
+        <w:shd w:val="clear" w:color="auto" w:fill="FBF6EA"/>
+        <w:spacing w:before="30" w:after="70"/>
+        <w:ind w:left="340" w:right="340"/>
+      </w:pPr>
+      <w:r>
+        <w:rPr>
+          <w:rFonts w:ascii="Georgia" w:hAnsi="Georgia" w:cs="Georgia"/>
+          <w:b w:val="0"/>
+          <w:i w:val="0"/>
+          <w:color w:val="222222"/>
+          <w:sz w:val="21"/>
+        </w:rPr>
+        <w:t xml:space="preserve">It is a strange, glowing battle among the toadstools, and when the last Shroomyte folds gently back into the earth, the air fills with drifting, luminous spores, falling like warm snow. In the center of the clearing hovers a </w:t>
+      </w:r>
+      <w:r>
+        <w:rPr>
+          <w:rFonts w:ascii="Georgia" w:hAnsi="Georgia" w:cs="Georgia"/>
+          <w:b/>
+          <w:i w:val="0"/>
+          <w:color w:val="222222"/>
+          <w:sz w:val="21"/>
+        </w:rPr>
+        <w:t>Fungal Mote</w:t>
+      </w:r>
+      <w:r>
+        <w:rPr>
+          <w:rFonts w:ascii="Georgia" w:hAnsi="Georgia" w:cs="Georgia"/>
+          <w:b w:val="0"/>
+          <w:i w:val="0"/>
+          <w:color w:val="222222"/>
+          <w:sz w:val="21"/>
+        </w:rPr>
+        <w:t>, pulsing with otherworldly light.</w:t>
+      </w:r>
+    </w:p>
+    <w:p>
+      <w:pPr>
+        <w:pBdr>
+          <w:left w:val="single" w:sz="18" w:space="12" w:color="B8860B"/>
+        </w:pBdr>
+        <w:shd w:val="clear" w:color="auto" w:fill="FBF6EA"/>
+        <w:spacing w:before="30" w:after="70"/>
+        <w:ind w:left="340" w:right="340"/>
+      </w:pPr>
+      <w:r>
+        <w:rPr>
+          <w:rFonts w:ascii="Georgia" w:hAnsi="Georgia" w:cs="Georgia"/>
+          <w:b/>
+          <w:i w:val="0"/>
+          <w:color w:val="222222"/>
+          <w:sz w:val="21"/>
+        </w:rPr>
+        <w:t>Ursa</w:t>
+      </w:r>
+      <w:r>
+        <w:rPr>
+          <w:rFonts w:ascii="Georgia" w:hAnsi="Georgia" w:cs="Georgia"/>
+          <w:b w:val="0"/>
+          <w:i w:val="0"/>
+          <w:color w:val="222222"/>
+          <w:sz w:val="21"/>
+        </w:rPr>
+        <w:t>, reaching toward it, its glow reflected in his eyes: “This one feels like the Feywild, bleeding into our world.” The Essence Sphere in Lilly's pack hums in quiet agreement. The collection grows, and so does the mystery.</w:t>
+      </w:r>
+    </w:p>
+    <w:p>
+      <w:pPr>
+        <w:keepNext/>
+        <w:spacing w:before="400" w:after="120"/>
+        <w:pBdr>
+          <w:bottom w:val="single" w:sz="6" w:space="4" w:color="B8860B"/>
+        </w:pBdr>
+      </w:pPr>
+      <w:r>
+        <w:rPr>
+          <w:rFonts w:ascii="Georgia" w:hAnsi="Georgia" w:cs="Georgia"/>
+          <w:b/>
+          <w:color w:val="B8860B"/>
+          <w:sz w:val="32"/>
+        </w:rPr>
+        <w:t>Part Four: Stormwatch Cliffs</w:t>
+      </w:r>
+    </w:p>
+    <w:p>
+      <w:pPr>
+        <w:spacing w:before="120" w:after="200"/>
+      </w:pPr>
+      <w:r>
+        <w:rPr>
+          <w:rFonts w:ascii="Georgia" w:hAnsi="Georgia" w:cs="Georgia"/>
+          <w:b w:val="0"/>
+          <w:i/>
+          <w:color w:val="222222"/>
+          <w:sz w:val="21"/>
+        </w:rPr>
+        <w:t>By the time the hills gave way to open sky, the party could hear the sea, and the storm that lived above it.</w:t>
+      </w:r>
+    </w:p>
+    <w:p>
+      <w:pPr>
+        <w:pBdr>
+          <w:left w:val="single" w:sz="18" w:space="12" w:color="B8860B"/>
+        </w:pBdr>
+        <w:shd w:val="clear" w:color="auto" w:fill="FBF6EA"/>
+        <w:spacing w:before="30" w:after="70"/>
+        <w:ind w:left="340" w:right="340"/>
+      </w:pPr>
+      <w:r>
+        <w:rPr>
+          <w:rFonts w:ascii="Georgia" w:hAnsi="Georgia" w:cs="Georgia"/>
+          <w:b/>
+          <w:i w:val="0"/>
+          <w:color w:val="222222"/>
+          <w:sz w:val="21"/>
+        </w:rPr>
+        <w:t>Stormwatch Cliffs</w:t>
+      </w:r>
+      <w:r>
+        <w:rPr>
+          <w:rFonts w:ascii="Georgia" w:hAnsi="Georgia" w:cs="Georgia"/>
+          <w:b w:val="0"/>
+          <w:i w:val="0"/>
+          <w:color w:val="222222"/>
+          <w:sz w:val="21"/>
+        </w:rPr>
+        <w:t xml:space="preserve"> rise at the edge of the world: jagged stone ramparts above crashing waves, crowned with black clouds that flicker and grumble with lightning that never quite rests. The air crackles against the skin, tasting of salt and thunder. Etched into the rocks along the clifftop, strange runes glow with a pale blue light, brightening with every distant strike.</w:t>
+      </w:r>
+    </w:p>
+    <w:p>
+      <w:pPr>
+        <w:keepNext/>
+        <w:spacing w:before="220" w:after="60"/>
+      </w:pPr>
+      <w:r>
+        <w:rPr>
+          <w:rFonts w:ascii="Georgia" w:hAnsi="Georgia" w:cs="Georgia"/>
+          <w:b/>
+          <w:color w:val="A0522D"/>
+          <w:sz w:val="26"/>
+        </w:rPr>
+        <w:t>The Cliff Path</w:t>
+      </w:r>
+    </w:p>
+    <w:p>
+      <w:pPr>
+        <w:pBdr>
+          <w:left w:val="single" w:sz="18" w:space="12" w:color="B8860B"/>
+        </w:pBdr>
+        <w:shd w:val="clear" w:color="auto" w:fill="FBF6EA"/>
+        <w:spacing w:before="30" w:after="70"/>
+        <w:ind w:left="340" w:right="340"/>
+      </w:pPr>
+      <w:r>
+        <w:rPr>
+          <w:rFonts w:ascii="Georgia" w:hAnsi="Georgia" w:cs="Georgia"/>
+          <w:b w:val="0"/>
+          <w:i w:val="0"/>
+          <w:color w:val="222222"/>
+          <w:sz w:val="21"/>
+        </w:rPr>
+        <w:t>The only way forward is a narrow path snaking along the cliff's edge, with sheer drops to the hungry ocean below. The wind shoves like a rude giant. Stone crumbles where stone should hold. The Guardians rope together, watch each other's feet, and inch along the ledge while the storm booms overhead.</w:t>
+      </w:r>
+    </w:p>
+    <w:p>
+      <w:pPr>
+        <w:pBdr>
+          <w:left w:val="single" w:sz="18" w:space="12" w:color="5B2A86"/>
+        </w:pBdr>
+        <w:shd w:val="clear" w:color="auto" w:fill="F4F0FA"/>
+        <w:spacing w:before="30" w:after="70"/>
+        <w:ind w:left="340" w:right="340"/>
+      </w:pPr>
+      <w:r>
+        <w:rPr>
+          <w:rFonts w:ascii="Georgia" w:hAnsi="Georgia" w:cs="Georgia"/>
+          <w:b w:val="0"/>
+          <w:i w:val="0"/>
+          <w:color w:val="222222"/>
+          <w:sz w:val="19"/>
+        </w:rPr>
+        <w:t>▶ Skill challenge: Dexterity (Acrobatics) DC 14 on the narrow ledge; Wisdom (Perception) DC 15 to spot the crumbling section before it fell; Intelligence (Arcana) DC 15 to recognize the runes as an ancient magical defense, knowledge that pays off at the monolith. Falls dealt bruises (1d6 to 2d6), not tragedies.</w:t>
+      </w:r>
+    </w:p>
+    <w:p>
+      <w:pPr>
+        <w:keepNext/>
+        <w:spacing w:before="220" w:after="60"/>
+      </w:pPr>
+      <w:r>
+        <w:rPr>
+          <w:rFonts w:ascii="Georgia" w:hAnsi="Georgia" w:cs="Georgia"/>
+          <w:b/>
+          <w:color w:val="A0522D"/>
+          <w:sz w:val="26"/>
+        </w:rPr>
+        <w:t>The Monolith of Four Elements</w:t>
+      </w:r>
+    </w:p>
+    <w:p>
+      <w:pPr>
+        <w:pBdr>
+          <w:left w:val="single" w:sz="18" w:space="12" w:color="B8860B"/>
+        </w:pBdr>
+        <w:shd w:val="clear" w:color="auto" w:fill="FBF6EA"/>
+        <w:spacing w:before="30" w:after="70"/>
+        <w:ind w:left="340" w:right="340"/>
+      </w:pPr>
+      <w:r>
+        <w:rPr>
+          <w:rFonts w:ascii="Georgia" w:hAnsi="Georgia" w:cs="Georgia"/>
+          <w:b w:val="0"/>
+          <w:i w:val="0"/>
+          <w:color w:val="222222"/>
+          <w:sz w:val="21"/>
+        </w:rPr>
+        <w:t xml:space="preserve">Past the worst of the ledge, the path opens onto a circular stone platform carved into the cliffside. At its center stands a </w:t>
+      </w:r>
+      <w:r>
+        <w:rPr>
+          <w:rFonts w:ascii="Georgia" w:hAnsi="Georgia" w:cs="Georgia"/>
+          <w:b/>
+          <w:i w:val="0"/>
+          <w:color w:val="222222"/>
+          <w:sz w:val="21"/>
+        </w:rPr>
+        <w:t>monolith</w:t>
+      </w:r>
+      <w:r>
+        <w:rPr>
+          <w:rFonts w:ascii="Georgia" w:hAnsi="Georgia" w:cs="Georgia"/>
+          <w:b w:val="0"/>
+          <w:i w:val="0"/>
+          <w:color w:val="222222"/>
+          <w:sz w:val="21"/>
+        </w:rPr>
+        <w:t xml:space="preserve">, etched with the same runes as the cliffs, a lightning rod jutting from its peak. Every few minutes the storm reaches down and strikes the rod, and the whole platform glows. Around the monolith stand four smaller pedestals, each crowned with a rotating stone ring of symbols: </w:t>
+      </w:r>
+      <w:r>
+        <w:rPr>
+          <w:rFonts w:ascii="Georgia" w:hAnsi="Georgia" w:cs="Georgia"/>
+          <w:b/>
+          <w:i w:val="0"/>
+          <w:color w:val="222222"/>
+          <w:sz w:val="21"/>
+        </w:rPr>
+        <w:t>Air</w:t>
+      </w:r>
+      <w:r>
+        <w:rPr>
+          <w:rFonts w:ascii="Georgia" w:hAnsi="Georgia" w:cs="Georgia"/>
+          <w:b w:val="0"/>
+          <w:i w:val="0"/>
+          <w:color w:val="222222"/>
+          <w:sz w:val="21"/>
+        </w:rPr>
+        <w:t xml:space="preserve">, </w:t>
+      </w:r>
+      <w:r>
+        <w:rPr>
+          <w:rFonts w:ascii="Georgia" w:hAnsi="Georgia" w:cs="Georgia"/>
+          <w:b/>
+          <w:i w:val="0"/>
+          <w:color w:val="222222"/>
+          <w:sz w:val="21"/>
+        </w:rPr>
+        <w:t>Water</w:t>
+      </w:r>
+      <w:r>
+        <w:rPr>
+          <w:rFonts w:ascii="Georgia" w:hAnsi="Georgia" w:cs="Georgia"/>
+          <w:b w:val="0"/>
+          <w:i w:val="0"/>
+          <w:color w:val="222222"/>
+          <w:sz w:val="21"/>
+        </w:rPr>
+        <w:t xml:space="preserve">, </w:t>
+      </w:r>
+      <w:r>
+        <w:rPr>
+          <w:rFonts w:ascii="Georgia" w:hAnsi="Georgia" w:cs="Georgia"/>
+          <w:b/>
+          <w:i w:val="0"/>
+          <w:color w:val="222222"/>
+          <w:sz w:val="21"/>
+        </w:rPr>
+        <w:t>Earth</w:t>
+      </w:r>
+      <w:r>
+        <w:rPr>
+          <w:rFonts w:ascii="Georgia" w:hAnsi="Georgia" w:cs="Georgia"/>
+          <w:b w:val="0"/>
+          <w:i w:val="0"/>
+          <w:color w:val="222222"/>
+          <w:sz w:val="21"/>
+        </w:rPr>
+        <w:t xml:space="preserve">, and </w:t>
+      </w:r>
+      <w:r>
+        <w:rPr>
+          <w:rFonts w:ascii="Georgia" w:hAnsi="Georgia" w:cs="Georgia"/>
+          <w:b/>
+          <w:i w:val="0"/>
+          <w:color w:val="222222"/>
+          <w:sz w:val="21"/>
+        </w:rPr>
+        <w:t>Fire</w:t>
+      </w:r>
+      <w:r>
+        <w:rPr>
+          <w:rFonts w:ascii="Georgia" w:hAnsi="Georgia" w:cs="Georgia"/>
+          <w:b w:val="0"/>
+          <w:i w:val="0"/>
+          <w:color w:val="222222"/>
+          <w:sz w:val="21"/>
+        </w:rPr>
+        <w:t>.</w:t>
+      </w:r>
+    </w:p>
+    <w:p>
+      <w:pPr>
+        <w:pBdr>
+          <w:left w:val="single" w:sz="18" w:space="12" w:color="B8860B"/>
+        </w:pBdr>
+        <w:shd w:val="clear" w:color="auto" w:fill="FBF6EA"/>
+        <w:spacing w:before="30" w:after="70"/>
+        <w:ind w:left="340" w:right="340"/>
+      </w:pPr>
+      <w:r>
+        <w:rPr>
+          <w:rFonts w:ascii="Georgia" w:hAnsi="Georgia" w:cs="Georgia"/>
+          <w:b w:val="0"/>
+          <w:i w:val="0"/>
+          <w:color w:val="222222"/>
+          <w:sz w:val="21"/>
+        </w:rPr>
+        <w:t xml:space="preserve">Etched into the monolith's base, half-worn by centuries of storms, four phrases: </w:t>
+      </w:r>
+      <w:r>
+        <w:rPr>
+          <w:rFonts w:ascii="Georgia" w:hAnsi="Georgia" w:cs="Georgia"/>
+          <w:b w:val="0"/>
+          <w:i/>
+          <w:color w:val="222222"/>
+          <w:sz w:val="21"/>
+        </w:rPr>
+        <w:t>The winds whisper first. The tide rises after. Stone stands firm next. Flame seals the fate.</w:t>
+      </w:r>
+    </w:p>
+    <w:p>
+      <w:pPr>
+        <w:pBdr>
+          <w:left w:val="single" w:sz="18" w:space="12" w:color="5B2A86"/>
+        </w:pBdr>
+        <w:shd w:val="clear" w:color="auto" w:fill="F4F0FA"/>
+        <w:spacing w:before="30" w:after="70"/>
+        <w:ind w:left="340" w:right="340"/>
+      </w:pPr>
+      <w:r>
+        <w:rPr>
+          <w:rFonts w:ascii="Georgia" w:hAnsi="Georgia" w:cs="Georgia"/>
+          <w:b w:val="0"/>
+          <w:i w:val="0"/>
+          <w:color w:val="222222"/>
+          <w:sz w:val="19"/>
+        </w:rPr>
+        <w:t>▶ The puzzle: align the pedestals Air, then Water, then Earth, then Fire, timed to a lightning strike. Intelligence (Investigation) or Wisdom (Insight) DC 15 to read the sequence from the clues; a wrong alignment discharged 2d6 lightning. The party solved it on the storm's next breath.</w:t>
+      </w:r>
+    </w:p>
+    <w:p>
+      <w:pPr>
+        <w:pBdr>
+          <w:left w:val="single" w:sz="18" w:space="12" w:color="B8860B"/>
+        </w:pBdr>
+        <w:shd w:val="clear" w:color="auto" w:fill="FBF6EA"/>
+        <w:spacing w:before="30" w:after="70"/>
+        <w:ind w:left="340" w:right="340"/>
+      </w:pPr>
+      <w:r>
+        <w:rPr>
+          <w:rFonts w:ascii="Georgia" w:hAnsi="Georgia" w:cs="Georgia"/>
+          <w:b w:val="0"/>
+          <w:i w:val="0"/>
+          <w:color w:val="222222"/>
+          <w:sz w:val="21"/>
+        </w:rPr>
+        <w:t>Stone rings grind into place: wind, tide, stone, flame. The storm inhales. Lightning hammers the rod, and this time the monolith drinks it, humming louder and louder until a beam of pure light lances up into the clouds and blooms into a shimmering curtain of energy above the platform.</w:t>
+      </w:r>
+    </w:p>
+    <w:p>
+      <w:pPr>
+        <w:keepNext/>
+        <w:spacing w:before="120" w:after="40"/>
+        <w:jc w:val="center"/>
+      </w:pPr>
+      <w:r>
+        <w:drawing>
+          <wp:inline xmlns:a="http://schemas.openxmlformats.org/drawingml/2006/main" xmlns:pic="http://schemas.openxmlformats.org/drawingml/2006/picture">
+            <wp:extent cx="3840480" cy="3840480"/>
+            <wp:docPr id="13" name="Picture 13"/>
+            <wp:cNvGraphicFramePr>
+              <a:graphicFrameLocks noChangeAspect="1"/>
+            </wp:cNvGraphicFramePr>
+            <a:graphic>
+              <a:graphicData uri="http://schemas.openxmlformats.org/drawingml/2006/picture">
+                <pic:pic>
+                  <pic:nvPicPr>
+                    <pic:cNvPr id="0" name="image.jpg"/>
+                    <pic:cNvPicPr/>
+                  </pic:nvPicPr>
+                  <pic:blipFill>
+                    <a:blip r:embed="rId22"/>
+                    <a:stretch>
+                      <a:fillRect/>
+                    </a:stretch>
+                  </pic:blipFill>
+                  <pic:spPr>
+                    <a:xfrm>
+                      <a:off x="0" y="0"/>
+                      <a:ext cx="3840480" cy="3840480"/>
+                    </a:xfrm>
+                    <a:prstGeom prst="rect"/>
+                  </pic:spPr>
+                </pic:pic>
+              </a:graphicData>
+            </a:graphic>
+          </wp:inline>
+        </w:drawing>
+      </w:r>
+    </w:p>
+    <w:p>
+      <w:pPr>
+        <w:spacing w:after="140"/>
+        <w:jc w:val="center"/>
+      </w:pPr>
+      <w:r>
+        <w:rPr>
+          <w:rFonts w:ascii="Georgia" w:hAnsi="Georgia" w:cs="Georgia"/>
+          <w:i/>
+          <w:color w:val="888888"/>
+          <w:sz w:val="18"/>
+        </w:rPr>
+        <w:t>The Dark Figure looms over the monoliths of the Stormwatch Cliffs.</w:t>
+      </w:r>
+    </w:p>
+    <w:p>
+      <w:pPr>
+        <w:keepNext/>
+        <w:spacing w:before="220" w:after="60"/>
+      </w:pPr>
+      <w:r>
+        <w:rPr>
+          <w:rFonts w:ascii="Georgia" w:hAnsi="Georgia" w:cs="Georgia"/>
+          <w:b/>
+          <w:color w:val="A0522D"/>
+          <w:sz w:val="26"/>
+        </w:rPr>
+        <w:t>The Dark Figure</w:t>
+      </w:r>
+    </w:p>
+    <w:p>
+      <w:pPr>
+        <w:pBdr>
+          <w:left w:val="single" w:sz="18" w:space="12" w:color="B8860B"/>
+        </w:pBdr>
+        <w:shd w:val="clear" w:color="auto" w:fill="FBF6EA"/>
+        <w:spacing w:before="30" w:after="70"/>
+        <w:ind w:left="340" w:right="340"/>
+      </w:pPr>
+      <w:r>
+        <w:rPr>
+          <w:rFonts w:ascii="Georgia" w:hAnsi="Georgia" w:cs="Georgia"/>
+          <w:b w:val="0"/>
+          <w:i w:val="0"/>
+          <w:color w:val="222222"/>
+          <w:sz w:val="21"/>
+        </w:rPr>
+        <w:t>Within the curtain of light, a vision takes shape: a towering figure cloaked in darkness, its face hidden, its presence pressing down on the platform like a cold hand. The storm itself seems to lean away from it. When it speaks, the voice does not come through the air. It arrives directly inside their minds.</w:t>
+      </w:r>
+    </w:p>
+    <w:p>
+      <w:pPr>
+        <w:pBdr>
+          <w:left w:val="single" w:sz="18" w:space="12" w:color="B8860B"/>
+        </w:pBdr>
+        <w:shd w:val="clear" w:color="auto" w:fill="FBF6EA"/>
+        <w:spacing w:before="30" w:after="70"/>
+        <w:ind w:left="340" w:right="340"/>
+      </w:pPr>
+      <w:r>
+        <w:rPr>
+          <w:rFonts w:ascii="Georgia" w:hAnsi="Georgia" w:cs="Georgia"/>
+          <w:b/>
+          <w:i w:val="0"/>
+          <w:color w:val="222222"/>
+          <w:sz w:val="21"/>
+        </w:rPr>
+        <w:t>The dark figure:</w:t>
+      </w:r>
+      <w:r>
+        <w:rPr>
+          <w:rFonts w:ascii="Georgia" w:hAnsi="Georgia" w:cs="Georgia"/>
+          <w:b w:val="0"/>
+          <w:i w:val="0"/>
+          <w:color w:val="222222"/>
+          <w:sz w:val="21"/>
+        </w:rPr>
+        <w:t xml:space="preserve"> “You meddle with forces beyond your comprehension. The boundaries between realms are mine to shatter and shape. The goddess's light fades, and chaos will reign. The motes you gather are but embers of a dying flame. You cannot stop the unraveling.”</w:t>
+      </w:r>
+    </w:p>
+    <w:p>
+      <w:pPr>
+        <w:pBdr>
+          <w:left w:val="single" w:sz="18" w:space="12" w:color="B8860B"/>
+        </w:pBdr>
+        <w:shd w:val="clear" w:color="auto" w:fill="FBF6EA"/>
+        <w:spacing w:before="30" w:after="70"/>
+        <w:ind w:left="340" w:right="340"/>
+      </w:pPr>
+      <w:r>
+        <w:rPr>
+          <w:rFonts w:ascii="Georgia" w:hAnsi="Georgia" w:cs="Georgia"/>
+          <w:b w:val="0"/>
+          <w:i w:val="0"/>
+          <w:color w:val="222222"/>
+          <w:sz w:val="21"/>
+        </w:rPr>
+        <w:t xml:space="preserve">The vision collapses into darkness, and the light curtain blows out like a candle. Where it stood, something small falls to the stone with a crystalline chime: a </w:t>
+      </w:r>
+      <w:r>
+        <w:rPr>
+          <w:rFonts w:ascii="Georgia" w:hAnsi="Georgia" w:cs="Georgia"/>
+          <w:b/>
+          <w:i w:val="0"/>
+          <w:color w:val="222222"/>
+          <w:sz w:val="21"/>
+        </w:rPr>
+        <w:t>Dark Fragment</w:t>
+      </w:r>
+      <w:r>
+        <w:rPr>
+          <w:rFonts w:ascii="Georgia" w:hAnsi="Georgia" w:cs="Georgia"/>
+          <w:b w:val="0"/>
+          <w:i w:val="0"/>
+          <w:color w:val="222222"/>
+          <w:sz w:val="21"/>
+        </w:rPr>
+        <w:t>, a shard of crystallized energy swirling with elemental chaos, cold to the touch and heavier than it looks.</w:t>
+      </w:r>
+    </w:p>
+    <w:p>
+      <w:pPr>
+        <w:pBdr>
+          <w:left w:val="single" w:sz="18" w:space="12" w:color="5B2A86"/>
+        </w:pBdr>
+        <w:shd w:val="clear" w:color="auto" w:fill="F4F0FA"/>
+        <w:spacing w:before="30" w:after="70"/>
+        <w:ind w:left="340" w:right="340"/>
+      </w:pPr>
+      <w:r>
+        <w:rPr>
+          <w:rFonts w:ascii="Georgia" w:hAnsi="Georgia" w:cs="Georgia"/>
+          <w:b w:val="0"/>
+          <w:i w:val="0"/>
+          <w:color w:val="222222"/>
+          <w:sz w:val="19"/>
+        </w:rPr>
+        <w:t>▶ Intelligence (Arcana) DC 15: the fragment is a remnant of the same power corrupting the planar boundaries, tied directly to the weakening of Elaria. The party keeps it, carefully wrapped.</w:t>
+      </w:r>
+    </w:p>
+    <w:p>
+      <w:pPr>
+        <w:pBdr>
+          <w:left w:val="single" w:sz="18" w:space="12" w:color="B8860B"/>
+        </w:pBdr>
+        <w:shd w:val="clear" w:color="auto" w:fill="FBF6EA"/>
+        <w:spacing w:before="30" w:after="70"/>
+        <w:ind w:left="340" w:right="340"/>
+      </w:pPr>
+      <w:r>
+        <w:rPr>
+          <w:rFonts w:ascii="Georgia" w:hAnsi="Georgia" w:cs="Georgia"/>
+          <w:b w:val="0"/>
+          <w:i w:val="0"/>
+          <w:color w:val="222222"/>
+          <w:sz w:val="21"/>
+        </w:rPr>
+        <w:t xml:space="preserve">Until this moment, the breaking of the world might have been an accident: a storm, a sickness, a slow unlucky fraying. No longer. Someone stood in that light and called the boundaries </w:t>
+      </w:r>
+      <w:r>
+        <w:rPr>
+          <w:rFonts w:ascii="Georgia" w:hAnsi="Georgia" w:cs="Georgia"/>
+          <w:b w:val="0"/>
+          <w:i/>
+          <w:color w:val="222222"/>
+          <w:sz w:val="21"/>
+        </w:rPr>
+        <w:t>mine</w:t>
+      </w:r>
+      <w:r>
+        <w:rPr>
+          <w:rFonts w:ascii="Georgia" w:hAnsi="Georgia" w:cs="Georgia"/>
+          <w:b w:val="0"/>
+          <w:i w:val="0"/>
+          <w:color w:val="222222"/>
+          <w:sz w:val="21"/>
+        </w:rPr>
+        <w:t>. Someone is doing this on purpose.</w:t>
+      </w:r>
+    </w:p>
+    <w:p>
+      <w:pPr>
+        <w:pBdr>
+          <w:left w:val="single" w:sz="18" w:space="12" w:color="B8860B"/>
+        </w:pBdr>
+        <w:shd w:val="clear" w:color="auto" w:fill="FBF6EA"/>
+        <w:spacing w:before="30" w:after="70"/>
+        <w:ind w:left="340" w:right="340"/>
+      </w:pPr>
+      <w:r>
+        <w:rPr>
+          <w:rFonts w:ascii="Georgia" w:hAnsi="Georgia" w:cs="Georgia"/>
+          <w:b/>
+          <w:i w:val="0"/>
+          <w:color w:val="222222"/>
+          <w:sz w:val="21"/>
+        </w:rPr>
+        <w:t>Ursa:</w:t>
+      </w:r>
+      <w:r>
+        <w:rPr>
+          <w:rFonts w:ascii="Georgia" w:hAnsi="Georgia" w:cs="Georgia"/>
+          <w:b w:val="0"/>
+          <w:i w:val="0"/>
+          <w:color w:val="222222"/>
+          <w:sz w:val="21"/>
+        </w:rPr>
+        <w:t xml:space="preserve"> “That figure... they want to unravel everything. We have to stop them.” </w:t>
+      </w:r>
+      <w:r>
+        <w:rPr>
+          <w:rFonts w:ascii="Georgia" w:hAnsi="Georgia" w:cs="Georgia"/>
+          <w:b/>
+          <w:i w:val="0"/>
+          <w:color w:val="222222"/>
+          <w:sz w:val="21"/>
+        </w:rPr>
+        <w:t>Lilly:</w:t>
+      </w:r>
+      <w:r>
+        <w:rPr>
+          <w:rFonts w:ascii="Georgia" w:hAnsi="Georgia" w:cs="Georgia"/>
+          <w:b w:val="0"/>
+          <w:i w:val="0"/>
+          <w:color w:val="222222"/>
+          <w:sz w:val="21"/>
+        </w:rPr>
+        <w:t xml:space="preserve"> “The Artificer's Guild might be our best chance to figure this out, and to bring Pikachu back.” </w:t>
+      </w:r>
+      <w:r>
+        <w:rPr>
+          <w:rFonts w:ascii="Georgia" w:hAnsi="Georgia" w:cs="Georgia"/>
+          <w:b/>
+          <w:i w:val="0"/>
+          <w:color w:val="222222"/>
+          <w:sz w:val="21"/>
+        </w:rPr>
+        <w:t>Stabby:</w:t>
+      </w:r>
+      <w:r>
+        <w:rPr>
+          <w:rFonts w:ascii="Georgia" w:hAnsi="Georgia" w:cs="Georgia"/>
+          <w:b w:val="0"/>
+          <w:i w:val="0"/>
+          <w:color w:val="222222"/>
+          <w:sz w:val="21"/>
+        </w:rPr>
+        <w:t xml:space="preserve"> “Whoever they are, they are going to get a taste of my blade!”</w:t>
+      </w:r>
+    </w:p>
+    <w:p>
+      <w:pPr>
+        <w:keepNext/>
+        <w:spacing w:before="400" w:after="120"/>
+        <w:pBdr>
+          <w:bottom w:val="single" w:sz="6" w:space="4" w:color="B8860B"/>
+        </w:pBdr>
+      </w:pPr>
+      <w:r>
+        <w:rPr>
+          <w:rFonts w:ascii="Georgia" w:hAnsi="Georgia" w:cs="Georgia"/>
+          <w:b/>
+          <w:color w:val="B8860B"/>
+          <w:sz w:val="32"/>
+        </w:rPr>
+        <w:t>Part Five: The Lights of Havenmoor</w:t>
+      </w:r>
+    </w:p>
+    <w:p>
+      <w:pPr>
+        <w:spacing w:before="120" w:after="200"/>
+      </w:pPr>
+      <w:r>
+        <w:rPr>
+          <w:rFonts w:ascii="Georgia" w:hAnsi="Georgia" w:cs="Georgia"/>
+          <w:b w:val="0"/>
+          <w:i/>
+          <w:color w:val="222222"/>
+          <w:sz w:val="21"/>
+        </w:rPr>
+        <w:t>The storm broke behind them, and the path wound down from the cliffs toward the glow of a town that smelled like cookies.</w:t>
+      </w:r>
+    </w:p>
+    <w:p>
+      <w:pPr>
+        <w:pBdr>
+          <w:left w:val="single" w:sz="18" w:space="12" w:color="B8860B"/>
+        </w:pBdr>
+        <w:shd w:val="clear" w:color="auto" w:fill="FBF6EA"/>
+        <w:spacing w:before="30" w:after="70"/>
+        <w:ind w:left="340" w:right="340"/>
+      </w:pPr>
+      <w:r>
+        <w:rPr>
+          <w:rFonts w:ascii="Georgia" w:hAnsi="Georgia" w:cs="Georgia"/>
+          <w:b w:val="0"/>
+          <w:i w:val="0"/>
+          <w:color w:val="222222"/>
+          <w:sz w:val="21"/>
+        </w:rPr>
+        <w:t>As the party descends, the roar of the sea softens, and new sounds drift up to meet them: distant laughter, jingling bells, a thread of festive music. The path becomes a cobblestone road flanked by frost-dusted pines, and the cold air fills with the mingled scents of sea salt, pine needles, cinnamon, nutmeg, and fresh-baked cookies.</w:t>
+      </w:r>
+    </w:p>
+    <w:p>
+      <w:pPr>
+        <w:pBdr>
+          <w:left w:val="single" w:sz="18" w:space="12" w:color="B8860B"/>
+        </w:pBdr>
+        <w:shd w:val="clear" w:color="auto" w:fill="FBF6EA"/>
+        <w:spacing w:before="30" w:after="70"/>
+        <w:ind w:left="340" w:right="340"/>
+      </w:pPr>
+      <w:r>
+        <w:rPr>
+          <w:rFonts w:ascii="Georgia" w:hAnsi="Georgia" w:cs="Georgia"/>
+          <w:b w:val="0"/>
+          <w:i w:val="0"/>
+          <w:color w:val="222222"/>
+          <w:sz w:val="21"/>
+        </w:rPr>
+        <w:t xml:space="preserve">Ahead at dusk lies </w:t>
+      </w:r>
+      <w:r>
+        <w:rPr>
+          <w:rFonts w:ascii="Georgia" w:hAnsi="Georgia" w:cs="Georgia"/>
+          <w:b/>
+          <w:i w:val="0"/>
+          <w:color w:val="222222"/>
+          <w:sz w:val="21"/>
+        </w:rPr>
+        <w:t>Havenmoor</w:t>
+      </w:r>
+      <w:r>
+        <w:rPr>
+          <w:rFonts w:ascii="Georgia" w:hAnsi="Georgia" w:cs="Georgia"/>
+          <w:b w:val="0"/>
+          <w:i w:val="0"/>
+          <w:color w:val="222222"/>
+          <w:sz w:val="21"/>
+        </w:rPr>
+        <w:t xml:space="preserve">, a coastal town sprung whole from a holiday fairytale. Stone and timber houses wear wreaths and garlands and twinkling lights. Red ribbons wrap the lamp posts, snow dusts the rooftops, and warm hearth-glow spills out of every window onto the cobbles. In the town square towers the </w:t>
+      </w:r>
+      <w:r>
+        <w:rPr>
+          <w:rFonts w:ascii="Georgia" w:hAnsi="Georgia" w:cs="Georgia"/>
+          <w:b/>
+          <w:i w:val="0"/>
+          <w:color w:val="222222"/>
+          <w:sz w:val="21"/>
+        </w:rPr>
+        <w:t>Great Pine of Havenmoor</w:t>
+      </w:r>
+      <w:r>
+        <w:rPr>
+          <w:rFonts w:ascii="Georgia" w:hAnsi="Georgia" w:cs="Georgia"/>
+          <w:b w:val="0"/>
+          <w:i w:val="0"/>
+          <w:color w:val="222222"/>
+          <w:sz w:val="21"/>
+        </w:rPr>
+        <w:t xml:space="preserve">, its branches heavy with glass baubles and shimmering ribbons, enchanted lights flickering among the boughs, a golden star burning at its top. Children pelt each other with snowballs beneath it. A painted signpost reads: </w:t>
+      </w:r>
+      <w:r>
+        <w:rPr>
+          <w:rFonts w:ascii="Georgia" w:hAnsi="Georgia" w:cs="Georgia"/>
+          <w:b w:val="0"/>
+          <w:i/>
+          <w:color w:val="222222"/>
+          <w:sz w:val="21"/>
+        </w:rPr>
+        <w:t>Welcome to Havenmoor! May your hearts be warm and your spirits bright!</w:t>
+      </w:r>
+    </w:p>
+    <w:p>
+      <w:pPr>
+        <w:keepNext/>
+        <w:spacing w:before="120" w:after="40"/>
+        <w:jc w:val="center"/>
+      </w:pPr>
+      <w:r>
+        <w:drawing>
+          <wp:inline xmlns:a="http://schemas.openxmlformats.org/drawingml/2006/main" xmlns:pic="http://schemas.openxmlformats.org/drawingml/2006/picture">
+            <wp:extent cx="3840480" cy="3840480"/>
+            <wp:docPr id="14" name="Picture 14"/>
+            <wp:cNvGraphicFramePr>
+              <a:graphicFrameLocks noChangeAspect="1"/>
+            </wp:cNvGraphicFramePr>
+            <a:graphic>
+              <a:graphicData uri="http://schemas.openxmlformats.org/drawingml/2006/picture">
+                <pic:pic>
+                  <pic:nvPicPr>
+                    <pic:cNvPr id="0" name="image.jpg"/>
+                    <pic:cNvPicPr/>
+                  </pic:nvPicPr>
+                  <pic:blipFill>
+                    <a:blip r:embed="rId23"/>
                     <a:stretch>
                       <a:fillRect/>
                     </a:stretch>

--- a/sessions/session_03_quest_for_knowledge.docx
+++ b/sessions/session_03_quest_for_knowledge.docx
@@ -1,6 +1,7 @@
 
 <file path=word/document.xml><?xml version="1.0" encoding="utf-8"?>
 <w:document xmlns:wpc="http://schemas.microsoft.com/office/word/2010/wordprocessingCanvas" xmlns:mo="http://schemas.microsoft.com/office/mac/office/2008/main" xmlns:mc="http://schemas.openxmlformats.org/markup-compatibility/2006" xmlns:mv="urn:schemas-microsoft-com:mac:vml" xmlns:o="urn:schemas-microsoft-com:office:office" xmlns:r="http://schemas.openxmlformats.org/officeDocument/2006/relationships" xmlns:m="http://schemas.openxmlformats.org/officeDocument/2006/math" xmlns:v="urn:schemas-microsoft-com:vml" xmlns:wp14="http://schemas.microsoft.com/office/word/2010/wordprocessingDrawing" xmlns:wp="http://schemas.openxmlformats.org/drawingml/2006/wordprocessingDrawing" xmlns:w10="urn:schemas-microsoft-com:office:word" xmlns:w="http://schemas.openxmlformats.org/wordprocessingml/2006/main" xmlns:w14="http://schemas.microsoft.com/office/word/2010/wordml" xmlns:wpg="http://schemas.microsoft.com/office/word/2010/wordprocessingGroup" xmlns:wpi="http://schemas.microsoft.com/office/word/2010/wordprocessingInk" xmlns:wne="http://schemas.microsoft.com/office/word/2006/wordml" xmlns:wps="http://schemas.microsoft.com/office/word/2010/wordprocessingShape" mc:Ignorable="w14 wp14">
+  <w:background w:color="F9F2E2"/>
   <w:body>
     <w:p>
       <w:pPr>
@@ -5202,7 +5203,7 @@
     <w:sectPr>
       <w:footerReference w:type="default" r:id="rId9"/>
       <w:pgSz w:w="12240" w:h="15840"/>
-      <w:pgMar w:top="1080" w:right="1440" w:bottom="1080" w:left="1440" w:header="720" w:footer="720" w:gutter="0"/>
+      <w:pgMar w:top="1080" w:right="1440" w:bottom="1300" w:left="1440" w:header="720" w:footer="720" w:gutter="0"/>
       <w:cols w:space="720"/>
       <w:docGrid w:linePitch="360"/>
     </w:sectPr>

--- a/sessions/session_03_quest_for_knowledge.docx
+++ b/sessions/session_03_quest_for_knowledge.docx
@@ -877,7 +877,7 @@
       <w:r>
         <w:drawing>
           <wp:inline xmlns:a="http://schemas.openxmlformats.org/drawingml/2006/main" xmlns:pic="http://schemas.openxmlformats.org/drawingml/2006/picture">
-            <wp:extent cx="3566160" cy="3566160"/>
+            <wp:extent cx="2926080" cy="2926080"/>
             <wp:docPr id="3" name="Picture 3"/>
             <wp:cNvGraphicFramePr>
               <a:graphicFrameLocks noChangeAspect="1"/>
@@ -898,7 +898,7 @@
                   <pic:spPr>
                     <a:xfrm>
                       <a:off x="0" y="0"/>
-                      <a:ext cx="3566160" cy="3566160"/>
+                      <a:ext cx="2926080" cy="2926080"/>
                     </a:xfrm>
                     <a:prstGeom prst="rect"/>
                   </pic:spPr>
@@ -1046,7 +1046,7 @@
       <w:r>
         <w:drawing>
           <wp:inline xmlns:a="http://schemas.openxmlformats.org/drawingml/2006/main" xmlns:pic="http://schemas.openxmlformats.org/drawingml/2006/picture">
-            <wp:extent cx="3840480" cy="3840480"/>
+            <wp:extent cx="2926080" cy="2926080"/>
             <wp:docPr id="4" name="Picture 4"/>
             <wp:cNvGraphicFramePr>
               <a:graphicFrameLocks noChangeAspect="1"/>
@@ -1067,7 +1067,7 @@
                   <pic:spPr>
                     <a:xfrm>
                       <a:off x="0" y="0"/>
-                      <a:ext cx="3840480" cy="3840480"/>
+                      <a:ext cx="2926080" cy="2926080"/>
                     </a:xfrm>
                     <a:prstGeom prst="rect"/>
                   </pic:spPr>
@@ -2353,186 +2353,6 @@
     </w:p>
     <w:p>
       <w:pPr>
-        <w:pBdr>
-          <w:left w:val="single" w:sz="18" w:space="12" w:color="5B2A86"/>
-        </w:pBdr>
-        <w:shd w:val="clear" w:color="auto" w:fill="F4F0FA"/>
-        <w:spacing w:before="30" w:after="70"/>
-        <w:ind w:left="340" w:right="340"/>
-      </w:pPr>
-      <w:r>
-        <w:rPr>
-          <w:rFonts w:ascii="Georgia" w:hAnsi="Georgia" w:cs="Georgia"/>
-          <w:b w:val="0"/>
-          <w:i w:val="0"/>
-          <w:color w:val="222222"/>
-          <w:sz w:val="19"/>
-        </w:rPr>
-        <w:t>▶ Wisdom (Perception) DC 15: shapes flickering in the fog, pacing the party. Wisdom (Survival) DC 14: padded tracks that stop abruptly, mid-stride. Intelligence (Arcana) DC 16: planar distortion is warping the creatures here, granting them abilities they should not have.</w:t>
-      </w:r>
-    </w:p>
-    <w:p>
-      <w:pPr>
-        <w:pBdr>
-          <w:left w:val="single" w:sz="18" w:space="12" w:color="B8860B"/>
-        </w:pBdr>
-        <w:shd w:val="clear" w:color="auto" w:fill="FBF6EA"/>
-        <w:spacing w:before="30" w:after="70"/>
-        <w:ind w:left="340" w:right="340"/>
-      </w:pPr>
-      <w:r>
-        <w:rPr>
-          <w:rFonts w:ascii="Georgia" w:hAnsi="Georgia" w:cs="Georgia"/>
-          <w:b/>
-          <w:i w:val="0"/>
-          <w:color w:val="222222"/>
-          <w:sz w:val="21"/>
-        </w:rPr>
-        <w:t>Ursa</w:t>
-      </w:r>
-      <w:r>
-        <w:rPr>
-          <w:rFonts w:ascii="Georgia" w:hAnsi="Georgia" w:cs="Georgia"/>
-          <w:b w:val="0"/>
-          <w:i w:val="0"/>
-          <w:color w:val="222222"/>
-          <w:sz w:val="21"/>
-        </w:rPr>
-        <w:t>, crouched over the tracks: “They just... stop. These creatures are moving in ways they should not be.”</w:t>
-      </w:r>
-    </w:p>
-    <w:p>
-      <w:pPr>
-        <w:pBdr>
-          <w:left w:val="single" w:sz="18" w:space="12" w:color="B8860B"/>
-        </w:pBdr>
-        <w:shd w:val="clear" w:color="auto" w:fill="FBF6EA"/>
-        <w:spacing w:before="30" w:after="70"/>
-        <w:ind w:left="340" w:right="340"/>
-      </w:pPr>
-      <w:r>
-        <w:rPr>
-          <w:rFonts w:ascii="Georgia" w:hAnsi="Georgia" w:cs="Georgia"/>
-          <w:b w:val="0"/>
-          <w:i w:val="0"/>
-          <w:color w:val="222222"/>
-          <w:sz w:val="21"/>
-        </w:rPr>
-        <w:t xml:space="preserve">A low growl rolls out of the fog, then a sharp whip-crack. Two </w:t>
-      </w:r>
-      <w:r>
-        <w:rPr>
-          <w:rFonts w:ascii="Georgia" w:hAnsi="Georgia" w:cs="Georgia"/>
-          <w:b/>
-          <w:i w:val="0"/>
-          <w:color w:val="222222"/>
-          <w:sz w:val="21"/>
-        </w:rPr>
-        <w:t>Displacer Beasts</w:t>
-      </w:r>
-      <w:r>
-        <w:rPr>
-          <w:rFonts w:ascii="Georgia" w:hAnsi="Georgia" w:cs="Georgia"/>
-          <w:b w:val="0"/>
-          <w:i w:val="0"/>
-          <w:color w:val="222222"/>
-          <w:sz w:val="21"/>
-        </w:rPr>
-        <w:t xml:space="preserve"> flow out of the white: sleek, six-legged, black as spilled ink, long barbed tentacles lashing over their shoulders. Their outlines shimmer and slide, each one standing a step to the left of wherever it actually is. And then comes the thing that makes the party's blood run colder than the fog. The beasts </w:t>
-      </w:r>
-      <w:r>
-        <w:rPr>
-          <w:rFonts w:ascii="Georgia" w:hAnsi="Georgia" w:cs="Georgia"/>
-          <w:b w:val="0"/>
-          <w:i/>
-          <w:color w:val="222222"/>
-          <w:sz w:val="21"/>
-        </w:rPr>
-        <w:t>speak</w:t>
-      </w:r>
-      <w:r>
-        <w:rPr>
-          <w:rFonts w:ascii="Georgia" w:hAnsi="Georgia" w:cs="Georgia"/>
-          <w:b w:val="0"/>
-          <w:i w:val="0"/>
-          <w:color w:val="222222"/>
-          <w:sz w:val="21"/>
-        </w:rPr>
-        <w:t>.</w:t>
-      </w:r>
-    </w:p>
-    <w:p>
-      <w:pPr>
-        <w:pBdr>
-          <w:left w:val="single" w:sz="18" w:space="12" w:color="B8860B"/>
-        </w:pBdr>
-        <w:shd w:val="clear" w:color="auto" w:fill="FBF6EA"/>
-        <w:spacing w:before="30" w:after="70"/>
-        <w:ind w:left="340" w:right="340"/>
-      </w:pPr>
-      <w:r>
-        <w:rPr>
-          <w:rFonts w:ascii="Georgia" w:hAnsi="Georgia" w:cs="Georgia"/>
-          <w:b/>
-          <w:i w:val="0"/>
-          <w:color w:val="222222"/>
-          <w:sz w:val="21"/>
-        </w:rPr>
-        <w:t>First beast</w:t>
-      </w:r>
-      <w:r>
-        <w:rPr>
-          <w:rFonts w:ascii="Georgia" w:hAnsi="Georgia" w:cs="Georgia"/>
-          <w:b w:val="0"/>
-          <w:i w:val="0"/>
-          <w:color w:val="222222"/>
-          <w:sz w:val="21"/>
-        </w:rPr>
-        <w:t xml:space="preserve">, flickering in and out of sight: “Fresh prey... too easy.” </w:t>
-      </w:r>
-      <w:r>
-        <w:rPr>
-          <w:rFonts w:ascii="Georgia" w:hAnsi="Georgia" w:cs="Georgia"/>
-          <w:b/>
-          <w:i w:val="0"/>
-          <w:color w:val="222222"/>
-          <w:sz w:val="21"/>
-        </w:rPr>
-        <w:t>Second beast</w:t>
-      </w:r>
-      <w:r>
-        <w:rPr>
-          <w:rFonts w:ascii="Georgia" w:hAnsi="Georgia" w:cs="Georgia"/>
-          <w:b w:val="0"/>
-          <w:i w:val="0"/>
-          <w:color w:val="222222"/>
-          <w:sz w:val="21"/>
-        </w:rPr>
-        <w:t>, tentacles lashing: “They will never see it coming.”</w:t>
-      </w:r>
-    </w:p>
-    <w:p>
-      <w:pPr>
-        <w:pBdr>
-          <w:left w:val="single" w:sz="18" w:space="12" w:color="B8860B"/>
-        </w:pBdr>
-        <w:shd w:val="clear" w:color="auto" w:fill="FBF6EA"/>
-        <w:spacing w:before="30" w:after="70"/>
-        <w:ind w:left="340" w:right="340"/>
-      </w:pPr>
-      <w:r>
-        <w:rPr>
-          <w:rFonts w:ascii="Georgia" w:hAnsi="Georgia" w:cs="Georgia"/>
-          <w:b w:val="0"/>
-          <w:i w:val="0"/>
-          <w:color w:val="222222"/>
-          <w:sz w:val="21"/>
-        </w:rPr>
-        <w:t>Displacer beasts do not talk. Everyone knows displacer beasts do not talk. The fog suddenly feels less like weather and more like a doorway someone left open.</w:t>
-      </w:r>
-    </w:p>
-    <w:p>
-      <w:pPr>
         <w:keepNext/>
         <w:spacing w:before="120" w:after="40"/>
         <w:jc w:val="center"/>
@@ -2604,6 +2424,186 @@
           <w:color w:val="222222"/>
           <w:sz w:val="19"/>
         </w:rPr>
+        <w:t>▶ Wisdom (Perception) DC 15: shapes flickering in the fog, pacing the party. Wisdom (Survival) DC 14: padded tracks that stop abruptly, mid-stride. Intelligence (Arcana) DC 16: planar distortion is warping the creatures here, granting them abilities they should not have.</w:t>
+      </w:r>
+    </w:p>
+    <w:p>
+      <w:pPr>
+        <w:pBdr>
+          <w:left w:val="single" w:sz="18" w:space="12" w:color="B8860B"/>
+        </w:pBdr>
+        <w:shd w:val="clear" w:color="auto" w:fill="FBF6EA"/>
+        <w:spacing w:before="30" w:after="70"/>
+        <w:ind w:left="340" w:right="340"/>
+      </w:pPr>
+      <w:r>
+        <w:rPr>
+          <w:rFonts w:ascii="Georgia" w:hAnsi="Georgia" w:cs="Georgia"/>
+          <w:b/>
+          <w:i w:val="0"/>
+          <w:color w:val="222222"/>
+          <w:sz w:val="21"/>
+        </w:rPr>
+        <w:t>Ursa</w:t>
+      </w:r>
+      <w:r>
+        <w:rPr>
+          <w:rFonts w:ascii="Georgia" w:hAnsi="Georgia" w:cs="Georgia"/>
+          <w:b w:val="0"/>
+          <w:i w:val="0"/>
+          <w:color w:val="222222"/>
+          <w:sz w:val="21"/>
+        </w:rPr>
+        <w:t>, crouched over the tracks: “They just... stop. These creatures are moving in ways they should not be.”</w:t>
+      </w:r>
+    </w:p>
+    <w:p>
+      <w:pPr>
+        <w:pBdr>
+          <w:left w:val="single" w:sz="18" w:space="12" w:color="B8860B"/>
+        </w:pBdr>
+        <w:shd w:val="clear" w:color="auto" w:fill="FBF6EA"/>
+        <w:spacing w:before="30" w:after="70"/>
+        <w:ind w:left="340" w:right="340"/>
+      </w:pPr>
+      <w:r>
+        <w:rPr>
+          <w:rFonts w:ascii="Georgia" w:hAnsi="Georgia" w:cs="Georgia"/>
+          <w:b w:val="0"/>
+          <w:i w:val="0"/>
+          <w:color w:val="222222"/>
+          <w:sz w:val="21"/>
+        </w:rPr>
+        <w:t xml:space="preserve">A low growl rolls out of the fog, then a sharp whip-crack. Two </w:t>
+      </w:r>
+      <w:r>
+        <w:rPr>
+          <w:rFonts w:ascii="Georgia" w:hAnsi="Georgia" w:cs="Georgia"/>
+          <w:b/>
+          <w:i w:val="0"/>
+          <w:color w:val="222222"/>
+          <w:sz w:val="21"/>
+        </w:rPr>
+        <w:t>Displacer Beasts</w:t>
+      </w:r>
+      <w:r>
+        <w:rPr>
+          <w:rFonts w:ascii="Georgia" w:hAnsi="Georgia" w:cs="Georgia"/>
+          <w:b w:val="0"/>
+          <w:i w:val="0"/>
+          <w:color w:val="222222"/>
+          <w:sz w:val="21"/>
+        </w:rPr>
+        <w:t xml:space="preserve"> flow out of the white: sleek, six-legged, black as spilled ink, long barbed tentacles lashing over their shoulders. Their outlines shimmer and slide, each one standing a step to the left of wherever it actually is. And then comes the thing that makes the party's blood run colder than the fog. The beasts </w:t>
+      </w:r>
+      <w:r>
+        <w:rPr>
+          <w:rFonts w:ascii="Georgia" w:hAnsi="Georgia" w:cs="Georgia"/>
+          <w:b w:val="0"/>
+          <w:i/>
+          <w:color w:val="222222"/>
+          <w:sz w:val="21"/>
+        </w:rPr>
+        <w:t>speak</w:t>
+      </w:r>
+      <w:r>
+        <w:rPr>
+          <w:rFonts w:ascii="Georgia" w:hAnsi="Georgia" w:cs="Georgia"/>
+          <w:b w:val="0"/>
+          <w:i w:val="0"/>
+          <w:color w:val="222222"/>
+          <w:sz w:val="21"/>
+        </w:rPr>
+        <w:t>.</w:t>
+      </w:r>
+    </w:p>
+    <w:p>
+      <w:pPr>
+        <w:pBdr>
+          <w:left w:val="single" w:sz="18" w:space="12" w:color="B8860B"/>
+        </w:pBdr>
+        <w:shd w:val="clear" w:color="auto" w:fill="FBF6EA"/>
+        <w:spacing w:before="30" w:after="70"/>
+        <w:ind w:left="340" w:right="340"/>
+      </w:pPr>
+      <w:r>
+        <w:rPr>
+          <w:rFonts w:ascii="Georgia" w:hAnsi="Georgia" w:cs="Georgia"/>
+          <w:b/>
+          <w:i w:val="0"/>
+          <w:color w:val="222222"/>
+          <w:sz w:val="21"/>
+        </w:rPr>
+        <w:t>First beast</w:t>
+      </w:r>
+      <w:r>
+        <w:rPr>
+          <w:rFonts w:ascii="Georgia" w:hAnsi="Georgia" w:cs="Georgia"/>
+          <w:b w:val="0"/>
+          <w:i w:val="0"/>
+          <w:color w:val="222222"/>
+          <w:sz w:val="21"/>
+        </w:rPr>
+        <w:t xml:space="preserve">, flickering in and out of sight: “Fresh prey... too easy.” </w:t>
+      </w:r>
+      <w:r>
+        <w:rPr>
+          <w:rFonts w:ascii="Georgia" w:hAnsi="Georgia" w:cs="Georgia"/>
+          <w:b/>
+          <w:i w:val="0"/>
+          <w:color w:val="222222"/>
+          <w:sz w:val="21"/>
+        </w:rPr>
+        <w:t>Second beast</w:t>
+      </w:r>
+      <w:r>
+        <w:rPr>
+          <w:rFonts w:ascii="Georgia" w:hAnsi="Georgia" w:cs="Georgia"/>
+          <w:b w:val="0"/>
+          <w:i w:val="0"/>
+          <w:color w:val="222222"/>
+          <w:sz w:val="21"/>
+        </w:rPr>
+        <w:t>, tentacles lashing: “They will never see it coming.”</w:t>
+      </w:r>
+    </w:p>
+    <w:p>
+      <w:pPr>
+        <w:pBdr>
+          <w:left w:val="single" w:sz="18" w:space="12" w:color="B8860B"/>
+        </w:pBdr>
+        <w:shd w:val="clear" w:color="auto" w:fill="FBF6EA"/>
+        <w:spacing w:before="30" w:after="70"/>
+        <w:ind w:left="340" w:right="340"/>
+      </w:pPr>
+      <w:r>
+        <w:rPr>
+          <w:rFonts w:ascii="Georgia" w:hAnsi="Georgia" w:cs="Georgia"/>
+          <w:b w:val="0"/>
+          <w:i w:val="0"/>
+          <w:color w:val="222222"/>
+          <w:sz w:val="21"/>
+        </w:rPr>
+        <w:t>Displacer beasts do not talk. Everyone knows displacer beasts do not talk. The fog suddenly feels less like weather and more like a doorway someone left open.</w:t>
+      </w:r>
+    </w:p>
+    <w:p>
+      <w:pPr>
+        <w:pBdr>
+          <w:left w:val="single" w:sz="18" w:space="12" w:color="5B2A86"/>
+        </w:pBdr>
+        <w:shd w:val="clear" w:color="auto" w:fill="F4F0FA"/>
+        <w:spacing w:before="30" w:after="70"/>
+        <w:ind w:left="340" w:right="340"/>
+      </w:pPr>
+      <w:r>
+        <w:rPr>
+          <w:rFonts w:ascii="Georgia" w:hAnsi="Georgia" w:cs="Georgia"/>
+          <w:b w:val="0"/>
+          <w:i w:val="0"/>
+          <w:color w:val="222222"/>
+          <w:sz w:val="19"/>
+        </w:rPr>
         <w:t xml:space="preserve">▶ </w:t>
       </w:r>
       <w:r>
@@ -3486,7 +3486,7 @@
       <w:r>
         <w:drawing>
           <wp:inline xmlns:a="http://schemas.openxmlformats.org/drawingml/2006/main" xmlns:pic="http://schemas.openxmlformats.org/drawingml/2006/picture">
-            <wp:extent cx="3840480" cy="3840480"/>
+            <wp:extent cx="2743200" cy="2743200"/>
             <wp:docPr id="13" name="Picture 13"/>
             <wp:cNvGraphicFramePr>
               <a:graphicFrameLocks noChangeAspect="1"/>
@@ -3507,7 +3507,7 @@
                   <pic:spPr>
                     <a:xfrm>
                       <a:off x="0" y="0"/>
-                      <a:ext cx="3840480" cy="3840480"/>
+                      <a:ext cx="2743200" cy="2743200"/>
                     </a:xfrm>
                     <a:prstGeom prst="rect"/>
                   </pic:spPr>

--- a/sessions/session_03_quest_for_knowledge.docx
+++ b/sessions/session_03_quest_for_knowledge.docx
@@ -262,7 +262,7 @@
       <w:r>
         <w:drawing>
           <wp:inline xmlns:a="http://schemas.openxmlformats.org/drawingml/2006/main" xmlns:pic="http://schemas.openxmlformats.org/drawingml/2006/picture">
-            <wp:extent cx="2651760" cy="2651760"/>
+            <wp:extent cx="3474720" cy="3474720"/>
             <wp:docPr id="1" name="Picture 1"/>
             <wp:cNvGraphicFramePr>
               <a:graphicFrameLocks noChangeAspect="1"/>
@@ -283,7 +283,7 @@
                   <pic:spPr>
                     <a:xfrm>
                       <a:off x="0" y="0"/>
-                      <a:ext cx="2651760" cy="2651760"/>
+                      <a:ext cx="3474720" cy="3474720"/>
                     </a:xfrm>
                     <a:prstGeom prst="rect"/>
                   </pic:spPr>
@@ -449,169 +449,24 @@
     </w:p>
     <w:p>
       <w:pPr>
-        <w:pBdr>
-          <w:left w:val="single" w:sz="18" w:space="12" w:color="B8860B"/>
-        </w:pBdr>
-        <w:shd w:val="clear" w:color="auto" w:fill="FBF6EA"/>
-        <w:spacing w:before="30" w:after="70"/>
-        <w:ind w:left="340" w:right="340"/>
-      </w:pPr>
-      <w:r>
-        <w:rPr>
-          <w:rFonts w:ascii="Georgia" w:hAnsi="Georgia" w:cs="Georgia"/>
-          <w:b/>
-          <w:i w:val="0"/>
-          <w:color w:val="222222"/>
-          <w:sz w:val="21"/>
-        </w:rPr>
-        <w:t>Aelwyn:</w:t>
-      </w:r>
-      <w:r>
-        <w:rPr>
-          <w:rFonts w:ascii="Georgia" w:hAnsi="Georgia" w:cs="Georgia"/>
-          <w:b w:val="0"/>
-          <w:i w:val="0"/>
-          <w:color w:val="222222"/>
-          <w:sz w:val="21"/>
-        </w:rPr>
-        <w:t xml:space="preserve"> “By the Spheres! Even after a whole morning's study I can scarcely believe it. A fully functional Essence Sphere! Poots Glimmergear is a true genius of her craft. This device is beyond what I thought possible.”</w:t>
-      </w:r>
-    </w:p>
-    <w:p>
-      <w:pPr>
-        <w:pBdr>
-          <w:left w:val="single" w:sz="18" w:space="12" w:color="B8860B"/>
-        </w:pBdr>
-        <w:shd w:val="clear" w:color="auto" w:fill="FBF6EA"/>
-        <w:spacing w:before="30" w:after="70"/>
-        <w:ind w:left="340" w:right="340"/>
-      </w:pPr>
-      <w:r>
-        <w:rPr>
-          <w:rFonts w:ascii="Georgia" w:hAnsi="Georgia" w:cs="Georgia"/>
-          <w:b/>
-          <w:i w:val="0"/>
-          <w:color w:val="222222"/>
-          <w:sz w:val="21"/>
-        </w:rPr>
-        <w:t>Lilly</w:t>
-      </w:r>
-      <w:r>
-        <w:rPr>
-          <w:rFonts w:ascii="Georgia" w:hAnsi="Georgia" w:cs="Georgia"/>
-          <w:b w:val="0"/>
-          <w:i w:val="0"/>
-          <w:color w:val="222222"/>
-          <w:sz w:val="21"/>
-        </w:rPr>
-        <w:t>, hovering at his elbow: “But can you help him? Pikachu is trapped in there. He needs a body again.”</w:t>
-      </w:r>
-    </w:p>
-    <w:p>
-      <w:pPr>
-        <w:pBdr>
-          <w:left w:val="single" w:sz="18" w:space="12" w:color="B8860B"/>
-        </w:pBdr>
-        <w:shd w:val="clear" w:color="auto" w:fill="FBF6EA"/>
-        <w:spacing w:before="30" w:after="70"/>
-        <w:ind w:left="340" w:right="340"/>
-      </w:pPr>
-      <w:r>
-        <w:rPr>
-          <w:rFonts w:ascii="Georgia" w:hAnsi="Georgia" w:cs="Georgia"/>
-          <w:b w:val="0"/>
-          <w:i w:val="0"/>
-          <w:color w:val="222222"/>
-          <w:sz w:val="21"/>
-        </w:rPr>
-        <w:t>Aelwyn turns the Sphere slowly, and the runes along his lens glow brighter. His face is kind, and honest, and that is exactly the problem: Lilly can read the answer in it before he speaks.</w:t>
-      </w:r>
-    </w:p>
-    <w:p>
-      <w:pPr>
-        <w:pBdr>
-          <w:left w:val="single" w:sz="18" w:space="12" w:color="B8860B"/>
-        </w:pBdr>
-        <w:shd w:val="clear" w:color="auto" w:fill="FBF6EA"/>
-        <w:spacing w:before="30" w:after="70"/>
-        <w:ind w:left="340" w:right="340"/>
-      </w:pPr>
-      <w:r>
-        <w:rPr>
-          <w:rFonts w:ascii="Georgia" w:hAnsi="Georgia" w:cs="Georgia"/>
-          <w:b/>
-          <w:i w:val="0"/>
-          <w:color w:val="222222"/>
-          <w:sz w:val="21"/>
-        </w:rPr>
-        <w:t>Aelwyn:</w:t>
-      </w:r>
-      <w:r>
-        <w:rPr>
-          <w:rFonts w:ascii="Georgia" w:hAnsi="Georgia" w:cs="Georgia"/>
-          <w:b w:val="0"/>
-          <w:i w:val="0"/>
-          <w:color w:val="222222"/>
-          <w:sz w:val="21"/>
-        </w:rPr>
-        <w:t xml:space="preserve"> “The energy within is stable, wonderfully stable. Your friend is safe. But there simply is not enough of it to weave him a body. I cannot do it here.” He raises a finger before Lilly's face can finish falling. “But there is hope. The </w:t>
-      </w:r>
-      <w:r>
-        <w:rPr>
-          <w:rFonts w:ascii="Georgia" w:hAnsi="Georgia" w:cs="Georgia"/>
-          <w:b/>
-          <w:i w:val="0"/>
-          <w:color w:val="222222"/>
-          <w:sz w:val="21"/>
-        </w:rPr>
-        <w:t>Artificer's Guild</w:t>
-      </w:r>
-      <w:r>
-        <w:rPr>
-          <w:rFonts w:ascii="Georgia" w:hAnsi="Georgia" w:cs="Georgia"/>
-          <w:b w:val="0"/>
-          <w:i w:val="0"/>
-          <w:color w:val="222222"/>
-          <w:sz w:val="21"/>
-        </w:rPr>
-        <w:t xml:space="preserve"> in </w:t>
-      </w:r>
-      <w:r>
-        <w:rPr>
-          <w:rFonts w:ascii="Georgia" w:hAnsi="Georgia" w:cs="Georgia"/>
-          <w:b/>
-          <w:i w:val="0"/>
-          <w:color w:val="222222"/>
-          <w:sz w:val="21"/>
-        </w:rPr>
-        <w:t>Gearhaven City</w:t>
-      </w:r>
-      <w:r>
-        <w:rPr>
-          <w:rFonts w:ascii="Georgia" w:hAnsi="Georgia" w:cs="Georgia"/>
-          <w:b w:val="0"/>
-          <w:i w:val="0"/>
-          <w:color w:val="222222"/>
-          <w:sz w:val="21"/>
-        </w:rPr>
-        <w:t xml:space="preserve"> commands power core technology far beyond my little tower. Upgraded with a proper core, this Sphere could hold many essences at once, more than enough for your Pikachu to step back into the world.”</w:t>
-      </w:r>
-    </w:p>
-    <w:p>
-      <w:pPr>
-        <w:keepNext/>
-        <w:spacing w:before="120" w:after="40"/>
-        <w:jc w:val="center"/>
+        <w:spacing w:after="0" w:before="0"/>
       </w:pPr>
       <w:r>
         <w:drawing>
-          <wp:inline xmlns:a="http://schemas.openxmlformats.org/drawingml/2006/main" xmlns:pic="http://schemas.openxmlformats.org/drawingml/2006/picture">
-            <wp:extent cx="3840480" cy="3840480"/>
+          <wp:anchor xmlns:a="http://schemas.openxmlformats.org/drawingml/2006/main" behindDoc="0" distT="91440" distB="91440" distL="201600" distR="0" simplePos="0" locked="0" layoutInCell="1" allowOverlap="1" relativeHeight="2">
+            <wp:simplePos x="0" y="0"/>
+            <wp:positionH relativeFrom="column">
+              <wp:align>right</wp:align>
+            </wp:positionH>
+            <wp:positionV relativeFrom="paragraph">
+              <wp:posOffset>0</wp:posOffset>
+            </wp:positionV>
+            <wp:extent cx="2468880" cy="2468880"/>
+            <wp:effectExtent l="0" t="0" r="0" b="0"/>
+            <wp:wrapSquare wrapText="bothSides"/>
             <wp:docPr id="2" name="Picture 2"/>
-            <wp:cNvGraphicFramePr>
-              <a:graphicFrameLocks noChangeAspect="1"/>
-            </wp:cNvGraphicFramePr>
-            <a:graphic>
+            <wp:cNvGraphicFramePr/>
+            <a:graphic xmlns:pic="http://schemas.openxmlformats.org/drawingml/2006/picture">
               <a:graphicData uri="http://schemas.openxmlformats.org/drawingml/2006/picture">
                 <pic:pic>
                   <pic:nvPicPr>
@@ -627,45 +482,15 @@
                   <pic:spPr>
                     <a:xfrm>
                       <a:off x="0" y="0"/>
-                      <a:ext cx="3840480" cy="3840480"/>
+                      <a:ext cx="2468880" cy="2468880"/>
                     </a:xfrm>
                     <a:prstGeom prst="rect"/>
                   </pic:spPr>
                 </pic:pic>
               </a:graphicData>
             </a:graphic>
-          </wp:inline>
+          </wp:anchor>
         </w:drawing>
-      </w:r>
-    </w:p>
-    <w:p>
-      <w:pPr>
-        <w:spacing w:after="140"/>
-        <w:jc w:val="center"/>
-      </w:pPr>
-      <w:r>
-        <w:rPr>
-          <w:rFonts w:ascii="Georgia" w:hAnsi="Georgia" w:cs="Georgia"/>
-          <w:i/>
-          <w:color w:val="888888"/>
-          <w:sz w:val="18"/>
-        </w:rPr>
-        <w:t>The morning study of the Essence Sphere at Aelwyn's workbench.</w:t>
-      </w:r>
-    </w:p>
-    <w:p>
-      <w:pPr>
-        <w:keepNext/>
-        <w:spacing w:before="220" w:after="60"/>
-      </w:pPr>
-      <w:r>
-        <w:rPr>
-          <w:rFonts w:ascii="Georgia" w:hAnsi="Georgia" w:cs="Georgia"/>
-          <w:b/>
-          <w:color w:val="A0522D"/>
-          <w:sz w:val="26"/>
-        </w:rPr>
-        <w:t>The Guardian of Balance</w:t>
       </w:r>
     </w:p>
     <w:p>
@@ -680,12 +505,22 @@
       <w:r>
         <w:rPr>
           <w:rFonts w:ascii="Georgia" w:hAnsi="Georgia" w:cs="Georgia"/>
+          <w:b/>
+          <w:i w:val="0"/>
+          <w:color w:val="222222"/>
+          <w:sz w:val="21"/>
+        </w:rPr>
+        <w:t>Aelwyn:</w:t>
+      </w:r>
+      <w:r>
+        <w:rPr>
+          <w:rFonts w:ascii="Georgia" w:hAnsi="Georgia" w:cs="Georgia"/>
           <w:b w:val="0"/>
           <w:i w:val="0"/>
           <w:color w:val="222222"/>
           <w:sz w:val="21"/>
         </w:rPr>
-        <w:t>Aelwyn's gaze drifts to the little collection the party has gathered on their travels: faint captured orbs of water, air, and earth, each one humming softly in its jar.</w:t>
+        <w:t xml:space="preserve"> “By the Spheres! Even after a whole morning's study I can scarcely believe it. A fully functional Essence Sphere! Poots Glimmergear is a true genius of her craft. This device is beyond what I thought possible.”</w:t>
       </w:r>
     </w:p>
     <w:p>
@@ -705,7 +540,7 @@
           <w:color w:val="222222"/>
           <w:sz w:val="21"/>
         </w:rPr>
-        <w:t>Aelwyn:</w:t>
+        <w:t>Lilly</w:t>
       </w:r>
       <w:r>
         <w:rPr>
@@ -715,7 +550,7 @@
           <w:color w:val="222222"/>
           <w:sz w:val="21"/>
         </w:rPr>
-        <w:t xml:space="preserve"> “These motes of yours are not stray magical oddities. They are fragments of planar essence, torn loose from their home realms. The balance of the planes is unraveling, and creatures are slipping through the cracks.”</w:t>
+        <w:t>, hovering at his elbow: “But can you help him? Pikachu is trapped in there. He needs a body again.”</w:t>
       </w:r>
     </w:p>
     <w:p>
@@ -730,22 +565,12 @@
       <w:r>
         <w:rPr>
           <w:rFonts w:ascii="Georgia" w:hAnsi="Georgia" w:cs="Georgia"/>
-          <w:b/>
-          <w:i w:val="0"/>
-          <w:color w:val="222222"/>
-          <w:sz w:val="21"/>
-        </w:rPr>
-        <w:t>Ursa</w:t>
-      </w:r>
-      <w:r>
-        <w:rPr>
-          <w:rFonts w:ascii="Georgia" w:hAnsi="Georgia" w:cs="Georgia"/>
           <w:b w:val="0"/>
           <w:i w:val="0"/>
           <w:color w:val="222222"/>
           <w:sz w:val="21"/>
         </w:rPr>
-        <w:t>, quietly: “We saw something on the road. A goddess, I think. Her name was Elaria. She said her power was fading, and that we needed to restore it.”</w:t>
+        <w:t>Aelwyn turns the Sphere slowly, and the runes along his lens glow brighter. His face is kind, and honest, and that is exactly the problem: Lilly can read the answer in it before he speaks.</w:t>
       </w:r>
     </w:p>
     <w:p>
@@ -760,12 +585,77 @@
       <w:r>
         <w:rPr>
           <w:rFonts w:ascii="Georgia" w:hAnsi="Georgia" w:cs="Georgia"/>
+          <w:b/>
+          <w:i w:val="0"/>
+          <w:color w:val="222222"/>
+          <w:sz w:val="21"/>
+        </w:rPr>
+        <w:t>Aelwyn:</w:t>
+      </w:r>
+      <w:r>
+        <w:rPr>
+          <w:rFonts w:ascii="Georgia" w:hAnsi="Georgia" w:cs="Georgia"/>
           <w:b w:val="0"/>
           <w:i w:val="0"/>
           <w:color w:val="222222"/>
           <w:sz w:val="21"/>
         </w:rPr>
-        <w:t>The professor goes very still. When he speaks again, the scientist's excitement is gone, and something older and graver has taken its place.</w:t>
+        <w:t xml:space="preserve"> “The energy within is stable, wonderfully stable. Your friend is safe. But there simply is not enough of it to weave him a body. I cannot do it here.” He raises a finger before Lilly's face can finish falling. “But there is hope. The </w:t>
+      </w:r>
+      <w:r>
+        <w:rPr>
+          <w:rFonts w:ascii="Georgia" w:hAnsi="Georgia" w:cs="Georgia"/>
+          <w:b/>
+          <w:i w:val="0"/>
+          <w:color w:val="222222"/>
+          <w:sz w:val="21"/>
+        </w:rPr>
+        <w:t>Artificer's Guild</w:t>
+      </w:r>
+      <w:r>
+        <w:rPr>
+          <w:rFonts w:ascii="Georgia" w:hAnsi="Georgia" w:cs="Georgia"/>
+          <w:b w:val="0"/>
+          <w:i w:val="0"/>
+          <w:color w:val="222222"/>
+          <w:sz w:val="21"/>
+        </w:rPr>
+        <w:t xml:space="preserve"> in </w:t>
+      </w:r>
+      <w:r>
+        <w:rPr>
+          <w:rFonts w:ascii="Georgia" w:hAnsi="Georgia" w:cs="Georgia"/>
+          <w:b/>
+          <w:i w:val="0"/>
+          <w:color w:val="222222"/>
+          <w:sz w:val="21"/>
+        </w:rPr>
+        <w:t>Gearhaven City</w:t>
+      </w:r>
+      <w:r>
+        <w:rPr>
+          <w:rFonts w:ascii="Georgia" w:hAnsi="Georgia" w:cs="Georgia"/>
+          <w:b w:val="0"/>
+          <w:i w:val="0"/>
+          <w:color w:val="222222"/>
+          <w:sz w:val="21"/>
+        </w:rPr>
+        <w:t xml:space="preserve"> commands power core technology far beyond my little tower. Upgraded with a proper core, this Sphere could hold many essences at once, more than enough for your Pikachu to step back into the world.”</w:t>
+      </w:r>
+    </w:p>
+    <w:p>
+      <w:pPr>
+        <w:keepNext/>
+        <w:spacing w:before="220" w:after="60"/>
+      </w:pPr>
+      <w:r>
+        <w:rPr>
+          <w:rFonts w:ascii="Georgia" w:hAnsi="Georgia" w:cs="Georgia"/>
+          <w:b/>
+          <w:color w:val="A0522D"/>
+          <w:sz w:val="26"/>
+        </w:rPr>
+        <w:t>The Guardian of Balance</w:t>
       </w:r>
     </w:p>
     <w:p>
@@ -780,109 +670,34 @@
       <w:r>
         <w:rPr>
           <w:rFonts w:ascii="Georgia" w:hAnsi="Georgia" w:cs="Georgia"/>
-          <w:b/>
-          <w:i w:val="0"/>
-          <w:color w:val="222222"/>
-          <w:sz w:val="21"/>
-        </w:rPr>
-        <w:t>Aelwyn:</w:t>
-      </w:r>
-      <w:r>
-        <w:rPr>
-          <w:rFonts w:ascii="Georgia" w:hAnsi="Georgia" w:cs="Georgia"/>
           <w:b w:val="0"/>
           <w:i w:val="0"/>
           <w:color w:val="222222"/>
           <w:sz w:val="21"/>
         </w:rPr>
-        <w:t xml:space="preserve"> “Elaria. The Guardian of Balance. Children, if </w:t>
-      </w:r>
-      <w:r>
-        <w:rPr>
-          <w:rFonts w:ascii="Georgia" w:hAnsi="Georgia" w:cs="Georgia"/>
-          <w:b w:val="0"/>
-          <w:i/>
-          <w:color w:val="222222"/>
-          <w:sz w:val="21"/>
-        </w:rPr>
-        <w:t>her</w:t>
-      </w:r>
-      <w:r>
-        <w:rPr>
-          <w:rFonts w:ascii="Georgia" w:hAnsi="Georgia" w:cs="Georgia"/>
-          <w:b w:val="0"/>
-          <w:i w:val="0"/>
-          <w:color w:val="222222"/>
-          <w:sz w:val="21"/>
-        </w:rPr>
-        <w:t xml:space="preserve"> power is waning, then the boundaries between the planes will not merely leak. They will collapse. Everything you have seen, the motes, the strange creatures, the thin places in the forest, all of it is a world teetering on the brink.”</w:t>
+        <w:t>Aelwyn's gaze drifts to the little collection the party has gathered on their travels: faint captured orbs of water, air, and earth, each one humming softly in its jar.</w:t>
       </w:r>
     </w:p>
     <w:p>
       <w:pPr>
-        <w:pBdr>
-          <w:left w:val="single" w:sz="18" w:space="12" w:color="B8860B"/>
-        </w:pBdr>
-        <w:shd w:val="clear" w:color="auto" w:fill="FBF6EA"/>
-        <w:spacing w:before="30" w:after="70"/>
-        <w:ind w:left="340" w:right="340"/>
-      </w:pPr>
-      <w:r>
-        <w:rPr>
-          <w:rFonts w:ascii="Georgia" w:hAnsi="Georgia" w:cs="Georgia"/>
-          <w:b w:val="0"/>
-          <w:i w:val="0"/>
-          <w:color w:val="222222"/>
-          <w:sz w:val="21"/>
-        </w:rPr>
-        <w:t>He crosses to a great ancient map on the wall, the realms of Elaria drawn in faded ink. Lines of light crisscross it like threads in a loom, and here and there a point pulses with unstable energy, like a fraying knot.</w:t>
-      </w:r>
-    </w:p>
-    <w:p>
-      <w:pPr>
-        <w:pBdr>
-          <w:left w:val="single" w:sz="18" w:space="12" w:color="B8860B"/>
-        </w:pBdr>
-        <w:shd w:val="clear" w:color="auto" w:fill="FBF6EA"/>
-        <w:spacing w:before="30" w:after="70"/>
-        <w:ind w:left="340" w:right="340"/>
-      </w:pPr>
-      <w:r>
-        <w:rPr>
-          <w:rFonts w:ascii="Georgia" w:hAnsi="Georgia" w:cs="Georgia"/>
-          <w:b/>
-          <w:i w:val="0"/>
-          <w:color w:val="222222"/>
-          <w:sz w:val="21"/>
-        </w:rPr>
-        <w:t>Aelwyn:</w:t>
-      </w:r>
-      <w:r>
-        <w:rPr>
-          <w:rFonts w:ascii="Georgia" w:hAnsi="Georgia" w:cs="Georgia"/>
-          <w:b w:val="0"/>
-          <w:i w:val="0"/>
-          <w:color w:val="222222"/>
-          <w:sz w:val="21"/>
-        </w:rPr>
-        <w:t xml:space="preserve"> “If you would restore the goddess, you will need more than courage. You will need knowledge, allies, and tools forged where magic and technology meet. The Artificer's Guild can upgrade your Sphere, yes. But its archives may also hold the secret of how to stitch a world back together.”</w:t>
-      </w:r>
-    </w:p>
-    <w:p>
-      <w:pPr>
-        <w:keepNext/>
-        <w:spacing w:before="120" w:after="40"/>
-        <w:jc w:val="center"/>
+        <w:spacing w:after="0" w:before="0"/>
       </w:pPr>
       <w:r>
         <w:drawing>
-          <wp:inline xmlns:a="http://schemas.openxmlformats.org/drawingml/2006/main" xmlns:pic="http://schemas.openxmlformats.org/drawingml/2006/picture">
-            <wp:extent cx="2926080" cy="2926080"/>
+          <wp:anchor xmlns:a="http://schemas.openxmlformats.org/drawingml/2006/main" behindDoc="0" distT="91440" distB="91440" distL="201600" distR="0" simplePos="0" locked="0" layoutInCell="1" allowOverlap="1" relativeHeight="2">
+            <wp:simplePos x="0" y="0"/>
+            <wp:positionH relativeFrom="column">
+              <wp:align>right</wp:align>
+            </wp:positionH>
+            <wp:positionV relativeFrom="paragraph">
+              <wp:posOffset>0</wp:posOffset>
+            </wp:positionV>
+            <wp:extent cx="2103120" cy="2103120"/>
+            <wp:effectExtent l="0" t="0" r="0" b="0"/>
+            <wp:wrapSquare wrapText="bothSides"/>
             <wp:docPr id="3" name="Picture 3"/>
-            <wp:cNvGraphicFramePr>
-              <a:graphicFrameLocks noChangeAspect="1"/>
-            </wp:cNvGraphicFramePr>
-            <a:graphic>
+            <wp:cNvGraphicFramePr/>
+            <a:graphic xmlns:pic="http://schemas.openxmlformats.org/drawingml/2006/picture">
               <a:graphicData uri="http://schemas.openxmlformats.org/drawingml/2006/picture">
                 <pic:pic>
                   <pic:nvPicPr>
@@ -898,63 +713,15 @@
                   <pic:spPr>
                     <a:xfrm>
                       <a:off x="0" y="0"/>
-                      <a:ext cx="2926080" cy="2926080"/>
+                      <a:ext cx="2103120" cy="2103120"/>
                     </a:xfrm>
                     <a:prstGeom prst="rect"/>
                   </pic:spPr>
                 </pic:pic>
               </a:graphicData>
             </a:graphic>
-          </wp:inline>
+          </wp:anchor>
         </w:drawing>
-      </w:r>
-    </w:p>
-    <w:p>
-      <w:pPr>
-        <w:spacing w:after="140"/>
-        <w:jc w:val="center"/>
-      </w:pPr>
-      <w:r>
-        <w:rPr>
-          <w:rFonts w:ascii="Georgia" w:hAnsi="Georgia" w:cs="Georgia"/>
-          <w:i/>
-          <w:color w:val="888888"/>
-          <w:sz w:val="18"/>
-        </w:rPr>
-        <w:t>Professor Aelwyn Ravenstone, planar researcher.</w:t>
-      </w:r>
-    </w:p>
-    <w:p>
-      <w:pPr>
-        <w:keepNext/>
-        <w:spacing w:before="400" w:after="120"/>
-        <w:pBdr>
-          <w:bottom w:val="single" w:sz="6" w:space="4" w:color="B8860B"/>
-        </w:pBdr>
-      </w:pPr>
-      <w:r>
-        <w:rPr>
-          <w:rFonts w:ascii="Georgia" w:hAnsi="Georgia" w:cs="Georgia"/>
-          <w:b/>
-          <w:color w:val="B8860B"/>
-          <w:sz w:val="32"/>
-        </w:rPr>
-        <w:t>Part Two: Three Small Wonders</w:t>
-      </w:r>
-    </w:p>
-    <w:p>
-      <w:pPr>
-        <w:spacing w:before="120" w:after="200"/>
-      </w:pPr>
-      <w:r>
-        <w:rPr>
-          <w:rFonts w:ascii="Georgia" w:hAnsi="Georgia" w:cs="Georgia"/>
-          <w:b w:val="0"/>
-          <w:i/>
-          <w:color w:val="222222"/>
-          <w:sz w:val="21"/>
-        </w:rPr>
-        <w:t>Before the road, the professor had one more gift to offer: a choice that would change the party forever.</w:t>
       </w:r>
     </w:p>
     <w:p>
@@ -969,13 +736,33 @@
       <w:r>
         <w:rPr>
           <w:rFonts w:ascii="Georgia" w:hAnsi="Georgia" w:cs="Georgia"/>
+          <w:b/>
+          <w:i w:val="0"/>
+          <w:color w:val="222222"/>
+          <w:sz w:val="21"/>
+        </w:rPr>
+        <w:t>Aelwyn:</w:t>
+      </w:r>
+      <w:r>
+        <w:rPr>
+          <w:rFonts w:ascii="Georgia" w:hAnsi="Georgia" w:cs="Georgia"/>
           <w:b w:val="0"/>
           <w:i w:val="0"/>
           <w:color w:val="222222"/>
           <w:sz w:val="21"/>
         </w:rPr>
-        <w:t xml:space="preserve">As Aelwyn speaks, the laboratory's smallest residents come out to investigate the visitors. A leafy little dinosaur with a folded flower bud on its back lounges in a sunbeam by the window: a </w:t>
-      </w:r>
+        <w:t xml:space="preserve"> “These motes of yours are not stray magical oddities. They are fragments of planar essence, torn loose from their home realms. The balance of the planes is unraveling, and creatures are slipping through the cracks.”</w:t>
+      </w:r>
+    </w:p>
+    <w:p>
+      <w:pPr>
+        <w:pBdr>
+          <w:left w:val="single" w:sz="18" w:space="12" w:color="B8860B"/>
+        </w:pBdr>
+        <w:shd w:val="clear" w:color="auto" w:fill="FBF6EA"/>
+        <w:spacing w:before="30" w:after="70"/>
+        <w:ind w:left="340" w:right="340"/>
+      </w:pPr>
       <w:r>
         <w:rPr>
           <w:rFonts w:ascii="Georgia" w:hAnsi="Georgia" w:cs="Georgia"/>
@@ -984,7 +771,7 @@
           <w:color w:val="222222"/>
           <w:sz w:val="21"/>
         </w:rPr>
-        <w:t>Floraburst</w:t>
+        <w:t>Ursa</w:t>
       </w:r>
       <w:r>
         <w:rPr>
@@ -994,8 +781,38 @@
           <w:color w:val="222222"/>
           <w:sz w:val="21"/>
         </w:rPr>
-        <w:t xml:space="preserve">. A round turtle-like creature wrapped in a shimmering watery aura waddles past, peering up curiously: an </w:t>
-      </w:r>
+        <w:t>, quietly: “We saw something on the road. A goddess, I think. Her name was Elaria. She said her power was fading, and that we needed to restore it.”</w:t>
+      </w:r>
+    </w:p>
+    <w:p>
+      <w:pPr>
+        <w:pBdr>
+          <w:left w:val="single" w:sz="18" w:space="12" w:color="B8860B"/>
+        </w:pBdr>
+        <w:shd w:val="clear" w:color="auto" w:fill="FBF6EA"/>
+        <w:spacing w:before="30" w:after="70"/>
+        <w:ind w:left="340" w:right="340"/>
+      </w:pPr>
+      <w:r>
+        <w:rPr>
+          <w:rFonts w:ascii="Georgia" w:hAnsi="Georgia" w:cs="Georgia"/>
+          <w:b w:val="0"/>
+          <w:i w:val="0"/>
+          <w:color w:val="222222"/>
+          <w:sz w:val="21"/>
+        </w:rPr>
+        <w:t>The professor goes very still. When he speaks again, the scientist's excitement is gone, and something older and graver has taken its place.</w:t>
+      </w:r>
+    </w:p>
+    <w:p>
+      <w:pPr>
+        <w:pBdr>
+          <w:left w:val="single" w:sz="18" w:space="12" w:color="B8860B"/>
+        </w:pBdr>
+        <w:shd w:val="clear" w:color="auto" w:fill="FBF6EA"/>
+        <w:spacing w:before="30" w:after="70"/>
+        <w:ind w:left="340" w:right="340"/>
+      </w:pPr>
       <w:r>
         <w:rPr>
           <w:rFonts w:ascii="Georgia" w:hAnsi="Georgia" w:cs="Georgia"/>
@@ -1004,7 +821,7 @@
           <w:color w:val="222222"/>
           <w:sz w:val="21"/>
         </w:rPr>
-        <w:t>Aqualump</w:t>
+        <w:t>Aelwyn:</w:t>
       </w:r>
       <w:r>
         <w:rPr>
@@ -1014,8 +831,58 @@
           <w:color w:val="222222"/>
           <w:sz w:val="21"/>
         </w:rPr>
-        <w:t xml:space="preserve">. And a small fox-like creature with flames dancing harmlessly along its paws and tail darts between the table legs, chasing an automaton twice its size: an </w:t>
-      </w:r>
+        <w:t xml:space="preserve"> “Elaria. The Guardian of Balance. Children, if </w:t>
+      </w:r>
+      <w:r>
+        <w:rPr>
+          <w:rFonts w:ascii="Georgia" w:hAnsi="Georgia" w:cs="Georgia"/>
+          <w:b w:val="0"/>
+          <w:i/>
+          <w:color w:val="222222"/>
+          <w:sz w:val="21"/>
+        </w:rPr>
+        <w:t>her</w:t>
+      </w:r>
+      <w:r>
+        <w:rPr>
+          <w:rFonts w:ascii="Georgia" w:hAnsi="Georgia" w:cs="Georgia"/>
+          <w:b w:val="0"/>
+          <w:i w:val="0"/>
+          <w:color w:val="222222"/>
+          <w:sz w:val="21"/>
+        </w:rPr>
+        <w:t xml:space="preserve"> power is waning, then the boundaries between the planes will not merely leak. They will collapse. Everything you have seen, the motes, the strange creatures, the thin places in the forest, all of it is a world teetering on the brink.”</w:t>
+      </w:r>
+    </w:p>
+    <w:p>
+      <w:pPr>
+        <w:pBdr>
+          <w:left w:val="single" w:sz="18" w:space="12" w:color="B8860B"/>
+        </w:pBdr>
+        <w:shd w:val="clear" w:color="auto" w:fill="FBF6EA"/>
+        <w:spacing w:before="30" w:after="70"/>
+        <w:ind w:left="340" w:right="340"/>
+      </w:pPr>
+      <w:r>
+        <w:rPr>
+          <w:rFonts w:ascii="Georgia" w:hAnsi="Georgia" w:cs="Georgia"/>
+          <w:b w:val="0"/>
+          <w:i w:val="0"/>
+          <w:color w:val="222222"/>
+          <w:sz w:val="21"/>
+        </w:rPr>
+        <w:t>He crosses to a great ancient map on the wall, the realms of Elaria drawn in faded ink. Lines of light crisscross it like threads in a loom, and here and there a point pulses with unstable energy, like a fraying knot.</w:t>
+      </w:r>
+    </w:p>
+    <w:p>
+      <w:pPr>
+        <w:pBdr>
+          <w:left w:val="single" w:sz="18" w:space="12" w:color="B8860B"/>
+        </w:pBdr>
+        <w:shd w:val="clear" w:color="auto" w:fill="FBF6EA"/>
+        <w:spacing w:before="30" w:after="70"/>
+        <w:ind w:left="340" w:right="340"/>
+      </w:pPr>
       <w:r>
         <w:rPr>
           <w:rFonts w:ascii="Georgia" w:hAnsi="Georgia" w:cs="Georgia"/>
@@ -1024,7 +891,7 @@
           <w:color w:val="222222"/>
           <w:sz w:val="21"/>
         </w:rPr>
-        <w:t>Emberpaws</w:t>
+        <w:t>Aelwyn:</w:t>
       </w:r>
       <w:r>
         <w:rPr>
@@ -1034,24 +901,142 @@
           <w:color w:val="222222"/>
           <w:sz w:val="21"/>
         </w:rPr>
-        <w:t>.</w:t>
+        <w:t xml:space="preserve"> “If you would restore the goddess, you will need more than courage. You will need knowledge, allies, and tools forged where magic and technology meet. The Artificer's Guild can upgrade your Sphere, yes. But its archives may also hold the secret of how to stitch a world back together.”</w:t>
       </w:r>
     </w:p>
     <w:p>
       <w:pPr>
         <w:keepNext/>
-        <w:spacing w:before="120" w:after="40"/>
-        <w:jc w:val="center"/>
+        <w:spacing w:before="400" w:after="120"/>
+        <w:pBdr>
+          <w:bottom w:val="single" w:sz="6" w:space="4" w:color="B8860B"/>
+        </w:pBdr>
+      </w:pPr>
+      <w:r>
+        <w:rPr>
+          <w:rFonts w:ascii="Georgia" w:hAnsi="Georgia" w:cs="Georgia"/>
+          <w:b/>
+          <w:color w:val="B8860B"/>
+          <w:sz w:val="32"/>
+        </w:rPr>
+        <w:t>Part Two: Three Small Wonders</w:t>
+      </w:r>
+    </w:p>
+    <w:p>
+      <w:pPr>
+        <w:spacing w:before="120" w:after="200"/>
+      </w:pPr>
+      <w:r>
+        <w:rPr>
+          <w:rFonts w:ascii="Georgia" w:hAnsi="Georgia" w:cs="Georgia"/>
+          <w:b w:val="0"/>
+          <w:i/>
+          <w:color w:val="222222"/>
+          <w:sz w:val="21"/>
+        </w:rPr>
+        <w:t>Before the road, the professor had one more gift to offer: a choice that would change the party forever.</w:t>
+      </w:r>
+    </w:p>
+    <w:p>
+      <w:pPr>
+        <w:pBdr>
+          <w:left w:val="single" w:sz="18" w:space="12" w:color="B8860B"/>
+        </w:pBdr>
+        <w:shd w:val="clear" w:color="auto" w:fill="FBF6EA"/>
+        <w:spacing w:before="30" w:after="70"/>
+        <w:ind w:left="340" w:right="340"/>
+      </w:pPr>
+      <w:r>
+        <w:rPr>
+          <w:rFonts w:ascii="Georgia" w:hAnsi="Georgia" w:cs="Georgia"/>
+          <w:b w:val="0"/>
+          <w:i w:val="0"/>
+          <w:color w:val="222222"/>
+          <w:sz w:val="21"/>
+        </w:rPr>
+        <w:t xml:space="preserve">As Aelwyn speaks, the laboratory's smallest residents come out to investigate the visitors. A leafy little dinosaur with a folded flower bud on its back lounges in a sunbeam by the window: a </w:t>
+      </w:r>
+      <w:r>
+        <w:rPr>
+          <w:rFonts w:ascii="Georgia" w:hAnsi="Georgia" w:cs="Georgia"/>
+          <w:b/>
+          <w:i w:val="0"/>
+          <w:color w:val="222222"/>
+          <w:sz w:val="21"/>
+        </w:rPr>
+        <w:t>Floraburst</w:t>
+      </w:r>
+      <w:r>
+        <w:rPr>
+          <w:rFonts w:ascii="Georgia" w:hAnsi="Georgia" w:cs="Georgia"/>
+          <w:b w:val="0"/>
+          <w:i w:val="0"/>
+          <w:color w:val="222222"/>
+          <w:sz w:val="21"/>
+        </w:rPr>
+        <w:t xml:space="preserve">. A round turtle-like creature wrapped in a shimmering watery aura waddles past, peering up curiously: an </w:t>
+      </w:r>
+      <w:r>
+        <w:rPr>
+          <w:rFonts w:ascii="Georgia" w:hAnsi="Georgia" w:cs="Georgia"/>
+          <w:b/>
+          <w:i w:val="0"/>
+          <w:color w:val="222222"/>
+          <w:sz w:val="21"/>
+        </w:rPr>
+        <w:t>Aqualump</w:t>
+      </w:r>
+      <w:r>
+        <w:rPr>
+          <w:rFonts w:ascii="Georgia" w:hAnsi="Georgia" w:cs="Georgia"/>
+          <w:b w:val="0"/>
+          <w:i w:val="0"/>
+          <w:color w:val="222222"/>
+          <w:sz w:val="21"/>
+        </w:rPr>
+        <w:t xml:space="preserve">. And a small fox-like creature with flames dancing harmlessly along its paws and tail darts between the table legs, chasing an automaton twice its size: an </w:t>
+      </w:r>
+      <w:r>
+        <w:rPr>
+          <w:rFonts w:ascii="Georgia" w:hAnsi="Georgia" w:cs="Georgia"/>
+          <w:b/>
+          <w:i w:val="0"/>
+          <w:color w:val="222222"/>
+          <w:sz w:val="21"/>
+        </w:rPr>
+        <w:t>Emberpaws</w:t>
+      </w:r>
+      <w:r>
+        <w:rPr>
+          <w:rFonts w:ascii="Georgia" w:hAnsi="Georgia" w:cs="Georgia"/>
+          <w:b w:val="0"/>
+          <w:i w:val="0"/>
+          <w:color w:val="222222"/>
+          <w:sz w:val="21"/>
+        </w:rPr>
+        <w:t>.</w:t>
+      </w:r>
+    </w:p>
+    <w:p>
+      <w:pPr>
+        <w:spacing w:after="0" w:before="0"/>
       </w:pPr>
       <w:r>
         <w:drawing>
-          <wp:inline xmlns:a="http://schemas.openxmlformats.org/drawingml/2006/main" xmlns:pic="http://schemas.openxmlformats.org/drawingml/2006/picture">
-            <wp:extent cx="2926080" cy="2926080"/>
+          <wp:anchor xmlns:a="http://schemas.openxmlformats.org/drawingml/2006/main" behindDoc="0" distT="91440" distB="91440" distL="201600" distR="0" simplePos="0" locked="0" layoutInCell="1" allowOverlap="1" relativeHeight="2">
+            <wp:simplePos x="0" y="0"/>
+            <wp:positionH relativeFrom="column">
+              <wp:align>right</wp:align>
+            </wp:positionH>
+            <wp:positionV relativeFrom="paragraph">
+              <wp:posOffset>0</wp:posOffset>
+            </wp:positionV>
+            <wp:extent cx="2377440" cy="2377440"/>
+            <wp:effectExtent l="0" t="0" r="0" b="0"/>
+            <wp:wrapSquare wrapText="bothSides"/>
             <wp:docPr id="4" name="Picture 4"/>
-            <wp:cNvGraphicFramePr>
-              <a:graphicFrameLocks noChangeAspect="1"/>
-            </wp:cNvGraphicFramePr>
-            <a:graphic>
+            <wp:cNvGraphicFramePr/>
+            <a:graphic xmlns:pic="http://schemas.openxmlformats.org/drawingml/2006/picture">
               <a:graphicData uri="http://schemas.openxmlformats.org/drawingml/2006/picture">
                 <pic:pic>
                   <pic:nvPicPr>
@@ -1067,30 +1052,15 @@
                   <pic:spPr>
                     <a:xfrm>
                       <a:off x="0" y="0"/>
-                      <a:ext cx="2926080" cy="2926080"/>
+                      <a:ext cx="2377440" cy="2377440"/>
                     </a:xfrm>
                     <a:prstGeom prst="rect"/>
                   </pic:spPr>
                 </pic:pic>
               </a:graphicData>
             </a:graphic>
-          </wp:inline>
+          </wp:anchor>
         </w:drawing>
-      </w:r>
-    </w:p>
-    <w:p>
-      <w:pPr>
-        <w:spacing w:after="140"/>
-        <w:jc w:val="center"/>
-      </w:pPr>
-      <w:r>
-        <w:rPr>
-          <w:rFonts w:ascii="Georgia" w:hAnsi="Georgia" w:cs="Georgia"/>
-          <w:i/>
-          <w:color w:val="888888"/>
-          <w:sz w:val="18"/>
-        </w:rPr>
-        <w:t>Aelwyn presents the three little wonders: Floraburst, Aqualump, and Emberpaws.</w:t>
       </w:r>
     </w:p>
     <w:p>
@@ -1145,89 +1115,24 @@
     </w:p>
     <w:p>
       <w:pPr>
-        <w:pBdr>
-          <w:left w:val="single" w:sz="18" w:space="12" w:color="B8860B"/>
-        </w:pBdr>
-        <w:shd w:val="clear" w:color="auto" w:fill="FBF6EA"/>
-        <w:spacing w:before="30" w:after="70"/>
-        <w:ind w:left="340" w:right="340"/>
-      </w:pPr>
-      <w:r>
-        <w:rPr>
-          <w:rFonts w:ascii="Georgia" w:hAnsi="Georgia" w:cs="Georgia"/>
-          <w:b/>
-          <w:i w:val="0"/>
-          <w:color w:val="222222"/>
-          <w:sz w:val="21"/>
-        </w:rPr>
-        <w:t>Lilly</w:t>
-      </w:r>
-      <w:r>
-        <w:rPr>
-          <w:rFonts w:ascii="Georgia" w:hAnsi="Georgia" w:cs="Georgia"/>
-          <w:b w:val="0"/>
-          <w:i w:val="0"/>
-          <w:color w:val="222222"/>
-          <w:sz w:val="21"/>
-        </w:rPr>
-        <w:t>, softly: “Hello, Floraburst. Want to come save the world with us?”</w:t>
-      </w:r>
-    </w:p>
-    <w:p>
-      <w:pPr>
-        <w:pBdr>
-          <w:left w:val="single" w:sz="18" w:space="12" w:color="5B2A86"/>
-        </w:pBdr>
-        <w:shd w:val="clear" w:color="auto" w:fill="F4F0FA"/>
-        <w:spacing w:before="30" w:after="70"/>
-        <w:ind w:left="340" w:right="340"/>
-      </w:pPr>
-      <w:r>
-        <w:rPr>
-          <w:rFonts w:ascii="Georgia" w:hAnsi="Georgia" w:cs="Georgia"/>
-          <w:b w:val="0"/>
-          <w:i w:val="0"/>
-          <w:color w:val="222222"/>
-          <w:sz w:val="19"/>
-        </w:rPr>
-        <w:t xml:space="preserve">▶ </w:t>
-      </w:r>
-      <w:r>
-        <w:rPr>
-          <w:rFonts w:ascii="Georgia" w:hAnsi="Georgia" w:cs="Georgia"/>
-          <w:b/>
-          <w:i w:val="0"/>
-          <w:color w:val="222222"/>
-          <w:sz w:val="19"/>
-        </w:rPr>
-        <w:t>Floraburst</w:t>
-      </w:r>
-      <w:r>
-        <w:rPr>
-          <w:rFonts w:ascii="Georgia" w:hAnsi="Georgia" w:cs="Georgia"/>
-          <w:b w:val="0"/>
-          <w:i w:val="0"/>
-          <w:color w:val="222222"/>
-          <w:sz w:val="19"/>
-        </w:rPr>
-        <w:t xml:space="preserve"> joins the party (statistics in the appendix). She senses planar anomalies, produces healing Floraberries, and is, by unanimous ruling, a very good dinosaur.</w:t>
-      </w:r>
-    </w:p>
-    <w:p>
-      <w:pPr>
-        <w:keepNext/>
-        <w:spacing w:before="120" w:after="40"/>
-        <w:jc w:val="center"/>
+        <w:spacing w:after="0" w:before="0"/>
       </w:pPr>
       <w:r>
         <w:drawing>
-          <wp:inline xmlns:a="http://schemas.openxmlformats.org/drawingml/2006/main" xmlns:pic="http://schemas.openxmlformats.org/drawingml/2006/picture">
-            <wp:extent cx="3657600" cy="3657600"/>
+          <wp:anchor xmlns:a="http://schemas.openxmlformats.org/drawingml/2006/main" behindDoc="0" distT="91440" distB="91440" distL="201600" distR="0" simplePos="0" locked="0" layoutInCell="1" allowOverlap="1" relativeHeight="2">
+            <wp:simplePos x="0" y="0"/>
+            <wp:positionH relativeFrom="column">
+              <wp:align>right</wp:align>
+            </wp:positionH>
+            <wp:positionV relativeFrom="paragraph">
+              <wp:posOffset>0</wp:posOffset>
+            </wp:positionV>
+            <wp:extent cx="2057400" cy="2057400"/>
+            <wp:effectExtent l="0" t="0" r="0" b="0"/>
+            <wp:wrapSquare wrapText="bothSides"/>
             <wp:docPr id="5" name="Picture 5"/>
-            <wp:cNvGraphicFramePr>
-              <a:graphicFrameLocks noChangeAspect="1"/>
-            </wp:cNvGraphicFramePr>
-            <a:graphic>
+            <wp:cNvGraphicFramePr/>
+            <a:graphic xmlns:pic="http://schemas.openxmlformats.org/drawingml/2006/picture">
               <a:graphicData uri="http://schemas.openxmlformats.org/drawingml/2006/picture">
                 <pic:pic>
                   <pic:nvPicPr>
@@ -1243,45 +1148,15 @@
                   <pic:spPr>
                     <a:xfrm>
                       <a:off x="0" y="0"/>
-                      <a:ext cx="3657600" cy="3657600"/>
+                      <a:ext cx="2057400" cy="2057400"/>
                     </a:xfrm>
                     <a:prstGeom prst="rect"/>
                   </pic:spPr>
                 </pic:pic>
               </a:graphicData>
             </a:graphic>
-          </wp:inline>
+          </wp:anchor>
         </w:drawing>
-      </w:r>
-    </w:p>
-    <w:p>
-      <w:pPr>
-        <w:spacing w:after="140"/>
-        <w:jc w:val="center"/>
-      </w:pPr>
-      <w:r>
-        <w:rPr>
-          <w:rFonts w:ascii="Georgia" w:hAnsi="Georgia" w:cs="Georgia"/>
-          <w:i/>
-          <w:color w:val="888888"/>
-          <w:sz w:val="18"/>
-        </w:rPr>
-        <w:t>Floraburst, the party's chosen companion.</w:t>
-      </w:r>
-    </w:p>
-    <w:p>
-      <w:pPr>
-        <w:keepNext/>
-        <w:spacing w:before="220" w:after="60"/>
-      </w:pPr>
-      <w:r>
-        <w:rPr>
-          <w:rFonts w:ascii="Georgia" w:hAnsi="Georgia" w:cs="Georgia"/>
-          <w:b/>
-          <w:color w:val="A0522D"/>
-          <w:sz w:val="26"/>
-        </w:rPr>
-        <w:t>A Farewell to Lickgloom</w:t>
       </w:r>
     </w:p>
     <w:p>
@@ -1296,12 +1171,42 @@
       <w:r>
         <w:rPr>
           <w:rFonts w:ascii="Georgia" w:hAnsi="Georgia" w:cs="Georgia"/>
+          <w:b/>
+          <w:i w:val="0"/>
+          <w:color w:val="222222"/>
+          <w:sz w:val="21"/>
+        </w:rPr>
+        <w:t>Lilly</w:t>
+      </w:r>
+      <w:r>
+        <w:rPr>
+          <w:rFonts w:ascii="Georgia" w:hAnsi="Georgia" w:cs="Georgia"/>
           <w:b w:val="0"/>
           <w:i w:val="0"/>
           <w:color w:val="222222"/>
           <w:sz w:val="21"/>
         </w:rPr>
-        <w:t xml:space="preserve">One companion arrives, and one stays behind. All morning </w:t>
+        <w:t>, softly: “Hello, Floraburst. Want to come save the world with us?”</w:t>
+      </w:r>
+    </w:p>
+    <w:p>
+      <w:pPr>
+        <w:pBdr>
+          <w:left w:val="single" w:sz="18" w:space="12" w:color="5B2A86"/>
+        </w:pBdr>
+        <w:shd w:val="clear" w:color="auto" w:fill="F4F0FA"/>
+        <w:spacing w:before="30" w:after="70"/>
+        <w:ind w:left="340" w:right="340"/>
+      </w:pPr>
+      <w:r>
+        <w:rPr>
+          <w:rFonts w:ascii="Georgia" w:hAnsi="Georgia" w:cs="Georgia"/>
+          <w:b w:val="0"/>
+          <w:i w:val="0"/>
+          <w:color w:val="222222"/>
+          <w:sz w:val="19"/>
+        </w:rPr>
+        <w:t xml:space="preserve">▶ </w:t>
       </w:r>
       <w:r>
         <w:rPr>
@@ -1309,9 +1214,9 @@
           <w:b/>
           <w:i w:val="0"/>
           <w:color w:val="222222"/>
-          <w:sz w:val="21"/>
-        </w:rPr>
-        <w:t>Lickgloom</w:t>
+          <w:sz w:val="19"/>
+        </w:rPr>
+        <w:t>Floraburst</w:t>
       </w:r>
       <w:r>
         <w:rPr>
@@ -1319,9 +1224,24 @@
           <w:b w:val="0"/>
           <w:i w:val="0"/>
           <w:color w:val="222222"/>
-          <w:sz w:val="21"/>
-        </w:rPr>
-        <w:t xml:space="preserve"> has been everywhere at once: tasting beakers, startling automatons, trading tongue flicks with creatures no book has ever named. The little fey has not looked this happy since the night at the pond. Aelwyn watches it herd a family of glimmering hatchlings across the floor and chuckles.</w:t>
+          <w:sz w:val="19"/>
+        </w:rPr>
+        <w:t xml:space="preserve"> joins the party (statistics in the appendix). She senses planar anomalies, produces healing Floraberries, and is, by unanimous ruling, a very good dinosaur.</w:t>
+      </w:r>
+    </w:p>
+    <w:p>
+      <w:pPr>
+        <w:keepNext/>
+        <w:spacing w:before="220" w:after="60"/>
+      </w:pPr>
+      <w:r>
+        <w:rPr>
+          <w:rFonts w:ascii="Georgia" w:hAnsi="Georgia" w:cs="Georgia"/>
+          <w:b/>
+          <w:color w:val="A0522D"/>
+          <w:sz w:val="26"/>
+        </w:rPr>
+        <w:t>A Farewell to Lickgloom</w:t>
       </w:r>
     </w:p>
     <w:p>
@@ -1336,12 +1256,22 @@
       <w:r>
         <w:rPr>
           <w:rFonts w:ascii="Georgia" w:hAnsi="Georgia" w:cs="Georgia"/>
+          <w:b w:val="0"/>
+          <w:i w:val="0"/>
+          <w:color w:val="222222"/>
+          <w:sz w:val="21"/>
+        </w:rPr>
+        <w:t xml:space="preserve">One companion arrives, and one stays behind. All morning </w:t>
+      </w:r>
+      <w:r>
+        <w:rPr>
+          <w:rFonts w:ascii="Georgia" w:hAnsi="Georgia" w:cs="Georgia"/>
           <w:b/>
           <w:i w:val="0"/>
           <w:color w:val="222222"/>
           <w:sz w:val="21"/>
         </w:rPr>
-        <w:t>Aelwyn:</w:t>
+        <w:t>Lickgloom</w:t>
       </w:r>
       <w:r>
         <w:rPr>
@@ -1351,84 +1281,29 @@
           <w:color w:val="222222"/>
           <w:sz w:val="21"/>
         </w:rPr>
-        <w:t xml:space="preserve"> “You know, the road to Gearhaven is long, and a laboratory full of planar creatures could use a friendly guide who speaks their language. Lickgloom would have a home here. Friends here. And you would always know where to find it.”</w:t>
+        <w:t xml:space="preserve"> has been everywhere at once: tasting beakers, startling automatons, trading tongue flicks with creatures no book has ever named. The little fey has not looked this happy since the night at the pond. Aelwyn watches it herd a family of glimmering hatchlings across the floor and chuckles.</w:t>
       </w:r>
     </w:p>
     <w:p>
       <w:pPr>
-        <w:pBdr>
-          <w:left w:val="single" w:sz="18" w:space="12" w:color="B8860B"/>
-        </w:pBdr>
-        <w:shd w:val="clear" w:color="auto" w:fill="FBF6EA"/>
-        <w:spacing w:before="30" w:after="70"/>
-        <w:ind w:left="340" w:right="340"/>
-      </w:pPr>
-      <w:r>
-        <w:rPr>
-          <w:rFonts w:ascii="Georgia" w:hAnsi="Georgia" w:cs="Georgia"/>
-          <w:b w:val="0"/>
-          <w:i w:val="0"/>
-          <w:color w:val="222222"/>
-          <w:sz w:val="21"/>
-        </w:rPr>
-        <w:t xml:space="preserve">The party gathers around their first friend of the wilds. Lickgloom tilts its head, looks once at the door and the long road beyond it, then at the warm, wonder-crowded laboratory, and a feeling arrives in everyone's minds at once, wordless and content: </w:t>
-      </w:r>
-      <w:r>
-        <w:rPr>
-          <w:rFonts w:ascii="Georgia" w:hAnsi="Georgia" w:cs="Georgia"/>
-          <w:b w:val="0"/>
-          <w:i/>
-          <w:color w:val="222222"/>
-          <w:sz w:val="21"/>
-        </w:rPr>
-        <w:t>Home. Friends. Visit?</w:t>
-      </w:r>
-    </w:p>
-    <w:p>
-      <w:pPr>
-        <w:pBdr>
-          <w:left w:val="single" w:sz="18" w:space="12" w:color="B8860B"/>
-        </w:pBdr>
-        <w:shd w:val="clear" w:color="auto" w:fill="FBF6EA"/>
-        <w:spacing w:before="30" w:after="70"/>
-        <w:ind w:left="340" w:right="340"/>
-      </w:pPr>
-      <w:r>
-        <w:rPr>
-          <w:rFonts w:ascii="Georgia" w:hAnsi="Georgia" w:cs="Georgia"/>
-          <w:b/>
-          <w:i w:val="0"/>
-          <w:color w:val="222222"/>
-          <w:sz w:val="21"/>
-        </w:rPr>
-        <w:t>Ursa</w:t>
-      </w:r>
-      <w:r>
-        <w:rPr>
-          <w:rFonts w:ascii="Georgia" w:hAnsi="Georgia" w:cs="Georgia"/>
-          <w:b w:val="0"/>
-          <w:i w:val="0"/>
-          <w:color w:val="222222"/>
-          <w:sz w:val="21"/>
-        </w:rPr>
-        <w:t xml:space="preserve"> kneels and presses his forehead gently to Lickgloom's. “Visit. We promise. Every time we pass this way.” One long tongue wraps the whole party in a single ridiculous hug, and that is that. Guardians look after their friends, even when looking after them means letting them stay somewhere happy.</w:t>
-      </w:r>
-    </w:p>
-    <w:p>
-      <w:pPr>
-        <w:keepNext/>
-        <w:spacing w:before="120" w:after="40"/>
-        <w:jc w:val="center"/>
+        <w:spacing w:after="0" w:before="0"/>
       </w:pPr>
       <w:r>
         <w:drawing>
-          <wp:inline xmlns:a="http://schemas.openxmlformats.org/drawingml/2006/main" xmlns:pic="http://schemas.openxmlformats.org/drawingml/2006/picture">
-            <wp:extent cx="3840480" cy="3840480"/>
+          <wp:anchor xmlns:a="http://schemas.openxmlformats.org/drawingml/2006/main" behindDoc="0" distT="91440" distB="91440" distL="201600" distR="0" simplePos="0" locked="0" layoutInCell="1" allowOverlap="1" relativeHeight="2">
+            <wp:simplePos x="0" y="0"/>
+            <wp:positionH relativeFrom="column">
+              <wp:align>right</wp:align>
+            </wp:positionH>
+            <wp:positionV relativeFrom="paragraph">
+              <wp:posOffset>0</wp:posOffset>
+            </wp:positionV>
+            <wp:extent cx="2377440" cy="2377440"/>
+            <wp:effectExtent l="0" t="0" r="0" b="0"/>
+            <wp:wrapSquare wrapText="bothSides"/>
             <wp:docPr id="6" name="Picture 6"/>
-            <wp:cNvGraphicFramePr>
-              <a:graphicFrameLocks noChangeAspect="1"/>
-            </wp:cNvGraphicFramePr>
-            <a:graphic>
+            <wp:cNvGraphicFramePr/>
+            <a:graphic xmlns:pic="http://schemas.openxmlformats.org/drawingml/2006/picture">
               <a:graphicData uri="http://schemas.openxmlformats.org/drawingml/2006/picture">
                 <pic:pic>
                   <pic:nvPicPr>
@@ -1444,45 +1319,15 @@
                   <pic:spPr>
                     <a:xfrm>
                       <a:off x="0" y="0"/>
-                      <a:ext cx="3840480" cy="3840480"/>
+                      <a:ext cx="2377440" cy="2377440"/>
                     </a:xfrm>
                     <a:prstGeom prst="rect"/>
                   </pic:spPr>
                 </pic:pic>
               </a:graphicData>
             </a:graphic>
-          </wp:inline>
+          </wp:anchor>
         </w:drawing>
-      </w:r>
-    </w:p>
-    <w:p>
-      <w:pPr>
-        <w:spacing w:after="140"/>
-        <w:jc w:val="center"/>
-      </w:pPr>
-      <w:r>
-        <w:rPr>
-          <w:rFonts w:ascii="Georgia" w:hAnsi="Georgia" w:cs="Georgia"/>
-          <w:i/>
-          <w:color w:val="888888"/>
-          <w:sz w:val="18"/>
-        </w:rPr>
-        <w:t>Lickgloom finds a home among Ravenstone's wonders.</w:t>
-      </w:r>
-    </w:p>
-    <w:p>
-      <w:pPr>
-        <w:keepNext/>
-        <w:spacing w:before="220" w:after="60"/>
-      </w:pPr>
-      <w:r>
-        <w:rPr>
-          <w:rFonts w:ascii="Georgia" w:hAnsi="Georgia" w:cs="Georgia"/>
-          <w:b/>
-          <w:color w:val="A0522D"/>
-          <w:sz w:val="26"/>
-        </w:rPr>
-        <w:t>The Road to Gearhaven</w:t>
       </w:r>
     </w:p>
     <w:p>
@@ -1497,12 +1342,22 @@
       <w:r>
         <w:rPr>
           <w:rFonts w:ascii="Georgia" w:hAnsi="Georgia" w:cs="Georgia"/>
+          <w:b/>
+          <w:i w:val="0"/>
+          <w:color w:val="222222"/>
+          <w:sz w:val="21"/>
+        </w:rPr>
+        <w:t>Aelwyn:</w:t>
+      </w:r>
+      <w:r>
+        <w:rPr>
+          <w:rFonts w:ascii="Georgia" w:hAnsi="Georgia" w:cs="Georgia"/>
           <w:b w:val="0"/>
           <w:i w:val="0"/>
           <w:color w:val="222222"/>
           <w:sz w:val="21"/>
         </w:rPr>
-        <w:t>Aelwyn unrolls a traveling map across the table, the parchment crackling, and traces the southward road with one slender finger.</w:t>
+        <w:t xml:space="preserve"> “You know, the road to Gearhaven is long, and a laboratory full of planar creatures could use a friendly guide who speaks their language. Lickgloom would have a home here. Friends here. And you would always know where to find it.”</w:t>
       </w:r>
     </w:p>
     <w:p>
@@ -1517,122 +1372,22 @@
       <w:r>
         <w:rPr>
           <w:rFonts w:ascii="Georgia" w:hAnsi="Georgia" w:cs="Georgia"/>
-          <w:b/>
-          <w:i w:val="0"/>
-          <w:color w:val="222222"/>
-          <w:sz w:val="21"/>
-        </w:rPr>
-        <w:t>Aelwyn:</w:t>
-      </w:r>
-      <w:r>
-        <w:rPr>
-          <w:rFonts w:ascii="Georgia" w:hAnsi="Georgia" w:cs="Georgia"/>
           <w:b w:val="0"/>
           <w:i w:val="0"/>
           <w:color w:val="222222"/>
           <w:sz w:val="21"/>
         </w:rPr>
-        <w:t xml:space="preserve"> “First, </w:t>
-      </w:r>
-      <w:r>
-        <w:rPr>
-          <w:rFonts w:ascii="Georgia" w:hAnsi="Georgia" w:cs="Georgia"/>
-          <w:b/>
-          <w:i w:val="0"/>
+        <w:t xml:space="preserve">The party gathers around their first friend of the wilds. Lickgloom tilts its head, looks once at the door and the long road beyond it, then at the warm, wonder-crowded laboratory, and a feeling arrives in everyone's minds at once, wordless and content: </w:t>
+      </w:r>
+      <w:r>
+        <w:rPr>
+          <w:rFonts w:ascii="Georgia" w:hAnsi="Georgia" w:cs="Georgia"/>
+          <w:b w:val="0"/>
+          <w:i/>
           <w:color w:val="222222"/>
           <w:sz w:val="21"/>
         </w:rPr>
-        <w:t>Brambleshadow Thicket</w:t>
-      </w:r>
-      <w:r>
-        <w:rPr>
-          <w:rFonts w:ascii="Georgia" w:hAnsi="Georgia" w:cs="Georgia"/>
-          <w:b w:val="0"/>
-          <w:i w:val="0"/>
-          <w:color w:val="222222"/>
-          <w:sz w:val="21"/>
-        </w:rPr>
-        <w:t xml:space="preserve">, a dense and thorny woodland of hidden pathways and mischievous fey. Stay alert; illusions are common there. Then </w:t>
-      </w:r>
-      <w:r>
-        <w:rPr>
-          <w:rFonts w:ascii="Georgia" w:hAnsi="Georgia" w:cs="Georgia"/>
-          <w:b/>
-          <w:i w:val="0"/>
-          <w:color w:val="222222"/>
-          <w:sz w:val="21"/>
-        </w:rPr>
-        <w:t>Whisperwind Meadow</w:t>
-      </w:r>
-      <w:r>
-        <w:rPr>
-          <w:rFonts w:ascii="Georgia" w:hAnsi="Georgia" w:cs="Georgia"/>
-          <w:b w:val="0"/>
-          <w:i w:val="0"/>
-          <w:color w:val="222222"/>
-          <w:sz w:val="21"/>
-        </w:rPr>
-        <w:t xml:space="preserve">, serene to look at, but the planar veil runs thin, and things from the Elemental Plane of Air sometimes wander through. Beyond that rise the </w:t>
-      </w:r>
-      <w:r>
-        <w:rPr>
-          <w:rFonts w:ascii="Georgia" w:hAnsi="Georgia" w:cs="Georgia"/>
-          <w:b/>
-          <w:i w:val="0"/>
-          <w:color w:val="222222"/>
-          <w:sz w:val="21"/>
-        </w:rPr>
-        <w:t>Ironroot Hills</w:t>
-      </w:r>
-      <w:r>
-        <w:rPr>
-          <w:rFonts w:ascii="Georgia" w:hAnsi="Georgia" w:cs="Georgia"/>
-          <w:b w:val="0"/>
-          <w:i w:val="0"/>
-          <w:color w:val="222222"/>
-          <w:sz w:val="21"/>
-        </w:rPr>
-        <w:t xml:space="preserve">, jagged rock and abandoned mines, home to creatures who do not take kindly to visitors. And at the last, </w:t>
-      </w:r>
-      <w:r>
-        <w:rPr>
-          <w:rFonts w:ascii="Georgia" w:hAnsi="Georgia" w:cs="Georgia"/>
-          <w:b/>
-          <w:i w:val="0"/>
-          <w:color w:val="222222"/>
-          <w:sz w:val="21"/>
-        </w:rPr>
-        <w:t>Stormwatch Cliffs</w:t>
-      </w:r>
-      <w:r>
-        <w:rPr>
-          <w:rFonts w:ascii="Georgia" w:hAnsi="Georgia" w:cs="Georgia"/>
-          <w:b w:val="0"/>
-          <w:i w:val="0"/>
-          <w:color w:val="222222"/>
-          <w:sz w:val="21"/>
-        </w:rPr>
-        <w:t xml:space="preserve">, where the lightning storms never quite end. Past the cliffs lies </w:t>
-      </w:r>
-      <w:r>
-        <w:rPr>
-          <w:rFonts w:ascii="Georgia" w:hAnsi="Georgia" w:cs="Georgia"/>
-          <w:b/>
-          <w:i w:val="0"/>
-          <w:color w:val="222222"/>
-          <w:sz w:val="21"/>
-        </w:rPr>
-        <w:t>Havenmoor</w:t>
-      </w:r>
-      <w:r>
-        <w:rPr>
-          <w:rFonts w:ascii="Georgia" w:hAnsi="Georgia" w:cs="Georgia"/>
-          <w:b w:val="0"/>
-          <w:i w:val="0"/>
-          <w:color w:val="222222"/>
-          <w:sz w:val="21"/>
-        </w:rPr>
-        <w:t>, a friendly coastal town. That will be your gateway to the seas: from Havenmoor you must take a ship onward toward Gearhaven.”</w:t>
+        <w:t>Home. Friends. Visit?</w:t>
       </w:r>
     </w:p>
     <w:p>
@@ -1647,12 +1402,37 @@
       <w:r>
         <w:rPr>
           <w:rFonts w:ascii="Georgia" w:hAnsi="Georgia" w:cs="Georgia"/>
+          <w:b/>
+          <w:i w:val="0"/>
+          <w:color w:val="222222"/>
+          <w:sz w:val="21"/>
+        </w:rPr>
+        <w:t>Ursa</w:t>
+      </w:r>
+      <w:r>
+        <w:rPr>
+          <w:rFonts w:ascii="Georgia" w:hAnsi="Georgia" w:cs="Georgia"/>
           <w:b w:val="0"/>
           <w:i w:val="0"/>
           <w:color w:val="222222"/>
           <w:sz w:val="21"/>
         </w:rPr>
-        <w:t>He rolls the map, ties it with a crimson ribbon, and presses it into their hands. Then he looks at each of them in turn. A hand on Lilly's shoulder: “Trust your bond with these magical creatures. Each step brings you closer.” A respectful nod to Ursa: “Your connection to the stars, and your father's legacy, will guide you through the unknown.” And a grin for Stabby: “Your spirit, wild and free, will cut through the chaos. Keep your blade sharp and your wit sharper.”</w:t>
+        <w:t xml:space="preserve"> kneels and presses his forehead gently to Lickgloom's. “Visit. We promise. Every time we pass this way.” One long tongue wraps the whole party in a single ridiculous hug, and that is that. Guardians look after their friends, even when looking after them means letting them stay somewhere happy.</w:t>
+      </w:r>
+    </w:p>
+    <w:p>
+      <w:pPr>
+        <w:keepNext/>
+        <w:spacing w:before="220" w:after="60"/>
+      </w:pPr>
+      <w:r>
+        <w:rPr>
+          <w:rFonts w:ascii="Georgia" w:hAnsi="Georgia" w:cs="Georgia"/>
+          <w:b/>
+          <w:color w:val="A0522D"/>
+          <w:sz w:val="26"/>
+        </w:rPr>
+        <w:t>The Road to Gearhaven</w:t>
       </w:r>
     </w:p>
     <w:p>
@@ -1667,22 +1447,12 @@
       <w:r>
         <w:rPr>
           <w:rFonts w:ascii="Georgia" w:hAnsi="Georgia" w:cs="Georgia"/>
-          <w:b/>
-          <w:i w:val="0"/>
-          <w:color w:val="222222"/>
-          <w:sz w:val="21"/>
-        </w:rPr>
-        <w:t>Aelwyn:</w:t>
-      </w:r>
-      <w:r>
-        <w:rPr>
-          <w:rFonts w:ascii="Georgia" w:hAnsi="Georgia" w:cs="Georgia"/>
           <w:b w:val="0"/>
           <w:i w:val="0"/>
           <w:color w:val="222222"/>
           <w:sz w:val="21"/>
         </w:rPr>
-        <w:t xml:space="preserve"> “Go now, Guardians of Elaria. The road to Gearhaven awaits.”</w:t>
+        <w:t>Aelwyn unrolls a traveling map across the table, the parchment crackling, and traces the southward road with one slender finger.</w:t>
       </w:r>
     </w:p>
     <w:p>
@@ -1697,60 +1467,122 @@
       <w:r>
         <w:rPr>
           <w:rFonts w:ascii="Georgia" w:hAnsi="Georgia" w:cs="Georgia"/>
+          <w:b/>
+          <w:i w:val="0"/>
+          <w:color w:val="222222"/>
+          <w:sz w:val="21"/>
+        </w:rPr>
+        <w:t>Aelwyn:</w:t>
+      </w:r>
+      <w:r>
+        <w:rPr>
+          <w:rFonts w:ascii="Georgia" w:hAnsi="Georgia" w:cs="Georgia"/>
           <w:b w:val="0"/>
           <w:i w:val="0"/>
           <w:color w:val="222222"/>
           <w:sz w:val="21"/>
         </w:rPr>
-        <w:t>With the map in hand, a leafy dinosaur trotting at their heels, and one last wave to a small fey creature in a laboratory window, the party steps out into the morning. The wind carries a whisper of adventure, and the promise of revelations to come.</w:t>
-      </w:r>
-    </w:p>
-    <w:p>
-      <w:pPr>
-        <w:keepNext/>
-        <w:spacing w:before="400" w:after="120"/>
-        <w:pBdr>
-          <w:bottom w:val="single" w:sz="6" w:space="4" w:color="B8860B"/>
-        </w:pBdr>
-      </w:pPr>
+        <w:t xml:space="preserve"> “First, </w:t>
+      </w:r>
       <w:r>
         <w:rPr>
           <w:rFonts w:ascii="Georgia" w:hAnsi="Georgia" w:cs="Georgia"/>
           <w:b/>
-          <w:color w:val="B8860B"/>
-          <w:sz w:val="32"/>
-        </w:rPr>
-        <w:t>Part Three: The Wild Road</w:t>
-      </w:r>
-    </w:p>
-    <w:p>
-      <w:pPr>
-        <w:spacing w:before="120" w:after="200"/>
-      </w:pPr>
-      <w:r>
-        <w:rPr>
-          <w:rFonts w:ascii="Georgia" w:hAnsi="Georgia" w:cs="Georgia"/>
-          <w:b w:val="0"/>
-          <w:i/>
+          <w:i w:val="0"/>
           <w:color w:val="222222"/>
           <w:sz w:val="21"/>
         </w:rPr>
-        <w:t>The road south proved everything the professor promised: beautiful, strange, and increasingly full of teeth.</w:t>
-      </w:r>
-    </w:p>
-    <w:p>
-      <w:pPr>
-        <w:keepNext/>
-        <w:spacing w:before="220" w:after="60"/>
-      </w:pPr>
+        <w:t>Brambleshadow Thicket</w:t>
+      </w:r>
+      <w:r>
+        <w:rPr>
+          <w:rFonts w:ascii="Georgia" w:hAnsi="Georgia" w:cs="Georgia"/>
+          <w:b w:val="0"/>
+          <w:i w:val="0"/>
+          <w:color w:val="222222"/>
+          <w:sz w:val="21"/>
+        </w:rPr>
+        <w:t xml:space="preserve">, a dense and thorny woodland of hidden pathways and mischievous fey. Stay alert; illusions are common there. Then </w:t>
+      </w:r>
       <w:r>
         <w:rPr>
           <w:rFonts w:ascii="Georgia" w:hAnsi="Georgia" w:cs="Georgia"/>
           <w:b/>
-          <w:color w:val="A0522D"/>
-          <w:sz w:val="26"/>
-        </w:rPr>
-        <w:t>Shadowflame in Brambleshadow Thicket</w:t>
+          <w:i w:val="0"/>
+          <w:color w:val="222222"/>
+          <w:sz w:val="21"/>
+        </w:rPr>
+        <w:t>Whisperwind Meadow</w:t>
+      </w:r>
+      <w:r>
+        <w:rPr>
+          <w:rFonts w:ascii="Georgia" w:hAnsi="Georgia" w:cs="Georgia"/>
+          <w:b w:val="0"/>
+          <w:i w:val="0"/>
+          <w:color w:val="222222"/>
+          <w:sz w:val="21"/>
+        </w:rPr>
+        <w:t xml:space="preserve">, serene to look at, but the planar veil runs thin, and things from the Elemental Plane of Air sometimes wander through. Beyond that rise the </w:t>
+      </w:r>
+      <w:r>
+        <w:rPr>
+          <w:rFonts w:ascii="Georgia" w:hAnsi="Georgia" w:cs="Georgia"/>
+          <w:b/>
+          <w:i w:val="0"/>
+          <w:color w:val="222222"/>
+          <w:sz w:val="21"/>
+        </w:rPr>
+        <w:t>Ironroot Hills</w:t>
+      </w:r>
+      <w:r>
+        <w:rPr>
+          <w:rFonts w:ascii="Georgia" w:hAnsi="Georgia" w:cs="Georgia"/>
+          <w:b w:val="0"/>
+          <w:i w:val="0"/>
+          <w:color w:val="222222"/>
+          <w:sz w:val="21"/>
+        </w:rPr>
+        <w:t xml:space="preserve">, jagged rock and abandoned mines, home to creatures who do not take kindly to visitors. And at the last, </w:t>
+      </w:r>
+      <w:r>
+        <w:rPr>
+          <w:rFonts w:ascii="Georgia" w:hAnsi="Georgia" w:cs="Georgia"/>
+          <w:b/>
+          <w:i w:val="0"/>
+          <w:color w:val="222222"/>
+          <w:sz w:val="21"/>
+        </w:rPr>
+        <w:t>Stormwatch Cliffs</w:t>
+      </w:r>
+      <w:r>
+        <w:rPr>
+          <w:rFonts w:ascii="Georgia" w:hAnsi="Georgia" w:cs="Georgia"/>
+          <w:b w:val="0"/>
+          <w:i w:val="0"/>
+          <w:color w:val="222222"/>
+          <w:sz w:val="21"/>
+        </w:rPr>
+        <w:t xml:space="preserve">, where the lightning storms never quite end. Past the cliffs lies </w:t>
+      </w:r>
+      <w:r>
+        <w:rPr>
+          <w:rFonts w:ascii="Georgia" w:hAnsi="Georgia" w:cs="Georgia"/>
+          <w:b/>
+          <w:i w:val="0"/>
+          <w:color w:val="222222"/>
+          <w:sz w:val="21"/>
+        </w:rPr>
+        <w:t>Havenmoor</w:t>
+      </w:r>
+      <w:r>
+        <w:rPr>
+          <w:rFonts w:ascii="Georgia" w:hAnsi="Georgia" w:cs="Georgia"/>
+          <w:b w:val="0"/>
+          <w:i w:val="0"/>
+          <w:color w:val="222222"/>
+          <w:sz w:val="21"/>
+        </w:rPr>
+        <w:t>, a friendly coastal town. That will be your gateway to the seas: from Havenmoor you must take a ship onward toward Gearhaven.”</w:t>
       </w:r>
     </w:p>
     <w:p>
@@ -1765,12 +1597,32 @@
       <w:r>
         <w:rPr>
           <w:rFonts w:ascii="Georgia" w:hAnsi="Georgia" w:cs="Georgia"/>
+          <w:b w:val="0"/>
+          <w:i w:val="0"/>
+          <w:color w:val="222222"/>
+          <w:sz w:val="21"/>
+        </w:rPr>
+        <w:t>He rolls the map, ties it with a crimson ribbon, and presses it into their hands. Then he looks at each of them in turn. A hand on Lilly's shoulder: “Trust your bond with these magical creatures. Each step brings you closer.” A respectful nod to Ursa: “Your connection to the stars, and your father's legacy, will guide you through the unknown.” And a grin for Stabby: “Your spirit, wild and free, will cut through the chaos. Keep your blade sharp and your wit sharper.”</w:t>
+      </w:r>
+    </w:p>
+    <w:p>
+      <w:pPr>
+        <w:pBdr>
+          <w:left w:val="single" w:sz="18" w:space="12" w:color="B8860B"/>
+        </w:pBdr>
+        <w:shd w:val="clear" w:color="auto" w:fill="FBF6EA"/>
+        <w:spacing w:before="30" w:after="70"/>
+        <w:ind w:left="340" w:right="340"/>
+      </w:pPr>
+      <w:r>
+        <w:rPr>
+          <w:rFonts w:ascii="Georgia" w:hAnsi="Georgia" w:cs="Georgia"/>
           <w:b/>
           <w:i w:val="0"/>
           <w:color w:val="222222"/>
           <w:sz w:val="21"/>
         </w:rPr>
-        <w:t>Brambleshadow Thicket</w:t>
+        <w:t>Aelwyn:</w:t>
       </w:r>
       <w:r>
         <w:rPr>
@@ -1780,24 +1632,127 @@
           <w:color w:val="222222"/>
           <w:sz w:val="21"/>
         </w:rPr>
-        <w:t xml:space="preserve"> closes around the path like a dark, twisting tunnel. Gnarled branches knit overhead, thorny undergrowth crowds close, and shafts of pale sunlight struggle through the canopy. The air grows damp and cold, smelling of moss and something faintly metallic, like a storm that has not broken yet. Then, all at once, the birds stop singing.</w:t>
+        <w:t xml:space="preserve"> “Go now, Guardians of Elaria. The road to Gearhaven awaits.”</w:t>
       </w:r>
     </w:p>
     <w:p>
       <w:pPr>
+        <w:pBdr>
+          <w:left w:val="single" w:sz="18" w:space="12" w:color="B8860B"/>
+        </w:pBdr>
+        <w:shd w:val="clear" w:color="auto" w:fill="FBF6EA"/>
+        <w:spacing w:before="30" w:after="70"/>
+        <w:ind w:left="340" w:right="340"/>
+      </w:pPr>
+      <w:r>
+        <w:rPr>
+          <w:rFonts w:ascii="Georgia" w:hAnsi="Georgia" w:cs="Georgia"/>
+          <w:b w:val="0"/>
+          <w:i w:val="0"/>
+          <w:color w:val="222222"/>
+          <w:sz w:val="21"/>
+        </w:rPr>
+        <w:t>With the map in hand, a leafy dinosaur trotting at their heels, and one last wave to a small fey creature in a laboratory window, the party steps out into the morning. The wind carries a whisper of adventure, and the promise of revelations to come.</w:t>
+      </w:r>
+    </w:p>
+    <w:p>
+      <w:pPr>
         <w:keepNext/>
-        <w:spacing w:before="120" w:after="40"/>
-        <w:jc w:val="center"/>
+        <w:spacing w:before="400" w:after="120"/>
+        <w:pBdr>
+          <w:bottom w:val="single" w:sz="6" w:space="4" w:color="B8860B"/>
+        </w:pBdr>
+      </w:pPr>
+      <w:r>
+        <w:rPr>
+          <w:rFonts w:ascii="Georgia" w:hAnsi="Georgia" w:cs="Georgia"/>
+          <w:b/>
+          <w:color w:val="B8860B"/>
+          <w:sz w:val="32"/>
+        </w:rPr>
+        <w:t>Part Three: The Wild Road</w:t>
+      </w:r>
+    </w:p>
+    <w:p>
+      <w:pPr>
+        <w:spacing w:before="120" w:after="200"/>
+      </w:pPr>
+      <w:r>
+        <w:rPr>
+          <w:rFonts w:ascii="Georgia" w:hAnsi="Georgia" w:cs="Georgia"/>
+          <w:b w:val="0"/>
+          <w:i/>
+          <w:color w:val="222222"/>
+          <w:sz w:val="21"/>
+        </w:rPr>
+        <w:t>The road south proved everything the professor promised: beautiful, strange, and increasingly full of teeth.</w:t>
+      </w:r>
+    </w:p>
+    <w:p>
+      <w:pPr>
+        <w:keepNext/>
+        <w:spacing w:before="220" w:after="60"/>
+      </w:pPr>
+      <w:r>
+        <w:rPr>
+          <w:rFonts w:ascii="Georgia" w:hAnsi="Georgia" w:cs="Georgia"/>
+          <w:b/>
+          <w:color w:val="A0522D"/>
+          <w:sz w:val="26"/>
+        </w:rPr>
+        <w:t>Shadowflame in Brambleshadow Thicket</w:t>
+      </w:r>
+    </w:p>
+    <w:p>
+      <w:pPr>
+        <w:pBdr>
+          <w:left w:val="single" w:sz="18" w:space="12" w:color="B8860B"/>
+        </w:pBdr>
+        <w:shd w:val="clear" w:color="auto" w:fill="FBF6EA"/>
+        <w:spacing w:before="30" w:after="70"/>
+        <w:ind w:left="340" w:right="340"/>
+      </w:pPr>
+      <w:r>
+        <w:rPr>
+          <w:rFonts w:ascii="Georgia" w:hAnsi="Georgia" w:cs="Georgia"/>
+          <w:b/>
+          <w:i w:val="0"/>
+          <w:color w:val="222222"/>
+          <w:sz w:val="21"/>
+        </w:rPr>
+        <w:t>Brambleshadow Thicket</w:t>
+      </w:r>
+      <w:r>
+        <w:rPr>
+          <w:rFonts w:ascii="Georgia" w:hAnsi="Georgia" w:cs="Georgia"/>
+          <w:b w:val="0"/>
+          <w:i w:val="0"/>
+          <w:color w:val="222222"/>
+          <w:sz w:val="21"/>
+        </w:rPr>
+        <w:t xml:space="preserve"> closes around the path like a dark, twisting tunnel. Gnarled branches knit overhead, thorny undergrowth crowds close, and shafts of pale sunlight struggle through the canopy. The air grows damp and cold, smelling of moss and something faintly metallic, like a storm that has not broken yet. Then, all at once, the birds stop singing.</w:t>
+      </w:r>
+    </w:p>
+    <w:p>
+      <w:pPr>
+        <w:spacing w:after="0" w:before="0"/>
       </w:pPr>
       <w:r>
         <w:drawing>
-          <wp:inline xmlns:a="http://schemas.openxmlformats.org/drawingml/2006/main" xmlns:pic="http://schemas.openxmlformats.org/drawingml/2006/picture">
-            <wp:extent cx="3108960" cy="3108960"/>
+          <wp:anchor xmlns:a="http://schemas.openxmlformats.org/drawingml/2006/main" behindDoc="0" distT="91440" distB="91440" distL="201600" distR="0" simplePos="0" locked="0" layoutInCell="1" allowOverlap="1" relativeHeight="2">
+            <wp:simplePos x="0" y="0"/>
+            <wp:positionH relativeFrom="column">
+              <wp:align>right</wp:align>
+            </wp:positionH>
+            <wp:positionV relativeFrom="paragraph">
+              <wp:posOffset>0</wp:posOffset>
+            </wp:positionV>
+            <wp:extent cx="2286000" cy="2286000"/>
+            <wp:effectExtent l="0" t="0" r="0" b="0"/>
+            <wp:wrapSquare wrapText="bothSides"/>
             <wp:docPr id="7" name="Picture 7"/>
-            <wp:cNvGraphicFramePr>
-              <a:graphicFrameLocks noChangeAspect="1"/>
-            </wp:cNvGraphicFramePr>
-            <a:graphic>
+            <wp:cNvGraphicFramePr/>
+            <a:graphic xmlns:pic="http://schemas.openxmlformats.org/drawingml/2006/picture">
               <a:graphicData uri="http://schemas.openxmlformats.org/drawingml/2006/picture">
                 <pic:pic>
                   <pic:nvPicPr>
@@ -1813,30 +1768,15 @@
                   <pic:spPr>
                     <a:xfrm>
                       <a:off x="0" y="0"/>
-                      <a:ext cx="3108960" cy="3108960"/>
+                      <a:ext cx="2286000" cy="2286000"/>
                     </a:xfrm>
                     <a:prstGeom prst="rect"/>
                   </pic:spPr>
                 </pic:pic>
               </a:graphicData>
             </a:graphic>
-          </wp:inline>
+          </wp:anchor>
         </w:drawing>
-      </w:r>
-    </w:p>
-    <w:p>
-      <w:pPr>
-        <w:spacing w:after="140"/>
-        <w:jc w:val="center"/>
-      </w:pPr>
-      <w:r>
-        <w:rPr>
-          <w:rFonts w:ascii="Georgia" w:hAnsi="Georgia" w:cs="Georgia"/>
-          <w:i/>
-          <w:color w:val="888888"/>
-          <w:sz w:val="18"/>
-        </w:rPr>
-        <w:t>The path into Brambleshadow Thicket, where the birds stop singing.</w:t>
       </w:r>
     </w:p>
     <w:p>
@@ -1961,19 +1901,24 @@
     </w:p>
     <w:p>
       <w:pPr>
-        <w:keepNext/>
-        <w:spacing w:before="120" w:after="40"/>
-        <w:jc w:val="center"/>
+        <w:spacing w:after="0" w:before="0"/>
       </w:pPr>
       <w:r>
         <w:drawing>
-          <wp:inline xmlns:a="http://schemas.openxmlformats.org/drawingml/2006/main" xmlns:pic="http://schemas.openxmlformats.org/drawingml/2006/picture">
-            <wp:extent cx="3840480" cy="3840480"/>
+          <wp:anchor xmlns:a="http://schemas.openxmlformats.org/drawingml/2006/main" behindDoc="0" distT="91440" distB="91440" distL="201600" distR="0" simplePos="0" locked="0" layoutInCell="1" allowOverlap="1" relativeHeight="2">
+            <wp:simplePos x="0" y="0"/>
+            <wp:positionH relativeFrom="column">
+              <wp:align>right</wp:align>
+            </wp:positionH>
+            <wp:positionV relativeFrom="paragraph">
+              <wp:posOffset>0</wp:posOffset>
+            </wp:positionV>
+            <wp:extent cx="2286000" cy="2286000"/>
+            <wp:effectExtent l="0" t="0" r="0" b="0"/>
+            <wp:wrapSquare wrapText="bothSides"/>
             <wp:docPr id="8" name="Picture 8"/>
-            <wp:cNvGraphicFramePr>
-              <a:graphicFrameLocks noChangeAspect="1"/>
-            </wp:cNvGraphicFramePr>
-            <a:graphic>
+            <wp:cNvGraphicFramePr/>
+            <a:graphic xmlns:pic="http://schemas.openxmlformats.org/drawingml/2006/picture">
               <a:graphicData uri="http://schemas.openxmlformats.org/drawingml/2006/picture">
                 <pic:pic>
                   <pic:nvPicPr>
@@ -1989,30 +1934,15 @@
                   <pic:spPr>
                     <a:xfrm>
                       <a:off x="0" y="0"/>
-                      <a:ext cx="3840480" cy="3840480"/>
+                      <a:ext cx="2286000" cy="2286000"/>
                     </a:xfrm>
                     <a:prstGeom prst="rect"/>
                   </pic:spPr>
                 </pic:pic>
               </a:graphicData>
             </a:graphic>
-          </wp:inline>
+          </wp:anchor>
         </w:drawing>
-      </w:r>
-    </w:p>
-    <w:p>
-      <w:pPr>
-        <w:spacing w:after="140"/>
-        <w:jc w:val="center"/>
-      </w:pPr>
-      <w:r>
-        <w:rPr>
-          <w:rFonts w:ascii="Georgia" w:hAnsi="Georgia" w:cs="Georgia"/>
-          <w:i/>
-          <w:color w:val="888888"/>
-          <w:sz w:val="18"/>
-        </w:rPr>
-        <w:t>The Shadowflame splits into a hall of grinning illusions.</w:t>
       </w:r>
     </w:p>
     <w:p>
@@ -2202,59 +2132,24 @@
     </w:p>
     <w:p>
       <w:pPr>
-        <w:pBdr>
-          <w:left w:val="single" w:sz="18" w:space="12" w:color="B8860B"/>
-        </w:pBdr>
-        <w:shd w:val="clear" w:color="auto" w:fill="FBF6EA"/>
-        <w:spacing w:before="30" w:after="70"/>
-        <w:ind w:left="340" w:right="340"/>
-      </w:pPr>
-      <w:r>
-        <w:rPr>
-          <w:rFonts w:ascii="Georgia" w:hAnsi="Georgia" w:cs="Georgia"/>
-          <w:b w:val="0"/>
-          <w:i w:val="0"/>
-          <w:color w:val="222222"/>
-          <w:sz w:val="21"/>
-        </w:rPr>
-        <w:t xml:space="preserve">Beyond the thicket the land opens into </w:t>
-      </w:r>
-      <w:r>
-        <w:rPr>
-          <w:rFonts w:ascii="Georgia" w:hAnsi="Georgia" w:cs="Georgia"/>
-          <w:b/>
-          <w:i w:val="0"/>
-          <w:color w:val="222222"/>
-          <w:sz w:val="21"/>
-        </w:rPr>
-        <w:t>Whisperwind Meadow</w:t>
-      </w:r>
-      <w:r>
-        <w:rPr>
-          <w:rFonts w:ascii="Georgia" w:hAnsi="Georgia" w:cs="Georgia"/>
-          <w:b w:val="0"/>
-          <w:i w:val="0"/>
-          <w:color w:val="222222"/>
-          <w:sz w:val="21"/>
-        </w:rPr>
-        <w:t>, and for one golden afternoon the road is kind. The grass runs in long silver waves, and the wind moving through it truly does whisper, half-words in no language anyone knows, as if the air itself is talking in its sleep. The veil is thin here; everyone can feel it, a hum behind the breastbone. But nothing wicked wanders through today. Floraburst dozes on Ursa's pack with her bud turned to the sun, and the Guardians let the meadow's strange lullaby carry them south.</w:t>
-      </w:r>
-    </w:p>
-    <w:p>
-      <w:pPr>
-        <w:keepNext/>
-        <w:spacing w:before="120" w:after="40"/>
-        <w:jc w:val="center"/>
+        <w:spacing w:after="0" w:before="0"/>
       </w:pPr>
       <w:r>
         <w:drawing>
-          <wp:inline xmlns:a="http://schemas.openxmlformats.org/drawingml/2006/main" xmlns:pic="http://schemas.openxmlformats.org/drawingml/2006/picture">
-            <wp:extent cx="2743200" cy="2743200"/>
+          <wp:anchor xmlns:a="http://schemas.openxmlformats.org/drawingml/2006/main" behindDoc="0" distT="91440" distB="91440" distL="201600" distR="0" simplePos="0" locked="0" layoutInCell="1" allowOverlap="1" relativeHeight="2">
+            <wp:simplePos x="0" y="0"/>
+            <wp:positionH relativeFrom="column">
+              <wp:align>right</wp:align>
+            </wp:positionH>
+            <wp:positionV relativeFrom="paragraph">
+              <wp:posOffset>0</wp:posOffset>
+            </wp:positionV>
+            <wp:extent cx="2194560" cy="2194560"/>
+            <wp:effectExtent l="0" t="0" r="0" b="0"/>
+            <wp:wrapSquare wrapText="bothSides"/>
             <wp:docPr id="9" name="Picture 9"/>
-            <wp:cNvGraphicFramePr>
-              <a:graphicFrameLocks noChangeAspect="1"/>
-            </wp:cNvGraphicFramePr>
-            <a:graphic>
+            <wp:cNvGraphicFramePr/>
+            <a:graphic xmlns:pic="http://schemas.openxmlformats.org/drawingml/2006/picture">
               <a:graphicData uri="http://schemas.openxmlformats.org/drawingml/2006/picture">
                 <pic:pic>
                   <pic:nvPicPr>
@@ -2270,45 +2165,15 @@
                   <pic:spPr>
                     <a:xfrm>
                       <a:off x="0" y="0"/>
-                      <a:ext cx="2743200" cy="2743200"/>
+                      <a:ext cx="2194560" cy="2194560"/>
                     </a:xfrm>
                     <a:prstGeom prst="rect"/>
                   </pic:spPr>
                 </pic:pic>
               </a:graphicData>
             </a:graphic>
-          </wp:inline>
+          </wp:anchor>
         </w:drawing>
-      </w:r>
-    </w:p>
-    <w:p>
-      <w:pPr>
-        <w:spacing w:after="140"/>
-        <w:jc w:val="center"/>
-      </w:pPr>
-      <w:r>
-        <w:rPr>
-          <w:rFonts w:ascii="Georgia" w:hAnsi="Georgia" w:cs="Georgia"/>
-          <w:i/>
-          <w:color w:val="888888"/>
-          <w:sz w:val="18"/>
-        </w:rPr>
-        <w:t>One golden afternoon of kindness: Whisperwind Meadow.</w:t>
-      </w:r>
-    </w:p>
-    <w:p>
-      <w:pPr>
-        <w:keepNext/>
-        <w:spacing w:before="220" w:after="60"/>
-      </w:pPr>
-      <w:r>
-        <w:rPr>
-          <w:rFonts w:ascii="Georgia" w:hAnsi="Georgia" w:cs="Georgia"/>
-          <w:b/>
-          <w:color w:val="A0522D"/>
-          <w:sz w:val="26"/>
-        </w:rPr>
-        <w:t>The Talking Beasts of the Mistwood Path</w:t>
       </w:r>
     </w:p>
     <w:p>
@@ -2328,7 +2193,7 @@
           <w:color w:val="222222"/>
           <w:sz w:val="21"/>
         </w:rPr>
-        <w:t xml:space="preserve">Where the meadow meets the old forest, the trail dives into the </w:t>
+        <w:t xml:space="preserve">Beyond the thicket the land opens into </w:t>
       </w:r>
       <w:r>
         <w:rPr>
@@ -2338,7 +2203,7 @@
           <w:color w:val="222222"/>
           <w:sz w:val="21"/>
         </w:rPr>
-        <w:t>Mistwood Path</w:t>
+        <w:t>Whisperwind Meadow</w:t>
       </w:r>
       <w:r>
         <w:rPr>
@@ -2348,24 +2213,84 @@
           <w:color w:val="222222"/>
           <w:sz w:val="21"/>
         </w:rPr>
-        <w:t>, and the fog comes back with a grudge. Twisted trees knit out the sun, the mist curls around ankles, and every footstep lands muffled, as if the forest is holding a pillow over the sound.</w:t>
+        <w:t>, and for one golden afternoon the road is kind. The grass runs in long silver waves, and the wind moving through it truly does whisper, half-words in no language anyone knows, as if the air itself is talking in its sleep. The veil is thin here; everyone can feel it, a hum behind the breastbone. But nothing wicked wanders through today. Floraburst dozes on Ursa's pack with her bud turned to the sun, and the Guardians let the meadow's strange lullaby carry them south.</w:t>
       </w:r>
     </w:p>
     <w:p>
       <w:pPr>
         <w:keepNext/>
-        <w:spacing w:before="120" w:after="40"/>
-        <w:jc w:val="center"/>
+        <w:spacing w:before="220" w:after="60"/>
+      </w:pPr>
+      <w:r>
+        <w:rPr>
+          <w:rFonts w:ascii="Georgia" w:hAnsi="Georgia" w:cs="Georgia"/>
+          <w:b/>
+          <w:color w:val="A0522D"/>
+          <w:sz w:val="26"/>
+        </w:rPr>
+        <w:t>The Talking Beasts of the Mistwood Path</w:t>
+      </w:r>
+    </w:p>
+    <w:p>
+      <w:pPr>
+        <w:pBdr>
+          <w:left w:val="single" w:sz="18" w:space="12" w:color="B8860B"/>
+        </w:pBdr>
+        <w:shd w:val="clear" w:color="auto" w:fill="FBF6EA"/>
+        <w:spacing w:before="30" w:after="70"/>
+        <w:ind w:left="340" w:right="340"/>
+      </w:pPr>
+      <w:r>
+        <w:rPr>
+          <w:rFonts w:ascii="Georgia" w:hAnsi="Georgia" w:cs="Georgia"/>
+          <w:b w:val="0"/>
+          <w:i w:val="0"/>
+          <w:color w:val="222222"/>
+          <w:sz w:val="21"/>
+        </w:rPr>
+        <w:t xml:space="preserve">Where the meadow meets the old forest, the trail dives into the </w:t>
+      </w:r>
+      <w:r>
+        <w:rPr>
+          <w:rFonts w:ascii="Georgia" w:hAnsi="Georgia" w:cs="Georgia"/>
+          <w:b/>
+          <w:i w:val="0"/>
+          <w:color w:val="222222"/>
+          <w:sz w:val="21"/>
+        </w:rPr>
+        <w:t>Mistwood Path</w:t>
+      </w:r>
+      <w:r>
+        <w:rPr>
+          <w:rFonts w:ascii="Georgia" w:hAnsi="Georgia" w:cs="Georgia"/>
+          <w:b w:val="0"/>
+          <w:i w:val="0"/>
+          <w:color w:val="222222"/>
+          <w:sz w:val="21"/>
+        </w:rPr>
+        <w:t>, and the fog comes back with a grudge. Twisted trees knit out the sun, the mist curls around ankles, and every footstep lands muffled, as if the forest is holding a pillow over the sound.</w:t>
+      </w:r>
+    </w:p>
+    <w:p>
+      <w:pPr>
+        <w:spacing w:after="0" w:before="0"/>
       </w:pPr>
       <w:r>
         <w:drawing>
-          <wp:inline xmlns:a="http://schemas.openxmlformats.org/drawingml/2006/main" xmlns:pic="http://schemas.openxmlformats.org/drawingml/2006/picture">
-            <wp:extent cx="3840480" cy="3840480"/>
+          <wp:anchor xmlns:a="http://schemas.openxmlformats.org/drawingml/2006/main" behindDoc="0" distT="91440" distB="91440" distL="201600" distR="0" simplePos="0" locked="0" layoutInCell="1" allowOverlap="1" relativeHeight="2">
+            <wp:simplePos x="0" y="0"/>
+            <wp:positionH relativeFrom="column">
+              <wp:align>right</wp:align>
+            </wp:positionH>
+            <wp:positionV relativeFrom="paragraph">
+              <wp:posOffset>0</wp:posOffset>
+            </wp:positionV>
+            <wp:extent cx="2377440" cy="2377440"/>
+            <wp:effectExtent l="0" t="0" r="0" b="0"/>
+            <wp:wrapSquare wrapText="bothSides"/>
             <wp:docPr id="10" name="Picture 10"/>
-            <wp:cNvGraphicFramePr>
-              <a:graphicFrameLocks noChangeAspect="1"/>
-            </wp:cNvGraphicFramePr>
-            <a:graphic>
+            <wp:cNvGraphicFramePr/>
+            <a:graphic xmlns:pic="http://schemas.openxmlformats.org/drawingml/2006/picture">
               <a:graphicData uri="http://schemas.openxmlformats.org/drawingml/2006/picture">
                 <pic:pic>
                   <pic:nvPicPr>
@@ -2381,30 +2306,15 @@
                   <pic:spPr>
                     <a:xfrm>
                       <a:off x="0" y="0"/>
-                      <a:ext cx="3840480" cy="3840480"/>
+                      <a:ext cx="2377440" cy="2377440"/>
                     </a:xfrm>
                     <a:prstGeom prst="rect"/>
                   </pic:spPr>
                 </pic:pic>
               </a:graphicData>
             </a:graphic>
-          </wp:inline>
+          </wp:anchor>
         </w:drawing>
-      </w:r>
-    </w:p>
-    <w:p>
-      <w:pPr>
-        <w:spacing w:after="140"/>
-        <w:jc w:val="center"/>
-      </w:pPr>
-      <w:r>
-        <w:rPr>
-          <w:rFonts w:ascii="Georgia" w:hAnsi="Georgia" w:cs="Georgia"/>
-          <w:i/>
-          <w:color w:val="888888"/>
-          <w:sz w:val="18"/>
-        </w:rPr>
-        <w:t>The talking Displacer Beasts flow out of the Mistwood fog.</w:t>
       </w:r>
     </w:p>
     <w:p>
@@ -2794,19 +2704,24 @@
     </w:p>
     <w:p>
       <w:pPr>
-        <w:keepNext/>
-        <w:spacing w:before="120" w:after="40"/>
-        <w:jc w:val="center"/>
+        <w:spacing w:after="0" w:before="0"/>
       </w:pPr>
       <w:r>
         <w:drawing>
-          <wp:inline xmlns:a="http://schemas.openxmlformats.org/drawingml/2006/main" xmlns:pic="http://schemas.openxmlformats.org/drawingml/2006/picture">
-            <wp:extent cx="2377440" cy="2377440"/>
+          <wp:anchor xmlns:a="http://schemas.openxmlformats.org/drawingml/2006/main" behindDoc="0" distT="91440" distB="91440" distL="201600" distR="0" simplePos="0" locked="0" layoutInCell="1" allowOverlap="1" relativeHeight="2">
+            <wp:simplePos x="0" y="0"/>
+            <wp:positionH relativeFrom="column">
+              <wp:align>right</wp:align>
+            </wp:positionH>
+            <wp:positionV relativeFrom="paragraph">
+              <wp:posOffset>0</wp:posOffset>
+            </wp:positionV>
+            <wp:extent cx="2103120" cy="2103120"/>
+            <wp:effectExtent l="0" t="0" r="0" b="0"/>
+            <wp:wrapSquare wrapText="bothSides"/>
             <wp:docPr id="11" name="Picture 11"/>
-            <wp:cNvGraphicFramePr>
-              <a:graphicFrameLocks noChangeAspect="1"/>
-            </wp:cNvGraphicFramePr>
-            <a:graphic>
+            <wp:cNvGraphicFramePr/>
+            <a:graphic xmlns:pic="http://schemas.openxmlformats.org/drawingml/2006/picture">
               <a:graphicData uri="http://schemas.openxmlformats.org/drawingml/2006/picture">
                 <pic:pic>
                   <pic:nvPicPr>
@@ -2822,30 +2737,15 @@
                   <pic:spPr>
                     <a:xfrm>
                       <a:off x="0" y="0"/>
-                      <a:ext cx="2377440" cy="2377440"/>
+                      <a:ext cx="2103120" cy="2103120"/>
                     </a:xfrm>
                     <a:prstGeom prst="rect"/>
                   </pic:spPr>
                 </pic:pic>
               </a:graphicData>
             </a:graphic>
-          </wp:inline>
+          </wp:anchor>
         </w:drawing>
-      </w:r>
-    </w:p>
-    <w:p>
-      <w:pPr>
-        <w:spacing w:after="140"/>
-        <w:jc w:val="center"/>
-      </w:pPr>
-      <w:r>
-        <w:rPr>
-          <w:rFonts w:ascii="Georgia" w:hAnsi="Georgia" w:cs="Georgia"/>
-          <w:i/>
-          <w:color w:val="888888"/>
-          <w:sz w:val="18"/>
-        </w:rPr>
-        <w:t>The approach into the Ironroot Hills, every rise crowned with glowing caps.</w:t>
       </w:r>
     </w:p>
     <w:p>
@@ -2990,19 +2890,24 @@
     </w:p>
     <w:p>
       <w:pPr>
-        <w:keepNext/>
-        <w:spacing w:before="120" w:after="40"/>
-        <w:jc w:val="center"/>
+        <w:spacing w:after="0" w:before="0"/>
       </w:pPr>
       <w:r>
         <w:drawing>
-          <wp:inline xmlns:a="http://schemas.openxmlformats.org/drawingml/2006/main" xmlns:pic="http://schemas.openxmlformats.org/drawingml/2006/picture">
-            <wp:extent cx="3474720" cy="3474720"/>
+          <wp:anchor xmlns:a="http://schemas.openxmlformats.org/drawingml/2006/main" behindDoc="0" distT="91440" distB="91440" distL="201600" distR="0" simplePos="0" locked="0" layoutInCell="1" allowOverlap="1" relativeHeight="2">
+            <wp:simplePos x="0" y="0"/>
+            <wp:positionH relativeFrom="column">
+              <wp:align>right</wp:align>
+            </wp:positionH>
+            <wp:positionV relativeFrom="paragraph">
+              <wp:posOffset>0</wp:posOffset>
+            </wp:positionV>
+            <wp:extent cx="2286000" cy="2286000"/>
+            <wp:effectExtent l="0" t="0" r="0" b="0"/>
+            <wp:wrapSquare wrapText="bothSides"/>
             <wp:docPr id="12" name="Picture 12"/>
-            <wp:cNvGraphicFramePr>
-              <a:graphicFrameLocks noChangeAspect="1"/>
-            </wp:cNvGraphicFramePr>
-            <a:graphic>
+            <wp:cNvGraphicFramePr/>
+            <a:graphic xmlns:pic="http://schemas.openxmlformats.org/drawingml/2006/picture">
               <a:graphicData uri="http://schemas.openxmlformats.org/drawingml/2006/picture">
                 <pic:pic>
                   <pic:nvPicPr>
@@ -3018,30 +2923,15 @@
                   <pic:spPr>
                     <a:xfrm>
                       <a:off x="0" y="0"/>
-                      <a:ext cx="3474720" cy="3474720"/>
+                      <a:ext cx="2286000" cy="2286000"/>
                     </a:xfrm>
                     <a:prstGeom prst="rect"/>
                   </pic:spPr>
                 </pic:pic>
               </a:graphicData>
             </a:graphic>
-          </wp:inline>
+          </wp:anchor>
         </w:drawing>
-      </w:r>
-    </w:p>
-    <w:p>
-      <w:pPr>
-        <w:spacing w:after="140"/>
-        <w:jc w:val="center"/>
-      </w:pPr>
-      <w:r>
-        <w:rPr>
-          <w:rFonts w:ascii="Georgia" w:hAnsi="Georgia" w:cs="Georgia"/>
-          <w:i/>
-          <w:color w:val="888888"/>
-          <w:sz w:val="18"/>
-        </w:rPr>
-        <w:t>The Shroomytes rise from the glowing grove of the Ironroot Hills.</w:t>
       </w:r>
     </w:p>
     <w:p>
@@ -3480,18 +3370,88 @@
     <w:p>
       <w:pPr>
         <w:keepNext/>
-        <w:spacing w:before="120" w:after="40"/>
-        <w:jc w:val="center"/>
+        <w:spacing w:before="220" w:after="60"/>
+      </w:pPr>
+      <w:r>
+        <w:rPr>
+          <w:rFonts w:ascii="Georgia" w:hAnsi="Georgia" w:cs="Georgia"/>
+          <w:b/>
+          <w:color w:val="A0522D"/>
+          <w:sz w:val="26"/>
+        </w:rPr>
+        <w:t>The Dark Figure</w:t>
+      </w:r>
+    </w:p>
+    <w:p>
+      <w:pPr>
+        <w:pBdr>
+          <w:left w:val="single" w:sz="18" w:space="12" w:color="B8860B"/>
+        </w:pBdr>
+        <w:shd w:val="clear" w:color="auto" w:fill="FBF6EA"/>
+        <w:spacing w:before="30" w:after="70"/>
+        <w:ind w:left="340" w:right="340"/>
+      </w:pPr>
+      <w:r>
+        <w:rPr>
+          <w:rFonts w:ascii="Georgia" w:hAnsi="Georgia" w:cs="Georgia"/>
+          <w:b w:val="0"/>
+          <w:i w:val="0"/>
+          <w:color w:val="222222"/>
+          <w:sz w:val="21"/>
+        </w:rPr>
+        <w:t>Within the curtain of light, a vision takes shape: a towering figure cloaked in darkness, its face hidden, its presence pressing down on the platform like a cold hand. The storm itself seems to lean away from it. When it speaks, the voice does not come through the air. It arrives directly inside their minds.</w:t>
+      </w:r>
+    </w:p>
+    <w:p>
+      <w:pPr>
+        <w:pBdr>
+          <w:left w:val="single" w:sz="18" w:space="12" w:color="B8860B"/>
+        </w:pBdr>
+        <w:shd w:val="clear" w:color="auto" w:fill="FBF6EA"/>
+        <w:spacing w:before="30" w:after="70"/>
+        <w:ind w:left="340" w:right="340"/>
+      </w:pPr>
+      <w:r>
+        <w:rPr>
+          <w:rFonts w:ascii="Georgia" w:hAnsi="Georgia" w:cs="Georgia"/>
+          <w:b/>
+          <w:i w:val="0"/>
+          <w:color w:val="222222"/>
+          <w:sz w:val="21"/>
+        </w:rPr>
+        <w:t>The dark figure:</w:t>
+      </w:r>
+      <w:r>
+        <w:rPr>
+          <w:rFonts w:ascii="Georgia" w:hAnsi="Georgia" w:cs="Georgia"/>
+          <w:b w:val="0"/>
+          <w:i w:val="0"/>
+          <w:color w:val="222222"/>
+          <w:sz w:val="21"/>
+        </w:rPr>
+        <w:t xml:space="preserve"> “You meddle with forces beyond your comprehension. The boundaries between realms are mine to shatter and shape. The goddess's light fades, and chaos will reign. The motes you gather are but embers of a dying flame. You cannot stop the unraveling.”</w:t>
+      </w:r>
+    </w:p>
+    <w:p>
+      <w:pPr>
+        <w:spacing w:after="0" w:before="0"/>
       </w:pPr>
       <w:r>
         <w:drawing>
-          <wp:inline xmlns:a="http://schemas.openxmlformats.org/drawingml/2006/main" xmlns:pic="http://schemas.openxmlformats.org/drawingml/2006/picture">
-            <wp:extent cx="2743200" cy="2743200"/>
+          <wp:anchor xmlns:a="http://schemas.openxmlformats.org/drawingml/2006/main" behindDoc="0" distT="91440" distB="91440" distL="201600" distR="0" simplePos="0" locked="0" layoutInCell="1" allowOverlap="1" relativeHeight="2">
+            <wp:simplePos x="0" y="0"/>
+            <wp:positionH relativeFrom="column">
+              <wp:align>right</wp:align>
+            </wp:positionH>
+            <wp:positionV relativeFrom="paragraph">
+              <wp:posOffset>0</wp:posOffset>
+            </wp:positionV>
+            <wp:extent cx="2377440" cy="2377440"/>
+            <wp:effectExtent l="0" t="0" r="0" b="0"/>
+            <wp:wrapSquare wrapText="bothSides"/>
             <wp:docPr id="13" name="Picture 13"/>
-            <wp:cNvGraphicFramePr>
-              <a:graphicFrameLocks noChangeAspect="1"/>
-            </wp:cNvGraphicFramePr>
-            <a:graphic>
+            <wp:cNvGraphicFramePr/>
+            <a:graphic xmlns:pic="http://schemas.openxmlformats.org/drawingml/2006/picture">
               <a:graphicData uri="http://schemas.openxmlformats.org/drawingml/2006/picture">
                 <pic:pic>
                   <pic:nvPicPr>
@@ -3507,45 +3467,15 @@
                   <pic:spPr>
                     <a:xfrm>
                       <a:off x="0" y="0"/>
-                      <a:ext cx="2743200" cy="2743200"/>
+                      <a:ext cx="2377440" cy="2377440"/>
                     </a:xfrm>
                     <a:prstGeom prst="rect"/>
                   </pic:spPr>
                 </pic:pic>
               </a:graphicData>
             </a:graphic>
-          </wp:inline>
+          </wp:anchor>
         </w:drawing>
-      </w:r>
-    </w:p>
-    <w:p>
-      <w:pPr>
-        <w:spacing w:after="140"/>
-        <w:jc w:val="center"/>
-      </w:pPr>
-      <w:r>
-        <w:rPr>
-          <w:rFonts w:ascii="Georgia" w:hAnsi="Georgia" w:cs="Georgia"/>
-          <w:i/>
-          <w:color w:val="888888"/>
-          <w:sz w:val="18"/>
-        </w:rPr>
-        <w:t>The Dark Figure looms over the monoliths of the Stormwatch Cliffs.</w:t>
-      </w:r>
-    </w:p>
-    <w:p>
-      <w:pPr>
-        <w:keepNext/>
-        <w:spacing w:before="220" w:after="60"/>
-      </w:pPr>
-      <w:r>
-        <w:rPr>
-          <w:rFonts w:ascii="Georgia" w:hAnsi="Georgia" w:cs="Georgia"/>
-          <w:b/>
-          <w:color w:val="A0522D"/>
-          <w:sz w:val="26"/>
-        </w:rPr>
-        <w:t>The Dark Figure</w:t>
       </w:r>
     </w:p>
     <w:p>
@@ -3565,7 +3495,47 @@
           <w:color w:val="222222"/>
           <w:sz w:val="21"/>
         </w:rPr>
-        <w:t>Within the curtain of light, a vision takes shape: a towering figure cloaked in darkness, its face hidden, its presence pressing down on the platform like a cold hand. The storm itself seems to lean away from it. When it speaks, the voice does not come through the air. It arrives directly inside their minds.</w:t>
+        <w:t xml:space="preserve">The vision collapses into darkness, and the light curtain blows out like a candle. Where it stood, something small falls to the stone with a crystalline chime: a </w:t>
+      </w:r>
+      <w:r>
+        <w:rPr>
+          <w:rFonts w:ascii="Georgia" w:hAnsi="Georgia" w:cs="Georgia"/>
+          <w:b/>
+          <w:i w:val="0"/>
+          <w:color w:val="222222"/>
+          <w:sz w:val="21"/>
+        </w:rPr>
+        <w:t>Dark Fragment</w:t>
+      </w:r>
+      <w:r>
+        <w:rPr>
+          <w:rFonts w:ascii="Georgia" w:hAnsi="Georgia" w:cs="Georgia"/>
+          <w:b w:val="0"/>
+          <w:i w:val="0"/>
+          <w:color w:val="222222"/>
+          <w:sz w:val="21"/>
+        </w:rPr>
+        <w:t>, a shard of crystallized energy swirling with elemental chaos, cold to the touch and heavier than it looks.</w:t>
+      </w:r>
+    </w:p>
+    <w:p>
+      <w:pPr>
+        <w:pBdr>
+          <w:left w:val="single" w:sz="18" w:space="12" w:color="5B2A86"/>
+        </w:pBdr>
+        <w:shd w:val="clear" w:color="auto" w:fill="F4F0FA"/>
+        <w:spacing w:before="30" w:after="70"/>
+        <w:ind w:left="340" w:right="340"/>
+      </w:pPr>
+      <w:r>
+        <w:rPr>
+          <w:rFonts w:ascii="Georgia" w:hAnsi="Georgia" w:cs="Georgia"/>
+          <w:b w:val="0"/>
+          <w:i w:val="0"/>
+          <w:color w:val="222222"/>
+          <w:sz w:val="19"/>
+        </w:rPr>
+        <w:t>▶ Intelligence (Arcana) DC 15: the fragment is a remnant of the same power corrupting the planar boundaries, tied directly to the weakening of Elaria. The party keeps it, carefully wrapped.</w:t>
       </w:r>
     </w:p>
     <w:p>
@@ -3580,22 +3550,32 @@
       <w:r>
         <w:rPr>
           <w:rFonts w:ascii="Georgia" w:hAnsi="Georgia" w:cs="Georgia"/>
-          <w:b/>
-          <w:i w:val="0"/>
-          <w:color w:val="222222"/>
-          <w:sz w:val="21"/>
-        </w:rPr>
-        <w:t>The dark figure:</w:t>
-      </w:r>
-      <w:r>
-        <w:rPr>
-          <w:rFonts w:ascii="Georgia" w:hAnsi="Georgia" w:cs="Georgia"/>
           <w:b w:val="0"/>
           <w:i w:val="0"/>
           <w:color w:val="222222"/>
           <w:sz w:val="21"/>
         </w:rPr>
-        <w:t xml:space="preserve"> “You meddle with forces beyond your comprehension. The boundaries between realms are mine to shatter and shape. The goddess's light fades, and chaos will reign. The motes you gather are but embers of a dying flame. You cannot stop the unraveling.”</w:t>
+        <w:t xml:space="preserve">Until this moment, the breaking of the world might have been an accident: a storm, a sickness, a slow unlucky fraying. No longer. Someone stood in that light and called the boundaries </w:t>
+      </w:r>
+      <w:r>
+        <w:rPr>
+          <w:rFonts w:ascii="Georgia" w:hAnsi="Georgia" w:cs="Georgia"/>
+          <w:b w:val="0"/>
+          <w:i/>
+          <w:color w:val="222222"/>
+          <w:sz w:val="21"/>
+        </w:rPr>
+        <w:t>mine</w:t>
+      </w:r>
+      <w:r>
+        <w:rPr>
+          <w:rFonts w:ascii="Georgia" w:hAnsi="Georgia" w:cs="Georgia"/>
+          <w:b w:val="0"/>
+          <w:i w:val="0"/>
+          <w:color w:val="222222"/>
+          <w:sz w:val="21"/>
+        </w:rPr>
+        <w:t>. Someone is doing this on purpose.</w:t>
       </w:r>
     </w:p>
     <w:p>
@@ -3610,12 +3590,22 @@
       <w:r>
         <w:rPr>
           <w:rFonts w:ascii="Georgia" w:hAnsi="Georgia" w:cs="Georgia"/>
+          <w:b/>
+          <w:i w:val="0"/>
+          <w:color w:val="222222"/>
+          <w:sz w:val="21"/>
+        </w:rPr>
+        <w:t>Ursa:</w:t>
+      </w:r>
+      <w:r>
+        <w:rPr>
+          <w:rFonts w:ascii="Georgia" w:hAnsi="Georgia" w:cs="Georgia"/>
           <w:b w:val="0"/>
           <w:i w:val="0"/>
           <w:color w:val="222222"/>
           <w:sz w:val="21"/>
         </w:rPr>
-        <w:t xml:space="preserve">The vision collapses into darkness, and the light curtain blows out like a candle. Where it stood, something small falls to the stone with a crystalline chime: a </w:t>
+        <w:t xml:space="preserve"> “That figure... they want to unravel everything. We have to stop them.” </w:t>
       </w:r>
       <w:r>
         <w:rPr>
@@ -3625,7 +3615,7 @@
           <w:color w:val="222222"/>
           <w:sz w:val="21"/>
         </w:rPr>
-        <w:t>Dark Fragment</w:t>
+        <w:t>Lilly:</w:t>
       </w:r>
       <w:r>
         <w:rPr>
@@ -3635,27 +3625,60 @@
           <w:color w:val="222222"/>
           <w:sz w:val="21"/>
         </w:rPr>
-        <w:t>, a shard of crystallized energy swirling with elemental chaos, cold to the touch and heavier than it looks.</w:t>
-      </w:r>
-    </w:p>
-    <w:p>
-      <w:pPr>
-        <w:pBdr>
-          <w:left w:val="single" w:sz="18" w:space="12" w:color="5B2A86"/>
-        </w:pBdr>
-        <w:shd w:val="clear" w:color="auto" w:fill="F4F0FA"/>
-        <w:spacing w:before="30" w:after="70"/>
-        <w:ind w:left="340" w:right="340"/>
-      </w:pPr>
+        <w:t xml:space="preserve"> “The Artificer's Guild might be our best chance to figure this out, and to bring Pikachu back.” </w:t>
+      </w:r>
+      <w:r>
+        <w:rPr>
+          <w:rFonts w:ascii="Georgia" w:hAnsi="Georgia" w:cs="Georgia"/>
+          <w:b/>
+          <w:i w:val="0"/>
+          <w:color w:val="222222"/>
+          <w:sz w:val="21"/>
+        </w:rPr>
+        <w:t>Stabby:</w:t>
+      </w:r>
       <w:r>
         <w:rPr>
           <w:rFonts w:ascii="Georgia" w:hAnsi="Georgia" w:cs="Georgia"/>
           <w:b w:val="0"/>
           <w:i w:val="0"/>
           <w:color w:val="222222"/>
-          <w:sz w:val="19"/>
-        </w:rPr>
-        <w:t>▶ Intelligence (Arcana) DC 15: the fragment is a remnant of the same power corrupting the planar boundaries, tied directly to the weakening of Elaria. The party keeps it, carefully wrapped.</w:t>
+          <w:sz w:val="21"/>
+        </w:rPr>
+        <w:t xml:space="preserve"> “Whoever they are, they are going to get a taste of my blade!”</w:t>
+      </w:r>
+    </w:p>
+    <w:p>
+      <w:pPr>
+        <w:keepNext/>
+        <w:spacing w:before="400" w:after="120"/>
+        <w:pBdr>
+          <w:bottom w:val="single" w:sz="6" w:space="4" w:color="B8860B"/>
+        </w:pBdr>
+      </w:pPr>
+      <w:r>
+        <w:rPr>
+          <w:rFonts w:ascii="Georgia" w:hAnsi="Georgia" w:cs="Georgia"/>
+          <w:b/>
+          <w:color w:val="B8860B"/>
+          <w:sz w:val="32"/>
+        </w:rPr>
+        <w:t>Part Five: The Lights of Havenmoor</w:t>
+      </w:r>
+    </w:p>
+    <w:p>
+      <w:pPr>
+        <w:spacing w:before="120" w:after="200"/>
+      </w:pPr>
+      <w:r>
+        <w:rPr>
+          <w:rFonts w:ascii="Georgia" w:hAnsi="Georgia" w:cs="Georgia"/>
+          <w:b w:val="0"/>
+          <w:i/>
+          <w:color w:val="222222"/>
+          <w:sz w:val="21"/>
+        </w:rPr>
+        <w:t>The storm broke behind them, and the path wound down from the cliffs toward the glow of a town that smelled like cookies.</w:t>
       </w:r>
     </w:p>
     <w:p>
@@ -3675,237 +3698,29 @@
           <w:color w:val="222222"/>
           <w:sz w:val="21"/>
         </w:rPr>
-        <w:t xml:space="preserve">Until this moment, the breaking of the world might have been an accident: a storm, a sickness, a slow unlucky fraying. No longer. Someone stood in that light and called the boundaries </w:t>
-      </w:r>
-      <w:r>
-        <w:rPr>
-          <w:rFonts w:ascii="Georgia" w:hAnsi="Georgia" w:cs="Georgia"/>
-          <w:b w:val="0"/>
-          <w:i/>
-          <w:color w:val="222222"/>
-          <w:sz w:val="21"/>
-        </w:rPr>
-        <w:t>mine</w:t>
-      </w:r>
-      <w:r>
-        <w:rPr>
-          <w:rFonts w:ascii="Georgia" w:hAnsi="Georgia" w:cs="Georgia"/>
-          <w:b w:val="0"/>
-          <w:i w:val="0"/>
-          <w:color w:val="222222"/>
-          <w:sz w:val="21"/>
-        </w:rPr>
-        <w:t>. Someone is doing this on purpose.</w:t>
+        <w:t>As the party descends, the roar of the sea softens, and new sounds drift up to meet them: distant laughter, jingling bells, a thread of festive music. The path becomes a cobblestone road flanked by frost-dusted pines, and the cold air fills with the mingled scents of sea salt, pine needles, cinnamon, nutmeg, and fresh-baked cookies.</w:t>
       </w:r>
     </w:p>
     <w:p>
       <w:pPr>
-        <w:pBdr>
-          <w:left w:val="single" w:sz="18" w:space="12" w:color="B8860B"/>
-        </w:pBdr>
-        <w:shd w:val="clear" w:color="auto" w:fill="FBF6EA"/>
-        <w:spacing w:before="30" w:after="70"/>
-        <w:ind w:left="340" w:right="340"/>
-      </w:pPr>
-      <w:r>
-        <w:rPr>
-          <w:rFonts w:ascii="Georgia" w:hAnsi="Georgia" w:cs="Georgia"/>
-          <w:b/>
-          <w:i w:val="0"/>
-          <w:color w:val="222222"/>
-          <w:sz w:val="21"/>
-        </w:rPr>
-        <w:t>Ursa:</w:t>
-      </w:r>
-      <w:r>
-        <w:rPr>
-          <w:rFonts w:ascii="Georgia" w:hAnsi="Georgia" w:cs="Georgia"/>
-          <w:b w:val="0"/>
-          <w:i w:val="0"/>
-          <w:color w:val="222222"/>
-          <w:sz w:val="21"/>
-        </w:rPr>
-        <w:t xml:space="preserve"> “That figure... they want to unravel everything. We have to stop them.” </w:t>
-      </w:r>
-      <w:r>
-        <w:rPr>
-          <w:rFonts w:ascii="Georgia" w:hAnsi="Georgia" w:cs="Georgia"/>
-          <w:b/>
-          <w:i w:val="0"/>
-          <w:color w:val="222222"/>
-          <w:sz w:val="21"/>
-        </w:rPr>
-        <w:t>Lilly:</w:t>
-      </w:r>
-      <w:r>
-        <w:rPr>
-          <w:rFonts w:ascii="Georgia" w:hAnsi="Georgia" w:cs="Georgia"/>
-          <w:b w:val="0"/>
-          <w:i w:val="0"/>
-          <w:color w:val="222222"/>
-          <w:sz w:val="21"/>
-        </w:rPr>
-        <w:t xml:space="preserve"> “The Artificer's Guild might be our best chance to figure this out, and to bring Pikachu back.” </w:t>
-      </w:r>
-      <w:r>
-        <w:rPr>
-          <w:rFonts w:ascii="Georgia" w:hAnsi="Georgia" w:cs="Georgia"/>
-          <w:b/>
-          <w:i w:val="0"/>
-          <w:color w:val="222222"/>
-          <w:sz w:val="21"/>
-        </w:rPr>
-        <w:t>Stabby:</w:t>
-      </w:r>
-      <w:r>
-        <w:rPr>
-          <w:rFonts w:ascii="Georgia" w:hAnsi="Georgia" w:cs="Georgia"/>
-          <w:b w:val="0"/>
-          <w:i w:val="0"/>
-          <w:color w:val="222222"/>
-          <w:sz w:val="21"/>
-        </w:rPr>
-        <w:t xml:space="preserve"> “Whoever they are, they are going to get a taste of my blade!”</w:t>
-      </w:r>
-    </w:p>
-    <w:p>
-      <w:pPr>
-        <w:keepNext/>
-        <w:spacing w:before="400" w:after="120"/>
-        <w:pBdr>
-          <w:bottom w:val="single" w:sz="6" w:space="4" w:color="B8860B"/>
-        </w:pBdr>
-      </w:pPr>
-      <w:r>
-        <w:rPr>
-          <w:rFonts w:ascii="Georgia" w:hAnsi="Georgia" w:cs="Georgia"/>
-          <w:b/>
-          <w:color w:val="B8860B"/>
-          <w:sz w:val="32"/>
-        </w:rPr>
-        <w:t>Part Five: The Lights of Havenmoor</w:t>
-      </w:r>
-    </w:p>
-    <w:p>
-      <w:pPr>
-        <w:spacing w:before="120" w:after="200"/>
-      </w:pPr>
-      <w:r>
-        <w:rPr>
-          <w:rFonts w:ascii="Georgia" w:hAnsi="Georgia" w:cs="Georgia"/>
-          <w:b w:val="0"/>
-          <w:i/>
-          <w:color w:val="222222"/>
-          <w:sz w:val="21"/>
-        </w:rPr>
-        <w:t>The storm broke behind them, and the path wound down from the cliffs toward the glow of a town that smelled like cookies.</w:t>
-      </w:r>
-    </w:p>
-    <w:p>
-      <w:pPr>
-        <w:pBdr>
-          <w:left w:val="single" w:sz="18" w:space="12" w:color="B8860B"/>
-        </w:pBdr>
-        <w:shd w:val="clear" w:color="auto" w:fill="FBF6EA"/>
-        <w:spacing w:before="30" w:after="70"/>
-        <w:ind w:left="340" w:right="340"/>
-      </w:pPr>
-      <w:r>
-        <w:rPr>
-          <w:rFonts w:ascii="Georgia" w:hAnsi="Georgia" w:cs="Georgia"/>
-          <w:b w:val="0"/>
-          <w:i w:val="0"/>
-          <w:color w:val="222222"/>
-          <w:sz w:val="21"/>
-        </w:rPr>
-        <w:t>As the party descends, the roar of the sea softens, and new sounds drift up to meet them: distant laughter, jingling bells, a thread of festive music. The path becomes a cobblestone road flanked by frost-dusted pines, and the cold air fills with the mingled scents of sea salt, pine needles, cinnamon, nutmeg, and fresh-baked cookies.</w:t>
-      </w:r>
-    </w:p>
-    <w:p>
-      <w:pPr>
-        <w:pBdr>
-          <w:left w:val="single" w:sz="18" w:space="12" w:color="B8860B"/>
-        </w:pBdr>
-        <w:shd w:val="clear" w:color="auto" w:fill="FBF6EA"/>
-        <w:spacing w:before="30" w:after="70"/>
-        <w:ind w:left="340" w:right="340"/>
-      </w:pPr>
-      <w:r>
-        <w:rPr>
-          <w:rFonts w:ascii="Georgia" w:hAnsi="Georgia" w:cs="Georgia"/>
-          <w:b w:val="0"/>
-          <w:i w:val="0"/>
-          <w:color w:val="222222"/>
-          <w:sz w:val="21"/>
-        </w:rPr>
-        <w:t xml:space="preserve">Ahead at dusk lies </w:t>
-      </w:r>
-      <w:r>
-        <w:rPr>
-          <w:rFonts w:ascii="Georgia" w:hAnsi="Georgia" w:cs="Georgia"/>
-          <w:b/>
-          <w:i w:val="0"/>
-          <w:color w:val="222222"/>
-          <w:sz w:val="21"/>
-        </w:rPr>
-        <w:t>Havenmoor</w:t>
-      </w:r>
-      <w:r>
-        <w:rPr>
-          <w:rFonts w:ascii="Georgia" w:hAnsi="Georgia" w:cs="Georgia"/>
-          <w:b w:val="0"/>
-          <w:i w:val="0"/>
-          <w:color w:val="222222"/>
-          <w:sz w:val="21"/>
-        </w:rPr>
-        <w:t xml:space="preserve">, a coastal town sprung whole from a holiday fairytale. Stone and timber houses wear wreaths and garlands and twinkling lights. Red ribbons wrap the lamp posts, snow dusts the rooftops, and warm hearth-glow spills out of every window onto the cobbles. In the town square towers the </w:t>
-      </w:r>
-      <w:r>
-        <w:rPr>
-          <w:rFonts w:ascii="Georgia" w:hAnsi="Georgia" w:cs="Georgia"/>
-          <w:b/>
-          <w:i w:val="0"/>
-          <w:color w:val="222222"/>
-          <w:sz w:val="21"/>
-        </w:rPr>
-        <w:t>Great Pine of Havenmoor</w:t>
-      </w:r>
-      <w:r>
-        <w:rPr>
-          <w:rFonts w:ascii="Georgia" w:hAnsi="Georgia" w:cs="Georgia"/>
-          <w:b w:val="0"/>
-          <w:i w:val="0"/>
-          <w:color w:val="222222"/>
-          <w:sz w:val="21"/>
-        </w:rPr>
-        <w:t xml:space="preserve">, its branches heavy with glass baubles and shimmering ribbons, enchanted lights flickering among the boughs, a golden star burning at its top. Children pelt each other with snowballs beneath it. A painted signpost reads: </w:t>
-      </w:r>
-      <w:r>
-        <w:rPr>
-          <w:rFonts w:ascii="Georgia" w:hAnsi="Georgia" w:cs="Georgia"/>
-          <w:b w:val="0"/>
-          <w:i/>
-          <w:color w:val="222222"/>
-          <w:sz w:val="21"/>
-        </w:rPr>
-        <w:t>Welcome to Havenmoor! May your hearts be warm and your spirits bright!</w:t>
-      </w:r>
-    </w:p>
-    <w:p>
-      <w:pPr>
-        <w:keepNext/>
-        <w:spacing w:before="120" w:after="40"/>
-        <w:jc w:val="center"/>
+        <w:spacing w:after="0" w:before="0"/>
       </w:pPr>
       <w:r>
         <w:drawing>
-          <wp:inline xmlns:a="http://schemas.openxmlformats.org/drawingml/2006/main" xmlns:pic="http://schemas.openxmlformats.org/drawingml/2006/picture">
-            <wp:extent cx="3840480" cy="3840480"/>
+          <wp:anchor xmlns:a="http://schemas.openxmlformats.org/drawingml/2006/main" behindDoc="0" distT="91440" distB="91440" distL="201600" distR="0" simplePos="0" locked="0" layoutInCell="1" allowOverlap="1" relativeHeight="2">
+            <wp:simplePos x="0" y="0"/>
+            <wp:positionH relativeFrom="column">
+              <wp:align>right</wp:align>
+            </wp:positionH>
+            <wp:positionV relativeFrom="paragraph">
+              <wp:posOffset>0</wp:posOffset>
+            </wp:positionV>
+            <wp:extent cx="2468880" cy="2468880"/>
+            <wp:effectExtent l="0" t="0" r="0" b="0"/>
+            <wp:wrapSquare wrapText="bothSides"/>
             <wp:docPr id="14" name="Picture 14"/>
-            <wp:cNvGraphicFramePr>
-              <a:graphicFrameLocks noChangeAspect="1"/>
-            </wp:cNvGraphicFramePr>
-            <a:graphic>
+            <wp:cNvGraphicFramePr/>
+            <a:graphic xmlns:pic="http://schemas.openxmlformats.org/drawingml/2006/picture">
               <a:graphicData uri="http://schemas.openxmlformats.org/drawingml/2006/picture">
                 <pic:pic>
                   <pic:nvPicPr>
@@ -3921,30 +3736,15 @@
                   <pic:spPr>
                     <a:xfrm>
                       <a:off x="0" y="0"/>
-                      <a:ext cx="3840480" cy="3840480"/>
+                      <a:ext cx="2468880" cy="2468880"/>
                     </a:xfrm>
                     <a:prstGeom prst="rect"/>
                   </pic:spPr>
                 </pic:pic>
               </a:graphicData>
             </a:graphic>
-          </wp:inline>
+          </wp:anchor>
         </w:drawing>
-      </w:r>
-    </w:p>
-    <w:p>
-      <w:pPr>
-        <w:spacing w:after="140"/>
-        <w:jc w:val="center"/>
-      </w:pPr>
-      <w:r>
-        <w:rPr>
-          <w:rFonts w:ascii="Georgia" w:hAnsi="Georgia" w:cs="Georgia"/>
-          <w:i/>
-          <w:color w:val="888888"/>
-          <w:sz w:val="18"/>
-        </w:rPr>
-        <w:t>The Guardians descend to festive Havenmoor at dusk.</w:t>
       </w:r>
     </w:p>
     <w:p>
@@ -3964,7 +3764,57 @@
           <w:color w:val="222222"/>
           <w:sz w:val="21"/>
         </w:rPr>
-        <w:t>A small figure comes bustling up, barely three feet tall, in a green tunic, red-striped leggings, and a pointed red hat tipped with a jingle bell. His cheeks are rosy and his grin is enormous.</w:t>
+        <w:t xml:space="preserve">Ahead at dusk lies </w:t>
+      </w:r>
+      <w:r>
+        <w:rPr>
+          <w:rFonts w:ascii="Georgia" w:hAnsi="Georgia" w:cs="Georgia"/>
+          <w:b/>
+          <w:i w:val="0"/>
+          <w:color w:val="222222"/>
+          <w:sz w:val="21"/>
+        </w:rPr>
+        <w:t>Havenmoor</w:t>
+      </w:r>
+      <w:r>
+        <w:rPr>
+          <w:rFonts w:ascii="Georgia" w:hAnsi="Georgia" w:cs="Georgia"/>
+          <w:b w:val="0"/>
+          <w:i w:val="0"/>
+          <w:color w:val="222222"/>
+          <w:sz w:val="21"/>
+        </w:rPr>
+        <w:t xml:space="preserve">, a coastal town sprung whole from a holiday fairytale. Stone and timber houses wear wreaths and garlands and twinkling lights. Red ribbons wrap the lamp posts, snow dusts the rooftops, and warm hearth-glow spills out of every window onto the cobbles. In the town square towers the </w:t>
+      </w:r>
+      <w:r>
+        <w:rPr>
+          <w:rFonts w:ascii="Georgia" w:hAnsi="Georgia" w:cs="Georgia"/>
+          <w:b/>
+          <w:i w:val="0"/>
+          <w:color w:val="222222"/>
+          <w:sz w:val="21"/>
+        </w:rPr>
+        <w:t>Great Pine of Havenmoor</w:t>
+      </w:r>
+      <w:r>
+        <w:rPr>
+          <w:rFonts w:ascii="Georgia" w:hAnsi="Georgia" w:cs="Georgia"/>
+          <w:b w:val="0"/>
+          <w:i w:val="0"/>
+          <w:color w:val="222222"/>
+          <w:sz w:val="21"/>
+        </w:rPr>
+        <w:t xml:space="preserve">, its branches heavy with glass baubles and shimmering ribbons, enchanted lights flickering among the boughs, a golden star burning at its top. Children pelt each other with snowballs beneath it. A painted signpost reads: </w:t>
+      </w:r>
+      <w:r>
+        <w:rPr>
+          <w:rFonts w:ascii="Georgia" w:hAnsi="Georgia" w:cs="Georgia"/>
+          <w:b w:val="0"/>
+          <w:i/>
+          <w:color w:val="222222"/>
+          <w:sz w:val="21"/>
+        </w:rPr>
+        <w:t>Welcome to Havenmoor! May your hearts be warm and your spirits bright!</w:t>
       </w:r>
     </w:p>
     <w:p>
@@ -3979,37 +3829,12 @@
       <w:r>
         <w:rPr>
           <w:rFonts w:ascii="Georgia" w:hAnsi="Georgia" w:cs="Georgia"/>
-          <w:b/>
-          <w:i w:val="0"/>
-          <w:color w:val="222222"/>
-          <w:sz w:val="21"/>
-        </w:rPr>
-        <w:t>Festive elf:</w:t>
-      </w:r>
-      <w:r>
-        <w:rPr>
-          <w:rFonts w:ascii="Georgia" w:hAnsi="Georgia" w:cs="Georgia"/>
           <w:b w:val="0"/>
           <w:i w:val="0"/>
           <w:color w:val="222222"/>
           <w:sz w:val="21"/>
         </w:rPr>
-        <w:t xml:space="preserve"> “Ho there, travelers! Welcome to Havenmoor, where the chill may bite, but the cheer warms all! You must be weary after your journey. Come, come! The Sugarplum Hearth awaits: hot cocoa, cookies, and a warm fire!”</w:t>
-      </w:r>
-    </w:p>
-    <w:p>
-      <w:pPr>
-        <w:keepNext/>
-        <w:spacing w:before="220" w:after="60"/>
-      </w:pPr>
-      <w:r>
-        <w:rPr>
-          <w:rFonts w:ascii="Georgia" w:hAnsi="Georgia" w:cs="Georgia"/>
-          <w:b/>
-          <w:color w:val="A0522D"/>
-          <w:sz w:val="26"/>
-        </w:rPr>
-        <w:t>The Sugarplum Hearth</w:t>
+        <w:t>A small figure comes bustling up, barely three feet tall, in a green tunic, red-striped leggings, and a pointed red hat tipped with a jingle bell. His cheeks are rosy and his grin is enormous.</w:t>
       </w:r>
     </w:p>
     <w:p>
@@ -4024,32 +3849,37 @@
       <w:r>
         <w:rPr>
           <w:rFonts w:ascii="Georgia" w:hAnsi="Georgia" w:cs="Georgia"/>
+          <w:b/>
+          <w:i w:val="0"/>
+          <w:color w:val="222222"/>
+          <w:sz w:val="21"/>
+        </w:rPr>
+        <w:t>Festive elf:</w:t>
+      </w:r>
+      <w:r>
+        <w:rPr>
+          <w:rFonts w:ascii="Georgia" w:hAnsi="Georgia" w:cs="Georgia"/>
           <w:b w:val="0"/>
           <w:i w:val="0"/>
           <w:color w:val="222222"/>
           <w:sz w:val="21"/>
         </w:rPr>
-        <w:t xml:space="preserve">The </w:t>
-      </w:r>
+        <w:t xml:space="preserve"> “Ho there, travelers! Welcome to Havenmoor, where the chill may bite, but the cheer warms all! You must be weary after your journey. Come, come! The Sugarplum Hearth awaits: hot cocoa, cookies, and a warm fire!”</w:t>
+      </w:r>
+    </w:p>
+    <w:p>
+      <w:pPr>
+        <w:keepNext/>
+        <w:spacing w:before="220" w:after="60"/>
+      </w:pPr>
       <w:r>
         <w:rPr>
           <w:rFonts w:ascii="Georgia" w:hAnsi="Georgia" w:cs="Georgia"/>
           <w:b/>
-          <w:i w:val="0"/>
-          <w:color w:val="222222"/>
-          <w:sz w:val="21"/>
-        </w:rPr>
-        <w:t>Sugarplum Hearth</w:t>
-      </w:r>
-      <w:r>
-        <w:rPr>
-          <w:rFonts w:ascii="Georgia" w:hAnsi="Georgia" w:cs="Georgia"/>
-          <w:b w:val="0"/>
-          <w:i w:val="0"/>
-          <w:color w:val="222222"/>
-          <w:sz w:val="21"/>
-        </w:rPr>
-        <w:t xml:space="preserve"> is a cozy two-story tavern with a thatched roof, holly on the door, and a wooden sign bearing a steaming mug and a sugarplum. Inside, a hearth roars beneath a mantel hung with stockings, an enchanted harp plays softly in the corner, and every table carries frosted cookies, peppermint bark, and mugs of hot cocoa crowned with whipped cream. Floraburst is an immediate celebrity; three children and one grandmother declare her the best dinosaur they have ever met.</w:t>
+          <w:color w:val="A0522D"/>
+          <w:sz w:val="26"/>
+        </w:rPr>
+        <w:t>The Sugarplum Hearth</w:t>
       </w:r>
     </w:p>
     <w:p>
@@ -4064,12 +3894,22 @@
       <w:r>
         <w:rPr>
           <w:rFonts w:ascii="Georgia" w:hAnsi="Georgia" w:cs="Georgia"/>
+          <w:b w:val="0"/>
+          <w:i w:val="0"/>
+          <w:color w:val="222222"/>
+          <w:sz w:val="21"/>
+        </w:rPr>
+        <w:t xml:space="preserve">The </w:t>
+      </w:r>
+      <w:r>
+        <w:rPr>
+          <w:rFonts w:ascii="Georgia" w:hAnsi="Georgia" w:cs="Georgia"/>
           <w:b/>
           <w:i w:val="0"/>
           <w:color w:val="222222"/>
           <w:sz w:val="21"/>
         </w:rPr>
-        <w:t>Greta Frostbough</w:t>
+        <w:t>Sugarplum Hearth</w:t>
       </w:r>
       <w:r>
         <w:rPr>
@@ -4079,7 +3919,7 @@
           <w:color w:val="222222"/>
           <w:sz w:val="21"/>
         </w:rPr>
-        <w:t>, the tavern keeper, a stout dwarf woman with silver hair and a warm smile, appears with extra marshmallows unasked. “A bit of sweetness warms the soul, do you not think? You lot look like you have seen some excitement. Tell me, what brings you to Havenmoor?”</w:t>
+        <w:t xml:space="preserve"> is a cozy two-story tavern with a thatched roof, holly on the door, and a wooden sign bearing a steaming mug and a sugarplum. Inside, a hearth roars beneath a mantel hung with stockings, an enchanted harp plays softly in the corner, and every table carries frosted cookies, peppermint bark, and mugs of hot cocoa crowned with whipped cream. Floraburst is an immediate celebrity; three children and one grandmother declare her the best dinosaur they have ever met.</w:t>
       </w:r>
     </w:p>
     <w:p>
@@ -4094,32 +3934,22 @@
       <w:r>
         <w:rPr>
           <w:rFonts w:ascii="Georgia" w:hAnsi="Georgia" w:cs="Georgia"/>
+          <w:b/>
+          <w:i w:val="0"/>
+          <w:color w:val="222222"/>
+          <w:sz w:val="21"/>
+        </w:rPr>
+        <w:t>Greta Frostbough</w:t>
+      </w:r>
+      <w:r>
+        <w:rPr>
+          <w:rFonts w:ascii="Georgia" w:hAnsi="Georgia" w:cs="Georgia"/>
           <w:b w:val="0"/>
           <w:i w:val="0"/>
           <w:color w:val="222222"/>
           <w:sz w:val="21"/>
         </w:rPr>
-        <w:t xml:space="preserve">By the fire, </w:t>
-      </w:r>
-      <w:r>
-        <w:rPr>
-          <w:rFonts w:ascii="Georgia" w:hAnsi="Georgia" w:cs="Georgia"/>
-          <w:b/>
-          <w:i w:val="0"/>
-          <w:color w:val="222222"/>
-          <w:sz w:val="21"/>
-        </w:rPr>
-        <w:t>Elda Merrywhistle</w:t>
-      </w:r>
-      <w:r>
-        <w:rPr>
-          <w:rFonts w:ascii="Georgia" w:hAnsi="Georgia" w:cs="Georgia"/>
-          <w:b w:val="0"/>
-          <w:i w:val="0"/>
-          <w:color w:val="222222"/>
-          <w:sz w:val="21"/>
-        </w:rPr>
-        <w:t>, a half-elf storyteller with a lute, spins tales for a knot of wide-eyed children. Between songs she leans toward the party, and her voice drops low. “They say the sea has been restless of late. Ships vanish in the fog, and lights dance on the waves. If you are setting sail, beware the spirits of the deep.”</w:t>
+        <w:t>, the tavern keeper, a stout dwarf woman with silver hair and a warm smile, appears with extra marshmallows unasked. “A bit of sweetness warms the soul, do you not think? You lot look like you have seen some excitement. Tell me, what brings you to Havenmoor?”</w:t>
       </w:r>
     </w:p>
     <w:p>
@@ -4139,6 +3969,46 @@
           <w:color w:val="222222"/>
           <w:sz w:val="21"/>
         </w:rPr>
+        <w:t xml:space="preserve">By the fire, </w:t>
+      </w:r>
+      <w:r>
+        <w:rPr>
+          <w:rFonts w:ascii="Georgia" w:hAnsi="Georgia" w:cs="Georgia"/>
+          <w:b/>
+          <w:i w:val="0"/>
+          <w:color w:val="222222"/>
+          <w:sz w:val="21"/>
+        </w:rPr>
+        <w:t>Elda Merrywhistle</w:t>
+      </w:r>
+      <w:r>
+        <w:rPr>
+          <w:rFonts w:ascii="Georgia" w:hAnsi="Georgia" w:cs="Georgia"/>
+          <w:b w:val="0"/>
+          <w:i w:val="0"/>
+          <w:color w:val="222222"/>
+          <w:sz w:val="21"/>
+        </w:rPr>
+        <w:t>, a half-elf storyteller with a lute, spins tales for a knot of wide-eyed children. Between songs she leans toward the party, and her voice drops low. “They say the sea has been restless of late. Ships vanish in the fog, and lights dance on the waves. If you are setting sail, beware the spirits of the deep.”</w:t>
+      </w:r>
+    </w:p>
+    <w:p>
+      <w:pPr>
+        <w:pBdr>
+          <w:left w:val="single" w:sz="18" w:space="12" w:color="B8860B"/>
+        </w:pBdr>
+        <w:shd w:val="clear" w:color="auto" w:fill="FBF6EA"/>
+        <w:spacing w:before="30" w:after="70"/>
+        <w:ind w:left="340" w:right="340"/>
+      </w:pPr>
+      <w:r>
+        <w:rPr>
+          <w:rFonts w:ascii="Georgia" w:hAnsi="Georgia" w:cs="Georgia"/>
+          <w:b w:val="0"/>
+          <w:i w:val="0"/>
+          <w:color w:val="222222"/>
+          <w:sz w:val="21"/>
+        </w:rPr>
         <w:t xml:space="preserve">Night settles over Havenmoor like a quilt. The party is given warm rooms upstairs, feather beds and thick blankets, each window overlooking the softly glittering square. In the morning, they are promised, </w:t>
       </w:r>
       <w:r>
@@ -4268,21 +4138,6 @@
           <w:sz w:val="32"/>
         </w:rPr>
         <w:t>Appendix: Creatures of Session Three</w:t>
-      </w:r>
-    </w:p>
-    <w:p>
-      <w:pPr>
-        <w:spacing w:after="80"/>
-      </w:pPr>
-      <w:r>
-        <w:rPr>
-          <w:rFonts w:ascii="Georgia" w:hAnsi="Georgia" w:cs="Georgia"/>
-          <w:b w:val="0"/>
-          <w:i w:val="0"/>
-          <w:color w:val="222222"/>
-          <w:sz w:val="21"/>
-        </w:rPr>
-        <w:t>Compact statistics for the table; the full bestiary lives in the compendium.</w:t>
       </w:r>
     </w:p>
     <w:p>
@@ -4647,26 +4502,6 @@
     </w:p>
     <w:p>
       <w:pPr>
-        <w:pBdr>
-          <w:left w:val="single" w:sz="18" w:space="12" w:color="8B2020"/>
-        </w:pBdr>
-        <w:shd w:val="clear" w:color="auto" w:fill="FCF6F6"/>
-        <w:spacing w:before="30" w:after="70"/>
-        <w:ind w:left="340" w:right="340"/>
-      </w:pPr>
-      <w:r>
-        <w:rPr>
-          <w:rFonts w:ascii="Georgia" w:hAnsi="Georgia" w:cs="Georgia"/>
-          <w:b w:val="0"/>
-          <w:i/>
-          <w:color w:val="222222"/>
-          <w:sz w:val="18"/>
-        </w:rPr>
-        <w:t>The two on the Mistwood Path spoke aloud, which displacer beasts never do: a planar strangeness, warped by the tears in reality found beneath them.</w:t>
-      </w:r>
-    </w:p>
-    <w:p>
-      <w:pPr>
         <w:keepNext/>
         <w:pBdr>
           <w:left w:val="single" w:sz="18" w:space="12" w:color="8B2020"/>
@@ -4908,21 +4743,6 @@
     <w:p>
       <w:pPr>
         <w:keepNext/>
-        <w:spacing w:before="220" w:after="60"/>
-      </w:pPr>
-      <w:r>
-        <w:rPr>
-          <w:rFonts w:ascii="Georgia" w:hAnsi="Georgia" w:cs="Georgia"/>
-          <w:b/>
-          <w:color w:val="A0522D"/>
-          <w:sz w:val="26"/>
-        </w:rPr>
-        <w:t>The Professor's Companions</w:t>
-      </w:r>
-    </w:p>
-    <w:p>
-      <w:pPr>
-        <w:keepNext/>
         <w:pBdr>
           <w:left w:val="single" w:sz="18" w:space="12" w:color="8B2020"/>
         </w:pBdr>
@@ -4937,7 +4757,7 @@
           <w:color w:val="8B2020"/>
           <w:sz w:val="22"/>
         </w:rPr>
-        <w:t>Floraburst (the party's companion)</w:t>
+        <w:t>The Professor's Companions</w:t>
       </w:r>
     </w:p>
     <w:p>
@@ -4952,12 +4772,22 @@
       <w:r>
         <w:rPr>
           <w:rFonts w:ascii="Georgia" w:hAnsi="Georgia" w:cs="Georgia"/>
+          <w:b/>
+          <w:i w:val="0"/>
+          <w:color w:val="222222"/>
+          <w:sz w:val="18"/>
+        </w:rPr>
+        <w:t>Floraburst (the party's companion).</w:t>
+      </w:r>
+      <w:r>
+        <w:rPr>
+          <w:rFonts w:ascii="Georgia" w:hAnsi="Georgia" w:cs="Georgia"/>
           <w:b w:val="0"/>
           <w:i w:val="0"/>
           <w:color w:val="222222"/>
           <w:sz w:val="18"/>
         </w:rPr>
-        <w:t>Small fey, neutral good. AC 14 (natural armor), HP 45 (6d6 + 18), Speed 30 ft.</w:t>
+        <w:t xml:space="preserve"> Small fey, neutral good. AC 14 (natural armor), HP 45 (6d6 + 18), Speed 30 ft.</w:t>
       </w:r>
     </w:p>
     <w:p>
@@ -5122,7 +4952,6 @@
     </w:p>
     <w:p>
       <w:pPr>
-        <w:keepNext/>
         <w:pBdr>
           <w:left w:val="single" w:sz="18" w:space="12" w:color="8B2020"/>
         </w:pBdr>
@@ -5134,30 +4963,11 @@
         <w:rPr>
           <w:rFonts w:ascii="Georgia" w:hAnsi="Georgia" w:cs="Georgia"/>
           <w:b/>
-          <w:color w:val="8B2020"/>
-          <w:sz w:val="22"/>
-        </w:rPr>
-        <w:t>Aqualump and Emberpaws (the two who stayed with Aelwyn)</w:t>
-      </w:r>
-    </w:p>
-    <w:p>
-      <w:pPr>
-        <w:pBdr>
-          <w:left w:val="single" w:sz="18" w:space="12" w:color="8B2020"/>
-        </w:pBdr>
-        <w:shd w:val="clear" w:color="auto" w:fill="FCF6F6"/>
-        <w:spacing w:before="30" w:after="70"/>
-        <w:ind w:left="340" w:right="340"/>
-      </w:pPr>
-      <w:r>
-        <w:rPr>
-          <w:rFonts w:ascii="Georgia" w:hAnsi="Georgia" w:cs="Georgia"/>
-          <w:b/>
           <w:i w:val="0"/>
           <w:color w:val="222222"/>
           <w:sz w:val="18"/>
         </w:rPr>
-        <w:t>Aqualump.</w:t>
+        <w:t>Aqualump (stayed with Aelwyn).</w:t>
       </w:r>
       <w:r>
         <w:rPr>

--- a/sessions/session_03_quest_for_knowledge.docx
+++ b/sessions/session_03_quest_for_knowledge.docx
@@ -453,7 +453,7 @@
       </w:pPr>
       <w:r>
         <w:drawing>
-          <wp:anchor xmlns:a="http://schemas.openxmlformats.org/drawingml/2006/main" behindDoc="0" distT="91440" distB="91440" distL="201600" distR="0" simplePos="0" locked="0" layoutInCell="1" allowOverlap="1" relativeHeight="2">
+          <wp:anchor xmlns:a="http://schemas.openxmlformats.org/drawingml/2006/main" behindDoc="0" distT="91440" distB="91440" distL="201600" distR="0" simplePos="0" locked="0" layoutInCell="1" allowOverlap="0" relativeHeight="2">
             <wp:simplePos x="0" y="0"/>
             <wp:positionH relativeFrom="column">
               <wp:align>right</wp:align>
@@ -684,7 +684,7 @@
       </w:pPr>
       <w:r>
         <w:drawing>
-          <wp:anchor xmlns:a="http://schemas.openxmlformats.org/drawingml/2006/main" behindDoc="0" distT="91440" distB="91440" distL="201600" distR="0" simplePos="0" locked="0" layoutInCell="1" allowOverlap="1" relativeHeight="2">
+          <wp:anchor xmlns:a="http://schemas.openxmlformats.org/drawingml/2006/main" behindDoc="0" distT="91440" distB="91440" distL="201600" distR="0" simplePos="0" locked="0" layoutInCell="1" allowOverlap="0" relativeHeight="2">
             <wp:simplePos x="0" y="0"/>
             <wp:positionH relativeFrom="column">
               <wp:align>right</wp:align>
@@ -1023,7 +1023,7 @@
       </w:pPr>
       <w:r>
         <w:drawing>
-          <wp:anchor xmlns:a="http://schemas.openxmlformats.org/drawingml/2006/main" behindDoc="0" distT="91440" distB="91440" distL="201600" distR="0" simplePos="0" locked="0" layoutInCell="1" allowOverlap="1" relativeHeight="2">
+          <wp:anchor xmlns:a="http://schemas.openxmlformats.org/drawingml/2006/main" behindDoc="0" distT="91440" distB="91440" distL="201600" distR="0" simplePos="0" locked="0" layoutInCell="1" allowOverlap="0" relativeHeight="2">
             <wp:simplePos x="0" y="0"/>
             <wp:positionH relativeFrom="column">
               <wp:align>right</wp:align>
@@ -1115,11 +1115,136 @@
     </w:p>
     <w:p>
       <w:pPr>
+        <w:pBdr>
+          <w:left w:val="single" w:sz="18" w:space="12" w:color="B8860B"/>
+        </w:pBdr>
+        <w:shd w:val="clear" w:color="auto" w:fill="FBF6EA"/>
+        <w:spacing w:before="30" w:after="70"/>
+        <w:ind w:left="340" w:right="340"/>
+      </w:pPr>
+      <w:r>
+        <w:rPr>
+          <w:rFonts w:ascii="Georgia" w:hAnsi="Georgia" w:cs="Georgia"/>
+          <w:b/>
+          <w:i w:val="0"/>
+          <w:color w:val="222222"/>
+          <w:sz w:val="21"/>
+        </w:rPr>
+        <w:t>Lilly</w:t>
+      </w:r>
+      <w:r>
+        <w:rPr>
+          <w:rFonts w:ascii="Georgia" w:hAnsi="Georgia" w:cs="Georgia"/>
+          <w:b w:val="0"/>
+          <w:i w:val="0"/>
+          <w:color w:val="222222"/>
+          <w:sz w:val="21"/>
+        </w:rPr>
+        <w:t>, softly: “Hello, Floraburst. Want to come save the world with us?”</w:t>
+      </w:r>
+    </w:p>
+    <w:p>
+      <w:pPr>
+        <w:pBdr>
+          <w:left w:val="single" w:sz="18" w:space="12" w:color="5B2A86"/>
+        </w:pBdr>
+        <w:shd w:val="clear" w:color="auto" w:fill="F4F0FA"/>
+        <w:spacing w:before="30" w:after="70"/>
+        <w:ind w:left="340" w:right="340"/>
+      </w:pPr>
+      <w:r>
+        <w:rPr>
+          <w:rFonts w:ascii="Georgia" w:hAnsi="Georgia" w:cs="Georgia"/>
+          <w:b w:val="0"/>
+          <w:i w:val="0"/>
+          <w:color w:val="222222"/>
+          <w:sz w:val="19"/>
+        </w:rPr>
+        <w:t xml:space="preserve">▶ </w:t>
+      </w:r>
+      <w:r>
+        <w:rPr>
+          <w:rFonts w:ascii="Georgia" w:hAnsi="Georgia" w:cs="Georgia"/>
+          <w:b/>
+          <w:i w:val="0"/>
+          <w:color w:val="222222"/>
+          <w:sz w:val="19"/>
+        </w:rPr>
+        <w:t>Floraburst</w:t>
+      </w:r>
+      <w:r>
+        <w:rPr>
+          <w:rFonts w:ascii="Georgia" w:hAnsi="Georgia" w:cs="Georgia"/>
+          <w:b w:val="0"/>
+          <w:i w:val="0"/>
+          <w:color w:val="222222"/>
+          <w:sz w:val="19"/>
+        </w:rPr>
+        <w:t xml:space="preserve"> joins the party (statistics in the appendix). She senses planar anomalies, produces healing Floraberries, and is, by unanimous ruling, a very good dinosaur.</w:t>
+      </w:r>
+    </w:p>
+    <w:p>
+      <w:pPr>
+        <w:keepNext/>
+        <w:spacing w:before="220" w:after="60"/>
+      </w:pPr>
+      <w:r>
+        <w:rPr>
+          <w:rFonts w:ascii="Georgia" w:hAnsi="Georgia" w:cs="Georgia"/>
+          <w:b/>
+          <w:color w:val="A0522D"/>
+          <w:sz w:val="26"/>
+        </w:rPr>
+        <w:t>A Farewell to Lickgloom</w:t>
+      </w:r>
+    </w:p>
+    <w:p>
+      <w:pPr>
+        <w:pBdr>
+          <w:left w:val="single" w:sz="18" w:space="12" w:color="B8860B"/>
+        </w:pBdr>
+        <w:shd w:val="clear" w:color="auto" w:fill="FBF6EA"/>
+        <w:spacing w:before="30" w:after="70"/>
+        <w:ind w:left="340" w:right="340"/>
+      </w:pPr>
+      <w:r>
+        <w:rPr>
+          <w:rFonts w:ascii="Georgia" w:hAnsi="Georgia" w:cs="Georgia"/>
+          <w:b w:val="0"/>
+          <w:i w:val="0"/>
+          <w:color w:val="222222"/>
+          <w:sz w:val="21"/>
+        </w:rPr>
+        <w:t xml:space="preserve">One companion arrives, and one stays behind. All morning </w:t>
+      </w:r>
+      <w:r>
+        <w:rPr>
+          <w:rFonts w:ascii="Georgia" w:hAnsi="Georgia" w:cs="Georgia"/>
+          <w:b/>
+          <w:i w:val="0"/>
+          <w:color w:val="222222"/>
+          <w:sz w:val="21"/>
+        </w:rPr>
+        <w:t>Lickgloom</w:t>
+      </w:r>
+      <w:r>
+        <w:rPr>
+          <w:rFonts w:ascii="Georgia" w:hAnsi="Georgia" w:cs="Georgia"/>
+          <w:b w:val="0"/>
+          <w:i w:val="0"/>
+          <w:color w:val="222222"/>
+          <w:sz w:val="21"/>
+        </w:rPr>
+        <w:t xml:space="preserve"> has been everywhere at once: tasting beakers, startling automatons, trading tongue flicks with creatures no book has ever named. The little fey has not looked this happy since the night at the pond. Aelwyn watches it herd a family of glimmering hatchlings across the floor and chuckles.</w:t>
+      </w:r>
+    </w:p>
+    <w:p>
+      <w:pPr>
         <w:spacing w:after="0" w:before="0"/>
       </w:pPr>
       <w:r>
         <w:drawing>
-          <wp:anchor xmlns:a="http://schemas.openxmlformats.org/drawingml/2006/main" behindDoc="0" distT="91440" distB="91440" distL="201600" distR="0" simplePos="0" locked="0" layoutInCell="1" allowOverlap="1" relativeHeight="2">
+          <wp:anchor xmlns:a="http://schemas.openxmlformats.org/drawingml/2006/main" behindDoc="0" distT="91440" distB="91440" distL="201600" distR="0" simplePos="0" locked="0" layoutInCell="1" allowOverlap="0" relativeHeight="2">
             <wp:simplePos x="0" y="0"/>
             <wp:positionH relativeFrom="column">
               <wp:align>right</wp:align>
@@ -1127,7 +1252,7 @@
             <wp:positionV relativeFrom="paragraph">
               <wp:posOffset>0</wp:posOffset>
             </wp:positionV>
-            <wp:extent cx="2057400" cy="2057400"/>
+            <wp:extent cx="2377440" cy="2377440"/>
             <wp:effectExtent l="0" t="0" r="0" b="0"/>
             <wp:wrapSquare wrapText="bothSides"/>
             <wp:docPr id="5" name="Picture 5"/>
@@ -1148,7 +1273,7 @@
                   <pic:spPr>
                     <a:xfrm>
                       <a:off x="0" y="0"/>
-                      <a:ext cx="2057400" cy="2057400"/>
+                      <a:ext cx="2377440" cy="2377440"/>
                     </a:xfrm>
                     <a:prstGeom prst="rect"/>
                   </pic:spPr>
@@ -1176,7 +1301,7 @@
           <w:color w:val="222222"/>
           <w:sz w:val="21"/>
         </w:rPr>
-        <w:t>Lilly</w:t>
+        <w:t>Aelwyn:</w:t>
       </w:r>
       <w:r>
         <w:rPr>
@@ -1186,62 +1311,7 @@
           <w:color w:val="222222"/>
           <w:sz w:val="21"/>
         </w:rPr>
-        <w:t>, softly: “Hello, Floraburst. Want to come save the world with us?”</w:t>
-      </w:r>
-    </w:p>
-    <w:p>
-      <w:pPr>
-        <w:pBdr>
-          <w:left w:val="single" w:sz="18" w:space="12" w:color="5B2A86"/>
-        </w:pBdr>
-        <w:shd w:val="clear" w:color="auto" w:fill="F4F0FA"/>
-        <w:spacing w:before="30" w:after="70"/>
-        <w:ind w:left="340" w:right="340"/>
-      </w:pPr>
-      <w:r>
-        <w:rPr>
-          <w:rFonts w:ascii="Georgia" w:hAnsi="Georgia" w:cs="Georgia"/>
-          <w:b w:val="0"/>
-          <w:i w:val="0"/>
-          <w:color w:val="222222"/>
-          <w:sz w:val="19"/>
-        </w:rPr>
-        <w:t xml:space="preserve">▶ </w:t>
-      </w:r>
-      <w:r>
-        <w:rPr>
-          <w:rFonts w:ascii="Georgia" w:hAnsi="Georgia" w:cs="Georgia"/>
-          <w:b/>
-          <w:i w:val="0"/>
-          <w:color w:val="222222"/>
-          <w:sz w:val="19"/>
-        </w:rPr>
-        <w:t>Floraburst</w:t>
-      </w:r>
-      <w:r>
-        <w:rPr>
-          <w:rFonts w:ascii="Georgia" w:hAnsi="Georgia" w:cs="Georgia"/>
-          <w:b w:val="0"/>
-          <w:i w:val="0"/>
-          <w:color w:val="222222"/>
-          <w:sz w:val="19"/>
-        </w:rPr>
-        <w:t xml:space="preserve"> joins the party (statistics in the appendix). She senses planar anomalies, produces healing Floraberries, and is, by unanimous ruling, a very good dinosaur.</w:t>
-      </w:r>
-    </w:p>
-    <w:p>
-      <w:pPr>
-        <w:keepNext/>
-        <w:spacing w:before="220" w:after="60"/>
-      </w:pPr>
-      <w:r>
-        <w:rPr>
-          <w:rFonts w:ascii="Georgia" w:hAnsi="Georgia" w:cs="Georgia"/>
-          <w:b/>
-          <w:color w:val="A0522D"/>
-          <w:sz w:val="26"/>
-        </w:rPr>
-        <w:t>A Farewell to Lickgloom</w:t>
+        <w:t xml:space="preserve"> “You know, the road to Gearhaven is long, and a laboratory full of planar creatures could use a friendly guide who speaks their language. Lickgloom would have a home here. Friends here. And you would always know where to find it.”</w:t>
       </w:r>
     </w:p>
     <w:p>
@@ -1261,8 +1331,28 @@
           <w:color w:val="222222"/>
           <w:sz w:val="21"/>
         </w:rPr>
-        <w:t xml:space="preserve">One companion arrives, and one stays behind. All morning </w:t>
-      </w:r>
+        <w:t xml:space="preserve">The party gathers around their first friend of the wilds. Lickgloom tilts its head, looks once at the door and the long road beyond it, then at the warm, wonder-crowded laboratory, and a feeling arrives in everyone's minds at once, wordless and content: </w:t>
+      </w:r>
+      <w:r>
+        <w:rPr>
+          <w:rFonts w:ascii="Georgia" w:hAnsi="Georgia" w:cs="Georgia"/>
+          <w:b w:val="0"/>
+          <w:i/>
+          <w:color w:val="222222"/>
+          <w:sz w:val="21"/>
+        </w:rPr>
+        <w:t>Home. Friends. Visit?</w:t>
+      </w:r>
+    </w:p>
+    <w:p>
+      <w:pPr>
+        <w:pBdr>
+          <w:left w:val="single" w:sz="18" w:space="12" w:color="B8860B"/>
+        </w:pBdr>
+        <w:shd w:val="clear" w:color="auto" w:fill="FBF6EA"/>
+        <w:spacing w:before="30" w:after="70"/>
+        <w:ind w:left="340" w:right="340"/>
+      </w:pPr>
       <w:r>
         <w:rPr>
           <w:rFonts w:ascii="Georgia" w:hAnsi="Georgia" w:cs="Georgia"/>
@@ -1271,7 +1361,7 @@
           <w:color w:val="222222"/>
           <w:sz w:val="21"/>
         </w:rPr>
-        <w:t>Lickgloom</w:t>
+        <w:t>Ursa</w:t>
       </w:r>
       <w:r>
         <w:rPr>
@@ -1281,16 +1371,329 @@
           <w:color w:val="222222"/>
           <w:sz w:val="21"/>
         </w:rPr>
-        <w:t xml:space="preserve"> has been everywhere at once: tasting beakers, startling automatons, trading tongue flicks with creatures no book has ever named. The little fey has not looked this happy since the night at the pond. Aelwyn watches it herd a family of glimmering hatchlings across the floor and chuckles.</w:t>
+        <w:t xml:space="preserve"> kneels and presses his forehead gently to Lickgloom's. “Visit. We promise. Every time we pass this way.” One long tongue wraps the whole party in a single ridiculous hug, and that is that. Guardians look after their friends, even when looking after them means letting them stay somewhere happy.</w:t>
       </w:r>
     </w:p>
     <w:p>
       <w:pPr>
+        <w:keepNext/>
+        <w:spacing w:before="220" w:after="60"/>
+      </w:pPr>
+      <w:r>
+        <w:rPr>
+          <w:rFonts w:ascii="Georgia" w:hAnsi="Georgia" w:cs="Georgia"/>
+          <w:b/>
+          <w:color w:val="A0522D"/>
+          <w:sz w:val="26"/>
+        </w:rPr>
+        <w:t>The Road to Gearhaven</w:t>
+      </w:r>
+    </w:p>
+    <w:p>
+      <w:pPr>
+        <w:pBdr>
+          <w:left w:val="single" w:sz="18" w:space="12" w:color="B8860B"/>
+        </w:pBdr>
+        <w:shd w:val="clear" w:color="auto" w:fill="FBF6EA"/>
+        <w:spacing w:before="30" w:after="70"/>
+        <w:ind w:left="340" w:right="340"/>
+      </w:pPr>
+      <w:r>
+        <w:rPr>
+          <w:rFonts w:ascii="Georgia" w:hAnsi="Georgia" w:cs="Georgia"/>
+          <w:b w:val="0"/>
+          <w:i w:val="0"/>
+          <w:color w:val="222222"/>
+          <w:sz w:val="21"/>
+        </w:rPr>
+        <w:t>Aelwyn unrolls a traveling map across the table, the parchment crackling, and traces the southward road with one slender finger.</w:t>
+      </w:r>
+    </w:p>
+    <w:p>
+      <w:pPr>
+        <w:pBdr>
+          <w:left w:val="single" w:sz="18" w:space="12" w:color="B8860B"/>
+        </w:pBdr>
+        <w:shd w:val="clear" w:color="auto" w:fill="FBF6EA"/>
+        <w:spacing w:before="30" w:after="70"/>
+        <w:ind w:left="340" w:right="340"/>
+      </w:pPr>
+      <w:r>
+        <w:rPr>
+          <w:rFonts w:ascii="Georgia" w:hAnsi="Georgia" w:cs="Georgia"/>
+          <w:b/>
+          <w:i w:val="0"/>
+          <w:color w:val="222222"/>
+          <w:sz w:val="21"/>
+        </w:rPr>
+        <w:t>Aelwyn:</w:t>
+      </w:r>
+      <w:r>
+        <w:rPr>
+          <w:rFonts w:ascii="Georgia" w:hAnsi="Georgia" w:cs="Georgia"/>
+          <w:b w:val="0"/>
+          <w:i w:val="0"/>
+          <w:color w:val="222222"/>
+          <w:sz w:val="21"/>
+        </w:rPr>
+        <w:t xml:space="preserve"> “First, </w:t>
+      </w:r>
+      <w:r>
+        <w:rPr>
+          <w:rFonts w:ascii="Georgia" w:hAnsi="Georgia" w:cs="Georgia"/>
+          <w:b/>
+          <w:i w:val="0"/>
+          <w:color w:val="222222"/>
+          <w:sz w:val="21"/>
+        </w:rPr>
+        <w:t>Brambleshadow Thicket</w:t>
+      </w:r>
+      <w:r>
+        <w:rPr>
+          <w:rFonts w:ascii="Georgia" w:hAnsi="Georgia" w:cs="Georgia"/>
+          <w:b w:val="0"/>
+          <w:i w:val="0"/>
+          <w:color w:val="222222"/>
+          <w:sz w:val="21"/>
+        </w:rPr>
+        <w:t xml:space="preserve">, a dense and thorny woodland of hidden pathways and mischievous fey. Stay alert; illusions are common there. Then </w:t>
+      </w:r>
+      <w:r>
+        <w:rPr>
+          <w:rFonts w:ascii="Georgia" w:hAnsi="Georgia" w:cs="Georgia"/>
+          <w:b/>
+          <w:i w:val="0"/>
+          <w:color w:val="222222"/>
+          <w:sz w:val="21"/>
+        </w:rPr>
+        <w:t>Whisperwind Meadow</w:t>
+      </w:r>
+      <w:r>
+        <w:rPr>
+          <w:rFonts w:ascii="Georgia" w:hAnsi="Georgia" w:cs="Georgia"/>
+          <w:b w:val="0"/>
+          <w:i w:val="0"/>
+          <w:color w:val="222222"/>
+          <w:sz w:val="21"/>
+        </w:rPr>
+        <w:t xml:space="preserve">, serene to look at, but the planar veil runs thin, and things from the Elemental Plane of Air sometimes wander through. Beyond that rise the </w:t>
+      </w:r>
+      <w:r>
+        <w:rPr>
+          <w:rFonts w:ascii="Georgia" w:hAnsi="Georgia" w:cs="Georgia"/>
+          <w:b/>
+          <w:i w:val="0"/>
+          <w:color w:val="222222"/>
+          <w:sz w:val="21"/>
+        </w:rPr>
+        <w:t>Ironroot Hills</w:t>
+      </w:r>
+      <w:r>
+        <w:rPr>
+          <w:rFonts w:ascii="Georgia" w:hAnsi="Georgia" w:cs="Georgia"/>
+          <w:b w:val="0"/>
+          <w:i w:val="0"/>
+          <w:color w:val="222222"/>
+          <w:sz w:val="21"/>
+        </w:rPr>
+        <w:t xml:space="preserve">, jagged rock and abandoned mines, home to creatures who do not take kindly to visitors. And at the last, </w:t>
+      </w:r>
+      <w:r>
+        <w:rPr>
+          <w:rFonts w:ascii="Georgia" w:hAnsi="Georgia" w:cs="Georgia"/>
+          <w:b/>
+          <w:i w:val="0"/>
+          <w:color w:val="222222"/>
+          <w:sz w:val="21"/>
+        </w:rPr>
+        <w:t>Stormwatch Cliffs</w:t>
+      </w:r>
+      <w:r>
+        <w:rPr>
+          <w:rFonts w:ascii="Georgia" w:hAnsi="Georgia" w:cs="Georgia"/>
+          <w:b w:val="0"/>
+          <w:i w:val="0"/>
+          <w:color w:val="222222"/>
+          <w:sz w:val="21"/>
+        </w:rPr>
+        <w:t xml:space="preserve">, where the lightning storms never quite end. Past the cliffs lies </w:t>
+      </w:r>
+      <w:r>
+        <w:rPr>
+          <w:rFonts w:ascii="Georgia" w:hAnsi="Georgia" w:cs="Georgia"/>
+          <w:b/>
+          <w:i w:val="0"/>
+          <w:color w:val="222222"/>
+          <w:sz w:val="21"/>
+        </w:rPr>
+        <w:t>Havenmoor</w:t>
+      </w:r>
+      <w:r>
+        <w:rPr>
+          <w:rFonts w:ascii="Georgia" w:hAnsi="Georgia" w:cs="Georgia"/>
+          <w:b w:val="0"/>
+          <w:i w:val="0"/>
+          <w:color w:val="222222"/>
+          <w:sz w:val="21"/>
+        </w:rPr>
+        <w:t>, a friendly coastal town. That will be your gateway to the seas: from Havenmoor you must take a ship onward toward Gearhaven.”</w:t>
+      </w:r>
+    </w:p>
+    <w:p>
+      <w:pPr>
+        <w:pBdr>
+          <w:left w:val="single" w:sz="18" w:space="12" w:color="B8860B"/>
+        </w:pBdr>
+        <w:shd w:val="clear" w:color="auto" w:fill="FBF6EA"/>
+        <w:spacing w:before="30" w:after="70"/>
+        <w:ind w:left="340" w:right="340"/>
+      </w:pPr>
+      <w:r>
+        <w:rPr>
+          <w:rFonts w:ascii="Georgia" w:hAnsi="Georgia" w:cs="Georgia"/>
+          <w:b w:val="0"/>
+          <w:i w:val="0"/>
+          <w:color w:val="222222"/>
+          <w:sz w:val="21"/>
+        </w:rPr>
+        <w:t>He rolls the map, ties it with a crimson ribbon, and presses it into their hands. Then he looks at each of them in turn. A hand on Lilly's shoulder: “Trust your bond with these magical creatures. Each step brings you closer.” A respectful nod to Ursa: “Your connection to the stars, and your father's legacy, will guide you through the unknown.” And a grin for Stabby: “Your spirit, wild and free, will cut through the chaos. Keep your blade sharp and your wit sharper.”</w:t>
+      </w:r>
+    </w:p>
+    <w:p>
+      <w:pPr>
+        <w:pBdr>
+          <w:left w:val="single" w:sz="18" w:space="12" w:color="B8860B"/>
+        </w:pBdr>
+        <w:shd w:val="clear" w:color="auto" w:fill="FBF6EA"/>
+        <w:spacing w:before="30" w:after="70"/>
+        <w:ind w:left="340" w:right="340"/>
+      </w:pPr>
+      <w:r>
+        <w:rPr>
+          <w:rFonts w:ascii="Georgia" w:hAnsi="Georgia" w:cs="Georgia"/>
+          <w:b/>
+          <w:i w:val="0"/>
+          <w:color w:val="222222"/>
+          <w:sz w:val="21"/>
+        </w:rPr>
+        <w:t>Aelwyn:</w:t>
+      </w:r>
+      <w:r>
+        <w:rPr>
+          <w:rFonts w:ascii="Georgia" w:hAnsi="Georgia" w:cs="Georgia"/>
+          <w:b w:val="0"/>
+          <w:i w:val="0"/>
+          <w:color w:val="222222"/>
+          <w:sz w:val="21"/>
+        </w:rPr>
+        <w:t xml:space="preserve"> “Go now, Guardians of Elaria. The road to Gearhaven awaits.”</w:t>
+      </w:r>
+    </w:p>
+    <w:p>
+      <w:pPr>
+        <w:pBdr>
+          <w:left w:val="single" w:sz="18" w:space="12" w:color="B8860B"/>
+        </w:pBdr>
+        <w:shd w:val="clear" w:color="auto" w:fill="FBF6EA"/>
+        <w:spacing w:before="30" w:after="70"/>
+        <w:ind w:left="340" w:right="340"/>
+      </w:pPr>
+      <w:r>
+        <w:rPr>
+          <w:rFonts w:ascii="Georgia" w:hAnsi="Georgia" w:cs="Georgia"/>
+          <w:b w:val="0"/>
+          <w:i w:val="0"/>
+          <w:color w:val="222222"/>
+          <w:sz w:val="21"/>
+        </w:rPr>
+        <w:t>With the map in hand, a leafy dinosaur trotting at their heels, and one last wave to a small fey creature in a laboratory window, the party steps out into the morning. The wind carries a whisper of adventure, and the promise of revelations to come.</w:t>
+      </w:r>
+    </w:p>
+    <w:p>
+      <w:pPr>
+        <w:keepNext/>
+        <w:spacing w:before="400" w:after="120"/>
+        <w:pBdr>
+          <w:bottom w:val="single" w:sz="6" w:space="4" w:color="B8860B"/>
+        </w:pBdr>
+      </w:pPr>
+      <w:r>
+        <w:rPr>
+          <w:rFonts w:ascii="Georgia" w:hAnsi="Georgia" w:cs="Georgia"/>
+          <w:b/>
+          <w:color w:val="B8860B"/>
+          <w:sz w:val="32"/>
+        </w:rPr>
+        <w:t>Part Three: The Wild Road</w:t>
+      </w:r>
+    </w:p>
+    <w:p>
+      <w:pPr>
+        <w:spacing w:before="120" w:after="200"/>
+      </w:pPr>
+      <w:r>
+        <w:rPr>
+          <w:rFonts w:ascii="Georgia" w:hAnsi="Georgia" w:cs="Georgia"/>
+          <w:b w:val="0"/>
+          <w:i/>
+          <w:color w:val="222222"/>
+          <w:sz w:val="21"/>
+        </w:rPr>
+        <w:t>The road south proved everything the professor promised: beautiful, strange, and increasingly full of teeth.</w:t>
+      </w:r>
+    </w:p>
+    <w:p>
+      <w:pPr>
+        <w:keepNext/>
+        <w:spacing w:before="220" w:after="60"/>
+      </w:pPr>
+      <w:r>
+        <w:rPr>
+          <w:rFonts w:ascii="Georgia" w:hAnsi="Georgia" w:cs="Georgia"/>
+          <w:b/>
+          <w:color w:val="A0522D"/>
+          <w:sz w:val="26"/>
+        </w:rPr>
+        <w:t>Shadowflame in Brambleshadow Thicket</w:t>
+      </w:r>
+    </w:p>
+    <w:p>
+      <w:pPr>
+        <w:pBdr>
+          <w:left w:val="single" w:sz="18" w:space="12" w:color="B8860B"/>
+        </w:pBdr>
+        <w:shd w:val="clear" w:color="auto" w:fill="FBF6EA"/>
+        <w:spacing w:before="30" w:after="70"/>
+        <w:ind w:left="340" w:right="340"/>
+      </w:pPr>
+      <w:r>
+        <w:rPr>
+          <w:rFonts w:ascii="Georgia" w:hAnsi="Georgia" w:cs="Georgia"/>
+          <w:b/>
+          <w:i w:val="0"/>
+          <w:color w:val="222222"/>
+          <w:sz w:val="21"/>
+        </w:rPr>
+        <w:t>Brambleshadow Thicket</w:t>
+      </w:r>
+      <w:r>
+        <w:rPr>
+          <w:rFonts w:ascii="Georgia" w:hAnsi="Georgia" w:cs="Georgia"/>
+          <w:b w:val="0"/>
+          <w:i w:val="0"/>
+          <w:color w:val="222222"/>
+          <w:sz w:val="21"/>
+        </w:rPr>
+        <w:t xml:space="preserve"> closes around the path like a dark, twisting tunnel. Gnarled branches knit overhead, thorny undergrowth crowds close, and shafts of pale sunlight struggle through the canopy. The air grows damp and cold, smelling of moss and something faintly metallic, like a storm that has not broken yet. Then, all at once, the birds stop singing.</w:t>
+      </w:r>
+    </w:p>
+    <w:p>
+      <w:pPr>
         <w:spacing w:after="0" w:before="0"/>
       </w:pPr>
       <w:r>
         <w:drawing>
-          <wp:anchor xmlns:a="http://schemas.openxmlformats.org/drawingml/2006/main" behindDoc="0" distT="91440" distB="91440" distL="201600" distR="0" simplePos="0" locked="0" layoutInCell="1" allowOverlap="1" relativeHeight="2">
+          <wp:anchor xmlns:a="http://schemas.openxmlformats.org/drawingml/2006/main" behindDoc="0" distT="91440" distB="91440" distL="201600" distR="0" simplePos="0" locked="0" layoutInCell="1" allowOverlap="0" relativeHeight="2">
             <wp:simplePos x="0" y="0"/>
             <wp:positionH relativeFrom="column">
               <wp:align>right</wp:align>
@@ -1298,7 +1701,7 @@
             <wp:positionV relativeFrom="paragraph">
               <wp:posOffset>0</wp:posOffset>
             </wp:positionV>
-            <wp:extent cx="2377440" cy="2377440"/>
+            <wp:extent cx="2286000" cy="2286000"/>
             <wp:effectExtent l="0" t="0" r="0" b="0"/>
             <wp:wrapSquare wrapText="bothSides"/>
             <wp:docPr id="6" name="Picture 6"/>
@@ -1319,7 +1722,7 @@
                   <pic:spPr>
                     <a:xfrm>
                       <a:off x="0" y="0"/>
-                      <a:ext cx="2377440" cy="2377440"/>
+                      <a:ext cx="2286000" cy="2286000"/>
                     </a:xfrm>
                     <a:prstGeom prst="rect"/>
                   </pic:spPr>
@@ -1333,31 +1736,21 @@
     <w:p>
       <w:pPr>
         <w:pBdr>
-          <w:left w:val="single" w:sz="18" w:space="12" w:color="B8860B"/>
+          <w:left w:val="single" w:sz="18" w:space="12" w:color="5B2A86"/>
         </w:pBdr>
-        <w:shd w:val="clear" w:color="auto" w:fill="FBF6EA"/>
+        <w:shd w:val="clear" w:color="auto" w:fill="F4F0FA"/>
         <w:spacing w:before="30" w:after="70"/>
         <w:ind w:left="340" w:right="340"/>
       </w:pPr>
-      <w:r>
-        <w:rPr>
-          <w:rFonts w:ascii="Georgia" w:hAnsi="Georgia" w:cs="Georgia"/>
-          <w:b/>
-          <w:i w:val="0"/>
-          <w:color w:val="222222"/>
-          <w:sz w:val="21"/>
-        </w:rPr>
-        <w:t>Aelwyn:</w:t>
-      </w:r>
       <w:r>
         <w:rPr>
           <w:rFonts w:ascii="Georgia" w:hAnsi="Georgia" w:cs="Georgia"/>
           <w:b w:val="0"/>
           <w:i w:val="0"/>
           <w:color w:val="222222"/>
-          <w:sz w:val="21"/>
-        </w:rPr>
-        <w:t xml:space="preserve"> “You know, the road to Gearhaven is long, and a laboratory full of planar creatures could use a friendly guide who speaks their language. Lickgloom would have a home here. Friends here. And you would always know where to find it.”</w:t>
+          <w:sz w:val="19"/>
+        </w:rPr>
+        <w:t>▶ Wisdom (Perception) DC 14 to notice the unnatural silence; Intelligence (Arcana) DC 15 to sense necrotic planar energy soaked into the shadows.</w:t>
       </w:r>
     </w:p>
     <w:p>
@@ -1372,22 +1765,22 @@
       <w:r>
         <w:rPr>
           <w:rFonts w:ascii="Georgia" w:hAnsi="Georgia" w:cs="Georgia"/>
+          <w:b/>
+          <w:i w:val="0"/>
+          <w:color w:val="222222"/>
+          <w:sz w:val="21"/>
+        </w:rPr>
+        <w:t>Ursa</w:t>
+      </w:r>
+      <w:r>
+        <w:rPr>
+          <w:rFonts w:ascii="Georgia" w:hAnsi="Georgia" w:cs="Georgia"/>
           <w:b w:val="0"/>
           <w:i w:val="0"/>
           <w:color w:val="222222"/>
           <w:sz w:val="21"/>
         </w:rPr>
-        <w:t xml:space="preserve">The party gathers around their first friend of the wilds. Lickgloom tilts its head, looks once at the door and the long road beyond it, then at the warm, wonder-crowded laboratory, and a feeling arrives in everyone's minds at once, wordless and content: </w:t>
-      </w:r>
-      <w:r>
-        <w:rPr>
-          <w:rFonts w:ascii="Georgia" w:hAnsi="Georgia" w:cs="Georgia"/>
-          <w:b w:val="0"/>
-          <w:i/>
-          <w:color w:val="222222"/>
-          <w:sz w:val="21"/>
-        </w:rPr>
-        <w:t>Home. Friends. Visit?</w:t>
+        <w:t>, whispering, his breath misting: “This does not feel right. Something is here. The forest itself feels sick.”</w:t>
       </w:r>
     </w:p>
     <w:p>
@@ -1402,12 +1795,22 @@
       <w:r>
         <w:rPr>
           <w:rFonts w:ascii="Georgia" w:hAnsi="Georgia" w:cs="Georgia"/>
+          <w:b w:val="0"/>
+          <w:i w:val="0"/>
+          <w:color w:val="222222"/>
+          <w:sz w:val="21"/>
+        </w:rPr>
+        <w:t xml:space="preserve">The mist thickens until the party can see barely twenty feet. The temperature plummets. A hollow laughter echoes through the trees, vibrating up through the ground, and from the swirling shadows two glowing eyes open. A twisted, flickering shape gathers itself out of dark purple flame: a </w:t>
+      </w:r>
+      <w:r>
+        <w:rPr>
+          <w:rFonts w:ascii="Georgia" w:hAnsi="Georgia" w:cs="Georgia"/>
           <w:b/>
           <w:i w:val="0"/>
           <w:color w:val="222222"/>
           <w:sz w:val="21"/>
         </w:rPr>
-        <w:t>Ursa</w:t>
+        <w:t>Shadowflame</w:t>
       </w:r>
       <w:r>
         <w:rPr>
@@ -1417,22 +1820,7 @@
           <w:color w:val="222222"/>
           <w:sz w:val="21"/>
         </w:rPr>
-        <w:t xml:space="preserve"> kneels and presses his forehead gently to Lickgloom's. “Visit. We promise. Every time we pass this way.” One long tongue wraps the whole party in a single ridiculous hug, and that is that. Guardians look after their friends, even when looking after them means letting them stay somewhere happy.</w:t>
-      </w:r>
-    </w:p>
-    <w:p>
-      <w:pPr>
-        <w:keepNext/>
-        <w:spacing w:before="220" w:after="60"/>
-      </w:pPr>
-      <w:r>
-        <w:rPr>
-          <w:rFonts w:ascii="Georgia" w:hAnsi="Georgia" w:cs="Georgia"/>
-          <w:b/>
-          <w:color w:val="A0522D"/>
-          <w:sz w:val="26"/>
-        </w:rPr>
-        <w:t>The Road to Gearhaven</w:t>
+        <w:t>, its jagged mouth curled into a grin, wisps of shadow trailing from its limbs like ghostly fire.</w:t>
       </w:r>
     </w:p>
     <w:p>
@@ -1447,299 +1835,31 @@
       <w:r>
         <w:rPr>
           <w:rFonts w:ascii="Georgia" w:hAnsi="Georgia" w:cs="Georgia"/>
+          <w:b/>
+          <w:i w:val="0"/>
+          <w:color w:val="222222"/>
+          <w:sz w:val="21"/>
+        </w:rPr>
+        <w:t>Shadowflame</w:t>
+      </w:r>
+      <w:r>
+        <w:rPr>
+          <w:rFonts w:ascii="Georgia" w:hAnsi="Georgia" w:cs="Georgia"/>
           <w:b w:val="0"/>
           <w:i w:val="0"/>
           <w:color w:val="222222"/>
           <w:sz w:val="21"/>
         </w:rPr>
-        <w:t>Aelwyn unrolls a traveling map across the table, the parchment crackling, and traces the southward road with one slender finger.</w:t>
+        <w:t>, in a whispery, disembodied voice: “Your fears are tasty... let me see them... let me taste them!”</w:t>
       </w:r>
     </w:p>
     <w:p>
       <w:pPr>
-        <w:pBdr>
-          <w:left w:val="single" w:sz="18" w:space="12" w:color="B8860B"/>
-        </w:pBdr>
-        <w:shd w:val="clear" w:color="auto" w:fill="FBF6EA"/>
-        <w:spacing w:before="30" w:after="70"/>
-        <w:ind w:left="340" w:right="340"/>
-      </w:pPr>
-      <w:r>
-        <w:rPr>
-          <w:rFonts w:ascii="Georgia" w:hAnsi="Georgia" w:cs="Georgia"/>
-          <w:b/>
-          <w:i w:val="0"/>
-          <w:color w:val="222222"/>
-          <w:sz w:val="21"/>
-        </w:rPr>
-        <w:t>Aelwyn:</w:t>
-      </w:r>
-      <w:r>
-        <w:rPr>
-          <w:rFonts w:ascii="Georgia" w:hAnsi="Georgia" w:cs="Georgia"/>
-          <w:b w:val="0"/>
-          <w:i w:val="0"/>
-          <w:color w:val="222222"/>
-          <w:sz w:val="21"/>
-        </w:rPr>
-        <w:t xml:space="preserve"> “First, </w:t>
-      </w:r>
-      <w:r>
-        <w:rPr>
-          <w:rFonts w:ascii="Georgia" w:hAnsi="Georgia" w:cs="Georgia"/>
-          <w:b/>
-          <w:i w:val="0"/>
-          <w:color w:val="222222"/>
-          <w:sz w:val="21"/>
-        </w:rPr>
-        <w:t>Brambleshadow Thicket</w:t>
-      </w:r>
-      <w:r>
-        <w:rPr>
-          <w:rFonts w:ascii="Georgia" w:hAnsi="Georgia" w:cs="Georgia"/>
-          <w:b w:val="0"/>
-          <w:i w:val="0"/>
-          <w:color w:val="222222"/>
-          <w:sz w:val="21"/>
-        </w:rPr>
-        <w:t xml:space="preserve">, a dense and thorny woodland of hidden pathways and mischievous fey. Stay alert; illusions are common there. Then </w:t>
-      </w:r>
-      <w:r>
-        <w:rPr>
-          <w:rFonts w:ascii="Georgia" w:hAnsi="Georgia" w:cs="Georgia"/>
-          <w:b/>
-          <w:i w:val="0"/>
-          <w:color w:val="222222"/>
-          <w:sz w:val="21"/>
-        </w:rPr>
-        <w:t>Whisperwind Meadow</w:t>
-      </w:r>
-      <w:r>
-        <w:rPr>
-          <w:rFonts w:ascii="Georgia" w:hAnsi="Georgia" w:cs="Georgia"/>
-          <w:b w:val="0"/>
-          <w:i w:val="0"/>
-          <w:color w:val="222222"/>
-          <w:sz w:val="21"/>
-        </w:rPr>
-        <w:t xml:space="preserve">, serene to look at, but the planar veil runs thin, and things from the Elemental Plane of Air sometimes wander through. Beyond that rise the </w:t>
-      </w:r>
-      <w:r>
-        <w:rPr>
-          <w:rFonts w:ascii="Georgia" w:hAnsi="Georgia" w:cs="Georgia"/>
-          <w:b/>
-          <w:i w:val="0"/>
-          <w:color w:val="222222"/>
-          <w:sz w:val="21"/>
-        </w:rPr>
-        <w:t>Ironroot Hills</w:t>
-      </w:r>
-      <w:r>
-        <w:rPr>
-          <w:rFonts w:ascii="Georgia" w:hAnsi="Georgia" w:cs="Georgia"/>
-          <w:b w:val="0"/>
-          <w:i w:val="0"/>
-          <w:color w:val="222222"/>
-          <w:sz w:val="21"/>
-        </w:rPr>
-        <w:t xml:space="preserve">, jagged rock and abandoned mines, home to creatures who do not take kindly to visitors. And at the last, </w:t>
-      </w:r>
-      <w:r>
-        <w:rPr>
-          <w:rFonts w:ascii="Georgia" w:hAnsi="Georgia" w:cs="Georgia"/>
-          <w:b/>
-          <w:i w:val="0"/>
-          <w:color w:val="222222"/>
-          <w:sz w:val="21"/>
-        </w:rPr>
-        <w:t>Stormwatch Cliffs</w:t>
-      </w:r>
-      <w:r>
-        <w:rPr>
-          <w:rFonts w:ascii="Georgia" w:hAnsi="Georgia" w:cs="Georgia"/>
-          <w:b w:val="0"/>
-          <w:i w:val="0"/>
-          <w:color w:val="222222"/>
-          <w:sz w:val="21"/>
-        </w:rPr>
-        <w:t xml:space="preserve">, where the lightning storms never quite end. Past the cliffs lies </w:t>
-      </w:r>
-      <w:r>
-        <w:rPr>
-          <w:rFonts w:ascii="Georgia" w:hAnsi="Georgia" w:cs="Georgia"/>
-          <w:b/>
-          <w:i w:val="0"/>
-          <w:color w:val="222222"/>
-          <w:sz w:val="21"/>
-        </w:rPr>
-        <w:t>Havenmoor</w:t>
-      </w:r>
-      <w:r>
-        <w:rPr>
-          <w:rFonts w:ascii="Georgia" w:hAnsi="Georgia" w:cs="Georgia"/>
-          <w:b w:val="0"/>
-          <w:i w:val="0"/>
-          <w:color w:val="222222"/>
-          <w:sz w:val="21"/>
-        </w:rPr>
-        <w:t>, a friendly coastal town. That will be your gateway to the seas: from Havenmoor you must take a ship onward toward Gearhaven.”</w:t>
-      </w:r>
-    </w:p>
-    <w:p>
-      <w:pPr>
-        <w:pBdr>
-          <w:left w:val="single" w:sz="18" w:space="12" w:color="B8860B"/>
-        </w:pBdr>
-        <w:shd w:val="clear" w:color="auto" w:fill="FBF6EA"/>
-        <w:spacing w:before="30" w:after="70"/>
-        <w:ind w:left="340" w:right="340"/>
-      </w:pPr>
-      <w:r>
-        <w:rPr>
-          <w:rFonts w:ascii="Georgia" w:hAnsi="Georgia" w:cs="Georgia"/>
-          <w:b w:val="0"/>
-          <w:i w:val="0"/>
-          <w:color w:val="222222"/>
-          <w:sz w:val="21"/>
-        </w:rPr>
-        <w:t>He rolls the map, ties it with a crimson ribbon, and presses it into their hands. Then he looks at each of them in turn. A hand on Lilly's shoulder: “Trust your bond with these magical creatures. Each step brings you closer.” A respectful nod to Ursa: “Your connection to the stars, and your father's legacy, will guide you through the unknown.” And a grin for Stabby: “Your spirit, wild and free, will cut through the chaos. Keep your blade sharp and your wit sharper.”</w:t>
-      </w:r>
-    </w:p>
-    <w:p>
-      <w:pPr>
-        <w:pBdr>
-          <w:left w:val="single" w:sz="18" w:space="12" w:color="B8860B"/>
-        </w:pBdr>
-        <w:shd w:val="clear" w:color="auto" w:fill="FBF6EA"/>
-        <w:spacing w:before="30" w:after="70"/>
-        <w:ind w:left="340" w:right="340"/>
-      </w:pPr>
-      <w:r>
-        <w:rPr>
-          <w:rFonts w:ascii="Georgia" w:hAnsi="Georgia" w:cs="Georgia"/>
-          <w:b/>
-          <w:i w:val="0"/>
-          <w:color w:val="222222"/>
-          <w:sz w:val="21"/>
-        </w:rPr>
-        <w:t>Aelwyn:</w:t>
-      </w:r>
-      <w:r>
-        <w:rPr>
-          <w:rFonts w:ascii="Georgia" w:hAnsi="Georgia" w:cs="Georgia"/>
-          <w:b w:val="0"/>
-          <w:i w:val="0"/>
-          <w:color w:val="222222"/>
-          <w:sz w:val="21"/>
-        </w:rPr>
-        <w:t xml:space="preserve"> “Go now, Guardians of Elaria. The road to Gearhaven awaits.”</w:t>
-      </w:r>
-    </w:p>
-    <w:p>
-      <w:pPr>
-        <w:pBdr>
-          <w:left w:val="single" w:sz="18" w:space="12" w:color="B8860B"/>
-        </w:pBdr>
-        <w:shd w:val="clear" w:color="auto" w:fill="FBF6EA"/>
-        <w:spacing w:before="30" w:after="70"/>
-        <w:ind w:left="340" w:right="340"/>
-      </w:pPr>
-      <w:r>
-        <w:rPr>
-          <w:rFonts w:ascii="Georgia" w:hAnsi="Georgia" w:cs="Georgia"/>
-          <w:b w:val="0"/>
-          <w:i w:val="0"/>
-          <w:color w:val="222222"/>
-          <w:sz w:val="21"/>
-        </w:rPr>
-        <w:t>With the map in hand, a leafy dinosaur trotting at their heels, and one last wave to a small fey creature in a laboratory window, the party steps out into the morning. The wind carries a whisper of adventure, and the promise of revelations to come.</w:t>
-      </w:r>
-    </w:p>
-    <w:p>
-      <w:pPr>
-        <w:keepNext/>
-        <w:spacing w:before="400" w:after="120"/>
-        <w:pBdr>
-          <w:bottom w:val="single" w:sz="6" w:space="4" w:color="B8860B"/>
-        </w:pBdr>
-      </w:pPr>
-      <w:r>
-        <w:rPr>
-          <w:rFonts w:ascii="Georgia" w:hAnsi="Georgia" w:cs="Georgia"/>
-          <w:b/>
-          <w:color w:val="B8860B"/>
-          <w:sz w:val="32"/>
-        </w:rPr>
-        <w:t>Part Three: The Wild Road</w:t>
-      </w:r>
-    </w:p>
-    <w:p>
-      <w:pPr>
-        <w:spacing w:before="120" w:after="200"/>
-      </w:pPr>
-      <w:r>
-        <w:rPr>
-          <w:rFonts w:ascii="Georgia" w:hAnsi="Georgia" w:cs="Georgia"/>
-          <w:b w:val="0"/>
-          <w:i/>
-          <w:color w:val="222222"/>
-          <w:sz w:val="21"/>
-        </w:rPr>
-        <w:t>The road south proved everything the professor promised: beautiful, strange, and increasingly full of teeth.</w:t>
-      </w:r>
-    </w:p>
-    <w:p>
-      <w:pPr>
-        <w:keepNext/>
-        <w:spacing w:before="220" w:after="60"/>
-      </w:pPr>
-      <w:r>
-        <w:rPr>
-          <w:rFonts w:ascii="Georgia" w:hAnsi="Georgia" w:cs="Georgia"/>
-          <w:b/>
-          <w:color w:val="A0522D"/>
-          <w:sz w:val="26"/>
-        </w:rPr>
-        <w:t>Shadowflame in Brambleshadow Thicket</w:t>
-      </w:r>
-    </w:p>
-    <w:p>
-      <w:pPr>
-        <w:pBdr>
-          <w:left w:val="single" w:sz="18" w:space="12" w:color="B8860B"/>
-        </w:pBdr>
-        <w:shd w:val="clear" w:color="auto" w:fill="FBF6EA"/>
-        <w:spacing w:before="30" w:after="70"/>
-        <w:ind w:left="340" w:right="340"/>
-      </w:pPr>
-      <w:r>
-        <w:rPr>
-          <w:rFonts w:ascii="Georgia" w:hAnsi="Georgia" w:cs="Georgia"/>
-          <w:b/>
-          <w:i w:val="0"/>
-          <w:color w:val="222222"/>
-          <w:sz w:val="21"/>
-        </w:rPr>
-        <w:t>Brambleshadow Thicket</w:t>
-      </w:r>
-      <w:r>
-        <w:rPr>
-          <w:rFonts w:ascii="Georgia" w:hAnsi="Georgia" w:cs="Georgia"/>
-          <w:b w:val="0"/>
-          <w:i w:val="0"/>
-          <w:color w:val="222222"/>
-          <w:sz w:val="21"/>
-        </w:rPr>
-        <w:t xml:space="preserve"> closes around the path like a dark, twisting tunnel. Gnarled branches knit overhead, thorny undergrowth crowds close, and shafts of pale sunlight struggle through the canopy. The air grows damp and cold, smelling of moss and something faintly metallic, like a storm that has not broken yet. Then, all at once, the birds stop singing.</w:t>
-      </w:r>
-    </w:p>
-    <w:p>
-      <w:pPr>
         <w:spacing w:after="0" w:before="0"/>
       </w:pPr>
       <w:r>
         <w:drawing>
-          <wp:anchor xmlns:a="http://schemas.openxmlformats.org/drawingml/2006/main" behindDoc="0" distT="91440" distB="91440" distL="201600" distR="0" simplePos="0" locked="0" layoutInCell="1" allowOverlap="1" relativeHeight="2">
+          <wp:anchor xmlns:a="http://schemas.openxmlformats.org/drawingml/2006/main" behindDoc="0" distT="91440" distB="91440" distL="201600" distR="0" simplePos="0" locked="0" layoutInCell="1" allowOverlap="0" relativeHeight="2">
             <wp:simplePos x="0" y="0"/>
             <wp:positionH relativeFrom="column">
               <wp:align>right</wp:align>
@@ -1796,7 +1916,27 @@
           <w:color w:val="222222"/>
           <w:sz w:val="19"/>
         </w:rPr>
-        <w:t>▶ Wisdom (Perception) DC 14 to notice the unnatural silence; Intelligence (Arcana) DC 15 to sense necrotic planar energy soaked into the shadows.</w:t>
+        <w:t xml:space="preserve">▶ </w:t>
+      </w:r>
+      <w:r>
+        <w:rPr>
+          <w:rFonts w:ascii="Georgia" w:hAnsi="Georgia" w:cs="Georgia"/>
+          <w:b/>
+          <w:i w:val="0"/>
+          <w:color w:val="222222"/>
+          <w:sz w:val="19"/>
+        </w:rPr>
+        <w:t>The fight.</w:t>
+      </w:r>
+      <w:r>
+        <w:rPr>
+          <w:rFonts w:ascii="Georgia" w:hAnsi="Georgia" w:cs="Georgia"/>
+          <w:b w:val="0"/>
+          <w:i w:val="0"/>
+          <w:color w:val="222222"/>
+          <w:sz w:val="19"/>
+        </w:rPr>
+        <w:t xml:space="preserve"> Shadowflame, CR 4 (appendix). It splits into three identical illusions; Intelligence (Arcana) or Wisdom (Perception) DC 18 to pick the real one. Terror Wave in a 15 foot cone (Wisdom DC 14 or frightened); Shadowmeld to teleport through the mist.</w:t>
       </w:r>
     </w:p>
     <w:p>
@@ -1811,22 +1951,12 @@
       <w:r>
         <w:rPr>
           <w:rFonts w:ascii="Georgia" w:hAnsi="Georgia" w:cs="Georgia"/>
-          <w:b/>
-          <w:i w:val="0"/>
-          <w:color w:val="222222"/>
-          <w:sz w:val="21"/>
-        </w:rPr>
-        <w:t>Ursa</w:t>
-      </w:r>
-      <w:r>
-        <w:rPr>
-          <w:rFonts w:ascii="Georgia" w:hAnsi="Georgia" w:cs="Georgia"/>
           <w:b w:val="0"/>
           <w:i w:val="0"/>
           <w:color w:val="222222"/>
           <w:sz w:val="21"/>
         </w:rPr>
-        <w:t>, whispering, his breath misting: “This does not feel right. Something is here. The forest itself feels sick.”</w:t>
+        <w:t>The clearing becomes a hall of dark mirrors. Four grinning shadows circle the party, moving as one, and blades pass through two of them before Lilly starts calling out which flame casts no light. Stabby is frightened for exactly one round, which he later denies. Floraburst's very first act as a companion is to snap a Razor Leaf through an illusion, and her second is to hit the real one. When the Shadowflame finally comes apart with a bone-chilling screech, the mist unravels with it.</w:t>
       </w:r>
     </w:p>
     <w:p>
@@ -1846,7 +1976,7 @@
           <w:color w:val="222222"/>
           <w:sz w:val="21"/>
         </w:rPr>
-        <w:t xml:space="preserve">The mist thickens until the party can see barely twenty feet. The temperature plummets. A hollow laughter echoes through the trees, vibrating up through the ground, and from the swirling shadows two glowing eyes open. A twisted, flickering shape gathers itself out of dark purple flame: a </w:t>
+        <w:t xml:space="preserve">Where it fell, a </w:t>
       </w:r>
       <w:r>
         <w:rPr>
@@ -1856,7 +1986,7 @@
           <w:color w:val="222222"/>
           <w:sz w:val="21"/>
         </w:rPr>
-        <w:t>Shadowflame</w:t>
+        <w:t>Dark Mote</w:t>
       </w:r>
       <w:r>
         <w:rPr>
@@ -1866,7 +1996,7 @@
           <w:color w:val="222222"/>
           <w:sz w:val="21"/>
         </w:rPr>
-        <w:t>, its jagged mouth curled into a grin, wisps of shadow trailing from its limbs like ghostly fire.</w:t>
+        <w:t xml:space="preserve"> lingers, swirling with shadowy energy, pulsing faintly before it fades into the cold air. It does not feel like the others.</w:t>
       </w:r>
     </w:p>
     <w:p>
@@ -1886,7 +2016,7 @@
           <w:color w:val="222222"/>
           <w:sz w:val="21"/>
         </w:rPr>
-        <w:t>Shadowflame</w:t>
+        <w:t>Ursa</w:t>
       </w:r>
       <w:r>
         <w:rPr>
@@ -1896,16 +2026,71 @@
           <w:color w:val="222222"/>
           <w:sz w:val="21"/>
         </w:rPr>
-        <w:t>, in a whispery, disembodied voice: “Your fears are tasty... let me see them... let me taste them!”</w:t>
+        <w:t xml:space="preserve">, shivering: “These motes... it is like each one is a piece of something much bigger.” </w:t>
+      </w:r>
+      <w:r>
+        <w:rPr>
+          <w:rFonts w:ascii="Georgia" w:hAnsi="Georgia" w:cs="Georgia"/>
+          <w:b/>
+          <w:i w:val="0"/>
+          <w:color w:val="222222"/>
+          <w:sz w:val="21"/>
+        </w:rPr>
+        <w:t>Lilly</w:t>
+      </w:r>
+      <w:r>
+        <w:rPr>
+          <w:rFonts w:ascii="Georgia" w:hAnsi="Georgia" w:cs="Georgia"/>
+          <w:b w:val="0"/>
+          <w:i w:val="0"/>
+          <w:color w:val="222222"/>
+          <w:sz w:val="21"/>
+        </w:rPr>
+        <w:t xml:space="preserve">, watching the Essence Sphere stir faintly in response: “Then we keep collecting the pieces. For the world, and for Pikachu.” </w:t>
+      </w:r>
+      <w:r>
+        <w:rPr>
+          <w:rFonts w:ascii="Georgia" w:hAnsi="Georgia" w:cs="Georgia"/>
+          <w:b/>
+          <w:i w:val="0"/>
+          <w:color w:val="222222"/>
+          <w:sz w:val="21"/>
+        </w:rPr>
+        <w:t>Stabby</w:t>
+      </w:r>
+      <w:r>
+        <w:rPr>
+          <w:rFonts w:ascii="Georgia" w:hAnsi="Georgia" w:cs="Georgia"/>
+          <w:b w:val="0"/>
+          <w:i w:val="0"/>
+          <w:color w:val="222222"/>
+          <w:sz w:val="21"/>
+        </w:rPr>
+        <w:t>, grinning: “More shadows, more fights! We are going to need sharper swords!”</w:t>
       </w:r>
     </w:p>
     <w:p>
       <w:pPr>
+        <w:keepNext/>
+        <w:spacing w:before="220" w:after="60"/>
+      </w:pPr>
+      <w:r>
+        <w:rPr>
+          <w:rFonts w:ascii="Georgia" w:hAnsi="Georgia" w:cs="Georgia"/>
+          <w:b/>
+          <w:color w:val="A0522D"/>
+          <w:sz w:val="26"/>
+        </w:rPr>
+        <w:t>Whisperwind Meadow</w:t>
+      </w:r>
+    </w:p>
+    <w:p>
+      <w:pPr>
         <w:spacing w:after="0" w:before="0"/>
       </w:pPr>
       <w:r>
         <w:drawing>
-          <wp:anchor xmlns:a="http://schemas.openxmlformats.org/drawingml/2006/main" behindDoc="0" distT="91440" distB="91440" distL="201600" distR="0" simplePos="0" locked="0" layoutInCell="1" allowOverlap="1" relativeHeight="2">
+          <wp:anchor xmlns:a="http://schemas.openxmlformats.org/drawingml/2006/main" behindDoc="0" distT="91440" distB="91440" distL="201600" distR="0" simplePos="0" locked="0" layoutInCell="1" allowOverlap="0" relativeHeight="2">
             <wp:simplePos x="0" y="0"/>
             <wp:positionH relativeFrom="column">
               <wp:align>right</wp:align>
@@ -1913,7 +2098,7 @@
             <wp:positionV relativeFrom="paragraph">
               <wp:posOffset>0</wp:posOffset>
             </wp:positionV>
-            <wp:extent cx="2286000" cy="2286000"/>
+            <wp:extent cx="2194560" cy="2194560"/>
             <wp:effectExtent l="0" t="0" r="0" b="0"/>
             <wp:wrapSquare wrapText="bothSides"/>
             <wp:docPr id="8" name="Picture 8"/>
@@ -1934,7 +2119,7 @@
                   <pic:spPr>
                     <a:xfrm>
                       <a:off x="0" y="0"/>
-                      <a:ext cx="2286000" cy="2286000"/>
+                      <a:ext cx="2194560" cy="2194560"/>
                     </a:xfrm>
                     <a:prstGeom prst="rect"/>
                   </pic:spPr>
@@ -1948,9 +2133,9 @@
     <w:p>
       <w:pPr>
         <w:pBdr>
-          <w:left w:val="single" w:sz="18" w:space="12" w:color="5B2A86"/>
+          <w:left w:val="single" w:sz="18" w:space="12" w:color="B8860B"/>
         </w:pBdr>
-        <w:shd w:val="clear" w:color="auto" w:fill="F4F0FA"/>
+        <w:shd w:val="clear" w:color="auto" w:fill="FBF6EA"/>
         <w:spacing w:before="30" w:after="70"/>
         <w:ind w:left="340" w:right="340"/>
       </w:pPr>
@@ -1960,9 +2145,9 @@
           <w:b w:val="0"/>
           <w:i w:val="0"/>
           <w:color w:val="222222"/>
-          <w:sz w:val="19"/>
-        </w:rPr>
-        <w:t xml:space="preserve">▶ </w:t>
+          <w:sz w:val="21"/>
+        </w:rPr>
+        <w:t xml:space="preserve">Beyond the thicket the land opens into </w:t>
       </w:r>
       <w:r>
         <w:rPr>
@@ -1970,9 +2155,9 @@
           <w:b/>
           <w:i w:val="0"/>
           <w:color w:val="222222"/>
-          <w:sz w:val="19"/>
-        </w:rPr>
-        <w:t>The fight.</w:t>
+          <w:sz w:val="21"/>
+        </w:rPr>
+        <w:t>Whisperwind Meadow</w:t>
       </w:r>
       <w:r>
         <w:rPr>
@@ -1980,9 +2165,24 @@
           <w:b w:val="0"/>
           <w:i w:val="0"/>
           <w:color w:val="222222"/>
-          <w:sz w:val="19"/>
-        </w:rPr>
-        <w:t xml:space="preserve"> Shadowflame, CR 4 (appendix). It splits into three identical illusions; Intelligence (Arcana) or Wisdom (Perception) DC 18 to pick the real one. Terror Wave in a 15 foot cone (Wisdom DC 14 or frightened); Shadowmeld to teleport through the mist.</w:t>
+          <w:sz w:val="21"/>
+        </w:rPr>
+        <w:t>, and for one golden afternoon the road is kind. The grass runs in long silver waves, and the wind moving through it truly does whisper, half-words in no language anyone knows, as if the air itself is talking in its sleep. The veil is thin here; everyone can feel it, a hum behind the breastbone. But nothing wicked wanders through today. Floraburst dozes on Ursa's pack with her bud turned to the sun, and the Guardians let the meadow's strange lullaby carry them south.</w:t>
+      </w:r>
+    </w:p>
+    <w:p>
+      <w:pPr>
+        <w:keepNext/>
+        <w:spacing w:before="220" w:after="60"/>
+      </w:pPr>
+      <w:r>
+        <w:rPr>
+          <w:rFonts w:ascii="Georgia" w:hAnsi="Georgia" w:cs="Georgia"/>
+          <w:b/>
+          <w:color w:val="A0522D"/>
+          <w:sz w:val="26"/>
+        </w:rPr>
+        <w:t>The Talking Beasts of the Mistwood Path</w:t>
       </w:r>
     </w:p>
     <w:p>
@@ -2002,18 +2202,18 @@
           <w:color w:val="222222"/>
           <w:sz w:val="21"/>
         </w:rPr>
-        <w:t>The clearing becomes a hall of dark mirrors. Four grinning shadows circle the party, moving as one, and blades pass through two of them before Lilly starts calling out which flame casts no light. Stabby is frightened for exactly one round, which he later denies. Floraburst's very first act as a companion is to snap a Razor Leaf through an illusion, and her second is to hit the real one. When the Shadowflame finally comes apart with a bone-chilling screech, the mist unravels with it.</w:t>
-      </w:r>
-    </w:p>
-    <w:p>
-      <w:pPr>
-        <w:pBdr>
-          <w:left w:val="single" w:sz="18" w:space="12" w:color="B8860B"/>
-        </w:pBdr>
-        <w:shd w:val="clear" w:color="auto" w:fill="FBF6EA"/>
-        <w:spacing w:before="30" w:after="70"/>
-        <w:ind w:left="340" w:right="340"/>
-      </w:pPr>
+        <w:t xml:space="preserve">Where the meadow meets the old forest, the trail dives into the </w:t>
+      </w:r>
+      <w:r>
+        <w:rPr>
+          <w:rFonts w:ascii="Georgia" w:hAnsi="Georgia" w:cs="Georgia"/>
+          <w:b/>
+          <w:i w:val="0"/>
+          <w:color w:val="222222"/>
+          <w:sz w:val="21"/>
+        </w:rPr>
+        <w:t>Mistwood Path</w:t>
+      </w:r>
       <w:r>
         <w:rPr>
           <w:rFonts w:ascii="Georgia" w:hAnsi="Georgia" w:cs="Georgia"/>
@@ -2022,121 +2222,16 @@
           <w:color w:val="222222"/>
           <w:sz w:val="21"/>
         </w:rPr>
-        <w:t xml:space="preserve">Where it fell, a </w:t>
-      </w:r>
-      <w:r>
-        <w:rPr>
-          <w:rFonts w:ascii="Georgia" w:hAnsi="Georgia" w:cs="Georgia"/>
-          <w:b/>
-          <w:i w:val="0"/>
-          <w:color w:val="222222"/>
-          <w:sz w:val="21"/>
-        </w:rPr>
-        <w:t>Dark Mote</w:t>
-      </w:r>
-      <w:r>
-        <w:rPr>
-          <w:rFonts w:ascii="Georgia" w:hAnsi="Georgia" w:cs="Georgia"/>
-          <w:b w:val="0"/>
-          <w:i w:val="0"/>
-          <w:color w:val="222222"/>
-          <w:sz w:val="21"/>
-        </w:rPr>
-        <w:t xml:space="preserve"> lingers, swirling with shadowy energy, pulsing faintly before it fades into the cold air. It does not feel like the others.</w:t>
+        <w:t>, and the fog comes back with a grudge. Twisted trees knit out the sun, the mist curls around ankles, and every footstep lands muffled, as if the forest is holding a pillow over the sound.</w:t>
       </w:r>
     </w:p>
     <w:p>
       <w:pPr>
-        <w:pBdr>
-          <w:left w:val="single" w:sz="18" w:space="12" w:color="B8860B"/>
-        </w:pBdr>
-        <w:shd w:val="clear" w:color="auto" w:fill="FBF6EA"/>
-        <w:spacing w:before="30" w:after="70"/>
-        <w:ind w:left="340" w:right="340"/>
-      </w:pPr>
-      <w:r>
-        <w:rPr>
-          <w:rFonts w:ascii="Georgia" w:hAnsi="Georgia" w:cs="Georgia"/>
-          <w:b/>
-          <w:i w:val="0"/>
-          <w:color w:val="222222"/>
-          <w:sz w:val="21"/>
-        </w:rPr>
-        <w:t>Ursa</w:t>
-      </w:r>
-      <w:r>
-        <w:rPr>
-          <w:rFonts w:ascii="Georgia" w:hAnsi="Georgia" w:cs="Georgia"/>
-          <w:b w:val="0"/>
-          <w:i w:val="0"/>
-          <w:color w:val="222222"/>
-          <w:sz w:val="21"/>
-        </w:rPr>
-        <w:t xml:space="preserve">, shivering: “These motes... it is like each one is a piece of something much bigger.” </w:t>
-      </w:r>
-      <w:r>
-        <w:rPr>
-          <w:rFonts w:ascii="Georgia" w:hAnsi="Georgia" w:cs="Georgia"/>
-          <w:b/>
-          <w:i w:val="0"/>
-          <w:color w:val="222222"/>
-          <w:sz w:val="21"/>
-        </w:rPr>
-        <w:t>Lilly</w:t>
-      </w:r>
-      <w:r>
-        <w:rPr>
-          <w:rFonts w:ascii="Georgia" w:hAnsi="Georgia" w:cs="Georgia"/>
-          <w:b w:val="0"/>
-          <w:i w:val="0"/>
-          <w:color w:val="222222"/>
-          <w:sz w:val="21"/>
-        </w:rPr>
-        <w:t xml:space="preserve">, watching the Essence Sphere stir faintly in response: “Then we keep collecting the pieces. For the world, and for Pikachu.” </w:t>
-      </w:r>
-      <w:r>
-        <w:rPr>
-          <w:rFonts w:ascii="Georgia" w:hAnsi="Georgia" w:cs="Georgia"/>
-          <w:b/>
-          <w:i w:val="0"/>
-          <w:color w:val="222222"/>
-          <w:sz w:val="21"/>
-        </w:rPr>
-        <w:t>Stabby</w:t>
-      </w:r>
-      <w:r>
-        <w:rPr>
-          <w:rFonts w:ascii="Georgia" w:hAnsi="Georgia" w:cs="Georgia"/>
-          <w:b w:val="0"/>
-          <w:i w:val="0"/>
-          <w:color w:val="222222"/>
-          <w:sz w:val="21"/>
-        </w:rPr>
-        <w:t>, grinning: “More shadows, more fights! We are going to need sharper swords!”</w:t>
-      </w:r>
-    </w:p>
-    <w:p>
-      <w:pPr>
-        <w:keepNext/>
-        <w:spacing w:before="220" w:after="60"/>
-      </w:pPr>
-      <w:r>
-        <w:rPr>
-          <w:rFonts w:ascii="Georgia" w:hAnsi="Georgia" w:cs="Georgia"/>
-          <w:b/>
-          <w:color w:val="A0522D"/>
-          <w:sz w:val="26"/>
-        </w:rPr>
-        <w:t>Whisperwind Meadow</w:t>
-      </w:r>
-    </w:p>
-    <w:p>
-      <w:pPr>
         <w:spacing w:after="0" w:before="0"/>
       </w:pPr>
       <w:r>
         <w:drawing>
-          <wp:anchor xmlns:a="http://schemas.openxmlformats.org/drawingml/2006/main" behindDoc="0" distT="91440" distB="91440" distL="201600" distR="0" simplePos="0" locked="0" layoutInCell="1" allowOverlap="1" relativeHeight="2">
+          <wp:anchor xmlns:a="http://schemas.openxmlformats.org/drawingml/2006/main" behindDoc="0" distT="91440" distB="91440" distL="201600" distR="0" simplePos="0" locked="0" layoutInCell="1" allowOverlap="0" relativeHeight="2">
             <wp:simplePos x="0" y="0"/>
             <wp:positionH relativeFrom="column">
               <wp:align>right</wp:align>
@@ -2144,7 +2239,7 @@
             <wp:positionV relativeFrom="paragraph">
               <wp:posOffset>0</wp:posOffset>
             </wp:positionV>
-            <wp:extent cx="2194560" cy="2194560"/>
+            <wp:extent cx="2377440" cy="2377440"/>
             <wp:effectExtent l="0" t="0" r="0" b="0"/>
             <wp:wrapSquare wrapText="bothSides"/>
             <wp:docPr id="9" name="Picture 9"/>
@@ -2165,7 +2260,7 @@
                   <pic:spPr>
                     <a:xfrm>
                       <a:off x="0" y="0"/>
-                      <a:ext cx="2194560" cy="2194560"/>
+                      <a:ext cx="2377440" cy="2377440"/>
                     </a:xfrm>
                     <a:prstGeom prst="rect"/>
                   </pic:spPr>
@@ -2179,9 +2274,9 @@
     <w:p>
       <w:pPr>
         <w:pBdr>
-          <w:left w:val="single" w:sz="18" w:space="12" w:color="B8860B"/>
+          <w:left w:val="single" w:sz="18" w:space="12" w:color="5B2A86"/>
         </w:pBdr>
-        <w:shd w:val="clear" w:color="auto" w:fill="FBF6EA"/>
+        <w:shd w:val="clear" w:color="auto" w:fill="F4F0FA"/>
         <w:spacing w:before="30" w:after="70"/>
         <w:ind w:left="340" w:right="340"/>
       </w:pPr>
@@ -2191,44 +2286,9 @@
           <w:b w:val="0"/>
           <w:i w:val="0"/>
           <w:color w:val="222222"/>
-          <w:sz w:val="21"/>
-        </w:rPr>
-        <w:t xml:space="preserve">Beyond the thicket the land opens into </w:t>
-      </w:r>
-      <w:r>
-        <w:rPr>
-          <w:rFonts w:ascii="Georgia" w:hAnsi="Georgia" w:cs="Georgia"/>
-          <w:b/>
-          <w:i w:val="0"/>
-          <w:color w:val="222222"/>
-          <w:sz w:val="21"/>
-        </w:rPr>
-        <w:t>Whisperwind Meadow</w:t>
-      </w:r>
-      <w:r>
-        <w:rPr>
-          <w:rFonts w:ascii="Georgia" w:hAnsi="Georgia" w:cs="Georgia"/>
-          <w:b w:val="0"/>
-          <w:i w:val="0"/>
-          <w:color w:val="222222"/>
-          <w:sz w:val="21"/>
-        </w:rPr>
-        <w:t>, and for one golden afternoon the road is kind. The grass runs in long silver waves, and the wind moving through it truly does whisper, half-words in no language anyone knows, as if the air itself is talking in its sleep. The veil is thin here; everyone can feel it, a hum behind the breastbone. But nothing wicked wanders through today. Floraburst dozes on Ursa's pack with her bud turned to the sun, and the Guardians let the meadow's strange lullaby carry them south.</w:t>
-      </w:r>
-    </w:p>
-    <w:p>
-      <w:pPr>
-        <w:keepNext/>
-        <w:spacing w:before="220" w:after="60"/>
-      </w:pPr>
-      <w:r>
-        <w:rPr>
-          <w:rFonts w:ascii="Georgia" w:hAnsi="Georgia" w:cs="Georgia"/>
-          <w:b/>
-          <w:color w:val="A0522D"/>
-          <w:sz w:val="26"/>
-        </w:rPr>
-        <w:t>The Talking Beasts of the Mistwood Path</w:t>
+          <w:sz w:val="19"/>
+        </w:rPr>
+        <w:t>▶ Wisdom (Perception) DC 15: shapes flickering in the fog, pacing the party. Wisdom (Survival) DC 14: padded tracks that stop abruptly, mid-stride. Intelligence (Arcana) DC 16: planar distortion is warping the creatures here, granting them abilities they should not have.</w:t>
       </w:r>
     </w:p>
     <w:p>
@@ -2243,12 +2303,42 @@
       <w:r>
         <w:rPr>
           <w:rFonts w:ascii="Georgia" w:hAnsi="Georgia" w:cs="Georgia"/>
+          <w:b/>
+          <w:i w:val="0"/>
+          <w:color w:val="222222"/>
+          <w:sz w:val="21"/>
+        </w:rPr>
+        <w:t>Ursa</w:t>
+      </w:r>
+      <w:r>
+        <w:rPr>
+          <w:rFonts w:ascii="Georgia" w:hAnsi="Georgia" w:cs="Georgia"/>
           <w:b w:val="0"/>
           <w:i w:val="0"/>
           <w:color w:val="222222"/>
           <w:sz w:val="21"/>
         </w:rPr>
-        <w:t xml:space="preserve">Where the meadow meets the old forest, the trail dives into the </w:t>
+        <w:t>, crouched over the tracks: “They just... stop. These creatures are moving in ways they should not be.”</w:t>
+      </w:r>
+    </w:p>
+    <w:p>
+      <w:pPr>
+        <w:pBdr>
+          <w:left w:val="single" w:sz="18" w:space="12" w:color="B8860B"/>
+        </w:pBdr>
+        <w:shd w:val="clear" w:color="auto" w:fill="FBF6EA"/>
+        <w:spacing w:before="30" w:after="70"/>
+        <w:ind w:left="340" w:right="340"/>
+      </w:pPr>
+      <w:r>
+        <w:rPr>
+          <w:rFonts w:ascii="Georgia" w:hAnsi="Georgia" w:cs="Georgia"/>
+          <w:b w:val="0"/>
+          <w:i w:val="0"/>
+          <w:color w:val="222222"/>
+          <w:sz w:val="21"/>
+        </w:rPr>
+        <w:t xml:space="preserve">A low growl rolls out of the fog, then a sharp whip-crack. Two </w:t>
       </w:r>
       <w:r>
         <w:rPr>
@@ -2258,7 +2348,7 @@
           <w:color w:val="222222"/>
           <w:sz w:val="21"/>
         </w:rPr>
-        <w:t>Mistwood Path</w:t>
+        <w:t>Displacer Beasts</w:t>
       </w:r>
       <w:r>
         <w:rPr>
@@ -2268,16 +2358,311 @@
           <w:color w:val="222222"/>
           <w:sz w:val="21"/>
         </w:rPr>
-        <w:t>, and the fog comes back with a grudge. Twisted trees knit out the sun, the mist curls around ankles, and every footstep lands muffled, as if the forest is holding a pillow over the sound.</w:t>
+        <w:t xml:space="preserve"> flow out of the white: sleek, six-legged, black as spilled ink, long barbed tentacles lashing over their shoulders. Their outlines shimmer and slide, each one standing a step to the left of wherever it actually is. And then comes the thing that makes the party's blood run colder than the fog. The beasts </w:t>
+      </w:r>
+      <w:r>
+        <w:rPr>
+          <w:rFonts w:ascii="Georgia" w:hAnsi="Georgia" w:cs="Georgia"/>
+          <w:b w:val="0"/>
+          <w:i/>
+          <w:color w:val="222222"/>
+          <w:sz w:val="21"/>
+        </w:rPr>
+        <w:t>speak</w:t>
+      </w:r>
+      <w:r>
+        <w:rPr>
+          <w:rFonts w:ascii="Georgia" w:hAnsi="Georgia" w:cs="Georgia"/>
+          <w:b w:val="0"/>
+          <w:i w:val="0"/>
+          <w:color w:val="222222"/>
+          <w:sz w:val="21"/>
+        </w:rPr>
+        <w:t>.</w:t>
       </w:r>
     </w:p>
     <w:p>
       <w:pPr>
+        <w:pBdr>
+          <w:left w:val="single" w:sz="18" w:space="12" w:color="B8860B"/>
+        </w:pBdr>
+        <w:shd w:val="clear" w:color="auto" w:fill="FBF6EA"/>
+        <w:spacing w:before="30" w:after="70"/>
+        <w:ind w:left="340" w:right="340"/>
+      </w:pPr>
+      <w:r>
+        <w:rPr>
+          <w:rFonts w:ascii="Georgia" w:hAnsi="Georgia" w:cs="Georgia"/>
+          <w:b/>
+          <w:i w:val="0"/>
+          <w:color w:val="222222"/>
+          <w:sz w:val="21"/>
+        </w:rPr>
+        <w:t>First beast</w:t>
+      </w:r>
+      <w:r>
+        <w:rPr>
+          <w:rFonts w:ascii="Georgia" w:hAnsi="Georgia" w:cs="Georgia"/>
+          <w:b w:val="0"/>
+          <w:i w:val="0"/>
+          <w:color w:val="222222"/>
+          <w:sz w:val="21"/>
+        </w:rPr>
+        <w:t xml:space="preserve">, flickering in and out of sight: “Fresh prey... too easy.” </w:t>
+      </w:r>
+      <w:r>
+        <w:rPr>
+          <w:rFonts w:ascii="Georgia" w:hAnsi="Georgia" w:cs="Georgia"/>
+          <w:b/>
+          <w:i w:val="0"/>
+          <w:color w:val="222222"/>
+          <w:sz w:val="21"/>
+        </w:rPr>
+        <w:t>Second beast</w:t>
+      </w:r>
+      <w:r>
+        <w:rPr>
+          <w:rFonts w:ascii="Georgia" w:hAnsi="Georgia" w:cs="Georgia"/>
+          <w:b w:val="0"/>
+          <w:i w:val="0"/>
+          <w:color w:val="222222"/>
+          <w:sz w:val="21"/>
+        </w:rPr>
+        <w:t>, tentacles lashing: “They will never see it coming.”</w:t>
+      </w:r>
+    </w:p>
+    <w:p>
+      <w:pPr>
+        <w:pBdr>
+          <w:left w:val="single" w:sz="18" w:space="12" w:color="B8860B"/>
+        </w:pBdr>
+        <w:shd w:val="clear" w:color="auto" w:fill="FBF6EA"/>
+        <w:spacing w:before="30" w:after="70"/>
+        <w:ind w:left="340" w:right="340"/>
+      </w:pPr>
+      <w:r>
+        <w:rPr>
+          <w:rFonts w:ascii="Georgia" w:hAnsi="Georgia" w:cs="Georgia"/>
+          <w:b w:val="0"/>
+          <w:i w:val="0"/>
+          <w:color w:val="222222"/>
+          <w:sz w:val="21"/>
+        </w:rPr>
+        <w:t>Displacer beasts do not talk. Everyone knows displacer beasts do not talk. The fog suddenly feels less like weather and more like a doorway someone left open.</w:t>
+      </w:r>
+    </w:p>
+    <w:p>
+      <w:pPr>
+        <w:pBdr>
+          <w:left w:val="single" w:sz="18" w:space="12" w:color="5B2A86"/>
+        </w:pBdr>
+        <w:shd w:val="clear" w:color="auto" w:fill="F4F0FA"/>
+        <w:spacing w:before="30" w:after="70"/>
+        <w:ind w:left="340" w:right="340"/>
+      </w:pPr>
+      <w:r>
+        <w:rPr>
+          <w:rFonts w:ascii="Georgia" w:hAnsi="Georgia" w:cs="Georgia"/>
+          <w:b w:val="0"/>
+          <w:i w:val="0"/>
+          <w:color w:val="222222"/>
+          <w:sz w:val="19"/>
+        </w:rPr>
+        <w:t xml:space="preserve">▶ </w:t>
+      </w:r>
+      <w:r>
+        <w:rPr>
+          <w:rFonts w:ascii="Georgia" w:hAnsi="Georgia" w:cs="Georgia"/>
+          <w:b/>
+          <w:i w:val="0"/>
+          <w:color w:val="222222"/>
+          <w:sz w:val="19"/>
+        </w:rPr>
+        <w:t>The fight.</w:t>
+      </w:r>
+      <w:r>
+        <w:rPr>
+          <w:rFonts w:ascii="Georgia" w:hAnsi="Georgia" w:cs="Georgia"/>
+          <w:b w:val="0"/>
+          <w:i w:val="0"/>
+          <w:color w:val="222222"/>
+          <w:sz w:val="19"/>
+        </w:rPr>
+        <w:t xml:space="preserve"> Two displacer beasts (appendix). Displacement: attacks against each beast have disadvantage until it takes damage. Ursa's Faerie Fire stripped the trick away, and Stabby deflected a tentacle mid-swing to turn the tide.</w:t>
+      </w:r>
+    </w:p>
+    <w:p>
+      <w:pPr>
+        <w:pBdr>
+          <w:left w:val="single" w:sz="18" w:space="12" w:color="B8860B"/>
+        </w:pBdr>
+        <w:shd w:val="clear" w:color="auto" w:fill="FBF6EA"/>
+        <w:spacing w:before="30" w:after="70"/>
+        <w:ind w:left="340" w:right="340"/>
+      </w:pPr>
+      <w:r>
+        <w:rPr>
+          <w:rFonts w:ascii="Georgia" w:hAnsi="Georgia" w:cs="Georgia"/>
+          <w:b w:val="0"/>
+          <w:i w:val="0"/>
+          <w:color w:val="222222"/>
+          <w:sz w:val="21"/>
+        </w:rPr>
+        <w:t>When the beasts finally fall, their bodies shimmer and dissolve into wisps of mist, leaving only faint outlines on the ground. And beneath where they fell, strange runes lie etched into the forest floor, pulsing with a dark planar light.</w:t>
+      </w:r>
+    </w:p>
+    <w:p>
+      <w:pPr>
+        <w:pBdr>
+          <w:left w:val="single" w:sz="18" w:space="12" w:color="5B2A86"/>
+        </w:pBdr>
+        <w:shd w:val="clear" w:color="auto" w:fill="F4F0FA"/>
+        <w:spacing w:before="30" w:after="70"/>
+        <w:ind w:left="340" w:right="340"/>
+      </w:pPr>
+      <w:r>
+        <w:rPr>
+          <w:rFonts w:ascii="Georgia" w:hAnsi="Georgia" w:cs="Georgia"/>
+          <w:b w:val="0"/>
+          <w:i w:val="0"/>
+          <w:color w:val="222222"/>
+          <w:sz w:val="19"/>
+        </w:rPr>
+        <w:t>▶ Intelligence (Arcana) DC 15: the runes are tears in the fabric of reality, seams where creatures from other planes seep into this one.</w:t>
+      </w:r>
+    </w:p>
+    <w:p>
+      <w:pPr>
+        <w:pBdr>
+          <w:left w:val="single" w:sz="18" w:space="12" w:color="B8860B"/>
+        </w:pBdr>
+        <w:shd w:val="clear" w:color="auto" w:fill="FBF6EA"/>
+        <w:spacing w:before="30" w:after="70"/>
+        <w:ind w:left="340" w:right="340"/>
+      </w:pPr>
+      <w:r>
+        <w:rPr>
+          <w:rFonts w:ascii="Georgia" w:hAnsi="Georgia" w:cs="Georgia"/>
+          <w:b/>
+          <w:i w:val="0"/>
+          <w:color w:val="222222"/>
+          <w:sz w:val="21"/>
+        </w:rPr>
+        <w:t>Lilly</w:t>
+      </w:r>
+      <w:r>
+        <w:rPr>
+          <w:rFonts w:ascii="Georgia" w:hAnsi="Georgia" w:cs="Georgia"/>
+          <w:b w:val="0"/>
+          <w:i w:val="0"/>
+          <w:color w:val="222222"/>
+          <w:sz w:val="21"/>
+        </w:rPr>
+        <w:t xml:space="preserve">, tracing the air above the runes: “These symbols are like cracks in a mirror. The boundaries between the planes are breaking down.” </w:t>
+      </w:r>
+      <w:r>
+        <w:rPr>
+          <w:rFonts w:ascii="Georgia" w:hAnsi="Georgia" w:cs="Georgia"/>
+          <w:b/>
+          <w:i w:val="0"/>
+          <w:color w:val="222222"/>
+          <w:sz w:val="21"/>
+        </w:rPr>
+        <w:t>Ursa:</w:t>
+      </w:r>
+      <w:r>
+        <w:rPr>
+          <w:rFonts w:ascii="Georgia" w:hAnsi="Georgia" w:cs="Georgia"/>
+          <w:b w:val="0"/>
+          <w:i w:val="0"/>
+          <w:color w:val="222222"/>
+          <w:sz w:val="21"/>
+        </w:rPr>
+        <w:t xml:space="preserve"> “Then worse things than talking cats are going to come through.” </w:t>
+      </w:r>
+      <w:r>
+        <w:rPr>
+          <w:rFonts w:ascii="Georgia" w:hAnsi="Georgia" w:cs="Georgia"/>
+          <w:b/>
+          <w:i w:val="0"/>
+          <w:color w:val="222222"/>
+          <w:sz w:val="21"/>
+        </w:rPr>
+        <w:t>Stabby:</w:t>
+      </w:r>
+      <w:r>
+        <w:rPr>
+          <w:rFonts w:ascii="Georgia" w:hAnsi="Georgia" w:cs="Georgia"/>
+          <w:b w:val="0"/>
+          <w:i w:val="0"/>
+          <w:color w:val="222222"/>
+          <w:sz w:val="21"/>
+        </w:rPr>
+        <w:t xml:space="preserve"> “Good thing we are here to stop them!”</w:t>
+      </w:r>
+    </w:p>
+    <w:p>
+      <w:pPr>
+        <w:keepNext/>
+        <w:spacing w:before="220" w:after="60"/>
+      </w:pPr>
+      <w:r>
+        <w:rPr>
+          <w:rFonts w:ascii="Georgia" w:hAnsi="Georgia" w:cs="Georgia"/>
+          <w:b/>
+          <w:color w:val="A0522D"/>
+          <w:sz w:val="26"/>
+        </w:rPr>
+        <w:t>The Shroomyte Grove</w:t>
+      </w:r>
+    </w:p>
+    <w:p>
+      <w:pPr>
+        <w:pBdr>
+          <w:left w:val="single" w:sz="18" w:space="12" w:color="B8860B"/>
+        </w:pBdr>
+        <w:shd w:val="clear" w:color="auto" w:fill="FBF6EA"/>
+        <w:spacing w:before="30" w:after="70"/>
+        <w:ind w:left="340" w:right="340"/>
+      </w:pPr>
+      <w:r>
+        <w:rPr>
+          <w:rFonts w:ascii="Georgia" w:hAnsi="Georgia" w:cs="Georgia"/>
+          <w:b w:val="0"/>
+          <w:i w:val="0"/>
+          <w:color w:val="222222"/>
+          <w:sz w:val="21"/>
+        </w:rPr>
+        <w:t xml:space="preserve">The path climbs into the </w:t>
+      </w:r>
+      <w:r>
+        <w:rPr>
+          <w:rFonts w:ascii="Georgia" w:hAnsi="Georgia" w:cs="Georgia"/>
+          <w:b/>
+          <w:i w:val="0"/>
+          <w:color w:val="222222"/>
+          <w:sz w:val="21"/>
+        </w:rPr>
+        <w:t>Ironroot Hills</w:t>
+      </w:r>
+      <w:r>
+        <w:rPr>
+          <w:rFonts w:ascii="Georgia" w:hAnsi="Georgia" w:cs="Georgia"/>
+          <w:b w:val="0"/>
+          <w:i w:val="0"/>
+          <w:color w:val="222222"/>
+          <w:sz w:val="21"/>
+        </w:rPr>
+        <w:t>, named for the iron-hard roots that twist through the earth like veins of metal. The higher the party climbs, the stranger the hills grow: bulbous mushrooms sprout between the rocks, their caps glowing with eerie blue-green light, until the whole hillside shines like a dream having a dream.</w:t>
+      </w:r>
+    </w:p>
+    <w:p>
+      <w:pPr>
         <w:spacing w:after="0" w:before="0"/>
       </w:pPr>
       <w:r>
         <w:drawing>
-          <wp:anchor xmlns:a="http://schemas.openxmlformats.org/drawingml/2006/main" behindDoc="0" distT="91440" distB="91440" distL="201600" distR="0" simplePos="0" locked="0" layoutInCell="1" allowOverlap="1" relativeHeight="2">
+          <wp:anchor xmlns:a="http://schemas.openxmlformats.org/drawingml/2006/main" behindDoc="0" distT="91440" distB="91440" distL="201600" distR="0" simplePos="0" locked="0" layoutInCell="1" allowOverlap="0" relativeHeight="2">
             <wp:simplePos x="0" y="0"/>
             <wp:positionH relativeFrom="column">
               <wp:align>right</wp:align>
@@ -2285,7 +2670,7 @@
             <wp:positionV relativeFrom="paragraph">
               <wp:posOffset>0</wp:posOffset>
             </wp:positionV>
-            <wp:extent cx="2377440" cy="2377440"/>
+            <wp:extent cx="2103120" cy="2103120"/>
             <wp:effectExtent l="0" t="0" r="0" b="0"/>
             <wp:wrapSquare wrapText="bothSides"/>
             <wp:docPr id="10" name="Picture 10"/>
@@ -2306,7 +2691,7 @@
                   <pic:spPr>
                     <a:xfrm>
                       <a:off x="0" y="0"/>
-                      <a:ext cx="2377440" cy="2377440"/>
+                      <a:ext cx="2103120" cy="2103120"/>
                     </a:xfrm>
                     <a:prstGeom prst="rect"/>
                   </pic:spPr>
@@ -2334,7 +2719,7 @@
           <w:color w:val="222222"/>
           <w:sz w:val="19"/>
         </w:rPr>
-        <w:t>▶ Wisdom (Perception) DC 15: shapes flickering in the fog, pacing the party. Wisdom (Survival) DC 14: padded tracks that stop abruptly, mid-stride. Intelligence (Arcana) DC 16: planar distortion is warping the creatures here, granting them abilities they should not have.</w:t>
+        <w:t>▶ Wisdom (Perception) DC 14: the ground pulses faintly; the roots shift. Intelligence (Arcana) DC 15: the mushrooms are suffused with Feywild energy, reacting to the party's presence.</w:t>
       </w:r>
     </w:p>
     <w:p>
@@ -2354,7 +2739,7 @@
           <w:color w:val="222222"/>
           <w:sz w:val="21"/>
         </w:rPr>
-        <w:t>Ursa</w:t>
+        <w:t>Lilly</w:t>
       </w:r>
       <w:r>
         <w:rPr>
@@ -2364,7 +2749,27 @@
           <w:color w:val="222222"/>
           <w:sz w:val="21"/>
         </w:rPr>
-        <w:t>, crouched over the tracks: “They just... stop. These creatures are moving in ways they should not be.”</w:t>
+        <w:t xml:space="preserve">, adjusting her goggles: “These mushrooms are not just glowing. They are responding to us. Be ready for anything.” </w:t>
+      </w:r>
+      <w:r>
+        <w:rPr>
+          <w:rFonts w:ascii="Georgia" w:hAnsi="Georgia" w:cs="Georgia"/>
+          <w:b/>
+          <w:i w:val="0"/>
+          <w:color w:val="222222"/>
+          <w:sz w:val="21"/>
+        </w:rPr>
+        <w:t>Stabby</w:t>
+      </w:r>
+      <w:r>
+        <w:rPr>
+          <w:rFonts w:ascii="Georgia" w:hAnsi="Georgia" w:cs="Georgia"/>
+          <w:b w:val="0"/>
+          <w:i w:val="0"/>
+          <w:color w:val="222222"/>
+          <w:sz w:val="21"/>
+        </w:rPr>
+        <w:t>, twirling his sword: “Living mushrooms? Bet they are not ready for a good stabbing.”</w:t>
       </w:r>
     </w:p>
     <w:p>
@@ -2384,7 +2789,7 @@
           <w:color w:val="222222"/>
           <w:sz w:val="21"/>
         </w:rPr>
-        <w:t xml:space="preserve">A low growl rolls out of the fog, then a sharp whip-crack. Two </w:t>
+        <w:t xml:space="preserve">The moment the party steps into a clearing ringed with glowing caps, the ground shudders. With a series of wet, tearing sounds, four </w:t>
       </w:r>
       <w:r>
         <w:rPr>
@@ -2394,7 +2799,7 @@
           <w:color w:val="222222"/>
           <w:sz w:val="21"/>
         </w:rPr>
-        <w:t>Displacer Beasts</w:t>
+        <w:t>Shroomytes</w:t>
       </w:r>
       <w:r>
         <w:rPr>
@@ -2404,27 +2809,7 @@
           <w:color w:val="222222"/>
           <w:sz w:val="21"/>
         </w:rPr>
-        <w:t xml:space="preserve"> flow out of the white: sleek, six-legged, black as spilled ink, long barbed tentacles lashing over their shoulders. Their outlines shimmer and slide, each one standing a step to the left of wherever it actually is. And then comes the thing that makes the party's blood run colder than the fog. The beasts </w:t>
-      </w:r>
-      <w:r>
-        <w:rPr>
-          <w:rFonts w:ascii="Georgia" w:hAnsi="Georgia" w:cs="Georgia"/>
-          <w:b w:val="0"/>
-          <w:i/>
-          <w:color w:val="222222"/>
-          <w:sz w:val="21"/>
-        </w:rPr>
-        <w:t>speak</w:t>
-      </w:r>
-      <w:r>
-        <w:rPr>
-          <w:rFonts w:ascii="Georgia" w:hAnsi="Georgia" w:cs="Georgia"/>
-          <w:b w:val="0"/>
-          <w:i w:val="0"/>
-          <w:color w:val="222222"/>
-          <w:sz w:val="21"/>
-        </w:rPr>
-        <w:t>.</w:t>
+        <w:t xml:space="preserve"> pull themselves free of the soil, squat fungal bodies pulsing with inner light, tendrils of mycelium writhing like grasping fingers. A melodic hum rises from them, beautiful and menacing at once.</w:t>
       </w:r>
     </w:p>
     <w:p>
@@ -2444,7 +2829,7 @@
           <w:color w:val="222222"/>
           <w:sz w:val="21"/>
         </w:rPr>
-        <w:t>First beast</w:t>
+        <w:t>Shroomyte</w:t>
       </w:r>
       <w:r>
         <w:rPr>
@@ -2454,261 +2839,16 @@
           <w:color w:val="222222"/>
           <w:sz w:val="21"/>
         </w:rPr>
-        <w:t xml:space="preserve">, flickering in and out of sight: “Fresh prey... too easy.” </w:t>
-      </w:r>
-      <w:r>
-        <w:rPr>
-          <w:rFonts w:ascii="Georgia" w:hAnsi="Georgia" w:cs="Georgia"/>
-          <w:b/>
-          <w:i w:val="0"/>
-          <w:color w:val="222222"/>
-          <w:sz w:val="21"/>
-        </w:rPr>
-        <w:t>Second beast</w:t>
-      </w:r>
-      <w:r>
-        <w:rPr>
-          <w:rFonts w:ascii="Georgia" w:hAnsi="Georgia" w:cs="Georgia"/>
-          <w:b w:val="0"/>
-          <w:i w:val="0"/>
-          <w:color w:val="222222"/>
-          <w:sz w:val="21"/>
-        </w:rPr>
-        <w:t>, tentacles lashing: “They will never see it coming.”</w:t>
+        <w:t>, in a vibrating, musical tone: “Intruders... the grove... must be protected!”</w:t>
       </w:r>
     </w:p>
     <w:p>
       <w:pPr>
-        <w:pBdr>
-          <w:left w:val="single" w:sz="18" w:space="12" w:color="B8860B"/>
-        </w:pBdr>
-        <w:shd w:val="clear" w:color="auto" w:fill="FBF6EA"/>
-        <w:spacing w:before="30" w:after="70"/>
-        <w:ind w:left="340" w:right="340"/>
-      </w:pPr>
-      <w:r>
-        <w:rPr>
-          <w:rFonts w:ascii="Georgia" w:hAnsi="Georgia" w:cs="Georgia"/>
-          <w:b w:val="0"/>
-          <w:i w:val="0"/>
-          <w:color w:val="222222"/>
-          <w:sz w:val="21"/>
-        </w:rPr>
-        <w:t>Displacer beasts do not talk. Everyone knows displacer beasts do not talk. The fog suddenly feels less like weather and more like a doorway someone left open.</w:t>
-      </w:r>
-    </w:p>
-    <w:p>
-      <w:pPr>
-        <w:pBdr>
-          <w:left w:val="single" w:sz="18" w:space="12" w:color="5B2A86"/>
-        </w:pBdr>
-        <w:shd w:val="clear" w:color="auto" w:fill="F4F0FA"/>
-        <w:spacing w:before="30" w:after="70"/>
-        <w:ind w:left="340" w:right="340"/>
-      </w:pPr>
-      <w:r>
-        <w:rPr>
-          <w:rFonts w:ascii="Georgia" w:hAnsi="Georgia" w:cs="Georgia"/>
-          <w:b w:val="0"/>
-          <w:i w:val="0"/>
-          <w:color w:val="222222"/>
-          <w:sz w:val="19"/>
-        </w:rPr>
-        <w:t xml:space="preserve">▶ </w:t>
-      </w:r>
-      <w:r>
-        <w:rPr>
-          <w:rFonts w:ascii="Georgia" w:hAnsi="Georgia" w:cs="Georgia"/>
-          <w:b/>
-          <w:i w:val="0"/>
-          <w:color w:val="222222"/>
-          <w:sz w:val="19"/>
-        </w:rPr>
-        <w:t>The fight.</w:t>
-      </w:r>
-      <w:r>
-        <w:rPr>
-          <w:rFonts w:ascii="Georgia" w:hAnsi="Georgia" w:cs="Georgia"/>
-          <w:b w:val="0"/>
-          <w:i w:val="0"/>
-          <w:color w:val="222222"/>
-          <w:sz w:val="19"/>
-        </w:rPr>
-        <w:t xml:space="preserve"> Two displacer beasts (appendix). Displacement: attacks against each beast have disadvantage until it takes damage. Ursa's Faerie Fire stripped the trick away, and Stabby deflected a tentacle mid-swing to turn the tide.</w:t>
-      </w:r>
-    </w:p>
-    <w:p>
-      <w:pPr>
-        <w:pBdr>
-          <w:left w:val="single" w:sz="18" w:space="12" w:color="B8860B"/>
-        </w:pBdr>
-        <w:shd w:val="clear" w:color="auto" w:fill="FBF6EA"/>
-        <w:spacing w:before="30" w:after="70"/>
-        <w:ind w:left="340" w:right="340"/>
-      </w:pPr>
-      <w:r>
-        <w:rPr>
-          <w:rFonts w:ascii="Georgia" w:hAnsi="Georgia" w:cs="Georgia"/>
-          <w:b w:val="0"/>
-          <w:i w:val="0"/>
-          <w:color w:val="222222"/>
-          <w:sz w:val="21"/>
-        </w:rPr>
-        <w:t>When the beasts finally fall, their bodies shimmer and dissolve into wisps of mist, leaving only faint outlines on the ground. And beneath where they fell, strange runes lie etched into the forest floor, pulsing with a dark planar light.</w:t>
-      </w:r>
-    </w:p>
-    <w:p>
-      <w:pPr>
-        <w:pBdr>
-          <w:left w:val="single" w:sz="18" w:space="12" w:color="5B2A86"/>
-        </w:pBdr>
-        <w:shd w:val="clear" w:color="auto" w:fill="F4F0FA"/>
-        <w:spacing w:before="30" w:after="70"/>
-        <w:ind w:left="340" w:right="340"/>
-      </w:pPr>
-      <w:r>
-        <w:rPr>
-          <w:rFonts w:ascii="Georgia" w:hAnsi="Georgia" w:cs="Georgia"/>
-          <w:b w:val="0"/>
-          <w:i w:val="0"/>
-          <w:color w:val="222222"/>
-          <w:sz w:val="19"/>
-        </w:rPr>
-        <w:t>▶ Intelligence (Arcana) DC 15: the runes are tears in the fabric of reality, seams where creatures from other planes seep into this one.</w:t>
-      </w:r>
-    </w:p>
-    <w:p>
-      <w:pPr>
-        <w:pBdr>
-          <w:left w:val="single" w:sz="18" w:space="12" w:color="B8860B"/>
-        </w:pBdr>
-        <w:shd w:val="clear" w:color="auto" w:fill="FBF6EA"/>
-        <w:spacing w:before="30" w:after="70"/>
-        <w:ind w:left="340" w:right="340"/>
-      </w:pPr>
-      <w:r>
-        <w:rPr>
-          <w:rFonts w:ascii="Georgia" w:hAnsi="Georgia" w:cs="Georgia"/>
-          <w:b/>
-          <w:i w:val="0"/>
-          <w:color w:val="222222"/>
-          <w:sz w:val="21"/>
-        </w:rPr>
-        <w:t>Lilly</w:t>
-      </w:r>
-      <w:r>
-        <w:rPr>
-          <w:rFonts w:ascii="Georgia" w:hAnsi="Georgia" w:cs="Georgia"/>
-          <w:b w:val="0"/>
-          <w:i w:val="0"/>
-          <w:color w:val="222222"/>
-          <w:sz w:val="21"/>
-        </w:rPr>
-        <w:t xml:space="preserve">, tracing the air above the runes: “These symbols are like cracks in a mirror. The boundaries between the planes are breaking down.” </w:t>
-      </w:r>
-      <w:r>
-        <w:rPr>
-          <w:rFonts w:ascii="Georgia" w:hAnsi="Georgia" w:cs="Georgia"/>
-          <w:b/>
-          <w:i w:val="0"/>
-          <w:color w:val="222222"/>
-          <w:sz w:val="21"/>
-        </w:rPr>
-        <w:t>Ursa:</w:t>
-      </w:r>
-      <w:r>
-        <w:rPr>
-          <w:rFonts w:ascii="Georgia" w:hAnsi="Georgia" w:cs="Georgia"/>
-          <w:b w:val="0"/>
-          <w:i w:val="0"/>
-          <w:color w:val="222222"/>
-          <w:sz w:val="21"/>
-        </w:rPr>
-        <w:t xml:space="preserve"> “Then worse things than talking cats are going to come through.” </w:t>
-      </w:r>
-      <w:r>
-        <w:rPr>
-          <w:rFonts w:ascii="Georgia" w:hAnsi="Georgia" w:cs="Georgia"/>
-          <w:b/>
-          <w:i w:val="0"/>
-          <w:color w:val="222222"/>
-          <w:sz w:val="21"/>
-        </w:rPr>
-        <w:t>Stabby:</w:t>
-      </w:r>
-      <w:r>
-        <w:rPr>
-          <w:rFonts w:ascii="Georgia" w:hAnsi="Georgia" w:cs="Georgia"/>
-          <w:b w:val="0"/>
-          <w:i w:val="0"/>
-          <w:color w:val="222222"/>
-          <w:sz w:val="21"/>
-        </w:rPr>
-        <w:t xml:space="preserve"> “Good thing we are here to stop them!”</w:t>
-      </w:r>
-    </w:p>
-    <w:p>
-      <w:pPr>
-        <w:keepNext/>
-        <w:spacing w:before="220" w:after="60"/>
-      </w:pPr>
-      <w:r>
-        <w:rPr>
-          <w:rFonts w:ascii="Georgia" w:hAnsi="Georgia" w:cs="Georgia"/>
-          <w:b/>
-          <w:color w:val="A0522D"/>
-          <w:sz w:val="26"/>
-        </w:rPr>
-        <w:t>The Shroomyte Grove</w:t>
-      </w:r>
-    </w:p>
-    <w:p>
-      <w:pPr>
-        <w:pBdr>
-          <w:left w:val="single" w:sz="18" w:space="12" w:color="B8860B"/>
-        </w:pBdr>
-        <w:shd w:val="clear" w:color="auto" w:fill="FBF6EA"/>
-        <w:spacing w:before="30" w:after="70"/>
-        <w:ind w:left="340" w:right="340"/>
-      </w:pPr>
-      <w:r>
-        <w:rPr>
-          <w:rFonts w:ascii="Georgia" w:hAnsi="Georgia" w:cs="Georgia"/>
-          <w:b w:val="0"/>
-          <w:i w:val="0"/>
-          <w:color w:val="222222"/>
-          <w:sz w:val="21"/>
-        </w:rPr>
-        <w:t xml:space="preserve">The path climbs into the </w:t>
-      </w:r>
-      <w:r>
-        <w:rPr>
-          <w:rFonts w:ascii="Georgia" w:hAnsi="Georgia" w:cs="Georgia"/>
-          <w:b/>
-          <w:i w:val="0"/>
-          <w:color w:val="222222"/>
-          <w:sz w:val="21"/>
-        </w:rPr>
-        <w:t>Ironroot Hills</w:t>
-      </w:r>
-      <w:r>
-        <w:rPr>
-          <w:rFonts w:ascii="Georgia" w:hAnsi="Georgia" w:cs="Georgia"/>
-          <w:b w:val="0"/>
-          <w:i w:val="0"/>
-          <w:color w:val="222222"/>
-          <w:sz w:val="21"/>
-        </w:rPr>
-        <w:t>, named for the iron-hard roots that twist through the earth like veins of metal. The higher the party climbs, the stranger the hills grow: bulbous mushrooms sprout between the rocks, their caps glowing with eerie blue-green light, until the whole hillside shines like a dream having a dream.</w:t>
-      </w:r>
-    </w:p>
-    <w:p>
-      <w:pPr>
         <w:spacing w:after="0" w:before="0"/>
       </w:pPr>
       <w:r>
         <w:drawing>
-          <wp:anchor xmlns:a="http://schemas.openxmlformats.org/drawingml/2006/main" behindDoc="0" distT="91440" distB="91440" distL="201600" distR="0" simplePos="0" locked="0" layoutInCell="1" allowOverlap="1" relativeHeight="2">
+          <wp:anchor xmlns:a="http://schemas.openxmlformats.org/drawingml/2006/main" behindDoc="0" distT="91440" distB="91440" distL="201600" distR="0" simplePos="0" locked="0" layoutInCell="1" allowOverlap="0" relativeHeight="2">
             <wp:simplePos x="0" y="0"/>
             <wp:positionH relativeFrom="column">
               <wp:align>right</wp:align>
@@ -2716,7 +2856,7 @@
             <wp:positionV relativeFrom="paragraph">
               <wp:posOffset>0</wp:posOffset>
             </wp:positionV>
-            <wp:extent cx="2103120" cy="2103120"/>
+            <wp:extent cx="2286000" cy="2286000"/>
             <wp:effectExtent l="0" t="0" r="0" b="0"/>
             <wp:wrapSquare wrapText="bothSides"/>
             <wp:docPr id="11" name="Picture 11"/>
@@ -2737,7 +2877,7 @@
                   <pic:spPr>
                     <a:xfrm>
                       <a:off x="0" y="0"/>
-                      <a:ext cx="2103120" cy="2103120"/>
+                      <a:ext cx="2286000" cy="2286000"/>
                     </a:xfrm>
                     <a:prstGeom prst="rect"/>
                   </pic:spPr>
@@ -2765,7 +2905,27 @@
           <w:color w:val="222222"/>
           <w:sz w:val="19"/>
         </w:rPr>
-        <w:t>▶ Wisdom (Perception) DC 14: the ground pulses faintly; the roots shift. Intelligence (Arcana) DC 15: the mushrooms are suffused with Feywild energy, reacting to the party's presence.</w:t>
+        <w:t xml:space="preserve">▶ </w:t>
+      </w:r>
+      <w:r>
+        <w:rPr>
+          <w:rFonts w:ascii="Georgia" w:hAnsi="Georgia" w:cs="Georgia"/>
+          <w:b/>
+          <w:i w:val="0"/>
+          <w:color w:val="222222"/>
+          <w:sz w:val="19"/>
+        </w:rPr>
+        <w:t>The fight.</w:t>
+      </w:r>
+      <w:r>
+        <w:rPr>
+          <w:rFonts w:ascii="Georgia" w:hAnsi="Georgia" w:cs="Georgia"/>
+          <w:b w:val="0"/>
+          <w:i w:val="0"/>
+          <w:color w:val="222222"/>
+          <w:sz w:val="19"/>
+        </w:rPr>
+        <w:t xml:space="preserve"> Four Shroomytes, CR 2 each (appendix). Spore Blasts from range, Mycelium Tendrils to entangle, difficult terrain everywhere. Lilly's fire found their weakness; Stabby simply refused to be caught.</w:t>
       </w:r>
     </w:p>
     <w:p>
@@ -2780,12 +2940,22 @@
       <w:r>
         <w:rPr>
           <w:rFonts w:ascii="Georgia" w:hAnsi="Georgia" w:cs="Georgia"/>
+          <w:b w:val="0"/>
+          <w:i w:val="0"/>
+          <w:color w:val="222222"/>
+          <w:sz w:val="21"/>
+        </w:rPr>
+        <w:t xml:space="preserve">It is a strange, glowing battle among the toadstools, and when the last Shroomyte folds gently back into the earth, the air fills with drifting, luminous spores, falling like warm snow. In the center of the clearing hovers a </w:t>
+      </w:r>
+      <w:r>
+        <w:rPr>
+          <w:rFonts w:ascii="Georgia" w:hAnsi="Georgia" w:cs="Georgia"/>
           <w:b/>
           <w:i w:val="0"/>
           <w:color w:val="222222"/>
           <w:sz w:val="21"/>
         </w:rPr>
-        <w:t>Lilly</w:t>
+        <w:t>Fungal Mote</w:t>
       </w:r>
       <w:r>
         <w:rPr>
@@ -2795,27 +2965,7 @@
           <w:color w:val="222222"/>
           <w:sz w:val="21"/>
         </w:rPr>
-        <w:t xml:space="preserve">, adjusting her goggles: “These mushrooms are not just glowing. They are responding to us. Be ready for anything.” </w:t>
-      </w:r>
-      <w:r>
-        <w:rPr>
-          <w:rFonts w:ascii="Georgia" w:hAnsi="Georgia" w:cs="Georgia"/>
-          <w:b/>
-          <w:i w:val="0"/>
-          <w:color w:val="222222"/>
-          <w:sz w:val="21"/>
-        </w:rPr>
-        <w:t>Stabby</w:t>
-      </w:r>
-      <w:r>
-        <w:rPr>
-          <w:rFonts w:ascii="Georgia" w:hAnsi="Georgia" w:cs="Georgia"/>
-          <w:b w:val="0"/>
-          <w:i w:val="0"/>
-          <w:color w:val="222222"/>
-          <w:sz w:val="21"/>
-        </w:rPr>
-        <w:t>, twirling his sword: “Living mushrooms? Bet they are not ready for a good stabbing.”</w:t>
+        <w:t>, pulsing with otherworldly light.</w:t>
       </w:r>
     </w:p>
     <w:p>
@@ -2830,32 +2980,55 @@
       <w:r>
         <w:rPr>
           <w:rFonts w:ascii="Georgia" w:hAnsi="Georgia" w:cs="Georgia"/>
+          <w:b/>
+          <w:i w:val="0"/>
+          <w:color w:val="222222"/>
+          <w:sz w:val="21"/>
+        </w:rPr>
+        <w:t>Ursa</w:t>
+      </w:r>
+      <w:r>
+        <w:rPr>
+          <w:rFonts w:ascii="Georgia" w:hAnsi="Georgia" w:cs="Georgia"/>
           <w:b w:val="0"/>
           <w:i w:val="0"/>
           <w:color w:val="222222"/>
           <w:sz w:val="21"/>
         </w:rPr>
-        <w:t xml:space="preserve">The moment the party steps into a clearing ringed with glowing caps, the ground shudders. With a series of wet, tearing sounds, four </w:t>
-      </w:r>
+        <w:t>, reaching toward it, its glow reflected in his eyes: “This one feels like the Feywild, bleeding into our world.” The Essence Sphere in Lilly's pack hums in quiet agreement. The collection grows, and so does the mystery.</w:t>
+      </w:r>
+    </w:p>
+    <w:p>
+      <w:pPr>
+        <w:keepNext/>
+        <w:spacing w:before="400" w:after="120"/>
+        <w:pBdr>
+          <w:bottom w:val="single" w:sz="6" w:space="4" w:color="B8860B"/>
+        </w:pBdr>
+      </w:pPr>
       <w:r>
         <w:rPr>
           <w:rFonts w:ascii="Georgia" w:hAnsi="Georgia" w:cs="Georgia"/>
           <w:b/>
-          <w:i w:val="0"/>
+          <w:color w:val="B8860B"/>
+          <w:sz w:val="32"/>
+        </w:rPr>
+        <w:t>Part Four: Stormwatch Cliffs</w:t>
+      </w:r>
+    </w:p>
+    <w:p>
+      <w:pPr>
+        <w:spacing w:before="120" w:after="200"/>
+      </w:pPr>
+      <w:r>
+        <w:rPr>
+          <w:rFonts w:ascii="Georgia" w:hAnsi="Georgia" w:cs="Georgia"/>
+          <w:b w:val="0"/>
+          <w:i/>
           <w:color w:val="222222"/>
           <w:sz w:val="21"/>
         </w:rPr>
-        <w:t>Shroomytes</w:t>
-      </w:r>
-      <w:r>
-        <w:rPr>
-          <w:rFonts w:ascii="Georgia" w:hAnsi="Georgia" w:cs="Georgia"/>
-          <w:b w:val="0"/>
-          <w:i w:val="0"/>
-          <w:color w:val="222222"/>
-          <w:sz w:val="21"/>
-        </w:rPr>
-        <w:t xml:space="preserve"> pull themselves free of the soil, squat fungal bodies pulsing with inner light, tendrils of mycelium writhing like grasping fingers. A melodic hum rises from them, beautiful and menacing at once.</w:t>
+        <w:t>By the time the hills gave way to open sky, the party could hear the sea, and the storm that lived above it.</w:t>
       </w:r>
     </w:p>
     <w:p>
@@ -2875,7 +3048,7 @@
           <w:color w:val="222222"/>
           <w:sz w:val="21"/>
         </w:rPr>
-        <w:t>Shroomyte</w:t>
+        <w:t>Stormwatch Cliffs</w:t>
       </w:r>
       <w:r>
         <w:rPr>
@@ -2885,16 +3058,341 @@
           <w:color w:val="222222"/>
           <w:sz w:val="21"/>
         </w:rPr>
-        <w:t>, in a vibrating, musical tone: “Intruders... the grove... must be protected!”</w:t>
+        <w:t xml:space="preserve"> rise at the edge of the world: jagged stone ramparts above crashing waves, crowned with black clouds that flicker and grumble with lightning that never quite rests. The air crackles against the skin, tasting of salt and thunder. Etched into the rocks along the clifftop, strange runes glow with a pale blue light, brightening with every distant strike.</w:t>
       </w:r>
     </w:p>
     <w:p>
       <w:pPr>
+        <w:keepNext/>
+        <w:spacing w:before="220" w:after="60"/>
+      </w:pPr>
+      <w:r>
+        <w:rPr>
+          <w:rFonts w:ascii="Georgia" w:hAnsi="Georgia" w:cs="Georgia"/>
+          <w:b/>
+          <w:color w:val="A0522D"/>
+          <w:sz w:val="26"/>
+        </w:rPr>
+        <w:t>The Cliff Path</w:t>
+      </w:r>
+    </w:p>
+    <w:p>
+      <w:pPr>
+        <w:pBdr>
+          <w:left w:val="single" w:sz="18" w:space="12" w:color="B8860B"/>
+        </w:pBdr>
+        <w:shd w:val="clear" w:color="auto" w:fill="FBF6EA"/>
+        <w:spacing w:before="30" w:after="70"/>
+        <w:ind w:left="340" w:right="340"/>
+      </w:pPr>
+      <w:r>
+        <w:rPr>
+          <w:rFonts w:ascii="Georgia" w:hAnsi="Georgia" w:cs="Georgia"/>
+          <w:b w:val="0"/>
+          <w:i w:val="0"/>
+          <w:color w:val="222222"/>
+          <w:sz w:val="21"/>
+        </w:rPr>
+        <w:t>The only way forward is a narrow path snaking along the cliff's edge, with sheer drops to the hungry ocean below. The wind shoves like a rude giant. Stone crumbles where stone should hold. The Guardians rope together, watch each other's feet, and inch along the ledge while the storm booms overhead.</w:t>
+      </w:r>
+    </w:p>
+    <w:p>
+      <w:pPr>
+        <w:pBdr>
+          <w:left w:val="single" w:sz="18" w:space="12" w:color="5B2A86"/>
+        </w:pBdr>
+        <w:shd w:val="clear" w:color="auto" w:fill="F4F0FA"/>
+        <w:spacing w:before="30" w:after="70"/>
+        <w:ind w:left="340" w:right="340"/>
+      </w:pPr>
+      <w:r>
+        <w:rPr>
+          <w:rFonts w:ascii="Georgia" w:hAnsi="Georgia" w:cs="Georgia"/>
+          <w:b w:val="0"/>
+          <w:i w:val="0"/>
+          <w:color w:val="222222"/>
+          <w:sz w:val="19"/>
+        </w:rPr>
+        <w:t>▶ Skill challenge: Dexterity (Acrobatics) DC 14 on the narrow ledge; Wisdom (Perception) DC 15 to spot the crumbling section before it fell; Intelligence (Arcana) DC 15 to recognize the runes as an ancient magical defense, knowledge that pays off at the monolith. Falls dealt bruises (1d6 to 2d6), not tragedies.</w:t>
+      </w:r>
+    </w:p>
+    <w:p>
+      <w:pPr>
+        <w:keepNext/>
+        <w:spacing w:before="220" w:after="60"/>
+      </w:pPr>
+      <w:r>
+        <w:rPr>
+          <w:rFonts w:ascii="Georgia" w:hAnsi="Georgia" w:cs="Georgia"/>
+          <w:b/>
+          <w:color w:val="A0522D"/>
+          <w:sz w:val="26"/>
+        </w:rPr>
+        <w:t>The Monolith of Four Elements</w:t>
+      </w:r>
+    </w:p>
+    <w:p>
+      <w:pPr>
+        <w:pBdr>
+          <w:left w:val="single" w:sz="18" w:space="12" w:color="B8860B"/>
+        </w:pBdr>
+        <w:shd w:val="clear" w:color="auto" w:fill="FBF6EA"/>
+        <w:spacing w:before="30" w:after="70"/>
+        <w:ind w:left="340" w:right="340"/>
+      </w:pPr>
+      <w:r>
+        <w:rPr>
+          <w:rFonts w:ascii="Georgia" w:hAnsi="Georgia" w:cs="Georgia"/>
+          <w:b w:val="0"/>
+          <w:i w:val="0"/>
+          <w:color w:val="222222"/>
+          <w:sz w:val="21"/>
+        </w:rPr>
+        <w:t xml:space="preserve">Past the worst of the ledge, the path opens onto a circular stone platform carved into the cliffside. At its center stands a </w:t>
+      </w:r>
+      <w:r>
+        <w:rPr>
+          <w:rFonts w:ascii="Georgia" w:hAnsi="Georgia" w:cs="Georgia"/>
+          <w:b/>
+          <w:i w:val="0"/>
+          <w:color w:val="222222"/>
+          <w:sz w:val="21"/>
+        </w:rPr>
+        <w:t>monolith</w:t>
+      </w:r>
+      <w:r>
+        <w:rPr>
+          <w:rFonts w:ascii="Georgia" w:hAnsi="Georgia" w:cs="Georgia"/>
+          <w:b w:val="0"/>
+          <w:i w:val="0"/>
+          <w:color w:val="222222"/>
+          <w:sz w:val="21"/>
+        </w:rPr>
+        <w:t xml:space="preserve">, etched with the same runes as the cliffs, a lightning rod jutting from its peak. Every few minutes the storm reaches down and strikes the rod, and the whole platform glows. Around the monolith stand four smaller pedestals, each crowned with a rotating stone ring of symbols: </w:t>
+      </w:r>
+      <w:r>
+        <w:rPr>
+          <w:rFonts w:ascii="Georgia" w:hAnsi="Georgia" w:cs="Georgia"/>
+          <w:b/>
+          <w:i w:val="0"/>
+          <w:color w:val="222222"/>
+          <w:sz w:val="21"/>
+        </w:rPr>
+        <w:t>Air</w:t>
+      </w:r>
+      <w:r>
+        <w:rPr>
+          <w:rFonts w:ascii="Georgia" w:hAnsi="Georgia" w:cs="Georgia"/>
+          <w:b w:val="0"/>
+          <w:i w:val="0"/>
+          <w:color w:val="222222"/>
+          <w:sz w:val="21"/>
+        </w:rPr>
+        <w:t xml:space="preserve">, </w:t>
+      </w:r>
+      <w:r>
+        <w:rPr>
+          <w:rFonts w:ascii="Georgia" w:hAnsi="Georgia" w:cs="Georgia"/>
+          <w:b/>
+          <w:i w:val="0"/>
+          <w:color w:val="222222"/>
+          <w:sz w:val="21"/>
+        </w:rPr>
+        <w:t>Water</w:t>
+      </w:r>
+      <w:r>
+        <w:rPr>
+          <w:rFonts w:ascii="Georgia" w:hAnsi="Georgia" w:cs="Georgia"/>
+          <w:b w:val="0"/>
+          <w:i w:val="0"/>
+          <w:color w:val="222222"/>
+          <w:sz w:val="21"/>
+        </w:rPr>
+        <w:t xml:space="preserve">, </w:t>
+      </w:r>
+      <w:r>
+        <w:rPr>
+          <w:rFonts w:ascii="Georgia" w:hAnsi="Georgia" w:cs="Georgia"/>
+          <w:b/>
+          <w:i w:val="0"/>
+          <w:color w:val="222222"/>
+          <w:sz w:val="21"/>
+        </w:rPr>
+        <w:t>Earth</w:t>
+      </w:r>
+      <w:r>
+        <w:rPr>
+          <w:rFonts w:ascii="Georgia" w:hAnsi="Georgia" w:cs="Georgia"/>
+          <w:b w:val="0"/>
+          <w:i w:val="0"/>
+          <w:color w:val="222222"/>
+          <w:sz w:val="21"/>
+        </w:rPr>
+        <w:t xml:space="preserve">, and </w:t>
+      </w:r>
+      <w:r>
+        <w:rPr>
+          <w:rFonts w:ascii="Georgia" w:hAnsi="Georgia" w:cs="Georgia"/>
+          <w:b/>
+          <w:i w:val="0"/>
+          <w:color w:val="222222"/>
+          <w:sz w:val="21"/>
+        </w:rPr>
+        <w:t>Fire</w:t>
+      </w:r>
+      <w:r>
+        <w:rPr>
+          <w:rFonts w:ascii="Georgia" w:hAnsi="Georgia" w:cs="Georgia"/>
+          <w:b w:val="0"/>
+          <w:i w:val="0"/>
+          <w:color w:val="222222"/>
+          <w:sz w:val="21"/>
+        </w:rPr>
+        <w:t>.</w:t>
+      </w:r>
+    </w:p>
+    <w:p>
+      <w:pPr>
+        <w:pBdr>
+          <w:left w:val="single" w:sz="18" w:space="12" w:color="B8860B"/>
+        </w:pBdr>
+        <w:shd w:val="clear" w:color="auto" w:fill="FBF6EA"/>
+        <w:spacing w:before="30" w:after="70"/>
+        <w:ind w:left="340" w:right="340"/>
+      </w:pPr>
+      <w:r>
+        <w:rPr>
+          <w:rFonts w:ascii="Georgia" w:hAnsi="Georgia" w:cs="Georgia"/>
+          <w:b w:val="0"/>
+          <w:i w:val="0"/>
+          <w:color w:val="222222"/>
+          <w:sz w:val="21"/>
+        </w:rPr>
+        <w:t xml:space="preserve">Etched into the monolith's base, half-worn by centuries of storms, four phrases: </w:t>
+      </w:r>
+      <w:r>
+        <w:rPr>
+          <w:rFonts w:ascii="Georgia" w:hAnsi="Georgia" w:cs="Georgia"/>
+          <w:b w:val="0"/>
+          <w:i/>
+          <w:color w:val="222222"/>
+          <w:sz w:val="21"/>
+        </w:rPr>
+        <w:t>The winds whisper first. The tide rises after. Stone stands firm next. Flame seals the fate.</w:t>
+      </w:r>
+    </w:p>
+    <w:p>
+      <w:pPr>
+        <w:pBdr>
+          <w:left w:val="single" w:sz="18" w:space="12" w:color="5B2A86"/>
+        </w:pBdr>
+        <w:shd w:val="clear" w:color="auto" w:fill="F4F0FA"/>
+        <w:spacing w:before="30" w:after="70"/>
+        <w:ind w:left="340" w:right="340"/>
+      </w:pPr>
+      <w:r>
+        <w:rPr>
+          <w:rFonts w:ascii="Georgia" w:hAnsi="Georgia" w:cs="Georgia"/>
+          <w:b w:val="0"/>
+          <w:i w:val="0"/>
+          <w:color w:val="222222"/>
+          <w:sz w:val="19"/>
+        </w:rPr>
+        <w:t>▶ The puzzle: align the pedestals Air, then Water, then Earth, then Fire, timed to a lightning strike. Intelligence (Investigation) or Wisdom (Insight) DC 15 to read the sequence from the clues; a wrong alignment discharged 2d6 lightning. The party solved it on the storm's next breath.</w:t>
+      </w:r>
+    </w:p>
+    <w:p>
+      <w:pPr>
+        <w:pBdr>
+          <w:left w:val="single" w:sz="18" w:space="12" w:color="B8860B"/>
+        </w:pBdr>
+        <w:shd w:val="clear" w:color="auto" w:fill="FBF6EA"/>
+        <w:spacing w:before="30" w:after="70"/>
+        <w:ind w:left="340" w:right="340"/>
+      </w:pPr>
+      <w:r>
+        <w:rPr>
+          <w:rFonts w:ascii="Georgia" w:hAnsi="Georgia" w:cs="Georgia"/>
+          <w:b w:val="0"/>
+          <w:i w:val="0"/>
+          <w:color w:val="222222"/>
+          <w:sz w:val="21"/>
+        </w:rPr>
+        <w:t>Stone rings grind into place: wind, tide, stone, flame. The storm inhales. Lightning hammers the rod, and this time the monolith drinks it, humming louder and louder until a beam of pure light lances up into the clouds and blooms into a shimmering curtain of energy above the platform.</w:t>
+      </w:r>
+    </w:p>
+    <w:p>
+      <w:pPr>
+        <w:keepNext/>
+        <w:spacing w:before="220" w:after="60"/>
+      </w:pPr>
+      <w:r>
+        <w:rPr>
+          <w:rFonts w:ascii="Georgia" w:hAnsi="Georgia" w:cs="Georgia"/>
+          <w:b/>
+          <w:color w:val="A0522D"/>
+          <w:sz w:val="26"/>
+        </w:rPr>
+        <w:t>The Dark Figure</w:t>
+      </w:r>
+    </w:p>
+    <w:p>
+      <w:pPr>
+        <w:pBdr>
+          <w:left w:val="single" w:sz="18" w:space="12" w:color="B8860B"/>
+        </w:pBdr>
+        <w:shd w:val="clear" w:color="auto" w:fill="FBF6EA"/>
+        <w:spacing w:before="30" w:after="70"/>
+        <w:ind w:left="340" w:right="340"/>
+      </w:pPr>
+      <w:r>
+        <w:rPr>
+          <w:rFonts w:ascii="Georgia" w:hAnsi="Georgia" w:cs="Georgia"/>
+          <w:b w:val="0"/>
+          <w:i w:val="0"/>
+          <w:color w:val="222222"/>
+          <w:sz w:val="21"/>
+        </w:rPr>
+        <w:t>Within the curtain of light, a vision takes shape: a towering figure cloaked in darkness, its face hidden, its presence pressing down on the platform like a cold hand. The storm itself seems to lean away from it. When it speaks, the voice does not come through the air. It arrives directly inside their minds.</w:t>
+      </w:r>
+    </w:p>
+    <w:p>
+      <w:pPr>
+        <w:pBdr>
+          <w:left w:val="single" w:sz="18" w:space="12" w:color="B8860B"/>
+        </w:pBdr>
+        <w:shd w:val="clear" w:color="auto" w:fill="FBF6EA"/>
+        <w:spacing w:before="30" w:after="70"/>
+        <w:ind w:left="340" w:right="340"/>
+      </w:pPr>
+      <w:r>
+        <w:rPr>
+          <w:rFonts w:ascii="Georgia" w:hAnsi="Georgia" w:cs="Georgia"/>
+          <w:b/>
+          <w:i w:val="0"/>
+          <w:color w:val="222222"/>
+          <w:sz w:val="21"/>
+        </w:rPr>
+        <w:t>The dark figure:</w:t>
+      </w:r>
+      <w:r>
+        <w:rPr>
+          <w:rFonts w:ascii="Georgia" w:hAnsi="Georgia" w:cs="Georgia"/>
+          <w:b w:val="0"/>
+          <w:i w:val="0"/>
+          <w:color w:val="222222"/>
+          <w:sz w:val="21"/>
+        </w:rPr>
+        <w:t xml:space="preserve"> “You meddle with forces beyond your comprehension. The boundaries between realms are mine to shatter and shape. The goddess's light fades, and chaos will reign. The motes you gather are but embers of a dying flame. You cannot stop the unraveling.”</w:t>
+      </w:r>
+    </w:p>
+    <w:p>
+      <w:pPr>
         <w:spacing w:after="0" w:before="0"/>
       </w:pPr>
       <w:r>
         <w:drawing>
-          <wp:anchor xmlns:a="http://schemas.openxmlformats.org/drawingml/2006/main" behindDoc="0" distT="91440" distB="91440" distL="201600" distR="0" simplePos="0" locked="0" layoutInCell="1" allowOverlap="1" relativeHeight="2">
+          <wp:anchor xmlns:a="http://schemas.openxmlformats.org/drawingml/2006/main" behindDoc="0" distT="91440" distB="91440" distL="201600" distR="0" simplePos="0" locked="0" layoutInCell="1" allowOverlap="0" relativeHeight="2">
             <wp:simplePos x="0" y="0"/>
             <wp:positionH relativeFrom="column">
               <wp:align>right</wp:align>
@@ -2902,7 +3400,7 @@
             <wp:positionV relativeFrom="paragraph">
               <wp:posOffset>0</wp:posOffset>
             </wp:positionV>
-            <wp:extent cx="2286000" cy="2286000"/>
+            <wp:extent cx="2377440" cy="2377440"/>
             <wp:effectExtent l="0" t="0" r="0" b="0"/>
             <wp:wrapSquare wrapText="bothSides"/>
             <wp:docPr id="12" name="Picture 12"/>
@@ -2923,7 +3421,7 @@
                   <pic:spPr>
                     <a:xfrm>
                       <a:off x="0" y="0"/>
-                      <a:ext cx="2286000" cy="2286000"/>
+                      <a:ext cx="2377440" cy="2377440"/>
                     </a:xfrm>
                     <a:prstGeom prst="rect"/>
                   </pic:spPr>
@@ -2937,6 +3435,46 @@
     <w:p>
       <w:pPr>
         <w:pBdr>
+          <w:left w:val="single" w:sz="18" w:space="12" w:color="B8860B"/>
+        </w:pBdr>
+        <w:shd w:val="clear" w:color="auto" w:fill="FBF6EA"/>
+        <w:spacing w:before="30" w:after="70"/>
+        <w:ind w:left="340" w:right="340"/>
+      </w:pPr>
+      <w:r>
+        <w:rPr>
+          <w:rFonts w:ascii="Georgia" w:hAnsi="Georgia" w:cs="Georgia"/>
+          <w:b w:val="0"/>
+          <w:i w:val="0"/>
+          <w:color w:val="222222"/>
+          <w:sz w:val="21"/>
+        </w:rPr>
+        <w:t xml:space="preserve">The vision collapses into darkness, and the light curtain blows out like a candle. Where it stood, something small falls to the stone with a crystalline chime: a </w:t>
+      </w:r>
+      <w:r>
+        <w:rPr>
+          <w:rFonts w:ascii="Georgia" w:hAnsi="Georgia" w:cs="Georgia"/>
+          <w:b/>
+          <w:i w:val="0"/>
+          <w:color w:val="222222"/>
+          <w:sz w:val="21"/>
+        </w:rPr>
+        <w:t>Dark Fragment</w:t>
+      </w:r>
+      <w:r>
+        <w:rPr>
+          <w:rFonts w:ascii="Georgia" w:hAnsi="Georgia" w:cs="Georgia"/>
+          <w:b w:val="0"/>
+          <w:i w:val="0"/>
+          <w:color w:val="222222"/>
+          <w:sz w:val="21"/>
+        </w:rPr>
+        <w:t>, a shard of crystallized energy swirling with elemental chaos, cold to the touch and heavier than it looks.</w:t>
+      </w:r>
+    </w:p>
+    <w:p>
+      <w:pPr>
+        <w:pBdr>
           <w:left w:val="single" w:sz="18" w:space="12" w:color="5B2A86"/>
         </w:pBdr>
         <w:shd w:val="clear" w:color="auto" w:fill="F4F0FA"/>
@@ -2951,27 +3489,7 @@
           <w:color w:val="222222"/>
           <w:sz w:val="19"/>
         </w:rPr>
-        <w:t xml:space="preserve">▶ </w:t>
-      </w:r>
-      <w:r>
-        <w:rPr>
-          <w:rFonts w:ascii="Georgia" w:hAnsi="Georgia" w:cs="Georgia"/>
-          <w:b/>
-          <w:i w:val="0"/>
-          <w:color w:val="222222"/>
-          <w:sz w:val="19"/>
-        </w:rPr>
-        <w:t>The fight.</w:t>
-      </w:r>
-      <w:r>
-        <w:rPr>
-          <w:rFonts w:ascii="Georgia" w:hAnsi="Georgia" w:cs="Georgia"/>
-          <w:b w:val="0"/>
-          <w:i w:val="0"/>
-          <w:color w:val="222222"/>
-          <w:sz w:val="19"/>
-        </w:rPr>
-        <w:t xml:space="preserve"> Four Shroomytes, CR 2 each (appendix). Spore Blasts from range, Mycelium Tendrils to entangle, difficult terrain everywhere. Lilly's fire found their weakness; Stabby simply refused to be caught.</w:t>
+        <w:t>▶ Intelligence (Arcana) DC 15: the fragment is a remnant of the same power corrupting the planar boundaries, tied directly to the weakening of Elaria. The party keeps it, carefully wrapped.</w:t>
       </w:r>
     </w:p>
     <w:p>
@@ -2991,17 +3509,17 @@
           <w:color w:val="222222"/>
           <w:sz w:val="21"/>
         </w:rPr>
-        <w:t xml:space="preserve">It is a strange, glowing battle among the toadstools, and when the last Shroomyte folds gently back into the earth, the air fills with drifting, luminous spores, falling like warm snow. In the center of the clearing hovers a </w:t>
-      </w:r>
-      <w:r>
-        <w:rPr>
-          <w:rFonts w:ascii="Georgia" w:hAnsi="Georgia" w:cs="Georgia"/>
-          <w:b/>
-          <w:i w:val="0"/>
+        <w:t xml:space="preserve">Until this moment, the breaking of the world might have been an accident: a storm, a sickness, a slow unlucky fraying. No longer. Someone stood in that light and called the boundaries </w:t>
+      </w:r>
+      <w:r>
+        <w:rPr>
+          <w:rFonts w:ascii="Georgia" w:hAnsi="Georgia" w:cs="Georgia"/>
+          <w:b w:val="0"/>
+          <w:i/>
           <w:color w:val="222222"/>
           <w:sz w:val="21"/>
         </w:rPr>
-        <w:t>Fungal Mote</w:t>
+        <w:t>mine</w:t>
       </w:r>
       <w:r>
         <w:rPr>
@@ -3011,7 +3529,7 @@
           <w:color w:val="222222"/>
           <w:sz w:val="21"/>
         </w:rPr>
-        <w:t>, pulsing with otherworldly light.</w:t>
+        <w:t>. Someone is doing this on purpose.</w:t>
       </w:r>
     </w:p>
     <w:p>
@@ -3031,7 +3549,7 @@
           <w:color w:val="222222"/>
           <w:sz w:val="21"/>
         </w:rPr>
-        <w:t>Ursa</w:t>
+        <w:t>Ursa:</w:t>
       </w:r>
       <w:r>
         <w:rPr>
@@ -3041,7 +3559,47 @@
           <w:color w:val="222222"/>
           <w:sz w:val="21"/>
         </w:rPr>
-        <w:t>, reaching toward it, its glow reflected in his eyes: “This one feels like the Feywild, bleeding into our world.” The Essence Sphere in Lilly's pack hums in quiet agreement. The collection grows, and so does the mystery.</w:t>
+        <w:t xml:space="preserve"> “That figure... they want to unravel everything. We have to stop them.” </w:t>
+      </w:r>
+      <w:r>
+        <w:rPr>
+          <w:rFonts w:ascii="Georgia" w:hAnsi="Georgia" w:cs="Georgia"/>
+          <w:b/>
+          <w:i w:val="0"/>
+          <w:color w:val="222222"/>
+          <w:sz w:val="21"/>
+        </w:rPr>
+        <w:t>Lilly:</w:t>
+      </w:r>
+      <w:r>
+        <w:rPr>
+          <w:rFonts w:ascii="Georgia" w:hAnsi="Georgia" w:cs="Georgia"/>
+          <w:b w:val="0"/>
+          <w:i w:val="0"/>
+          <w:color w:val="222222"/>
+          <w:sz w:val="21"/>
+        </w:rPr>
+        <w:t xml:space="preserve"> “The Artificer's Guild might be our best chance to figure this out, and to bring Pikachu back.” </w:t>
+      </w:r>
+      <w:r>
+        <w:rPr>
+          <w:rFonts w:ascii="Georgia" w:hAnsi="Georgia" w:cs="Georgia"/>
+          <w:b/>
+          <w:i w:val="0"/>
+          <w:color w:val="222222"/>
+          <w:sz w:val="21"/>
+        </w:rPr>
+        <w:t>Stabby:</w:t>
+      </w:r>
+      <w:r>
+        <w:rPr>
+          <w:rFonts w:ascii="Georgia" w:hAnsi="Georgia" w:cs="Georgia"/>
+          <w:b w:val="0"/>
+          <w:i w:val="0"/>
+          <w:color w:val="222222"/>
+          <w:sz w:val="21"/>
+        </w:rPr>
+        <w:t xml:space="preserve"> “Whoever they are, they are going to get a taste of my blade!”</w:t>
       </w:r>
     </w:p>
     <w:p>
@@ -3059,7 +3617,7 @@
           <w:color w:val="B8860B"/>
           <w:sz w:val="32"/>
         </w:rPr>
-        <w:t>Part Four: Stormwatch Cliffs</w:t>
+        <w:t>Part Five: The Lights of Havenmoor</w:t>
       </w:r>
     </w:p>
     <w:p>
@@ -3074,7 +3632,7 @@
           <w:color w:val="222222"/>
           <w:sz w:val="21"/>
         </w:rPr>
-        <w:t>By the time the hills gave way to open sky, the party could hear the sea, and the storm that lived above it.</w:t>
+        <w:t>The storm broke behind them, and the path wound down from the cliffs toward the glow of a town that smelled like cookies.</w:t>
       </w:r>
     </w:p>
     <w:p>
@@ -3089,356 +3647,21 @@
       <w:r>
         <w:rPr>
           <w:rFonts w:ascii="Georgia" w:hAnsi="Georgia" w:cs="Georgia"/>
-          <w:b/>
-          <w:i w:val="0"/>
-          <w:color w:val="222222"/>
-          <w:sz w:val="21"/>
-        </w:rPr>
-        <w:t>Stormwatch Cliffs</w:t>
-      </w:r>
-      <w:r>
-        <w:rPr>
-          <w:rFonts w:ascii="Georgia" w:hAnsi="Georgia" w:cs="Georgia"/>
           <w:b w:val="0"/>
           <w:i w:val="0"/>
           <w:color w:val="222222"/>
           <w:sz w:val="21"/>
         </w:rPr>
-        <w:t xml:space="preserve"> rise at the edge of the world: jagged stone ramparts above crashing waves, crowned with black clouds that flicker and grumble with lightning that never quite rests. The air crackles against the skin, tasting of salt and thunder. Etched into the rocks along the clifftop, strange runes glow with a pale blue light, brightening with every distant strike.</w:t>
+        <w:t>As the party descends, the roar of the sea softens, and new sounds drift up to meet them: distant laughter, jingling bells, a thread of festive music. The path becomes a cobblestone road flanked by frost-dusted pines, and the cold air fills with the mingled scents of sea salt, pine needles, cinnamon, nutmeg, and fresh-baked cookies.</w:t>
       </w:r>
     </w:p>
     <w:p>
       <w:pPr>
-        <w:keepNext/>
-        <w:spacing w:before="220" w:after="60"/>
-      </w:pPr>
-      <w:r>
-        <w:rPr>
-          <w:rFonts w:ascii="Georgia" w:hAnsi="Georgia" w:cs="Georgia"/>
-          <w:b/>
-          <w:color w:val="A0522D"/>
-          <w:sz w:val="26"/>
-        </w:rPr>
-        <w:t>The Cliff Path</w:t>
-      </w:r>
-    </w:p>
-    <w:p>
-      <w:pPr>
-        <w:pBdr>
-          <w:left w:val="single" w:sz="18" w:space="12" w:color="B8860B"/>
-        </w:pBdr>
-        <w:shd w:val="clear" w:color="auto" w:fill="FBF6EA"/>
-        <w:spacing w:before="30" w:after="70"/>
-        <w:ind w:left="340" w:right="340"/>
-      </w:pPr>
-      <w:r>
-        <w:rPr>
-          <w:rFonts w:ascii="Georgia" w:hAnsi="Georgia" w:cs="Georgia"/>
-          <w:b w:val="0"/>
-          <w:i w:val="0"/>
-          <w:color w:val="222222"/>
-          <w:sz w:val="21"/>
-        </w:rPr>
-        <w:t>The only way forward is a narrow path snaking along the cliff's edge, with sheer drops to the hungry ocean below. The wind shoves like a rude giant. Stone crumbles where stone should hold. The Guardians rope together, watch each other's feet, and inch along the ledge while the storm booms overhead.</w:t>
-      </w:r>
-    </w:p>
-    <w:p>
-      <w:pPr>
-        <w:pBdr>
-          <w:left w:val="single" w:sz="18" w:space="12" w:color="5B2A86"/>
-        </w:pBdr>
-        <w:shd w:val="clear" w:color="auto" w:fill="F4F0FA"/>
-        <w:spacing w:before="30" w:after="70"/>
-        <w:ind w:left="340" w:right="340"/>
-      </w:pPr>
-      <w:r>
-        <w:rPr>
-          <w:rFonts w:ascii="Georgia" w:hAnsi="Georgia" w:cs="Georgia"/>
-          <w:b w:val="0"/>
-          <w:i w:val="0"/>
-          <w:color w:val="222222"/>
-          <w:sz w:val="19"/>
-        </w:rPr>
-        <w:t>▶ Skill challenge: Dexterity (Acrobatics) DC 14 on the narrow ledge; Wisdom (Perception) DC 15 to spot the crumbling section before it fell; Intelligence (Arcana) DC 15 to recognize the runes as an ancient magical defense, knowledge that pays off at the monolith. Falls dealt bruises (1d6 to 2d6), not tragedies.</w:t>
-      </w:r>
-    </w:p>
-    <w:p>
-      <w:pPr>
-        <w:keepNext/>
-        <w:spacing w:before="220" w:after="60"/>
-      </w:pPr>
-      <w:r>
-        <w:rPr>
-          <w:rFonts w:ascii="Georgia" w:hAnsi="Georgia" w:cs="Georgia"/>
-          <w:b/>
-          <w:color w:val="A0522D"/>
-          <w:sz w:val="26"/>
-        </w:rPr>
-        <w:t>The Monolith of Four Elements</w:t>
-      </w:r>
-    </w:p>
-    <w:p>
-      <w:pPr>
-        <w:pBdr>
-          <w:left w:val="single" w:sz="18" w:space="12" w:color="B8860B"/>
-        </w:pBdr>
-        <w:shd w:val="clear" w:color="auto" w:fill="FBF6EA"/>
-        <w:spacing w:before="30" w:after="70"/>
-        <w:ind w:left="340" w:right="340"/>
-      </w:pPr>
-      <w:r>
-        <w:rPr>
-          <w:rFonts w:ascii="Georgia" w:hAnsi="Georgia" w:cs="Georgia"/>
-          <w:b w:val="0"/>
-          <w:i w:val="0"/>
-          <w:color w:val="222222"/>
-          <w:sz w:val="21"/>
-        </w:rPr>
-        <w:t xml:space="preserve">Past the worst of the ledge, the path opens onto a circular stone platform carved into the cliffside. At its center stands a </w:t>
-      </w:r>
-      <w:r>
-        <w:rPr>
-          <w:rFonts w:ascii="Georgia" w:hAnsi="Georgia" w:cs="Georgia"/>
-          <w:b/>
-          <w:i w:val="0"/>
-          <w:color w:val="222222"/>
-          <w:sz w:val="21"/>
-        </w:rPr>
-        <w:t>monolith</w:t>
-      </w:r>
-      <w:r>
-        <w:rPr>
-          <w:rFonts w:ascii="Georgia" w:hAnsi="Georgia" w:cs="Georgia"/>
-          <w:b w:val="0"/>
-          <w:i w:val="0"/>
-          <w:color w:val="222222"/>
-          <w:sz w:val="21"/>
-        </w:rPr>
-        <w:t xml:space="preserve">, etched with the same runes as the cliffs, a lightning rod jutting from its peak. Every few minutes the storm reaches down and strikes the rod, and the whole platform glows. Around the monolith stand four smaller pedestals, each crowned with a rotating stone ring of symbols: </w:t>
-      </w:r>
-      <w:r>
-        <w:rPr>
-          <w:rFonts w:ascii="Georgia" w:hAnsi="Georgia" w:cs="Georgia"/>
-          <w:b/>
-          <w:i w:val="0"/>
-          <w:color w:val="222222"/>
-          <w:sz w:val="21"/>
-        </w:rPr>
-        <w:t>Air</w:t>
-      </w:r>
-      <w:r>
-        <w:rPr>
-          <w:rFonts w:ascii="Georgia" w:hAnsi="Georgia" w:cs="Georgia"/>
-          <w:b w:val="0"/>
-          <w:i w:val="0"/>
-          <w:color w:val="222222"/>
-          <w:sz w:val="21"/>
-        </w:rPr>
-        <w:t xml:space="preserve">, </w:t>
-      </w:r>
-      <w:r>
-        <w:rPr>
-          <w:rFonts w:ascii="Georgia" w:hAnsi="Georgia" w:cs="Georgia"/>
-          <w:b/>
-          <w:i w:val="0"/>
-          <w:color w:val="222222"/>
-          <w:sz w:val="21"/>
-        </w:rPr>
-        <w:t>Water</w:t>
-      </w:r>
-      <w:r>
-        <w:rPr>
-          <w:rFonts w:ascii="Georgia" w:hAnsi="Georgia" w:cs="Georgia"/>
-          <w:b w:val="0"/>
-          <w:i w:val="0"/>
-          <w:color w:val="222222"/>
-          <w:sz w:val="21"/>
-        </w:rPr>
-        <w:t xml:space="preserve">, </w:t>
-      </w:r>
-      <w:r>
-        <w:rPr>
-          <w:rFonts w:ascii="Georgia" w:hAnsi="Georgia" w:cs="Georgia"/>
-          <w:b/>
-          <w:i w:val="0"/>
-          <w:color w:val="222222"/>
-          <w:sz w:val="21"/>
-        </w:rPr>
-        <w:t>Earth</w:t>
-      </w:r>
-      <w:r>
-        <w:rPr>
-          <w:rFonts w:ascii="Georgia" w:hAnsi="Georgia" w:cs="Georgia"/>
-          <w:b w:val="0"/>
-          <w:i w:val="0"/>
-          <w:color w:val="222222"/>
-          <w:sz w:val="21"/>
-        </w:rPr>
-        <w:t xml:space="preserve">, and </w:t>
-      </w:r>
-      <w:r>
-        <w:rPr>
-          <w:rFonts w:ascii="Georgia" w:hAnsi="Georgia" w:cs="Georgia"/>
-          <w:b/>
-          <w:i w:val="0"/>
-          <w:color w:val="222222"/>
-          <w:sz w:val="21"/>
-        </w:rPr>
-        <w:t>Fire</w:t>
-      </w:r>
-      <w:r>
-        <w:rPr>
-          <w:rFonts w:ascii="Georgia" w:hAnsi="Georgia" w:cs="Georgia"/>
-          <w:b w:val="0"/>
-          <w:i w:val="0"/>
-          <w:color w:val="222222"/>
-          <w:sz w:val="21"/>
-        </w:rPr>
-        <w:t>.</w:t>
-      </w:r>
-    </w:p>
-    <w:p>
-      <w:pPr>
-        <w:pBdr>
-          <w:left w:val="single" w:sz="18" w:space="12" w:color="B8860B"/>
-        </w:pBdr>
-        <w:shd w:val="clear" w:color="auto" w:fill="FBF6EA"/>
-        <w:spacing w:before="30" w:after="70"/>
-        <w:ind w:left="340" w:right="340"/>
-      </w:pPr>
-      <w:r>
-        <w:rPr>
-          <w:rFonts w:ascii="Georgia" w:hAnsi="Georgia" w:cs="Georgia"/>
-          <w:b w:val="0"/>
-          <w:i w:val="0"/>
-          <w:color w:val="222222"/>
-          <w:sz w:val="21"/>
-        </w:rPr>
-        <w:t xml:space="preserve">Etched into the monolith's base, half-worn by centuries of storms, four phrases: </w:t>
-      </w:r>
-      <w:r>
-        <w:rPr>
-          <w:rFonts w:ascii="Georgia" w:hAnsi="Georgia" w:cs="Georgia"/>
-          <w:b w:val="0"/>
-          <w:i/>
-          <w:color w:val="222222"/>
-          <w:sz w:val="21"/>
-        </w:rPr>
-        <w:t>The winds whisper first. The tide rises after. Stone stands firm next. Flame seals the fate.</w:t>
-      </w:r>
-    </w:p>
-    <w:p>
-      <w:pPr>
-        <w:pBdr>
-          <w:left w:val="single" w:sz="18" w:space="12" w:color="5B2A86"/>
-        </w:pBdr>
-        <w:shd w:val="clear" w:color="auto" w:fill="F4F0FA"/>
-        <w:spacing w:before="30" w:after="70"/>
-        <w:ind w:left="340" w:right="340"/>
-      </w:pPr>
-      <w:r>
-        <w:rPr>
-          <w:rFonts w:ascii="Georgia" w:hAnsi="Georgia" w:cs="Georgia"/>
-          <w:b w:val="0"/>
-          <w:i w:val="0"/>
-          <w:color w:val="222222"/>
-          <w:sz w:val="19"/>
-        </w:rPr>
-        <w:t>▶ The puzzle: align the pedestals Air, then Water, then Earth, then Fire, timed to a lightning strike. Intelligence (Investigation) or Wisdom (Insight) DC 15 to read the sequence from the clues; a wrong alignment discharged 2d6 lightning. The party solved it on the storm's next breath.</w:t>
-      </w:r>
-    </w:p>
-    <w:p>
-      <w:pPr>
-        <w:pBdr>
-          <w:left w:val="single" w:sz="18" w:space="12" w:color="B8860B"/>
-        </w:pBdr>
-        <w:shd w:val="clear" w:color="auto" w:fill="FBF6EA"/>
-        <w:spacing w:before="30" w:after="70"/>
-        <w:ind w:left="340" w:right="340"/>
-      </w:pPr>
-      <w:r>
-        <w:rPr>
-          <w:rFonts w:ascii="Georgia" w:hAnsi="Georgia" w:cs="Georgia"/>
-          <w:b w:val="0"/>
-          <w:i w:val="0"/>
-          <w:color w:val="222222"/>
-          <w:sz w:val="21"/>
-        </w:rPr>
-        <w:t>Stone rings grind into place: wind, tide, stone, flame. The storm inhales. Lightning hammers the rod, and this time the monolith drinks it, humming louder and louder until a beam of pure light lances up into the clouds and blooms into a shimmering curtain of energy above the platform.</w:t>
-      </w:r>
-    </w:p>
-    <w:p>
-      <w:pPr>
-        <w:keepNext/>
-        <w:spacing w:before="220" w:after="60"/>
-      </w:pPr>
-      <w:r>
-        <w:rPr>
-          <w:rFonts w:ascii="Georgia" w:hAnsi="Georgia" w:cs="Georgia"/>
-          <w:b/>
-          <w:color w:val="A0522D"/>
-          <w:sz w:val="26"/>
-        </w:rPr>
-        <w:t>The Dark Figure</w:t>
-      </w:r>
-    </w:p>
-    <w:p>
-      <w:pPr>
-        <w:pBdr>
-          <w:left w:val="single" w:sz="18" w:space="12" w:color="B8860B"/>
-        </w:pBdr>
-        <w:shd w:val="clear" w:color="auto" w:fill="FBF6EA"/>
-        <w:spacing w:before="30" w:after="70"/>
-        <w:ind w:left="340" w:right="340"/>
-      </w:pPr>
-      <w:r>
-        <w:rPr>
-          <w:rFonts w:ascii="Georgia" w:hAnsi="Georgia" w:cs="Georgia"/>
-          <w:b w:val="0"/>
-          <w:i w:val="0"/>
-          <w:color w:val="222222"/>
-          <w:sz w:val="21"/>
-        </w:rPr>
-        <w:t>Within the curtain of light, a vision takes shape: a towering figure cloaked in darkness, its face hidden, its presence pressing down on the platform like a cold hand. The storm itself seems to lean away from it. When it speaks, the voice does not come through the air. It arrives directly inside their minds.</w:t>
-      </w:r>
-    </w:p>
-    <w:p>
-      <w:pPr>
-        <w:pBdr>
-          <w:left w:val="single" w:sz="18" w:space="12" w:color="B8860B"/>
-        </w:pBdr>
-        <w:shd w:val="clear" w:color="auto" w:fill="FBF6EA"/>
-        <w:spacing w:before="30" w:after="70"/>
-        <w:ind w:left="340" w:right="340"/>
-      </w:pPr>
-      <w:r>
-        <w:rPr>
-          <w:rFonts w:ascii="Georgia" w:hAnsi="Georgia" w:cs="Georgia"/>
-          <w:b/>
-          <w:i w:val="0"/>
-          <w:color w:val="222222"/>
-          <w:sz w:val="21"/>
-        </w:rPr>
-        <w:t>The dark figure:</w:t>
-      </w:r>
-      <w:r>
-        <w:rPr>
-          <w:rFonts w:ascii="Georgia" w:hAnsi="Georgia" w:cs="Georgia"/>
-          <w:b w:val="0"/>
-          <w:i w:val="0"/>
-          <w:color w:val="222222"/>
-          <w:sz w:val="21"/>
-        </w:rPr>
-        <w:t xml:space="preserve"> “You meddle with forces beyond your comprehension. The boundaries between realms are mine to shatter and shape. The goddess's light fades, and chaos will reign. The motes you gather are but embers of a dying flame. You cannot stop the unraveling.”</w:t>
-      </w:r>
-    </w:p>
-    <w:p>
-      <w:pPr>
         <w:spacing w:after="0" w:before="0"/>
       </w:pPr>
       <w:r>
         <w:drawing>
-          <wp:anchor xmlns:a="http://schemas.openxmlformats.org/drawingml/2006/main" behindDoc="0" distT="91440" distB="91440" distL="201600" distR="0" simplePos="0" locked="0" layoutInCell="1" allowOverlap="1" relativeHeight="2">
+          <wp:anchor xmlns:a="http://schemas.openxmlformats.org/drawingml/2006/main" behindDoc="0" distT="91440" distB="91440" distL="201600" distR="0" simplePos="0" locked="0" layoutInCell="1" allowOverlap="0" relativeHeight="2">
             <wp:simplePos x="0" y="0"/>
             <wp:positionH relativeFrom="column">
               <wp:align>right</wp:align>
@@ -3446,7 +3669,7 @@
             <wp:positionV relativeFrom="paragraph">
               <wp:posOffset>0</wp:posOffset>
             </wp:positionV>
-            <wp:extent cx="2377440" cy="2377440"/>
+            <wp:extent cx="2468880" cy="2468880"/>
             <wp:effectExtent l="0" t="0" r="0" b="0"/>
             <wp:wrapSquare wrapText="bothSides"/>
             <wp:docPr id="13" name="Picture 13"/>
@@ -3460,275 +3683,6 @@
                   </pic:nvPicPr>
                   <pic:blipFill>
                     <a:blip r:embed="rId22"/>
-                    <a:stretch>
-                      <a:fillRect/>
-                    </a:stretch>
-                  </pic:blipFill>
-                  <pic:spPr>
-                    <a:xfrm>
-                      <a:off x="0" y="0"/>
-                      <a:ext cx="2377440" cy="2377440"/>
-                    </a:xfrm>
-                    <a:prstGeom prst="rect"/>
-                  </pic:spPr>
-                </pic:pic>
-              </a:graphicData>
-            </a:graphic>
-          </wp:anchor>
-        </w:drawing>
-      </w:r>
-    </w:p>
-    <w:p>
-      <w:pPr>
-        <w:pBdr>
-          <w:left w:val="single" w:sz="18" w:space="12" w:color="B8860B"/>
-        </w:pBdr>
-        <w:shd w:val="clear" w:color="auto" w:fill="FBF6EA"/>
-        <w:spacing w:before="30" w:after="70"/>
-        <w:ind w:left="340" w:right="340"/>
-      </w:pPr>
-      <w:r>
-        <w:rPr>
-          <w:rFonts w:ascii="Georgia" w:hAnsi="Georgia" w:cs="Georgia"/>
-          <w:b w:val="0"/>
-          <w:i w:val="0"/>
-          <w:color w:val="222222"/>
-          <w:sz w:val="21"/>
-        </w:rPr>
-        <w:t xml:space="preserve">The vision collapses into darkness, and the light curtain blows out like a candle. Where it stood, something small falls to the stone with a crystalline chime: a </w:t>
-      </w:r>
-      <w:r>
-        <w:rPr>
-          <w:rFonts w:ascii="Georgia" w:hAnsi="Georgia" w:cs="Georgia"/>
-          <w:b/>
-          <w:i w:val="0"/>
-          <w:color w:val="222222"/>
-          <w:sz w:val="21"/>
-        </w:rPr>
-        <w:t>Dark Fragment</w:t>
-      </w:r>
-      <w:r>
-        <w:rPr>
-          <w:rFonts w:ascii="Georgia" w:hAnsi="Georgia" w:cs="Georgia"/>
-          <w:b w:val="0"/>
-          <w:i w:val="0"/>
-          <w:color w:val="222222"/>
-          <w:sz w:val="21"/>
-        </w:rPr>
-        <w:t>, a shard of crystallized energy swirling with elemental chaos, cold to the touch and heavier than it looks.</w:t>
-      </w:r>
-    </w:p>
-    <w:p>
-      <w:pPr>
-        <w:pBdr>
-          <w:left w:val="single" w:sz="18" w:space="12" w:color="5B2A86"/>
-        </w:pBdr>
-        <w:shd w:val="clear" w:color="auto" w:fill="F4F0FA"/>
-        <w:spacing w:before="30" w:after="70"/>
-        <w:ind w:left="340" w:right="340"/>
-      </w:pPr>
-      <w:r>
-        <w:rPr>
-          <w:rFonts w:ascii="Georgia" w:hAnsi="Georgia" w:cs="Georgia"/>
-          <w:b w:val="0"/>
-          <w:i w:val="0"/>
-          <w:color w:val="222222"/>
-          <w:sz w:val="19"/>
-        </w:rPr>
-        <w:t>▶ Intelligence (Arcana) DC 15: the fragment is a remnant of the same power corrupting the planar boundaries, tied directly to the weakening of Elaria. The party keeps it, carefully wrapped.</w:t>
-      </w:r>
-    </w:p>
-    <w:p>
-      <w:pPr>
-        <w:pBdr>
-          <w:left w:val="single" w:sz="18" w:space="12" w:color="B8860B"/>
-        </w:pBdr>
-        <w:shd w:val="clear" w:color="auto" w:fill="FBF6EA"/>
-        <w:spacing w:before="30" w:after="70"/>
-        <w:ind w:left="340" w:right="340"/>
-      </w:pPr>
-      <w:r>
-        <w:rPr>
-          <w:rFonts w:ascii="Georgia" w:hAnsi="Georgia" w:cs="Georgia"/>
-          <w:b w:val="0"/>
-          <w:i w:val="0"/>
-          <w:color w:val="222222"/>
-          <w:sz w:val="21"/>
-        </w:rPr>
-        <w:t xml:space="preserve">Until this moment, the breaking of the world might have been an accident: a storm, a sickness, a slow unlucky fraying. No longer. Someone stood in that light and called the boundaries </w:t>
-      </w:r>
-      <w:r>
-        <w:rPr>
-          <w:rFonts w:ascii="Georgia" w:hAnsi="Georgia" w:cs="Georgia"/>
-          <w:b w:val="0"/>
-          <w:i/>
-          <w:color w:val="222222"/>
-          <w:sz w:val="21"/>
-        </w:rPr>
-        <w:t>mine</w:t>
-      </w:r>
-      <w:r>
-        <w:rPr>
-          <w:rFonts w:ascii="Georgia" w:hAnsi="Georgia" w:cs="Georgia"/>
-          <w:b w:val="0"/>
-          <w:i w:val="0"/>
-          <w:color w:val="222222"/>
-          <w:sz w:val="21"/>
-        </w:rPr>
-        <w:t>. Someone is doing this on purpose.</w:t>
-      </w:r>
-    </w:p>
-    <w:p>
-      <w:pPr>
-        <w:pBdr>
-          <w:left w:val="single" w:sz="18" w:space="12" w:color="B8860B"/>
-        </w:pBdr>
-        <w:shd w:val="clear" w:color="auto" w:fill="FBF6EA"/>
-        <w:spacing w:before="30" w:after="70"/>
-        <w:ind w:left="340" w:right="340"/>
-      </w:pPr>
-      <w:r>
-        <w:rPr>
-          <w:rFonts w:ascii="Georgia" w:hAnsi="Georgia" w:cs="Georgia"/>
-          <w:b/>
-          <w:i w:val="0"/>
-          <w:color w:val="222222"/>
-          <w:sz w:val="21"/>
-        </w:rPr>
-        <w:t>Ursa:</w:t>
-      </w:r>
-      <w:r>
-        <w:rPr>
-          <w:rFonts w:ascii="Georgia" w:hAnsi="Georgia" w:cs="Georgia"/>
-          <w:b w:val="0"/>
-          <w:i w:val="0"/>
-          <w:color w:val="222222"/>
-          <w:sz w:val="21"/>
-        </w:rPr>
-        <w:t xml:space="preserve"> “That figure... they want to unravel everything. We have to stop them.” </w:t>
-      </w:r>
-      <w:r>
-        <w:rPr>
-          <w:rFonts w:ascii="Georgia" w:hAnsi="Georgia" w:cs="Georgia"/>
-          <w:b/>
-          <w:i w:val="0"/>
-          <w:color w:val="222222"/>
-          <w:sz w:val="21"/>
-        </w:rPr>
-        <w:t>Lilly:</w:t>
-      </w:r>
-      <w:r>
-        <w:rPr>
-          <w:rFonts w:ascii="Georgia" w:hAnsi="Georgia" w:cs="Georgia"/>
-          <w:b w:val="0"/>
-          <w:i w:val="0"/>
-          <w:color w:val="222222"/>
-          <w:sz w:val="21"/>
-        </w:rPr>
-        <w:t xml:space="preserve"> “The Artificer's Guild might be our best chance to figure this out, and to bring Pikachu back.” </w:t>
-      </w:r>
-      <w:r>
-        <w:rPr>
-          <w:rFonts w:ascii="Georgia" w:hAnsi="Georgia" w:cs="Georgia"/>
-          <w:b/>
-          <w:i w:val="0"/>
-          <w:color w:val="222222"/>
-          <w:sz w:val="21"/>
-        </w:rPr>
-        <w:t>Stabby:</w:t>
-      </w:r>
-      <w:r>
-        <w:rPr>
-          <w:rFonts w:ascii="Georgia" w:hAnsi="Georgia" w:cs="Georgia"/>
-          <w:b w:val="0"/>
-          <w:i w:val="0"/>
-          <w:color w:val="222222"/>
-          <w:sz w:val="21"/>
-        </w:rPr>
-        <w:t xml:space="preserve"> “Whoever they are, they are going to get a taste of my blade!”</w:t>
-      </w:r>
-    </w:p>
-    <w:p>
-      <w:pPr>
-        <w:keepNext/>
-        <w:spacing w:before="400" w:after="120"/>
-        <w:pBdr>
-          <w:bottom w:val="single" w:sz="6" w:space="4" w:color="B8860B"/>
-        </w:pBdr>
-      </w:pPr>
-      <w:r>
-        <w:rPr>
-          <w:rFonts w:ascii="Georgia" w:hAnsi="Georgia" w:cs="Georgia"/>
-          <w:b/>
-          <w:color w:val="B8860B"/>
-          <w:sz w:val="32"/>
-        </w:rPr>
-        <w:t>Part Five: The Lights of Havenmoor</w:t>
-      </w:r>
-    </w:p>
-    <w:p>
-      <w:pPr>
-        <w:spacing w:before="120" w:after="200"/>
-      </w:pPr>
-      <w:r>
-        <w:rPr>
-          <w:rFonts w:ascii="Georgia" w:hAnsi="Georgia" w:cs="Georgia"/>
-          <w:b w:val="0"/>
-          <w:i/>
-          <w:color w:val="222222"/>
-          <w:sz w:val="21"/>
-        </w:rPr>
-        <w:t>The storm broke behind them, and the path wound down from the cliffs toward the glow of a town that smelled like cookies.</w:t>
-      </w:r>
-    </w:p>
-    <w:p>
-      <w:pPr>
-        <w:pBdr>
-          <w:left w:val="single" w:sz="18" w:space="12" w:color="B8860B"/>
-        </w:pBdr>
-        <w:shd w:val="clear" w:color="auto" w:fill="FBF6EA"/>
-        <w:spacing w:before="30" w:after="70"/>
-        <w:ind w:left="340" w:right="340"/>
-      </w:pPr>
-      <w:r>
-        <w:rPr>
-          <w:rFonts w:ascii="Georgia" w:hAnsi="Georgia" w:cs="Georgia"/>
-          <w:b w:val="0"/>
-          <w:i w:val="0"/>
-          <w:color w:val="222222"/>
-          <w:sz w:val="21"/>
-        </w:rPr>
-        <w:t>As the party descends, the roar of the sea softens, and new sounds drift up to meet them: distant laughter, jingling bells, a thread of festive music. The path becomes a cobblestone road flanked by frost-dusted pines, and the cold air fills with the mingled scents of sea salt, pine needles, cinnamon, nutmeg, and fresh-baked cookies.</w:t>
-      </w:r>
-    </w:p>
-    <w:p>
-      <w:pPr>
-        <w:spacing w:after="0" w:before="0"/>
-      </w:pPr>
-      <w:r>
-        <w:drawing>
-          <wp:anchor xmlns:a="http://schemas.openxmlformats.org/drawingml/2006/main" behindDoc="0" distT="91440" distB="91440" distL="201600" distR="0" simplePos="0" locked="0" layoutInCell="1" allowOverlap="1" relativeHeight="2">
-            <wp:simplePos x="0" y="0"/>
-            <wp:positionH relativeFrom="column">
-              <wp:align>right</wp:align>
-            </wp:positionH>
-            <wp:positionV relativeFrom="paragraph">
-              <wp:posOffset>0</wp:posOffset>
-            </wp:positionV>
-            <wp:extent cx="2468880" cy="2468880"/>
-            <wp:effectExtent l="0" t="0" r="0" b="0"/>
-            <wp:wrapSquare wrapText="bothSides"/>
-            <wp:docPr id="14" name="Picture 14"/>
-            <wp:cNvGraphicFramePr/>
-            <a:graphic xmlns:pic="http://schemas.openxmlformats.org/drawingml/2006/picture">
-              <a:graphicData uri="http://schemas.openxmlformats.org/drawingml/2006/picture">
-                <pic:pic>
-                  <pic:nvPicPr>
-                    <pic:cNvPr id="0" name="image.jpg"/>
-                    <pic:cNvPicPr/>
-                  </pic:nvPicPr>
-                  <pic:blipFill>
-                    <a:blip r:embed="rId23"/>
                     <a:stretch>
                       <a:fillRect/>
                     </a:stretch>

--- a/sessions/session_03_quest_for_knowledge.docx
+++ b/sessions/session_03_quest_for_knowledge.docx
@@ -262,7 +262,7 @@
       <w:r>
         <w:drawing>
           <wp:inline xmlns:a="http://schemas.openxmlformats.org/drawingml/2006/main" xmlns:pic="http://schemas.openxmlformats.org/drawingml/2006/picture">
-            <wp:extent cx="3474720" cy="3474720"/>
+            <wp:extent cx="5486400" cy="3654028"/>
             <wp:docPr id="1" name="Picture 1"/>
             <wp:cNvGraphicFramePr>
               <a:graphicFrameLocks noChangeAspect="1"/>
@@ -283,7 +283,7 @@
                   <pic:spPr>
                     <a:xfrm>
                       <a:off x="0" y="0"/>
-                      <a:ext cx="3474720" cy="3474720"/>
+                      <a:ext cx="5486400" cy="3654028"/>
                     </a:xfrm>
                     <a:prstGeom prst="rect"/>
                   </pic:spPr>
@@ -312,6 +312,7 @@
     <w:p>
       <w:pPr>
         <w:keepNext/>
+        <w:pageBreakBefore/>
         <w:spacing w:before="400" w:after="120"/>
         <w:pBdr>
           <w:bottom w:val="single" w:sz="6" w:space="4" w:color="B8860B"/>
@@ -453,7 +454,7 @@
       </w:pPr>
       <w:r>
         <w:drawing>
-          <wp:anchor xmlns:a="http://schemas.openxmlformats.org/drawingml/2006/main" behindDoc="0" distT="91440" distB="91440" distL="201600" distR="0" simplePos="0" locked="0" layoutInCell="1" allowOverlap="0" relativeHeight="2">
+          <wp:anchor xmlns:a="http://schemas.openxmlformats.org/drawingml/2006/main" behindDoc="0" distT="91440" distB="100584" distL="201600" distR="201600" simplePos="0" locked="0" layoutInCell="1" allowOverlap="0" relativeHeight="2">
             <wp:simplePos x="0" y="0"/>
             <wp:positionH relativeFrom="column">
               <wp:align>right</wp:align>
@@ -461,7 +462,7 @@
             <wp:positionV relativeFrom="paragraph">
               <wp:posOffset>0</wp:posOffset>
             </wp:positionV>
-            <wp:extent cx="2468880" cy="2468880"/>
+            <wp:extent cx="3017520" cy="3772821"/>
             <wp:effectExtent l="0" t="0" r="0" b="0"/>
             <wp:wrapSquare wrapText="bothSides"/>
             <wp:docPr id="2" name="Picture 2"/>
@@ -482,7 +483,7 @@
                   <pic:spPr>
                     <a:xfrm>
                       <a:off x="0" y="0"/>
-                      <a:ext cx="2468880" cy="2468880"/>
+                      <a:ext cx="3017520" cy="3772821"/>
                     </a:xfrm>
                     <a:prstGeom prst="rect"/>
                   </pic:spPr>
@@ -644,6 +645,11 @@
       </w:r>
     </w:p>
     <w:p>
+      <w:r>
+        <w:br w:type="page"/>
+      </w:r>
+    </w:p>
+    <w:p>
       <w:pPr>
         <w:keepNext/>
         <w:spacing w:before="220" w:after="60"/>
@@ -680,11 +686,91 @@
     </w:p>
     <w:p>
       <w:pPr>
+        <w:pBdr>
+          <w:left w:val="single" w:sz="18" w:space="12" w:color="B8860B"/>
+        </w:pBdr>
+        <w:shd w:val="clear" w:color="auto" w:fill="FBF6EA"/>
+        <w:spacing w:before="30" w:after="70"/>
+        <w:ind w:left="340" w:right="340"/>
+      </w:pPr>
+      <w:r>
+        <w:rPr>
+          <w:rFonts w:ascii="Georgia" w:hAnsi="Georgia" w:cs="Georgia"/>
+          <w:b/>
+          <w:i w:val="0"/>
+          <w:color w:val="222222"/>
+          <w:sz w:val="21"/>
+        </w:rPr>
+        <w:t>Aelwyn:</w:t>
+      </w:r>
+      <w:r>
+        <w:rPr>
+          <w:rFonts w:ascii="Georgia" w:hAnsi="Georgia" w:cs="Georgia"/>
+          <w:b w:val="0"/>
+          <w:i w:val="0"/>
+          <w:color w:val="222222"/>
+          <w:sz w:val="21"/>
+        </w:rPr>
+        <w:t xml:space="preserve"> “These motes of yours are not stray magical oddities. They are fragments of planar essence, torn loose from their home realms. The balance of the planes is unraveling, and creatures are slipping through the cracks.”</w:t>
+      </w:r>
+    </w:p>
+    <w:p>
+      <w:pPr>
+        <w:pBdr>
+          <w:left w:val="single" w:sz="18" w:space="12" w:color="B8860B"/>
+        </w:pBdr>
+        <w:shd w:val="clear" w:color="auto" w:fill="FBF6EA"/>
+        <w:spacing w:before="30" w:after="70"/>
+        <w:ind w:left="340" w:right="340"/>
+      </w:pPr>
+      <w:r>
+        <w:rPr>
+          <w:rFonts w:ascii="Georgia" w:hAnsi="Georgia" w:cs="Georgia"/>
+          <w:b/>
+          <w:i w:val="0"/>
+          <w:color w:val="222222"/>
+          <w:sz w:val="21"/>
+        </w:rPr>
+        <w:t>Ursa</w:t>
+      </w:r>
+      <w:r>
+        <w:rPr>
+          <w:rFonts w:ascii="Georgia" w:hAnsi="Georgia" w:cs="Georgia"/>
+          <w:b w:val="0"/>
+          <w:i w:val="0"/>
+          <w:color w:val="222222"/>
+          <w:sz w:val="21"/>
+        </w:rPr>
+        <w:t>, quietly: “We saw something on the road. A goddess, I think. Her name was Elaria. She said her power was fading, and that we needed to restore it.”</w:t>
+      </w:r>
+    </w:p>
+    <w:p>
+      <w:pPr>
+        <w:pBdr>
+          <w:left w:val="single" w:sz="18" w:space="12" w:color="B8860B"/>
+        </w:pBdr>
+        <w:shd w:val="clear" w:color="auto" w:fill="FBF6EA"/>
+        <w:spacing w:before="30" w:after="70"/>
+        <w:ind w:left="340" w:right="340"/>
+      </w:pPr>
+      <w:r>
+        <w:rPr>
+          <w:rFonts w:ascii="Georgia" w:hAnsi="Georgia" w:cs="Georgia"/>
+          <w:b w:val="0"/>
+          <w:i w:val="0"/>
+          <w:color w:val="222222"/>
+          <w:sz w:val="21"/>
+        </w:rPr>
+        <w:t>The professor goes very still. When he speaks again, the scientist's excitement is gone, and something older and graver has taken its place.</w:t>
+      </w:r>
+    </w:p>
+    <w:p>
+      <w:pPr>
         <w:spacing w:after="0" w:before="0"/>
       </w:pPr>
       <w:r>
         <w:drawing>
-          <wp:anchor xmlns:a="http://schemas.openxmlformats.org/drawingml/2006/main" behindDoc="0" distT="91440" distB="91440" distL="201600" distR="0" simplePos="0" locked="0" layoutInCell="1" allowOverlap="0" relativeHeight="2">
+          <wp:anchor xmlns:a="http://schemas.openxmlformats.org/drawingml/2006/main" behindDoc="0" distT="91440" distB="100584" distL="201600" distR="201600" simplePos="0" locked="0" layoutInCell="1" allowOverlap="0" relativeHeight="2">
             <wp:simplePos x="0" y="0"/>
             <wp:positionH relativeFrom="column">
               <wp:align>right</wp:align>
@@ -692,7 +778,7 @@
             <wp:positionV relativeFrom="paragraph">
               <wp:posOffset>0</wp:posOffset>
             </wp:positionV>
-            <wp:extent cx="2103120" cy="2103120"/>
+            <wp:extent cx="3017520" cy="3772821"/>
             <wp:effectExtent l="0" t="0" r="0" b="0"/>
             <wp:wrapSquare wrapText="bothSides"/>
             <wp:docPr id="3" name="Picture 3"/>
@@ -713,7 +799,7 @@
                   <pic:spPr>
                     <a:xfrm>
                       <a:off x="0" y="0"/>
-                      <a:ext cx="2103120" cy="2103120"/>
+                      <a:ext cx="3017520" cy="3772821"/>
                     </a:xfrm>
                     <a:prstGeom prst="rect"/>
                   </pic:spPr>
@@ -751,7 +837,27 @@
           <w:color w:val="222222"/>
           <w:sz w:val="21"/>
         </w:rPr>
-        <w:t xml:space="preserve"> “These motes of yours are not stray magical oddities. They are fragments of planar essence, torn loose from their home realms. The balance of the planes is unraveling, and creatures are slipping through the cracks.”</w:t>
+        <w:t xml:space="preserve"> “Elaria. The Guardian of Balance. Children, if </w:t>
+      </w:r>
+      <w:r>
+        <w:rPr>
+          <w:rFonts w:ascii="Georgia" w:hAnsi="Georgia" w:cs="Georgia"/>
+          <w:b w:val="0"/>
+          <w:i/>
+          <w:color w:val="222222"/>
+          <w:sz w:val="21"/>
+        </w:rPr>
+        <w:t>her</w:t>
+      </w:r>
+      <w:r>
+        <w:rPr>
+          <w:rFonts w:ascii="Georgia" w:hAnsi="Georgia" w:cs="Georgia"/>
+          <w:b w:val="0"/>
+          <w:i w:val="0"/>
+          <w:color w:val="222222"/>
+          <w:sz w:val="21"/>
+        </w:rPr>
+        <w:t xml:space="preserve"> power is waning, then the boundaries between the planes will not merely leak. They will collapse. Everything you have seen, the motes, the strange creatures, the thin places in the forest, all of it is a world teetering on the brink.”</w:t>
       </w:r>
     </w:p>
     <w:p>
@@ -766,22 +872,12 @@
       <w:r>
         <w:rPr>
           <w:rFonts w:ascii="Georgia" w:hAnsi="Georgia" w:cs="Georgia"/>
-          <w:b/>
-          <w:i w:val="0"/>
-          <w:color w:val="222222"/>
-          <w:sz w:val="21"/>
-        </w:rPr>
-        <w:t>Ursa</w:t>
-      </w:r>
-      <w:r>
-        <w:rPr>
-          <w:rFonts w:ascii="Georgia" w:hAnsi="Georgia" w:cs="Georgia"/>
           <w:b w:val="0"/>
           <w:i w:val="0"/>
           <w:color w:val="222222"/>
           <w:sz w:val="21"/>
         </w:rPr>
-        <w:t>, quietly: “We saw something on the road. A goddess, I think. Her name was Elaria. She said her power was fading, and that we needed to restore it.”</w:t>
+        <w:t>He crosses to a great ancient map on the wall, the realms of Elaria drawn in faded ink. Lines of light crisscross it like threads in a loom, and here and there a point pulses with unstable energy, like a fraying knot.</w:t>
       </w:r>
     </w:p>
     <w:p>
@@ -796,12 +892,56 @@
       <w:r>
         <w:rPr>
           <w:rFonts w:ascii="Georgia" w:hAnsi="Georgia" w:cs="Georgia"/>
+          <w:b/>
+          <w:i w:val="0"/>
+          <w:color w:val="222222"/>
+          <w:sz w:val="21"/>
+        </w:rPr>
+        <w:t>Aelwyn:</w:t>
+      </w:r>
+      <w:r>
+        <w:rPr>
+          <w:rFonts w:ascii="Georgia" w:hAnsi="Georgia" w:cs="Georgia"/>
           <w:b w:val="0"/>
           <w:i w:val="0"/>
           <w:color w:val="222222"/>
           <w:sz w:val="21"/>
         </w:rPr>
-        <w:t>The professor goes very still. When he speaks again, the scientist's excitement is gone, and something older and graver has taken its place.</w:t>
+        <w:t xml:space="preserve"> “If you would restore the goddess, you will need more than courage. You will need knowledge, allies, and tools forged where magic and technology meet. The Artificer's Guild can upgrade your Sphere, yes. But its archives may also hold the secret of how to stitch a world back together.”</w:t>
+      </w:r>
+    </w:p>
+    <w:p>
+      <w:pPr>
+        <w:keepNext/>
+        <w:pageBreakBefore/>
+        <w:spacing w:before="400" w:after="120"/>
+        <w:pBdr>
+          <w:bottom w:val="single" w:sz="6" w:space="4" w:color="B8860B"/>
+        </w:pBdr>
+      </w:pPr>
+      <w:r>
+        <w:rPr>
+          <w:rFonts w:ascii="Georgia" w:hAnsi="Georgia" w:cs="Georgia"/>
+          <w:b/>
+          <w:color w:val="B8860B"/>
+          <w:sz w:val="32"/>
+        </w:rPr>
+        <w:t>Part Two: Three Small Wonders</w:t>
+      </w:r>
+    </w:p>
+    <w:p>
+      <w:pPr>
+        <w:spacing w:before="120" w:after="200"/>
+      </w:pPr>
+      <w:r>
+        <w:rPr>
+          <w:rFonts w:ascii="Georgia" w:hAnsi="Georgia" w:cs="Georgia"/>
+          <w:b w:val="0"/>
+          <w:i/>
+          <w:color w:val="222222"/>
+          <w:sz w:val="21"/>
+        </w:rPr>
+        <w:t>Before the road, the professor had one more gift to offer: a choice that would change the party forever.</w:t>
       </w:r>
     </w:p>
     <w:p>
@@ -816,12 +956,22 @@
       <w:r>
         <w:rPr>
           <w:rFonts w:ascii="Georgia" w:hAnsi="Georgia" w:cs="Georgia"/>
+          <w:b w:val="0"/>
+          <w:i w:val="0"/>
+          <w:color w:val="222222"/>
+          <w:sz w:val="21"/>
+        </w:rPr>
+        <w:t xml:space="preserve">As Aelwyn speaks, the laboratory's smallest residents come out to investigate the visitors. A leafy little dinosaur with a folded flower bud on its back lounges in a sunbeam by the window: a </w:t>
+      </w:r>
+      <w:r>
+        <w:rPr>
+          <w:rFonts w:ascii="Georgia" w:hAnsi="Georgia" w:cs="Georgia"/>
           <w:b/>
           <w:i w:val="0"/>
           <w:color w:val="222222"/>
           <w:sz w:val="21"/>
         </w:rPr>
-        <w:t>Aelwyn:</w:t>
+        <w:t>Floraburst</w:t>
       </w:r>
       <w:r>
         <w:rPr>
@@ -831,17 +981,17 @@
           <w:color w:val="222222"/>
           <w:sz w:val="21"/>
         </w:rPr>
-        <w:t xml:space="preserve"> “Elaria. The Guardian of Balance. Children, if </w:t>
-      </w:r>
-      <w:r>
-        <w:rPr>
-          <w:rFonts w:ascii="Georgia" w:hAnsi="Georgia" w:cs="Georgia"/>
-          <w:b w:val="0"/>
-          <w:i/>
+        <w:t xml:space="preserve">. A round turtle-like creature wrapped in a shimmering watery aura waddles past, peering up curiously: an </w:t>
+      </w:r>
+      <w:r>
+        <w:rPr>
+          <w:rFonts w:ascii="Georgia" w:hAnsi="Georgia" w:cs="Georgia"/>
+          <w:b/>
+          <w:i w:val="0"/>
           <w:color w:val="222222"/>
           <w:sz w:val="21"/>
         </w:rPr>
-        <w:t>her</w:t>
+        <w:t>Aqualump</w:t>
       </w:r>
       <w:r>
         <w:rPr>
@@ -851,18 +1001,18 @@
           <w:color w:val="222222"/>
           <w:sz w:val="21"/>
         </w:rPr>
-        <w:t xml:space="preserve"> power is waning, then the boundaries between the planes will not merely leak. They will collapse. Everything you have seen, the motes, the strange creatures, the thin places in the forest, all of it is a world teetering on the brink.”</w:t>
-      </w:r>
-    </w:p>
-    <w:p>
-      <w:pPr>
-        <w:pBdr>
-          <w:left w:val="single" w:sz="18" w:space="12" w:color="B8860B"/>
-        </w:pBdr>
-        <w:shd w:val="clear" w:color="auto" w:fill="FBF6EA"/>
-        <w:spacing w:before="30" w:after="70"/>
-        <w:ind w:left="340" w:right="340"/>
-      </w:pPr>
+        <w:t xml:space="preserve">. And a small fox-like creature with flames dancing harmlessly along its paws and tail darts between the table legs, chasing an automaton twice its size: an </w:t>
+      </w:r>
+      <w:r>
+        <w:rPr>
+          <w:rFonts w:ascii="Georgia" w:hAnsi="Georgia" w:cs="Georgia"/>
+          <w:b/>
+          <w:i w:val="0"/>
+          <w:color w:val="222222"/>
+          <w:sz w:val="21"/>
+        </w:rPr>
+        <w:t>Emberpaws</w:t>
+      </w:r>
       <w:r>
         <w:rPr>
           <w:rFonts w:ascii="Georgia" w:hAnsi="Georgia" w:cs="Georgia"/>
@@ -871,159 +1021,16 @@
           <w:color w:val="222222"/>
           <w:sz w:val="21"/>
         </w:rPr>
-        <w:t>He crosses to a great ancient map on the wall, the realms of Elaria drawn in faded ink. Lines of light crisscross it like threads in a loom, and here and there a point pulses with unstable energy, like a fraying knot.</w:t>
+        <w:t>.</w:t>
       </w:r>
     </w:p>
     <w:p>
       <w:pPr>
-        <w:pBdr>
-          <w:left w:val="single" w:sz="18" w:space="12" w:color="B8860B"/>
-        </w:pBdr>
-        <w:shd w:val="clear" w:color="auto" w:fill="FBF6EA"/>
-        <w:spacing w:before="30" w:after="70"/>
-        <w:ind w:left="340" w:right="340"/>
-      </w:pPr>
-      <w:r>
-        <w:rPr>
-          <w:rFonts w:ascii="Georgia" w:hAnsi="Georgia" w:cs="Georgia"/>
-          <w:b/>
-          <w:i w:val="0"/>
-          <w:color w:val="222222"/>
-          <w:sz w:val="21"/>
-        </w:rPr>
-        <w:t>Aelwyn:</w:t>
-      </w:r>
-      <w:r>
-        <w:rPr>
-          <w:rFonts w:ascii="Georgia" w:hAnsi="Georgia" w:cs="Georgia"/>
-          <w:b w:val="0"/>
-          <w:i w:val="0"/>
-          <w:color w:val="222222"/>
-          <w:sz w:val="21"/>
-        </w:rPr>
-        <w:t xml:space="preserve"> “If you would restore the goddess, you will need more than courage. You will need knowledge, allies, and tools forged where magic and technology meet. The Artificer's Guild can upgrade your Sphere, yes. But its archives may also hold the secret of how to stitch a world back together.”</w:t>
-      </w:r>
-    </w:p>
-    <w:p>
-      <w:pPr>
-        <w:keepNext/>
-        <w:spacing w:before="400" w:after="120"/>
-        <w:pBdr>
-          <w:bottom w:val="single" w:sz="6" w:space="4" w:color="B8860B"/>
-        </w:pBdr>
-      </w:pPr>
-      <w:r>
-        <w:rPr>
-          <w:rFonts w:ascii="Georgia" w:hAnsi="Georgia" w:cs="Georgia"/>
-          <w:b/>
-          <w:color w:val="B8860B"/>
-          <w:sz w:val="32"/>
-        </w:rPr>
-        <w:t>Part Two: Three Small Wonders</w:t>
-      </w:r>
-    </w:p>
-    <w:p>
-      <w:pPr>
-        <w:spacing w:before="120" w:after="200"/>
-      </w:pPr>
-      <w:r>
-        <w:rPr>
-          <w:rFonts w:ascii="Georgia" w:hAnsi="Georgia" w:cs="Georgia"/>
-          <w:b w:val="0"/>
-          <w:i/>
-          <w:color w:val="222222"/>
-          <w:sz w:val="21"/>
-        </w:rPr>
-        <w:t>Before the road, the professor had one more gift to offer: a choice that would change the party forever.</w:t>
-      </w:r>
-    </w:p>
-    <w:p>
-      <w:pPr>
-        <w:pBdr>
-          <w:left w:val="single" w:sz="18" w:space="12" w:color="B8860B"/>
-        </w:pBdr>
-        <w:shd w:val="clear" w:color="auto" w:fill="FBF6EA"/>
-        <w:spacing w:before="30" w:after="70"/>
-        <w:ind w:left="340" w:right="340"/>
-      </w:pPr>
-      <w:r>
-        <w:rPr>
-          <w:rFonts w:ascii="Georgia" w:hAnsi="Georgia" w:cs="Georgia"/>
-          <w:b w:val="0"/>
-          <w:i w:val="0"/>
-          <w:color w:val="222222"/>
-          <w:sz w:val="21"/>
-        </w:rPr>
-        <w:t xml:space="preserve">As Aelwyn speaks, the laboratory's smallest residents come out to investigate the visitors. A leafy little dinosaur with a folded flower bud on its back lounges in a sunbeam by the window: a </w:t>
-      </w:r>
-      <w:r>
-        <w:rPr>
-          <w:rFonts w:ascii="Georgia" w:hAnsi="Georgia" w:cs="Georgia"/>
-          <w:b/>
-          <w:i w:val="0"/>
-          <w:color w:val="222222"/>
-          <w:sz w:val="21"/>
-        </w:rPr>
-        <w:t>Floraburst</w:t>
-      </w:r>
-      <w:r>
-        <w:rPr>
-          <w:rFonts w:ascii="Georgia" w:hAnsi="Georgia" w:cs="Georgia"/>
-          <w:b w:val="0"/>
-          <w:i w:val="0"/>
-          <w:color w:val="222222"/>
-          <w:sz w:val="21"/>
-        </w:rPr>
-        <w:t xml:space="preserve">. A round turtle-like creature wrapped in a shimmering watery aura waddles past, peering up curiously: an </w:t>
-      </w:r>
-      <w:r>
-        <w:rPr>
-          <w:rFonts w:ascii="Georgia" w:hAnsi="Georgia" w:cs="Georgia"/>
-          <w:b/>
-          <w:i w:val="0"/>
-          <w:color w:val="222222"/>
-          <w:sz w:val="21"/>
-        </w:rPr>
-        <w:t>Aqualump</w:t>
-      </w:r>
-      <w:r>
-        <w:rPr>
-          <w:rFonts w:ascii="Georgia" w:hAnsi="Georgia" w:cs="Georgia"/>
-          <w:b w:val="0"/>
-          <w:i w:val="0"/>
-          <w:color w:val="222222"/>
-          <w:sz w:val="21"/>
-        </w:rPr>
-        <w:t xml:space="preserve">. And a small fox-like creature with flames dancing harmlessly along its paws and tail darts between the table legs, chasing an automaton twice its size: an </w:t>
-      </w:r>
-      <w:r>
-        <w:rPr>
-          <w:rFonts w:ascii="Georgia" w:hAnsi="Georgia" w:cs="Georgia"/>
-          <w:b/>
-          <w:i w:val="0"/>
-          <w:color w:val="222222"/>
-          <w:sz w:val="21"/>
-        </w:rPr>
-        <w:t>Emberpaws</w:t>
-      </w:r>
-      <w:r>
-        <w:rPr>
-          <w:rFonts w:ascii="Georgia" w:hAnsi="Georgia" w:cs="Georgia"/>
-          <w:b w:val="0"/>
-          <w:i w:val="0"/>
-          <w:color w:val="222222"/>
-          <w:sz w:val="21"/>
-        </w:rPr>
-        <w:t>.</w:t>
-      </w:r>
-    </w:p>
-    <w:p>
-      <w:pPr>
         <w:spacing w:after="0" w:before="0"/>
       </w:pPr>
       <w:r>
         <w:drawing>
-          <wp:anchor xmlns:a="http://schemas.openxmlformats.org/drawingml/2006/main" behindDoc="0" distT="91440" distB="91440" distL="201600" distR="0" simplePos="0" locked="0" layoutInCell="1" allowOverlap="0" relativeHeight="2">
+          <wp:anchor xmlns:a="http://schemas.openxmlformats.org/drawingml/2006/main" behindDoc="0" distT="91440" distB="100584" distL="201600" distR="201600" simplePos="0" locked="0" layoutInCell="1" allowOverlap="0" relativeHeight="2">
             <wp:simplePos x="0" y="0"/>
             <wp:positionH relativeFrom="column">
               <wp:align>right</wp:align>
@@ -1031,7 +1038,7 @@
             <wp:positionV relativeFrom="paragraph">
               <wp:posOffset>0</wp:posOffset>
             </wp:positionV>
-            <wp:extent cx="2377440" cy="2377440"/>
+            <wp:extent cx="2926080" cy="2926080"/>
             <wp:effectExtent l="0" t="0" r="0" b="0"/>
             <wp:wrapSquare wrapText="bothSides"/>
             <wp:docPr id="4" name="Picture 4"/>
@@ -1052,7 +1059,7 @@
                   <pic:spPr>
                     <a:xfrm>
                       <a:off x="0" y="0"/>
-                      <a:ext cx="2377440" cy="2377440"/>
+                      <a:ext cx="2926080" cy="2926080"/>
                     </a:xfrm>
                     <a:prstGeom prst="rect"/>
                   </pic:spPr>
@@ -1244,7 +1251,7 @@
       </w:pPr>
       <w:r>
         <w:drawing>
-          <wp:anchor xmlns:a="http://schemas.openxmlformats.org/drawingml/2006/main" behindDoc="0" distT="91440" distB="91440" distL="201600" distR="0" simplePos="0" locked="0" layoutInCell="1" allowOverlap="0" relativeHeight="2">
+          <wp:anchor xmlns:a="http://schemas.openxmlformats.org/drawingml/2006/main" behindDoc="0" distT="91440" distB="100584" distL="201600" distR="201600" simplePos="0" locked="0" layoutInCell="1" allowOverlap="0" relativeHeight="2">
             <wp:simplePos x="0" y="0"/>
             <wp:positionH relativeFrom="column">
               <wp:align>right</wp:align>
@@ -1252,7 +1259,7 @@
             <wp:positionV relativeFrom="paragraph">
               <wp:posOffset>0</wp:posOffset>
             </wp:positionV>
-            <wp:extent cx="2377440" cy="2377440"/>
+            <wp:extent cx="3017520" cy="3017520"/>
             <wp:effectExtent l="0" t="0" r="0" b="0"/>
             <wp:wrapSquare wrapText="bothSides"/>
             <wp:docPr id="5" name="Picture 5"/>
@@ -1273,7 +1280,7 @@
                   <pic:spPr>
                     <a:xfrm>
                       <a:off x="0" y="0"/>
-                      <a:ext cx="2377440" cy="2377440"/>
+                      <a:ext cx="3017520" cy="3017520"/>
                     </a:xfrm>
                     <a:prstGeom prst="rect"/>
                   </pic:spPr>
@@ -1612,6 +1619,7 @@
     <w:p>
       <w:pPr>
         <w:keepNext/>
+        <w:pageBreakBefore/>
         <w:spacing w:before="400" w:after="120"/>
         <w:pBdr>
           <w:bottom w:val="single" w:sz="6" w:space="4" w:color="B8860B"/>
@@ -1689,24 +1697,19 @@
     </w:p>
     <w:p>
       <w:pPr>
-        <w:spacing w:after="0" w:before="0"/>
+        <w:keepNext/>
+        <w:spacing w:before="120" w:after="40"/>
+        <w:jc w:val="center"/>
       </w:pPr>
       <w:r>
         <w:drawing>
-          <wp:anchor xmlns:a="http://schemas.openxmlformats.org/drawingml/2006/main" behindDoc="0" distT="91440" distB="91440" distL="201600" distR="0" simplePos="0" locked="0" layoutInCell="1" allowOverlap="0" relativeHeight="2">
-            <wp:simplePos x="0" y="0"/>
-            <wp:positionH relativeFrom="column">
-              <wp:align>right</wp:align>
-            </wp:positionH>
-            <wp:positionV relativeFrom="paragraph">
-              <wp:posOffset>0</wp:posOffset>
-            </wp:positionV>
-            <wp:extent cx="2286000" cy="2286000"/>
-            <wp:effectExtent l="0" t="0" r="0" b="0"/>
-            <wp:wrapSquare wrapText="bothSides"/>
+          <wp:inline xmlns:a="http://schemas.openxmlformats.org/drawingml/2006/main" xmlns:pic="http://schemas.openxmlformats.org/drawingml/2006/picture">
+            <wp:extent cx="5120640" cy="3410426"/>
             <wp:docPr id="6" name="Picture 6"/>
-            <wp:cNvGraphicFramePr/>
-            <a:graphic xmlns:pic="http://schemas.openxmlformats.org/drawingml/2006/picture">
+            <wp:cNvGraphicFramePr>
+              <a:graphicFrameLocks noChangeAspect="1"/>
+            </wp:cNvGraphicFramePr>
+            <a:graphic>
               <a:graphicData uri="http://schemas.openxmlformats.org/drawingml/2006/picture">
                 <pic:pic>
                   <pic:nvPicPr>
@@ -1722,15 +1725,30 @@
                   <pic:spPr>
                     <a:xfrm>
                       <a:off x="0" y="0"/>
-                      <a:ext cx="2286000" cy="2286000"/>
+                      <a:ext cx="5120640" cy="3410426"/>
                     </a:xfrm>
                     <a:prstGeom prst="rect"/>
                   </pic:spPr>
                 </pic:pic>
               </a:graphicData>
             </a:graphic>
-          </wp:anchor>
+          </wp:inline>
         </w:drawing>
+      </w:r>
+    </w:p>
+    <w:p>
+      <w:pPr>
+        <w:spacing w:after="140"/>
+        <w:jc w:val="center"/>
+      </w:pPr>
+      <w:r>
+        <w:rPr>
+          <w:rFonts w:ascii="Georgia" w:hAnsi="Georgia" w:cs="Georgia"/>
+          <w:i/>
+          <w:color w:val="888888"/>
+          <w:sz w:val="18"/>
+        </w:rPr>
+        <w:t>The southward road disappears into Brambleshadow Thicket.</w:t>
       </w:r>
     </w:p>
     <w:p>
@@ -1855,11 +1873,51 @@
     </w:p>
     <w:p>
       <w:pPr>
+        <w:pBdr>
+          <w:left w:val="single" w:sz="18" w:space="12" w:color="5B2A86"/>
+        </w:pBdr>
+        <w:shd w:val="clear" w:color="auto" w:fill="F4F0FA"/>
+        <w:spacing w:before="30" w:after="70"/>
+        <w:ind w:left="340" w:right="340"/>
+      </w:pPr>
+      <w:r>
+        <w:rPr>
+          <w:rFonts w:ascii="Georgia" w:hAnsi="Georgia" w:cs="Georgia"/>
+          <w:b w:val="0"/>
+          <w:i w:val="0"/>
+          <w:color w:val="222222"/>
+          <w:sz w:val="19"/>
+        </w:rPr>
+        <w:t xml:space="preserve">▶ </w:t>
+      </w:r>
+      <w:r>
+        <w:rPr>
+          <w:rFonts w:ascii="Georgia" w:hAnsi="Georgia" w:cs="Georgia"/>
+          <w:b/>
+          <w:i w:val="0"/>
+          <w:color w:val="222222"/>
+          <w:sz w:val="19"/>
+        </w:rPr>
+        <w:t>The fight.</w:t>
+      </w:r>
+      <w:r>
+        <w:rPr>
+          <w:rFonts w:ascii="Georgia" w:hAnsi="Georgia" w:cs="Georgia"/>
+          <w:b w:val="0"/>
+          <w:i w:val="0"/>
+          <w:color w:val="222222"/>
+          <w:sz w:val="19"/>
+        </w:rPr>
+        <w:t xml:space="preserve"> Shadowflame, CR 4 (appendix). It splits into three identical illusions; Intelligence (Arcana) or Wisdom (Perception) DC 18 to pick the real one. Terror Wave in a 15 foot cone (Wisdom DC 14 or frightened); Shadowmeld to teleport through the mist.</w:t>
+      </w:r>
+    </w:p>
+    <w:p>
+      <w:pPr>
         <w:spacing w:after="0" w:before="0"/>
       </w:pPr>
       <w:r>
         <w:drawing>
-          <wp:anchor xmlns:a="http://schemas.openxmlformats.org/drawingml/2006/main" behindDoc="0" distT="91440" distB="91440" distL="201600" distR="0" simplePos="0" locked="0" layoutInCell="1" allowOverlap="0" relativeHeight="2">
+          <wp:anchor xmlns:a="http://schemas.openxmlformats.org/drawingml/2006/main" behindDoc="0" distT="91440" distB="100584" distL="201600" distR="201600" simplePos="0" locked="0" layoutInCell="1" allowOverlap="0" relativeHeight="2">
             <wp:simplePos x="0" y="0"/>
             <wp:positionH relativeFrom="column">
               <wp:align>right</wp:align>
@@ -1867,7 +1925,7 @@
             <wp:positionV relativeFrom="paragraph">
               <wp:posOffset>0</wp:posOffset>
             </wp:positionV>
-            <wp:extent cx="2286000" cy="2286000"/>
+            <wp:extent cx="2651760" cy="2651760"/>
             <wp:effectExtent l="0" t="0" r="0" b="0"/>
             <wp:wrapSquare wrapText="bothSides"/>
             <wp:docPr id="7" name="Picture 7"/>
@@ -1888,7 +1946,7 @@
                   <pic:spPr>
                     <a:xfrm>
                       <a:off x="0" y="0"/>
-                      <a:ext cx="2286000" cy="2286000"/>
+                      <a:ext cx="2651760" cy="2651760"/>
                     </a:xfrm>
                     <a:prstGeom prst="rect"/>
                   </pic:spPr>
@@ -1902,9 +1960,9 @@
     <w:p>
       <w:pPr>
         <w:pBdr>
-          <w:left w:val="single" w:sz="18" w:space="12" w:color="5B2A86"/>
+          <w:left w:val="single" w:sz="18" w:space="12" w:color="B8860B"/>
         </w:pBdr>
-        <w:shd w:val="clear" w:color="auto" w:fill="F4F0FA"/>
+        <w:shd w:val="clear" w:color="auto" w:fill="FBF6EA"/>
         <w:spacing w:before="30" w:after="70"/>
         <w:ind w:left="340" w:right="340"/>
       </w:pPr>
@@ -1914,29 +1972,9 @@
           <w:b w:val="0"/>
           <w:i w:val="0"/>
           <w:color w:val="222222"/>
-          <w:sz w:val="19"/>
-        </w:rPr>
-        <w:t xml:space="preserve">▶ </w:t>
-      </w:r>
-      <w:r>
-        <w:rPr>
-          <w:rFonts w:ascii="Georgia" w:hAnsi="Georgia" w:cs="Georgia"/>
-          <w:b/>
-          <w:i w:val="0"/>
-          <w:color w:val="222222"/>
-          <w:sz w:val="19"/>
-        </w:rPr>
-        <w:t>The fight.</w:t>
-      </w:r>
-      <w:r>
-        <w:rPr>
-          <w:rFonts w:ascii="Georgia" w:hAnsi="Georgia" w:cs="Georgia"/>
-          <w:b w:val="0"/>
-          <w:i w:val="0"/>
-          <w:color w:val="222222"/>
-          <w:sz w:val="19"/>
-        </w:rPr>
-        <w:t xml:space="preserve"> Shadowflame, CR 4 (appendix). It splits into three identical illusions; Intelligence (Arcana) or Wisdom (Perception) DC 18 to pick the real one. Terror Wave in a 15 foot cone (Wisdom DC 14 or frightened); Shadowmeld to teleport through the mist.</w:t>
+          <w:sz w:val="21"/>
+        </w:rPr>
+        <w:t>The clearing becomes a hall of dark mirrors. Four grinning shadows circle the party, moving as one, and blades pass through two of them before Lilly starts calling out which flame casts no light. Stabby is frightened for exactly one round, which he later denies. Floraburst's very first act as a companion is to snap a Razor Leaf through an illusion, and her second is to hit the real one. When the Shadowflame finally comes apart with a bone-chilling screech, the mist unravels with it.</w:t>
       </w:r>
     </w:p>
     <w:p>
@@ -1956,7 +1994,27 @@
           <w:color w:val="222222"/>
           <w:sz w:val="21"/>
         </w:rPr>
-        <w:t>The clearing becomes a hall of dark mirrors. Four grinning shadows circle the party, moving as one, and blades pass through two of them before Lilly starts calling out which flame casts no light. Stabby is frightened for exactly one round, which he later denies. Floraburst's very first act as a companion is to snap a Razor Leaf through an illusion, and her second is to hit the real one. When the Shadowflame finally comes apart with a bone-chilling screech, the mist unravels with it.</w:t>
+        <w:t xml:space="preserve">Where it fell, a </w:t>
+      </w:r>
+      <w:r>
+        <w:rPr>
+          <w:rFonts w:ascii="Georgia" w:hAnsi="Georgia" w:cs="Georgia"/>
+          <w:b/>
+          <w:i w:val="0"/>
+          <w:color w:val="222222"/>
+          <w:sz w:val="21"/>
+        </w:rPr>
+        <w:t>Dark Mote</w:t>
+      </w:r>
+      <w:r>
+        <w:rPr>
+          <w:rFonts w:ascii="Georgia" w:hAnsi="Georgia" w:cs="Georgia"/>
+          <w:b w:val="0"/>
+          <w:i w:val="0"/>
+          <w:color w:val="222222"/>
+          <w:sz w:val="21"/>
+        </w:rPr>
+        <w:t xml:space="preserve"> lingers, swirling with shadowy energy, pulsing faintly before it fades into the cold air. It does not feel like the others.</w:t>
       </w:r>
     </w:p>
     <w:p>
@@ -1971,12 +2029,22 @@
       <w:r>
         <w:rPr>
           <w:rFonts w:ascii="Georgia" w:hAnsi="Georgia" w:cs="Georgia"/>
+          <w:b/>
+          <w:i w:val="0"/>
+          <w:color w:val="222222"/>
+          <w:sz w:val="21"/>
+        </w:rPr>
+        <w:t>Ursa</w:t>
+      </w:r>
+      <w:r>
+        <w:rPr>
+          <w:rFonts w:ascii="Georgia" w:hAnsi="Georgia" w:cs="Georgia"/>
           <w:b w:val="0"/>
           <w:i w:val="0"/>
           <w:color w:val="222222"/>
           <w:sz w:val="21"/>
         </w:rPr>
-        <w:t xml:space="preserve">Where it fell, a </w:t>
+        <w:t xml:space="preserve">, shivering: “These motes... it is like each one is a piece of something much bigger.” </w:t>
       </w:r>
       <w:r>
         <w:rPr>
@@ -1986,7 +2054,7 @@
           <w:color w:val="222222"/>
           <w:sz w:val="21"/>
         </w:rPr>
-        <w:t>Dark Mote</w:t>
+        <w:t>Lilly</w:t>
       </w:r>
       <w:r>
         <w:rPr>
@@ -1996,18 +2064,8 @@
           <w:color w:val="222222"/>
           <w:sz w:val="21"/>
         </w:rPr>
-        <w:t xml:space="preserve"> lingers, swirling with shadowy energy, pulsing faintly before it fades into the cold air. It does not feel like the others.</w:t>
-      </w:r>
-    </w:p>
-    <w:p>
-      <w:pPr>
-        <w:pBdr>
-          <w:left w:val="single" w:sz="18" w:space="12" w:color="B8860B"/>
-        </w:pBdr>
-        <w:shd w:val="clear" w:color="auto" w:fill="FBF6EA"/>
-        <w:spacing w:before="30" w:after="70"/>
-        <w:ind w:left="340" w:right="340"/>
-      </w:pPr>
+        <w:t xml:space="preserve">, watching the Essence Sphere stir faintly in response: “Then we keep collecting the pieces. For the world, and for Pikachu.” </w:t>
+      </w:r>
       <w:r>
         <w:rPr>
           <w:rFonts w:ascii="Georgia" w:hAnsi="Georgia" w:cs="Georgia"/>
@@ -2016,7 +2074,7 @@
           <w:color w:val="222222"/>
           <w:sz w:val="21"/>
         </w:rPr>
-        <w:t>Ursa</w:t>
+        <w:t>Stabby</w:t>
       </w:r>
       <w:r>
         <w:rPr>
@@ -2026,46 +2084,6 @@
           <w:color w:val="222222"/>
           <w:sz w:val="21"/>
         </w:rPr>
-        <w:t xml:space="preserve">, shivering: “These motes... it is like each one is a piece of something much bigger.” </w:t>
-      </w:r>
-      <w:r>
-        <w:rPr>
-          <w:rFonts w:ascii="Georgia" w:hAnsi="Georgia" w:cs="Georgia"/>
-          <w:b/>
-          <w:i w:val="0"/>
-          <w:color w:val="222222"/>
-          <w:sz w:val="21"/>
-        </w:rPr>
-        <w:t>Lilly</w:t>
-      </w:r>
-      <w:r>
-        <w:rPr>
-          <w:rFonts w:ascii="Georgia" w:hAnsi="Georgia" w:cs="Georgia"/>
-          <w:b w:val="0"/>
-          <w:i w:val="0"/>
-          <w:color w:val="222222"/>
-          <w:sz w:val="21"/>
-        </w:rPr>
-        <w:t xml:space="preserve">, watching the Essence Sphere stir faintly in response: “Then we keep collecting the pieces. For the world, and for Pikachu.” </w:t>
-      </w:r>
-      <w:r>
-        <w:rPr>
-          <w:rFonts w:ascii="Georgia" w:hAnsi="Georgia" w:cs="Georgia"/>
-          <w:b/>
-          <w:i w:val="0"/>
-          <w:color w:val="222222"/>
-          <w:sz w:val="21"/>
-        </w:rPr>
-        <w:t>Stabby</w:t>
-      </w:r>
-      <w:r>
-        <w:rPr>
-          <w:rFonts w:ascii="Georgia" w:hAnsi="Georgia" w:cs="Georgia"/>
-          <w:b w:val="0"/>
-          <w:i w:val="0"/>
-          <w:color w:val="222222"/>
-          <w:sz w:val="21"/>
-        </w:rPr>
         <w:t>, grinning: “More shadows, more fights! We are going to need sharper swords!”</w:t>
       </w:r>
     </w:p>
@@ -2086,24 +2104,19 @@
     </w:p>
     <w:p>
       <w:pPr>
-        <w:spacing w:after="0" w:before="0"/>
+        <w:keepNext/>
+        <w:spacing w:before="120" w:after="40"/>
+        <w:jc w:val="center"/>
       </w:pPr>
       <w:r>
         <w:drawing>
-          <wp:anchor xmlns:a="http://schemas.openxmlformats.org/drawingml/2006/main" behindDoc="0" distT="91440" distB="91440" distL="201600" distR="0" simplePos="0" locked="0" layoutInCell="1" allowOverlap="0" relativeHeight="2">
-            <wp:simplePos x="0" y="0"/>
-            <wp:positionH relativeFrom="column">
-              <wp:align>right</wp:align>
-            </wp:positionH>
-            <wp:positionV relativeFrom="paragraph">
-              <wp:posOffset>0</wp:posOffset>
-            </wp:positionV>
-            <wp:extent cx="2194560" cy="2194560"/>
-            <wp:effectExtent l="0" t="0" r="0" b="0"/>
-            <wp:wrapSquare wrapText="bothSides"/>
+          <wp:inline xmlns:a="http://schemas.openxmlformats.org/drawingml/2006/main" xmlns:pic="http://schemas.openxmlformats.org/drawingml/2006/picture">
+            <wp:extent cx="5303520" cy="2983230"/>
             <wp:docPr id="8" name="Picture 8"/>
-            <wp:cNvGraphicFramePr/>
-            <a:graphic xmlns:pic="http://schemas.openxmlformats.org/drawingml/2006/picture">
+            <wp:cNvGraphicFramePr>
+              <a:graphicFrameLocks noChangeAspect="1"/>
+            </wp:cNvGraphicFramePr>
+            <a:graphic>
               <a:graphicData uri="http://schemas.openxmlformats.org/drawingml/2006/picture">
                 <pic:pic>
                   <pic:nvPicPr>
@@ -2119,15 +2132,30 @@
                   <pic:spPr>
                     <a:xfrm>
                       <a:off x="0" y="0"/>
-                      <a:ext cx="2194560" cy="2194560"/>
+                      <a:ext cx="5303520" cy="2983230"/>
                     </a:xfrm>
                     <a:prstGeom prst="rect"/>
                   </pic:spPr>
                 </pic:pic>
               </a:graphicData>
             </a:graphic>
-          </wp:anchor>
+          </wp:inline>
         </w:drawing>
+      </w:r>
+    </w:p>
+    <w:p>
+      <w:pPr>
+        <w:spacing w:after="140"/>
+        <w:jc w:val="center"/>
+      </w:pPr>
+      <w:r>
+        <w:rPr>
+          <w:rFonts w:ascii="Georgia" w:hAnsi="Georgia" w:cs="Georgia"/>
+          <w:i/>
+          <w:color w:val="888888"/>
+          <w:sz w:val="18"/>
+        </w:rPr>
+        <w:t>Whisperwind Meadow, where the wind talks in its sleep.</w:t>
       </w:r>
     </w:p>
     <w:p>
@@ -2231,7 +2259,7 @@
       </w:pPr>
       <w:r>
         <w:drawing>
-          <wp:anchor xmlns:a="http://schemas.openxmlformats.org/drawingml/2006/main" behindDoc="0" distT="91440" distB="91440" distL="201600" distR="0" simplePos="0" locked="0" layoutInCell="1" allowOverlap="0" relativeHeight="2">
+          <wp:anchor xmlns:a="http://schemas.openxmlformats.org/drawingml/2006/main" behindDoc="0" distT="91440" distB="100584" distL="201600" distR="201600" simplePos="0" locked="0" layoutInCell="1" allowOverlap="0" relativeHeight="2">
             <wp:simplePos x="0" y="0"/>
             <wp:positionH relativeFrom="column">
               <wp:align>right</wp:align>
@@ -2239,7 +2267,7 @@
             <wp:positionV relativeFrom="paragraph">
               <wp:posOffset>0</wp:posOffset>
             </wp:positionV>
-            <wp:extent cx="2377440" cy="2377440"/>
+            <wp:extent cx="2651760" cy="2651760"/>
             <wp:effectExtent l="0" t="0" r="0" b="0"/>
             <wp:wrapSquare wrapText="bothSides"/>
             <wp:docPr id="9" name="Picture 9"/>
@@ -2260,7 +2288,7 @@
                   <pic:spPr>
                     <a:xfrm>
                       <a:off x="0" y="0"/>
-                      <a:ext cx="2377440" cy="2377440"/>
+                      <a:ext cx="2651760" cy="2651760"/>
                     </a:xfrm>
                     <a:prstGeom prst="rect"/>
                   </pic:spPr>
@@ -2658,24 +2686,89 @@
     </w:p>
     <w:p>
       <w:pPr>
-        <w:spacing w:after="0" w:before="0"/>
+        <w:pBdr>
+          <w:left w:val="single" w:sz="18" w:space="12" w:color="5B2A86"/>
+        </w:pBdr>
+        <w:shd w:val="clear" w:color="auto" w:fill="F4F0FA"/>
+        <w:spacing w:before="30" w:after="70"/>
+        <w:ind w:left="340" w:right="340"/>
+      </w:pPr>
+      <w:r>
+        <w:rPr>
+          <w:rFonts w:ascii="Georgia" w:hAnsi="Georgia" w:cs="Georgia"/>
+          <w:b w:val="0"/>
+          <w:i w:val="0"/>
+          <w:color w:val="222222"/>
+          <w:sz w:val="19"/>
+        </w:rPr>
+        <w:t>▶ Wisdom (Perception) DC 14: the ground pulses faintly; the roots shift. Intelligence (Arcana) DC 15: the mushrooms are suffused with Feywild energy, reacting to the party's presence.</w:t>
+      </w:r>
+    </w:p>
+    <w:p>
+      <w:pPr>
+        <w:pBdr>
+          <w:left w:val="single" w:sz="18" w:space="12" w:color="B8860B"/>
+        </w:pBdr>
+        <w:shd w:val="clear" w:color="auto" w:fill="FBF6EA"/>
+        <w:spacing w:before="30" w:after="70"/>
+        <w:ind w:left="340" w:right="340"/>
+      </w:pPr>
+      <w:r>
+        <w:rPr>
+          <w:rFonts w:ascii="Georgia" w:hAnsi="Georgia" w:cs="Georgia"/>
+          <w:b/>
+          <w:i w:val="0"/>
+          <w:color w:val="222222"/>
+          <w:sz w:val="21"/>
+        </w:rPr>
+        <w:t>Lilly</w:t>
+      </w:r>
+      <w:r>
+        <w:rPr>
+          <w:rFonts w:ascii="Georgia" w:hAnsi="Georgia" w:cs="Georgia"/>
+          <w:b w:val="0"/>
+          <w:i w:val="0"/>
+          <w:color w:val="222222"/>
+          <w:sz w:val="21"/>
+        </w:rPr>
+        <w:t xml:space="preserve">, adjusting her goggles: “These mushrooms are not just glowing. They are responding to us. Be ready for anything.” </w:t>
+      </w:r>
+      <w:r>
+        <w:rPr>
+          <w:rFonts w:ascii="Georgia" w:hAnsi="Georgia" w:cs="Georgia"/>
+          <w:b/>
+          <w:i w:val="0"/>
+          <w:color w:val="222222"/>
+          <w:sz w:val="21"/>
+        </w:rPr>
+        <w:t>Stabby</w:t>
+      </w:r>
+      <w:r>
+        <w:rPr>
+          <w:rFonts w:ascii="Georgia" w:hAnsi="Georgia" w:cs="Georgia"/>
+          <w:b w:val="0"/>
+          <w:i w:val="0"/>
+          <w:color w:val="222222"/>
+          <w:sz w:val="21"/>
+        </w:rPr>
+        <w:t>, twirling his sword: “Living mushrooms? Bet they are not ready for a good stabbing.”</w:t>
+      </w:r>
+    </w:p>
+    <w:p>
+      <w:pPr>
+        <w:keepNext/>
+        <w:spacing w:before="120" w:after="40"/>
+        <w:jc w:val="center"/>
       </w:pPr>
       <w:r>
         <w:drawing>
-          <wp:anchor xmlns:a="http://schemas.openxmlformats.org/drawingml/2006/main" behindDoc="0" distT="91440" distB="91440" distL="201600" distR="0" simplePos="0" locked="0" layoutInCell="1" allowOverlap="0" relativeHeight="2">
-            <wp:simplePos x="0" y="0"/>
-            <wp:positionH relativeFrom="column">
-              <wp:align>right</wp:align>
-            </wp:positionH>
-            <wp:positionV relativeFrom="paragraph">
-              <wp:posOffset>0</wp:posOffset>
-            </wp:positionV>
-            <wp:extent cx="2103120" cy="2103120"/>
-            <wp:effectExtent l="0" t="0" r="0" b="0"/>
-            <wp:wrapSquare wrapText="bothSides"/>
+          <wp:inline xmlns:a="http://schemas.openxmlformats.org/drawingml/2006/main" xmlns:pic="http://schemas.openxmlformats.org/drawingml/2006/picture">
+            <wp:extent cx="5120640" cy="3410426"/>
             <wp:docPr id="10" name="Picture 10"/>
-            <wp:cNvGraphicFramePr/>
-            <a:graphic xmlns:pic="http://schemas.openxmlformats.org/drawingml/2006/picture">
+            <wp:cNvGraphicFramePr>
+              <a:graphicFrameLocks noChangeAspect="1"/>
+            </wp:cNvGraphicFramePr>
+            <a:graphic>
               <a:graphicData uri="http://schemas.openxmlformats.org/drawingml/2006/picture">
                 <pic:pic>
                   <pic:nvPicPr>
@@ -2691,35 +2784,30 @@
                   <pic:spPr>
                     <a:xfrm>
                       <a:off x="0" y="0"/>
-                      <a:ext cx="2103120" cy="2103120"/>
+                      <a:ext cx="5120640" cy="3410426"/>
                     </a:xfrm>
                     <a:prstGeom prst="rect"/>
                   </pic:spPr>
                 </pic:pic>
               </a:graphicData>
             </a:graphic>
-          </wp:anchor>
+          </wp:inline>
         </w:drawing>
       </w:r>
     </w:p>
     <w:p>
       <w:pPr>
-        <w:pBdr>
-          <w:left w:val="single" w:sz="18" w:space="12" w:color="5B2A86"/>
-        </w:pBdr>
-        <w:shd w:val="clear" w:color="auto" w:fill="F4F0FA"/>
-        <w:spacing w:before="30" w:after="70"/>
-        <w:ind w:left="340" w:right="340"/>
-      </w:pPr>
-      <w:r>
-        <w:rPr>
-          <w:rFonts w:ascii="Georgia" w:hAnsi="Georgia" w:cs="Georgia"/>
-          <w:b w:val="0"/>
-          <w:i w:val="0"/>
-          <w:color w:val="222222"/>
-          <w:sz w:val="19"/>
-        </w:rPr>
-        <w:t>▶ Wisdom (Perception) DC 14: the ground pulses faintly; the roots shift. Intelligence (Arcana) DC 15: the mushrooms are suffused with Feywild energy, reacting to the party's presence.</w:t>
+        <w:spacing w:after="140"/>
+        <w:jc w:val="center"/>
+      </w:pPr>
+      <w:r>
+        <w:rPr>
+          <w:rFonts w:ascii="Georgia" w:hAnsi="Georgia" w:cs="Georgia"/>
+          <w:i/>
+          <w:color w:val="888888"/>
+          <w:sz w:val="18"/>
+        </w:rPr>
+        <w:t>Glowing mushrooms light the climb into the Ironroot Hills.</w:t>
       </w:r>
     </w:p>
     <w:p>
@@ -2734,12 +2822,22 @@
       <w:r>
         <w:rPr>
           <w:rFonts w:ascii="Georgia" w:hAnsi="Georgia" w:cs="Georgia"/>
+          <w:b w:val="0"/>
+          <w:i w:val="0"/>
+          <w:color w:val="222222"/>
+          <w:sz w:val="21"/>
+        </w:rPr>
+        <w:t xml:space="preserve">The moment the party steps into a clearing ringed with glowing caps, the ground shudders. With a series of wet, tearing sounds, four </w:t>
+      </w:r>
+      <w:r>
+        <w:rPr>
+          <w:rFonts w:ascii="Georgia" w:hAnsi="Georgia" w:cs="Georgia"/>
           <w:b/>
           <w:i w:val="0"/>
           <w:color w:val="222222"/>
           <w:sz w:val="21"/>
         </w:rPr>
-        <w:t>Lilly</w:t>
+        <w:t>Shroomytes</w:t>
       </w:r>
       <w:r>
         <w:rPr>
@@ -2749,27 +2847,7 @@
           <w:color w:val="222222"/>
           <w:sz w:val="21"/>
         </w:rPr>
-        <w:t xml:space="preserve">, adjusting her goggles: “These mushrooms are not just glowing. They are responding to us. Be ready for anything.” </w:t>
-      </w:r>
-      <w:r>
-        <w:rPr>
-          <w:rFonts w:ascii="Georgia" w:hAnsi="Georgia" w:cs="Georgia"/>
-          <w:b/>
-          <w:i w:val="0"/>
-          <w:color w:val="222222"/>
-          <w:sz w:val="21"/>
-        </w:rPr>
-        <w:t>Stabby</w:t>
-      </w:r>
-      <w:r>
-        <w:rPr>
-          <w:rFonts w:ascii="Georgia" w:hAnsi="Georgia" w:cs="Georgia"/>
-          <w:b w:val="0"/>
-          <w:i w:val="0"/>
-          <w:color w:val="222222"/>
-          <w:sz w:val="21"/>
-        </w:rPr>
-        <w:t>, twirling his sword: “Living mushrooms? Bet they are not ready for a good stabbing.”</w:t>
+        <w:t xml:space="preserve"> pull themselves free of the soil, squat fungal bodies pulsing with inner light, tendrils of mycelium writhing like grasping fingers. A melodic hum rises from them, beautiful and menacing at once.</w:t>
       </w:r>
     </w:p>
     <w:p>
@@ -2784,71 +2862,31 @@
       <w:r>
         <w:rPr>
           <w:rFonts w:ascii="Georgia" w:hAnsi="Georgia" w:cs="Georgia"/>
+          <w:b/>
+          <w:i w:val="0"/>
+          <w:color w:val="222222"/>
+          <w:sz w:val="21"/>
+        </w:rPr>
+        <w:t>Shroomyte</w:t>
+      </w:r>
+      <w:r>
+        <w:rPr>
+          <w:rFonts w:ascii="Georgia" w:hAnsi="Georgia" w:cs="Georgia"/>
           <w:b w:val="0"/>
           <w:i w:val="0"/>
           <w:color w:val="222222"/>
           <w:sz w:val="21"/>
         </w:rPr>
-        <w:t xml:space="preserve">The moment the party steps into a clearing ringed with glowing caps, the ground shudders. With a series of wet, tearing sounds, four </w:t>
-      </w:r>
-      <w:r>
-        <w:rPr>
-          <w:rFonts w:ascii="Georgia" w:hAnsi="Georgia" w:cs="Georgia"/>
-          <w:b/>
-          <w:i w:val="0"/>
-          <w:color w:val="222222"/>
-          <w:sz w:val="21"/>
-        </w:rPr>
-        <w:t>Shroomytes</w:t>
-      </w:r>
-      <w:r>
-        <w:rPr>
-          <w:rFonts w:ascii="Georgia" w:hAnsi="Georgia" w:cs="Georgia"/>
-          <w:b w:val="0"/>
-          <w:i w:val="0"/>
-          <w:color w:val="222222"/>
-          <w:sz w:val="21"/>
-        </w:rPr>
-        <w:t xml:space="preserve"> pull themselves free of the soil, squat fungal bodies pulsing with inner light, tendrils of mycelium writhing like grasping fingers. A melodic hum rises from them, beautiful and menacing at once.</w:t>
+        <w:t>, in a vibrating, musical tone: “Intruders... the grove... must be protected!”</w:t>
       </w:r>
     </w:p>
     <w:p>
       <w:pPr>
-        <w:pBdr>
-          <w:left w:val="single" w:sz="18" w:space="12" w:color="B8860B"/>
-        </w:pBdr>
-        <w:shd w:val="clear" w:color="auto" w:fill="FBF6EA"/>
-        <w:spacing w:before="30" w:after="70"/>
-        <w:ind w:left="340" w:right="340"/>
-      </w:pPr>
-      <w:r>
-        <w:rPr>
-          <w:rFonts w:ascii="Georgia" w:hAnsi="Georgia" w:cs="Georgia"/>
-          <w:b/>
-          <w:i w:val="0"/>
-          <w:color w:val="222222"/>
-          <w:sz w:val="21"/>
-        </w:rPr>
-        <w:t>Shroomyte</w:t>
-      </w:r>
-      <w:r>
-        <w:rPr>
-          <w:rFonts w:ascii="Georgia" w:hAnsi="Georgia" w:cs="Georgia"/>
-          <w:b w:val="0"/>
-          <w:i w:val="0"/>
-          <w:color w:val="222222"/>
-          <w:sz w:val="21"/>
-        </w:rPr>
-        <w:t>, in a vibrating, musical tone: “Intruders... the grove... must be protected!”</w:t>
-      </w:r>
-    </w:p>
-    <w:p>
-      <w:pPr>
         <w:spacing w:after="0" w:before="0"/>
       </w:pPr>
       <w:r>
         <w:drawing>
-          <wp:anchor xmlns:a="http://schemas.openxmlformats.org/drawingml/2006/main" behindDoc="0" distT="91440" distB="91440" distL="201600" distR="0" simplePos="0" locked="0" layoutInCell="1" allowOverlap="0" relativeHeight="2">
+          <wp:anchor xmlns:a="http://schemas.openxmlformats.org/drawingml/2006/main" behindDoc="0" distT="91440" distB="100584" distL="201600" distR="201600" simplePos="0" locked="0" layoutInCell="1" allowOverlap="0" relativeHeight="2">
             <wp:simplePos x="0" y="0"/>
             <wp:positionH relativeFrom="column">
               <wp:align>right</wp:align>
@@ -2856,7 +2894,7 @@
             <wp:positionV relativeFrom="paragraph">
               <wp:posOffset>0</wp:posOffset>
             </wp:positionV>
-            <wp:extent cx="2286000" cy="2286000"/>
+            <wp:extent cx="2651760" cy="2651760"/>
             <wp:effectExtent l="0" t="0" r="0" b="0"/>
             <wp:wrapSquare wrapText="bothSides"/>
             <wp:docPr id="11" name="Picture 11"/>
@@ -2877,7 +2915,7 @@
                   <pic:spPr>
                     <a:xfrm>
                       <a:off x="0" y="0"/>
-                      <a:ext cx="2286000" cy="2286000"/>
+                      <a:ext cx="2651760" cy="2651760"/>
                     </a:xfrm>
                     <a:prstGeom prst="rect"/>
                   </pic:spPr>
@@ -3001,6 +3039,7 @@
     <w:p>
       <w:pPr>
         <w:keepNext/>
+        <w:pageBreakBefore/>
         <w:spacing w:before="400" w:after="120"/>
         <w:pBdr>
           <w:bottom w:val="single" w:sz="6" w:space="4" w:color="B8860B"/>
@@ -3388,24 +3427,19 @@
     </w:p>
     <w:p>
       <w:pPr>
-        <w:spacing w:after="0" w:before="0"/>
+        <w:keepNext/>
+        <w:spacing w:before="120" w:after="40"/>
+        <w:jc w:val="center"/>
       </w:pPr>
       <w:r>
         <w:drawing>
-          <wp:anchor xmlns:a="http://schemas.openxmlformats.org/drawingml/2006/main" behindDoc="0" distT="91440" distB="91440" distL="201600" distR="0" simplePos="0" locked="0" layoutInCell="1" allowOverlap="0" relativeHeight="2">
-            <wp:simplePos x="0" y="0"/>
-            <wp:positionH relativeFrom="column">
-              <wp:align>right</wp:align>
-            </wp:positionH>
-            <wp:positionV relativeFrom="paragraph">
-              <wp:posOffset>0</wp:posOffset>
-            </wp:positionV>
-            <wp:extent cx="2377440" cy="2377440"/>
-            <wp:effectExtent l="0" t="0" r="0" b="0"/>
-            <wp:wrapSquare wrapText="bothSides"/>
+          <wp:inline xmlns:a="http://schemas.openxmlformats.org/drawingml/2006/main" xmlns:pic="http://schemas.openxmlformats.org/drawingml/2006/picture">
+            <wp:extent cx="5303520" cy="3532227"/>
             <wp:docPr id="12" name="Picture 12"/>
-            <wp:cNvGraphicFramePr/>
-            <a:graphic xmlns:pic="http://schemas.openxmlformats.org/drawingml/2006/picture">
+            <wp:cNvGraphicFramePr>
+              <a:graphicFrameLocks noChangeAspect="1"/>
+            </wp:cNvGraphicFramePr>
+            <a:graphic>
               <a:graphicData uri="http://schemas.openxmlformats.org/drawingml/2006/picture">
                 <pic:pic>
                   <pic:nvPicPr>
@@ -3421,15 +3455,30 @@
                   <pic:spPr>
                     <a:xfrm>
                       <a:off x="0" y="0"/>
-                      <a:ext cx="2377440" cy="2377440"/>
+                      <a:ext cx="5303520" cy="3532227"/>
                     </a:xfrm>
                     <a:prstGeom prst="rect"/>
                   </pic:spPr>
                 </pic:pic>
               </a:graphicData>
             </a:graphic>
-          </wp:anchor>
+          </wp:inline>
         </w:drawing>
+      </w:r>
+    </w:p>
+    <w:p>
+      <w:pPr>
+        <w:spacing w:after="140"/>
+        <w:jc w:val="center"/>
+      </w:pPr>
+      <w:r>
+        <w:rPr>
+          <w:rFonts w:ascii="Georgia" w:hAnsi="Georgia" w:cs="Georgia"/>
+          <w:i/>
+          <w:color w:val="888888"/>
+          <w:sz w:val="18"/>
+        </w:rPr>
+        <w:t>The dark figure appears above the monolith at Stormwatch Cliffs.</w:t>
       </w:r>
     </w:p>
     <w:p>
@@ -3605,6 +3654,7 @@
     <w:p>
       <w:pPr>
         <w:keepNext/>
+        <w:pageBreakBefore/>
         <w:spacing w:before="400" w:after="120"/>
         <w:pBdr>
           <w:bottom w:val="single" w:sz="6" w:space="4" w:color="B8860B"/>
@@ -3657,24 +3707,19 @@
     </w:p>
     <w:p>
       <w:pPr>
-        <w:spacing w:after="0" w:before="0"/>
+        <w:keepNext/>
+        <w:spacing w:before="120" w:after="40"/>
+        <w:jc w:val="center"/>
       </w:pPr>
       <w:r>
         <w:drawing>
-          <wp:anchor xmlns:a="http://schemas.openxmlformats.org/drawingml/2006/main" behindDoc="0" distT="91440" distB="91440" distL="201600" distR="0" simplePos="0" locked="0" layoutInCell="1" allowOverlap="0" relativeHeight="2">
-            <wp:simplePos x="0" y="0"/>
-            <wp:positionH relativeFrom="column">
-              <wp:align>right</wp:align>
-            </wp:positionH>
-            <wp:positionV relativeFrom="paragraph">
-              <wp:posOffset>0</wp:posOffset>
-            </wp:positionV>
-            <wp:extent cx="2468880" cy="2468880"/>
-            <wp:effectExtent l="0" t="0" r="0" b="0"/>
-            <wp:wrapSquare wrapText="bothSides"/>
+          <wp:inline xmlns:a="http://schemas.openxmlformats.org/drawingml/2006/main" xmlns:pic="http://schemas.openxmlformats.org/drawingml/2006/picture">
+            <wp:extent cx="5669280" cy="3775829"/>
             <wp:docPr id="13" name="Picture 13"/>
-            <wp:cNvGraphicFramePr/>
-            <a:graphic xmlns:pic="http://schemas.openxmlformats.org/drawingml/2006/picture">
+            <wp:cNvGraphicFramePr>
+              <a:graphicFrameLocks noChangeAspect="1"/>
+            </wp:cNvGraphicFramePr>
+            <a:graphic>
               <a:graphicData uri="http://schemas.openxmlformats.org/drawingml/2006/picture">
                 <pic:pic>
                   <pic:nvPicPr>
@@ -3690,15 +3735,30 @@
                   <pic:spPr>
                     <a:xfrm>
                       <a:off x="0" y="0"/>
-                      <a:ext cx="2468880" cy="2468880"/>
+                      <a:ext cx="5669280" cy="3775829"/>
                     </a:xfrm>
                     <a:prstGeom prst="rect"/>
                   </pic:spPr>
                 </pic:pic>
               </a:graphicData>
             </a:graphic>
-          </wp:anchor>
+          </wp:inline>
         </w:drawing>
+      </w:r>
+    </w:p>
+    <w:p>
+      <w:pPr>
+        <w:spacing w:after="140"/>
+        <w:jc w:val="center"/>
+      </w:pPr>
+      <w:r>
+        <w:rPr>
+          <w:rFonts w:ascii="Georgia" w:hAnsi="Georgia" w:cs="Georgia"/>
+          <w:i/>
+          <w:color w:val="888888"/>
+          <w:sz w:val="18"/>
+        </w:rPr>
+        <w:t>Havenmoor at dusk, every window aglow.</w:t>
       </w:r>
     </w:p>
     <w:p>

--- a/sessions/session_03_quest_for_knowledge.docx
+++ b/sessions/session_03_quest_for_knowledge.docx
@@ -1908,7 +1908,87 @@
           <w:color w:val="222222"/>
           <w:sz w:val="19"/>
         </w:rPr>
-        <w:t xml:space="preserve"> Shadowflame, CR 4 (appendix). It splits into three identical illusions; Intelligence (Arcana) or Wisdom (Perception) DC 18 to pick the real one. Terror Wave in a 15 foot cone (Wisdom DC 14 or frightened); Shadowmeld to teleport through the mist.</w:t>
+        <w:t xml:space="preserve"> Shadowflame, CR 4 (appendix), in a 30-foot clearing walled by thorny brambles, the mist lightly obscuring everything: disadvantage on ranged attacks and on Perception by sight.</w:t>
+      </w:r>
+    </w:p>
+    <w:p>
+      <w:pPr>
+        <w:pBdr>
+          <w:left w:val="single" w:sz="18" w:space="12" w:color="5B2A86"/>
+        </w:pBdr>
+        <w:shd w:val="clear" w:color="auto" w:fill="F4F0FA"/>
+        <w:spacing w:before="30" w:after="70"/>
+        <w:ind w:left="340" w:right="340"/>
+      </w:pPr>
+      <w:r>
+        <w:rPr>
+          <w:rFonts w:ascii="Georgia" w:hAnsi="Georgia" w:cs="Georgia"/>
+          <w:b w:val="0"/>
+          <w:i w:val="0"/>
+          <w:color w:val="222222"/>
+          <w:sz w:val="19"/>
+        </w:rPr>
+        <w:t xml:space="preserve">▶ </w:t>
+      </w:r>
+      <w:r>
+        <w:rPr>
+          <w:rFonts w:ascii="Georgia" w:hAnsi="Georgia" w:cs="Georgia"/>
+          <w:b/>
+          <w:i w:val="0"/>
+          <w:color w:val="222222"/>
+          <w:sz w:val="19"/>
+        </w:rPr>
+        <w:t>Illusions of Fear.</w:t>
+      </w:r>
+      <w:r>
+        <w:rPr>
+          <w:rFonts w:ascii="Georgia" w:hAnsi="Georgia" w:cs="Georgia"/>
+          <w:b w:val="0"/>
+          <w:i w:val="0"/>
+          <w:color w:val="222222"/>
+          <w:sz w:val="19"/>
+        </w:rPr>
+        <w:t xml:space="preserve"> It opens by splitting into three identical illusions that move in step with it. Attacking one calls for Intelligence (Arcana) or Wisdom (Perception) DC 18 to pick the real flame; on a failure the blow passes through and the illusion remains, and an identified fake bursts into a swirl of shadow.</w:t>
+      </w:r>
+    </w:p>
+    <w:p>
+      <w:pPr>
+        <w:pBdr>
+          <w:left w:val="single" w:sz="18" w:space="12" w:color="5B2A86"/>
+        </w:pBdr>
+        <w:shd w:val="clear" w:color="auto" w:fill="F4F0FA"/>
+        <w:spacing w:before="30" w:after="70"/>
+        <w:ind w:left="340" w:right="340"/>
+      </w:pPr>
+      <w:r>
+        <w:rPr>
+          <w:rFonts w:ascii="Georgia" w:hAnsi="Georgia" w:cs="Georgia"/>
+          <w:b w:val="0"/>
+          <w:i w:val="0"/>
+          <w:color w:val="222222"/>
+          <w:sz w:val="19"/>
+        </w:rPr>
+        <w:t xml:space="preserve">▶ </w:t>
+      </w:r>
+      <w:r>
+        <w:rPr>
+          <w:rFonts w:ascii="Georgia" w:hAnsi="Georgia" w:cs="Georgia"/>
+          <w:b/>
+          <w:i w:val="0"/>
+          <w:color w:val="222222"/>
+          <w:sz w:val="19"/>
+        </w:rPr>
+        <w:t>Round by round.</w:t>
+      </w:r>
+      <w:r>
+        <w:rPr>
+          <w:rFonts w:ascii="Georgia" w:hAnsi="Georgia" w:cs="Georgia"/>
+          <w:b w:val="0"/>
+          <w:i w:val="0"/>
+          <w:color w:val="222222"/>
+          <w:sz w:val="19"/>
+        </w:rPr>
+        <w:t xml:space="preserve"> It stalks a vulnerable hero with Shadow Claw, saves Terror Wave (15-foot cone, Wisdom DC 14 or frightened) for when the party clusters, and Shadowmelds through the mist to reposition whenever it is cornered.</w:t>
       </w:r>
     </w:p>
     <w:p>
@@ -2516,7 +2596,47 @@
           <w:color w:val="222222"/>
           <w:sz w:val="19"/>
         </w:rPr>
-        <w:t xml:space="preserve"> Two displacer beasts (appendix). Displacement: attacks against each beast have disadvantage until it takes damage. Ursa's Faerie Fire stripped the trick away, and Stabby deflected a tentacle mid-swing to turn the tide.</w:t>
+        <w:t xml:space="preserve"> Two displacer beasts (appendix) in a 40-foot clearing of fog, fallen logs, and roots: light obscurement, scattered cover, and difficult terrain. Displacement: attacks against each beast have disadvantage until it takes damage.</w:t>
+      </w:r>
+    </w:p>
+    <w:p>
+      <w:pPr>
+        <w:pBdr>
+          <w:left w:val="single" w:sz="18" w:space="12" w:color="5B2A86"/>
+        </w:pBdr>
+        <w:shd w:val="clear" w:color="auto" w:fill="F4F0FA"/>
+        <w:spacing w:before="30" w:after="70"/>
+        <w:ind w:left="340" w:right="340"/>
+      </w:pPr>
+      <w:r>
+        <w:rPr>
+          <w:rFonts w:ascii="Georgia" w:hAnsi="Georgia" w:cs="Georgia"/>
+          <w:b w:val="0"/>
+          <w:i w:val="0"/>
+          <w:color w:val="222222"/>
+          <w:sz w:val="19"/>
+        </w:rPr>
+        <w:t xml:space="preserve">▶ </w:t>
+      </w:r>
+      <w:r>
+        <w:rPr>
+          <w:rFonts w:ascii="Georgia" w:hAnsi="Georgia" w:cs="Georgia"/>
+          <w:b/>
+          <w:i w:val="0"/>
+          <w:color w:val="222222"/>
+          <w:sz w:val="19"/>
+        </w:rPr>
+        <w:t>Tactics.</w:t>
+      </w:r>
+      <w:r>
+        <w:rPr>
+          <w:rFonts w:ascii="Georgia" w:hAnsi="Georgia" w:cs="Georgia"/>
+          <w:b w:val="0"/>
+          <w:i w:val="0"/>
+          <w:color w:val="222222"/>
+          <w:sz w:val="19"/>
+        </w:rPr>
+        <w:t xml:space="preserve"> Hit-and-run: they lash from 10 feet with barbed tentacles, then slide back into the fog to flank and split the party. Ursa's Faerie Fire stripped the displacement trick away, and Stabby deflected a tentacle mid-swing to turn the tide.</w:t>
       </w:r>
     </w:p>
     <w:p>
@@ -2963,7 +3083,47 @@
           <w:color w:val="222222"/>
           <w:sz w:val="19"/>
         </w:rPr>
-        <w:t xml:space="preserve"> Four Shroomytes, CR 2 each (appendix). Spore Blasts from range, Mycelium Tendrils to entangle, difficult terrain everywhere. Lilly's fire found their weakness; Stabby simply refused to be caught.</w:t>
+        <w:t xml:space="preserve"> Four Shroomytes, CR 2 each (appendix), in a 40-foot clearing: dense mushroom clusters give half cover, 5-foot patches of damp, root-tangled ground are difficult terrain, and the caps' dim glow throws long, shifting shadows.</w:t>
+      </w:r>
+    </w:p>
+    <w:p>
+      <w:pPr>
+        <w:pBdr>
+          <w:left w:val="single" w:sz="18" w:space="12" w:color="5B2A86"/>
+        </w:pBdr>
+        <w:shd w:val="clear" w:color="auto" w:fill="F4F0FA"/>
+        <w:spacing w:before="30" w:after="70"/>
+        <w:ind w:left="340" w:right="340"/>
+      </w:pPr>
+      <w:r>
+        <w:rPr>
+          <w:rFonts w:ascii="Georgia" w:hAnsi="Georgia" w:cs="Georgia"/>
+          <w:b w:val="0"/>
+          <w:i w:val="0"/>
+          <w:color w:val="222222"/>
+          <w:sz w:val="19"/>
+        </w:rPr>
+        <w:t xml:space="preserve">▶ </w:t>
+      </w:r>
+      <w:r>
+        <w:rPr>
+          <w:rFonts w:ascii="Georgia" w:hAnsi="Georgia" w:cs="Georgia"/>
+          <w:b/>
+          <w:i w:val="0"/>
+          <w:color w:val="222222"/>
+          <w:sz w:val="19"/>
+        </w:rPr>
+        <w:t>Tactics.</w:t>
+      </w:r>
+      <w:r>
+        <w:rPr>
+          <w:rFonts w:ascii="Georgia" w:hAnsi="Georgia" w:cs="Georgia"/>
+          <w:b w:val="0"/>
+          <w:i w:val="0"/>
+          <w:color w:val="222222"/>
+          <w:sz w:val="19"/>
+        </w:rPr>
+        <w:t xml:space="preserve"> They open with Spore Blasts from range to poison and confuse, close in with Mycelium Tendrils to entangle and slow, then flank through the mushroom cover, one venting a spore cloud that obscures and poisons whoever stands in it. Lilly's fire found their weakness; Stabby simply refused to be caught.</w:t>
       </w:r>
     </w:p>
     <w:p>
@@ -3039,7 +3199,6 @@
     <w:p>
       <w:pPr>
         <w:keepNext/>
-        <w:pageBreakBefore/>
         <w:spacing w:before="400" w:after="120"/>
         <w:pBdr>
           <w:bottom w:val="single" w:sz="6" w:space="4" w:color="B8860B"/>
@@ -3152,7 +3311,27 @@
           <w:color w:val="222222"/>
           <w:sz w:val="19"/>
         </w:rPr>
-        <w:t>▶ Skill challenge: Dexterity (Acrobatics) DC 14 on the narrow ledge; Wisdom (Perception) DC 15 to spot the crumbling section before it fell; Intelligence (Arcana) DC 15 to recognize the runes as an ancient magical defense, knowledge that pays off at the monolith. Falls dealt bruises (1d6 to 2d6), not tragedies.</w:t>
+        <w:t xml:space="preserve">▶ </w:t>
+      </w:r>
+      <w:r>
+        <w:rPr>
+          <w:rFonts w:ascii="Georgia" w:hAnsi="Georgia" w:cs="Georgia"/>
+          <w:b/>
+          <w:i w:val="0"/>
+          <w:color w:val="222222"/>
+          <w:sz w:val="19"/>
+        </w:rPr>
+        <w:t>The cliff path skill challenge.</w:t>
+      </w:r>
+      <w:r>
+        <w:rPr>
+          <w:rFonts w:ascii="Georgia" w:hAnsi="Georgia" w:cs="Georgia"/>
+          <w:b w:val="0"/>
+          <w:i w:val="0"/>
+          <w:color w:val="222222"/>
+          <w:sz w:val="19"/>
+        </w:rPr>
+        <w:t xml:space="preserve"> The narrow ledge: Dexterity (Acrobatics) DC 14; a slip means Strength (Athletics) DC 12 to catch the edge or take 1d6 bludgeoning from the fall. The crumbling section: Wisdom (Perception) DC 15 to spot it in time, or it collapses underfoot, Dexterity save DC 13 or 2d6 bludgeoning. The glowing runes: Intelligence (Arcana) DC 15 to recognize an ancient magical defense system guarding a hidden chamber, knowledge that pays off at the monolith.</w:t>
       </w:r>
     </w:p>
     <w:p>
@@ -3321,23 +3500,258 @@
       </w:r>
     </w:p>
     <w:p>
-      <w:pPr>
+      <w:r>
+        <w:br w:type="page"/>
+      </w:r>
+    </w:p>
+    <w:p>
+      <w:pPr>
+        <w:keepNext/>
         <w:pBdr>
-          <w:left w:val="single" w:sz="18" w:space="12" w:color="5B2A86"/>
+          <w:top w:val="double" w:sz="12" w:space="4" w:color="1F7A78"/>
+          <w:left w:val="double" w:sz="12" w:space="10" w:color="1F7A78"/>
+          <w:right w:val="double" w:sz="12" w:space="10" w:color="1F7A78"/>
         </w:pBdr>
-        <w:shd w:val="clear" w:color="auto" w:fill="F4F0FA"/>
-        <w:spacing w:before="30" w:after="70"/>
-        <w:ind w:left="340" w:right="340"/>
-      </w:pPr>
+        <w:shd w:val="clear" w:color="auto" w:fill="EAF4F3"/>
+        <w:spacing w:before="280" w:after="60"/>
+        <w:ind w:left="400" w:right="400"/>
+        <w:jc w:val="center"/>
+      </w:pPr>
+      <w:r>
+        <w:rPr>
+          <w:rFonts w:ascii="Georgia" w:hAnsi="Georgia" w:cs="Georgia"/>
+          <w:b/>
+          <w:color w:val="1F7A78"/>
+          <w:sz w:val="27"/>
+        </w:rPr>
+        <w:t>✦  THE LIGHTNING PUZZLE OF STORMWATCH CLIFFS  ✦</w:t>
+      </w:r>
+    </w:p>
+    <w:p>
+      <w:pPr>
+        <w:pBdr>
+          <w:left w:val="double" w:sz="12" w:space="10" w:color="1F7A78"/>
+          <w:right w:val="double" w:sz="12" w:space="10" w:color="1F7A78"/>
+        </w:pBdr>
+        <w:shd w:val="clear" w:color="auto" w:fill="EAF4F3"/>
+        <w:spacing w:before="0" w:after="0"/>
+        <w:ind w:left="400" w:right="400"/>
+      </w:pPr>
+      <w:r>
+        <w:rPr>
+          <w:rFonts w:ascii="Georgia" w:hAnsi="Georgia" w:cs="Georgia"/>
+          <w:b w:val="0"/>
+          <w:i/>
+          <w:color w:val="222222"/>
+          <w:sz w:val="21"/>
+        </w:rPr>
+        <w:t>Four pedestals, four elements, one storm that never rests. The monolith opens only for those who read the cliffs' riddle and dare the lightning's timing.</w:t>
+      </w:r>
+    </w:p>
+    <w:p>
+      <w:pPr>
+        <w:pBdr>
+          <w:left w:val="double" w:sz="12" w:space="10" w:color="1F7A78"/>
+          <w:right w:val="double" w:sz="12" w:space="10" w:color="1F7A78"/>
+        </w:pBdr>
+        <w:shd w:val="clear" w:color="auto" w:fill="EAF4F3"/>
+        <w:spacing w:before="0" w:after="0"/>
+        <w:ind w:left="400" w:right="400"/>
+      </w:pPr>
+    </w:p>
+    <w:p>
+      <w:pPr>
+        <w:pBdr>
+          <w:left w:val="double" w:sz="12" w:space="10" w:color="1F7A78"/>
+          <w:right w:val="double" w:sz="12" w:space="10" w:color="1F7A78"/>
+        </w:pBdr>
+        <w:shd w:val="clear" w:color="auto" w:fill="EAF4F3"/>
+        <w:spacing w:before="0" w:after="0"/>
+        <w:ind w:left="400" w:right="400"/>
+      </w:pPr>
+      <w:r>
+        <w:rPr>
+          <w:rFonts w:ascii="Georgia" w:hAnsi="Georgia" w:cs="Georgia"/>
+          <w:b/>
+          <w:i w:val="0"/>
+          <w:color w:val="222222"/>
+          <w:sz w:val="21"/>
+        </w:rPr>
+        <w:t>The pieces.</w:t>
+      </w:r>
       <w:r>
         <w:rPr>
           <w:rFonts w:ascii="Georgia" w:hAnsi="Georgia" w:cs="Georgia"/>
           <w:b w:val="0"/>
           <w:i w:val="0"/>
           <w:color w:val="222222"/>
-          <w:sz w:val="19"/>
-        </w:rPr>
-        <w:t>▶ The puzzle: align the pedestals Air, then Water, then Earth, then Fire, timed to a lightning strike. Intelligence (Investigation) or Wisdom (Insight) DC 15 to read the sequence from the clues; a wrong alignment discharged 2d6 lightning. The party solved it on the storm's next breath.</w:t>
+          <w:sz w:val="21"/>
+        </w:rPr>
+        <w:t xml:space="preserve"> Each of the four pedestals carries a rotating stone ring of element symbols: </w:t>
+      </w:r>
+      <w:r>
+        <w:rPr>
+          <w:rFonts w:ascii="Georgia" w:hAnsi="Georgia" w:cs="Georgia"/>
+          <w:b/>
+          <w:i w:val="0"/>
+          <w:color w:val="222222"/>
+          <w:sz w:val="21"/>
+        </w:rPr>
+        <w:t>Air, Water, Earth, Fire</w:t>
+      </w:r>
+      <w:r>
+        <w:rPr>
+          <w:rFonts w:ascii="Georgia" w:hAnsi="Georgia" w:cs="Georgia"/>
+          <w:b w:val="0"/>
+          <w:i w:val="0"/>
+          <w:color w:val="222222"/>
+          <w:sz w:val="21"/>
+        </w:rPr>
+        <w:t>. The monolith's lightning rod takes a strike every few minutes, and the runes along the cliffs pulse with each one.</w:t>
+      </w:r>
+    </w:p>
+    <w:p>
+      <w:pPr>
+        <w:pBdr>
+          <w:left w:val="double" w:sz="12" w:space="10" w:color="1F7A78"/>
+          <w:right w:val="double" w:sz="12" w:space="10" w:color="1F7A78"/>
+        </w:pBdr>
+        <w:shd w:val="clear" w:color="auto" w:fill="EAF4F3"/>
+        <w:spacing w:before="0" w:after="0"/>
+        <w:ind w:left="400" w:right="400"/>
+      </w:pPr>
+      <w:r>
+        <w:rPr>
+          <w:rFonts w:ascii="Georgia" w:hAnsi="Georgia" w:cs="Georgia"/>
+          <w:b/>
+          <w:i w:val="0"/>
+          <w:color w:val="222222"/>
+          <w:sz w:val="21"/>
+        </w:rPr>
+        <w:t>The riddle.</w:t>
+      </w:r>
+      <w:r>
+        <w:rPr>
+          <w:rFonts w:ascii="Georgia" w:hAnsi="Georgia" w:cs="Georgia"/>
+          <w:b w:val="0"/>
+          <w:i w:val="0"/>
+          <w:color w:val="222222"/>
+          <w:sz w:val="21"/>
+        </w:rPr>
+        <w:t xml:space="preserve"> Four phrases are carved into the monolith's base: </w:t>
+      </w:r>
+      <w:r>
+        <w:rPr>
+          <w:rFonts w:ascii="Georgia" w:hAnsi="Georgia" w:cs="Georgia"/>
+          <w:b w:val="0"/>
+          <w:i/>
+          <w:color w:val="222222"/>
+          <w:sz w:val="21"/>
+        </w:rPr>
+        <w:t>The winds whisper first. The tide rises after. Stone stands firm next. Flame seals the fate.</w:t>
+      </w:r>
+    </w:p>
+    <w:p>
+      <w:pPr>
+        <w:pBdr>
+          <w:left w:val="double" w:sz="12" w:space="10" w:color="1F7A78"/>
+          <w:right w:val="double" w:sz="12" w:space="10" w:color="1F7A78"/>
+        </w:pBdr>
+        <w:shd w:val="clear" w:color="auto" w:fill="EAF4F3"/>
+        <w:spacing w:before="0" w:after="0"/>
+        <w:ind w:left="400" w:right="400"/>
+      </w:pPr>
+      <w:r>
+        <w:rPr>
+          <w:rFonts w:ascii="Georgia" w:hAnsi="Georgia" w:cs="Georgia"/>
+          <w:b/>
+          <w:i w:val="0"/>
+          <w:color w:val="222222"/>
+          <w:sz w:val="21"/>
+        </w:rPr>
+        <w:t>Reading it.</w:t>
+      </w:r>
+      <w:r>
+        <w:rPr>
+          <w:rFonts w:ascii="Georgia" w:hAnsi="Georgia" w:cs="Georgia"/>
+          <w:b w:val="0"/>
+          <w:i w:val="0"/>
+          <w:color w:val="222222"/>
+          <w:sz w:val="21"/>
+        </w:rPr>
+        <w:t xml:space="preserve"> Intelligence (Investigation) or Wisdom (Insight) DC 15 to deduce the sequence from the clues: </w:t>
+      </w:r>
+      <w:r>
+        <w:rPr>
+          <w:rFonts w:ascii="Georgia" w:hAnsi="Georgia" w:cs="Georgia"/>
+          <w:b/>
+          <w:i w:val="0"/>
+          <w:color w:val="222222"/>
+          <w:sz w:val="21"/>
+        </w:rPr>
+        <w:t>Air, then Water, then Earth, then Fire</w:t>
+      </w:r>
+      <w:r>
+        <w:rPr>
+          <w:rFonts w:ascii="Georgia" w:hAnsi="Georgia" w:cs="Georgia"/>
+          <w:b w:val="0"/>
+          <w:i w:val="0"/>
+          <w:color w:val="222222"/>
+          <w:sz w:val="21"/>
+        </w:rPr>
+        <w:t xml:space="preserve">. Intelligence (Arcana) DC 16 to realize the alignment must be finished </w:t>
+      </w:r>
+      <w:r>
+        <w:rPr>
+          <w:rFonts w:ascii="Georgia" w:hAnsi="Georgia" w:cs="Georgia"/>
+          <w:b/>
+          <w:i w:val="0"/>
+          <w:color w:val="222222"/>
+          <w:sz w:val="21"/>
+        </w:rPr>
+        <w:t>as the lightning strikes the rod</w:t>
+      </w:r>
+      <w:r>
+        <w:rPr>
+          <w:rFonts w:ascii="Georgia" w:hAnsi="Georgia" w:cs="Georgia"/>
+          <w:b w:val="0"/>
+          <w:i w:val="0"/>
+          <w:color w:val="222222"/>
+          <w:sz w:val="21"/>
+        </w:rPr>
+        <w:t>, not before, not after.</w:t>
+      </w:r>
+    </w:p>
+    <w:p>
+      <w:pPr>
+        <w:pBdr>
+          <w:bottom w:val="double" w:sz="12" w:space="4" w:color="1F7A78"/>
+          <w:left w:val="double" w:sz="12" w:space="10" w:color="1F7A78"/>
+          <w:right w:val="double" w:sz="12" w:space="10" w:color="1F7A78"/>
+        </w:pBdr>
+        <w:shd w:val="clear" w:color="auto" w:fill="EAF4F3"/>
+        <w:spacing w:before="0" w:after="280"/>
+        <w:ind w:left="400" w:right="400"/>
+      </w:pPr>
+      <w:r>
+        <w:rPr>
+          <w:rFonts w:ascii="Georgia" w:hAnsi="Georgia" w:cs="Georgia"/>
+          <w:b/>
+          <w:i w:val="0"/>
+          <w:color w:val="222222"/>
+          <w:sz w:val="21"/>
+        </w:rPr>
+        <w:t>The stakes.</w:t>
+      </w:r>
+      <w:r>
+        <w:rPr>
+          <w:rFonts w:ascii="Georgia" w:hAnsi="Georgia" w:cs="Georgia"/>
+          <w:b w:val="0"/>
+          <w:i w:val="0"/>
+          <w:color w:val="222222"/>
+          <w:sz w:val="21"/>
+        </w:rPr>
+        <w:t xml:space="preserve"> A wrong alignment when the bolt lands discharges wild energy: 2d6 lightning to everyone standing near the monolith. The right alignment on the storm's next breath, and the monolith drinks the bolt whole.</w:t>
       </w:r>
     </w:p>
     <w:p>

--- a/sessions/session_03_quest_for_knowledge.docx
+++ b/sessions/session_03_quest_for_knowledge.docx
@@ -1103,6 +1103,46 @@
     <w:p>
       <w:pPr>
         <w:pBdr>
+          <w:left w:val="single" w:sz="18" w:space="12" w:color="5B2A86"/>
+        </w:pBdr>
+        <w:shd w:val="clear" w:color="auto" w:fill="F4F0FA"/>
+        <w:spacing w:before="30" w:after="70"/>
+        <w:ind w:left="340" w:right="340"/>
+      </w:pPr>
+      <w:r>
+        <w:rPr>
+          <w:rFonts w:ascii="Georgia" w:hAnsi="Georgia" w:cs="Georgia"/>
+          <w:b w:val="0"/>
+          <w:i w:val="0"/>
+          <w:color w:val="222222"/>
+          <w:sz w:val="19"/>
+        </w:rPr>
+        <w:t xml:space="preserve">▶ </w:t>
+      </w:r>
+      <w:r>
+        <w:rPr>
+          <w:rFonts w:ascii="Georgia" w:hAnsi="Georgia" w:cs="Georgia"/>
+          <w:b/>
+          <w:i w:val="0"/>
+          <w:color w:val="222222"/>
+          <w:sz w:val="19"/>
+        </w:rPr>
+        <w:t>A real decision.</w:t>
+      </w:r>
+      <w:r>
+        <w:rPr>
+          <w:rFonts w:ascii="Georgia" w:hAnsi="Georgia" w:cs="Georgia"/>
+          <w:b w:val="0"/>
+          <w:i w:val="0"/>
+          <w:color w:val="222222"/>
+          <w:sz w:val="19"/>
+        </w:rPr>
+        <w:t xml:space="preserve"> Let the players meet all three: Aqualump the sturdy shield, Emberpaws the bold striker, Floraburst the healer and scout. All three stat blocks are in the appendix; the two not chosen stay safe with Aelwyn.</w:t>
+      </w:r>
+    </w:p>
+    <w:p>
+      <w:pPr>
+        <w:pBdr>
           <w:left w:val="single" w:sz="18" w:space="12" w:color="B8860B"/>
         </w:pBdr>
         <w:shd w:val="clear" w:color="auto" w:fill="FBF6EA"/>
@@ -1117,7 +1157,7 @@
           <w:color w:val="222222"/>
           <w:sz w:val="21"/>
         </w:rPr>
-        <w:t>The party crouches down among the three wonders. Aqualump blows a solemn bubble. Emberpaws sets a very small patch of nothing important on fire, then looks proud. And the little Floraburst rises from her sunbeam, pads straight across the floor, and rests her leafy head against Lilly's knee, her bud swaying like a tiny banner. Some choices make themselves.</w:t>
+        <w:t>The party crouches down and takes the choice seriously. Aqualump blows a solemn bubble and offers its shell for knocking. Emberpaws sets a very small patch of nothing important on fire, then looks proud. The little Floraburst watches from her sunbeam, quiet and green, her bud swaying like a tiny banner. The Guardians talk it over, weighing what the long road will need, and choose together: the leafy one. Lilly holds out her hand, and Floraburst rises, pads straight across the floor, and rests her head against Lilly's knee.</w:t>
       </w:r>
     </w:p>
     <w:p>
@@ -1652,6 +1692,46 @@
     </w:p>
     <w:p>
       <w:pPr>
+        <w:pBdr>
+          <w:left w:val="single" w:sz="18" w:space="12" w:color="5B2A86"/>
+        </w:pBdr>
+        <w:shd w:val="clear" w:color="auto" w:fill="F4F0FA"/>
+        <w:spacing w:before="30" w:after="70"/>
+        <w:ind w:left="340" w:right="340"/>
+      </w:pPr>
+      <w:r>
+        <w:rPr>
+          <w:rFonts w:ascii="Georgia" w:hAnsi="Georgia" w:cs="Georgia"/>
+          <w:b w:val="0"/>
+          <w:i w:val="0"/>
+          <w:color w:val="222222"/>
+          <w:sz w:val="19"/>
+        </w:rPr>
+        <w:t xml:space="preserve">▶ </w:t>
+      </w:r>
+      <w:r>
+        <w:rPr>
+          <w:rFonts w:ascii="Georgia" w:hAnsi="Georgia" w:cs="Georgia"/>
+          <w:b/>
+          <w:i w:val="0"/>
+          <w:color w:val="222222"/>
+          <w:sz w:val="19"/>
+        </w:rPr>
+        <w:t>The road at a glance.</w:t>
+      </w:r>
+      <w:r>
+        <w:rPr>
+          <w:rFonts w:ascii="Georgia" w:hAnsi="Georgia" w:cs="Georgia"/>
+          <w:b w:val="0"/>
+          <w:i w:val="0"/>
+          <w:color w:val="222222"/>
+          <w:sz w:val="19"/>
+        </w:rPr>
+        <w:t xml:space="preserve"> The journey runs about three days: Brambleshadow Thicket and Whisperwind Meadow the first day, the Mistwood Path and the climb into the Ironroot Hills the second, Stormwatch Cliffs and the descent to Havenmoor the third. The party camps twice along the way, so long rests, spell slots, and Floraberries reset between the hardest fights.</w:t>
+      </w:r>
+    </w:p>
+    <w:p>
+      <w:pPr>
         <w:keepNext/>
         <w:spacing w:before="220" w:after="60"/>
       </w:pPr>
@@ -1768,7 +1848,7 @@
           <w:color w:val="222222"/>
           <w:sz w:val="19"/>
         </w:rPr>
-        <w:t>▶ Wisdom (Perception) DC 14 to notice the unnatural silence; Intelligence (Arcana) DC 15 to sense necrotic planar energy soaked into the shadows.</w:t>
+        <w:t>▶ Wisdom (Perception) DC 14 to notice the unnatural silence; Intelligence (Arcana) DC 15 to sense necrotic planar energy soaked into the shadows. If anyone succeeds, the party is on guard when the ambush comes; if every check fails, the Shadowflame strikes unseen and the heroes have disadvantage on their initiative rolls.</w:t>
       </w:r>
     </w:p>
     <w:p>
@@ -1948,7 +2028,7 @@
           <w:color w:val="222222"/>
           <w:sz w:val="19"/>
         </w:rPr>
-        <w:t xml:space="preserve"> It opens by splitting into three identical illusions that move in step with it. Attacking one calls for Intelligence (Arcana) or Wisdom (Perception) DC 18 to pick the real flame; on a failure the blow passes through and the illusion remains, and an identified fake bursts into a swirl of shadow.</w:t>
+        <w:t xml:space="preserve"> It opens by splitting into three identical illusions that move in step with it. Attacking one calls for Intelligence (Arcana) or Wisdom (Perception) DC 18 to pick the real flame; on a failure the blow passes through and the illusion remains, and an identified fake bursts into a swirl of shadow. The fakes cannot harm anyone: only the real flame attacks, which is itself a clue.</w:t>
       </w:r>
     </w:p>
     <w:p>
@@ -1988,7 +2068,47 @@
           <w:color w:val="222222"/>
           <w:sz w:val="19"/>
         </w:rPr>
-        <w:t xml:space="preserve"> It stalks a vulnerable hero with Shadow Claw, saves Terror Wave (15-foot cone, Wisdom DC 14 or frightened) for when the party clusters, and Shadowmelds through the mist to reposition whenever it is cornered.</w:t>
+        <w:t xml:space="preserve"> It stalks a vulnerable hero with Shadow Claw, saves Terror Wave (15-foot cone, Wisdom DC 14 or 3d10 necrotic and frightened) for when the party clusters, and Shadowmelds through the mist to reposition whenever it is cornered.</w:t>
+      </w:r>
+    </w:p>
+    <w:p>
+      <w:pPr>
+        <w:pBdr>
+          <w:left w:val="single" w:sz="18" w:space="12" w:color="5B2A86"/>
+        </w:pBdr>
+        <w:shd w:val="clear" w:color="auto" w:fill="F4F0FA"/>
+        <w:spacing w:before="30" w:after="70"/>
+        <w:ind w:left="340" w:right="340"/>
+      </w:pPr>
+      <w:r>
+        <w:rPr>
+          <w:rFonts w:ascii="Georgia" w:hAnsi="Georgia" w:cs="Georgia"/>
+          <w:b w:val="0"/>
+          <w:i w:val="0"/>
+          <w:color w:val="222222"/>
+          <w:sz w:val="19"/>
+        </w:rPr>
+        <w:t xml:space="preserve">▶ </w:t>
+      </w:r>
+      <w:r>
+        <w:rPr>
+          <w:rFonts w:ascii="Georgia" w:hAnsi="Georgia" w:cs="Georgia"/>
+          <w:b/>
+          <w:i w:val="0"/>
+          <w:color w:val="222222"/>
+          <w:sz w:val="19"/>
+        </w:rPr>
+        <w:t>If the fight turns.</w:t>
+      </w:r>
+      <w:r>
+        <w:rPr>
+          <w:rFonts w:ascii="Georgia" w:hAnsi="Georgia" w:cs="Georgia"/>
+          <w:b w:val="0"/>
+          <w:i w:val="0"/>
+          <w:color w:val="222222"/>
+          <w:sz w:val="19"/>
+        </w:rPr>
+        <w:t xml:space="preserve"> The Shadowflame feeds on fear, not flesh. If a hero drops, it lingers to savor the terror instead of pressing the attack, and it never pursues past the brambles: a party that runs escapes shaken but whole, and can circle back with a better plan for the illusions.</w:t>
       </w:r>
     </w:p>
     <w:p>
@@ -2396,7 +2516,7 @@
           <w:color w:val="222222"/>
           <w:sz w:val="19"/>
         </w:rPr>
-        <w:t>▶ Wisdom (Perception) DC 15: shapes flickering in the fog, pacing the party. Wisdom (Survival) DC 14: padded tracks that stop abruptly, mid-stride. Intelligence (Arcana) DC 16: planar distortion is warping the creatures here, granting them abilities they should not have.</w:t>
+        <w:t>▶ Wisdom (Perception) DC 15: shapes flickering in the fog, pacing the party. Wisdom (Survival) DC 14: padded tracks that stop abruptly, mid-stride. Intelligence (Arcana) DC 16: planar distortion is warping the creatures here, granting them abilities they should not have. Any success means the party is braced when the ambush springs; if all three fail, the beasts strike from the fog first and the heroes have disadvantage on their initiative rolls.</w:t>
       </w:r>
     </w:p>
     <w:p>
@@ -2642,6 +2762,46 @@
     <w:p>
       <w:pPr>
         <w:pBdr>
+          <w:left w:val="single" w:sz="18" w:space="12" w:color="5B2A86"/>
+        </w:pBdr>
+        <w:shd w:val="clear" w:color="auto" w:fill="F4F0FA"/>
+        <w:spacing w:before="30" w:after="70"/>
+        <w:ind w:left="340" w:right="340"/>
+      </w:pPr>
+      <w:r>
+        <w:rPr>
+          <w:rFonts w:ascii="Georgia" w:hAnsi="Georgia" w:cs="Georgia"/>
+          <w:b w:val="0"/>
+          <w:i w:val="0"/>
+          <w:color w:val="222222"/>
+          <w:sz w:val="19"/>
+        </w:rPr>
+        <w:t xml:space="preserve">▶ </w:t>
+      </w:r>
+      <w:r>
+        <w:rPr>
+          <w:rFonts w:ascii="Georgia" w:hAnsi="Georgia" w:cs="Georgia"/>
+          <w:b/>
+          <w:i w:val="0"/>
+          <w:color w:val="222222"/>
+          <w:sz w:val="19"/>
+        </w:rPr>
+        <w:t>If the fight turns.</w:t>
+      </w:r>
+      <w:r>
+        <w:rPr>
+          <w:rFonts w:ascii="Georgia" w:hAnsi="Georgia" w:cs="Georgia"/>
+          <w:b w:val="0"/>
+          <w:i w:val="0"/>
+          <w:color w:val="222222"/>
+          <w:sz w:val="19"/>
+        </w:rPr>
+        <w:t xml:space="preserve"> The beasts are predators, not zealots: once one is reduced below half its hit points it slinks into the fog and does not return, and neither will leave the mist to chase a party that retreats to open ground.</w:t>
+      </w:r>
+    </w:p>
+    <w:p>
+      <w:pPr>
+        <w:pBdr>
           <w:left w:val="single" w:sz="18" w:space="12" w:color="B8860B"/>
         </w:pBdr>
         <w:shd w:val="clear" w:color="auto" w:fill="FBF6EA"/>
@@ -2676,7 +2836,7 @@
           <w:color w:val="222222"/>
           <w:sz w:val="19"/>
         </w:rPr>
-        <w:t>▶ Intelligence (Arcana) DC 15: the runes are tears in the fabric of reality, seams where creatures from other planes seep into this one.</w:t>
+        <w:t>▶ Intelligence (Arcana) DC 15: the runes are tears in the fabric of reality, seams where creatures from other planes seep into this one. On a failure the symbols stay a mystery for now; Aelwyn or the Guild's archives can explain them later.</w:t>
       </w:r>
     </w:p>
     <w:p>
@@ -2821,7 +2981,7 @@
           <w:color w:val="222222"/>
           <w:sz w:val="19"/>
         </w:rPr>
-        <w:t>▶ Wisdom (Perception) DC 14: the ground pulses faintly; the roots shift. Intelligence (Arcana) DC 15: the mushrooms are suffused with Feywild energy, reacting to the party's presence.</w:t>
+        <w:t>▶ Wisdom (Perception) DC 14: the ground pulses faintly; the roots shift. Intelligence (Arcana) DC 15: the mushrooms are suffused with Feywild energy, reacting to the party's presence. A success means the party enters the clearing ready for trouble; if both checks fail, the Shroomytes erupt from the soil with surprise on their side and the heroes have disadvantage on their initiative rolls.</w:t>
       </w:r>
     </w:p>
     <w:p>
@@ -3129,9 +3289,9 @@
     <w:p>
       <w:pPr>
         <w:pBdr>
-          <w:left w:val="single" w:sz="18" w:space="12" w:color="B8860B"/>
+          <w:left w:val="single" w:sz="18" w:space="12" w:color="5B2A86"/>
         </w:pBdr>
-        <w:shd w:val="clear" w:color="auto" w:fill="FBF6EA"/>
+        <w:shd w:val="clear" w:color="auto" w:fill="F4F0FA"/>
         <w:spacing w:before="30" w:after="70"/>
         <w:ind w:left="340" w:right="340"/>
       </w:pPr>
@@ -3141,9 +3301,9 @@
           <w:b w:val="0"/>
           <w:i w:val="0"/>
           <w:color w:val="222222"/>
-          <w:sz w:val="21"/>
-        </w:rPr>
-        <w:t xml:space="preserve">It is a strange, glowing battle among the toadstools, and when the last Shroomyte folds gently back into the earth, the air fills with drifting, luminous spores, falling like warm snow. In the center of the clearing hovers a </w:t>
+          <w:sz w:val="19"/>
+        </w:rPr>
+        <w:t xml:space="preserve">▶ </w:t>
       </w:r>
       <w:r>
         <w:rPr>
@@ -3151,9 +3311,9 @@
           <w:b/>
           <w:i w:val="0"/>
           <w:color w:val="222222"/>
-          <w:sz w:val="21"/>
-        </w:rPr>
-        <w:t>Fungal Mote</w:t>
+          <w:sz w:val="19"/>
+        </w:rPr>
+        <w:t>If the fight turns.</w:t>
       </w:r>
       <w:r>
         <w:rPr>
@@ -3161,9 +3321,9 @@
           <w:b w:val="0"/>
           <w:i w:val="0"/>
           <w:color w:val="222222"/>
-          <w:sz w:val="21"/>
-        </w:rPr>
-        <w:t>, pulsing with otherworldly light.</w:t>
+          <w:sz w:val="19"/>
+        </w:rPr>
+        <w:t xml:space="preserve"> The Shroomytes are guardians, not hunters: they defend the glowing clearing and never pursue beyond it. A party in trouble can withdraw and pick a longer path around the grove, losing an hour of climbing but nothing more.</w:t>
       </w:r>
     </w:p>
     <w:p>
@@ -3178,12 +3338,22 @@
       <w:r>
         <w:rPr>
           <w:rFonts w:ascii="Georgia" w:hAnsi="Georgia" w:cs="Georgia"/>
+          <w:b w:val="0"/>
+          <w:i w:val="0"/>
+          <w:color w:val="222222"/>
+          <w:sz w:val="21"/>
+        </w:rPr>
+        <w:t xml:space="preserve">It is a strange, glowing battle among the toadstools, and when the last Shroomyte folds gently back into the earth, the air fills with drifting, luminous spores, falling like warm snow. In the center of the clearing hovers a </w:t>
+      </w:r>
+      <w:r>
+        <w:rPr>
+          <w:rFonts w:ascii="Georgia" w:hAnsi="Georgia" w:cs="Georgia"/>
           <w:b/>
           <w:i w:val="0"/>
           <w:color w:val="222222"/>
           <w:sz w:val="21"/>
         </w:rPr>
-        <w:t>Ursa</w:t>
+        <w:t>Fungal Mote</w:t>
       </w:r>
       <w:r>
         <w:rPr>
@@ -3193,40 +3363,7 @@
           <w:color w:val="222222"/>
           <w:sz w:val="21"/>
         </w:rPr>
-        <w:t>, reaching toward it, its glow reflected in his eyes: “This one feels like the Feywild, bleeding into our world.” The Essence Sphere in Lilly's pack hums in quiet agreement. The collection grows, and so does the mystery.</w:t>
-      </w:r>
-    </w:p>
-    <w:p>
-      <w:pPr>
-        <w:keepNext/>
-        <w:spacing w:before="400" w:after="120"/>
-        <w:pBdr>
-          <w:bottom w:val="single" w:sz="6" w:space="4" w:color="B8860B"/>
-        </w:pBdr>
-      </w:pPr>
-      <w:r>
-        <w:rPr>
-          <w:rFonts w:ascii="Georgia" w:hAnsi="Georgia" w:cs="Georgia"/>
-          <w:b/>
-          <w:color w:val="B8860B"/>
-          <w:sz w:val="32"/>
-        </w:rPr>
-        <w:t>Part Four: Stormwatch Cliffs</w:t>
-      </w:r>
-    </w:p>
-    <w:p>
-      <w:pPr>
-        <w:spacing w:before="120" w:after="200"/>
-      </w:pPr>
-      <w:r>
-        <w:rPr>
-          <w:rFonts w:ascii="Georgia" w:hAnsi="Georgia" w:cs="Georgia"/>
-          <w:b w:val="0"/>
-          <w:i/>
-          <w:color w:val="222222"/>
-          <w:sz w:val="21"/>
-        </w:rPr>
-        <w:t>By the time the hills gave way to open sky, the party could hear the sea, and the storm that lived above it.</w:t>
+        <w:t>, pulsing with otherworldly light.</w:t>
       </w:r>
     </w:p>
     <w:p>
@@ -3246,7 +3383,7 @@
           <w:color w:val="222222"/>
           <w:sz w:val="21"/>
         </w:rPr>
-        <w:t>Stormwatch Cliffs</w:t>
+        <w:t>Ursa</w:t>
       </w:r>
       <w:r>
         <w:rPr>
@@ -3256,22 +3393,40 @@
           <w:color w:val="222222"/>
           <w:sz w:val="21"/>
         </w:rPr>
-        <w:t xml:space="preserve"> rise at the edge of the world: jagged stone ramparts above crashing waves, crowned with black clouds that flicker and grumble with lightning that never quite rests. The air crackles against the skin, tasting of salt and thunder. Etched into the rocks along the clifftop, strange runes glow with a pale blue light, brightening with every distant strike.</w:t>
+        <w:t>, reaching toward it, its glow reflected in his eyes: “This one feels like the Feywild, bleeding into our world.” The Essence Sphere in Lilly's pack hums in quiet agreement. The collection grows, and so does the mystery.</w:t>
       </w:r>
     </w:p>
     <w:p>
       <w:pPr>
         <w:keepNext/>
-        <w:spacing w:before="220" w:after="60"/>
+        <w:spacing w:before="400" w:after="120"/>
+        <w:pBdr>
+          <w:bottom w:val="single" w:sz="6" w:space="4" w:color="B8860B"/>
+        </w:pBdr>
       </w:pPr>
       <w:r>
         <w:rPr>
           <w:rFonts w:ascii="Georgia" w:hAnsi="Georgia" w:cs="Georgia"/>
           <w:b/>
-          <w:color w:val="A0522D"/>
-          <w:sz w:val="26"/>
-        </w:rPr>
-        <w:t>The Cliff Path</w:t>
+          <w:color w:val="B8860B"/>
+          <w:sz w:val="32"/>
+        </w:rPr>
+        <w:t>Part Four: Stormwatch Cliffs</w:t>
+      </w:r>
+    </w:p>
+    <w:p>
+      <w:pPr>
+        <w:spacing w:before="120" w:after="200"/>
+      </w:pPr>
+      <w:r>
+        <w:rPr>
+          <w:rFonts w:ascii="Georgia" w:hAnsi="Georgia" w:cs="Georgia"/>
+          <w:b w:val="0"/>
+          <w:i/>
+          <w:color w:val="222222"/>
+          <w:sz w:val="21"/>
+        </w:rPr>
+        <w:t>By the time the hills gave way to open sky, the party could hear the sea, and the storm that lived above it.</w:t>
       </w:r>
     </w:p>
     <w:p>
@@ -3286,6 +3441,51 @@
       <w:r>
         <w:rPr>
           <w:rFonts w:ascii="Georgia" w:hAnsi="Georgia" w:cs="Georgia"/>
+          <w:b/>
+          <w:i w:val="0"/>
+          <w:color w:val="222222"/>
+          <w:sz w:val="21"/>
+        </w:rPr>
+        <w:t>Stormwatch Cliffs</w:t>
+      </w:r>
+      <w:r>
+        <w:rPr>
+          <w:rFonts w:ascii="Georgia" w:hAnsi="Georgia" w:cs="Georgia"/>
+          <w:b w:val="0"/>
+          <w:i w:val="0"/>
+          <w:color w:val="222222"/>
+          <w:sz w:val="21"/>
+        </w:rPr>
+        <w:t xml:space="preserve"> rise at the edge of the world: jagged stone ramparts above crashing waves, crowned with black clouds that flicker and grumble with lightning that never quite rests. The air crackles against the skin, tasting of salt and thunder. Etched into the rocks along the clifftop, strange runes glow with a pale blue light, brightening with every distant strike.</w:t>
+      </w:r>
+    </w:p>
+    <w:p>
+      <w:pPr>
+        <w:keepNext/>
+        <w:spacing w:before="220" w:after="60"/>
+      </w:pPr>
+      <w:r>
+        <w:rPr>
+          <w:rFonts w:ascii="Georgia" w:hAnsi="Georgia" w:cs="Georgia"/>
+          <w:b/>
+          <w:color w:val="A0522D"/>
+          <w:sz w:val="26"/>
+        </w:rPr>
+        <w:t>The Cliff Path</w:t>
+      </w:r>
+    </w:p>
+    <w:p>
+      <w:pPr>
+        <w:pBdr>
+          <w:left w:val="single" w:sz="18" w:space="12" w:color="B8860B"/>
+        </w:pBdr>
+        <w:shd w:val="clear" w:color="auto" w:fill="FBF6EA"/>
+        <w:spacing w:before="30" w:after="70"/>
+        <w:ind w:left="340" w:right="340"/>
+      </w:pPr>
+      <w:r>
+        <w:rPr>
+          <w:rFonts w:ascii="Georgia" w:hAnsi="Georgia" w:cs="Georgia"/>
           <w:b w:val="0"/>
           <w:i w:val="0"/>
           <w:color w:val="222222"/>
@@ -3331,7 +3531,7 @@
           <w:color w:val="222222"/>
           <w:sz w:val="19"/>
         </w:rPr>
-        <w:t xml:space="preserve"> The narrow ledge: Dexterity (Acrobatics) DC 14; a slip means Strength (Athletics) DC 12 to catch the edge or take 1d6 bludgeoning from the fall. The crumbling section: Wisdom (Perception) DC 15 to spot it in time, or it collapses underfoot, Dexterity save DC 13 or 2d6 bludgeoning. The glowing runes: Intelligence (Arcana) DC 15 to recognize an ancient magical defense system guarding a hidden chamber, knowledge that pays off at the monolith.</w:t>
+        <w:t xml:space="preserve"> The narrow ledge: Dexterity (Acrobatics) DC 14; a slip means Strength (Athletics) DC 12 to catch the edge or take 1d6 bludgeoning from the fall. The crumbling section: Wisdom (Perception) DC 15 to spot it in time, or it collapses underfoot, Dexterity save DC 13 or 2d6 bludgeoning. The glowing runes: Intelligence (Arcana) DC 15 to recognize an ancient magical defense system guarding a hidden chamber, knowledge that pays off at the monolith (no harm on a failure; the monolith will introduce itself soon enough). Run the ledge as three obstacles in order; a hero who has already crossed can throw a rope back for advantage on a companion's check.</w:t>
       </w:r>
     </w:p>
     <w:p>
@@ -3725,6 +3925,68 @@
     <w:p>
       <w:pPr>
         <w:pBdr>
+          <w:left w:val="double" w:sz="12" w:space="10" w:color="1F7A78"/>
+          <w:right w:val="double" w:sz="12" w:space="10" w:color="1F7A78"/>
+        </w:pBdr>
+        <w:shd w:val="clear" w:color="auto" w:fill="EAF4F3"/>
+        <w:spacing w:before="0" w:after="0"/>
+        <w:ind w:left="400" w:right="400"/>
+      </w:pPr>
+      <w:r>
+        <w:rPr>
+          <w:rFonts w:ascii="Georgia" w:hAnsi="Georgia" w:cs="Georgia"/>
+          <w:b/>
+          <w:i w:val="0"/>
+          <w:color w:val="222222"/>
+          <w:sz w:val="21"/>
+        </w:rPr>
+        <w:t>The stakes.</w:t>
+      </w:r>
+      <w:r>
+        <w:rPr>
+          <w:rFonts w:ascii="Georgia" w:hAnsi="Georgia" w:cs="Georgia"/>
+          <w:b w:val="0"/>
+          <w:i w:val="0"/>
+          <w:color w:val="222222"/>
+          <w:sz w:val="21"/>
+        </w:rPr>
+        <w:t xml:space="preserve"> A wrong alignment when the bolt lands discharges wild energy: 2d6 lightning to everyone standing near the monolith. The right alignment on the storm's next breath, and the monolith drinks the bolt whole.</w:t>
+      </w:r>
+    </w:p>
+    <w:p>
+      <w:pPr>
+        <w:pBdr>
+          <w:left w:val="double" w:sz="12" w:space="10" w:color="1F7A78"/>
+          <w:right w:val="double" w:sz="12" w:space="10" w:color="1F7A78"/>
+        </w:pBdr>
+        <w:shd w:val="clear" w:color="auto" w:fill="EAF4F3"/>
+        <w:spacing w:before="0" w:after="0"/>
+        <w:ind w:left="400" w:right="400"/>
+      </w:pPr>
+      <w:r>
+        <w:rPr>
+          <w:rFonts w:ascii="Georgia" w:hAnsi="Georgia" w:cs="Georgia"/>
+          <w:b/>
+          <w:i w:val="0"/>
+          <w:color w:val="222222"/>
+          <w:sz w:val="21"/>
+        </w:rPr>
+        <w:t>Hints, from gentle to loud.</w:t>
+      </w:r>
+      <w:r>
+        <w:rPr>
+          <w:rFonts w:ascii="Georgia" w:hAnsi="Georgia" w:cs="Georgia"/>
+          <w:b w:val="0"/>
+          <w:i w:val="0"/>
+          <w:color w:val="222222"/>
+          <w:sz w:val="21"/>
+        </w:rPr>
+        <w:t xml:space="preserve"> If the table stalls: first, the four phrases are carved top to bottom, in order. Second, after any wrong strike, the Air pedestal's rune alone stays lit a heartbeat longer than the rest: first in line. Third, Floraburst pads to the correct next pedestal and sneezes at it.</w:t>
+      </w:r>
+    </w:p>
+    <w:p>
+      <w:pPr>
+        <w:pBdr>
           <w:bottom w:val="double" w:sz="12" w:space="4" w:color="1F7A78"/>
           <w:left w:val="double" w:sz="12" w:space="10" w:color="1F7A78"/>
           <w:right w:val="double" w:sz="12" w:space="10" w:color="1F7A78"/>
@@ -3741,7 +4003,7 @@
           <w:color w:val="222222"/>
           <w:sz w:val="21"/>
         </w:rPr>
-        <w:t>The stakes.</w:t>
+        <w:t>No dead ends.</w:t>
       </w:r>
       <w:r>
         <w:rPr>
@@ -3751,7 +4013,7 @@
           <w:color w:val="222222"/>
           <w:sz w:val="21"/>
         </w:rPr>
-        <w:t xml:space="preserve"> A wrong alignment when the bolt lands discharges wild energy: 2d6 lightning to everyone standing near the monolith. The right alignment on the storm's next breath, and the monolith drinks the bolt whole.</w:t>
+        <w:t xml:space="preserve"> The monolith resets with every strike, so trial and error always works eventually; it just costs 2d6 lightning per wrong guess. Heroes who read the cliff runes on the way up already know the system rewards precision, and may take the Arcana timing check with advantage.</w:t>
       </w:r>
     </w:p>
     <w:p>
@@ -3952,7 +4214,7 @@
           <w:color w:val="222222"/>
           <w:sz w:val="19"/>
         </w:rPr>
-        <w:t>▶ Intelligence (Arcana) DC 15: the fragment is a remnant of the same power corrupting the planar boundaries, tied directly to the weakening of Elaria. The party keeps it, carefully wrapped.</w:t>
+        <w:t>▶ Intelligence (Arcana) DC 15: the fragment is a remnant of the same power corrupting the planar boundaries, tied directly to the weakening of Elaria. On a failure the shard keeps its secret for now; the Artificer's Guild can identify it later. Either way the party keeps it, carefully wrapped.</w:t>
       </w:r>
     </w:p>
     <w:p>
@@ -5315,7 +5577,27 @@
           <w:color w:val="222222"/>
           <w:sz w:val="18"/>
         </w:rPr>
-        <w:t xml:space="preserve"> +4, range 30 ft., 2d8 + 2 slashing.</w:t>
+        <w:t xml:space="preserve"> +4, range 30 ft., 2d8 + 2 slashing. </w:t>
+      </w:r>
+      <w:r>
+        <w:rPr>
+          <w:rFonts w:ascii="Georgia" w:hAnsi="Georgia" w:cs="Georgia"/>
+          <w:b/>
+          <w:i w:val="0"/>
+          <w:color w:val="222222"/>
+          <w:sz w:val="18"/>
+        </w:rPr>
+        <w:t>Vine Lash.</w:t>
+      </w:r>
+      <w:r>
+        <w:rPr>
+          <w:rFonts w:ascii="Georgia" w:hAnsi="Georgia" w:cs="Georgia"/>
+          <w:b w:val="0"/>
+          <w:i w:val="0"/>
+          <w:color w:val="222222"/>
+          <w:sz w:val="18"/>
+        </w:rPr>
+        <w:t xml:space="preserve"> +4, reach 15 ft., 1d10 + 2 bludgeoning; DC 13 Strength save or restrained one turn.</w:t>
       </w:r>
     </w:p>
     <w:p>
@@ -5335,7 +5617,7 @@
           <w:color w:val="222222"/>
           <w:sz w:val="18"/>
         </w:rPr>
-        <w:t>Vine Lash.</w:t>
+        <w:t>Floraberry (3/Day).</w:t>
       </w:r>
       <w:r>
         <w:rPr>
@@ -5345,7 +5627,7 @@
           <w:color w:val="222222"/>
           <w:sz w:val="18"/>
         </w:rPr>
-        <w:t xml:space="preserve"> +4, reach 15 ft., 1d10 + 2 bludgeoning; DC 13 Strength save or restrained one turn.</w:t>
+        <w:t xml:space="preserve"> Produces 1d4 + 1 berries; eating one is a Bonus Action (2024 Goodberry rule) and restores 3 HP.</w:t>
       </w:r>
     </w:p>
     <w:p>
@@ -5365,7 +5647,7 @@
           <w:color w:val="222222"/>
           <w:sz w:val="18"/>
         </w:rPr>
-        <w:t>Floraberry (3/Day).</w:t>
+        <w:t>Aqualump (stayed with Aelwyn).</w:t>
       </w:r>
       <w:r>
         <w:rPr>
@@ -5375,7 +5657,7 @@
           <w:color w:val="222222"/>
           <w:sz w:val="18"/>
         </w:rPr>
-        <w:t xml:space="preserve"> Produces 1d4 + 1 magical berries; eating one restores 3 HP.</w:t>
+        <w:t xml:space="preserve"> Small water elemental, neutral good. AC 16 (shell), HP 54, Swim 30 ft. Water Bolt (2d8 + 2, knockdown), Surf (Recharge 5-6, 4d6 cold cone), Shell Defense (+4 AC, bonus action).</w:t>
       </w:r>
     </w:p>
     <w:p>
@@ -5395,7 +5677,7 @@
           <w:color w:val="222222"/>
           <w:sz w:val="18"/>
         </w:rPr>
-        <w:t>Aqualump (stayed with Aelwyn).</w:t>
+        <w:t>Emberpaws (stayed with Aelwyn).</w:t>
       </w:r>
       <w:r>
         <w:rPr>
@@ -5405,37 +5687,7 @@
           <w:color w:val="222222"/>
           <w:sz w:val="18"/>
         </w:rPr>
-        <w:t xml:space="preserve"> Small water elemental, neutral good. AC 16 (shell), HP 54, Swim 30 ft. Water Bolt (2d8 + 2, knockdown), Surf (Recharge 5-6, 15 ft. cone, 4d6 cold), Shell Defense (+4 AC as a bonus action).</w:t>
-      </w:r>
-    </w:p>
-    <w:p>
-      <w:pPr>
-        <w:pBdr>
-          <w:left w:val="single" w:sz="18" w:space="12" w:color="8B2020"/>
-        </w:pBdr>
-        <w:shd w:val="clear" w:color="auto" w:fill="FCF6F6"/>
-        <w:spacing w:before="30" w:after="70"/>
-        <w:ind w:left="340" w:right="340"/>
-      </w:pPr>
-      <w:r>
-        <w:rPr>
-          <w:rFonts w:ascii="Georgia" w:hAnsi="Georgia" w:cs="Georgia"/>
-          <w:b/>
-          <w:i w:val="0"/>
-          <w:color w:val="222222"/>
-          <w:sz w:val="18"/>
-        </w:rPr>
-        <w:t>Emberpaws.</w:t>
-      </w:r>
-      <w:r>
-        <w:rPr>
-          <w:rFonts w:ascii="Georgia" w:hAnsi="Georgia" w:cs="Georgia"/>
-          <w:b w:val="0"/>
-          <w:i w:val="0"/>
-          <w:color w:val="222222"/>
-          <w:sz w:val="18"/>
-        </w:rPr>
-        <w:t xml:space="preserve"> Small fire elemental, chaotic good: a fox-like creature with flame-wreathed paws and tail. AC 15, HP 42, Speed 30 ft. Immune to fire. Ember (2d6 + 2 fire), Tail Flame Whip (2d6 + 3 fire, may ignite), Heatwave (3/Day, melee attackers take 1d8 fire).</w:t>
+        <w:t xml:space="preserve"> Small fire elemental, chaotic good; fox-like, flame-wreathed. AC 15, HP 42, immune to fire. Ember (2d6 + 2 fire), Tail Flame Whip (2d6 + 3 fire, may ignite), Heatwave (3/Day, melee attackers take 1d8 fire).</w:t>
       </w:r>
     </w:p>
     <w:sectPr>

--- a/sessions/session_03_quest_for_knowledge.docx
+++ b/sessions/session_03_quest_for_knowledge.docx
@@ -3729,6 +3729,8 @@
     </w:p>
     <w:p>
       <w:pPr>
+        <w:keepNext/>
+        <w:keepLines/>
         <w:pBdr>
           <w:left w:val="double" w:sz="12" w:space="10" w:color="1F7A78"/>
           <w:right w:val="double" w:sz="12" w:space="10" w:color="1F7A78"/>
@@ -3750,6 +3752,8 @@
     </w:p>
     <w:p>
       <w:pPr>
+        <w:keepNext/>
+        <w:keepLines/>
         <w:pBdr>
           <w:left w:val="double" w:sz="12" w:space="10" w:color="1F7A78"/>
           <w:right w:val="double" w:sz="12" w:space="10" w:color="1F7A78"/>
@@ -3761,6 +3765,8 @@
     </w:p>
     <w:p>
       <w:pPr>
+        <w:keepNext/>
+        <w:keepLines/>
         <w:pBdr>
           <w:left w:val="double" w:sz="12" w:space="10" w:color="1F7A78"/>
           <w:right w:val="double" w:sz="12" w:space="10" w:color="1F7A78"/>
@@ -3812,6 +3818,8 @@
     </w:p>
     <w:p>
       <w:pPr>
+        <w:keepNext/>
+        <w:keepLines/>
         <w:pBdr>
           <w:left w:val="double" w:sz="12" w:space="10" w:color="1F7A78"/>
           <w:right w:val="double" w:sz="12" w:space="10" w:color="1F7A78"/>
@@ -3853,6 +3861,8 @@
     </w:p>
     <w:p>
       <w:pPr>
+        <w:keepNext/>
+        <w:keepLines/>
         <w:pBdr>
           <w:left w:val="double" w:sz="12" w:space="10" w:color="1F7A78"/>
           <w:right w:val="double" w:sz="12" w:space="10" w:color="1F7A78"/>
@@ -3924,6 +3934,8 @@
     </w:p>
     <w:p>
       <w:pPr>
+        <w:keepNext/>
+        <w:keepLines/>
         <w:pBdr>
           <w:left w:val="double" w:sz="12" w:space="10" w:color="1F7A78"/>
           <w:right w:val="double" w:sz="12" w:space="10" w:color="1F7A78"/>
@@ -3955,6 +3967,8 @@
     </w:p>
     <w:p>
       <w:pPr>
+        <w:keepNext/>
+        <w:keepLines/>
         <w:pBdr>
           <w:left w:val="double" w:sz="12" w:space="10" w:color="1F7A78"/>
           <w:right w:val="double" w:sz="12" w:space="10" w:color="1F7A78"/>
@@ -3986,6 +4000,7 @@
     </w:p>
     <w:p>
       <w:pPr>
+        <w:keepLines/>
         <w:pBdr>
           <w:bottom w:val="double" w:sz="12" w:space="4" w:color="1F7A78"/>
           <w:left w:val="double" w:sz="12" w:space="10" w:color="1F7A78"/>

--- a/sessions/session_03_quest_for_knowledge.docx
+++ b/sessions/session_03_quest_for_knowledge.docx
@@ -4830,6 +4830,52 @@
       <w:pPr>
         <w:keepNext/>
         <w:pageBreakBefore/>
+        <w:spacing w:before="200" w:after="40"/>
+        <w:jc w:val="center"/>
+      </w:pPr>
+      <w:r>
+        <w:rPr>
+          <w:rFonts w:ascii="Georgia" w:hAnsi="Georgia" w:cs="Georgia"/>
+          <w:b/>
+          <w:color w:val="B8860B"/>
+          <w:sz w:val="21"/>
+        </w:rPr>
+        <w:t>APPENDIX</w:t>
+      </w:r>
+    </w:p>
+    <w:p>
+      <w:pPr>
+        <w:keepNext/>
+        <w:spacing w:after="40"/>
+        <w:jc w:val="center"/>
+      </w:pPr>
+      <w:r>
+        <w:rPr>
+          <w:rFonts w:ascii="Georgia" w:hAnsi="Georgia" w:cs="Georgia"/>
+          <w:b/>
+          <w:color w:val="8B2020"/>
+          <w:sz w:val="32"/>
+        </w:rPr>
+        <w:t>DM Run Sheet: The Session at a Glance</w:t>
+      </w:r>
+    </w:p>
+    <w:p>
+      <w:pPr>
+        <w:spacing w:after="200"/>
+        <w:jc w:val="center"/>
+      </w:pPr>
+      <w:r>
+        <w:rPr>
+          <w:rFonts w:ascii="Georgia" w:hAnsi="Georgia" w:cs="Georgia"/>
+          <w:color w:val="A0522D"/>
+          <w:sz w:val="21"/>
+        </w:rPr>
+        <w:t>Every DC, dial, and spotlight, in play order. Keep this page at your elbow.</w:t>
+      </w:r>
+    </w:p>
+    <w:p>
+      <w:pPr>
+        <w:keepNext/>
         <w:spacing w:before="400" w:after="120"/>
         <w:pBdr>
           <w:bottom w:val="single" w:sz="6" w:space="4" w:color="B8860B"/>
@@ -4842,57 +4888,65 @@
           <w:color w:val="B8860B"/>
           <w:sz w:val="32"/>
         </w:rPr>
-        <w:t>Appendix: Creatures of Session Three</w:t>
+        <w:t>The Shape of the Session</w:t>
       </w:r>
     </w:p>
     <w:p>
       <w:pPr>
-        <w:keepNext/>
-        <w:pBdr>
-          <w:left w:val="single" w:sz="18" w:space="12" w:color="8B2020"/>
-        </w:pBdr>
-        <w:shd w:val="clear" w:color="auto" w:fill="FCF6F6"/>
-        <w:spacing w:before="30" w:after="70"/>
-        <w:ind w:left="340" w:right="340"/>
+        <w:spacing w:after="80"/>
       </w:pPr>
       <w:r>
         <w:rPr>
           <w:rFonts w:ascii="Georgia" w:hAnsi="Georgia" w:cs="Georgia"/>
           <w:b/>
-          <w:color w:val="8B2020"/>
-          <w:sz w:val="22"/>
-        </w:rPr>
-        <w:t>Shadowflame</w:t>
-      </w:r>
-    </w:p>
-    <w:p>
-      <w:pPr>
-        <w:pBdr>
-          <w:left w:val="single" w:sz="18" w:space="12" w:color="8B2020"/>
-        </w:pBdr>
-        <w:shd w:val="clear" w:color="auto" w:fill="FCF6F6"/>
-        <w:spacing w:before="30" w:after="70"/>
-        <w:ind w:left="340" w:right="340"/>
-      </w:pPr>
+          <w:i w:val="0"/>
+          <w:color w:val="222222"/>
+          <w:sz w:val="21"/>
+        </w:rPr>
+        <w:t>Five parts, three fights, two camps.</w:t>
+      </w:r>
       <w:r>
         <w:rPr>
           <w:rFonts w:ascii="Georgia" w:hAnsi="Georgia" w:cs="Georgia"/>
           <w:b w:val="0"/>
           <w:i w:val="0"/>
           <w:color w:val="222222"/>
-          <w:sz w:val="18"/>
-        </w:rPr>
-        <w:t xml:space="preserve">Medium undead, chaotic evil. </w:t>
-      </w:r>
+          <w:sz w:val="21"/>
+        </w:rPr>
+        <w:t xml:space="preserve"> P1 Ravenstone morning: the Sphere verdict (Pikachu needs a Gearhaven power core) and the Guardian of Balance reveal. P2 the companion choice (Floraburst joins), the Lickgloom farewell, the route briefing. P3 the wild road, three days: FIGHT 1 Brambleshadow Thicket (Shadowflame, then the Dark Mote), the Whisperwind breather, camp; FIGHT 2 the Mistwood Path (talking Displacer Beasts, then the planar runes), FIGHT 3 the Shroomyte Grove (Fungal Mote), camp. P4 Stormwatch Cliffs: the ledge skill challenge, the lightning puzzle, the dark figure and the Dark Fragment. P5 Havenmoor at dusk: the Sugarplum Hearth, sea rumors, warm beds, LEVEL 4.</w:t>
+      </w:r>
+    </w:p>
+    <w:p>
+      <w:pPr>
+        <w:keepNext/>
+        <w:spacing w:before="400" w:after="120"/>
+        <w:pBdr>
+          <w:bottom w:val="single" w:sz="6" w:space="4" w:color="B8860B"/>
+        </w:pBdr>
+      </w:pPr>
+      <w:r>
+        <w:rPr>
+          <w:rFonts w:ascii="Georgia" w:hAnsi="Georgia" w:cs="Georgia"/>
+          <w:b/>
+          <w:color w:val="B8860B"/>
+          <w:sz w:val="32"/>
+        </w:rPr>
+        <w:t>Fights at a Glance</w:t>
+      </w:r>
+    </w:p>
+    <w:p>
+      <w:pPr>
+        <w:spacing w:after="80"/>
+      </w:pPr>
       <w:r>
         <w:rPr>
           <w:rFonts w:ascii="Georgia" w:hAnsi="Georgia" w:cs="Georgia"/>
           <w:b/>
           <w:i w:val="0"/>
           <w:color w:val="222222"/>
-          <w:sz w:val="18"/>
-        </w:rPr>
-        <w:t>CR 4</w:t>
+          <w:sz w:val="21"/>
+        </w:rPr>
+        <w:t>FIGHT 1: The Shadowflame</w:t>
       </w:r>
       <w:r>
         <w:rPr>
@@ -4900,69 +4954,102 @@
           <w:b w:val="0"/>
           <w:i w:val="0"/>
           <w:color w:val="222222"/>
-          <w:sz w:val="18"/>
-        </w:rPr>
-        <w:t>. AC 14 (natural armor), HP 58 (9d8 + 18), Speed 0 ft., fly 40 ft. (hover).</w:t>
+          <w:sz w:val="21"/>
+        </w:rPr>
+        <w:t xml:space="preserve"> (Hard; it feeds on fear, not flesh, so a drop is survivable). 1x Shadowflame (AC 14, HP 58, fly 40 hover; opens by splitting into THREE illusions, DC 18 Arcana or Perception to pick the real flame, only the real one attacks; Terror Wave rech 5-6: 15-ft cone, DC 14 Wis, 3d10 necrotic + frightened; Shadowmeld reaction: teleports 20 ft when hit). Mist lightly obscures the 30-ft clearing: disadvantage on ranged attacks and sight Perception. Scout it: Perception DC 14 (the birds stop) or Arcana DC 15 (necrotic shadows); every check failed = it strikes unseen, disadvantage on initiative. The out: it never pursues past the brambles; a party that runs can circle back with a plan.</w:t>
       </w:r>
     </w:p>
     <w:p>
       <w:pPr>
-        <w:pBdr>
-          <w:left w:val="single" w:sz="18" w:space="12" w:color="8B2020"/>
-        </w:pBdr>
-        <w:shd w:val="clear" w:color="auto" w:fill="FCF6F6"/>
-        <w:spacing w:before="30" w:after="70"/>
-        <w:ind w:left="340" w:right="340"/>
-      </w:pPr>
+        <w:spacing w:after="80"/>
+      </w:pPr>
+      <w:r>
+        <w:rPr>
+          <w:rFonts w:ascii="Georgia" w:hAnsi="Georgia" w:cs="Georgia"/>
+          <w:b/>
+          <w:i w:val="0"/>
+          <w:color w:val="222222"/>
+          <w:sz w:val="21"/>
+        </w:rPr>
+        <w:t>FIGHT 2: The Mistwood Beasts</w:t>
+      </w:r>
       <w:r>
         <w:rPr>
           <w:rFonts w:ascii="Georgia" w:hAnsi="Georgia" w:cs="Georgia"/>
           <w:b w:val="0"/>
           <w:i w:val="0"/>
           <w:color w:val="222222"/>
-          <w:sz w:val="18"/>
-        </w:rPr>
-        <w:t>STR 8, DEX 18, CON 14, INT 12, WIS 15, CHA 18. Skills Stealth +8, Intimidation +6.</w:t>
+          <w:sz w:val="21"/>
+        </w:rPr>
+        <w:t xml:space="preserve"> (Hard; they TALK, and that wrongness is the real clue). 2x Displacer Beast (AC 13, HP 85; Displacement: attacks against it have disadvantage until it takes damage, Faerie Fire strips the trick; 2x Tentacle +6, reach 10 ft, 1d6+4 plus 1d8 force). Fog, fallen logs, difficult terrain; hit-and-run flanking. Scout it: Perception DC 15 (shapes pacing the party), Survival DC 14 (tracks that stop mid-stride), or Arcana DC 16 (planar warp); all three fail = ambush from the fog + disadvantage on initiative. After: Arcana DC 15 reads the runes beneath the bodies as tears in reality. The out: below half HP a beast slinks into the fog for good, and neither will chase the party onto open ground.</w:t>
       </w:r>
     </w:p>
     <w:p>
       <w:pPr>
-        <w:pBdr>
-          <w:left w:val="single" w:sz="18" w:space="12" w:color="8B2020"/>
-        </w:pBdr>
-        <w:shd w:val="clear" w:color="auto" w:fill="FCF6F6"/>
-        <w:spacing w:before="30" w:after="70"/>
-        <w:ind w:left="340" w:right="340"/>
-      </w:pPr>
+        <w:spacing w:after="80"/>
+      </w:pPr>
+      <w:r>
+        <w:rPr>
+          <w:rFonts w:ascii="Georgia" w:hAnsi="Georgia" w:cs="Georgia"/>
+          <w:b/>
+          <w:i w:val="0"/>
+          <w:color w:val="222222"/>
+          <w:sz w:val="21"/>
+        </w:rPr>
+        <w:t>FIGHT 3: The Shroomyte Grove</w:t>
+      </w:r>
       <w:r>
         <w:rPr>
           <w:rFonts w:ascii="Georgia" w:hAnsi="Georgia" w:cs="Georgia"/>
           <w:b w:val="0"/>
           <w:i w:val="0"/>
           <w:color w:val="222222"/>
-          <w:sz w:val="18"/>
-        </w:rPr>
-        <w:t>Resistances acid, fire, lightning, necrotic, nonmagical piercing and bludgeoning. Immunities poison, psychic; charmed, frightened, grappled, paralyzed, poisoned, prone, restrained. Darkvision 60 ft.</w:t>
+          <w:sz w:val="21"/>
+        </w:rPr>
+        <w:t xml:space="preserve"> (Medium; guardians, not hunters). 4x Shroomyte (AC 13, HP 27; Spore Blast +4, range 30 ft, 2d6+2 poison, DC 13 Con or poisoned; Mycelium Tendrils restrain, DC 13 Str; Fungal Retribution reaction: melee attackers take 2d4 poison, DC 13 Con negates). Mushroom clusters give half cover; damp root patches are difficult terrain. Fire is the discovery. Scout it: Perception DC 14 (the ground pulses) or Arcana DC 15 (Feywild energy); both fail = they erupt with surprise + disadvantage on initiative. The out: they never leave the glowing clearing; circling the grove costs one hour.</w:t>
       </w:r>
     </w:p>
     <w:p>
       <w:pPr>
+        <w:keepNext/>
+        <w:spacing w:before="400" w:after="120"/>
         <w:pBdr>
-          <w:left w:val="single" w:sz="18" w:space="12" w:color="8B2020"/>
+          <w:bottom w:val="single" w:sz="6" w:space="4" w:color="B8860B"/>
         </w:pBdr>
-        <w:shd w:val="clear" w:color="auto" w:fill="FCF6F6"/>
-        <w:spacing w:before="30" w:after="70"/>
-        <w:ind w:left="340" w:right="340"/>
-      </w:pPr>
+      </w:pPr>
+      <w:r>
+        <w:rPr>
+          <w:rFonts w:ascii="Georgia" w:hAnsi="Georgia" w:cs="Georgia"/>
+          <w:b/>
+          <w:color w:val="B8860B"/>
+          <w:sz w:val="32"/>
+        </w:rPr>
+        <w:t>The Resource Picture</w:t>
+      </w:r>
+    </w:p>
+    <w:p>
+      <w:pPr>
+        <w:spacing w:after="80"/>
+      </w:pPr>
+      <w:r>
+        <w:rPr>
+          <w:rFonts w:ascii="Georgia" w:hAnsi="Georgia" w:cs="Georgia"/>
+          <w:b w:val="0"/>
+          <w:i w:val="0"/>
+          <w:color w:val="222222"/>
+          <w:sz w:val="21"/>
+        </w:rPr>
+        <w:t xml:space="preserve">A three-day road with two camps: long rests land after the Thicket and after the Hills, so every fight starts near full. The real spend is day two, the Mistwood and the Grove back to back on one camp's resources. Floraburst brings the party's first pocket healing: 1d4+1 Floraberries 3/day, a Bonus Action to eat (2024 Goodberry rule), 3 HP each. The cliffs are the other tax, run as three obstacles in order: the ledge (Acrobatics DC 14; a slip is Athletics DC 12 or 1d6), the crumbling section (Perception DC 15, or Dex save DC 13 for 2d6), and the runes (Arcana DC 15, pays off at the monolith). The puzzle: Investigation or Insight DC 15 reads the riddle's order (Air, Water, Earth, Fire), Arcana DC 16 nails the lightning timing, and every wrong strike costs 2d6 lightning; a rope thrown back across the ledge gives a companion advantage. The party sleeps in Havenmoor at </w:t>
+      </w:r>
       <w:r>
         <w:rPr>
           <w:rFonts w:ascii="Georgia" w:hAnsi="Georgia" w:cs="Georgia"/>
           <w:b/>
           <w:i w:val="0"/>
           <w:color w:val="222222"/>
-          <w:sz w:val="18"/>
-        </w:rPr>
-        <w:t>Illusions of Fear.</w:t>
+          <w:sz w:val="21"/>
+        </w:rPr>
+        <w:t>level 4</w:t>
       </w:r>
       <w:r>
         <w:rPr>
@@ -4970,19 +5057,32 @@
           <w:b w:val="0"/>
           <w:i w:val="0"/>
           <w:color w:val="222222"/>
-          <w:sz w:val="18"/>
-        </w:rPr>
-        <w:t xml:space="preserve"> Creates three identical illusions of itself (AC 14); DC 18 Arcana or Perception to spot a fake, or the attack misses.</w:t>
+          <w:sz w:val="21"/>
+        </w:rPr>
+        <w:t>.</w:t>
       </w:r>
     </w:p>
     <w:p>
       <w:pPr>
+        <w:keepNext/>
+        <w:spacing w:before="400" w:after="120"/>
         <w:pBdr>
-          <w:left w:val="single" w:sz="18" w:space="12" w:color="8B2020"/>
+          <w:bottom w:val="single" w:sz="6" w:space="4" w:color="B8860B"/>
         </w:pBdr>
-        <w:shd w:val="clear" w:color="auto" w:fill="FCF6F6"/>
-        <w:spacing w:before="30" w:after="70"/>
-        <w:ind w:left="340" w:right="340"/>
+      </w:pPr>
+      <w:r>
+        <w:rPr>
+          <w:rFonts w:ascii="Georgia" w:hAnsi="Georgia" w:cs="Georgia"/>
+          <w:b/>
+          <w:color w:val="B8860B"/>
+          <w:sz w:val="32"/>
+        </w:rPr>
+        <w:t>Spotlights &amp; Seeds</w:t>
+      </w:r>
+    </w:p>
+    <w:p>
+      <w:pPr>
+        <w:spacing w:after="80"/>
       </w:pPr>
       <w:r>
         <w:rPr>
@@ -4990,9 +5090,9 @@
           <w:b/>
           <w:i w:val="0"/>
           <w:color w:val="222222"/>
-          <w:sz w:val="18"/>
-        </w:rPr>
-        <w:t>Shadow Claw.</w:t>
+          <w:sz w:val="21"/>
+        </w:rPr>
+        <w:t>Lilly:</w:t>
       </w:r>
       <w:r>
         <w:rPr>
@@ -5000,19 +5100,14 @@
           <w:b w:val="0"/>
           <w:i w:val="0"/>
           <w:color w:val="222222"/>
-          <w:sz w:val="18"/>
-        </w:rPr>
-        <w:t xml:space="preserve"> +6, reach 5 ft., 2d8 + 4 necrotic; DC 14 Wisdom save or frightened one turn.</w:t>
+          <w:sz w:val="21"/>
+        </w:rPr>
+        <w:t xml:space="preserve"> the Sphere verdict lands on her, and turns grief into a destination: the Artificer's Guild can bring Pikachu back (Door: Gearhaven) → calls the real Shadowflame by the light it does not cast → reads the mirror-crack runes on the Mistwood floor → her fire finds the Shroomytes' weakness → “we keep collecting the pieces.”</w:t>
       </w:r>
     </w:p>
     <w:p>
       <w:pPr>
-        <w:pBdr>
-          <w:left w:val="single" w:sz="18" w:space="12" w:color="8B2020"/>
-        </w:pBdr>
-        <w:shd w:val="clear" w:color="auto" w:fill="FCF6F6"/>
-        <w:spacing w:before="30" w:after="70"/>
-        <w:ind w:left="340" w:right="340"/>
+        <w:spacing w:after="80"/>
       </w:pPr>
       <w:r>
         <w:rPr>
@@ -5020,9 +5115,9 @@
           <w:b/>
           <w:i w:val="0"/>
           <w:color w:val="222222"/>
-          <w:sz w:val="18"/>
-        </w:rPr>
-        <w:t>Terror Wave (Recharge 5-6).</w:t>
+          <w:sz w:val="21"/>
+        </w:rPr>
+        <w:t>Stabby:</w:t>
       </w:r>
       <w:r>
         <w:rPr>
@@ -5030,19 +5125,14 @@
           <w:b w:val="0"/>
           <w:i w:val="0"/>
           <w:color w:val="222222"/>
-          <w:sz w:val="18"/>
-        </w:rPr>
-        <w:t xml:space="preserve"> 15 ft. cone, DC 14 Wisdom save; 3d10 necrotic and frightened 1 minute (repeat save each turn).</w:t>
+          <w:sz w:val="21"/>
+        </w:rPr>
+        <w:t xml:space="preserve"> loudly unafraid (frightened exactly one round, later denied) → deflects a tentacle mid-swing to turn the Mistwood fight → refuses to be caught by a single tendril in the grove → “they are going to get a taste of my blade!” (Seed: the dark figure just made Stabby's list.)</w:t>
       </w:r>
     </w:p>
     <w:p>
       <w:pPr>
-        <w:pBdr>
-          <w:left w:val="single" w:sz="18" w:space="12" w:color="8B2020"/>
-        </w:pBdr>
-        <w:shd w:val="clear" w:color="auto" w:fill="FCF6F6"/>
-        <w:spacing w:before="30" w:after="70"/>
-        <w:ind w:left="340" w:right="340"/>
+        <w:spacing w:after="80"/>
       </w:pPr>
       <w:r>
         <w:rPr>
@@ -5050,9 +5140,9 @@
           <w:b/>
           <w:i w:val="0"/>
           <w:color w:val="222222"/>
-          <w:sz w:val="18"/>
-        </w:rPr>
-        <w:t>Shadowmeld (Reaction).</w:t>
+          <w:sz w:val="21"/>
+        </w:rPr>
+        <w:t>Ursa:</w:t>
       </w:r>
       <w:r>
         <w:rPr>
@@ -5060,39 +5150,32 @@
           <w:b w:val="0"/>
           <w:i w:val="0"/>
           <w:color w:val="222222"/>
-          <w:sz w:val="18"/>
-        </w:rPr>
-        <w:t xml:space="preserve"> When hit, teleports up to 20 ft. and becomes lightly obscured.</w:t>
+          <w:sz w:val="21"/>
+        </w:rPr>
+        <w:t xml:space="preserve"> feels the sick forest before every ambush, his senses lead the road → Faerie Fire strips the beasts' Displacement → reads every mote (“pieces of something much bigger”) → Aelwyn's charge: your connection to the stars, and your father's legacy, will guide you (Door: the father's trail).</w:t>
       </w:r>
     </w:p>
     <w:p>
       <w:pPr>
         <w:keepNext/>
+        <w:spacing w:before="400" w:after="120"/>
         <w:pBdr>
-          <w:left w:val="single" w:sz="18" w:space="12" w:color="8B2020"/>
+          <w:bottom w:val="single" w:sz="6" w:space="4" w:color="B8860B"/>
         </w:pBdr>
-        <w:shd w:val="clear" w:color="auto" w:fill="FCF6F6"/>
-        <w:spacing w:before="30" w:after="70"/>
-        <w:ind w:left="340" w:right="340"/>
       </w:pPr>
       <w:r>
         <w:rPr>
           <w:rFonts w:ascii="Georgia" w:hAnsi="Georgia" w:cs="Georgia"/>
           <w:b/>
-          <w:color w:val="8B2020"/>
-          <w:sz w:val="22"/>
-        </w:rPr>
-        <w:t>Displacer Beast</w:t>
+          <w:color w:val="B8860B"/>
+          <w:sz w:val="32"/>
+        </w:rPr>
+        <w:t>Foreshadow Tracker: say it, then say it again</w:t>
       </w:r>
     </w:p>
     <w:p>
       <w:pPr>
-        <w:pBdr>
-          <w:left w:val="single" w:sz="18" w:space="12" w:color="8B2020"/>
-        </w:pBdr>
-        <w:shd w:val="clear" w:color="auto" w:fill="FCF6F6"/>
-        <w:spacing w:before="30" w:after="70"/>
-        <w:ind w:left="340" w:right="340"/>
+        <w:spacing w:after="80"/>
       </w:pPr>
       <w:r>
         <w:rPr>
@@ -5100,609 +5183,3261 @@
           <w:b w:val="0"/>
           <w:i w:val="0"/>
           <w:color w:val="222222"/>
+          <w:sz w:val="21"/>
+        </w:rPr>
+        <w:t>The tells, in order. Aelwyn's wall map: points of unstable energy pulsing like fraying knots, say it before the road proves it • the Dark Mote “does not feel like the others” → the Dark Fragment at the cliffs → someone stood in that light and called the boundaries MINE • displacer beasts DO NOT TALK: the fog is a doorway someone left open • the cliff runes reward Arcana on the way up (advantage at the monolith) • the veil hums thin over Whisperwind Meadow: even the gentle stretch is a doorway • Aelwyn: the Guild's archives may hold the secret of stitching a world back together (the Gearhaven arc) • Elda Merrywhistle: restless seas, vanishing ships, lights on the waves (the voyage ahead) • the Great Pine glowing against a gathering storm: Havenmoor will need its Guardians soon.</w:t>
+      </w:r>
+    </w:p>
+    <w:p>
+      <w:pPr>
+        <w:keepNext/>
+        <w:pageBreakBefore/>
+        <w:spacing w:before="200" w:after="40"/>
+        <w:jc w:val="center"/>
+      </w:pPr>
+      <w:r>
+        <w:rPr>
+          <w:rFonts w:ascii="Georgia" w:hAnsi="Georgia" w:cs="Georgia"/>
+          <w:b/>
+          <w:color w:val="B8860B"/>
+          <w:sz w:val="21"/>
+        </w:rPr>
+        <w:t>APPENDIX</w:t>
+      </w:r>
+    </w:p>
+    <w:p>
+      <w:pPr>
+        <w:keepNext/>
+        <w:spacing w:after="40"/>
+        <w:jc w:val="center"/>
+      </w:pPr>
+      <w:r>
+        <w:rPr>
+          <w:rFonts w:ascii="Georgia" w:hAnsi="Georgia" w:cs="Georgia"/>
+          <w:b/>
+          <w:color w:val="8B2020"/>
+          <w:sz w:val="32"/>
+        </w:rPr>
+        <w:t>Bestiary: Enemy Stat Blocks</w:t>
+      </w:r>
+    </w:p>
+    <w:p>
+      <w:pPr>
+        <w:spacing w:after="200"/>
+        <w:jc w:val="center"/>
+      </w:pPr>
+      <w:r>
+        <w:rPr>
+          <w:rFonts w:ascii="Georgia" w:hAnsi="Georgia" w:cs="Georgia"/>
+          <w:color w:val="A0522D"/>
+          <w:sz w:val="21"/>
+        </w:rPr>
+        <w:t>All three encounters of Session 3, in the order the party meets them, plus the professor's three companions.</w:t>
+      </w:r>
+    </w:p>
+    <w:p>
+      <w:pPr>
+        <w:keepNext/>
+        <w:spacing w:before="320" w:after="20"/>
+        <w:jc w:val="center"/>
+      </w:pPr>
+      <w:r>
+        <w:rPr>
+          <w:rFonts w:ascii="Georgia" w:hAnsi="Georgia" w:cs="Georgia"/>
+          <w:b/>
+          <w:color w:val="8B2020"/>
+          <w:sz w:val="26"/>
+        </w:rPr>
+        <w:t>ENEMIES, Fight 1: The Shadowflame</w:t>
+      </w:r>
+    </w:p>
+    <w:p>
+      <w:pPr>
+        <w:keepNext/>
+        <w:spacing w:after="120"/>
+        <w:jc w:val="center"/>
+      </w:pPr>
+      <w:r>
+        <w:rPr>
+          <w:rFonts w:ascii="Georgia" w:hAnsi="Georgia" w:cs="Georgia"/>
+          <w:color w:val="888888"/>
           <w:sz w:val="18"/>
         </w:rPr>
-        <w:t xml:space="preserve">Large monstrosity, unaligned. </w:t>
-      </w:r>
+        <w:t>Brambleshadow Thicket • Difficulty: Hard • 1× Shadowflame</w:t>
+      </w:r>
+    </w:p>
+    <w:tbl>
+      <w:tblPr>
+        <w:tblW w:type="auto" w:w="0"/>
+        <w:jc w:val="center"/>
+        <w:tblLayout w:type="fixed"/>
+        <w:tblLook w:firstColumn="1" w:firstRow="1" w:lastColumn="0" w:lastRow="0" w:noHBand="0" w:noVBand="1" w:val="04A0"/>
+        <w:tblCellMar>
+          <w:left w:w="110" w:type="dxa"/>
+          <w:right w:w="110" w:type="dxa"/>
+          <w:top w:w="60" w:type="dxa"/>
+          <w:bottom w:w="80" w:type="dxa"/>
+        </w:tblCellMar>
+        <w:tblBorders>
+          <w:top w:val="single" w:sz="8" w:space="0" w:color="8B2020"/>
+          <w:left w:val="single" w:sz="8" w:space="0" w:color="8B2020"/>
+          <w:bottom w:val="single" w:sz="8" w:space="0" w:color="8B2020"/>
+          <w:right w:val="single" w:sz="8" w:space="0" w:color="8B2020"/>
+          <w:insideH w:val="single" w:sz="8" w:space="0" w:color="8B2020"/>
+          <w:insideV w:val="single" w:sz="8" w:space="0" w:color="8B2020"/>
+        </w:tblBorders>
+      </w:tblPr>
+      <w:tblGrid>
+        <w:gridCol w:w="9360"/>
+      </w:tblGrid>
+      <w:tr>
+        <w:trPr>
+          <w:cantSplit/>
+        </w:trPr>
+        <w:tc>
+          <w:tcPr>
+            <w:tcW w:type="dxa" w:w="9072"/>
+          </w:tcPr>
+          <w:p>
+            <w:pPr>
+              <w:shd w:val="clear" w:color="auto" w:fill="8B2020"/>
+              <w:spacing w:before="0" w:after="20"/>
+            </w:pPr>
+            <w:r>
+              <w:rPr>
+                <w:rFonts w:ascii="Georgia" w:hAnsi="Georgia" w:cs="Georgia"/>
+                <w:b/>
+                <w:color w:val="FFFFFF"/>
+                <w:sz w:val="22"/>
+              </w:rPr>
+              <w:t>SHADOWFLAME</w:t>
+            </w:r>
+          </w:p>
+          <w:p>
+            <w:pPr>
+              <w:spacing w:after="40"/>
+            </w:pPr>
+            <w:r>
+              <w:rPr>
+                <w:rFonts w:ascii="Georgia" w:hAnsi="Georgia" w:cs="Georgia"/>
+                <w:i/>
+                <w:color w:val="8B2020"/>
+                <w:sz w:val="16"/>
+              </w:rPr>
+              <w:t>Medium undead, chaotic evil • CR 4 • fights alone</w:t>
+            </w:r>
+          </w:p>
+          <w:p>
+            <w:pPr>
+              <w:spacing w:after="60"/>
+              <w:jc w:val="center"/>
+            </w:pPr>
+            <w:r>
+              <w:drawing>
+                <wp:inline xmlns:a="http://schemas.openxmlformats.org/drawingml/2006/main" xmlns:pic="http://schemas.openxmlformats.org/drawingml/2006/picture">
+                  <wp:extent cx="2926080" cy="2926080"/>
+                  <wp:docPr id="14" name="Picture 14"/>
+                  <wp:cNvGraphicFramePr>
+                    <a:graphicFrameLocks noChangeAspect="1"/>
+                  </wp:cNvGraphicFramePr>
+                  <a:graphic>
+                    <a:graphicData uri="http://schemas.openxmlformats.org/drawingml/2006/picture">
+                      <pic:pic>
+                        <pic:nvPicPr>
+                          <pic:cNvPr id="0" name="image.jpg"/>
+                          <pic:cNvPicPr/>
+                        </pic:nvPicPr>
+                        <pic:blipFill>
+                          <a:blip r:embed="rId16"/>
+                          <a:stretch>
+                            <a:fillRect/>
+                          </a:stretch>
+                        </pic:blipFill>
+                        <pic:spPr>
+                          <a:xfrm>
+                            <a:off x="0" y="0"/>
+                            <a:ext cx="2926080" cy="2926080"/>
+                          </a:xfrm>
+                          <a:prstGeom prst="rect"/>
+                        </pic:spPr>
+                      </pic:pic>
+                    </a:graphicData>
+                  </a:graphic>
+                </wp:inline>
+              </w:drawing>
+            </w:r>
+          </w:p>
+          <w:p>
+            <w:pPr>
+              <w:spacing w:after="20"/>
+            </w:pPr>
+            <w:r>
+              <w:rPr>
+                <w:rFonts w:ascii="Georgia" w:hAnsi="Georgia" w:cs="Georgia"/>
+                <w:b/>
+                <w:i w:val="0"/>
+                <w:color w:val="222222"/>
+                <w:sz w:val="15"/>
+              </w:rPr>
+              <w:t>AC</w:t>
+            </w:r>
+            <w:r>
+              <w:rPr>
+                <w:rFonts w:ascii="Georgia" w:hAnsi="Georgia" w:cs="Georgia"/>
+                <w:b w:val="0"/>
+                <w:i w:val="0"/>
+                <w:color w:val="222222"/>
+                <w:sz w:val="15"/>
+              </w:rPr>
+              <w:t xml:space="preserve"> 14 (natural armor)  </w:t>
+            </w:r>
+            <w:r>
+              <w:rPr>
+                <w:rFonts w:ascii="Georgia" w:hAnsi="Georgia" w:cs="Georgia"/>
+                <w:b/>
+                <w:i w:val="0"/>
+                <w:color w:val="222222"/>
+                <w:sz w:val="15"/>
+              </w:rPr>
+              <w:t>HP</w:t>
+            </w:r>
+            <w:r>
+              <w:rPr>
+                <w:rFonts w:ascii="Georgia" w:hAnsi="Georgia" w:cs="Georgia"/>
+                <w:b w:val="0"/>
+                <w:i w:val="0"/>
+                <w:color w:val="222222"/>
+                <w:sz w:val="15"/>
+              </w:rPr>
+              <w:t xml:space="preserve"> 58 (9d8+18)  </w:t>
+            </w:r>
+            <w:r>
+              <w:rPr>
+                <w:rFonts w:ascii="Georgia" w:hAnsi="Georgia" w:cs="Georgia"/>
+                <w:b/>
+                <w:i w:val="0"/>
+                <w:color w:val="222222"/>
+                <w:sz w:val="15"/>
+              </w:rPr>
+              <w:t>Speed</w:t>
+            </w:r>
+            <w:r>
+              <w:rPr>
+                <w:rFonts w:ascii="Georgia" w:hAnsi="Georgia" w:cs="Georgia"/>
+                <w:b w:val="0"/>
+                <w:i w:val="0"/>
+                <w:color w:val="222222"/>
+                <w:sz w:val="15"/>
+              </w:rPr>
+              <w:t xml:space="preserve"> 0 ft, fly 40 ft (hover)</w:t>
+            </w:r>
+          </w:p>
+          <w:p>
+            <w:pPr>
+              <w:spacing w:after="20"/>
+            </w:pPr>
+            <w:r>
+              <w:rPr>
+                <w:rFonts w:ascii="Georgia" w:hAnsi="Georgia" w:cs="Georgia"/>
+                <w:b/>
+                <w:i w:val="0"/>
+                <w:color w:val="222222"/>
+                <w:sz w:val="15"/>
+              </w:rPr>
+              <w:t>STR</w:t>
+            </w:r>
+            <w:r>
+              <w:rPr>
+                <w:rFonts w:ascii="Georgia" w:hAnsi="Georgia" w:cs="Georgia"/>
+                <w:b w:val="0"/>
+                <w:i w:val="0"/>
+                <w:color w:val="222222"/>
+                <w:sz w:val="15"/>
+              </w:rPr>
+              <w:t xml:space="preserve"> 8  </w:t>
+            </w:r>
+            <w:r>
+              <w:rPr>
+                <w:rFonts w:ascii="Georgia" w:hAnsi="Georgia" w:cs="Georgia"/>
+                <w:b/>
+                <w:i w:val="0"/>
+                <w:color w:val="222222"/>
+                <w:sz w:val="15"/>
+              </w:rPr>
+              <w:t>DEX</w:t>
+            </w:r>
+            <w:r>
+              <w:rPr>
+                <w:rFonts w:ascii="Georgia" w:hAnsi="Georgia" w:cs="Georgia"/>
+                <w:b w:val="0"/>
+                <w:i w:val="0"/>
+                <w:color w:val="222222"/>
+                <w:sz w:val="15"/>
+              </w:rPr>
+              <w:t xml:space="preserve"> 18  </w:t>
+            </w:r>
+            <w:r>
+              <w:rPr>
+                <w:rFonts w:ascii="Georgia" w:hAnsi="Georgia" w:cs="Georgia"/>
+                <w:b/>
+                <w:i w:val="0"/>
+                <w:color w:val="222222"/>
+                <w:sz w:val="15"/>
+              </w:rPr>
+              <w:t>CON</w:t>
+            </w:r>
+            <w:r>
+              <w:rPr>
+                <w:rFonts w:ascii="Georgia" w:hAnsi="Georgia" w:cs="Georgia"/>
+                <w:b w:val="0"/>
+                <w:i w:val="0"/>
+                <w:color w:val="222222"/>
+                <w:sz w:val="15"/>
+              </w:rPr>
+              <w:t xml:space="preserve"> 14  </w:t>
+            </w:r>
+            <w:r>
+              <w:rPr>
+                <w:rFonts w:ascii="Georgia" w:hAnsi="Georgia" w:cs="Georgia"/>
+                <w:b/>
+                <w:i w:val="0"/>
+                <w:color w:val="222222"/>
+                <w:sz w:val="15"/>
+              </w:rPr>
+              <w:t>INT</w:t>
+            </w:r>
+            <w:r>
+              <w:rPr>
+                <w:rFonts w:ascii="Georgia" w:hAnsi="Georgia" w:cs="Georgia"/>
+                <w:b w:val="0"/>
+                <w:i w:val="0"/>
+                <w:color w:val="222222"/>
+                <w:sz w:val="15"/>
+              </w:rPr>
+              <w:t xml:space="preserve"> 12  </w:t>
+            </w:r>
+            <w:r>
+              <w:rPr>
+                <w:rFonts w:ascii="Georgia" w:hAnsi="Georgia" w:cs="Georgia"/>
+                <w:b/>
+                <w:i w:val="0"/>
+                <w:color w:val="222222"/>
+                <w:sz w:val="15"/>
+              </w:rPr>
+              <w:t>WIS</w:t>
+            </w:r>
+            <w:r>
+              <w:rPr>
+                <w:rFonts w:ascii="Georgia" w:hAnsi="Georgia" w:cs="Georgia"/>
+                <w:b w:val="0"/>
+                <w:i w:val="0"/>
+                <w:color w:val="222222"/>
+                <w:sz w:val="15"/>
+              </w:rPr>
+              <w:t xml:space="preserve"> 15  </w:t>
+            </w:r>
+            <w:r>
+              <w:rPr>
+                <w:rFonts w:ascii="Georgia" w:hAnsi="Georgia" w:cs="Georgia"/>
+                <w:b/>
+                <w:i w:val="0"/>
+                <w:color w:val="222222"/>
+                <w:sz w:val="15"/>
+              </w:rPr>
+              <w:t>CHA</w:t>
+            </w:r>
+            <w:r>
+              <w:rPr>
+                <w:rFonts w:ascii="Georgia" w:hAnsi="Georgia" w:cs="Georgia"/>
+                <w:b w:val="0"/>
+                <w:i w:val="0"/>
+                <w:color w:val="222222"/>
+                <w:sz w:val="15"/>
+              </w:rPr>
+              <w:t xml:space="preserve"> 18</w:t>
+            </w:r>
+          </w:p>
+          <w:p>
+            <w:pPr>
+              <w:spacing w:after="20"/>
+            </w:pPr>
+            <w:r>
+              <w:rPr>
+                <w:rFonts w:ascii="Georgia" w:hAnsi="Georgia" w:cs="Georgia"/>
+                <w:b/>
+                <w:i w:val="0"/>
+                <w:color w:val="222222"/>
+                <w:sz w:val="15"/>
+              </w:rPr>
+              <w:t>Skills</w:t>
+            </w:r>
+            <w:r>
+              <w:rPr>
+                <w:rFonts w:ascii="Georgia" w:hAnsi="Georgia" w:cs="Georgia"/>
+                <w:b w:val="0"/>
+                <w:i w:val="0"/>
+                <w:color w:val="222222"/>
+                <w:sz w:val="15"/>
+              </w:rPr>
+              <w:t xml:space="preserve"> Stealth +8, Intimidation +6</w:t>
+            </w:r>
+          </w:p>
+          <w:p>
+            <w:pPr>
+              <w:spacing w:after="20"/>
+            </w:pPr>
+            <w:r>
+              <w:rPr>
+                <w:rFonts w:ascii="Georgia" w:hAnsi="Georgia" w:cs="Georgia"/>
+                <w:b/>
+                <w:i w:val="0"/>
+                <w:color w:val="222222"/>
+                <w:sz w:val="15"/>
+              </w:rPr>
+              <w:t>Resist</w:t>
+            </w:r>
+            <w:r>
+              <w:rPr>
+                <w:rFonts w:ascii="Georgia" w:hAnsi="Georgia" w:cs="Georgia"/>
+                <w:b w:val="0"/>
+                <w:i w:val="0"/>
+                <w:color w:val="222222"/>
+                <w:sz w:val="15"/>
+              </w:rPr>
+              <w:t xml:space="preserve"> acid, fire, lightning, necrotic; nonmagical piercing &amp; bludgeoning</w:t>
+            </w:r>
+          </w:p>
+          <w:p>
+            <w:pPr>
+              <w:spacing w:after="20"/>
+            </w:pPr>
+            <w:r>
+              <w:rPr>
+                <w:rFonts w:ascii="Georgia" w:hAnsi="Georgia" w:cs="Georgia"/>
+                <w:b/>
+                <w:i w:val="0"/>
+                <w:color w:val="222222"/>
+                <w:sz w:val="15"/>
+              </w:rPr>
+              <w:t>Imm.</w:t>
+            </w:r>
+            <w:r>
+              <w:rPr>
+                <w:rFonts w:ascii="Georgia" w:hAnsi="Georgia" w:cs="Georgia"/>
+                <w:b w:val="0"/>
+                <w:i w:val="0"/>
+                <w:color w:val="222222"/>
+                <w:sz w:val="15"/>
+              </w:rPr>
+              <w:t xml:space="preserve"> poison, psychic; (cond) charmed, frightened, grappled, paralyzed, poisoned, prone, restrained</w:t>
+            </w:r>
+          </w:p>
+          <w:p>
+            <w:pPr>
+              <w:spacing w:after="20"/>
+            </w:pPr>
+            <w:r>
+              <w:rPr>
+                <w:rFonts w:ascii="Georgia" w:hAnsi="Georgia" w:cs="Georgia"/>
+                <w:b/>
+                <w:i w:val="0"/>
+                <w:color w:val="222222"/>
+                <w:sz w:val="15"/>
+              </w:rPr>
+              <w:t>Senses</w:t>
+            </w:r>
+            <w:r>
+              <w:rPr>
+                <w:rFonts w:ascii="Georgia" w:hAnsi="Georgia" w:cs="Georgia"/>
+                <w:b w:val="0"/>
+                <w:i w:val="0"/>
+                <w:color w:val="222222"/>
+                <w:sz w:val="15"/>
+              </w:rPr>
+              <w:t xml:space="preserve"> darkvision 60 ft</w:t>
+            </w:r>
+          </w:p>
+          <w:p>
+            <w:pPr>
+              <w:keepNext/>
+              <w:spacing w:before="60" w:after="20"/>
+            </w:pPr>
+            <w:r>
+              <w:rPr>
+                <w:rFonts w:ascii="Georgia" w:hAnsi="Georgia" w:cs="Georgia"/>
+                <w:b/>
+                <w:color w:val="8B2020"/>
+                <w:sz w:val="16"/>
+              </w:rPr>
+              <w:t>Traits</w:t>
+            </w:r>
+          </w:p>
+          <w:p>
+            <w:pPr>
+              <w:spacing w:after="20"/>
+            </w:pPr>
+            <w:r>
+              <w:rPr>
+                <w:rFonts w:ascii="Georgia" w:hAnsi="Georgia" w:cs="Georgia"/>
+                <w:b/>
+                <w:i/>
+                <w:color w:val="222222"/>
+                <w:sz w:val="15"/>
+              </w:rPr>
+              <w:t xml:space="preserve">Illusions of Fear. </w:t>
+            </w:r>
+            <w:r>
+              <w:rPr>
+                <w:rFonts w:ascii="Georgia" w:hAnsi="Georgia" w:cs="Georgia"/>
+                <w:b w:val="0"/>
+                <w:i w:val="0"/>
+                <w:color w:val="222222"/>
+                <w:sz w:val="15"/>
+              </w:rPr>
+              <w:t>Creates three identical illusions of itself (AC 14) that move in step with it. DC 18 Arcana or Perception to spot a fake, or the attack misses and the illusion remains. The fakes cannot harm anyone; only the real flame attacks, which is itself a clue.</w:t>
+            </w:r>
+          </w:p>
+          <w:p>
+            <w:pPr>
+              <w:keepNext/>
+              <w:spacing w:before="60" w:after="20"/>
+            </w:pPr>
+            <w:r>
+              <w:rPr>
+                <w:rFonts w:ascii="Georgia" w:hAnsi="Georgia" w:cs="Georgia"/>
+                <w:b/>
+                <w:color w:val="8B2020"/>
+                <w:sz w:val="16"/>
+              </w:rPr>
+              <w:t>Actions</w:t>
+            </w:r>
+          </w:p>
+          <w:p>
+            <w:pPr>
+              <w:spacing w:after="20"/>
+            </w:pPr>
+            <w:r>
+              <w:rPr>
+                <w:rFonts w:ascii="Georgia" w:hAnsi="Georgia" w:cs="Georgia"/>
+                <w:b/>
+                <w:i/>
+                <w:color w:val="222222"/>
+                <w:sz w:val="15"/>
+              </w:rPr>
+              <w:t xml:space="preserve">Shadow Claw. </w:t>
+            </w:r>
+            <w:r>
+              <w:rPr>
+                <w:rFonts w:ascii="Georgia" w:hAnsi="Georgia" w:cs="Georgia"/>
+                <w:b w:val="0"/>
+                <w:i w:val="0"/>
+                <w:color w:val="222222"/>
+                <w:sz w:val="15"/>
+              </w:rPr>
+              <w:t>+6 to hit, reach 5 ft. Hit: 2d8+4 necrotic, and the target makes a DC 14 Wisdom save or is frightened one turn.</w:t>
+            </w:r>
+          </w:p>
+          <w:p>
+            <w:pPr>
+              <w:spacing w:after="20"/>
+            </w:pPr>
+            <w:r>
+              <w:rPr>
+                <w:rFonts w:ascii="Georgia" w:hAnsi="Georgia" w:cs="Georgia"/>
+                <w:b/>
+                <w:i/>
+                <w:color w:val="222222"/>
+                <w:sz w:val="15"/>
+              </w:rPr>
+              <w:t xml:space="preserve">Terror Wave (Recharge 5-6). </w:t>
+            </w:r>
+            <w:r>
+              <w:rPr>
+                <w:rFonts w:ascii="Georgia" w:hAnsi="Georgia" w:cs="Georgia"/>
+                <w:b w:val="0"/>
+                <w:i w:val="0"/>
+                <w:color w:val="222222"/>
+                <w:sz w:val="15"/>
+              </w:rPr>
+              <w:t>15-ft cone, DC 14 Wisdom save; 3d10 necrotic and frightened 1 minute (repeat the save at the end of each turn).</w:t>
+            </w:r>
+          </w:p>
+          <w:p>
+            <w:pPr>
+              <w:keepNext/>
+              <w:spacing w:before="60" w:after="20"/>
+            </w:pPr>
+            <w:r>
+              <w:rPr>
+                <w:rFonts w:ascii="Georgia" w:hAnsi="Georgia" w:cs="Georgia"/>
+                <w:b/>
+                <w:color w:val="8B2020"/>
+                <w:sz w:val="16"/>
+              </w:rPr>
+              <w:t>Reactions</w:t>
+            </w:r>
+          </w:p>
+          <w:p>
+            <w:pPr>
+              <w:spacing w:after="20"/>
+            </w:pPr>
+            <w:r>
+              <w:rPr>
+                <w:rFonts w:ascii="Georgia" w:hAnsi="Georgia" w:cs="Georgia"/>
+                <w:b/>
+                <w:i/>
+                <w:color w:val="222222"/>
+                <w:sz w:val="15"/>
+              </w:rPr>
+              <w:t xml:space="preserve">Shadowmeld. </w:t>
+            </w:r>
+            <w:r>
+              <w:rPr>
+                <w:rFonts w:ascii="Georgia" w:hAnsi="Georgia" w:cs="Georgia"/>
+                <w:b w:val="0"/>
+                <w:i w:val="0"/>
+                <w:color w:val="222222"/>
+                <w:sz w:val="15"/>
+              </w:rPr>
+              <w:t>When hit, teleports up to 20 ft and becomes lightly obscured.</w:t>
+            </w:r>
+          </w:p>
+        </w:tc>
+      </w:tr>
+    </w:tbl>
+    <w:p>
+      <w:pPr>
+        <w:spacing w:after="40"/>
+      </w:pPr>
+    </w:p>
+    <w:p>
+      <w:pPr>
+        <w:spacing w:before="40" w:after="160"/>
+      </w:pPr>
       <w:r>
         <w:rPr>
           <w:rFonts w:ascii="Georgia" w:hAnsi="Georgia" w:cs="Georgia"/>
           <w:b/>
-          <w:i w:val="0"/>
+          <w:color w:val="8B2020"/>
+          <w:sz w:val="18"/>
+        </w:rPr>
+        <w:t xml:space="preserve">Tactics: </w:t>
+      </w:r>
+      <w:r>
+        <w:rPr>
+          <w:rFonts w:ascii="Georgia" w:hAnsi="Georgia" w:cs="Georgia"/>
+          <w:b w:val="0"/>
+          <w:i/>
           <w:color w:val="222222"/>
           <w:sz w:val="18"/>
         </w:rPr>
-        <w:t>CR 3</w:t>
+        <w:t>It stalks a vulnerable hero with Shadow Claw, saves Terror Wave for when the party clusters, and Shadowmelds through the mist whenever it is cornered. It feeds on fear, not flesh: if a hero drops, it lingers to savor the terror instead of pressing the attack, and it never pursues past the brambles.</w:t>
+      </w:r>
+    </w:p>
+    <w:p>
+      <w:pPr>
+        <w:keepNext/>
+        <w:spacing w:before="320" w:after="20"/>
+        <w:jc w:val="center"/>
+      </w:pPr>
+      <w:r>
+        <w:rPr>
+          <w:rFonts w:ascii="Georgia" w:hAnsi="Georgia" w:cs="Georgia"/>
+          <w:b/>
+          <w:color w:val="8B2020"/>
+          <w:sz w:val="26"/>
+        </w:rPr>
+        <w:t>ENEMIES, Fight 2: The Talking Beasts</w:t>
+      </w:r>
+    </w:p>
+    <w:p>
+      <w:pPr>
+        <w:keepNext/>
+        <w:spacing w:after="120"/>
+        <w:jc w:val="center"/>
+      </w:pPr>
+      <w:r>
+        <w:rPr>
+          <w:rFonts w:ascii="Georgia" w:hAnsi="Georgia" w:cs="Georgia"/>
+          <w:color w:val="888888"/>
+          <w:sz w:val="18"/>
+        </w:rPr>
+        <w:t>The Mistwood Path • Difficulty: Hard • 2× Displacer Beast</w:t>
+      </w:r>
+    </w:p>
+    <w:tbl>
+      <w:tblPr>
+        <w:tblW w:type="auto" w:w="0"/>
+        <w:jc w:val="center"/>
+        <w:tblLayout w:type="fixed"/>
+        <w:tblLook w:firstColumn="1" w:firstRow="1" w:lastColumn="0" w:lastRow="0" w:noHBand="0" w:noVBand="1" w:val="04A0"/>
+        <w:tblCellMar>
+          <w:left w:w="110" w:type="dxa"/>
+          <w:right w:w="110" w:type="dxa"/>
+          <w:top w:w="60" w:type="dxa"/>
+          <w:bottom w:w="80" w:type="dxa"/>
+        </w:tblCellMar>
+        <w:tblBorders>
+          <w:top w:val="single" w:sz="8" w:space="0" w:color="8B2020"/>
+          <w:left w:val="single" w:sz="8" w:space="0" w:color="8B2020"/>
+          <w:bottom w:val="single" w:sz="8" w:space="0" w:color="8B2020"/>
+          <w:right w:val="single" w:sz="8" w:space="0" w:color="8B2020"/>
+          <w:insideH w:val="single" w:sz="8" w:space="0" w:color="8B2020"/>
+          <w:insideV w:val="single" w:sz="8" w:space="0" w:color="8B2020"/>
+        </w:tblBorders>
+      </w:tblPr>
+      <w:tblGrid>
+        <w:gridCol w:w="9360"/>
+      </w:tblGrid>
+      <w:tr>
+        <w:trPr>
+          <w:cantSplit/>
+        </w:trPr>
+        <w:tc>
+          <w:tcPr>
+            <w:tcW w:type="dxa" w:w="9072"/>
+          </w:tcPr>
+          <w:p>
+            <w:pPr>
+              <w:shd w:val="clear" w:color="auto" w:fill="8B2020"/>
+              <w:spacing w:before="0" w:after="20"/>
+            </w:pPr>
+            <w:r>
+              <w:rPr>
+                <w:rFonts w:ascii="Georgia" w:hAnsi="Georgia" w:cs="Georgia"/>
+                <w:b/>
+                <w:color w:val="FFFFFF"/>
+                <w:sz w:val="22"/>
+              </w:rPr>
+              <w:t>DISPLACER BEAST</w:t>
+            </w:r>
+          </w:p>
+          <w:p>
+            <w:pPr>
+              <w:spacing w:after="40"/>
+            </w:pPr>
+            <w:r>
+              <w:rPr>
+                <w:rFonts w:ascii="Georgia" w:hAnsi="Georgia" w:cs="Georgia"/>
+                <w:i/>
+                <w:color w:val="8B2020"/>
+                <w:sz w:val="16"/>
+              </w:rPr>
+              <w:t>Large monstrosity, unaligned • CR 3 • ×2</w:t>
+            </w:r>
+          </w:p>
+          <w:p>
+            <w:pPr>
+              <w:spacing w:after="60"/>
+              <w:jc w:val="center"/>
+            </w:pPr>
+            <w:r>
+              <w:drawing>
+                <wp:inline xmlns:a="http://schemas.openxmlformats.org/drawingml/2006/main" xmlns:pic="http://schemas.openxmlformats.org/drawingml/2006/picture">
+                  <wp:extent cx="2926080" cy="2926080"/>
+                  <wp:docPr id="15" name="Picture 15"/>
+                  <wp:cNvGraphicFramePr>
+                    <a:graphicFrameLocks noChangeAspect="1"/>
+                  </wp:cNvGraphicFramePr>
+                  <a:graphic>
+                    <a:graphicData uri="http://schemas.openxmlformats.org/drawingml/2006/picture">
+                      <pic:pic>
+                        <pic:nvPicPr>
+                          <pic:cNvPr id="0" name="image.jpg"/>
+                          <pic:cNvPicPr/>
+                        </pic:nvPicPr>
+                        <pic:blipFill>
+                          <a:blip r:embed="rId23"/>
+                          <a:stretch>
+                            <a:fillRect/>
+                          </a:stretch>
+                        </pic:blipFill>
+                        <pic:spPr>
+                          <a:xfrm>
+                            <a:off x="0" y="0"/>
+                            <a:ext cx="2926080" cy="2926080"/>
+                          </a:xfrm>
+                          <a:prstGeom prst="rect"/>
+                        </pic:spPr>
+                      </pic:pic>
+                    </a:graphicData>
+                  </a:graphic>
+                </wp:inline>
+              </w:drawing>
+            </w:r>
+          </w:p>
+          <w:p>
+            <w:pPr>
+              <w:spacing w:after="20"/>
+            </w:pPr>
+            <w:r>
+              <w:rPr>
+                <w:rFonts w:ascii="Georgia" w:hAnsi="Georgia" w:cs="Georgia"/>
+                <w:b/>
+                <w:i w:val="0"/>
+                <w:color w:val="222222"/>
+                <w:sz w:val="15"/>
+              </w:rPr>
+              <w:t>AC</w:t>
+            </w:r>
+            <w:r>
+              <w:rPr>
+                <w:rFonts w:ascii="Georgia" w:hAnsi="Georgia" w:cs="Georgia"/>
+                <w:b w:val="0"/>
+                <w:i w:val="0"/>
+                <w:color w:val="222222"/>
+                <w:sz w:val="15"/>
+              </w:rPr>
+              <w:t xml:space="preserve"> 13 (natural armor)  </w:t>
+            </w:r>
+            <w:r>
+              <w:rPr>
+                <w:rFonts w:ascii="Georgia" w:hAnsi="Georgia" w:cs="Georgia"/>
+                <w:b/>
+                <w:i w:val="0"/>
+                <w:color w:val="222222"/>
+                <w:sz w:val="15"/>
+              </w:rPr>
+              <w:t>HP</w:t>
+            </w:r>
+            <w:r>
+              <w:rPr>
+                <w:rFonts w:ascii="Georgia" w:hAnsi="Georgia" w:cs="Georgia"/>
+                <w:b w:val="0"/>
+                <w:i w:val="0"/>
+                <w:color w:val="222222"/>
+                <w:sz w:val="15"/>
+              </w:rPr>
+              <w:t xml:space="preserve"> 85 (10d10+30)  </w:t>
+            </w:r>
+            <w:r>
+              <w:rPr>
+                <w:rFonts w:ascii="Georgia" w:hAnsi="Georgia" w:cs="Georgia"/>
+                <w:b/>
+                <w:i w:val="0"/>
+                <w:color w:val="222222"/>
+                <w:sz w:val="15"/>
+              </w:rPr>
+              <w:t>Speed</w:t>
+            </w:r>
+            <w:r>
+              <w:rPr>
+                <w:rFonts w:ascii="Georgia" w:hAnsi="Georgia" w:cs="Georgia"/>
+                <w:b w:val="0"/>
+                <w:i w:val="0"/>
+                <w:color w:val="222222"/>
+                <w:sz w:val="15"/>
+              </w:rPr>
+              <w:t xml:space="preserve"> 40 ft</w:t>
+            </w:r>
+          </w:p>
+          <w:p>
+            <w:pPr>
+              <w:spacing w:after="20"/>
+            </w:pPr>
+            <w:r>
+              <w:rPr>
+                <w:rFonts w:ascii="Georgia" w:hAnsi="Georgia" w:cs="Georgia"/>
+                <w:b/>
+                <w:i w:val="0"/>
+                <w:color w:val="222222"/>
+                <w:sz w:val="15"/>
+              </w:rPr>
+              <w:t>STR</w:t>
+            </w:r>
+            <w:r>
+              <w:rPr>
+                <w:rFonts w:ascii="Georgia" w:hAnsi="Georgia" w:cs="Georgia"/>
+                <w:b w:val="0"/>
+                <w:i w:val="0"/>
+                <w:color w:val="222222"/>
+                <w:sz w:val="15"/>
+              </w:rPr>
+              <w:t xml:space="preserve"> 18  </w:t>
+            </w:r>
+            <w:r>
+              <w:rPr>
+                <w:rFonts w:ascii="Georgia" w:hAnsi="Georgia" w:cs="Georgia"/>
+                <w:b/>
+                <w:i w:val="0"/>
+                <w:color w:val="222222"/>
+                <w:sz w:val="15"/>
+              </w:rPr>
+              <w:t>DEX</w:t>
+            </w:r>
+            <w:r>
+              <w:rPr>
+                <w:rFonts w:ascii="Georgia" w:hAnsi="Georgia" w:cs="Georgia"/>
+                <w:b w:val="0"/>
+                <w:i w:val="0"/>
+                <w:color w:val="222222"/>
+                <w:sz w:val="15"/>
+              </w:rPr>
+              <w:t xml:space="preserve"> 15  </w:t>
+            </w:r>
+            <w:r>
+              <w:rPr>
+                <w:rFonts w:ascii="Georgia" w:hAnsi="Georgia" w:cs="Georgia"/>
+                <w:b/>
+                <w:i w:val="0"/>
+                <w:color w:val="222222"/>
+                <w:sz w:val="15"/>
+              </w:rPr>
+              <w:t>CON</w:t>
+            </w:r>
+            <w:r>
+              <w:rPr>
+                <w:rFonts w:ascii="Georgia" w:hAnsi="Georgia" w:cs="Georgia"/>
+                <w:b w:val="0"/>
+                <w:i w:val="0"/>
+                <w:color w:val="222222"/>
+                <w:sz w:val="15"/>
+              </w:rPr>
+              <w:t xml:space="preserve"> 16  </w:t>
+            </w:r>
+            <w:r>
+              <w:rPr>
+                <w:rFonts w:ascii="Georgia" w:hAnsi="Georgia" w:cs="Georgia"/>
+                <w:b/>
+                <w:i w:val="0"/>
+                <w:color w:val="222222"/>
+                <w:sz w:val="15"/>
+              </w:rPr>
+              <w:t>INT</w:t>
+            </w:r>
+            <w:r>
+              <w:rPr>
+                <w:rFonts w:ascii="Georgia" w:hAnsi="Georgia" w:cs="Georgia"/>
+                <w:b w:val="0"/>
+                <w:i w:val="0"/>
+                <w:color w:val="222222"/>
+                <w:sz w:val="15"/>
+              </w:rPr>
+              <w:t xml:space="preserve"> 6  </w:t>
+            </w:r>
+            <w:r>
+              <w:rPr>
+                <w:rFonts w:ascii="Georgia" w:hAnsi="Georgia" w:cs="Georgia"/>
+                <w:b/>
+                <w:i w:val="0"/>
+                <w:color w:val="222222"/>
+                <w:sz w:val="15"/>
+              </w:rPr>
+              <w:t>WIS</w:t>
+            </w:r>
+            <w:r>
+              <w:rPr>
+                <w:rFonts w:ascii="Georgia" w:hAnsi="Georgia" w:cs="Georgia"/>
+                <w:b w:val="0"/>
+                <w:i w:val="0"/>
+                <w:color w:val="222222"/>
+                <w:sz w:val="15"/>
+              </w:rPr>
+              <w:t xml:space="preserve"> 12  </w:t>
+            </w:r>
+            <w:r>
+              <w:rPr>
+                <w:rFonts w:ascii="Georgia" w:hAnsi="Georgia" w:cs="Georgia"/>
+                <w:b/>
+                <w:i w:val="0"/>
+                <w:color w:val="222222"/>
+                <w:sz w:val="15"/>
+              </w:rPr>
+              <w:t>CHA</w:t>
+            </w:r>
+            <w:r>
+              <w:rPr>
+                <w:rFonts w:ascii="Georgia" w:hAnsi="Georgia" w:cs="Georgia"/>
+                <w:b w:val="0"/>
+                <w:i w:val="0"/>
+                <w:color w:val="222222"/>
+                <w:sz w:val="15"/>
+              </w:rPr>
+              <w:t xml:space="preserve"> 8</w:t>
+            </w:r>
+          </w:p>
+          <w:p>
+            <w:pPr>
+              <w:spacing w:after="20"/>
+            </w:pPr>
+            <w:r>
+              <w:rPr>
+                <w:rFonts w:ascii="Georgia" w:hAnsi="Georgia" w:cs="Georgia"/>
+                <w:b/>
+                <w:i w:val="0"/>
+                <w:color w:val="222222"/>
+                <w:sz w:val="15"/>
+              </w:rPr>
+              <w:t>Senses</w:t>
+            </w:r>
+            <w:r>
+              <w:rPr>
+                <w:rFonts w:ascii="Georgia" w:hAnsi="Georgia" w:cs="Georgia"/>
+                <w:b w:val="0"/>
+                <w:i w:val="0"/>
+                <w:color w:val="222222"/>
+                <w:sz w:val="15"/>
+              </w:rPr>
+              <w:t xml:space="preserve"> darkvision 60 ft</w:t>
+            </w:r>
+          </w:p>
+          <w:p>
+            <w:pPr>
+              <w:keepNext/>
+              <w:spacing w:before="60" w:after="20"/>
+            </w:pPr>
+            <w:r>
+              <w:rPr>
+                <w:rFonts w:ascii="Georgia" w:hAnsi="Georgia" w:cs="Georgia"/>
+                <w:b/>
+                <w:color w:val="8B2020"/>
+                <w:sz w:val="16"/>
+              </w:rPr>
+              <w:t>Traits</w:t>
+            </w:r>
+          </w:p>
+          <w:p>
+            <w:pPr>
+              <w:spacing w:after="20"/>
+            </w:pPr>
+            <w:r>
+              <w:rPr>
+                <w:rFonts w:ascii="Georgia" w:hAnsi="Georgia" w:cs="Georgia"/>
+                <w:b/>
+                <w:i/>
+                <w:color w:val="222222"/>
+                <w:sz w:val="15"/>
+              </w:rPr>
+              <w:t xml:space="preserve">Displacement. </w:t>
+            </w:r>
+            <w:r>
+              <w:rPr>
+                <w:rFonts w:ascii="Georgia" w:hAnsi="Georgia" w:cs="Georgia"/>
+                <w:b w:val="0"/>
+                <w:i w:val="0"/>
+                <w:color w:val="222222"/>
+                <w:sz w:val="15"/>
+              </w:rPr>
+              <w:t>Projects an illusion of standing beside itself; attack rolls against it have disadvantage until it takes damage. Faerie Fire strips the trick away entirely.</w:t>
+            </w:r>
+          </w:p>
+          <w:p>
+            <w:pPr>
+              <w:spacing w:after="20"/>
+            </w:pPr>
+            <w:r>
+              <w:rPr>
+                <w:rFonts w:ascii="Georgia" w:hAnsi="Georgia" w:cs="Georgia"/>
+                <w:b/>
+                <w:i/>
+                <w:color w:val="222222"/>
+                <w:sz w:val="15"/>
+              </w:rPr>
+              <w:t xml:space="preserve">Planar Warp. </w:t>
+            </w:r>
+            <w:r>
+              <w:rPr>
+                <w:rFonts w:ascii="Georgia" w:hAnsi="Georgia" w:cs="Georgia"/>
+                <w:b w:val="0"/>
+                <w:i w:val="0"/>
+                <w:color w:val="222222"/>
+                <w:sz w:val="15"/>
+              </w:rPr>
+              <w:t>These beasts speak, which displacer beasts never do: the planar distortion here is granting creatures abilities they should not have.</w:t>
+            </w:r>
+          </w:p>
+          <w:p>
+            <w:pPr>
+              <w:keepNext/>
+              <w:spacing w:before="60" w:after="20"/>
+            </w:pPr>
+            <w:r>
+              <w:rPr>
+                <w:rFonts w:ascii="Georgia" w:hAnsi="Georgia" w:cs="Georgia"/>
+                <w:b/>
+                <w:color w:val="8B2020"/>
+                <w:sz w:val="16"/>
+              </w:rPr>
+              <w:t>Actions</w:t>
+            </w:r>
+          </w:p>
+          <w:p>
+            <w:pPr>
+              <w:spacing w:after="20"/>
+            </w:pPr>
+            <w:r>
+              <w:rPr>
+                <w:rFonts w:ascii="Georgia" w:hAnsi="Georgia" w:cs="Georgia"/>
+                <w:b/>
+                <w:i/>
+                <w:color w:val="222222"/>
+                <w:sz w:val="15"/>
+              </w:rPr>
+              <w:t xml:space="preserve">Multiattack. </w:t>
+            </w:r>
+            <w:r>
+              <w:rPr>
+                <w:rFonts w:ascii="Georgia" w:hAnsi="Georgia" w:cs="Georgia"/>
+                <w:b w:val="0"/>
+                <w:i w:val="0"/>
+                <w:color w:val="222222"/>
+                <w:sz w:val="15"/>
+              </w:rPr>
+              <w:t>Two Tentacle attacks.</w:t>
+            </w:r>
+          </w:p>
+          <w:p>
+            <w:pPr>
+              <w:spacing w:after="20"/>
+            </w:pPr>
+            <w:r>
+              <w:rPr>
+                <w:rFonts w:ascii="Georgia" w:hAnsi="Georgia" w:cs="Georgia"/>
+                <w:b/>
+                <w:i/>
+                <w:color w:val="222222"/>
+                <w:sz w:val="15"/>
+              </w:rPr>
+              <w:t xml:space="preserve">Tentacle. </w:t>
+            </w:r>
+            <w:r>
+              <w:rPr>
+                <w:rFonts w:ascii="Georgia" w:hAnsi="Georgia" w:cs="Georgia"/>
+                <w:b w:val="0"/>
+                <w:i w:val="0"/>
+                <w:color w:val="222222"/>
+                <w:sz w:val="15"/>
+              </w:rPr>
+              <w:t>+6 to hit, reach 10 ft. Hit: 1d6+4 bludgeoning plus 1d8 force.</w:t>
+            </w:r>
+          </w:p>
+        </w:tc>
+      </w:tr>
+    </w:tbl>
+    <w:p>
+      <w:pPr>
+        <w:spacing w:after="40"/>
+      </w:pPr>
+    </w:p>
+    <w:p>
+      <w:pPr>
+        <w:spacing w:before="40" w:after="160"/>
+      </w:pPr>
+      <w:r>
+        <w:rPr>
+          <w:rFonts w:ascii="Georgia" w:hAnsi="Georgia" w:cs="Georgia"/>
+          <w:b/>
+          <w:color w:val="8B2020"/>
+          <w:sz w:val="18"/>
+        </w:rPr>
+        <w:t xml:space="preserve">Tactics: </w:t>
       </w:r>
       <w:r>
         <w:rPr>
           <w:rFonts w:ascii="Georgia" w:hAnsi="Georgia" w:cs="Georgia"/>
           <w:b w:val="0"/>
-          <w:i w:val="0"/>
+          <w:i/>
           <w:color w:val="222222"/>
           <w:sz w:val="18"/>
         </w:rPr>
-        <w:t>. AC 13 (natural armor), HP 85 (10d10 + 30), Speed 40 ft.</w:t>
+        <w:t>Hit-and-run: they lash from 10 feet with barbed tentacles, then slide back into the fog to flank and split the party. Predators, not zealots: once one is reduced below half its hit points it slinks into the fog and does not return, and neither will leave the mist to chase a party on open ground.</w:t>
       </w:r>
     </w:p>
     <w:p>
       <w:pPr>
-        <w:pBdr>
-          <w:left w:val="single" w:sz="18" w:space="12" w:color="8B2020"/>
-        </w:pBdr>
-        <w:shd w:val="clear" w:color="auto" w:fill="FCF6F6"/>
-        <w:spacing w:before="30" w:after="70"/>
-        <w:ind w:left="340" w:right="340"/>
-      </w:pPr>
+        <w:keepNext/>
+        <w:spacing w:before="320" w:after="20"/>
+        <w:jc w:val="center"/>
+      </w:pPr>
+      <w:r>
+        <w:rPr>
+          <w:rFonts w:ascii="Georgia" w:hAnsi="Georgia" w:cs="Georgia"/>
+          <w:b/>
+          <w:color w:val="8B2020"/>
+          <w:sz w:val="26"/>
+        </w:rPr>
+        <w:t>ENEMIES, Fight 3: The Shroomyte Grove</w:t>
+      </w:r>
+    </w:p>
+    <w:p>
+      <w:pPr>
+        <w:keepNext/>
+        <w:spacing w:after="120"/>
+        <w:jc w:val="center"/>
+      </w:pPr>
+      <w:r>
+        <w:rPr>
+          <w:rFonts w:ascii="Georgia" w:hAnsi="Georgia" w:cs="Georgia"/>
+          <w:color w:val="888888"/>
+          <w:sz w:val="18"/>
+        </w:rPr>
+        <w:t>The Ironroot Hills • Difficulty: Medium • 4× Shroomyte</w:t>
+      </w:r>
+    </w:p>
+    <w:tbl>
+      <w:tblPr>
+        <w:tblW w:type="auto" w:w="0"/>
+        <w:jc w:val="center"/>
+        <w:tblLayout w:type="fixed"/>
+        <w:tblLook w:firstColumn="1" w:firstRow="1" w:lastColumn="0" w:lastRow="0" w:noHBand="0" w:noVBand="1" w:val="04A0"/>
+        <w:tblCellMar>
+          <w:left w:w="110" w:type="dxa"/>
+          <w:right w:w="110" w:type="dxa"/>
+          <w:top w:w="60" w:type="dxa"/>
+          <w:bottom w:w="80" w:type="dxa"/>
+        </w:tblCellMar>
+        <w:tblBorders>
+          <w:top w:val="single" w:sz="8" w:space="0" w:color="8B2020"/>
+          <w:left w:val="single" w:sz="8" w:space="0" w:color="8B2020"/>
+          <w:bottom w:val="single" w:sz="8" w:space="0" w:color="8B2020"/>
+          <w:right w:val="single" w:sz="8" w:space="0" w:color="8B2020"/>
+          <w:insideH w:val="single" w:sz="8" w:space="0" w:color="8B2020"/>
+          <w:insideV w:val="single" w:sz="8" w:space="0" w:color="8B2020"/>
+        </w:tblBorders>
+      </w:tblPr>
+      <w:tblGrid>
+        <w:gridCol w:w="9360"/>
+      </w:tblGrid>
+      <w:tr>
+        <w:trPr>
+          <w:cantSplit/>
+        </w:trPr>
+        <w:tc>
+          <w:tcPr>
+            <w:tcW w:type="dxa" w:w="9072"/>
+          </w:tcPr>
+          <w:p>
+            <w:pPr>
+              <w:shd w:val="clear" w:color="auto" w:fill="8B2020"/>
+              <w:spacing w:before="0" w:after="20"/>
+            </w:pPr>
+            <w:r>
+              <w:rPr>
+                <w:rFonts w:ascii="Georgia" w:hAnsi="Georgia" w:cs="Georgia"/>
+                <w:b/>
+                <w:color w:val="FFFFFF"/>
+                <w:sz w:val="22"/>
+              </w:rPr>
+              <w:t>SHROOMYTE</w:t>
+            </w:r>
+          </w:p>
+          <w:p>
+            <w:pPr>
+              <w:spacing w:after="40"/>
+            </w:pPr>
+            <w:r>
+              <w:rPr>
+                <w:rFonts w:ascii="Georgia" w:hAnsi="Georgia" w:cs="Georgia"/>
+                <w:i/>
+                <w:color w:val="8B2020"/>
+                <w:sz w:val="16"/>
+              </w:rPr>
+              <w:t>Small plant, neutral • CR 2 • ×4</w:t>
+            </w:r>
+          </w:p>
+          <w:p>
+            <w:pPr>
+              <w:spacing w:after="60"/>
+              <w:jc w:val="center"/>
+            </w:pPr>
+            <w:r>
+              <w:drawing>
+                <wp:inline xmlns:a="http://schemas.openxmlformats.org/drawingml/2006/main" xmlns:pic="http://schemas.openxmlformats.org/drawingml/2006/picture">
+                  <wp:extent cx="2926080" cy="2926080"/>
+                  <wp:docPr id="16" name="Picture 16"/>
+                  <wp:cNvGraphicFramePr>
+                    <a:graphicFrameLocks noChangeAspect="1"/>
+                  </wp:cNvGraphicFramePr>
+                  <a:graphic>
+                    <a:graphicData uri="http://schemas.openxmlformats.org/drawingml/2006/picture">
+                      <pic:pic>
+                        <pic:nvPicPr>
+                          <pic:cNvPr id="0" name="image.jpg"/>
+                          <pic:cNvPicPr/>
+                        </pic:nvPicPr>
+                        <pic:blipFill>
+                          <a:blip r:embed="rId20"/>
+                          <a:stretch>
+                            <a:fillRect/>
+                          </a:stretch>
+                        </pic:blipFill>
+                        <pic:spPr>
+                          <a:xfrm>
+                            <a:off x="0" y="0"/>
+                            <a:ext cx="2926080" cy="2926080"/>
+                          </a:xfrm>
+                          <a:prstGeom prst="rect"/>
+                        </pic:spPr>
+                      </pic:pic>
+                    </a:graphicData>
+                  </a:graphic>
+                </wp:inline>
+              </w:drawing>
+            </w:r>
+          </w:p>
+          <w:p>
+            <w:pPr>
+              <w:spacing w:after="20"/>
+            </w:pPr>
+            <w:r>
+              <w:rPr>
+                <w:rFonts w:ascii="Georgia" w:hAnsi="Georgia" w:cs="Georgia"/>
+                <w:b/>
+                <w:i w:val="0"/>
+                <w:color w:val="222222"/>
+                <w:sz w:val="15"/>
+              </w:rPr>
+              <w:t>AC</w:t>
+            </w:r>
+            <w:r>
+              <w:rPr>
+                <w:rFonts w:ascii="Georgia" w:hAnsi="Georgia" w:cs="Georgia"/>
+                <w:b w:val="0"/>
+                <w:i w:val="0"/>
+                <w:color w:val="222222"/>
+                <w:sz w:val="15"/>
+              </w:rPr>
+              <w:t xml:space="preserve"> 13 (natural armor)  </w:t>
+            </w:r>
+            <w:r>
+              <w:rPr>
+                <w:rFonts w:ascii="Georgia" w:hAnsi="Georgia" w:cs="Georgia"/>
+                <w:b/>
+                <w:i w:val="0"/>
+                <w:color w:val="222222"/>
+                <w:sz w:val="15"/>
+              </w:rPr>
+              <w:t>HP</w:t>
+            </w:r>
+            <w:r>
+              <w:rPr>
+                <w:rFonts w:ascii="Georgia" w:hAnsi="Georgia" w:cs="Georgia"/>
+                <w:b w:val="0"/>
+                <w:i w:val="0"/>
+                <w:color w:val="222222"/>
+                <w:sz w:val="15"/>
+              </w:rPr>
+              <w:t xml:space="preserve"> 27 (5d8+5)  </w:t>
+            </w:r>
+            <w:r>
+              <w:rPr>
+                <w:rFonts w:ascii="Georgia" w:hAnsi="Georgia" w:cs="Georgia"/>
+                <w:b/>
+                <w:i w:val="0"/>
+                <w:color w:val="222222"/>
+                <w:sz w:val="15"/>
+              </w:rPr>
+              <w:t>Speed</w:t>
+            </w:r>
+            <w:r>
+              <w:rPr>
+                <w:rFonts w:ascii="Georgia" w:hAnsi="Georgia" w:cs="Georgia"/>
+                <w:b w:val="0"/>
+                <w:i w:val="0"/>
+                <w:color w:val="222222"/>
+                <w:sz w:val="15"/>
+              </w:rPr>
+              <w:t xml:space="preserve"> 20 ft</w:t>
+            </w:r>
+          </w:p>
+          <w:p>
+            <w:pPr>
+              <w:spacing w:after="20"/>
+            </w:pPr>
+            <w:r>
+              <w:rPr>
+                <w:rFonts w:ascii="Georgia" w:hAnsi="Georgia" w:cs="Georgia"/>
+                <w:b/>
+                <w:i w:val="0"/>
+                <w:color w:val="222222"/>
+                <w:sz w:val="15"/>
+              </w:rPr>
+              <w:t>STR</w:t>
+            </w:r>
+            <w:r>
+              <w:rPr>
+                <w:rFonts w:ascii="Georgia" w:hAnsi="Georgia" w:cs="Georgia"/>
+                <w:b w:val="0"/>
+                <w:i w:val="0"/>
+                <w:color w:val="222222"/>
+                <w:sz w:val="15"/>
+              </w:rPr>
+              <w:t xml:space="preserve"> 12  </w:t>
+            </w:r>
+            <w:r>
+              <w:rPr>
+                <w:rFonts w:ascii="Georgia" w:hAnsi="Georgia" w:cs="Georgia"/>
+                <w:b/>
+                <w:i w:val="0"/>
+                <w:color w:val="222222"/>
+                <w:sz w:val="15"/>
+              </w:rPr>
+              <w:t>DEX</w:t>
+            </w:r>
+            <w:r>
+              <w:rPr>
+                <w:rFonts w:ascii="Georgia" w:hAnsi="Georgia" w:cs="Georgia"/>
+                <w:b w:val="0"/>
+                <w:i w:val="0"/>
+                <w:color w:val="222222"/>
+                <w:sz w:val="15"/>
+              </w:rPr>
+              <w:t xml:space="preserve"> 12  </w:t>
+            </w:r>
+            <w:r>
+              <w:rPr>
+                <w:rFonts w:ascii="Georgia" w:hAnsi="Georgia" w:cs="Georgia"/>
+                <w:b/>
+                <w:i w:val="0"/>
+                <w:color w:val="222222"/>
+                <w:sz w:val="15"/>
+              </w:rPr>
+              <w:t>CON</w:t>
+            </w:r>
+            <w:r>
+              <w:rPr>
+                <w:rFonts w:ascii="Georgia" w:hAnsi="Georgia" w:cs="Georgia"/>
+                <w:b w:val="0"/>
+                <w:i w:val="0"/>
+                <w:color w:val="222222"/>
+                <w:sz w:val="15"/>
+              </w:rPr>
+              <w:t xml:space="preserve"> 14  </w:t>
+            </w:r>
+            <w:r>
+              <w:rPr>
+                <w:rFonts w:ascii="Georgia" w:hAnsi="Georgia" w:cs="Georgia"/>
+                <w:b/>
+                <w:i w:val="0"/>
+                <w:color w:val="222222"/>
+                <w:sz w:val="15"/>
+              </w:rPr>
+              <w:t>INT</w:t>
+            </w:r>
+            <w:r>
+              <w:rPr>
+                <w:rFonts w:ascii="Georgia" w:hAnsi="Georgia" w:cs="Georgia"/>
+                <w:b w:val="0"/>
+                <w:i w:val="0"/>
+                <w:color w:val="222222"/>
+                <w:sz w:val="15"/>
+              </w:rPr>
+              <w:t xml:space="preserve"> 6  </w:t>
+            </w:r>
+            <w:r>
+              <w:rPr>
+                <w:rFonts w:ascii="Georgia" w:hAnsi="Georgia" w:cs="Georgia"/>
+                <w:b/>
+                <w:i w:val="0"/>
+                <w:color w:val="222222"/>
+                <w:sz w:val="15"/>
+              </w:rPr>
+              <w:t>WIS</w:t>
+            </w:r>
+            <w:r>
+              <w:rPr>
+                <w:rFonts w:ascii="Georgia" w:hAnsi="Georgia" w:cs="Georgia"/>
+                <w:b w:val="0"/>
+                <w:i w:val="0"/>
+                <w:color w:val="222222"/>
+                <w:sz w:val="15"/>
+              </w:rPr>
+              <w:t xml:space="preserve"> 12  </w:t>
+            </w:r>
+            <w:r>
+              <w:rPr>
+                <w:rFonts w:ascii="Georgia" w:hAnsi="Georgia" w:cs="Georgia"/>
+                <w:b/>
+                <w:i w:val="0"/>
+                <w:color w:val="222222"/>
+                <w:sz w:val="15"/>
+              </w:rPr>
+              <w:t>CHA</w:t>
+            </w:r>
+            <w:r>
+              <w:rPr>
+                <w:rFonts w:ascii="Georgia" w:hAnsi="Georgia" w:cs="Georgia"/>
+                <w:b w:val="0"/>
+                <w:i w:val="0"/>
+                <w:color w:val="222222"/>
+                <w:sz w:val="15"/>
+              </w:rPr>
+              <w:t xml:space="preserve"> 7</w:t>
+            </w:r>
+          </w:p>
+          <w:p>
+            <w:pPr>
+              <w:spacing w:after="20"/>
+            </w:pPr>
+            <w:r>
+              <w:rPr>
+                <w:rFonts w:ascii="Georgia" w:hAnsi="Georgia" w:cs="Georgia"/>
+                <w:b/>
+                <w:i w:val="0"/>
+                <w:color w:val="222222"/>
+                <w:sz w:val="15"/>
+              </w:rPr>
+              <w:t>Saves</w:t>
+            </w:r>
+            <w:r>
+              <w:rPr>
+                <w:rFonts w:ascii="Georgia" w:hAnsi="Georgia" w:cs="Georgia"/>
+                <w:b w:val="0"/>
+                <w:i w:val="0"/>
+                <w:color w:val="222222"/>
+                <w:sz w:val="15"/>
+              </w:rPr>
+              <w:t xml:space="preserve"> Con +4, Wis +3  </w:t>
+            </w:r>
+            <w:r>
+              <w:rPr>
+                <w:rFonts w:ascii="Georgia" w:hAnsi="Georgia" w:cs="Georgia"/>
+                <w:b/>
+                <w:i w:val="0"/>
+                <w:color w:val="222222"/>
+                <w:sz w:val="15"/>
+              </w:rPr>
+              <w:t>Skills</w:t>
+            </w:r>
+            <w:r>
+              <w:rPr>
+                <w:rFonts w:ascii="Georgia" w:hAnsi="Georgia" w:cs="Georgia"/>
+                <w:b w:val="0"/>
+                <w:i w:val="0"/>
+                <w:color w:val="222222"/>
+                <w:sz w:val="15"/>
+              </w:rPr>
+              <w:t xml:space="preserve"> Stealth +3, Perception +3</w:t>
+            </w:r>
+          </w:p>
+          <w:p>
+            <w:pPr>
+              <w:spacing w:after="20"/>
+            </w:pPr>
+            <w:r>
+              <w:rPr>
+                <w:rFonts w:ascii="Georgia" w:hAnsi="Georgia" w:cs="Georgia"/>
+                <w:b/>
+                <w:i w:val="0"/>
+                <w:color w:val="222222"/>
+                <w:sz w:val="15"/>
+              </w:rPr>
+              <w:t>Resist</w:t>
+            </w:r>
+            <w:r>
+              <w:rPr>
+                <w:rFonts w:ascii="Georgia" w:hAnsi="Georgia" w:cs="Georgia"/>
+                <w:b w:val="0"/>
+                <w:i w:val="0"/>
+                <w:color w:val="222222"/>
+                <w:sz w:val="15"/>
+              </w:rPr>
+              <w:t xml:space="preserve"> poison  </w:t>
+            </w:r>
+            <w:r>
+              <w:rPr>
+                <w:rFonts w:ascii="Georgia" w:hAnsi="Georgia" w:cs="Georgia"/>
+                <w:b/>
+                <w:i w:val="0"/>
+                <w:color w:val="222222"/>
+                <w:sz w:val="15"/>
+              </w:rPr>
+              <w:t>Imm.</w:t>
+            </w:r>
+            <w:r>
+              <w:rPr>
+                <w:rFonts w:ascii="Georgia" w:hAnsi="Georgia" w:cs="Georgia"/>
+                <w:b w:val="0"/>
+                <w:i w:val="0"/>
+                <w:color w:val="222222"/>
+                <w:sz w:val="15"/>
+              </w:rPr>
+              <w:t xml:space="preserve"> (cond) poisoned</w:t>
+            </w:r>
+          </w:p>
+          <w:p>
+            <w:pPr>
+              <w:spacing w:after="20"/>
+            </w:pPr>
+            <w:r>
+              <w:rPr>
+                <w:rFonts w:ascii="Georgia" w:hAnsi="Georgia" w:cs="Georgia"/>
+                <w:b/>
+                <w:i w:val="0"/>
+                <w:color w:val="222222"/>
+                <w:sz w:val="15"/>
+              </w:rPr>
+              <w:t>Senses</w:t>
+            </w:r>
+            <w:r>
+              <w:rPr>
+                <w:rFonts w:ascii="Georgia" w:hAnsi="Georgia" w:cs="Georgia"/>
+                <w:b w:val="0"/>
+                <w:i w:val="0"/>
+                <w:color w:val="222222"/>
+                <w:sz w:val="15"/>
+              </w:rPr>
+              <w:t xml:space="preserve"> darkvision 60 ft  </w:t>
+            </w:r>
+            <w:r>
+              <w:rPr>
+                <w:rFonts w:ascii="Georgia" w:hAnsi="Georgia" w:cs="Georgia"/>
+                <w:b/>
+                <w:i w:val="0"/>
+                <w:color w:val="222222"/>
+                <w:sz w:val="15"/>
+              </w:rPr>
+              <w:t>Languages</w:t>
+            </w:r>
+            <w:r>
+              <w:rPr>
+                <w:rFonts w:ascii="Georgia" w:hAnsi="Georgia" w:cs="Georgia"/>
+                <w:b w:val="0"/>
+                <w:i w:val="0"/>
+                <w:color w:val="222222"/>
+                <w:sz w:val="15"/>
+              </w:rPr>
+              <w:t xml:space="preserve"> understands Sylvan</w:t>
+            </w:r>
+          </w:p>
+          <w:p>
+            <w:pPr>
+              <w:keepNext/>
+              <w:spacing w:before="60" w:after="20"/>
+            </w:pPr>
+            <w:r>
+              <w:rPr>
+                <w:rFonts w:ascii="Georgia" w:hAnsi="Georgia" w:cs="Georgia"/>
+                <w:b/>
+                <w:color w:val="8B2020"/>
+                <w:sz w:val="16"/>
+              </w:rPr>
+              <w:t>Traits</w:t>
+            </w:r>
+          </w:p>
+          <w:p>
+            <w:pPr>
+              <w:spacing w:after="20"/>
+            </w:pPr>
+            <w:r>
+              <w:rPr>
+                <w:rFonts w:ascii="Georgia" w:hAnsi="Georgia" w:cs="Georgia"/>
+                <w:b/>
+                <w:i/>
+                <w:color w:val="222222"/>
+                <w:sz w:val="15"/>
+              </w:rPr>
+              <w:t xml:space="preserve">Bioluminescent Glow. </w:t>
+            </w:r>
+            <w:r>
+              <w:rPr>
+                <w:rFonts w:ascii="Georgia" w:hAnsi="Georgia" w:cs="Georgia"/>
+                <w:b w:val="0"/>
+                <w:i w:val="0"/>
+                <w:color w:val="222222"/>
+                <w:sz w:val="15"/>
+              </w:rPr>
+              <w:t>Sheds dim light in a 10-ft radius; can suppress it as a bonus action.</w:t>
+            </w:r>
+          </w:p>
+          <w:p>
+            <w:pPr>
+              <w:keepNext/>
+              <w:spacing w:before="60" w:after="20"/>
+            </w:pPr>
+            <w:r>
+              <w:rPr>
+                <w:rFonts w:ascii="Georgia" w:hAnsi="Georgia" w:cs="Georgia"/>
+                <w:b/>
+                <w:color w:val="8B2020"/>
+                <w:sz w:val="16"/>
+              </w:rPr>
+              <w:t>Actions</w:t>
+            </w:r>
+          </w:p>
+          <w:p>
+            <w:pPr>
+              <w:spacing w:after="20"/>
+            </w:pPr>
+            <w:r>
+              <w:rPr>
+                <w:rFonts w:ascii="Georgia" w:hAnsi="Georgia" w:cs="Georgia"/>
+                <w:b/>
+                <w:i/>
+                <w:color w:val="222222"/>
+                <w:sz w:val="15"/>
+              </w:rPr>
+              <w:t xml:space="preserve">Multiattack. </w:t>
+            </w:r>
+            <w:r>
+              <w:rPr>
+                <w:rFonts w:ascii="Georgia" w:hAnsi="Georgia" w:cs="Georgia"/>
+                <w:b w:val="0"/>
+                <w:i w:val="0"/>
+                <w:color w:val="222222"/>
+                <w:sz w:val="15"/>
+              </w:rPr>
+              <w:t>One Spore Blast and one Mycelium Tendrils.</w:t>
+            </w:r>
+          </w:p>
+          <w:p>
+            <w:pPr>
+              <w:spacing w:after="20"/>
+            </w:pPr>
+            <w:r>
+              <w:rPr>
+                <w:rFonts w:ascii="Georgia" w:hAnsi="Georgia" w:cs="Georgia"/>
+                <w:b/>
+                <w:i/>
+                <w:color w:val="222222"/>
+                <w:sz w:val="15"/>
+              </w:rPr>
+              <w:t xml:space="preserve">Spore Blast. </w:t>
+            </w:r>
+            <w:r>
+              <w:rPr>
+                <w:rFonts w:ascii="Georgia" w:hAnsi="Georgia" w:cs="Georgia"/>
+                <w:b w:val="0"/>
+                <w:i w:val="0"/>
+                <w:color w:val="222222"/>
+                <w:sz w:val="15"/>
+              </w:rPr>
+              <w:t>+4 to hit, range 30 ft. Hit: 2d6+2 poison, and the target makes a DC 13 Constitution save or is poisoned one turn.</w:t>
+            </w:r>
+          </w:p>
+          <w:p>
+            <w:pPr>
+              <w:spacing w:after="20"/>
+            </w:pPr>
+            <w:r>
+              <w:rPr>
+                <w:rFonts w:ascii="Georgia" w:hAnsi="Georgia" w:cs="Georgia"/>
+                <w:b/>
+                <w:i/>
+                <w:color w:val="222222"/>
+                <w:sz w:val="15"/>
+              </w:rPr>
+              <w:t xml:space="preserve">Mycelium Tendrils. </w:t>
+            </w:r>
+            <w:r>
+              <w:rPr>
+                <w:rFonts w:ascii="Georgia" w:hAnsi="Georgia" w:cs="Georgia"/>
+                <w:b w:val="0"/>
+                <w:i w:val="0"/>
+                <w:color w:val="222222"/>
+                <w:sz w:val="15"/>
+              </w:rPr>
+              <w:t>+4 to hit, reach 10 ft. Hit: 2d4+2 bludgeoning, and the target makes a DC 13 Strength save or is restrained one turn.</w:t>
+            </w:r>
+          </w:p>
+          <w:p>
+            <w:pPr>
+              <w:keepNext/>
+              <w:spacing w:before="60" w:after="20"/>
+            </w:pPr>
+            <w:r>
+              <w:rPr>
+                <w:rFonts w:ascii="Georgia" w:hAnsi="Georgia" w:cs="Georgia"/>
+                <w:b/>
+                <w:color w:val="8B2020"/>
+                <w:sz w:val="16"/>
+              </w:rPr>
+              <w:t>Reactions</w:t>
+            </w:r>
+          </w:p>
+          <w:p>
+            <w:pPr>
+              <w:spacing w:after="20"/>
+            </w:pPr>
+            <w:r>
+              <w:rPr>
+                <w:rFonts w:ascii="Georgia" w:hAnsi="Georgia" w:cs="Georgia"/>
+                <w:b/>
+                <w:i/>
+                <w:color w:val="222222"/>
+                <w:sz w:val="15"/>
+              </w:rPr>
+              <w:t xml:space="preserve">Fungal Retribution. </w:t>
+            </w:r>
+            <w:r>
+              <w:rPr>
+                <w:rFonts w:ascii="Georgia" w:hAnsi="Georgia" w:cs="Georgia"/>
+                <w:b w:val="0"/>
+                <w:i w:val="0"/>
+                <w:color w:val="222222"/>
+                <w:sz w:val="15"/>
+              </w:rPr>
+              <w:t>A melee attacker within 5 ft takes 2d4 poison (DC 13 Constitution negates).</w:t>
+            </w:r>
+          </w:p>
+        </w:tc>
+      </w:tr>
+    </w:tbl>
+    <w:p>
+      <w:pPr>
+        <w:spacing w:after="40"/>
+      </w:pPr>
+    </w:p>
+    <w:p>
+      <w:pPr>
+        <w:spacing w:before="40" w:after="160"/>
+      </w:pPr>
+      <w:r>
+        <w:rPr>
+          <w:rFonts w:ascii="Georgia" w:hAnsi="Georgia" w:cs="Georgia"/>
+          <w:b/>
+          <w:color w:val="8B2020"/>
+          <w:sz w:val="18"/>
+        </w:rPr>
+        <w:t xml:space="preserve">Tactics: </w:t>
+      </w:r>
       <w:r>
         <w:rPr>
           <w:rFonts w:ascii="Georgia" w:hAnsi="Georgia" w:cs="Georgia"/>
           <w:b w:val="0"/>
-          <w:i w:val="0"/>
+          <w:i/>
           <w:color w:val="222222"/>
           <w:sz w:val="18"/>
         </w:rPr>
-        <w:t>STR 18, DEX 15, CON 16, INT 6, WIS 12, CHA 8. Darkvision 60 ft.</w:t>
+        <w:t>They open with Spore Blasts from range to poison and confuse, close in with Mycelium Tendrils to entangle, then flank through the mushroom cover, one venting a spore cloud that obscures and poisons whoever stands in it. Fire finds their weakness. Guardians, not hunters: they defend the glowing clearing and never pursue beyond it.</w:t>
       </w:r>
     </w:p>
     <w:p>
       <w:pPr>
-        <w:pBdr>
-          <w:left w:val="single" w:sz="18" w:space="12" w:color="8B2020"/>
-        </w:pBdr>
-        <w:shd w:val="clear" w:color="auto" w:fill="FCF6F6"/>
-        <w:spacing w:before="30" w:after="70"/>
-        <w:ind w:left="340" w:right="340"/>
+        <w:keepNext/>
+        <w:spacing w:before="320" w:after="20"/>
+        <w:jc w:val="center"/>
       </w:pPr>
       <w:r>
         <w:rPr>
           <w:rFonts w:ascii="Georgia" w:hAnsi="Georgia" w:cs="Georgia"/>
           <w:b/>
-          <w:i w:val="0"/>
+          <w:color w:val="8B2020"/>
+          <w:sz w:val="26"/>
+        </w:rPr>
+        <w:t>ALLIES: The Companion Choice</w:t>
+      </w:r>
+    </w:p>
+    <w:p>
+      <w:pPr>
+        <w:keepNext/>
+        <w:spacing w:after="120"/>
+        <w:jc w:val="center"/>
+      </w:pPr>
+      <w:r>
+        <w:rPr>
+          <w:rFonts w:ascii="Georgia" w:hAnsi="Georgia" w:cs="Georgia"/>
+          <w:color w:val="888888"/>
+          <w:sz w:val="18"/>
+        </w:rPr>
+        <w:t>Ravenstone Laboratory • Aelwyn's three little wonders • the party chose Floraburst</w:t>
+      </w:r>
+    </w:p>
+    <w:tbl>
+      <w:tblPr>
+        <w:tblW w:type="auto" w:w="0"/>
+        <w:jc w:val="center"/>
+        <w:tblLayout w:type="fixed"/>
+        <w:tblLook w:firstColumn="1" w:firstRow="1" w:lastColumn="0" w:lastRow="0" w:noHBand="0" w:noVBand="1" w:val="04A0"/>
+        <w:tblCellMar>
+          <w:left w:w="110" w:type="dxa"/>
+          <w:right w:w="110" w:type="dxa"/>
+          <w:top w:w="60" w:type="dxa"/>
+          <w:bottom w:w="80" w:type="dxa"/>
+        </w:tblCellMar>
+        <w:tblBorders>
+          <w:top w:val="single" w:sz="8" w:space="0" w:color="8B2020"/>
+          <w:left w:val="single" w:sz="8" w:space="0" w:color="8B2020"/>
+          <w:bottom w:val="single" w:sz="8" w:space="0" w:color="8B2020"/>
+          <w:right w:val="single" w:sz="8" w:space="0" w:color="8B2020"/>
+          <w:insideH w:val="single" w:sz="8" w:space="0" w:color="8B2020"/>
+          <w:insideV w:val="single" w:sz="8" w:space="0" w:color="8B2020"/>
+        </w:tblBorders>
+      </w:tblPr>
+      <w:tblGrid>
+        <w:gridCol w:w="9360"/>
+      </w:tblGrid>
+      <w:tr>
+        <w:trPr>
+          <w:cantSplit/>
+        </w:trPr>
+        <w:tc>
+          <w:tcPr>
+            <w:tcW w:type="dxa" w:w="9072"/>
+          </w:tcPr>
+          <w:p>
+            <w:pPr>
+              <w:shd w:val="clear" w:color="auto" w:fill="1F7A78"/>
+              <w:spacing w:before="0" w:after="20"/>
+            </w:pPr>
+            <w:r>
+              <w:rPr>
+                <w:rFonts w:ascii="Georgia" w:hAnsi="Georgia" w:cs="Georgia"/>
+                <w:b/>
+                <w:color w:val="FFFFFF"/>
+                <w:sz w:val="22"/>
+              </w:rPr>
+              <w:t>FLORABURST</w:t>
+            </w:r>
+          </w:p>
+          <w:p>
+            <w:pPr>
+              <w:spacing w:after="40"/>
+            </w:pPr>
+            <w:r>
+              <w:rPr>
+                <w:rFonts w:ascii="Georgia" w:hAnsi="Georgia" w:cs="Georgia"/>
+                <w:i/>
+                <w:color w:val="8B2020"/>
+                <w:sz w:val="16"/>
+              </w:rPr>
+              <w:t>Small fey, neutral good • the party's companion</w:t>
+            </w:r>
+          </w:p>
+          <w:p>
+            <w:pPr>
+              <w:spacing w:after="60"/>
+              <w:jc w:val="center"/>
+            </w:pPr>
+            <w:r>
+              <w:drawing>
+                <wp:inline xmlns:a="http://schemas.openxmlformats.org/drawingml/2006/main" xmlns:pic="http://schemas.openxmlformats.org/drawingml/2006/picture">
+                  <wp:extent cx="3108960" cy="3108960"/>
+                  <wp:docPr id="17" name="Picture 17"/>
+                  <wp:cNvGraphicFramePr>
+                    <a:graphicFrameLocks noChangeAspect="1"/>
+                  </wp:cNvGraphicFramePr>
+                  <a:graphic>
+                    <a:graphicData uri="http://schemas.openxmlformats.org/drawingml/2006/picture">
+                      <pic:pic>
+                        <pic:nvPicPr>
+                          <pic:cNvPr id="0" name="image.jpg"/>
+                          <pic:cNvPicPr/>
+                        </pic:nvPicPr>
+                        <pic:blipFill>
+                          <a:blip r:embed="rId24"/>
+                          <a:stretch>
+                            <a:fillRect/>
+                          </a:stretch>
+                        </pic:blipFill>
+                        <pic:spPr>
+                          <a:xfrm>
+                            <a:off x="0" y="0"/>
+                            <a:ext cx="3108960" cy="3108960"/>
+                          </a:xfrm>
+                          <a:prstGeom prst="rect"/>
+                        </pic:spPr>
+                      </pic:pic>
+                    </a:graphicData>
+                  </a:graphic>
+                </wp:inline>
+              </w:drawing>
+            </w:r>
+          </w:p>
+          <w:p>
+            <w:pPr>
+              <w:spacing w:after="20"/>
+            </w:pPr>
+            <w:r>
+              <w:rPr>
+                <w:rFonts w:ascii="Georgia" w:hAnsi="Georgia" w:cs="Georgia"/>
+                <w:b/>
+                <w:i w:val="0"/>
+                <w:color w:val="222222"/>
+                <w:sz w:val="15"/>
+              </w:rPr>
+              <w:t>AC</w:t>
+            </w:r>
+            <w:r>
+              <w:rPr>
+                <w:rFonts w:ascii="Georgia" w:hAnsi="Georgia" w:cs="Georgia"/>
+                <w:b w:val="0"/>
+                <w:i w:val="0"/>
+                <w:color w:val="222222"/>
+                <w:sz w:val="15"/>
+              </w:rPr>
+              <w:t xml:space="preserve"> 14 (natural armor)  </w:t>
+            </w:r>
+            <w:r>
+              <w:rPr>
+                <w:rFonts w:ascii="Georgia" w:hAnsi="Georgia" w:cs="Georgia"/>
+                <w:b/>
+                <w:i w:val="0"/>
+                <w:color w:val="222222"/>
+                <w:sz w:val="15"/>
+              </w:rPr>
+              <w:t>HP</w:t>
+            </w:r>
+            <w:r>
+              <w:rPr>
+                <w:rFonts w:ascii="Georgia" w:hAnsi="Georgia" w:cs="Georgia"/>
+                <w:b w:val="0"/>
+                <w:i w:val="0"/>
+                <w:color w:val="222222"/>
+                <w:sz w:val="15"/>
+              </w:rPr>
+              <w:t xml:space="preserve"> 45 (6d6+18)  </w:t>
+            </w:r>
+            <w:r>
+              <w:rPr>
+                <w:rFonts w:ascii="Georgia" w:hAnsi="Georgia" w:cs="Georgia"/>
+                <w:b/>
+                <w:i w:val="0"/>
+                <w:color w:val="222222"/>
+                <w:sz w:val="15"/>
+              </w:rPr>
+              <w:t>Speed</w:t>
+            </w:r>
+            <w:r>
+              <w:rPr>
+                <w:rFonts w:ascii="Georgia" w:hAnsi="Georgia" w:cs="Georgia"/>
+                <w:b w:val="0"/>
+                <w:i w:val="0"/>
+                <w:color w:val="222222"/>
+                <w:sz w:val="15"/>
+              </w:rPr>
+              <w:t xml:space="preserve"> 30 ft</w:t>
+            </w:r>
+          </w:p>
+          <w:p>
+            <w:pPr>
+              <w:spacing w:after="20"/>
+            </w:pPr>
+            <w:r>
+              <w:rPr>
+                <w:rFonts w:ascii="Georgia" w:hAnsi="Georgia" w:cs="Georgia"/>
+                <w:b/>
+                <w:i w:val="0"/>
+                <w:color w:val="222222"/>
+                <w:sz w:val="15"/>
+              </w:rPr>
+              <w:t>STR</w:t>
+            </w:r>
+            <w:r>
+              <w:rPr>
+                <w:rFonts w:ascii="Georgia" w:hAnsi="Georgia" w:cs="Georgia"/>
+                <w:b w:val="0"/>
+                <w:i w:val="0"/>
+                <w:color w:val="222222"/>
+                <w:sz w:val="15"/>
+              </w:rPr>
+              <w:t xml:space="preserve"> 14  </w:t>
+            </w:r>
+            <w:r>
+              <w:rPr>
+                <w:rFonts w:ascii="Georgia" w:hAnsi="Georgia" w:cs="Georgia"/>
+                <w:b/>
+                <w:i w:val="0"/>
+                <w:color w:val="222222"/>
+                <w:sz w:val="15"/>
+              </w:rPr>
+              <w:t>DEX</w:t>
+            </w:r>
+            <w:r>
+              <w:rPr>
+                <w:rFonts w:ascii="Georgia" w:hAnsi="Georgia" w:cs="Georgia"/>
+                <w:b w:val="0"/>
+                <w:i w:val="0"/>
+                <w:color w:val="222222"/>
+                <w:sz w:val="15"/>
+              </w:rPr>
+              <w:t xml:space="preserve"> 12  </w:t>
+            </w:r>
+            <w:r>
+              <w:rPr>
+                <w:rFonts w:ascii="Georgia" w:hAnsi="Georgia" w:cs="Georgia"/>
+                <w:b/>
+                <w:i w:val="0"/>
+                <w:color w:val="222222"/>
+                <w:sz w:val="15"/>
+              </w:rPr>
+              <w:t>CON</w:t>
+            </w:r>
+            <w:r>
+              <w:rPr>
+                <w:rFonts w:ascii="Georgia" w:hAnsi="Georgia" w:cs="Georgia"/>
+                <w:b w:val="0"/>
+                <w:i w:val="0"/>
+                <w:color w:val="222222"/>
+                <w:sz w:val="15"/>
+              </w:rPr>
+              <w:t xml:space="preserve"> 16  </w:t>
+            </w:r>
+            <w:r>
+              <w:rPr>
+                <w:rFonts w:ascii="Georgia" w:hAnsi="Georgia" w:cs="Georgia"/>
+                <w:b/>
+                <w:i w:val="0"/>
+                <w:color w:val="222222"/>
+                <w:sz w:val="15"/>
+              </w:rPr>
+              <w:t>INT</w:t>
+            </w:r>
+            <w:r>
+              <w:rPr>
+                <w:rFonts w:ascii="Georgia" w:hAnsi="Georgia" w:cs="Georgia"/>
+                <w:b w:val="0"/>
+                <w:i w:val="0"/>
+                <w:color w:val="222222"/>
+                <w:sz w:val="15"/>
+              </w:rPr>
+              <w:t xml:space="preserve"> 10  </w:t>
+            </w:r>
+            <w:r>
+              <w:rPr>
+                <w:rFonts w:ascii="Georgia" w:hAnsi="Georgia" w:cs="Georgia"/>
+                <w:b/>
+                <w:i w:val="0"/>
+                <w:color w:val="222222"/>
+                <w:sz w:val="15"/>
+              </w:rPr>
+              <w:t>WIS</w:t>
+            </w:r>
+            <w:r>
+              <w:rPr>
+                <w:rFonts w:ascii="Georgia" w:hAnsi="Georgia" w:cs="Georgia"/>
+                <w:b w:val="0"/>
+                <w:i w:val="0"/>
+                <w:color w:val="222222"/>
+                <w:sz w:val="15"/>
+              </w:rPr>
+              <w:t xml:space="preserve"> 14  </w:t>
+            </w:r>
+            <w:r>
+              <w:rPr>
+                <w:rFonts w:ascii="Georgia" w:hAnsi="Georgia" w:cs="Georgia"/>
+                <w:b/>
+                <w:i w:val="0"/>
+                <w:color w:val="222222"/>
+                <w:sz w:val="15"/>
+              </w:rPr>
+              <w:t>CHA</w:t>
+            </w:r>
+            <w:r>
+              <w:rPr>
+                <w:rFonts w:ascii="Georgia" w:hAnsi="Georgia" w:cs="Georgia"/>
+                <w:b w:val="0"/>
+                <w:i w:val="0"/>
+                <w:color w:val="222222"/>
+                <w:sz w:val="15"/>
+              </w:rPr>
+              <w:t xml:space="preserve"> 10</w:t>
+            </w:r>
+          </w:p>
+          <w:p>
+            <w:pPr>
+              <w:spacing w:after="20"/>
+            </w:pPr>
+            <w:r>
+              <w:rPr>
+                <w:rFonts w:ascii="Georgia" w:hAnsi="Georgia" w:cs="Georgia"/>
+                <w:b/>
+                <w:i w:val="0"/>
+                <w:color w:val="222222"/>
+                <w:sz w:val="15"/>
+              </w:rPr>
+              <w:t>Skills</w:t>
+            </w:r>
+            <w:r>
+              <w:rPr>
+                <w:rFonts w:ascii="Georgia" w:hAnsi="Georgia" w:cs="Georgia"/>
+                <w:b w:val="0"/>
+                <w:i w:val="0"/>
+                <w:color w:val="222222"/>
+                <w:sz w:val="15"/>
+              </w:rPr>
+              <w:t xml:space="preserve"> Nature +4, Survival +4  </w:t>
+            </w:r>
+            <w:r>
+              <w:rPr>
+                <w:rFonts w:ascii="Georgia" w:hAnsi="Georgia" w:cs="Georgia"/>
+                <w:b/>
+                <w:i w:val="0"/>
+                <w:color w:val="222222"/>
+                <w:sz w:val="15"/>
+              </w:rPr>
+              <w:t>Resist</w:t>
+            </w:r>
+            <w:r>
+              <w:rPr>
+                <w:rFonts w:ascii="Georgia" w:hAnsi="Georgia" w:cs="Georgia"/>
+                <w:b w:val="0"/>
+                <w:i w:val="0"/>
+                <w:color w:val="222222"/>
+                <w:sz w:val="15"/>
+              </w:rPr>
+              <w:t xml:space="preserve"> poison</w:t>
+            </w:r>
+          </w:p>
+          <w:p>
+            <w:pPr>
+              <w:spacing w:after="20"/>
+            </w:pPr>
+            <w:r>
+              <w:rPr>
+                <w:rFonts w:ascii="Georgia" w:hAnsi="Georgia" w:cs="Georgia"/>
+                <w:b/>
+                <w:i w:val="0"/>
+                <w:color w:val="222222"/>
+                <w:sz w:val="15"/>
+              </w:rPr>
+              <w:t>Senses</w:t>
+            </w:r>
+            <w:r>
+              <w:rPr>
+                <w:rFonts w:ascii="Georgia" w:hAnsi="Georgia" w:cs="Georgia"/>
+                <w:b w:val="0"/>
+                <w:i w:val="0"/>
+                <w:color w:val="222222"/>
+                <w:sz w:val="15"/>
+              </w:rPr>
+              <w:t xml:space="preserve"> darkvision 60 ft  </w:t>
+            </w:r>
+            <w:r>
+              <w:rPr>
+                <w:rFonts w:ascii="Georgia" w:hAnsi="Georgia" w:cs="Georgia"/>
+                <w:b/>
+                <w:i w:val="0"/>
+                <w:color w:val="222222"/>
+                <w:sz w:val="15"/>
+              </w:rPr>
+              <w:t>Languages</w:t>
+            </w:r>
+            <w:r>
+              <w:rPr>
+                <w:rFonts w:ascii="Georgia" w:hAnsi="Georgia" w:cs="Georgia"/>
+                <w:b w:val="0"/>
+                <w:i w:val="0"/>
+                <w:color w:val="222222"/>
+                <w:sz w:val="15"/>
+              </w:rPr>
+              <w:t xml:space="preserve"> understands Sylvan and Common but cannot speak</w:t>
+            </w:r>
+          </w:p>
+          <w:p>
+            <w:pPr>
+              <w:keepNext/>
+              <w:spacing w:before="60" w:after="20"/>
+            </w:pPr>
+            <w:r>
+              <w:rPr>
+                <w:rFonts w:ascii="Georgia" w:hAnsi="Georgia" w:cs="Georgia"/>
+                <w:b/>
+                <w:color w:val="8B2020"/>
+                <w:sz w:val="16"/>
+              </w:rPr>
+              <w:t>Traits</w:t>
+            </w:r>
+          </w:p>
+          <w:p>
+            <w:pPr>
+              <w:spacing w:after="20"/>
+            </w:pPr>
+            <w:r>
+              <w:rPr>
+                <w:rFonts w:ascii="Georgia" w:hAnsi="Georgia" w:cs="Georgia"/>
+                <w:b/>
+                <w:i/>
+                <w:color w:val="222222"/>
+                <w:sz w:val="15"/>
+              </w:rPr>
+              <w:t xml:space="preserve">Anomaly Sense. </w:t>
+            </w:r>
+            <w:r>
+              <w:rPr>
+                <w:rFonts w:ascii="Georgia" w:hAnsi="Georgia" w:cs="Georgia"/>
+                <w:b w:val="0"/>
+                <w:i w:val="0"/>
+                <w:color w:val="222222"/>
+                <w:sz w:val="15"/>
+              </w:rPr>
+              <w:t>Senses planar anomalies long before anyone else could; the healer and scout of the professor's three.</w:t>
+            </w:r>
+          </w:p>
+          <w:p>
+            <w:pPr>
+              <w:spacing w:after="20"/>
+            </w:pPr>
+            <w:r>
+              <w:rPr>
+                <w:rFonts w:ascii="Georgia" w:hAnsi="Georgia" w:cs="Georgia"/>
+                <w:b/>
+                <w:i/>
+                <w:color w:val="222222"/>
+                <w:sz w:val="15"/>
+              </w:rPr>
+              <w:t xml:space="preserve">Plant Camouflage. </w:t>
+            </w:r>
+            <w:r>
+              <w:rPr>
+                <w:rFonts w:ascii="Georgia" w:hAnsi="Georgia" w:cs="Georgia"/>
+                <w:b w:val="0"/>
+                <w:i w:val="0"/>
+                <w:color w:val="222222"/>
+                <w:sz w:val="15"/>
+              </w:rPr>
+              <w:t>Advantage on Stealth checks to hide in heavy foliage.</w:t>
+            </w:r>
+          </w:p>
+          <w:p>
+            <w:pPr>
+              <w:spacing w:after="20"/>
+            </w:pPr>
+            <w:r>
+              <w:rPr>
+                <w:rFonts w:ascii="Georgia" w:hAnsi="Georgia" w:cs="Georgia"/>
+                <w:b/>
+                <w:i/>
+                <w:color w:val="222222"/>
+                <w:sz w:val="15"/>
+              </w:rPr>
+              <w:t xml:space="preserve">Photosynthesis. </w:t>
+            </w:r>
+            <w:r>
+              <w:rPr>
+                <w:rFonts w:ascii="Georgia" w:hAnsi="Georgia" w:cs="Georgia"/>
+                <w:b w:val="0"/>
+                <w:i w:val="0"/>
+                <w:color w:val="222222"/>
+                <w:sz w:val="15"/>
+              </w:rPr>
+              <w:t>Recovers an additional 10 HP when resting in sunlight.</w:t>
+            </w:r>
+          </w:p>
+          <w:p>
+            <w:pPr>
+              <w:keepNext/>
+              <w:spacing w:before="60" w:after="20"/>
+            </w:pPr>
+            <w:r>
+              <w:rPr>
+                <w:rFonts w:ascii="Georgia" w:hAnsi="Georgia" w:cs="Georgia"/>
+                <w:b/>
+                <w:color w:val="8B2020"/>
+                <w:sz w:val="16"/>
+              </w:rPr>
+              <w:t>Actions</w:t>
+            </w:r>
+          </w:p>
+          <w:p>
+            <w:pPr>
+              <w:spacing w:after="20"/>
+            </w:pPr>
+            <w:r>
+              <w:rPr>
+                <w:rFonts w:ascii="Georgia" w:hAnsi="Georgia" w:cs="Georgia"/>
+                <w:b/>
+                <w:i/>
+                <w:color w:val="222222"/>
+                <w:sz w:val="15"/>
+              </w:rPr>
+              <w:t xml:space="preserve">Razor Leaf. </w:t>
+            </w:r>
+            <w:r>
+              <w:rPr>
+                <w:rFonts w:ascii="Georgia" w:hAnsi="Georgia" w:cs="Georgia"/>
+                <w:b w:val="0"/>
+                <w:i w:val="0"/>
+                <w:color w:val="222222"/>
+                <w:sz w:val="15"/>
+              </w:rPr>
+              <w:t>+4 to hit, range 30 ft. Hit: 2d8+2 slashing.</w:t>
+            </w:r>
+          </w:p>
+          <w:p>
+            <w:pPr>
+              <w:spacing w:after="20"/>
+            </w:pPr>
+            <w:r>
+              <w:rPr>
+                <w:rFonts w:ascii="Georgia" w:hAnsi="Georgia" w:cs="Georgia"/>
+                <w:b/>
+                <w:i/>
+                <w:color w:val="222222"/>
+                <w:sz w:val="15"/>
+              </w:rPr>
+              <w:t xml:space="preserve">Vine Lash. </w:t>
+            </w:r>
+            <w:r>
+              <w:rPr>
+                <w:rFonts w:ascii="Georgia" w:hAnsi="Georgia" w:cs="Georgia"/>
+                <w:b w:val="0"/>
+                <w:i w:val="0"/>
+                <w:color w:val="222222"/>
+                <w:sz w:val="15"/>
+              </w:rPr>
+              <w:t>+4 to hit, reach 15 ft. Hit: 1d10+2 bludgeoning, and the target makes a DC 13 Strength save or is restrained one turn.</w:t>
+            </w:r>
+          </w:p>
+          <w:p>
+            <w:pPr>
+              <w:spacing w:after="20"/>
+            </w:pPr>
+            <w:r>
+              <w:rPr>
+                <w:rFonts w:ascii="Georgia" w:hAnsi="Georgia" w:cs="Georgia"/>
+                <w:b/>
+                <w:i/>
+                <w:color w:val="222222"/>
+                <w:sz w:val="15"/>
+              </w:rPr>
+              <w:t xml:space="preserve">Floraberry (3/Day). </w:t>
+            </w:r>
+            <w:r>
+              <w:rPr>
+                <w:rFonts w:ascii="Georgia" w:hAnsi="Georgia" w:cs="Georgia"/>
+                <w:b w:val="0"/>
+                <w:i w:val="0"/>
+                <w:color w:val="222222"/>
+                <w:sz w:val="15"/>
+              </w:rPr>
+              <w:t>Produces 1d4+1 magical berries; eating one is a Bonus Action (2024 Goodberry rule) and restores 3 HP.</w:t>
+            </w:r>
+          </w:p>
+        </w:tc>
+      </w:tr>
+    </w:tbl>
+    <w:p>
+      <w:pPr>
+        <w:spacing w:after="40"/>
+      </w:pPr>
+    </w:p>
+    <w:tbl>
+      <w:tblPr>
+        <w:tblW w:type="auto" w:w="0"/>
+        <w:jc w:val="center"/>
+        <w:tblLayout w:type="fixed"/>
+        <w:tblLook w:firstColumn="1" w:firstRow="1" w:lastColumn="0" w:lastRow="0" w:noHBand="0" w:noVBand="1" w:val="04A0"/>
+        <w:tblCellMar>
+          <w:left w:w="110" w:type="dxa"/>
+          <w:right w:w="110" w:type="dxa"/>
+          <w:top w:w="60" w:type="dxa"/>
+          <w:bottom w:w="80" w:type="dxa"/>
+        </w:tblCellMar>
+        <w:tblBorders>
+          <w:top w:val="single" w:sz="8" w:space="0" w:color="8B2020"/>
+          <w:left w:val="single" w:sz="8" w:space="0" w:color="8B2020"/>
+          <w:bottom w:val="single" w:sz="8" w:space="0" w:color="8B2020"/>
+          <w:right w:val="single" w:sz="8" w:space="0" w:color="8B2020"/>
+          <w:insideH w:val="single" w:sz="8" w:space="0" w:color="8B2020"/>
+          <w:insideV w:val="single" w:sz="8" w:space="0" w:color="8B2020"/>
+        </w:tblBorders>
+      </w:tblPr>
+      <w:tblGrid>
+        <w:gridCol w:w="4680"/>
+        <w:gridCol w:w="4680"/>
+      </w:tblGrid>
+      <w:tr>
+        <w:trPr>
+          <w:cantSplit/>
+        </w:trPr>
+        <w:tc>
+          <w:tcPr>
+            <w:tcW w:type="dxa" w:w="4536"/>
+          </w:tcPr>
+          <w:p>
+            <w:pPr>
+              <w:shd w:val="clear" w:color="auto" w:fill="1F7A78"/>
+              <w:spacing w:before="0" w:after="20"/>
+            </w:pPr>
+            <w:r>
+              <w:rPr>
+                <w:rFonts w:ascii="Georgia" w:hAnsi="Georgia" w:cs="Georgia"/>
+                <w:b/>
+                <w:color w:val="FFFFFF"/>
+                <w:sz w:val="22"/>
+              </w:rPr>
+              <w:t>AQUALUMP</w:t>
+            </w:r>
+          </w:p>
+          <w:p>
+            <w:pPr>
+              <w:spacing w:after="40"/>
+            </w:pPr>
+            <w:r>
+              <w:rPr>
+                <w:rFonts w:ascii="Georgia" w:hAnsi="Georgia" w:cs="Georgia"/>
+                <w:i/>
+                <w:color w:val="8B2020"/>
+                <w:sz w:val="16"/>
+              </w:rPr>
+              <w:t>Small water elemental, neutral good • stayed with Aelwyn</w:t>
+            </w:r>
+          </w:p>
+          <w:p>
+            <w:pPr>
+              <w:spacing w:after="60"/>
+              <w:jc w:val="center"/>
+            </w:pPr>
+            <w:r>
+              <w:drawing>
+                <wp:inline xmlns:a="http://schemas.openxmlformats.org/drawingml/2006/main" xmlns:pic="http://schemas.openxmlformats.org/drawingml/2006/picture">
+                  <wp:extent cx="2624328" cy="2624328"/>
+                  <wp:docPr id="18" name="Picture 18"/>
+                  <wp:cNvGraphicFramePr>
+                    <a:graphicFrameLocks noChangeAspect="1"/>
+                  </wp:cNvGraphicFramePr>
+                  <a:graphic>
+                    <a:graphicData uri="http://schemas.openxmlformats.org/drawingml/2006/picture">
+                      <pic:pic>
+                        <pic:nvPicPr>
+                          <pic:cNvPr id="0" name="image.jpg"/>
+                          <pic:cNvPicPr/>
+                        </pic:nvPicPr>
+                        <pic:blipFill>
+                          <a:blip r:embed="rId25"/>
+                          <a:stretch>
+                            <a:fillRect/>
+                          </a:stretch>
+                        </pic:blipFill>
+                        <pic:spPr>
+                          <a:xfrm>
+                            <a:off x="0" y="0"/>
+                            <a:ext cx="2624328" cy="2624328"/>
+                          </a:xfrm>
+                          <a:prstGeom prst="rect"/>
+                        </pic:spPr>
+                      </pic:pic>
+                    </a:graphicData>
+                  </a:graphic>
+                </wp:inline>
+              </w:drawing>
+            </w:r>
+          </w:p>
+          <w:p>
+            <w:pPr>
+              <w:spacing w:after="20"/>
+            </w:pPr>
+            <w:r>
+              <w:rPr>
+                <w:rFonts w:ascii="Georgia" w:hAnsi="Georgia" w:cs="Georgia"/>
+                <w:b/>
+                <w:i w:val="0"/>
+                <w:color w:val="222222"/>
+                <w:sz w:val="15"/>
+              </w:rPr>
+              <w:t>AC</w:t>
+            </w:r>
+            <w:r>
+              <w:rPr>
+                <w:rFonts w:ascii="Georgia" w:hAnsi="Georgia" w:cs="Georgia"/>
+                <w:b w:val="0"/>
+                <w:i w:val="0"/>
+                <w:color w:val="222222"/>
+                <w:sz w:val="15"/>
+              </w:rPr>
+              <w:t xml:space="preserve"> 16 (natural armor, shell)  </w:t>
+            </w:r>
+            <w:r>
+              <w:rPr>
+                <w:rFonts w:ascii="Georgia" w:hAnsi="Georgia" w:cs="Georgia"/>
+                <w:b/>
+                <w:i w:val="0"/>
+                <w:color w:val="222222"/>
+                <w:sz w:val="15"/>
+              </w:rPr>
+              <w:t>HP</w:t>
+            </w:r>
+            <w:r>
+              <w:rPr>
+                <w:rFonts w:ascii="Georgia" w:hAnsi="Georgia" w:cs="Georgia"/>
+                <w:b w:val="0"/>
+                <w:i w:val="0"/>
+                <w:color w:val="222222"/>
+                <w:sz w:val="15"/>
+              </w:rPr>
+              <w:t xml:space="preserve"> 54 (7d6+21)</w:t>
+            </w:r>
+          </w:p>
+          <w:p>
+            <w:pPr>
+              <w:spacing w:after="20"/>
+            </w:pPr>
+            <w:r>
+              <w:rPr>
+                <w:rFonts w:ascii="Georgia" w:hAnsi="Georgia" w:cs="Georgia"/>
+                <w:b/>
+                <w:i w:val="0"/>
+                <w:color w:val="222222"/>
+                <w:sz w:val="15"/>
+              </w:rPr>
+              <w:t>Speed</w:t>
+            </w:r>
+            <w:r>
+              <w:rPr>
+                <w:rFonts w:ascii="Georgia" w:hAnsi="Georgia" w:cs="Georgia"/>
+                <w:b w:val="0"/>
+                <w:i w:val="0"/>
+                <w:color w:val="222222"/>
+                <w:sz w:val="15"/>
+              </w:rPr>
+              <w:t xml:space="preserve"> 25 ft, swim 30 ft</w:t>
+            </w:r>
+          </w:p>
+          <w:p>
+            <w:pPr>
+              <w:spacing w:after="20"/>
+            </w:pPr>
+            <w:r>
+              <w:rPr>
+                <w:rFonts w:ascii="Georgia" w:hAnsi="Georgia" w:cs="Georgia"/>
+                <w:b/>
+                <w:i w:val="0"/>
+                <w:color w:val="222222"/>
+                <w:sz w:val="15"/>
+              </w:rPr>
+              <w:t>Skills</w:t>
+            </w:r>
+            <w:r>
+              <w:rPr>
+                <w:rFonts w:ascii="Georgia" w:hAnsi="Georgia" w:cs="Georgia"/>
+                <w:b w:val="0"/>
+                <w:i w:val="0"/>
+                <w:color w:val="222222"/>
+                <w:sz w:val="15"/>
+              </w:rPr>
+              <w:t xml:space="preserve"> Athletics +4, Perception +3  </w:t>
+            </w:r>
+            <w:r>
+              <w:rPr>
+                <w:rFonts w:ascii="Georgia" w:hAnsi="Georgia" w:cs="Georgia"/>
+                <w:b/>
+                <w:i w:val="0"/>
+                <w:color w:val="222222"/>
+                <w:sz w:val="15"/>
+              </w:rPr>
+              <w:t>Resist</w:t>
+            </w:r>
+            <w:r>
+              <w:rPr>
+                <w:rFonts w:ascii="Georgia" w:hAnsi="Georgia" w:cs="Georgia"/>
+                <w:b w:val="0"/>
+                <w:i w:val="0"/>
+                <w:color w:val="222222"/>
+                <w:sz w:val="15"/>
+              </w:rPr>
+              <w:t xml:space="preserve"> cold</w:t>
+            </w:r>
+          </w:p>
+          <w:p>
+            <w:pPr>
+              <w:spacing w:after="20"/>
+            </w:pPr>
+            <w:r>
+              <w:rPr>
+                <w:rFonts w:ascii="Georgia" w:hAnsi="Georgia" w:cs="Georgia"/>
+                <w:b/>
+                <w:i w:val="0"/>
+                <w:color w:val="222222"/>
+                <w:sz w:val="15"/>
+              </w:rPr>
+              <w:t>Senses</w:t>
+            </w:r>
+            <w:r>
+              <w:rPr>
+                <w:rFonts w:ascii="Georgia" w:hAnsi="Georgia" w:cs="Georgia"/>
+                <w:b w:val="0"/>
+                <w:i w:val="0"/>
+                <w:color w:val="222222"/>
+                <w:sz w:val="15"/>
+              </w:rPr>
+              <w:t xml:space="preserve"> darkvision 60 ft  </w:t>
+            </w:r>
+            <w:r>
+              <w:rPr>
+                <w:rFonts w:ascii="Georgia" w:hAnsi="Georgia" w:cs="Georgia"/>
+                <w:b/>
+                <w:i w:val="0"/>
+                <w:color w:val="222222"/>
+                <w:sz w:val="15"/>
+              </w:rPr>
+              <w:t>Languages</w:t>
+            </w:r>
+            <w:r>
+              <w:rPr>
+                <w:rFonts w:ascii="Georgia" w:hAnsi="Georgia" w:cs="Georgia"/>
+                <w:b w:val="0"/>
+                <w:i w:val="0"/>
+                <w:color w:val="222222"/>
+                <w:sz w:val="15"/>
+              </w:rPr>
+              <w:t xml:space="preserve"> understands Aquan and Common</w:t>
+            </w:r>
+          </w:p>
+          <w:p>
+            <w:pPr>
+              <w:keepNext/>
+              <w:spacing w:before="60" w:after="20"/>
+            </w:pPr>
+            <w:r>
+              <w:rPr>
+                <w:rFonts w:ascii="Georgia" w:hAnsi="Georgia" w:cs="Georgia"/>
+                <w:b/>
+                <w:color w:val="8B2020"/>
+                <w:sz w:val="16"/>
+              </w:rPr>
+              <w:t>Traits</w:t>
+            </w:r>
+          </w:p>
+          <w:p>
+            <w:pPr>
+              <w:spacing w:after="20"/>
+            </w:pPr>
+            <w:r>
+              <w:rPr>
+                <w:rFonts w:ascii="Georgia" w:hAnsi="Georgia" w:cs="Georgia"/>
+                <w:b/>
+                <w:i/>
+                <w:color w:val="222222"/>
+                <w:sz w:val="15"/>
+              </w:rPr>
+              <w:t xml:space="preserve">Shell Defense. </w:t>
+            </w:r>
+            <w:r>
+              <w:rPr>
+                <w:rFonts w:ascii="Georgia" w:hAnsi="Georgia" w:cs="Georgia"/>
+                <w:b w:val="0"/>
+                <w:i w:val="0"/>
+                <w:color w:val="222222"/>
+                <w:sz w:val="15"/>
+              </w:rPr>
+              <w:t>Bonus action: withdraws into its shell, +4 AC until the start of its next turn, speed 0 while inside.</w:t>
+            </w:r>
+          </w:p>
+          <w:p>
+            <w:pPr>
+              <w:spacing w:after="20"/>
+            </w:pPr>
+            <w:r>
+              <w:rPr>
+                <w:rFonts w:ascii="Georgia" w:hAnsi="Georgia" w:cs="Georgia"/>
+                <w:b/>
+                <w:i/>
+                <w:color w:val="222222"/>
+                <w:sz w:val="15"/>
+              </w:rPr>
+              <w:t xml:space="preserve">Water Veil. </w:t>
+            </w:r>
+            <w:r>
+              <w:rPr>
+                <w:rFonts w:ascii="Georgia" w:hAnsi="Georgia" w:cs="Georgia"/>
+                <w:b w:val="0"/>
+                <w:i w:val="0"/>
+                <w:color w:val="222222"/>
+                <w:sz w:val="15"/>
+              </w:rPr>
+              <w:t>Cannot be set on fire; advantage on saves against being ignited or burned.</w:t>
+            </w:r>
+          </w:p>
+          <w:p>
+            <w:pPr>
+              <w:keepNext/>
+              <w:spacing w:before="60" w:after="20"/>
+            </w:pPr>
+            <w:r>
+              <w:rPr>
+                <w:rFonts w:ascii="Georgia" w:hAnsi="Georgia" w:cs="Georgia"/>
+                <w:b/>
+                <w:color w:val="8B2020"/>
+                <w:sz w:val="16"/>
+              </w:rPr>
+              <w:t>Actions</w:t>
+            </w:r>
+          </w:p>
+          <w:p>
+            <w:pPr>
+              <w:spacing w:after="20"/>
+            </w:pPr>
+            <w:r>
+              <w:rPr>
+                <w:rFonts w:ascii="Georgia" w:hAnsi="Georgia" w:cs="Georgia"/>
+                <w:b/>
+                <w:i/>
+                <w:color w:val="222222"/>
+                <w:sz w:val="15"/>
+              </w:rPr>
+              <w:t xml:space="preserve">Water Bolt. </w:t>
+            </w:r>
+            <w:r>
+              <w:rPr>
+                <w:rFonts w:ascii="Georgia" w:hAnsi="Georgia" w:cs="Georgia"/>
+                <w:b w:val="0"/>
+                <w:i w:val="0"/>
+                <w:color w:val="222222"/>
+                <w:sz w:val="15"/>
+              </w:rPr>
+              <w:t>+4 to hit, range 30 ft. Hit: 2d8+2 bludgeoning, and the target makes a DC 14 Strength save or is knocked prone.</w:t>
+            </w:r>
+          </w:p>
+          <w:p>
+            <w:pPr>
+              <w:spacing w:after="20"/>
+            </w:pPr>
+            <w:r>
+              <w:rPr>
+                <w:rFonts w:ascii="Georgia" w:hAnsi="Georgia" w:cs="Georgia"/>
+                <w:b/>
+                <w:i/>
+                <w:color w:val="222222"/>
+                <w:sz w:val="15"/>
+              </w:rPr>
+              <w:t xml:space="preserve">Surf (Recharge 5-6). </w:t>
+            </w:r>
+            <w:r>
+              <w:rPr>
+                <w:rFonts w:ascii="Georgia" w:hAnsi="Georgia" w:cs="Georgia"/>
+                <w:b w:val="0"/>
+                <w:i w:val="0"/>
+                <w:color w:val="222222"/>
+                <w:sz w:val="15"/>
+              </w:rPr>
+              <w:t>15-ft cone of water, DC 14 Dexterity save; 4d6 cold (half on a success) and knocked prone on a failure.</w:t>
+            </w:r>
+          </w:p>
+          <w:p>
+            <w:pPr>
+              <w:spacing w:after="20"/>
+            </w:pPr>
+            <w:r>
+              <w:rPr>
+                <w:rFonts w:ascii="Georgia" w:hAnsi="Georgia" w:cs="Georgia"/>
+                <w:b/>
+                <w:i/>
+                <w:color w:val="222222"/>
+                <w:sz w:val="15"/>
+              </w:rPr>
+              <w:t xml:space="preserve">Frost Shell. </w:t>
+            </w:r>
+            <w:r>
+              <w:rPr>
+                <w:rFonts w:ascii="Georgia" w:hAnsi="Georgia" w:cs="Georgia"/>
+                <w:b w:val="0"/>
+                <w:i w:val="0"/>
+                <w:color w:val="222222"/>
+                <w:sz w:val="15"/>
+              </w:rPr>
+              <w:t>+4 to hit, range 20 ft. Hit: 1d10+2 cold, and the target's speed drops 10 ft until the end of its next turn.</w:t>
+            </w:r>
+          </w:p>
+        </w:tc>
+        <w:tc>
+          <w:tcPr>
+            <w:tcW w:type="dxa" w:w="4536"/>
+          </w:tcPr>
+          <w:p>
+            <w:pPr>
+              <w:shd w:val="clear" w:color="auto" w:fill="1F7A78"/>
+              <w:spacing w:before="0" w:after="20"/>
+            </w:pPr>
+            <w:r>
+              <w:rPr>
+                <w:rFonts w:ascii="Georgia" w:hAnsi="Georgia" w:cs="Georgia"/>
+                <w:b/>
+                <w:color w:val="FFFFFF"/>
+                <w:sz w:val="22"/>
+              </w:rPr>
+              <w:t>EMBERPAWS</w:t>
+            </w:r>
+          </w:p>
+          <w:p>
+            <w:pPr>
+              <w:spacing w:after="40"/>
+            </w:pPr>
+            <w:r>
+              <w:rPr>
+                <w:rFonts w:ascii="Georgia" w:hAnsi="Georgia" w:cs="Georgia"/>
+                <w:i/>
+                <w:color w:val="8B2020"/>
+                <w:sz w:val="16"/>
+              </w:rPr>
+              <w:t>Small fire elemental, chaotic good • stayed with Aelwyn</w:t>
+            </w:r>
+          </w:p>
+          <w:p>
+            <w:pPr>
+              <w:spacing w:after="60"/>
+              <w:jc w:val="center"/>
+            </w:pPr>
+            <w:r>
+              <w:drawing>
+                <wp:inline xmlns:a="http://schemas.openxmlformats.org/drawingml/2006/main" xmlns:pic="http://schemas.openxmlformats.org/drawingml/2006/picture">
+                  <wp:extent cx="2624328" cy="2624328"/>
+                  <wp:docPr id="19" name="Picture 19"/>
+                  <wp:cNvGraphicFramePr>
+                    <a:graphicFrameLocks noChangeAspect="1"/>
+                  </wp:cNvGraphicFramePr>
+                  <a:graphic>
+                    <a:graphicData uri="http://schemas.openxmlformats.org/drawingml/2006/picture">
+                      <pic:pic>
+                        <pic:nvPicPr>
+                          <pic:cNvPr id="0" name="image.jpg"/>
+                          <pic:cNvPicPr/>
+                        </pic:nvPicPr>
+                        <pic:blipFill>
+                          <a:blip r:embed="rId26"/>
+                          <a:stretch>
+                            <a:fillRect/>
+                          </a:stretch>
+                        </pic:blipFill>
+                        <pic:spPr>
+                          <a:xfrm>
+                            <a:off x="0" y="0"/>
+                            <a:ext cx="2624328" cy="2624328"/>
+                          </a:xfrm>
+                          <a:prstGeom prst="rect"/>
+                        </pic:spPr>
+                      </pic:pic>
+                    </a:graphicData>
+                  </a:graphic>
+                </wp:inline>
+              </w:drawing>
+            </w:r>
+          </w:p>
+          <w:p>
+            <w:pPr>
+              <w:spacing w:after="20"/>
+            </w:pPr>
+            <w:r>
+              <w:rPr>
+                <w:rFonts w:ascii="Georgia" w:hAnsi="Georgia" w:cs="Georgia"/>
+                <w:b/>
+                <w:i w:val="0"/>
+                <w:color w:val="222222"/>
+                <w:sz w:val="15"/>
+              </w:rPr>
+              <w:t>AC</w:t>
+            </w:r>
+            <w:r>
+              <w:rPr>
+                <w:rFonts w:ascii="Georgia" w:hAnsi="Georgia" w:cs="Georgia"/>
+                <w:b w:val="0"/>
+                <w:i w:val="0"/>
+                <w:color w:val="222222"/>
+                <w:sz w:val="15"/>
+              </w:rPr>
+              <w:t xml:space="preserve"> 15 (natural armor)  </w:t>
+            </w:r>
+            <w:r>
+              <w:rPr>
+                <w:rFonts w:ascii="Georgia" w:hAnsi="Georgia" w:cs="Georgia"/>
+                <w:b/>
+                <w:i w:val="0"/>
+                <w:color w:val="222222"/>
+                <w:sz w:val="15"/>
+              </w:rPr>
+              <w:t>HP</w:t>
+            </w:r>
+            <w:r>
+              <w:rPr>
+                <w:rFonts w:ascii="Georgia" w:hAnsi="Georgia" w:cs="Georgia"/>
+                <w:b w:val="0"/>
+                <w:i w:val="0"/>
+                <w:color w:val="222222"/>
+                <w:sz w:val="15"/>
+              </w:rPr>
+              <w:t xml:space="preserve"> 42 (6d6+15)</w:t>
+            </w:r>
+          </w:p>
+          <w:p>
+            <w:pPr>
+              <w:spacing w:after="20"/>
+            </w:pPr>
+            <w:r>
+              <w:rPr>
+                <w:rFonts w:ascii="Georgia" w:hAnsi="Georgia" w:cs="Georgia"/>
+                <w:b/>
+                <w:i w:val="0"/>
+                <w:color w:val="222222"/>
+                <w:sz w:val="15"/>
+              </w:rPr>
+              <w:t>Speed</w:t>
+            </w:r>
+            <w:r>
+              <w:rPr>
+                <w:rFonts w:ascii="Georgia" w:hAnsi="Georgia" w:cs="Georgia"/>
+                <w:b w:val="0"/>
+                <w:i w:val="0"/>
+                <w:color w:val="222222"/>
+                <w:sz w:val="15"/>
+              </w:rPr>
+              <w:t xml:space="preserve"> 30 ft</w:t>
+            </w:r>
+          </w:p>
+          <w:p>
+            <w:pPr>
+              <w:spacing w:after="20"/>
+            </w:pPr>
+            <w:r>
+              <w:rPr>
+                <w:rFonts w:ascii="Georgia" w:hAnsi="Georgia" w:cs="Georgia"/>
+                <w:b/>
+                <w:i w:val="0"/>
+                <w:color w:val="222222"/>
+                <w:sz w:val="15"/>
+              </w:rPr>
+              <w:t>Skills</w:t>
+            </w:r>
+            <w:r>
+              <w:rPr>
+                <w:rFonts w:ascii="Georgia" w:hAnsi="Georgia" w:cs="Georgia"/>
+                <w:b w:val="0"/>
+                <w:i w:val="0"/>
+                <w:color w:val="222222"/>
+                <w:sz w:val="15"/>
+              </w:rPr>
+              <w:t xml:space="preserve"> Acrobatics +5, Perception +3  </w:t>
+            </w:r>
+            <w:r>
+              <w:rPr>
+                <w:rFonts w:ascii="Georgia" w:hAnsi="Georgia" w:cs="Georgia"/>
+                <w:b/>
+                <w:i w:val="0"/>
+                <w:color w:val="222222"/>
+                <w:sz w:val="15"/>
+              </w:rPr>
+              <w:t>Imm.</w:t>
+            </w:r>
+            <w:r>
+              <w:rPr>
+                <w:rFonts w:ascii="Georgia" w:hAnsi="Georgia" w:cs="Georgia"/>
+                <w:b w:val="0"/>
+                <w:i w:val="0"/>
+                <w:color w:val="222222"/>
+                <w:sz w:val="15"/>
+              </w:rPr>
+              <w:t xml:space="preserve"> fire</w:t>
+            </w:r>
+          </w:p>
+          <w:p>
+            <w:pPr>
+              <w:spacing w:after="20"/>
+            </w:pPr>
+            <w:r>
+              <w:rPr>
+                <w:rFonts w:ascii="Georgia" w:hAnsi="Georgia" w:cs="Georgia"/>
+                <w:b/>
+                <w:i w:val="0"/>
+                <w:color w:val="222222"/>
+                <w:sz w:val="15"/>
+              </w:rPr>
+              <w:t>Senses</w:t>
+            </w:r>
+            <w:r>
+              <w:rPr>
+                <w:rFonts w:ascii="Georgia" w:hAnsi="Georgia" w:cs="Georgia"/>
+                <w:b w:val="0"/>
+                <w:i w:val="0"/>
+                <w:color w:val="222222"/>
+                <w:sz w:val="15"/>
+              </w:rPr>
+              <w:t xml:space="preserve"> darkvision 60 ft  </w:t>
+            </w:r>
+            <w:r>
+              <w:rPr>
+                <w:rFonts w:ascii="Georgia" w:hAnsi="Georgia" w:cs="Georgia"/>
+                <w:b/>
+                <w:i w:val="0"/>
+                <w:color w:val="222222"/>
+                <w:sz w:val="15"/>
+              </w:rPr>
+              <w:t>Languages</w:t>
+            </w:r>
+            <w:r>
+              <w:rPr>
+                <w:rFonts w:ascii="Georgia" w:hAnsi="Georgia" w:cs="Georgia"/>
+                <w:b w:val="0"/>
+                <w:i w:val="0"/>
+                <w:color w:val="222222"/>
+                <w:sz w:val="15"/>
+              </w:rPr>
+              <w:t xml:space="preserve"> understands Ignan and Common</w:t>
+            </w:r>
+          </w:p>
+          <w:p>
+            <w:pPr>
+              <w:keepNext/>
+              <w:spacing w:before="60" w:after="20"/>
+            </w:pPr>
+            <w:r>
+              <w:rPr>
+                <w:rFonts w:ascii="Georgia" w:hAnsi="Georgia" w:cs="Georgia"/>
+                <w:b/>
+                <w:color w:val="8B2020"/>
+                <w:sz w:val="16"/>
+              </w:rPr>
+              <w:t>Traits</w:t>
+            </w:r>
+          </w:p>
+          <w:p>
+            <w:pPr>
+              <w:spacing w:after="20"/>
+            </w:pPr>
+            <w:r>
+              <w:rPr>
+                <w:rFonts w:ascii="Georgia" w:hAnsi="Georgia" w:cs="Georgia"/>
+                <w:b/>
+                <w:i/>
+                <w:color w:val="222222"/>
+                <w:sz w:val="15"/>
+              </w:rPr>
+              <w:t xml:space="preserve">Fiery Spirit. </w:t>
+            </w:r>
+            <w:r>
+              <w:rPr>
+                <w:rFonts w:ascii="Georgia" w:hAnsi="Georgia" w:cs="Georgia"/>
+                <w:b w:val="0"/>
+                <w:i w:val="0"/>
+                <w:color w:val="222222"/>
+                <w:sz w:val="15"/>
+              </w:rPr>
+              <w:t>At 0 HP it can burst into flame: each creature within 10 ft makes a DC 13 Dexterity save, taking 2d6 fire on a failure, half on a success.</w:t>
+            </w:r>
+          </w:p>
+          <w:p>
+            <w:pPr>
+              <w:spacing w:after="20"/>
+            </w:pPr>
+            <w:r>
+              <w:rPr>
+                <w:rFonts w:ascii="Georgia" w:hAnsi="Georgia" w:cs="Georgia"/>
+                <w:b/>
+                <w:i/>
+                <w:color w:val="222222"/>
+                <w:sz w:val="15"/>
+              </w:rPr>
+              <w:t xml:space="preserve">Heatwave (3/Day). </w:t>
+            </w:r>
+            <w:r>
+              <w:rPr>
+                <w:rFonts w:ascii="Georgia" w:hAnsi="Georgia" w:cs="Georgia"/>
+                <w:b w:val="0"/>
+                <w:i w:val="0"/>
+                <w:color w:val="222222"/>
+                <w:sz w:val="15"/>
+              </w:rPr>
+              <w:t>Bonus action: radiates intense heat for 1 minute; any creature that hits it with a melee attack takes 1d8 fire.</w:t>
+            </w:r>
+          </w:p>
+          <w:p>
+            <w:pPr>
+              <w:keepNext/>
+              <w:spacing w:before="60" w:after="20"/>
+            </w:pPr>
+            <w:r>
+              <w:rPr>
+                <w:rFonts w:ascii="Georgia" w:hAnsi="Georgia" w:cs="Georgia"/>
+                <w:b/>
+                <w:color w:val="8B2020"/>
+                <w:sz w:val="16"/>
+              </w:rPr>
+              <w:t>Actions</w:t>
+            </w:r>
+          </w:p>
+          <w:p>
+            <w:pPr>
+              <w:spacing w:after="20"/>
+            </w:pPr>
+            <w:r>
+              <w:rPr>
+                <w:rFonts w:ascii="Georgia" w:hAnsi="Georgia" w:cs="Georgia"/>
+                <w:b/>
+                <w:i/>
+                <w:color w:val="222222"/>
+                <w:sz w:val="15"/>
+              </w:rPr>
+              <w:t xml:space="preserve">Ember. </w:t>
+            </w:r>
+            <w:r>
+              <w:rPr>
+                <w:rFonts w:ascii="Georgia" w:hAnsi="Georgia" w:cs="Georgia"/>
+                <w:b w:val="0"/>
+                <w:i w:val="0"/>
+                <w:color w:val="222222"/>
+                <w:sz w:val="15"/>
+              </w:rPr>
+              <w:t>+5 to hit, range 30 ft. Hit: 2d6+2 fire.</w:t>
+            </w:r>
+          </w:p>
+          <w:p>
+            <w:pPr>
+              <w:spacing w:after="20"/>
+            </w:pPr>
+            <w:r>
+              <w:rPr>
+                <w:rFonts w:ascii="Georgia" w:hAnsi="Georgia" w:cs="Georgia"/>
+                <w:b/>
+                <w:i/>
+                <w:color w:val="222222"/>
+                <w:sz w:val="15"/>
+              </w:rPr>
+              <w:t xml:space="preserve">Bite. </w:t>
+            </w:r>
+            <w:r>
+              <w:rPr>
+                <w:rFonts w:ascii="Georgia" w:hAnsi="Georgia" w:cs="Georgia"/>
+                <w:b w:val="0"/>
+                <w:i w:val="0"/>
+                <w:color w:val="222222"/>
+                <w:sz w:val="15"/>
+              </w:rPr>
+              <w:t>+5 to hit, reach 5 ft. Hit: 1d8+3 piercing.</w:t>
+            </w:r>
+          </w:p>
+          <w:p>
+            <w:pPr>
+              <w:spacing w:after="20"/>
+            </w:pPr>
+            <w:r>
+              <w:rPr>
+                <w:rFonts w:ascii="Georgia" w:hAnsi="Georgia" w:cs="Georgia"/>
+                <w:b/>
+                <w:i/>
+                <w:color w:val="222222"/>
+                <w:sz w:val="15"/>
+              </w:rPr>
+              <w:t xml:space="preserve">Tail Flame Whip. </w:t>
+            </w:r>
+            <w:r>
+              <w:rPr>
+                <w:rFonts w:ascii="Georgia" w:hAnsi="Georgia" w:cs="Georgia"/>
+                <w:b w:val="0"/>
+                <w:i w:val="0"/>
+                <w:color w:val="222222"/>
+                <w:sz w:val="15"/>
+              </w:rPr>
+              <w:t>+5 to hit, reach 10 ft. Hit: 2d6+3 fire, and the target makes a DC 13 Dexterity save or is ignited (1d4 fire at the start of each of its turns until someone uses an action to douse it).</w:t>
+            </w:r>
+          </w:p>
+        </w:tc>
+      </w:tr>
+    </w:tbl>
+    <w:p>
+      <w:pPr>
+        <w:spacing w:after="40"/>
+      </w:pPr>
+    </w:p>
+    <w:p>
+      <w:pPr>
+        <w:spacing w:before="40" w:after="160"/>
+      </w:pPr>
+      <w:r>
+        <w:rPr>
+          <w:rFonts w:ascii="Georgia" w:hAnsi="Georgia" w:cs="Georgia"/>
+          <w:b/>
+          <w:color w:val="8B2020"/>
+          <w:sz w:val="18"/>
+        </w:rPr>
+        <w:t xml:space="preserve">Tactics: </w:t>
+      </w:r>
+      <w:r>
+        <w:rPr>
+          <w:rFonts w:ascii="Georgia" w:hAnsi="Georgia" w:cs="Georgia"/>
+          <w:b w:val="0"/>
+          <w:i/>
           <w:color w:val="222222"/>
           <w:sz w:val="18"/>
         </w:rPr>
-        <w:t>Displacement.</w:t>
-      </w:r>
-      <w:r>
-        <w:rPr>
-          <w:rFonts w:ascii="Georgia" w:hAnsi="Georgia" w:cs="Georgia"/>
-          <w:b w:val="0"/>
-          <w:i w:val="0"/>
-          <w:color w:val="222222"/>
-          <w:sz w:val="18"/>
-        </w:rPr>
-        <w:t xml:space="preserve"> Projects an illusion of standing beside itself; attack rolls against it have disadvantage until it takes damage.</w:t>
-      </w:r>
-    </w:p>
-    <w:p>
-      <w:pPr>
-        <w:pBdr>
-          <w:left w:val="single" w:sz="18" w:space="12" w:color="8B2020"/>
-        </w:pBdr>
-        <w:shd w:val="clear" w:color="auto" w:fill="FCF6F6"/>
-        <w:spacing w:before="30" w:after="70"/>
-        <w:ind w:left="340" w:right="340"/>
-      </w:pPr>
-      <w:r>
-        <w:rPr>
-          <w:rFonts w:ascii="Georgia" w:hAnsi="Georgia" w:cs="Georgia"/>
-          <w:b/>
-          <w:i w:val="0"/>
-          <w:color w:val="222222"/>
-          <w:sz w:val="18"/>
-        </w:rPr>
-        <w:t>Tentacles (Multiattack x2).</w:t>
-      </w:r>
-      <w:r>
-        <w:rPr>
-          <w:rFonts w:ascii="Georgia" w:hAnsi="Georgia" w:cs="Georgia"/>
-          <w:b w:val="0"/>
-          <w:i w:val="0"/>
-          <w:color w:val="222222"/>
-          <w:sz w:val="18"/>
-        </w:rPr>
-        <w:t xml:space="preserve"> +6, reach 10 ft., 1d6 + 4 bludgeoning plus 1d8 force.</w:t>
-      </w:r>
-    </w:p>
-    <w:p>
-      <w:pPr>
-        <w:keepNext/>
-        <w:pBdr>
-          <w:left w:val="single" w:sz="18" w:space="12" w:color="8B2020"/>
-        </w:pBdr>
-        <w:shd w:val="clear" w:color="auto" w:fill="FCF6F6"/>
-        <w:spacing w:before="30" w:after="70"/>
-        <w:ind w:left="340" w:right="340"/>
-      </w:pPr>
-      <w:r>
-        <w:rPr>
-          <w:rFonts w:ascii="Georgia" w:hAnsi="Georgia" w:cs="Georgia"/>
-          <w:b/>
-          <w:color w:val="8B2020"/>
-          <w:sz w:val="22"/>
-        </w:rPr>
-        <w:t>Shroomyte</w:t>
-      </w:r>
-    </w:p>
-    <w:p>
-      <w:pPr>
-        <w:pBdr>
-          <w:left w:val="single" w:sz="18" w:space="12" w:color="8B2020"/>
-        </w:pBdr>
-        <w:shd w:val="clear" w:color="auto" w:fill="FCF6F6"/>
-        <w:spacing w:before="30" w:after="70"/>
-        <w:ind w:left="340" w:right="340"/>
-      </w:pPr>
-      <w:r>
-        <w:rPr>
-          <w:rFonts w:ascii="Georgia" w:hAnsi="Georgia" w:cs="Georgia"/>
-          <w:b w:val="0"/>
-          <w:i w:val="0"/>
-          <w:color w:val="222222"/>
-          <w:sz w:val="18"/>
-        </w:rPr>
-        <w:t xml:space="preserve">Small plant, neutral. </w:t>
-      </w:r>
-      <w:r>
-        <w:rPr>
-          <w:rFonts w:ascii="Georgia" w:hAnsi="Georgia" w:cs="Georgia"/>
-          <w:b/>
-          <w:i w:val="0"/>
-          <w:color w:val="222222"/>
-          <w:sz w:val="18"/>
-        </w:rPr>
-        <w:t>CR 2</w:t>
-      </w:r>
-      <w:r>
-        <w:rPr>
-          <w:rFonts w:ascii="Georgia" w:hAnsi="Georgia" w:cs="Georgia"/>
-          <w:b w:val="0"/>
-          <w:i w:val="0"/>
-          <w:color w:val="222222"/>
-          <w:sz w:val="18"/>
-        </w:rPr>
-        <w:t>. AC 13 (natural armor), HP 27 (5d8 + 5), Speed 20 ft.</w:t>
-      </w:r>
-    </w:p>
-    <w:p>
-      <w:pPr>
-        <w:pBdr>
-          <w:left w:val="single" w:sz="18" w:space="12" w:color="8B2020"/>
-        </w:pBdr>
-        <w:shd w:val="clear" w:color="auto" w:fill="FCF6F6"/>
-        <w:spacing w:before="30" w:after="70"/>
-        <w:ind w:left="340" w:right="340"/>
-      </w:pPr>
-      <w:r>
-        <w:rPr>
-          <w:rFonts w:ascii="Georgia" w:hAnsi="Georgia" w:cs="Georgia"/>
-          <w:b w:val="0"/>
-          <w:i w:val="0"/>
-          <w:color w:val="222222"/>
-          <w:sz w:val="18"/>
-        </w:rPr>
-        <w:t>STR 12, DEX 12, CON 14, INT 6, WIS 12, CHA 7. Saves Con +4, Wis +3; Stealth +3, Perception +3.</w:t>
-      </w:r>
-    </w:p>
-    <w:p>
-      <w:pPr>
-        <w:pBdr>
-          <w:left w:val="single" w:sz="18" w:space="12" w:color="8B2020"/>
-        </w:pBdr>
-        <w:shd w:val="clear" w:color="auto" w:fill="FCF6F6"/>
-        <w:spacing w:before="30" w:after="70"/>
-        <w:ind w:left="340" w:right="340"/>
-      </w:pPr>
-      <w:r>
-        <w:rPr>
-          <w:rFonts w:ascii="Georgia" w:hAnsi="Georgia" w:cs="Georgia"/>
-          <w:b w:val="0"/>
-          <w:i w:val="0"/>
-          <w:color w:val="222222"/>
-          <w:sz w:val="18"/>
-        </w:rPr>
-        <w:t>Resistance poison; immune to the poisoned condition. Darkvision 60 ft. Understands Sylvan.</w:t>
-      </w:r>
-    </w:p>
-    <w:p>
-      <w:pPr>
-        <w:pBdr>
-          <w:left w:val="single" w:sz="18" w:space="12" w:color="8B2020"/>
-        </w:pBdr>
-        <w:shd w:val="clear" w:color="auto" w:fill="FCF6F6"/>
-        <w:spacing w:before="30" w:after="70"/>
-        <w:ind w:left="340" w:right="340"/>
-      </w:pPr>
-      <w:r>
-        <w:rPr>
-          <w:rFonts w:ascii="Georgia" w:hAnsi="Georgia" w:cs="Georgia"/>
-          <w:b/>
-          <w:i w:val="0"/>
-          <w:color w:val="222222"/>
-          <w:sz w:val="18"/>
-        </w:rPr>
-        <w:t>Bioluminescent Glow.</w:t>
-      </w:r>
-      <w:r>
-        <w:rPr>
-          <w:rFonts w:ascii="Georgia" w:hAnsi="Georgia" w:cs="Georgia"/>
-          <w:b w:val="0"/>
-          <w:i w:val="0"/>
-          <w:color w:val="222222"/>
-          <w:sz w:val="18"/>
-        </w:rPr>
-        <w:t xml:space="preserve"> Dim light in a 10 ft. radius; can suppress it as a bonus action. </w:t>
-      </w:r>
-      <w:r>
-        <w:rPr>
-          <w:rFonts w:ascii="Georgia" w:hAnsi="Georgia" w:cs="Georgia"/>
-          <w:b/>
-          <w:i w:val="0"/>
-          <w:color w:val="222222"/>
-          <w:sz w:val="18"/>
-        </w:rPr>
-        <w:t>Multiattack.</w:t>
-      </w:r>
-      <w:r>
-        <w:rPr>
-          <w:rFonts w:ascii="Georgia" w:hAnsi="Georgia" w:cs="Georgia"/>
-          <w:b w:val="0"/>
-          <w:i w:val="0"/>
-          <w:color w:val="222222"/>
-          <w:sz w:val="18"/>
-        </w:rPr>
-        <w:t xml:space="preserve"> One Spore Blast and one Mycelium Tendrils.</w:t>
-      </w:r>
-    </w:p>
-    <w:p>
-      <w:pPr>
-        <w:pBdr>
-          <w:left w:val="single" w:sz="18" w:space="12" w:color="8B2020"/>
-        </w:pBdr>
-        <w:shd w:val="clear" w:color="auto" w:fill="FCF6F6"/>
-        <w:spacing w:before="30" w:after="70"/>
-        <w:ind w:left="340" w:right="340"/>
-      </w:pPr>
-      <w:r>
-        <w:rPr>
-          <w:rFonts w:ascii="Georgia" w:hAnsi="Georgia" w:cs="Georgia"/>
-          <w:b/>
-          <w:i w:val="0"/>
-          <w:color w:val="222222"/>
-          <w:sz w:val="18"/>
-        </w:rPr>
-        <w:t>Spore Blast.</w:t>
-      </w:r>
-      <w:r>
-        <w:rPr>
-          <w:rFonts w:ascii="Georgia" w:hAnsi="Georgia" w:cs="Georgia"/>
-          <w:b w:val="0"/>
-          <w:i w:val="0"/>
-          <w:color w:val="222222"/>
-          <w:sz w:val="18"/>
-        </w:rPr>
-        <w:t xml:space="preserve"> +4, range 30 ft., 2d6 + 2 poison; DC 13 Constitution save or poisoned one turn.</w:t>
-      </w:r>
-    </w:p>
-    <w:p>
-      <w:pPr>
-        <w:pBdr>
-          <w:left w:val="single" w:sz="18" w:space="12" w:color="8B2020"/>
-        </w:pBdr>
-        <w:shd w:val="clear" w:color="auto" w:fill="FCF6F6"/>
-        <w:spacing w:before="30" w:after="70"/>
-        <w:ind w:left="340" w:right="340"/>
-      </w:pPr>
-      <w:r>
-        <w:rPr>
-          <w:rFonts w:ascii="Georgia" w:hAnsi="Georgia" w:cs="Georgia"/>
-          <w:b/>
-          <w:i w:val="0"/>
-          <w:color w:val="222222"/>
-          <w:sz w:val="18"/>
-        </w:rPr>
-        <w:t>Mycelium Tendrils.</w:t>
-      </w:r>
-      <w:r>
-        <w:rPr>
-          <w:rFonts w:ascii="Georgia" w:hAnsi="Georgia" w:cs="Georgia"/>
-          <w:b w:val="0"/>
-          <w:i w:val="0"/>
-          <w:color w:val="222222"/>
-          <w:sz w:val="18"/>
-        </w:rPr>
-        <w:t xml:space="preserve"> +4, reach 10 ft., 2d4 + 2 bludgeoning; DC 13 Strength save or restrained one turn.</w:t>
-      </w:r>
-    </w:p>
-    <w:p>
-      <w:pPr>
-        <w:pBdr>
-          <w:left w:val="single" w:sz="18" w:space="12" w:color="8B2020"/>
-        </w:pBdr>
-        <w:shd w:val="clear" w:color="auto" w:fill="FCF6F6"/>
-        <w:spacing w:before="30" w:after="70"/>
-        <w:ind w:left="340" w:right="340"/>
-      </w:pPr>
-      <w:r>
-        <w:rPr>
-          <w:rFonts w:ascii="Georgia" w:hAnsi="Georgia" w:cs="Georgia"/>
-          <w:b/>
-          <w:i w:val="0"/>
-          <w:color w:val="222222"/>
-          <w:sz w:val="18"/>
-        </w:rPr>
-        <w:t>Fungal Retribution (Reaction).</w:t>
-      </w:r>
-      <w:r>
-        <w:rPr>
-          <w:rFonts w:ascii="Georgia" w:hAnsi="Georgia" w:cs="Georgia"/>
-          <w:b w:val="0"/>
-          <w:i w:val="0"/>
-          <w:color w:val="222222"/>
-          <w:sz w:val="18"/>
-        </w:rPr>
-        <w:t xml:space="preserve"> A melee attacker within 5 ft. takes 2d4 poison (DC 13 Constitution negates).</w:t>
-      </w:r>
-    </w:p>
-    <w:p>
-      <w:pPr>
-        <w:keepNext/>
-        <w:pBdr>
-          <w:left w:val="single" w:sz="18" w:space="12" w:color="8B2020"/>
-        </w:pBdr>
-        <w:shd w:val="clear" w:color="auto" w:fill="FCF6F6"/>
-        <w:spacing w:before="30" w:after="70"/>
-        <w:ind w:left="340" w:right="340"/>
-      </w:pPr>
-      <w:r>
-        <w:rPr>
-          <w:rFonts w:ascii="Georgia" w:hAnsi="Georgia" w:cs="Georgia"/>
-          <w:b/>
-          <w:color w:val="8B2020"/>
-          <w:sz w:val="22"/>
-        </w:rPr>
-        <w:t>The Professor's Companions</w:t>
-      </w:r>
-    </w:p>
-    <w:p>
-      <w:pPr>
-        <w:pBdr>
-          <w:left w:val="single" w:sz="18" w:space="12" w:color="8B2020"/>
-        </w:pBdr>
-        <w:shd w:val="clear" w:color="auto" w:fill="FCF6F6"/>
-        <w:spacing w:before="30" w:after="70"/>
-        <w:ind w:left="340" w:right="340"/>
-      </w:pPr>
-      <w:r>
-        <w:rPr>
-          <w:rFonts w:ascii="Georgia" w:hAnsi="Georgia" w:cs="Georgia"/>
-          <w:b/>
-          <w:i w:val="0"/>
-          <w:color w:val="222222"/>
-          <w:sz w:val="18"/>
-        </w:rPr>
-        <w:t>Floraburst (the party's companion).</w:t>
-      </w:r>
-      <w:r>
-        <w:rPr>
-          <w:rFonts w:ascii="Georgia" w:hAnsi="Georgia" w:cs="Georgia"/>
-          <w:b w:val="0"/>
-          <w:i w:val="0"/>
-          <w:color w:val="222222"/>
-          <w:sz w:val="18"/>
-        </w:rPr>
-        <w:t xml:space="preserve"> Small fey, neutral good. AC 14 (natural armor), HP 45 (6d6 + 18), Speed 30 ft.</w:t>
-      </w:r>
-    </w:p>
-    <w:p>
-      <w:pPr>
-        <w:pBdr>
-          <w:left w:val="single" w:sz="18" w:space="12" w:color="8B2020"/>
-        </w:pBdr>
-        <w:shd w:val="clear" w:color="auto" w:fill="FCF6F6"/>
-        <w:spacing w:before="30" w:after="70"/>
-        <w:ind w:left="340" w:right="340"/>
-      </w:pPr>
-      <w:r>
-        <w:rPr>
-          <w:rFonts w:ascii="Georgia" w:hAnsi="Georgia" w:cs="Georgia"/>
-          <w:b w:val="0"/>
-          <w:i w:val="0"/>
-          <w:color w:val="222222"/>
-          <w:sz w:val="18"/>
-        </w:rPr>
-        <w:t>STR 14, DEX 12, CON 16, INT 10, WIS 14, CHA 10. Skills Nature +4, Survival +4. Resistance poison. Darkvision 60 ft. Understands Sylvan and Common.</w:t>
-      </w:r>
-    </w:p>
-    <w:p>
-      <w:pPr>
-        <w:pBdr>
-          <w:left w:val="single" w:sz="18" w:space="12" w:color="8B2020"/>
-        </w:pBdr>
-        <w:shd w:val="clear" w:color="auto" w:fill="FCF6F6"/>
-        <w:spacing w:before="30" w:after="70"/>
-        <w:ind w:left="340" w:right="340"/>
-      </w:pPr>
-      <w:r>
-        <w:rPr>
-          <w:rFonts w:ascii="Georgia" w:hAnsi="Georgia" w:cs="Georgia"/>
-          <w:b/>
-          <w:i w:val="0"/>
-          <w:color w:val="222222"/>
-          <w:sz w:val="18"/>
-        </w:rPr>
-        <w:t>Plant Camouflage.</w:t>
-      </w:r>
-      <w:r>
-        <w:rPr>
-          <w:rFonts w:ascii="Georgia" w:hAnsi="Georgia" w:cs="Georgia"/>
-          <w:b w:val="0"/>
-          <w:i w:val="0"/>
-          <w:color w:val="222222"/>
-          <w:sz w:val="18"/>
-        </w:rPr>
-        <w:t xml:space="preserve"> Advantage on Stealth checks in heavy foliage. </w:t>
-      </w:r>
-      <w:r>
-        <w:rPr>
-          <w:rFonts w:ascii="Georgia" w:hAnsi="Georgia" w:cs="Georgia"/>
-          <w:b/>
-          <w:i w:val="0"/>
-          <w:color w:val="222222"/>
-          <w:sz w:val="18"/>
-        </w:rPr>
-        <w:t>Photosynthesis.</w:t>
-      </w:r>
-      <w:r>
-        <w:rPr>
-          <w:rFonts w:ascii="Georgia" w:hAnsi="Georgia" w:cs="Georgia"/>
-          <w:b w:val="0"/>
-          <w:i w:val="0"/>
-          <w:color w:val="222222"/>
-          <w:sz w:val="18"/>
-        </w:rPr>
-        <w:t xml:space="preserve"> Recovers 10 extra HP when resting in sunlight.</w:t>
-      </w:r>
-    </w:p>
-    <w:p>
-      <w:pPr>
-        <w:pBdr>
-          <w:left w:val="single" w:sz="18" w:space="12" w:color="8B2020"/>
-        </w:pBdr>
-        <w:shd w:val="clear" w:color="auto" w:fill="FCF6F6"/>
-        <w:spacing w:before="30" w:after="70"/>
-        <w:ind w:left="340" w:right="340"/>
-      </w:pPr>
-      <w:r>
-        <w:rPr>
-          <w:rFonts w:ascii="Georgia" w:hAnsi="Georgia" w:cs="Georgia"/>
-          <w:b/>
-          <w:i w:val="0"/>
-          <w:color w:val="222222"/>
-          <w:sz w:val="18"/>
-        </w:rPr>
-        <w:t>Razor Leaf.</w:t>
-      </w:r>
-      <w:r>
-        <w:rPr>
-          <w:rFonts w:ascii="Georgia" w:hAnsi="Georgia" w:cs="Georgia"/>
-          <w:b w:val="0"/>
-          <w:i w:val="0"/>
-          <w:color w:val="222222"/>
-          <w:sz w:val="18"/>
-        </w:rPr>
-        <w:t xml:space="preserve"> +4, range 30 ft., 2d8 + 2 slashing. </w:t>
-      </w:r>
-      <w:r>
-        <w:rPr>
-          <w:rFonts w:ascii="Georgia" w:hAnsi="Georgia" w:cs="Georgia"/>
-          <w:b/>
-          <w:i w:val="0"/>
-          <w:color w:val="222222"/>
-          <w:sz w:val="18"/>
-        </w:rPr>
-        <w:t>Vine Lash.</w:t>
-      </w:r>
-      <w:r>
-        <w:rPr>
-          <w:rFonts w:ascii="Georgia" w:hAnsi="Georgia" w:cs="Georgia"/>
-          <w:b w:val="0"/>
-          <w:i w:val="0"/>
-          <w:color w:val="222222"/>
-          <w:sz w:val="18"/>
-        </w:rPr>
-        <w:t xml:space="preserve"> +4, reach 15 ft., 1d10 + 2 bludgeoning; DC 13 Strength save or restrained one turn.</w:t>
-      </w:r>
-    </w:p>
-    <w:p>
-      <w:pPr>
-        <w:pBdr>
-          <w:left w:val="single" w:sz="18" w:space="12" w:color="8B2020"/>
-        </w:pBdr>
-        <w:shd w:val="clear" w:color="auto" w:fill="FCF6F6"/>
-        <w:spacing w:before="30" w:after="70"/>
-        <w:ind w:left="340" w:right="340"/>
-      </w:pPr>
-      <w:r>
-        <w:rPr>
-          <w:rFonts w:ascii="Georgia" w:hAnsi="Georgia" w:cs="Georgia"/>
-          <w:b/>
-          <w:i w:val="0"/>
-          <w:color w:val="222222"/>
-          <w:sz w:val="18"/>
-        </w:rPr>
-        <w:t>Floraberry (3/Day).</w:t>
-      </w:r>
-      <w:r>
-        <w:rPr>
-          <w:rFonts w:ascii="Georgia" w:hAnsi="Georgia" w:cs="Georgia"/>
-          <w:b w:val="0"/>
-          <w:i w:val="0"/>
-          <w:color w:val="222222"/>
-          <w:sz w:val="18"/>
-        </w:rPr>
-        <w:t xml:space="preserve"> Produces 1d4 + 1 berries; eating one is a Bonus Action (2024 Goodberry rule) and restores 3 HP.</w:t>
-      </w:r>
-    </w:p>
-    <w:p>
-      <w:pPr>
-        <w:pBdr>
-          <w:left w:val="single" w:sz="18" w:space="12" w:color="8B2020"/>
-        </w:pBdr>
-        <w:shd w:val="clear" w:color="auto" w:fill="FCF6F6"/>
-        <w:spacing w:before="30" w:after="70"/>
-        <w:ind w:left="340" w:right="340"/>
-      </w:pPr>
-      <w:r>
-        <w:rPr>
-          <w:rFonts w:ascii="Georgia" w:hAnsi="Georgia" w:cs="Georgia"/>
-          <w:b/>
-          <w:i w:val="0"/>
-          <w:color w:val="222222"/>
-          <w:sz w:val="18"/>
-        </w:rPr>
-        <w:t>Aqualump (stayed with Aelwyn).</w:t>
-      </w:r>
-      <w:r>
-        <w:rPr>
-          <w:rFonts w:ascii="Georgia" w:hAnsi="Georgia" w:cs="Georgia"/>
-          <w:b w:val="0"/>
-          <w:i w:val="0"/>
-          <w:color w:val="222222"/>
-          <w:sz w:val="18"/>
-        </w:rPr>
-        <w:t xml:space="preserve"> Small water elemental, neutral good. AC 16 (shell), HP 54, Swim 30 ft. Water Bolt (2d8 + 2, knockdown), Surf (Recharge 5-6, 4d6 cold cone), Shell Defense (+4 AC, bonus action).</w:t>
-      </w:r>
-    </w:p>
-    <w:p>
-      <w:pPr>
-        <w:pBdr>
-          <w:left w:val="single" w:sz="18" w:space="12" w:color="8B2020"/>
-        </w:pBdr>
-        <w:shd w:val="clear" w:color="auto" w:fill="FCF6F6"/>
-        <w:spacing w:before="30" w:after="70"/>
-        <w:ind w:left="340" w:right="340"/>
-      </w:pPr>
-      <w:r>
-        <w:rPr>
-          <w:rFonts w:ascii="Georgia" w:hAnsi="Georgia" w:cs="Georgia"/>
-          <w:b/>
-          <w:i w:val="0"/>
-          <w:color w:val="222222"/>
-          <w:sz w:val="18"/>
-        </w:rPr>
-        <w:t>Emberpaws (stayed with Aelwyn).</w:t>
-      </w:r>
-      <w:r>
-        <w:rPr>
-          <w:rFonts w:ascii="Georgia" w:hAnsi="Georgia" w:cs="Georgia"/>
-          <w:b w:val="0"/>
-          <w:i w:val="0"/>
-          <w:color w:val="222222"/>
-          <w:sz w:val="18"/>
-        </w:rPr>
-        <w:t xml:space="preserve"> Small fire elemental, chaotic good; fox-like, flame-wreathed. AC 15, HP 42, immune to fire. Ember (2d6 + 2 fire), Tail Flame Whip (2d6 + 3 fire, may ignite), Heatwave (3/Day, melee attackers take 1d8 fire).</w:t>
+        <w:t>A real decision, so let the players meet all three: Aqualump the sturdy shield, Emberpaws the bold striker, Floraburst the healer and scout. The party talked it over, weighed what the long road would need, and chose together; the two not chosen stay safe with Aelwyn.</w:t>
       </w:r>
     </w:p>
     <w:sectPr>

--- a/sessions/session_03_quest_for_knowledge.docx
+++ b/sessions/session_03_quest_for_knowledge.docx
@@ -913,6 +913,54 @@
     <w:p>
       <w:pPr>
         <w:keepNext/>
+        <w:spacing w:before="200" w:after="20"/>
+        <w:ind w:left="500" w:right="500"/>
+        <w:pBdr>
+          <w:top w:val="double" w:sz="6" w:space="4" w:color="1F4D78"/>
+        </w:pBdr>
+      </w:pPr>
+      <w:r>
+        <w:rPr>
+          <w:rFonts w:ascii="Georgia" w:hAnsi="Georgia" w:cs="Georgia"/>
+          <w:b/>
+          <w:color w:val="1F4D78"/>
+          <w:sz w:val="16"/>
+        </w:rPr>
+        <w:t xml:space="preserve">✦ LORE OF ELARIA ✦  </w:t>
+      </w:r>
+      <w:r>
+        <w:rPr>
+          <w:rFonts w:ascii="Georgia" w:hAnsi="Georgia" w:cs="Georgia"/>
+          <w:b/>
+          <w:color w:val="1F4D78"/>
+          <w:sz w:val="19"/>
+        </w:rPr>
+        <w:t>The House of Ravenstone</w:t>
+      </w:r>
+    </w:p>
+    <w:p>
+      <w:pPr>
+        <w:keepLines/>
+        <w:spacing w:before="20" w:after="200"/>
+        <w:ind w:left="500" w:right="500"/>
+        <w:pBdr>
+          <w:bottom w:val="double" w:sz="6" w:space="4" w:color="1F4D78"/>
+        </w:pBdr>
+      </w:pPr>
+      <w:r>
+        <w:rPr>
+          <w:rFonts w:ascii="Georgia" w:hAnsi="Georgia" w:cs="Georgia"/>
+          <w:b w:val="0"/>
+          <w:i/>
+          <w:color w:val="222222"/>
+          <w:sz w:val="19"/>
+        </w:rPr>
+        <w:t>The Ravenstones have studied the planes from their cliff for nine generations of high elves, which is to say about one generation of anyone else's family business. Their laboratory was built on the cliffs because, as the first Ravenstone wrote, the edge of the land is the best place to study the edges of everything else.</w:t>
+      </w:r>
+    </w:p>
+    <w:p>
+      <w:pPr>
+        <w:keepNext/>
         <w:pageBreakBefore/>
         <w:spacing w:before="400" w:after="120"/>
         <w:pBdr>
@@ -4345,6 +4393,54 @@
     <w:p>
       <w:pPr>
         <w:keepNext/>
+        <w:spacing w:before="200" w:after="20"/>
+        <w:ind w:left="500" w:right="500"/>
+        <w:pBdr>
+          <w:top w:val="double" w:sz="6" w:space="4" w:color="1F4D78"/>
+        </w:pBdr>
+      </w:pPr>
+      <w:r>
+        <w:rPr>
+          <w:rFonts w:ascii="Georgia" w:hAnsi="Georgia" w:cs="Georgia"/>
+          <w:b/>
+          <w:color w:val="1F4D78"/>
+          <w:sz w:val="16"/>
+        </w:rPr>
+        <w:t xml:space="preserve">✦ LORE OF ELARIA ✦  </w:t>
+      </w:r>
+      <w:r>
+        <w:rPr>
+          <w:rFonts w:ascii="Georgia" w:hAnsi="Georgia" w:cs="Georgia"/>
+          <w:b/>
+          <w:color w:val="1F4D78"/>
+          <w:sz w:val="19"/>
+        </w:rPr>
+        <w:t>The Weaver of Fractures</w:t>
+      </w:r>
+    </w:p>
+    <w:p>
+      <w:pPr>
+        <w:keepLines/>
+        <w:spacing w:before="20" w:after="200"/>
+        <w:ind w:left="500" w:right="500"/>
+        <w:pBdr>
+          <w:bottom w:val="double" w:sz="6" w:space="4" w:color="1F4D78"/>
+        </w:pBdr>
+      </w:pPr>
+      <w:r>
+        <w:rPr>
+          <w:rFonts w:ascii="Georgia" w:hAnsi="Georgia" w:cs="Georgia"/>
+          <w:b w:val="0"/>
+          <w:i/>
+          <w:color w:val="222222"/>
+          <w:sz w:val="19"/>
+        </w:rPr>
+        <w:t>Maldrith did not hate the world. The old verses are careful about this. She was hunger given patience, a thing from beyond the walls that wanted in, and the walls, being made of starlight, could only hold if someone kept the stars lit.</w:t>
+      </w:r>
+    </w:p>
+    <w:p>
+      <w:pPr>
+        <w:keepNext/>
         <w:pageBreakBefore/>
         <w:spacing w:before="400" w:after="120"/>
         <w:pBdr>
@@ -4735,6 +4831,54 @@
           <w:sz w:val="21"/>
         </w:rPr>
         <w:t xml:space="preserve"> the shipwright will come by to talk of passage north. Below the window, the Great Pine glows on through the dark: a small, stubborn light against a gathering storm, which is, after all, exactly what Guardians are.</w:t>
+      </w:r>
+    </w:p>
+    <w:p>
+      <w:pPr>
+        <w:keepNext/>
+        <w:spacing w:before="200" w:after="20"/>
+        <w:ind w:left="500" w:right="500"/>
+        <w:pBdr>
+          <w:top w:val="double" w:sz="6" w:space="4" w:color="1F4D78"/>
+        </w:pBdr>
+      </w:pPr>
+      <w:r>
+        <w:rPr>
+          <w:rFonts w:ascii="Georgia" w:hAnsi="Georgia" w:cs="Georgia"/>
+          <w:b/>
+          <w:color w:val="1F4D78"/>
+          <w:sz w:val="16"/>
+        </w:rPr>
+        <w:t xml:space="preserve">✦ LORE OF ELARIA ✦  </w:t>
+      </w:r>
+      <w:r>
+        <w:rPr>
+          <w:rFonts w:ascii="Georgia" w:hAnsi="Georgia" w:cs="Georgia"/>
+          <w:b/>
+          <w:color w:val="1F4D78"/>
+          <w:sz w:val="19"/>
+        </w:rPr>
+        <w:t>The First Star Out</w:t>
+      </w:r>
+    </w:p>
+    <w:p>
+      <w:pPr>
+        <w:keepLines/>
+        <w:spacing w:before="20" w:after="200"/>
+        <w:ind w:left="500" w:right="500"/>
+        <w:pBdr>
+          <w:bottom w:val="double" w:sz="6" w:space="4" w:color="1F4D78"/>
+        </w:pBdr>
+      </w:pPr>
+      <w:r>
+        <w:rPr>
+          <w:rFonts w:ascii="Georgia" w:hAnsi="Georgia" w:cs="Georgia"/>
+          <w:b w:val="0"/>
+          <w:i/>
+          <w:color w:val="222222"/>
+          <w:sz w:val="19"/>
+        </w:rPr>
+        <w:t>Betelgeuse went dark on a clear night, with half the Circle watching. The records of that night are strange to read: forty sky-readers, and not one of them wrote the word “impossible,” because every one of them had been trained by the list of names to know exactly what it meant.</w:t>
       </w:r>
     </w:p>
     <w:p>

--- a/sessions/session_03_quest_for_knowledge.docx
+++ b/sessions/session_03_quest_for_knowledge.docx
@@ -5473,18 +5473,24 @@
           </w:p>
           <w:p>
             <w:pPr>
-              <w:spacing w:after="60"/>
-              <w:jc w:val="center"/>
+              <w:spacing w:after="20"/>
             </w:pPr>
             <w:r>
               <w:drawing>
-                <wp:inline xmlns:a="http://schemas.openxmlformats.org/drawingml/2006/main" xmlns:pic="http://schemas.openxmlformats.org/drawingml/2006/picture">
-                  <wp:extent cx="2926080" cy="2926080"/>
+                <wp:anchor xmlns:a="http://schemas.openxmlformats.org/drawingml/2006/main" behindDoc="0" distT="91440" distB="100584" distL="201600" distR="201600" simplePos="0" locked="0" layoutInCell="1" allowOverlap="0" relativeHeight="2">
+                  <wp:simplePos x="0" y="0"/>
+                  <wp:positionH relativeFrom="column">
+                    <wp:align>right</wp:align>
+                  </wp:positionH>
+                  <wp:positionV relativeFrom="paragraph">
+                    <wp:posOffset>0</wp:posOffset>
+                  </wp:positionV>
+                  <wp:extent cx="2560320" cy="2560320"/>
+                  <wp:effectExtent l="0" t="0" r="0" b="0"/>
+                  <wp:wrapSquare wrapText="bothSides"/>
                   <wp:docPr id="14" name="Picture 14"/>
-                  <wp:cNvGraphicFramePr>
-                    <a:graphicFrameLocks noChangeAspect="1"/>
-                  </wp:cNvGraphicFramePr>
-                  <a:graphic>
+                  <wp:cNvGraphicFramePr/>
+                  <a:graphic xmlns:pic="http://schemas.openxmlformats.org/drawingml/2006/picture">
                     <a:graphicData uri="http://schemas.openxmlformats.org/drawingml/2006/picture">
                       <pic:pic>
                         <pic:nvPicPr>
@@ -5500,28 +5506,23 @@
                         <pic:spPr>
                           <a:xfrm>
                             <a:off x="0" y="0"/>
-                            <a:ext cx="2926080" cy="2926080"/>
+                            <a:ext cx="2560320" cy="2560320"/>
                           </a:xfrm>
                           <a:prstGeom prst="rect"/>
                         </pic:spPr>
                       </pic:pic>
                     </a:graphicData>
                   </a:graphic>
-                </wp:inline>
+                </wp:anchor>
               </w:drawing>
             </w:r>
-          </w:p>
-          <w:p>
-            <w:pPr>
-              <w:spacing w:after="20"/>
-            </w:pPr>
             <w:r>
               <w:rPr>
                 <w:rFonts w:ascii="Georgia" w:hAnsi="Georgia" w:cs="Georgia"/>
                 <w:b/>
                 <w:i w:val="0"/>
                 <w:color w:val="222222"/>
-                <w:sz w:val="15"/>
+                <w:sz w:val="17"/>
               </w:rPr>
               <w:t>AC</w:t>
             </w:r>
@@ -5531,7 +5532,7 @@
                 <w:b w:val="0"/>
                 <w:i w:val="0"/>
                 <w:color w:val="222222"/>
-                <w:sz w:val="15"/>
+                <w:sz w:val="17"/>
               </w:rPr>
               <w:t xml:space="preserve"> 14 (natural armor)  </w:t>
             </w:r>
@@ -5541,7 +5542,7 @@
                 <w:b/>
                 <w:i w:val="0"/>
                 <w:color w:val="222222"/>
-                <w:sz w:val="15"/>
+                <w:sz w:val="17"/>
               </w:rPr>
               <w:t>HP</w:t>
             </w:r>
@@ -5551,7 +5552,7 @@
                 <w:b w:val="0"/>
                 <w:i w:val="0"/>
                 <w:color w:val="222222"/>
-                <w:sz w:val="15"/>
+                <w:sz w:val="17"/>
               </w:rPr>
               <w:t xml:space="preserve"> 58 (9d8+18)  </w:t>
             </w:r>
@@ -5561,7 +5562,7 @@
                 <w:b/>
                 <w:i w:val="0"/>
                 <w:color w:val="222222"/>
-                <w:sz w:val="15"/>
+                <w:sz w:val="17"/>
               </w:rPr>
               <w:t>Speed</w:t>
             </w:r>
@@ -5571,7 +5572,7 @@
                 <w:b w:val="0"/>
                 <w:i w:val="0"/>
                 <w:color w:val="222222"/>
-                <w:sz w:val="15"/>
+                <w:sz w:val="17"/>
               </w:rPr>
               <w:t xml:space="preserve"> 0 ft, fly 40 ft (hover)</w:t>
             </w:r>
@@ -5586,7 +5587,7 @@
                 <w:b/>
                 <w:i w:val="0"/>
                 <w:color w:val="222222"/>
-                <w:sz w:val="15"/>
+                <w:sz w:val="17"/>
               </w:rPr>
               <w:t>STR</w:t>
             </w:r>
@@ -5596,7 +5597,7 @@
                 <w:b w:val="0"/>
                 <w:i w:val="0"/>
                 <w:color w:val="222222"/>
-                <w:sz w:val="15"/>
+                <w:sz w:val="17"/>
               </w:rPr>
               <w:t xml:space="preserve"> 8  </w:t>
             </w:r>
@@ -5606,7 +5607,7 @@
                 <w:b/>
                 <w:i w:val="0"/>
                 <w:color w:val="222222"/>
-                <w:sz w:val="15"/>
+                <w:sz w:val="17"/>
               </w:rPr>
               <w:t>DEX</w:t>
             </w:r>
@@ -5616,7 +5617,7 @@
                 <w:b w:val="0"/>
                 <w:i w:val="0"/>
                 <w:color w:val="222222"/>
-                <w:sz w:val="15"/>
+                <w:sz w:val="17"/>
               </w:rPr>
               <w:t xml:space="preserve"> 18  </w:t>
             </w:r>
@@ -5626,7 +5627,7 @@
                 <w:b/>
                 <w:i w:val="0"/>
                 <w:color w:val="222222"/>
-                <w:sz w:val="15"/>
+                <w:sz w:val="17"/>
               </w:rPr>
               <w:t>CON</w:t>
             </w:r>
@@ -5636,7 +5637,7 @@
                 <w:b w:val="0"/>
                 <w:i w:val="0"/>
                 <w:color w:val="222222"/>
-                <w:sz w:val="15"/>
+                <w:sz w:val="17"/>
               </w:rPr>
               <w:t xml:space="preserve"> 14  </w:t>
             </w:r>
@@ -5646,7 +5647,7 @@
                 <w:b/>
                 <w:i w:val="0"/>
                 <w:color w:val="222222"/>
-                <w:sz w:val="15"/>
+                <w:sz w:val="17"/>
               </w:rPr>
               <w:t>INT</w:t>
             </w:r>
@@ -5656,7 +5657,7 @@
                 <w:b w:val="0"/>
                 <w:i w:val="0"/>
                 <w:color w:val="222222"/>
-                <w:sz w:val="15"/>
+                <w:sz w:val="17"/>
               </w:rPr>
               <w:t xml:space="preserve"> 12  </w:t>
             </w:r>
@@ -5666,7 +5667,7 @@
                 <w:b/>
                 <w:i w:val="0"/>
                 <w:color w:val="222222"/>
-                <w:sz w:val="15"/>
+                <w:sz w:val="17"/>
               </w:rPr>
               <w:t>WIS</w:t>
             </w:r>
@@ -5676,7 +5677,7 @@
                 <w:b w:val="0"/>
                 <w:i w:val="0"/>
                 <w:color w:val="222222"/>
-                <w:sz w:val="15"/>
+                <w:sz w:val="17"/>
               </w:rPr>
               <w:t xml:space="preserve"> 15  </w:t>
             </w:r>
@@ -5686,7 +5687,7 @@
                 <w:b/>
                 <w:i w:val="0"/>
                 <w:color w:val="222222"/>
-                <w:sz w:val="15"/>
+                <w:sz w:val="17"/>
               </w:rPr>
               <w:t>CHA</w:t>
             </w:r>
@@ -5696,7 +5697,7 @@
                 <w:b w:val="0"/>
                 <w:i w:val="0"/>
                 <w:color w:val="222222"/>
-                <w:sz w:val="15"/>
+                <w:sz w:val="17"/>
               </w:rPr>
               <w:t xml:space="preserve"> 18</w:t>
             </w:r>
@@ -5711,7 +5712,7 @@
                 <w:b/>
                 <w:i w:val="0"/>
                 <w:color w:val="222222"/>
-                <w:sz w:val="15"/>
+                <w:sz w:val="17"/>
               </w:rPr>
               <w:t>Skills</w:t>
             </w:r>
@@ -5721,7 +5722,7 @@
                 <w:b w:val="0"/>
                 <w:i w:val="0"/>
                 <w:color w:val="222222"/>
-                <w:sz w:val="15"/>
+                <w:sz w:val="17"/>
               </w:rPr>
               <w:t xml:space="preserve"> Stealth +8, Intimidation +6</w:t>
             </w:r>
@@ -5736,7 +5737,7 @@
                 <w:b/>
                 <w:i w:val="0"/>
                 <w:color w:val="222222"/>
-                <w:sz w:val="15"/>
+                <w:sz w:val="17"/>
               </w:rPr>
               <w:t>Resist</w:t>
             </w:r>
@@ -5746,7 +5747,7 @@
                 <w:b w:val="0"/>
                 <w:i w:val="0"/>
                 <w:color w:val="222222"/>
-                <w:sz w:val="15"/>
+                <w:sz w:val="17"/>
               </w:rPr>
               <w:t xml:space="preserve"> acid, fire, lightning, necrotic; nonmagical piercing &amp; bludgeoning</w:t>
             </w:r>
@@ -5761,7 +5762,7 @@
                 <w:b/>
                 <w:i w:val="0"/>
                 <w:color w:val="222222"/>
-                <w:sz w:val="15"/>
+                <w:sz w:val="17"/>
               </w:rPr>
               <w:t>Imm.</w:t>
             </w:r>
@@ -5771,7 +5772,7 @@
                 <w:b w:val="0"/>
                 <w:i w:val="0"/>
                 <w:color w:val="222222"/>
-                <w:sz w:val="15"/>
+                <w:sz w:val="17"/>
               </w:rPr>
               <w:t xml:space="preserve"> poison, psychic; (cond) charmed, frightened, grappled, paralyzed, poisoned, prone, restrained</w:t>
             </w:r>
@@ -5786,7 +5787,7 @@
                 <w:b/>
                 <w:i w:val="0"/>
                 <w:color w:val="222222"/>
-                <w:sz w:val="15"/>
+                <w:sz w:val="17"/>
               </w:rPr>
               <w:t>Senses</w:t>
             </w:r>
@@ -5796,7 +5797,7 @@
                 <w:b w:val="0"/>
                 <w:i w:val="0"/>
                 <w:color w:val="222222"/>
-                <w:sz w:val="15"/>
+                <w:sz w:val="17"/>
               </w:rPr>
               <w:t xml:space="preserve"> darkvision 60 ft</w:t>
             </w:r>
@@ -5811,7 +5812,7 @@
                 <w:rFonts w:ascii="Georgia" w:hAnsi="Georgia" w:cs="Georgia"/>
                 <w:b/>
                 <w:color w:val="8B2020"/>
-                <w:sz w:val="16"/>
+                <w:sz w:val="18"/>
               </w:rPr>
               <w:t>Traits</w:t>
             </w:r>
@@ -5826,7 +5827,7 @@
                 <w:b/>
                 <w:i/>
                 <w:color w:val="222222"/>
-                <w:sz w:val="15"/>
+                <w:sz w:val="17"/>
               </w:rPr>
               <w:t xml:space="preserve">Illusions of Fear. </w:t>
             </w:r>
@@ -5836,7 +5837,7 @@
                 <w:b w:val="0"/>
                 <w:i w:val="0"/>
                 <w:color w:val="222222"/>
-                <w:sz w:val="15"/>
+                <w:sz w:val="17"/>
               </w:rPr>
               <w:t>Creates three identical illusions of itself (AC 14) that move in step with it. DC 18 Arcana or Perception to spot a fake, or the attack misses and the illusion remains. The fakes cannot harm anyone; only the real flame attacks, which is itself a clue.</w:t>
             </w:r>
@@ -5851,7 +5852,7 @@
                 <w:rFonts w:ascii="Georgia" w:hAnsi="Georgia" w:cs="Georgia"/>
                 <w:b/>
                 <w:color w:val="8B2020"/>
-                <w:sz w:val="16"/>
+                <w:sz w:val="18"/>
               </w:rPr>
               <w:t>Actions</w:t>
             </w:r>
@@ -5866,7 +5867,7 @@
                 <w:b/>
                 <w:i/>
                 <w:color w:val="222222"/>
-                <w:sz w:val="15"/>
+                <w:sz w:val="17"/>
               </w:rPr>
               <w:t xml:space="preserve">Shadow Claw. </w:t>
             </w:r>
@@ -5876,7 +5877,7 @@
                 <w:b w:val="0"/>
                 <w:i w:val="0"/>
                 <w:color w:val="222222"/>
-                <w:sz w:val="15"/>
+                <w:sz w:val="17"/>
               </w:rPr>
               <w:t>+6 to hit, reach 5 ft. Hit: 2d8+4 necrotic, and the target makes a DC 14 Wisdom save or is frightened one turn.</w:t>
             </w:r>
@@ -5891,7 +5892,7 @@
                 <w:b/>
                 <w:i/>
                 <w:color w:val="222222"/>
-                <w:sz w:val="15"/>
+                <w:sz w:val="17"/>
               </w:rPr>
               <w:t xml:space="preserve">Terror Wave (Recharge 5-6). </w:t>
             </w:r>
@@ -5901,7 +5902,7 @@
                 <w:b w:val="0"/>
                 <w:i w:val="0"/>
                 <w:color w:val="222222"/>
-                <w:sz w:val="15"/>
+                <w:sz w:val="17"/>
               </w:rPr>
               <w:t>15-ft cone, DC 14 Wisdom save; 3d10 necrotic and frightened 1 minute (repeat the save at the end of each turn).</w:t>
             </w:r>
@@ -5916,7 +5917,7 @@
                 <w:rFonts w:ascii="Georgia" w:hAnsi="Georgia" w:cs="Georgia"/>
                 <w:b/>
                 <w:color w:val="8B2020"/>
-                <w:sz w:val="16"/>
+                <w:sz w:val="18"/>
               </w:rPr>
               <w:t>Reactions</w:t>
             </w:r>
@@ -5931,7 +5932,7 @@
                 <w:b/>
                 <w:i/>
                 <w:color w:val="222222"/>
-                <w:sz w:val="15"/>
+                <w:sz w:val="17"/>
               </w:rPr>
               <w:t xml:space="preserve">Shadowmeld. </w:t>
             </w:r>
@@ -5941,7 +5942,7 @@
                 <w:b w:val="0"/>
                 <w:i w:val="0"/>
                 <w:color w:val="222222"/>
-                <w:sz w:val="15"/>
+                <w:sz w:val="17"/>
               </w:rPr>
               <w:t>When hit, teleports up to 20 ft and becomes lightly obscured.</w:t>
             </w:r>
@@ -5949,11 +5950,6 @@
         </w:tc>
       </w:tr>
     </w:tbl>
-    <w:p>
-      <w:pPr>
-        <w:spacing w:after="40"/>
-      </w:pPr>
-    </w:p>
     <w:p>
       <w:pPr>
         <w:spacing w:before="40" w:after="160"/>
@@ -6072,18 +6068,24 @@
           </w:p>
           <w:p>
             <w:pPr>
-              <w:spacing w:after="60"/>
-              <w:jc w:val="center"/>
+              <w:spacing w:after="20"/>
             </w:pPr>
             <w:r>
               <w:drawing>
-                <wp:inline xmlns:a="http://schemas.openxmlformats.org/drawingml/2006/main" xmlns:pic="http://schemas.openxmlformats.org/drawingml/2006/picture">
-                  <wp:extent cx="2926080" cy="2926080"/>
+                <wp:anchor xmlns:a="http://schemas.openxmlformats.org/drawingml/2006/main" behindDoc="0" distT="91440" distB="100584" distL="201600" distR="201600" simplePos="0" locked="0" layoutInCell="1" allowOverlap="0" relativeHeight="2">
+                  <wp:simplePos x="0" y="0"/>
+                  <wp:positionH relativeFrom="column">
+                    <wp:align>right</wp:align>
+                  </wp:positionH>
+                  <wp:positionV relativeFrom="paragraph">
+                    <wp:posOffset>0</wp:posOffset>
+                  </wp:positionV>
+                  <wp:extent cx="2560320" cy="2560320"/>
+                  <wp:effectExtent l="0" t="0" r="0" b="0"/>
+                  <wp:wrapSquare wrapText="bothSides"/>
                   <wp:docPr id="15" name="Picture 15"/>
-                  <wp:cNvGraphicFramePr>
-                    <a:graphicFrameLocks noChangeAspect="1"/>
-                  </wp:cNvGraphicFramePr>
-                  <a:graphic>
+                  <wp:cNvGraphicFramePr/>
+                  <a:graphic xmlns:pic="http://schemas.openxmlformats.org/drawingml/2006/picture">
                     <a:graphicData uri="http://schemas.openxmlformats.org/drawingml/2006/picture">
                       <pic:pic>
                         <pic:nvPicPr>
@@ -6099,28 +6101,23 @@
                         <pic:spPr>
                           <a:xfrm>
                             <a:off x="0" y="0"/>
-                            <a:ext cx="2926080" cy="2926080"/>
+                            <a:ext cx="2560320" cy="2560320"/>
                           </a:xfrm>
                           <a:prstGeom prst="rect"/>
                         </pic:spPr>
                       </pic:pic>
                     </a:graphicData>
                   </a:graphic>
-                </wp:inline>
+                </wp:anchor>
               </w:drawing>
             </w:r>
-          </w:p>
-          <w:p>
-            <w:pPr>
-              <w:spacing w:after="20"/>
-            </w:pPr>
             <w:r>
               <w:rPr>
                 <w:rFonts w:ascii="Georgia" w:hAnsi="Georgia" w:cs="Georgia"/>
                 <w:b/>
                 <w:i w:val="0"/>
                 <w:color w:val="222222"/>
-                <w:sz w:val="15"/>
+                <w:sz w:val="17"/>
               </w:rPr>
               <w:t>AC</w:t>
             </w:r>
@@ -6130,7 +6127,7 @@
                 <w:b w:val="0"/>
                 <w:i w:val="0"/>
                 <w:color w:val="222222"/>
-                <w:sz w:val="15"/>
+                <w:sz w:val="17"/>
               </w:rPr>
               <w:t xml:space="preserve"> 13 (natural armor)  </w:t>
             </w:r>
@@ -6140,7 +6137,7 @@
                 <w:b/>
                 <w:i w:val="0"/>
                 <w:color w:val="222222"/>
-                <w:sz w:val="15"/>
+                <w:sz w:val="17"/>
               </w:rPr>
               <w:t>HP</w:t>
             </w:r>
@@ -6150,7 +6147,7 @@
                 <w:b w:val="0"/>
                 <w:i w:val="0"/>
                 <w:color w:val="222222"/>
-                <w:sz w:val="15"/>
+                <w:sz w:val="17"/>
               </w:rPr>
               <w:t xml:space="preserve"> 85 (10d10+30)  </w:t>
             </w:r>
@@ -6160,7 +6157,7 @@
                 <w:b/>
                 <w:i w:val="0"/>
                 <w:color w:val="222222"/>
-                <w:sz w:val="15"/>
+                <w:sz w:val="17"/>
               </w:rPr>
               <w:t>Speed</w:t>
             </w:r>
@@ -6170,7 +6167,7 @@
                 <w:b w:val="0"/>
                 <w:i w:val="0"/>
                 <w:color w:val="222222"/>
-                <w:sz w:val="15"/>
+                <w:sz w:val="17"/>
               </w:rPr>
               <w:t xml:space="preserve"> 40 ft</w:t>
             </w:r>
@@ -6185,7 +6182,7 @@
                 <w:b/>
                 <w:i w:val="0"/>
                 <w:color w:val="222222"/>
-                <w:sz w:val="15"/>
+                <w:sz w:val="17"/>
               </w:rPr>
               <w:t>STR</w:t>
             </w:r>
@@ -6195,7 +6192,7 @@
                 <w:b w:val="0"/>
                 <w:i w:val="0"/>
                 <w:color w:val="222222"/>
-                <w:sz w:val="15"/>
+                <w:sz w:val="17"/>
               </w:rPr>
               <w:t xml:space="preserve"> 18  </w:t>
             </w:r>
@@ -6205,7 +6202,7 @@
                 <w:b/>
                 <w:i w:val="0"/>
                 <w:color w:val="222222"/>
-                <w:sz w:val="15"/>
+                <w:sz w:val="17"/>
               </w:rPr>
               <w:t>DEX</w:t>
             </w:r>
@@ -6215,7 +6212,7 @@
                 <w:b w:val="0"/>
                 <w:i w:val="0"/>
                 <w:color w:val="222222"/>
-                <w:sz w:val="15"/>
+                <w:sz w:val="17"/>
               </w:rPr>
               <w:t xml:space="preserve"> 15  </w:t>
             </w:r>
@@ -6225,7 +6222,7 @@
                 <w:b/>
                 <w:i w:val="0"/>
                 <w:color w:val="222222"/>
-                <w:sz w:val="15"/>
+                <w:sz w:val="17"/>
               </w:rPr>
               <w:t>CON</w:t>
             </w:r>
@@ -6235,7 +6232,7 @@
                 <w:b w:val="0"/>
                 <w:i w:val="0"/>
                 <w:color w:val="222222"/>
-                <w:sz w:val="15"/>
+                <w:sz w:val="17"/>
               </w:rPr>
               <w:t xml:space="preserve"> 16  </w:t>
             </w:r>
@@ -6245,7 +6242,7 @@
                 <w:b/>
                 <w:i w:val="0"/>
                 <w:color w:val="222222"/>
-                <w:sz w:val="15"/>
+                <w:sz w:val="17"/>
               </w:rPr>
               <w:t>INT</w:t>
             </w:r>
@@ -6255,7 +6252,7 @@
                 <w:b w:val="0"/>
                 <w:i w:val="0"/>
                 <w:color w:val="222222"/>
-                <w:sz w:val="15"/>
+                <w:sz w:val="17"/>
               </w:rPr>
               <w:t xml:space="preserve"> 6  </w:t>
             </w:r>
@@ -6265,7 +6262,7 @@
                 <w:b/>
                 <w:i w:val="0"/>
                 <w:color w:val="222222"/>
-                <w:sz w:val="15"/>
+                <w:sz w:val="17"/>
               </w:rPr>
               <w:t>WIS</w:t>
             </w:r>
@@ -6275,7 +6272,7 @@
                 <w:b w:val="0"/>
                 <w:i w:val="0"/>
                 <w:color w:val="222222"/>
-                <w:sz w:val="15"/>
+                <w:sz w:val="17"/>
               </w:rPr>
               <w:t xml:space="preserve"> 12  </w:t>
             </w:r>
@@ -6285,7 +6282,7 @@
                 <w:b/>
                 <w:i w:val="0"/>
                 <w:color w:val="222222"/>
-                <w:sz w:val="15"/>
+                <w:sz w:val="17"/>
               </w:rPr>
               <w:t>CHA</w:t>
             </w:r>
@@ -6295,7 +6292,7 @@
                 <w:b w:val="0"/>
                 <w:i w:val="0"/>
                 <w:color w:val="222222"/>
-                <w:sz w:val="15"/>
+                <w:sz w:val="17"/>
               </w:rPr>
               <w:t xml:space="preserve"> 8</w:t>
             </w:r>
@@ -6310,7 +6307,7 @@
                 <w:b/>
                 <w:i w:val="0"/>
                 <w:color w:val="222222"/>
-                <w:sz w:val="15"/>
+                <w:sz w:val="17"/>
               </w:rPr>
               <w:t>Senses</w:t>
             </w:r>
@@ -6320,7 +6317,7 @@
                 <w:b w:val="0"/>
                 <w:i w:val="0"/>
                 <w:color w:val="222222"/>
-                <w:sz w:val="15"/>
+                <w:sz w:val="17"/>
               </w:rPr>
               <w:t xml:space="preserve"> darkvision 60 ft</w:t>
             </w:r>
@@ -6335,7 +6332,7 @@
                 <w:rFonts w:ascii="Georgia" w:hAnsi="Georgia" w:cs="Georgia"/>
                 <w:b/>
                 <w:color w:val="8B2020"/>
-                <w:sz w:val="16"/>
+                <w:sz w:val="18"/>
               </w:rPr>
               <w:t>Traits</w:t>
             </w:r>
@@ -6350,7 +6347,7 @@
                 <w:b/>
                 <w:i/>
                 <w:color w:val="222222"/>
-                <w:sz w:val="15"/>
+                <w:sz w:val="17"/>
               </w:rPr>
               <w:t xml:space="preserve">Displacement. </w:t>
             </w:r>
@@ -6360,7 +6357,7 @@
                 <w:b w:val="0"/>
                 <w:i w:val="0"/>
                 <w:color w:val="222222"/>
-                <w:sz w:val="15"/>
+                <w:sz w:val="17"/>
               </w:rPr>
               <w:t>Projects an illusion of standing beside itself; attack rolls against it have disadvantage until it takes damage. Faerie Fire strips the trick away entirely.</w:t>
             </w:r>
@@ -6375,7 +6372,7 @@
                 <w:b/>
                 <w:i/>
                 <w:color w:val="222222"/>
-                <w:sz w:val="15"/>
+                <w:sz w:val="17"/>
               </w:rPr>
               <w:t xml:space="preserve">Planar Warp. </w:t>
             </w:r>
@@ -6385,7 +6382,7 @@
                 <w:b w:val="0"/>
                 <w:i w:val="0"/>
                 <w:color w:val="222222"/>
-                <w:sz w:val="15"/>
+                <w:sz w:val="17"/>
               </w:rPr>
               <w:t>These beasts speak, which displacer beasts never do: the planar distortion here is granting creatures abilities they should not have.</w:t>
             </w:r>
@@ -6400,7 +6397,7 @@
                 <w:rFonts w:ascii="Georgia" w:hAnsi="Georgia" w:cs="Georgia"/>
                 <w:b/>
                 <w:color w:val="8B2020"/>
-                <w:sz w:val="16"/>
+                <w:sz w:val="18"/>
               </w:rPr>
               <w:t>Actions</w:t>
             </w:r>
@@ -6415,7 +6412,7 @@
                 <w:b/>
                 <w:i/>
                 <w:color w:val="222222"/>
-                <w:sz w:val="15"/>
+                <w:sz w:val="17"/>
               </w:rPr>
               <w:t xml:space="preserve">Multiattack. </w:t>
             </w:r>
@@ -6425,7 +6422,7 @@
                 <w:b w:val="0"/>
                 <w:i w:val="0"/>
                 <w:color w:val="222222"/>
-                <w:sz w:val="15"/>
+                <w:sz w:val="17"/>
               </w:rPr>
               <w:t>Two Tentacle attacks.</w:t>
             </w:r>
@@ -6440,7 +6437,7 @@
                 <w:b/>
                 <w:i/>
                 <w:color w:val="222222"/>
-                <w:sz w:val="15"/>
+                <w:sz w:val="17"/>
               </w:rPr>
               <w:t xml:space="preserve">Tentacle. </w:t>
             </w:r>
@@ -6450,7 +6447,7 @@
                 <w:b w:val="0"/>
                 <w:i w:val="0"/>
                 <w:color w:val="222222"/>
-                <w:sz w:val="15"/>
+                <w:sz w:val="17"/>
               </w:rPr>
               <w:t>+6 to hit, reach 10 ft. Hit: 1d6+4 bludgeoning plus 1d8 force.</w:t>
             </w:r>
@@ -6458,11 +6455,6 @@
         </w:tc>
       </w:tr>
     </w:tbl>
-    <w:p>
-      <w:pPr>
-        <w:spacing w:after="40"/>
-      </w:pPr>
-    </w:p>
     <w:p>
       <w:pPr>
         <w:spacing w:before="40" w:after="160"/>
@@ -6581,18 +6573,24 @@
           </w:p>
           <w:p>
             <w:pPr>
-              <w:spacing w:after="60"/>
-              <w:jc w:val="center"/>
+              <w:spacing w:after="20"/>
             </w:pPr>
             <w:r>
               <w:drawing>
-                <wp:inline xmlns:a="http://schemas.openxmlformats.org/drawingml/2006/main" xmlns:pic="http://schemas.openxmlformats.org/drawingml/2006/picture">
-                  <wp:extent cx="2926080" cy="2926080"/>
+                <wp:anchor xmlns:a="http://schemas.openxmlformats.org/drawingml/2006/main" behindDoc="0" distT="91440" distB="100584" distL="201600" distR="201600" simplePos="0" locked="0" layoutInCell="1" allowOverlap="0" relativeHeight="2">
+                  <wp:simplePos x="0" y="0"/>
+                  <wp:positionH relativeFrom="column">
+                    <wp:align>right</wp:align>
+                  </wp:positionH>
+                  <wp:positionV relativeFrom="paragraph">
+                    <wp:posOffset>0</wp:posOffset>
+                  </wp:positionV>
+                  <wp:extent cx="2560320" cy="2560320"/>
+                  <wp:effectExtent l="0" t="0" r="0" b="0"/>
+                  <wp:wrapSquare wrapText="bothSides"/>
                   <wp:docPr id="16" name="Picture 16"/>
-                  <wp:cNvGraphicFramePr>
-                    <a:graphicFrameLocks noChangeAspect="1"/>
-                  </wp:cNvGraphicFramePr>
-                  <a:graphic>
+                  <wp:cNvGraphicFramePr/>
+                  <a:graphic xmlns:pic="http://schemas.openxmlformats.org/drawingml/2006/picture">
                     <a:graphicData uri="http://schemas.openxmlformats.org/drawingml/2006/picture">
                       <pic:pic>
                         <pic:nvPicPr>
@@ -6608,28 +6606,23 @@
                         <pic:spPr>
                           <a:xfrm>
                             <a:off x="0" y="0"/>
-                            <a:ext cx="2926080" cy="2926080"/>
+                            <a:ext cx="2560320" cy="2560320"/>
                           </a:xfrm>
                           <a:prstGeom prst="rect"/>
                         </pic:spPr>
                       </pic:pic>
                     </a:graphicData>
                   </a:graphic>
-                </wp:inline>
+                </wp:anchor>
               </w:drawing>
             </w:r>
-          </w:p>
-          <w:p>
-            <w:pPr>
-              <w:spacing w:after="20"/>
-            </w:pPr>
             <w:r>
               <w:rPr>
                 <w:rFonts w:ascii="Georgia" w:hAnsi="Georgia" w:cs="Georgia"/>
                 <w:b/>
                 <w:i w:val="0"/>
                 <w:color w:val="222222"/>
-                <w:sz w:val="15"/>
+                <w:sz w:val="17"/>
               </w:rPr>
               <w:t>AC</w:t>
             </w:r>
@@ -6639,7 +6632,7 @@
                 <w:b w:val="0"/>
                 <w:i w:val="0"/>
                 <w:color w:val="222222"/>
-                <w:sz w:val="15"/>
+                <w:sz w:val="17"/>
               </w:rPr>
               <w:t xml:space="preserve"> 13 (natural armor)  </w:t>
             </w:r>
@@ -6649,7 +6642,7 @@
                 <w:b/>
                 <w:i w:val="0"/>
                 <w:color w:val="222222"/>
-                <w:sz w:val="15"/>
+                <w:sz w:val="17"/>
               </w:rPr>
               <w:t>HP</w:t>
             </w:r>
@@ -6659,7 +6652,7 @@
                 <w:b w:val="0"/>
                 <w:i w:val="0"/>
                 <w:color w:val="222222"/>
-                <w:sz w:val="15"/>
+                <w:sz w:val="17"/>
               </w:rPr>
               <w:t xml:space="preserve"> 27 (5d8+5)  </w:t>
             </w:r>
@@ -6669,7 +6662,7 @@
                 <w:b/>
                 <w:i w:val="0"/>
                 <w:color w:val="222222"/>
-                <w:sz w:val="15"/>
+                <w:sz w:val="17"/>
               </w:rPr>
               <w:t>Speed</w:t>
             </w:r>
@@ -6679,7 +6672,7 @@
                 <w:b w:val="0"/>
                 <w:i w:val="0"/>
                 <w:color w:val="222222"/>
-                <w:sz w:val="15"/>
+                <w:sz w:val="17"/>
               </w:rPr>
               <w:t xml:space="preserve"> 20 ft</w:t>
             </w:r>
@@ -6694,7 +6687,7 @@
                 <w:b/>
                 <w:i w:val="0"/>
                 <w:color w:val="222222"/>
-                <w:sz w:val="15"/>
+                <w:sz w:val="17"/>
               </w:rPr>
               <w:t>STR</w:t>
             </w:r>
@@ -6704,7 +6697,7 @@
                 <w:b w:val="0"/>
                 <w:i w:val="0"/>
                 <w:color w:val="222222"/>
-                <w:sz w:val="15"/>
+                <w:sz w:val="17"/>
               </w:rPr>
               <w:t xml:space="preserve"> 12  </w:t>
             </w:r>
@@ -6714,7 +6707,7 @@
                 <w:b/>
                 <w:i w:val="0"/>
                 <w:color w:val="222222"/>
-                <w:sz w:val="15"/>
+                <w:sz w:val="17"/>
               </w:rPr>
               <w:t>DEX</w:t>
             </w:r>
@@ -6724,7 +6717,7 @@
                 <w:b w:val="0"/>
                 <w:i w:val="0"/>
                 <w:color w:val="222222"/>
-                <w:sz w:val="15"/>
+                <w:sz w:val="17"/>
               </w:rPr>
               <w:t xml:space="preserve"> 12  </w:t>
             </w:r>
@@ -6734,7 +6727,7 @@
                 <w:b/>
                 <w:i w:val="0"/>
                 <w:color w:val="222222"/>
-                <w:sz w:val="15"/>
+                <w:sz w:val="17"/>
               </w:rPr>
               <w:t>CON</w:t>
             </w:r>
@@ -6744,7 +6737,7 @@
                 <w:b w:val="0"/>
                 <w:i w:val="0"/>
                 <w:color w:val="222222"/>
-                <w:sz w:val="15"/>
+                <w:sz w:val="17"/>
               </w:rPr>
               <w:t xml:space="preserve"> 14  </w:t>
             </w:r>
@@ -6754,7 +6747,7 @@
                 <w:b/>
                 <w:i w:val="0"/>
                 <w:color w:val="222222"/>
-                <w:sz w:val="15"/>
+                <w:sz w:val="17"/>
               </w:rPr>
               <w:t>INT</w:t>
             </w:r>
@@ -6764,7 +6757,7 @@
                 <w:b w:val="0"/>
                 <w:i w:val="0"/>
                 <w:color w:val="222222"/>
-                <w:sz w:val="15"/>
+                <w:sz w:val="17"/>
               </w:rPr>
               <w:t xml:space="preserve"> 6  </w:t>
             </w:r>
@@ -6774,7 +6767,7 @@
                 <w:b/>
                 <w:i w:val="0"/>
                 <w:color w:val="222222"/>
-                <w:sz w:val="15"/>
+                <w:sz w:val="17"/>
               </w:rPr>
               <w:t>WIS</w:t>
             </w:r>
@@ -6784,7 +6777,7 @@
                 <w:b w:val="0"/>
                 <w:i w:val="0"/>
                 <w:color w:val="222222"/>
-                <w:sz w:val="15"/>
+                <w:sz w:val="17"/>
               </w:rPr>
               <w:t xml:space="preserve"> 12  </w:t>
             </w:r>
@@ -6794,7 +6787,7 @@
                 <w:b/>
                 <w:i w:val="0"/>
                 <w:color w:val="222222"/>
-                <w:sz w:val="15"/>
+                <w:sz w:val="17"/>
               </w:rPr>
               <w:t>CHA</w:t>
             </w:r>
@@ -6804,7 +6797,7 @@
                 <w:b w:val="0"/>
                 <w:i w:val="0"/>
                 <w:color w:val="222222"/>
-                <w:sz w:val="15"/>
+                <w:sz w:val="17"/>
               </w:rPr>
               <w:t xml:space="preserve"> 7</w:t>
             </w:r>
@@ -6819,7 +6812,7 @@
                 <w:b/>
                 <w:i w:val="0"/>
                 <w:color w:val="222222"/>
-                <w:sz w:val="15"/>
+                <w:sz w:val="17"/>
               </w:rPr>
               <w:t>Saves</w:t>
             </w:r>
@@ -6829,7 +6822,7 @@
                 <w:b w:val="0"/>
                 <w:i w:val="0"/>
                 <w:color w:val="222222"/>
-                <w:sz w:val="15"/>
+                <w:sz w:val="17"/>
               </w:rPr>
               <w:t xml:space="preserve"> Con +4, Wis +3  </w:t>
             </w:r>
@@ -6839,7 +6832,7 @@
                 <w:b/>
                 <w:i w:val="0"/>
                 <w:color w:val="222222"/>
-                <w:sz w:val="15"/>
+                <w:sz w:val="17"/>
               </w:rPr>
               <w:t>Skills</w:t>
             </w:r>
@@ -6849,7 +6842,7 @@
                 <w:b w:val="0"/>
                 <w:i w:val="0"/>
                 <w:color w:val="222222"/>
-                <w:sz w:val="15"/>
+                <w:sz w:val="17"/>
               </w:rPr>
               <w:t xml:space="preserve"> Stealth +3, Perception +3</w:t>
             </w:r>
@@ -6864,7 +6857,7 @@
                 <w:b/>
                 <w:i w:val="0"/>
                 <w:color w:val="222222"/>
-                <w:sz w:val="15"/>
+                <w:sz w:val="17"/>
               </w:rPr>
               <w:t>Resist</w:t>
             </w:r>
@@ -6874,7 +6867,7 @@
                 <w:b w:val="0"/>
                 <w:i w:val="0"/>
                 <w:color w:val="222222"/>
-                <w:sz w:val="15"/>
+                <w:sz w:val="17"/>
               </w:rPr>
               <w:t xml:space="preserve"> poison  </w:t>
             </w:r>
@@ -6884,7 +6877,7 @@
                 <w:b/>
                 <w:i w:val="0"/>
                 <w:color w:val="222222"/>
-                <w:sz w:val="15"/>
+                <w:sz w:val="17"/>
               </w:rPr>
               <w:t>Imm.</w:t>
             </w:r>
@@ -6894,7 +6887,7 @@
                 <w:b w:val="0"/>
                 <w:i w:val="0"/>
                 <w:color w:val="222222"/>
-                <w:sz w:val="15"/>
+                <w:sz w:val="17"/>
               </w:rPr>
               <w:t xml:space="preserve"> (cond) poisoned</w:t>
             </w:r>
@@ -6909,7 +6902,7 @@
                 <w:b/>
                 <w:i w:val="0"/>
                 <w:color w:val="222222"/>
-                <w:sz w:val="15"/>
+                <w:sz w:val="17"/>
               </w:rPr>
               <w:t>Senses</w:t>
             </w:r>
@@ -6919,7 +6912,7 @@
                 <w:b w:val="0"/>
                 <w:i w:val="0"/>
                 <w:color w:val="222222"/>
-                <w:sz w:val="15"/>
+                <w:sz w:val="17"/>
               </w:rPr>
               <w:t xml:space="preserve"> darkvision 60 ft  </w:t>
             </w:r>
@@ -6929,7 +6922,7 @@
                 <w:b/>
                 <w:i w:val="0"/>
                 <w:color w:val="222222"/>
-                <w:sz w:val="15"/>
+                <w:sz w:val="17"/>
               </w:rPr>
               <w:t>Languages</w:t>
             </w:r>
@@ -6939,7 +6932,7 @@
                 <w:b w:val="0"/>
                 <w:i w:val="0"/>
                 <w:color w:val="222222"/>
-                <w:sz w:val="15"/>
+                <w:sz w:val="17"/>
               </w:rPr>
               <w:t xml:space="preserve"> understands Sylvan</w:t>
             </w:r>
@@ -6954,7 +6947,7 @@
                 <w:rFonts w:ascii="Georgia" w:hAnsi="Georgia" w:cs="Georgia"/>
                 <w:b/>
                 <w:color w:val="8B2020"/>
-                <w:sz w:val="16"/>
+                <w:sz w:val="18"/>
               </w:rPr>
               <w:t>Traits</w:t>
             </w:r>
@@ -6969,7 +6962,7 @@
                 <w:b/>
                 <w:i/>
                 <w:color w:val="222222"/>
-                <w:sz w:val="15"/>
+                <w:sz w:val="17"/>
               </w:rPr>
               <w:t xml:space="preserve">Bioluminescent Glow. </w:t>
             </w:r>
@@ -6979,7 +6972,7 @@
                 <w:b w:val="0"/>
                 <w:i w:val="0"/>
                 <w:color w:val="222222"/>
-                <w:sz w:val="15"/>
+                <w:sz w:val="17"/>
               </w:rPr>
               <w:t>Sheds dim light in a 10-ft radius; can suppress it as a bonus action.</w:t>
             </w:r>
@@ -6994,7 +6987,7 @@
                 <w:rFonts w:ascii="Georgia" w:hAnsi="Georgia" w:cs="Georgia"/>
                 <w:b/>
                 <w:color w:val="8B2020"/>
-                <w:sz w:val="16"/>
+                <w:sz w:val="18"/>
               </w:rPr>
               <w:t>Actions</w:t>
             </w:r>
@@ -7009,7 +7002,7 @@
                 <w:b/>
                 <w:i/>
                 <w:color w:val="222222"/>
-                <w:sz w:val="15"/>
+                <w:sz w:val="17"/>
               </w:rPr>
               <w:t xml:space="preserve">Multiattack. </w:t>
             </w:r>
@@ -7019,7 +7012,7 @@
                 <w:b w:val="0"/>
                 <w:i w:val="0"/>
                 <w:color w:val="222222"/>
-                <w:sz w:val="15"/>
+                <w:sz w:val="17"/>
               </w:rPr>
               <w:t>One Spore Blast and one Mycelium Tendrils.</w:t>
             </w:r>
@@ -7034,7 +7027,7 @@
                 <w:b/>
                 <w:i/>
                 <w:color w:val="222222"/>
-                <w:sz w:val="15"/>
+                <w:sz w:val="17"/>
               </w:rPr>
               <w:t xml:space="preserve">Spore Blast. </w:t>
             </w:r>
@@ -7044,7 +7037,7 @@
                 <w:b w:val="0"/>
                 <w:i w:val="0"/>
                 <w:color w:val="222222"/>
-                <w:sz w:val="15"/>
+                <w:sz w:val="17"/>
               </w:rPr>
               <w:t>+4 to hit, range 30 ft. Hit: 2d6+2 poison, and the target makes a DC 13 Constitution save or is poisoned one turn.</w:t>
             </w:r>
@@ -7059,7 +7052,7 @@
                 <w:b/>
                 <w:i/>
                 <w:color w:val="222222"/>
-                <w:sz w:val="15"/>
+                <w:sz w:val="17"/>
               </w:rPr>
               <w:t xml:space="preserve">Mycelium Tendrils. </w:t>
             </w:r>
@@ -7069,7 +7062,7 @@
                 <w:b w:val="0"/>
                 <w:i w:val="0"/>
                 <w:color w:val="222222"/>
-                <w:sz w:val="15"/>
+                <w:sz w:val="17"/>
               </w:rPr>
               <w:t>+4 to hit, reach 10 ft. Hit: 2d4+2 bludgeoning, and the target makes a DC 13 Strength save or is restrained one turn.</w:t>
             </w:r>
@@ -7084,7 +7077,7 @@
                 <w:rFonts w:ascii="Georgia" w:hAnsi="Georgia" w:cs="Georgia"/>
                 <w:b/>
                 <w:color w:val="8B2020"/>
-                <w:sz w:val="16"/>
+                <w:sz w:val="18"/>
               </w:rPr>
               <w:t>Reactions</w:t>
             </w:r>
@@ -7099,7 +7092,7 @@
                 <w:b/>
                 <w:i/>
                 <w:color w:val="222222"/>
-                <w:sz w:val="15"/>
+                <w:sz w:val="17"/>
               </w:rPr>
               <w:t xml:space="preserve">Fungal Retribution. </w:t>
             </w:r>
@@ -7109,7 +7102,7 @@
                 <w:b w:val="0"/>
                 <w:i w:val="0"/>
                 <w:color w:val="222222"/>
-                <w:sz w:val="15"/>
+                <w:sz w:val="17"/>
               </w:rPr>
               <w:t>A melee attacker within 5 ft takes 2d4 poison (DC 13 Constitution negates).</w:t>
             </w:r>
@@ -7117,11 +7110,6 @@
         </w:tc>
       </w:tr>
     </w:tbl>
-    <w:p>
-      <w:pPr>
-        <w:spacing w:after="40"/>
-      </w:pPr>
-    </w:p>
     <w:p>
       <w:pPr>
         <w:spacing w:before="40" w:after="160"/>
@@ -7240,18 +7228,24 @@
           </w:p>
           <w:p>
             <w:pPr>
-              <w:spacing w:after="60"/>
-              <w:jc w:val="center"/>
+              <w:spacing w:after="20"/>
             </w:pPr>
             <w:r>
               <w:drawing>
-                <wp:inline xmlns:a="http://schemas.openxmlformats.org/drawingml/2006/main" xmlns:pic="http://schemas.openxmlformats.org/drawingml/2006/picture">
-                  <wp:extent cx="3108960" cy="3108960"/>
+                <wp:anchor xmlns:a="http://schemas.openxmlformats.org/drawingml/2006/main" behindDoc="0" distT="91440" distB="100584" distL="201600" distR="201600" simplePos="0" locked="0" layoutInCell="1" allowOverlap="0" relativeHeight="2">
+                  <wp:simplePos x="0" y="0"/>
+                  <wp:positionH relativeFrom="column">
+                    <wp:align>right</wp:align>
+                  </wp:positionH>
+                  <wp:positionV relativeFrom="paragraph">
+                    <wp:posOffset>0</wp:posOffset>
+                  </wp:positionV>
+                  <wp:extent cx="2560320" cy="2560320"/>
+                  <wp:effectExtent l="0" t="0" r="0" b="0"/>
+                  <wp:wrapSquare wrapText="bothSides"/>
                   <wp:docPr id="17" name="Picture 17"/>
-                  <wp:cNvGraphicFramePr>
-                    <a:graphicFrameLocks noChangeAspect="1"/>
-                  </wp:cNvGraphicFramePr>
-                  <a:graphic>
+                  <wp:cNvGraphicFramePr/>
+                  <a:graphic xmlns:pic="http://schemas.openxmlformats.org/drawingml/2006/picture">
                     <a:graphicData uri="http://schemas.openxmlformats.org/drawingml/2006/picture">
                       <pic:pic>
                         <pic:nvPicPr>
@@ -7267,28 +7261,23 @@
                         <pic:spPr>
                           <a:xfrm>
                             <a:off x="0" y="0"/>
-                            <a:ext cx="3108960" cy="3108960"/>
+                            <a:ext cx="2560320" cy="2560320"/>
                           </a:xfrm>
                           <a:prstGeom prst="rect"/>
                         </pic:spPr>
                       </pic:pic>
                     </a:graphicData>
                   </a:graphic>
-                </wp:inline>
+                </wp:anchor>
               </w:drawing>
             </w:r>
-          </w:p>
-          <w:p>
-            <w:pPr>
-              <w:spacing w:after="20"/>
-            </w:pPr>
             <w:r>
               <w:rPr>
                 <w:rFonts w:ascii="Georgia" w:hAnsi="Georgia" w:cs="Georgia"/>
                 <w:b/>
                 <w:i w:val="0"/>
                 <w:color w:val="222222"/>
-                <w:sz w:val="15"/>
+                <w:sz w:val="17"/>
               </w:rPr>
               <w:t>AC</w:t>
             </w:r>
@@ -7298,7 +7287,7 @@
                 <w:b w:val="0"/>
                 <w:i w:val="0"/>
                 <w:color w:val="222222"/>
-                <w:sz w:val="15"/>
+                <w:sz w:val="17"/>
               </w:rPr>
               <w:t xml:space="preserve"> 14 (natural armor)  </w:t>
             </w:r>
@@ -7308,7 +7297,7 @@
                 <w:b/>
                 <w:i w:val="0"/>
                 <w:color w:val="222222"/>
-                <w:sz w:val="15"/>
+                <w:sz w:val="17"/>
               </w:rPr>
               <w:t>HP</w:t>
             </w:r>
@@ -7318,7 +7307,7 @@
                 <w:b w:val="0"/>
                 <w:i w:val="0"/>
                 <w:color w:val="222222"/>
-                <w:sz w:val="15"/>
+                <w:sz w:val="17"/>
               </w:rPr>
               <w:t xml:space="preserve"> 45 (6d6+18)  </w:t>
             </w:r>
@@ -7328,7 +7317,7 @@
                 <w:b/>
                 <w:i w:val="0"/>
                 <w:color w:val="222222"/>
-                <w:sz w:val="15"/>
+                <w:sz w:val="17"/>
               </w:rPr>
               <w:t>Speed</w:t>
             </w:r>
@@ -7338,7 +7327,7 @@
                 <w:b w:val="0"/>
                 <w:i w:val="0"/>
                 <w:color w:val="222222"/>
-                <w:sz w:val="15"/>
+                <w:sz w:val="17"/>
               </w:rPr>
               <w:t xml:space="preserve"> 30 ft</w:t>
             </w:r>
@@ -7353,7 +7342,7 @@
                 <w:b/>
                 <w:i w:val="0"/>
                 <w:color w:val="222222"/>
-                <w:sz w:val="15"/>
+                <w:sz w:val="17"/>
               </w:rPr>
               <w:t>STR</w:t>
             </w:r>
@@ -7363,7 +7352,7 @@
                 <w:b w:val="0"/>
                 <w:i w:val="0"/>
                 <w:color w:val="222222"/>
-                <w:sz w:val="15"/>
+                <w:sz w:val="17"/>
               </w:rPr>
               <w:t xml:space="preserve"> 14  </w:t>
             </w:r>
@@ -7373,7 +7362,7 @@
                 <w:b/>
                 <w:i w:val="0"/>
                 <w:color w:val="222222"/>
-                <w:sz w:val="15"/>
+                <w:sz w:val="17"/>
               </w:rPr>
               <w:t>DEX</w:t>
             </w:r>
@@ -7383,7 +7372,7 @@
                 <w:b w:val="0"/>
                 <w:i w:val="0"/>
                 <w:color w:val="222222"/>
-                <w:sz w:val="15"/>
+                <w:sz w:val="17"/>
               </w:rPr>
               <w:t xml:space="preserve"> 12  </w:t>
             </w:r>
@@ -7393,7 +7382,7 @@
                 <w:b/>
                 <w:i w:val="0"/>
                 <w:color w:val="222222"/>
-                <w:sz w:val="15"/>
+                <w:sz w:val="17"/>
               </w:rPr>
               <w:t>CON</w:t>
             </w:r>
@@ -7403,7 +7392,7 @@
                 <w:b w:val="0"/>
                 <w:i w:val="0"/>
                 <w:color w:val="222222"/>
-                <w:sz w:val="15"/>
+                <w:sz w:val="17"/>
               </w:rPr>
               <w:t xml:space="preserve"> 16  </w:t>
             </w:r>
@@ -7413,7 +7402,7 @@
                 <w:b/>
                 <w:i w:val="0"/>
                 <w:color w:val="222222"/>
-                <w:sz w:val="15"/>
+                <w:sz w:val="17"/>
               </w:rPr>
               <w:t>INT</w:t>
             </w:r>
@@ -7423,7 +7412,7 @@
                 <w:b w:val="0"/>
                 <w:i w:val="0"/>
                 <w:color w:val="222222"/>
-                <w:sz w:val="15"/>
+                <w:sz w:val="17"/>
               </w:rPr>
               <w:t xml:space="preserve"> 10  </w:t>
             </w:r>
@@ -7433,7 +7422,7 @@
                 <w:b/>
                 <w:i w:val="0"/>
                 <w:color w:val="222222"/>
-                <w:sz w:val="15"/>
+                <w:sz w:val="17"/>
               </w:rPr>
               <w:t>WIS</w:t>
             </w:r>
@@ -7443,7 +7432,7 @@
                 <w:b w:val="0"/>
                 <w:i w:val="0"/>
                 <w:color w:val="222222"/>
-                <w:sz w:val="15"/>
+                <w:sz w:val="17"/>
               </w:rPr>
               <w:t xml:space="preserve"> 14  </w:t>
             </w:r>
@@ -7453,7 +7442,7 @@
                 <w:b/>
                 <w:i w:val="0"/>
                 <w:color w:val="222222"/>
-                <w:sz w:val="15"/>
+                <w:sz w:val="17"/>
               </w:rPr>
               <w:t>CHA</w:t>
             </w:r>
@@ -7463,7 +7452,7 @@
                 <w:b w:val="0"/>
                 <w:i w:val="0"/>
                 <w:color w:val="222222"/>
-                <w:sz w:val="15"/>
+                <w:sz w:val="17"/>
               </w:rPr>
               <w:t xml:space="preserve"> 10</w:t>
             </w:r>
@@ -7478,7 +7467,7 @@
                 <w:b/>
                 <w:i w:val="0"/>
                 <w:color w:val="222222"/>
-                <w:sz w:val="15"/>
+                <w:sz w:val="17"/>
               </w:rPr>
               <w:t>Skills</w:t>
             </w:r>
@@ -7488,7 +7477,7 @@
                 <w:b w:val="0"/>
                 <w:i w:val="0"/>
                 <w:color w:val="222222"/>
-                <w:sz w:val="15"/>
+                <w:sz w:val="17"/>
               </w:rPr>
               <w:t xml:space="preserve"> Nature +4, Survival +4  </w:t>
             </w:r>
@@ -7498,7 +7487,7 @@
                 <w:b/>
                 <w:i w:val="0"/>
                 <w:color w:val="222222"/>
-                <w:sz w:val="15"/>
+                <w:sz w:val="17"/>
               </w:rPr>
               <w:t>Resist</w:t>
             </w:r>
@@ -7508,7 +7497,7 @@
                 <w:b w:val="0"/>
                 <w:i w:val="0"/>
                 <w:color w:val="222222"/>
-                <w:sz w:val="15"/>
+                <w:sz w:val="17"/>
               </w:rPr>
               <w:t xml:space="preserve"> poison</w:t>
             </w:r>
@@ -7523,7 +7512,7 @@
                 <w:b/>
                 <w:i w:val="0"/>
                 <w:color w:val="222222"/>
-                <w:sz w:val="15"/>
+                <w:sz w:val="17"/>
               </w:rPr>
               <w:t>Senses</w:t>
             </w:r>
@@ -7533,7 +7522,7 @@
                 <w:b w:val="0"/>
                 <w:i w:val="0"/>
                 <w:color w:val="222222"/>
-                <w:sz w:val="15"/>
+                <w:sz w:val="17"/>
               </w:rPr>
               <w:t xml:space="preserve"> darkvision 60 ft  </w:t>
             </w:r>
@@ -7543,7 +7532,7 @@
                 <w:b/>
                 <w:i w:val="0"/>
                 <w:color w:val="222222"/>
-                <w:sz w:val="15"/>
+                <w:sz w:val="17"/>
               </w:rPr>
               <w:t>Languages</w:t>
             </w:r>
@@ -7553,7 +7542,7 @@
                 <w:b w:val="0"/>
                 <w:i w:val="0"/>
                 <w:color w:val="222222"/>
-                <w:sz w:val="15"/>
+                <w:sz w:val="17"/>
               </w:rPr>
               <w:t xml:space="preserve"> understands Sylvan and Common but cannot speak</w:t>
             </w:r>
@@ -7568,7 +7557,7 @@
                 <w:rFonts w:ascii="Georgia" w:hAnsi="Georgia" w:cs="Georgia"/>
                 <w:b/>
                 <w:color w:val="8B2020"/>
-                <w:sz w:val="16"/>
+                <w:sz w:val="18"/>
               </w:rPr>
               <w:t>Traits</w:t>
             </w:r>
@@ -7583,7 +7572,7 @@
                 <w:b/>
                 <w:i/>
                 <w:color w:val="222222"/>
-                <w:sz w:val="15"/>
+                <w:sz w:val="17"/>
               </w:rPr>
               <w:t xml:space="preserve">Anomaly Sense. </w:t>
             </w:r>
@@ -7593,7 +7582,7 @@
                 <w:b w:val="0"/>
                 <w:i w:val="0"/>
                 <w:color w:val="222222"/>
-                <w:sz w:val="15"/>
+                <w:sz w:val="17"/>
               </w:rPr>
               <w:t>Senses planar anomalies long before anyone else could; the healer and scout of the professor's three.</w:t>
             </w:r>
@@ -7608,7 +7597,7 @@
                 <w:b/>
                 <w:i/>
                 <w:color w:val="222222"/>
-                <w:sz w:val="15"/>
+                <w:sz w:val="17"/>
               </w:rPr>
               <w:t xml:space="preserve">Plant Camouflage. </w:t>
             </w:r>
@@ -7618,7 +7607,7 @@
                 <w:b w:val="0"/>
                 <w:i w:val="0"/>
                 <w:color w:val="222222"/>
-                <w:sz w:val="15"/>
+                <w:sz w:val="17"/>
               </w:rPr>
               <w:t>Advantage on Stealth checks to hide in heavy foliage.</w:t>
             </w:r>
@@ -7633,7 +7622,7 @@
                 <w:b/>
                 <w:i/>
                 <w:color w:val="222222"/>
-                <w:sz w:val="15"/>
+                <w:sz w:val="17"/>
               </w:rPr>
               <w:t xml:space="preserve">Photosynthesis. </w:t>
             </w:r>
@@ -7643,7 +7632,7 @@
                 <w:b w:val="0"/>
                 <w:i w:val="0"/>
                 <w:color w:val="222222"/>
-                <w:sz w:val="15"/>
+                <w:sz w:val="17"/>
               </w:rPr>
               <w:t>Recovers an additional 10 HP when resting in sunlight.</w:t>
             </w:r>
@@ -7658,7 +7647,7 @@
                 <w:rFonts w:ascii="Georgia" w:hAnsi="Georgia" w:cs="Georgia"/>
                 <w:b/>
                 <w:color w:val="8B2020"/>
-                <w:sz w:val="16"/>
+                <w:sz w:val="18"/>
               </w:rPr>
               <w:t>Actions</w:t>
             </w:r>
@@ -7673,7 +7662,7 @@
                 <w:b/>
                 <w:i/>
                 <w:color w:val="222222"/>
-                <w:sz w:val="15"/>
+                <w:sz w:val="17"/>
               </w:rPr>
               <w:t xml:space="preserve">Razor Leaf. </w:t>
             </w:r>
@@ -7683,7 +7672,7 @@
                 <w:b w:val="0"/>
                 <w:i w:val="0"/>
                 <w:color w:val="222222"/>
-                <w:sz w:val="15"/>
+                <w:sz w:val="17"/>
               </w:rPr>
               <w:t>+4 to hit, range 30 ft. Hit: 2d8+2 slashing.</w:t>
             </w:r>
@@ -7698,7 +7687,7 @@
                 <w:b/>
                 <w:i/>
                 <w:color w:val="222222"/>
-                <w:sz w:val="15"/>
+                <w:sz w:val="17"/>
               </w:rPr>
               <w:t xml:space="preserve">Vine Lash. </w:t>
             </w:r>
@@ -7708,7 +7697,7 @@
                 <w:b w:val="0"/>
                 <w:i w:val="0"/>
                 <w:color w:val="222222"/>
-                <w:sz w:val="15"/>
+                <w:sz w:val="17"/>
               </w:rPr>
               <w:t>+4 to hit, reach 15 ft. Hit: 1d10+2 bludgeoning, and the target makes a DC 13 Strength save or is restrained one turn.</w:t>
             </w:r>
@@ -7723,7 +7712,7 @@
                 <w:b/>
                 <w:i/>
                 <w:color w:val="222222"/>
-                <w:sz w:val="15"/>
+                <w:sz w:val="17"/>
               </w:rPr>
               <w:t xml:space="preserve">Floraberry (3/Day). </w:t>
             </w:r>
@@ -7733,7 +7722,7 @@
                 <w:b w:val="0"/>
                 <w:i w:val="0"/>
                 <w:color w:val="222222"/>
-                <w:sz w:val="15"/>
+                <w:sz w:val="17"/>
               </w:rPr>
               <w:t>Produces 1d4+1 magical berries; eating one is a Bonus Action (2024 Goodberry rule) and restores 3 HP.</w:t>
             </w:r>
@@ -7741,11 +7730,6 @@
         </w:tc>
       </w:tr>
     </w:tbl>
-    <w:p>
-      <w:pPr>
-        <w:spacing w:after="40"/>
-      </w:pPr>
-    </w:p>
     <w:tbl>
       <w:tblPr>
         <w:tblW w:type="auto" w:w="0"/>
@@ -8555,11 +8539,6 @@
         </w:tc>
       </w:tr>
     </w:tbl>
-    <w:p>
-      <w:pPr>
-        <w:spacing w:after="40"/>
-      </w:pPr>
-    </w:p>
     <w:p>
       <w:pPr>
         <w:spacing w:before="40" w:after="160"/>

--- a/sessions/session_03_quest_for_knowledge.docx
+++ b/sessions/session_03_quest_for_knowledge.docx
@@ -5475,47 +5475,6 @@
             <w:pPr>
               <w:spacing w:after="20"/>
             </w:pPr>
-            <w:r>
-              <w:drawing>
-                <wp:anchor xmlns:a="http://schemas.openxmlformats.org/drawingml/2006/main" behindDoc="0" distT="91440" distB="100584" distL="201600" distR="201600" simplePos="0" locked="0" layoutInCell="1" allowOverlap="0" relativeHeight="2">
-                  <wp:simplePos x="0" y="0"/>
-                  <wp:positionH relativeFrom="column">
-                    <wp:align>right</wp:align>
-                  </wp:positionH>
-                  <wp:positionV relativeFrom="paragraph">
-                    <wp:posOffset>0</wp:posOffset>
-                  </wp:positionV>
-                  <wp:extent cx="2560320" cy="2560320"/>
-                  <wp:effectExtent l="0" t="0" r="0" b="0"/>
-                  <wp:wrapSquare wrapText="bothSides"/>
-                  <wp:docPr id="14" name="Picture 14"/>
-                  <wp:cNvGraphicFramePr/>
-                  <a:graphic xmlns:pic="http://schemas.openxmlformats.org/drawingml/2006/picture">
-                    <a:graphicData uri="http://schemas.openxmlformats.org/drawingml/2006/picture">
-                      <pic:pic>
-                        <pic:nvPicPr>
-                          <pic:cNvPr id="0" name="image.jpg"/>
-                          <pic:cNvPicPr/>
-                        </pic:nvPicPr>
-                        <pic:blipFill>
-                          <a:blip r:embed="rId16"/>
-                          <a:stretch>
-                            <a:fillRect/>
-                          </a:stretch>
-                        </pic:blipFill>
-                        <pic:spPr>
-                          <a:xfrm>
-                            <a:off x="0" y="0"/>
-                            <a:ext cx="2560320" cy="2560320"/>
-                          </a:xfrm>
-                          <a:prstGeom prst="rect"/>
-                        </pic:spPr>
-                      </pic:pic>
-                    </a:graphicData>
-                  </a:graphic>
-                </wp:anchor>
-              </w:drawing>
-            </w:r>
             <w:r>
               <w:rPr>
                 <w:rFonts w:ascii="Georgia" w:hAnsi="Georgia" w:cs="Georgia"/>
@@ -5947,6 +5906,46 @@
               <w:t>When hit, teleports up to 20 ft and becomes lightly obscured.</w:t>
             </w:r>
           </w:p>
+          <w:p>
+            <w:pPr>
+              <w:spacing w:before="100" w:after="20"/>
+              <w:jc w:val="center"/>
+            </w:pPr>
+            <w:r>
+              <w:drawing>
+                <wp:inline xmlns:a="http://schemas.openxmlformats.org/drawingml/2006/main" xmlns:pic="http://schemas.openxmlformats.org/drawingml/2006/picture">
+                  <wp:extent cx="2926080" cy="2926080"/>
+                  <wp:docPr id="14" name="Picture 14"/>
+                  <wp:cNvGraphicFramePr>
+                    <a:graphicFrameLocks noChangeAspect="1"/>
+                  </wp:cNvGraphicFramePr>
+                  <a:graphic>
+                    <a:graphicData uri="http://schemas.openxmlformats.org/drawingml/2006/picture">
+                      <pic:pic>
+                        <pic:nvPicPr>
+                          <pic:cNvPr id="0" name="image.jpg"/>
+                          <pic:cNvPicPr/>
+                        </pic:nvPicPr>
+                        <pic:blipFill>
+                          <a:blip r:embed="rId16"/>
+                          <a:stretch>
+                            <a:fillRect/>
+                          </a:stretch>
+                        </pic:blipFill>
+                        <pic:spPr>
+                          <a:xfrm>
+                            <a:off x="0" y="0"/>
+                            <a:ext cx="2926080" cy="2926080"/>
+                          </a:xfrm>
+                          <a:prstGeom prst="rect"/>
+                        </pic:spPr>
+                      </pic:pic>
+                    </a:graphicData>
+                  </a:graphic>
+                </wp:inline>
+              </w:drawing>
+            </w:r>
+          </w:p>
         </w:tc>
       </w:tr>
     </w:tbl>
@@ -6070,47 +6069,6 @@
             <w:pPr>
               <w:spacing w:after="20"/>
             </w:pPr>
-            <w:r>
-              <w:drawing>
-                <wp:anchor xmlns:a="http://schemas.openxmlformats.org/drawingml/2006/main" behindDoc="0" distT="91440" distB="100584" distL="201600" distR="201600" simplePos="0" locked="0" layoutInCell="1" allowOverlap="0" relativeHeight="2">
-                  <wp:simplePos x="0" y="0"/>
-                  <wp:positionH relativeFrom="column">
-                    <wp:align>right</wp:align>
-                  </wp:positionH>
-                  <wp:positionV relativeFrom="paragraph">
-                    <wp:posOffset>0</wp:posOffset>
-                  </wp:positionV>
-                  <wp:extent cx="2560320" cy="2560320"/>
-                  <wp:effectExtent l="0" t="0" r="0" b="0"/>
-                  <wp:wrapSquare wrapText="bothSides"/>
-                  <wp:docPr id="15" name="Picture 15"/>
-                  <wp:cNvGraphicFramePr/>
-                  <a:graphic xmlns:pic="http://schemas.openxmlformats.org/drawingml/2006/picture">
-                    <a:graphicData uri="http://schemas.openxmlformats.org/drawingml/2006/picture">
-                      <pic:pic>
-                        <pic:nvPicPr>
-                          <pic:cNvPr id="0" name="image.jpg"/>
-                          <pic:cNvPicPr/>
-                        </pic:nvPicPr>
-                        <pic:blipFill>
-                          <a:blip r:embed="rId23"/>
-                          <a:stretch>
-                            <a:fillRect/>
-                          </a:stretch>
-                        </pic:blipFill>
-                        <pic:spPr>
-                          <a:xfrm>
-                            <a:off x="0" y="0"/>
-                            <a:ext cx="2560320" cy="2560320"/>
-                          </a:xfrm>
-                          <a:prstGeom prst="rect"/>
-                        </pic:spPr>
-                      </pic:pic>
-                    </a:graphicData>
-                  </a:graphic>
-                </wp:anchor>
-              </w:drawing>
-            </w:r>
             <w:r>
               <w:rPr>
                 <w:rFonts w:ascii="Georgia" w:hAnsi="Georgia" w:cs="Georgia"/>
@@ -6452,6 +6410,46 @@
               <w:t>+6 to hit, reach 10 ft. Hit: 1d6+4 bludgeoning plus 1d8 force.</w:t>
             </w:r>
           </w:p>
+          <w:p>
+            <w:pPr>
+              <w:spacing w:before="100" w:after="20"/>
+              <w:jc w:val="center"/>
+            </w:pPr>
+            <w:r>
+              <w:drawing>
+                <wp:inline xmlns:a="http://schemas.openxmlformats.org/drawingml/2006/main" xmlns:pic="http://schemas.openxmlformats.org/drawingml/2006/picture">
+                  <wp:extent cx="2926080" cy="2926080"/>
+                  <wp:docPr id="15" name="Picture 15"/>
+                  <wp:cNvGraphicFramePr>
+                    <a:graphicFrameLocks noChangeAspect="1"/>
+                  </wp:cNvGraphicFramePr>
+                  <a:graphic>
+                    <a:graphicData uri="http://schemas.openxmlformats.org/drawingml/2006/picture">
+                      <pic:pic>
+                        <pic:nvPicPr>
+                          <pic:cNvPr id="0" name="image.jpg"/>
+                          <pic:cNvPicPr/>
+                        </pic:nvPicPr>
+                        <pic:blipFill>
+                          <a:blip r:embed="rId23"/>
+                          <a:stretch>
+                            <a:fillRect/>
+                          </a:stretch>
+                        </pic:blipFill>
+                        <pic:spPr>
+                          <a:xfrm>
+                            <a:off x="0" y="0"/>
+                            <a:ext cx="2926080" cy="2926080"/>
+                          </a:xfrm>
+                          <a:prstGeom prst="rect"/>
+                        </pic:spPr>
+                      </pic:pic>
+                    </a:graphicData>
+                  </a:graphic>
+                </wp:inline>
+              </w:drawing>
+            </w:r>
+          </w:p>
         </w:tc>
       </w:tr>
     </w:tbl>
@@ -6575,47 +6573,6 @@
             <w:pPr>
               <w:spacing w:after="20"/>
             </w:pPr>
-            <w:r>
-              <w:drawing>
-                <wp:anchor xmlns:a="http://schemas.openxmlformats.org/drawingml/2006/main" behindDoc="0" distT="91440" distB="100584" distL="201600" distR="201600" simplePos="0" locked="0" layoutInCell="1" allowOverlap="0" relativeHeight="2">
-                  <wp:simplePos x="0" y="0"/>
-                  <wp:positionH relativeFrom="column">
-                    <wp:align>right</wp:align>
-                  </wp:positionH>
-                  <wp:positionV relativeFrom="paragraph">
-                    <wp:posOffset>0</wp:posOffset>
-                  </wp:positionV>
-                  <wp:extent cx="2560320" cy="2560320"/>
-                  <wp:effectExtent l="0" t="0" r="0" b="0"/>
-                  <wp:wrapSquare wrapText="bothSides"/>
-                  <wp:docPr id="16" name="Picture 16"/>
-                  <wp:cNvGraphicFramePr/>
-                  <a:graphic xmlns:pic="http://schemas.openxmlformats.org/drawingml/2006/picture">
-                    <a:graphicData uri="http://schemas.openxmlformats.org/drawingml/2006/picture">
-                      <pic:pic>
-                        <pic:nvPicPr>
-                          <pic:cNvPr id="0" name="image.jpg"/>
-                          <pic:cNvPicPr/>
-                        </pic:nvPicPr>
-                        <pic:blipFill>
-                          <a:blip r:embed="rId20"/>
-                          <a:stretch>
-                            <a:fillRect/>
-                          </a:stretch>
-                        </pic:blipFill>
-                        <pic:spPr>
-                          <a:xfrm>
-                            <a:off x="0" y="0"/>
-                            <a:ext cx="2560320" cy="2560320"/>
-                          </a:xfrm>
-                          <a:prstGeom prst="rect"/>
-                        </pic:spPr>
-                      </pic:pic>
-                    </a:graphicData>
-                  </a:graphic>
-                </wp:anchor>
-              </w:drawing>
-            </w:r>
             <w:r>
               <w:rPr>
                 <w:rFonts w:ascii="Georgia" w:hAnsi="Georgia" w:cs="Georgia"/>
@@ -7107,6 +7064,46 @@
               <w:t>A melee attacker within 5 ft takes 2d4 poison (DC 13 Constitution negates).</w:t>
             </w:r>
           </w:p>
+          <w:p>
+            <w:pPr>
+              <w:spacing w:before="100" w:after="20"/>
+              <w:jc w:val="center"/>
+            </w:pPr>
+            <w:r>
+              <w:drawing>
+                <wp:inline xmlns:a="http://schemas.openxmlformats.org/drawingml/2006/main" xmlns:pic="http://schemas.openxmlformats.org/drawingml/2006/picture">
+                  <wp:extent cx="2926080" cy="2926080"/>
+                  <wp:docPr id="16" name="Picture 16"/>
+                  <wp:cNvGraphicFramePr>
+                    <a:graphicFrameLocks noChangeAspect="1"/>
+                  </wp:cNvGraphicFramePr>
+                  <a:graphic>
+                    <a:graphicData uri="http://schemas.openxmlformats.org/drawingml/2006/picture">
+                      <pic:pic>
+                        <pic:nvPicPr>
+                          <pic:cNvPr id="0" name="image.jpg"/>
+                          <pic:cNvPicPr/>
+                        </pic:nvPicPr>
+                        <pic:blipFill>
+                          <a:blip r:embed="rId20"/>
+                          <a:stretch>
+                            <a:fillRect/>
+                          </a:stretch>
+                        </pic:blipFill>
+                        <pic:spPr>
+                          <a:xfrm>
+                            <a:off x="0" y="0"/>
+                            <a:ext cx="2926080" cy="2926080"/>
+                          </a:xfrm>
+                          <a:prstGeom prst="rect"/>
+                        </pic:spPr>
+                      </pic:pic>
+                    </a:graphicData>
+                  </a:graphic>
+                </wp:inline>
+              </w:drawing>
+            </w:r>
+          </w:p>
         </w:tc>
       </w:tr>
     </w:tbl>
@@ -7230,47 +7227,6 @@
             <w:pPr>
               <w:spacing w:after="20"/>
             </w:pPr>
-            <w:r>
-              <w:drawing>
-                <wp:anchor xmlns:a="http://schemas.openxmlformats.org/drawingml/2006/main" behindDoc="0" distT="91440" distB="100584" distL="201600" distR="201600" simplePos="0" locked="0" layoutInCell="1" allowOverlap="0" relativeHeight="2">
-                  <wp:simplePos x="0" y="0"/>
-                  <wp:positionH relativeFrom="column">
-                    <wp:align>right</wp:align>
-                  </wp:positionH>
-                  <wp:positionV relativeFrom="paragraph">
-                    <wp:posOffset>0</wp:posOffset>
-                  </wp:positionV>
-                  <wp:extent cx="2560320" cy="2560320"/>
-                  <wp:effectExtent l="0" t="0" r="0" b="0"/>
-                  <wp:wrapSquare wrapText="bothSides"/>
-                  <wp:docPr id="17" name="Picture 17"/>
-                  <wp:cNvGraphicFramePr/>
-                  <a:graphic xmlns:pic="http://schemas.openxmlformats.org/drawingml/2006/picture">
-                    <a:graphicData uri="http://schemas.openxmlformats.org/drawingml/2006/picture">
-                      <pic:pic>
-                        <pic:nvPicPr>
-                          <pic:cNvPr id="0" name="image.jpg"/>
-                          <pic:cNvPicPr/>
-                        </pic:nvPicPr>
-                        <pic:blipFill>
-                          <a:blip r:embed="rId24"/>
-                          <a:stretch>
-                            <a:fillRect/>
-                          </a:stretch>
-                        </pic:blipFill>
-                        <pic:spPr>
-                          <a:xfrm>
-                            <a:off x="0" y="0"/>
-                            <a:ext cx="2560320" cy="2560320"/>
-                          </a:xfrm>
-                          <a:prstGeom prst="rect"/>
-                        </pic:spPr>
-                      </pic:pic>
-                    </a:graphicData>
-                  </a:graphic>
-                </wp:anchor>
-              </w:drawing>
-            </w:r>
             <w:r>
               <w:rPr>
                 <w:rFonts w:ascii="Georgia" w:hAnsi="Georgia" w:cs="Georgia"/>
@@ -7727,6 +7683,46 @@
               <w:t>Produces 1d4+1 magical berries; eating one is a Bonus Action (2024 Goodberry rule) and restores 3 HP.</w:t>
             </w:r>
           </w:p>
+          <w:p>
+            <w:pPr>
+              <w:spacing w:before="100" w:after="20"/>
+              <w:jc w:val="center"/>
+            </w:pPr>
+            <w:r>
+              <w:drawing>
+                <wp:inline xmlns:a="http://schemas.openxmlformats.org/drawingml/2006/main" xmlns:pic="http://schemas.openxmlformats.org/drawingml/2006/picture">
+                  <wp:extent cx="3108960" cy="3108960"/>
+                  <wp:docPr id="17" name="Picture 17"/>
+                  <wp:cNvGraphicFramePr>
+                    <a:graphicFrameLocks noChangeAspect="1"/>
+                  </wp:cNvGraphicFramePr>
+                  <a:graphic>
+                    <a:graphicData uri="http://schemas.openxmlformats.org/drawingml/2006/picture">
+                      <pic:pic>
+                        <pic:nvPicPr>
+                          <pic:cNvPr id="0" name="image.jpg"/>
+                          <pic:cNvPicPr/>
+                        </pic:nvPicPr>
+                        <pic:blipFill>
+                          <a:blip r:embed="rId24"/>
+                          <a:stretch>
+                            <a:fillRect/>
+                          </a:stretch>
+                        </pic:blipFill>
+                        <pic:spPr>
+                          <a:xfrm>
+                            <a:off x="0" y="0"/>
+                            <a:ext cx="3108960" cy="3108960"/>
+                          </a:xfrm>
+                          <a:prstGeom prst="rect"/>
+                        </pic:spPr>
+                      </pic:pic>
+                    </a:graphicData>
+                  </a:graphic>
+                </wp:inline>
+              </w:drawing>
+            </w:r>
+          </w:p>
         </w:tc>
       </w:tr>
     </w:tbl>
@@ -7800,7 +7796,7 @@
             <w:r>
               <w:drawing>
                 <wp:inline xmlns:a="http://schemas.openxmlformats.org/drawingml/2006/main" xmlns:pic="http://schemas.openxmlformats.org/drawingml/2006/picture">
-                  <wp:extent cx="2624328" cy="2624328"/>
+                  <wp:extent cx="2743200" cy="2743200"/>
                   <wp:docPr id="18" name="Picture 18"/>
                   <wp:cNvGraphicFramePr>
                     <a:graphicFrameLocks noChangeAspect="1"/>
@@ -7821,7 +7817,7 @@
                         <pic:spPr>
                           <a:xfrm>
                             <a:off x="0" y="0"/>
-                            <a:ext cx="2624328" cy="2624328"/>
+                            <a:ext cx="2743200" cy="2743200"/>
                           </a:xfrm>
                           <a:prstGeom prst="rect"/>
                         </pic:spPr>
@@ -8189,7 +8185,7 @@
             <w:r>
               <w:drawing>
                 <wp:inline xmlns:a="http://schemas.openxmlformats.org/drawingml/2006/main" xmlns:pic="http://schemas.openxmlformats.org/drawingml/2006/picture">
-                  <wp:extent cx="2624328" cy="2624328"/>
+                  <wp:extent cx="2743200" cy="2743200"/>
                   <wp:docPr id="19" name="Picture 19"/>
                   <wp:cNvGraphicFramePr>
                     <a:graphicFrameLocks noChangeAspect="1"/>
@@ -8210,7 +8206,7 @@
                         <pic:spPr>
                           <a:xfrm>
                             <a:off x="0" y="0"/>
-                            <a:ext cx="2624328" cy="2624328"/>
+                            <a:ext cx="2743200" cy="2743200"/>
                           </a:xfrm>
                           <a:prstGeom prst="rect"/>
                         </pic:spPr>

--- a/sessions/session_03_quest_for_knowledge.docx
+++ b/sessions/session_03_quest_for_knowledge.docx
@@ -296,7 +296,7 @@
     </w:p>
     <w:p>
       <w:pPr>
-        <w:spacing w:after="140"/>
+        <w:spacing w:after="240"/>
         <w:jc w:val="center"/>
       </w:pPr>
       <w:r>
@@ -1866,7 +1866,7 @@
     </w:p>
     <w:p>
       <w:pPr>
-        <w:spacing w:after="140"/>
+        <w:spacing w:after="240"/>
         <w:jc w:val="center"/>
       </w:pPr>
       <w:r>
@@ -2393,7 +2393,7 @@
     </w:p>
     <w:p>
       <w:pPr>
-        <w:spacing w:after="140"/>
+        <w:spacing w:after="240"/>
         <w:jc w:val="center"/>
       </w:pPr>
       <w:r>
@@ -3125,7 +3125,7 @@
     </w:p>
     <w:p>
       <w:pPr>
-        <w:spacing w:after="140"/>
+        <w:spacing w:after="240"/>
         <w:jc w:val="center"/>
       </w:pPr>
       <w:r>
@@ -4207,7 +4207,7 @@
     </w:p>
     <w:p>
       <w:pPr>
-        <w:spacing w:after="140"/>
+        <w:spacing w:after="240"/>
         <w:jc w:val="center"/>
       </w:pPr>
       <w:r>
@@ -4535,7 +4535,7 @@
     </w:p>
     <w:p>
       <w:pPr>
-        <w:spacing w:after="140"/>
+        <w:spacing w:after="240"/>
         <w:jc w:val="center"/>
       </w:pPr>
       <w:r>
